--- a/amaal/reportes/Informe_Pasantia_IUTECP_con_Cronogramas.docx
+++ b/amaal/reportes/Informe_Pasantia_IUTECP_con_Cronogramas.docx
@@ -14170,6 +14170,7 @@
     <w:p>
       <w:pPr>
         <w:pStyle w:val="Normal"/>
+        <w:keepNext w:val="true"/>
         <w:spacing w:before="0" w:after="80"/>
         <w:rPr/>
       </w:pPr>
@@ -14189,73 +14190,11 @@
         <w:rPr/>
       </w:pPr>
       <w:r>
-        <w:rPr/>
-      </w:r>
-    </w:p>
-    <w:p>
-      <w:pPr>
-        <w:pStyle w:val="Normal"/>
-        <w:spacing w:lineRule="auto" w:line="360"/>
-        <w:rPr/>
-      </w:pPr>
-      <w:r>
-        <w:rPr>
-          <w:i/>
-          <w:sz w:val="22"/>
-        </w:rPr>
-        <w:t>(Espacio reservado para la evaluación cualitativa del tutor sobre control de procesos, puntualidad, manejo de solicitudes y cumplimiento de directrices contables)</w:t>
-      </w:r>
-    </w:p>
-    <w:p>
-      <w:pPr>
-        <w:pStyle w:val="Normal"/>
-        <w:spacing w:before="160" w:after="0"/>
-        <w:rPr/>
-      </w:pPr>
-      <w:r>
-        <w:rPr>
-          <w:b/>
-        </w:rPr>
-        <w:t>___________________________________________________________________________</w:t>
-      </w:r>
-    </w:p>
-    <w:p>
-      <w:pPr>
-        <w:pStyle w:val="Normal"/>
-        <w:spacing w:before="160" w:after="0"/>
-        <w:rPr/>
-      </w:pPr>
-      <w:r>
-        <w:rPr>
-          <w:b/>
-        </w:rPr>
-        <w:t>___________________________________________________________________________</w:t>
-      </w:r>
-    </w:p>
-    <w:p>
-      <w:pPr>
-        <w:pStyle w:val="Normal"/>
-        <w:spacing w:before="160" w:after="0"/>
-        <w:rPr/>
-      </w:pPr>
-      <w:r>
-        <w:rPr>
-          <w:b/>
-        </w:rPr>
-        <w:t>___________________________________________________________________________</w:t>
-      </w:r>
-    </w:p>
-    <w:p>
-      <w:pPr>
-        <w:pStyle w:val="Normal"/>
-        <w:spacing w:before="160" w:after="0"/>
-        <w:rPr/>
-      </w:pPr>
-      <w:r>
-        <w:rPr>
-          <w:b/>
-        </w:rPr>
-        <w:t>___________________________________________________________________________</w:t>
+        <w:rPr>
+          <w:b w:val="false"/>
+          <w:sz w:val="24"/>
+        </w:rPr>
+        <w:t>La pasante mostró buena disposición durante el proceso de inducción, adaptándose adecuadamente a las normas internas y demostrando interés en conocer el funcionamiento de Atención al Cliente y el manejo de las solicitudes de los suscriptores.</w:t>
       </w:r>
     </w:p>
     <w:p>
@@ -15615,6 +15554,7 @@
     <w:p>
       <w:pPr>
         <w:pStyle w:val="Normal"/>
+        <w:keepNext w:val="true"/>
         <w:spacing w:before="0" w:after="80"/>
         <w:rPr/>
       </w:pPr>
@@ -15634,73 +15574,11 @@
         <w:rPr/>
       </w:pPr>
       <w:r>
-        <w:rPr/>
-      </w:r>
-    </w:p>
-    <w:p>
-      <w:pPr>
-        <w:pStyle w:val="Normal"/>
-        <w:spacing w:lineRule="auto" w:line="360"/>
-        <w:rPr/>
-      </w:pPr>
-      <w:r>
-        <w:rPr>
-          <w:i/>
-          <w:sz w:val="22"/>
-        </w:rPr>
-        <w:t>(Espacio reservado para la evaluación cualitativa del tutor sobre control de procesos, puntualidad, manejo de solicitudes y cumplimiento de directrices contables)</w:t>
-      </w:r>
-    </w:p>
-    <w:p>
-      <w:pPr>
-        <w:pStyle w:val="Normal"/>
-        <w:spacing w:before="160" w:after="0"/>
-        <w:rPr/>
-      </w:pPr>
-      <w:r>
-        <w:rPr>
-          <w:b/>
-        </w:rPr>
-        <w:t>___________________________________________________________________________</w:t>
-      </w:r>
-    </w:p>
-    <w:p>
-      <w:pPr>
-        <w:pStyle w:val="Normal"/>
-        <w:spacing w:before="160" w:after="0"/>
-        <w:rPr/>
-      </w:pPr>
-      <w:r>
-        <w:rPr>
-          <w:b/>
-        </w:rPr>
-        <w:t>___________________________________________________________________________</w:t>
-      </w:r>
-    </w:p>
-    <w:p>
-      <w:pPr>
-        <w:pStyle w:val="Normal"/>
-        <w:spacing w:before="160" w:after="0"/>
-        <w:rPr/>
-      </w:pPr>
-      <w:r>
-        <w:rPr>
-          <w:b/>
-        </w:rPr>
-        <w:t>___________________________________________________________________________</w:t>
-      </w:r>
-    </w:p>
-    <w:p>
-      <w:pPr>
-        <w:pStyle w:val="Normal"/>
-        <w:spacing w:before="160" w:after="0"/>
-        <w:rPr/>
-      </w:pPr>
-      <w:r>
-        <w:rPr>
-          <w:b/>
-        </w:rPr>
-        <w:t>___________________________________________________________________________</w:t>
+        <w:rPr>
+          <w:b w:val="false"/>
+          <w:sz w:val="24"/>
+        </w:rPr>
+        <w:t>La pasante cumplió satisfactoriamente con las actividades asignadas, demostrando responsabilidad y organización en el registro de pagos, revisión de expedientes y seguimiento inicial de las solicitudes recibidas.</w:t>
       </w:r>
     </w:p>
     <w:p>
@@ -17060,6 +16938,7 @@
     <w:p>
       <w:pPr>
         <w:pStyle w:val="Normal"/>
+        <w:keepNext w:val="true"/>
         <w:spacing w:before="0" w:after="80"/>
         <w:rPr/>
       </w:pPr>
@@ -17079,73 +16958,11 @@
         <w:rPr/>
       </w:pPr>
       <w:r>
-        <w:rPr/>
-      </w:r>
-    </w:p>
-    <w:p>
-      <w:pPr>
-        <w:pStyle w:val="Normal"/>
-        <w:spacing w:lineRule="auto" w:line="360"/>
-        <w:rPr/>
-      </w:pPr>
-      <w:r>
-        <w:rPr>
-          <w:i/>
-          <w:sz w:val="22"/>
-        </w:rPr>
-        <w:t>(Espacio reservado para la evaluación cualitativa del tutor sobre control de procesos, puntualidad, manejo de solicitudes y cumplimiento de directrices contables)</w:t>
-      </w:r>
-    </w:p>
-    <w:p>
-      <w:pPr>
-        <w:pStyle w:val="Normal"/>
-        <w:spacing w:before="160" w:after="0"/>
-        <w:rPr/>
-      </w:pPr>
-      <w:r>
-        <w:rPr>
-          <w:b/>
-        </w:rPr>
-        <w:t>___________________________________________________________________________</w:t>
-      </w:r>
-    </w:p>
-    <w:p>
-      <w:pPr>
-        <w:pStyle w:val="Normal"/>
-        <w:spacing w:before="160" w:after="0"/>
-        <w:rPr/>
-      </w:pPr>
-      <w:r>
-        <w:rPr>
-          <w:b/>
-        </w:rPr>
-        <w:t>___________________________________________________________________________</w:t>
-      </w:r>
-    </w:p>
-    <w:p>
-      <w:pPr>
-        <w:pStyle w:val="Normal"/>
-        <w:spacing w:before="160" w:after="0"/>
-        <w:rPr/>
-      </w:pPr>
-      <w:r>
-        <w:rPr>
-          <w:b/>
-        </w:rPr>
-        <w:t>___________________________________________________________________________</w:t>
-      </w:r>
-    </w:p>
-    <w:p>
-      <w:pPr>
-        <w:pStyle w:val="Normal"/>
-        <w:spacing w:before="160" w:after="0"/>
-        <w:rPr/>
-      </w:pPr>
-      <w:r>
-        <w:rPr>
-          <w:b/>
-        </w:rPr>
-        <w:t>___________________________________________________________________________</w:t>
+        <w:rPr>
+          <w:b w:val="false"/>
+          <w:sz w:val="24"/>
+        </w:rPr>
+        <w:t>La pasante evidenció iniciativa y capacidad de organización al continuar el seguimiento de los casos y preparar la guía de entrevista, mostrando receptividad ante las recomendaciones realizadas para mejorar el instrumento.</w:t>
       </w:r>
     </w:p>
     <w:p>
@@ -18505,6 +18322,7 @@
     <w:p>
       <w:pPr>
         <w:pStyle w:val="Normal"/>
+        <w:keepNext w:val="true"/>
         <w:spacing w:before="0" w:after="80"/>
         <w:rPr/>
       </w:pPr>
@@ -18524,73 +18342,11 @@
         <w:rPr/>
       </w:pPr>
       <w:r>
-        <w:rPr/>
-      </w:r>
-    </w:p>
-    <w:p>
-      <w:pPr>
-        <w:pStyle w:val="Normal"/>
-        <w:spacing w:lineRule="auto" w:line="360"/>
-        <w:rPr/>
-      </w:pPr>
-      <w:r>
-        <w:rPr>
-          <w:i/>
-          <w:sz w:val="22"/>
-        </w:rPr>
-        <w:t>(Espacio reservado para la evaluación cualitativa del tutor sobre control de procesos, puntualidad, manejo de solicitudes y cumplimiento de directrices contables)</w:t>
-      </w:r>
-    </w:p>
-    <w:p>
-      <w:pPr>
-        <w:pStyle w:val="Normal"/>
-        <w:spacing w:before="160" w:after="0"/>
-        <w:rPr/>
-      </w:pPr>
-      <w:r>
-        <w:rPr>
-          <w:b/>
-        </w:rPr>
-        <w:t>___________________________________________________________________________</w:t>
-      </w:r>
-    </w:p>
-    <w:p>
-      <w:pPr>
-        <w:pStyle w:val="Normal"/>
-        <w:spacing w:before="160" w:after="0"/>
-        <w:rPr/>
-      </w:pPr>
-      <w:r>
-        <w:rPr>
-          <w:b/>
-        </w:rPr>
-        <w:t>___________________________________________________________________________</w:t>
-      </w:r>
-    </w:p>
-    <w:p>
-      <w:pPr>
-        <w:pStyle w:val="Normal"/>
-        <w:spacing w:before="160" w:after="0"/>
-        <w:rPr/>
-      </w:pPr>
-      <w:r>
-        <w:rPr>
-          <w:b/>
-        </w:rPr>
-        <w:t>___________________________________________________________________________</w:t>
-      </w:r>
-    </w:p>
-    <w:p>
-      <w:pPr>
-        <w:pStyle w:val="Normal"/>
-        <w:spacing w:before="160" w:after="0"/>
-        <w:rPr/>
-      </w:pPr>
-      <w:r>
-        <w:rPr>
-          <w:b/>
-        </w:rPr>
-        <w:t>___________________________________________________________________________</w:t>
+        <w:rPr>
+          <w:b w:val="false"/>
+          <w:sz w:val="24"/>
+        </w:rPr>
+        <w:t>La pasante se integró adecuadamente al Departamento de Administración, mostrando responsabilidad en las actividades de pagos y facturación. Aplicó las entrevistas de manera organizada y registró correctamente los principales hallazgos identificados.</w:t>
       </w:r>
     </w:p>
     <w:p>
@@ -19950,6 +19706,7 @@
     <w:p>
       <w:pPr>
         <w:pStyle w:val="Normal"/>
+        <w:keepNext w:val="true"/>
         <w:spacing w:before="0" w:after="80"/>
         <w:rPr/>
       </w:pPr>
@@ -19969,73 +19726,11 @@
         <w:rPr/>
       </w:pPr>
       <w:r>
-        <w:rPr/>
-      </w:r>
-    </w:p>
-    <w:p>
-      <w:pPr>
-        <w:pStyle w:val="Normal"/>
-        <w:spacing w:lineRule="auto" w:line="360"/>
-        <w:rPr/>
-      </w:pPr>
-      <w:r>
-        <w:rPr>
-          <w:i/>
-          <w:sz w:val="22"/>
-        </w:rPr>
-        <w:t>(Espacio reservado para la evaluación cualitativa del tutor sobre control de procesos, puntualidad, manejo de solicitudes y cumplimiento de directrices contables)</w:t>
-      </w:r>
-    </w:p>
-    <w:p>
-      <w:pPr>
-        <w:pStyle w:val="Normal"/>
-        <w:spacing w:before="160" w:after="0"/>
-        <w:rPr/>
-      </w:pPr>
-      <w:r>
-        <w:rPr>
-          <w:b/>
-        </w:rPr>
-        <w:t>___________________________________________________________________________</w:t>
-      </w:r>
-    </w:p>
-    <w:p>
-      <w:pPr>
-        <w:pStyle w:val="Normal"/>
-        <w:spacing w:before="160" w:after="0"/>
-        <w:rPr/>
-      </w:pPr>
-      <w:r>
-        <w:rPr>
-          <w:b/>
-        </w:rPr>
-        <w:t>___________________________________________________________________________</w:t>
-      </w:r>
-    </w:p>
-    <w:p>
-      <w:pPr>
-        <w:pStyle w:val="Normal"/>
-        <w:spacing w:before="160" w:after="0"/>
-        <w:rPr/>
-      </w:pPr>
-      <w:r>
-        <w:rPr>
-          <w:b/>
-        </w:rPr>
-        <w:t>___________________________________________________________________________</w:t>
-      </w:r>
-    </w:p>
-    <w:p>
-      <w:pPr>
-        <w:pStyle w:val="Normal"/>
-        <w:spacing w:before="160" w:after="0"/>
-        <w:rPr/>
-      </w:pPr>
-      <w:r>
-        <w:rPr>
-          <w:b/>
-        </w:rPr>
-        <w:t>___________________________________________________________________________</w:t>
+        <w:rPr>
+          <w:b w:val="false"/>
+          <w:sz w:val="24"/>
+        </w:rPr>
+        <w:t>La pasante demostró capacidad de análisis al identificar y organizar las causas asociadas con las deficiencias del control administrativo, desarrollando de forma adecuada el diagrama de Ishikawa y relacionándolo con los hallazgos obtenidos.</w:t>
       </w:r>
     </w:p>
     <w:p>
@@ -21395,6 +21090,7 @@
     <w:p>
       <w:pPr>
         <w:pStyle w:val="Normal"/>
+        <w:keepNext w:val="true"/>
         <w:spacing w:before="0" w:after="80"/>
         <w:rPr/>
       </w:pPr>
@@ -21414,73 +21110,11 @@
         <w:rPr/>
       </w:pPr>
       <w:r>
-        <w:rPr/>
-      </w:r>
-    </w:p>
-    <w:p>
-      <w:pPr>
-        <w:pStyle w:val="Normal"/>
-        <w:spacing w:lineRule="auto" w:line="360"/>
-        <w:rPr/>
-      </w:pPr>
-      <w:r>
-        <w:rPr>
-          <w:i/>
-          <w:sz w:val="22"/>
-        </w:rPr>
-        <w:t>(Espacio reservado para la evaluación cualitativa del tutor sobre control de procesos, puntualidad, manejo de solicitudes y cumplimiento de directrices contables)</w:t>
-      </w:r>
-    </w:p>
-    <w:p>
-      <w:pPr>
-        <w:pStyle w:val="Normal"/>
-        <w:spacing w:before="160" w:after="0"/>
-        <w:rPr/>
-      </w:pPr>
-      <w:r>
-        <w:rPr>
-          <w:b/>
-        </w:rPr>
-        <w:t>___________________________________________________________________________</w:t>
-      </w:r>
-    </w:p>
-    <w:p>
-      <w:pPr>
-        <w:pStyle w:val="Normal"/>
-        <w:spacing w:before="160" w:after="0"/>
-        <w:rPr/>
-      </w:pPr>
-      <w:r>
-        <w:rPr>
-          <w:b/>
-        </w:rPr>
-        <w:t>___________________________________________________________________________</w:t>
-      </w:r>
-    </w:p>
-    <w:p>
-      <w:pPr>
-        <w:pStyle w:val="Normal"/>
-        <w:spacing w:before="160" w:after="0"/>
-        <w:rPr/>
-      </w:pPr>
-      <w:r>
-        <w:rPr>
-          <w:b/>
-        </w:rPr>
-        <w:t>___________________________________________________________________________</w:t>
-      </w:r>
-    </w:p>
-    <w:p>
-      <w:pPr>
-        <w:pStyle w:val="Normal"/>
-        <w:spacing w:before="160" w:after="0"/>
-        <w:rPr/>
-      </w:pPr>
-      <w:r>
-        <w:rPr>
-          <w:b/>
-        </w:rPr>
-        <w:t>___________________________________________________________________________</w:t>
+        <w:rPr>
+          <w:b w:val="false"/>
+          <w:sz w:val="24"/>
+        </w:rPr>
+        <w:t>La pasante desarrolló las actividades asignadas con responsabilidad, mostrando capacidad para relacionar las deficiencias identificadas con sus efectos sobre la trazabilidad y atención de las solicitudes, manteniendo además un buen desempeño en las labores administrativas.</w:t>
       </w:r>
     </w:p>
     <w:p>
@@ -22840,6 +22474,7 @@
     <w:p>
       <w:pPr>
         <w:pStyle w:val="Normal"/>
+        <w:keepNext w:val="true"/>
         <w:spacing w:before="0" w:after="80"/>
         <w:rPr/>
       </w:pPr>
@@ -22859,73 +22494,11 @@
         <w:rPr/>
       </w:pPr>
       <w:r>
-        <w:rPr/>
-      </w:r>
-    </w:p>
-    <w:p>
-      <w:pPr>
-        <w:pStyle w:val="Normal"/>
-        <w:spacing w:lineRule="auto" w:line="360"/>
-        <w:rPr/>
-      </w:pPr>
-      <w:r>
-        <w:rPr>
-          <w:i/>
-          <w:sz w:val="22"/>
-        </w:rPr>
-        <w:t>(Espacio reservado para la evaluación cualitativa del tutor sobre control de procesos, puntualidad, manejo de solicitudes y cumplimiento de directrices contables)</w:t>
-      </w:r>
-    </w:p>
-    <w:p>
-      <w:pPr>
-        <w:pStyle w:val="Normal"/>
-        <w:spacing w:before="160" w:after="0"/>
-        <w:rPr/>
-      </w:pPr>
-      <w:r>
-        <w:rPr>
-          <w:b/>
-        </w:rPr>
-        <w:t>___________________________________________________________________________</w:t>
-      </w:r>
-    </w:p>
-    <w:p>
-      <w:pPr>
-        <w:pStyle w:val="Normal"/>
-        <w:spacing w:before="160" w:after="0"/>
-        <w:rPr/>
-      </w:pPr>
-      <w:r>
-        <w:rPr>
-          <w:b/>
-        </w:rPr>
-        <w:t>___________________________________________________________________________</w:t>
-      </w:r>
-    </w:p>
-    <w:p>
-      <w:pPr>
-        <w:pStyle w:val="Normal"/>
-        <w:spacing w:before="160" w:after="0"/>
-        <w:rPr/>
-      </w:pPr>
-      <w:r>
-        <w:rPr>
-          <w:b/>
-        </w:rPr>
-        <w:t>___________________________________________________________________________</w:t>
-      </w:r>
-    </w:p>
-    <w:p>
-      <w:pPr>
-        <w:pStyle w:val="Normal"/>
-        <w:spacing w:before="160" w:after="0"/>
-        <w:rPr/>
-      </w:pPr>
-      <w:r>
-        <w:rPr>
-          <w:b/>
-        </w:rPr>
-        <w:t>___________________________________________________________________________</w:t>
+        <w:rPr>
+          <w:b w:val="false"/>
+          <w:sz w:val="24"/>
+        </w:rPr>
+        <w:t>La pasante mostró iniciativa en el diseño del flujo estandarizado, identificando de manera coherente las etapas, responsables y puntos de control necesarios. Asimismo, mantuvo una participación constante en las actividades administrativas del departamento.</w:t>
       </w:r>
     </w:p>
     <w:p>
@@ -24285,6 +23858,7 @@
     <w:p>
       <w:pPr>
         <w:pStyle w:val="Normal"/>
+        <w:keepNext w:val="true"/>
         <w:spacing w:before="0" w:after="80"/>
         <w:rPr/>
       </w:pPr>
@@ -24304,73 +23878,11 @@
         <w:rPr/>
       </w:pPr>
       <w:r>
-        <w:rPr/>
-      </w:r>
-    </w:p>
-    <w:p>
-      <w:pPr>
-        <w:pStyle w:val="Normal"/>
-        <w:spacing w:lineRule="auto" w:line="360"/>
-        <w:rPr/>
-      </w:pPr>
-      <w:r>
-        <w:rPr>
-          <w:i/>
-          <w:sz w:val="22"/>
-        </w:rPr>
-        <w:t>(Espacio reservado para la evaluación cualitativa del tutor sobre control de procesos, puntualidad, manejo de solicitudes y cumplimiento de directrices contables)</w:t>
-      </w:r>
-    </w:p>
-    <w:p>
-      <w:pPr>
-        <w:pStyle w:val="Normal"/>
-        <w:spacing w:before="160" w:after="0"/>
-        <w:rPr/>
-      </w:pPr>
-      <w:r>
-        <w:rPr>
-          <w:b/>
-        </w:rPr>
-        <w:t>___________________________________________________________________________</w:t>
-      </w:r>
-    </w:p>
-    <w:p>
-      <w:pPr>
-        <w:pStyle w:val="Normal"/>
-        <w:spacing w:before="160" w:after="0"/>
-        <w:rPr/>
-      </w:pPr>
-      <w:r>
-        <w:rPr>
-          <w:b/>
-        </w:rPr>
-        <w:t>___________________________________________________________________________</w:t>
-      </w:r>
-    </w:p>
-    <w:p>
-      <w:pPr>
-        <w:pStyle w:val="Normal"/>
-        <w:spacing w:before="160" w:after="0"/>
-        <w:rPr/>
-      </w:pPr>
-      <w:r>
-        <w:rPr>
-          <w:b/>
-        </w:rPr>
-        <w:t>___________________________________________________________________________</w:t>
-      </w:r>
-    </w:p>
-    <w:p>
-      <w:pPr>
-        <w:pStyle w:val="Normal"/>
-        <w:spacing w:before="160" w:after="0"/>
-        <w:rPr/>
-      </w:pPr>
-      <w:r>
-        <w:rPr>
-          <w:b/>
-        </w:rPr>
-        <w:t>___________________________________________________________________________</w:t>
+        <w:rPr>
+          <w:b w:val="false"/>
+          <w:sz w:val="24"/>
+        </w:rPr>
+        <w:t>La pasante desarrolló adecuadamente los formatos de afiliación e incidencias, demostrando orden y criterio administrativo en la selección de los datos necesarios para facilitar el registro, actualización y seguimiento de las solicitudes.</w:t>
       </w:r>
     </w:p>
     <w:p>
@@ -25730,6 +25242,7 @@
     <w:p>
       <w:pPr>
         <w:pStyle w:val="Normal"/>
+        <w:keepNext w:val="true"/>
         <w:spacing w:before="0" w:after="80"/>
         <w:rPr/>
       </w:pPr>
@@ -25749,73 +25262,11 @@
         <w:rPr/>
       </w:pPr>
       <w:r>
-        <w:rPr/>
-      </w:r>
-    </w:p>
-    <w:p>
-      <w:pPr>
-        <w:pStyle w:val="Normal"/>
-        <w:spacing w:lineRule="auto" w:line="360"/>
-        <w:rPr/>
-      </w:pPr>
-      <w:r>
-        <w:rPr>
-          <w:i/>
-          <w:sz w:val="22"/>
-        </w:rPr>
-        <w:t>(Espacio reservado para la evaluación cualitativa del tutor sobre control de procesos, puntualidad, manejo de solicitudes y cumplimiento de directrices contables)</w:t>
-      </w:r>
-    </w:p>
-    <w:p>
-      <w:pPr>
-        <w:pStyle w:val="Normal"/>
-        <w:spacing w:before="160" w:after="0"/>
-        <w:rPr/>
-      </w:pPr>
-      <w:r>
-        <w:rPr>
-          <w:b/>
-        </w:rPr>
-        <w:t>___________________________________________________________________________</w:t>
-      </w:r>
-    </w:p>
-    <w:p>
-      <w:pPr>
-        <w:pStyle w:val="Normal"/>
-        <w:spacing w:before="160" w:after="0"/>
-        <w:rPr/>
-      </w:pPr>
-      <w:r>
-        <w:rPr>
-          <w:b/>
-        </w:rPr>
-        <w:t>___________________________________________________________________________</w:t>
-      </w:r>
-    </w:p>
-    <w:p>
-      <w:pPr>
-        <w:pStyle w:val="Normal"/>
-        <w:spacing w:before="160" w:after="0"/>
-        <w:rPr/>
-      </w:pPr>
-      <w:r>
-        <w:rPr>
-          <w:b/>
-        </w:rPr>
-        <w:t>___________________________________________________________________________</w:t>
-      </w:r>
-    </w:p>
-    <w:p>
-      <w:pPr>
-        <w:pStyle w:val="Normal"/>
-        <w:spacing w:before="160" w:after="0"/>
-        <w:rPr/>
-      </w:pPr>
-      <w:r>
-        <w:rPr>
-          <w:b/>
-        </w:rPr>
-        <w:t>___________________________________________________________________________</w:t>
+        <w:rPr>
+          <w:b w:val="false"/>
+          <w:sz w:val="24"/>
+        </w:rPr>
+        <w:t>La pasante presentó la propuesta de mejora de manera organizada, demostrando dominio de los aspectos trabajados durante las pasantías. Recibió las observaciones realizadas con actitud receptiva e incorporó las correcciones pertinentes al documento.</w:t>
       </w:r>
     </w:p>
     <w:p>
@@ -27175,6 +26626,7 @@
     <w:p>
       <w:pPr>
         <w:pStyle w:val="Normal"/>
+        <w:keepNext w:val="true"/>
         <w:spacing w:before="0" w:after="80"/>
         <w:rPr/>
       </w:pPr>
@@ -27194,73 +26646,11 @@
         <w:rPr/>
       </w:pPr>
       <w:r>
-        <w:rPr/>
-      </w:r>
-    </w:p>
-    <w:p>
-      <w:pPr>
-        <w:pStyle w:val="Normal"/>
-        <w:spacing w:lineRule="auto" w:line="360"/>
-        <w:rPr/>
-      </w:pPr>
-      <w:r>
-        <w:rPr>
-          <w:i/>
-          <w:sz w:val="22"/>
-        </w:rPr>
-        <w:t>(Espacio reservado para la evaluación cualitativa del tutor sobre control de procesos, puntualidad, manejo de solicitudes y cumplimiento de directrices contables)</w:t>
-      </w:r>
-    </w:p>
-    <w:p>
-      <w:pPr>
-        <w:pStyle w:val="Normal"/>
-        <w:spacing w:before="160" w:after="0"/>
-        <w:rPr/>
-      </w:pPr>
-      <w:r>
-        <w:rPr>
-          <w:b/>
-        </w:rPr>
-        <w:t>___________________________________________________________________________</w:t>
-      </w:r>
-    </w:p>
-    <w:p>
-      <w:pPr>
-        <w:pStyle w:val="Normal"/>
-        <w:spacing w:before="160" w:after="0"/>
-        <w:rPr/>
-      </w:pPr>
-      <w:r>
-        <w:rPr>
-          <w:b/>
-        </w:rPr>
-        <w:t>___________________________________________________________________________</w:t>
-      </w:r>
-    </w:p>
-    <w:p>
-      <w:pPr>
-        <w:pStyle w:val="Normal"/>
-        <w:spacing w:before="160" w:after="0"/>
-        <w:rPr/>
-      </w:pPr>
-      <w:r>
-        <w:rPr>
-          <w:b/>
-        </w:rPr>
-        <w:t>___________________________________________________________________________</w:t>
-      </w:r>
-    </w:p>
-    <w:p>
-      <w:pPr>
-        <w:pStyle w:val="Normal"/>
-        <w:spacing w:before="160" w:after="0"/>
-        <w:rPr/>
-      </w:pPr>
-      <w:r>
-        <w:rPr>
-          <w:b/>
-        </w:rPr>
-        <w:t>___________________________________________________________________________</w:t>
+        <w:rPr>
+          <w:b w:val="false"/>
+          <w:sz w:val="24"/>
+        </w:rPr>
+        <w:t>La pasante culminó satisfactoriamente su período de pasantías, demostrando responsabilidad, puntualidad, disposición para recibir orientaciones y cumplimiento de las actividades asignadas. Se evidenció un progreso favorable en el manejo de los procesos administrativos y en la formulación de propuestas de mejora.</w:t>
       </w:r>
     </w:p>
     <w:p>

--- a/amaal/reportes/Informe_Pasantia_IUTECP_con_Cronogramas.docx
+++ b/amaal/reportes/Informe_Pasantia_IUTECP_con_Cronogramas.docx
@@ -449,7 +449,7 @@
         <w:rPr>
           <w:sz w:val="24"/>
         </w:rPr>
-        <w:t>En la Ciudad de El Tigre, a los ___ días del mes de _______ de 2026</w:t>
+        <w:t>En la Ciudad de El Tigre, a los 14 días del mes de agosto de 2026</w:t>
       </w:r>
     </w:p>
     <w:p>
@@ -723,3184 +723,10 @@
         <w:rPr/>
       </w:pPr>
       <w:r>
-        <w:rPr>
-          <w:sz w:val="24"/>
-        </w:rPr>
-        <w:t>___________________________________</w:t>
-      </w:r>
-    </w:p>
-    <w:p>
-      <w:pPr>
-        <w:pStyle w:val="Normal"/>
-        <w:rPr/>
-      </w:pPr>
-      <w:r>
-        <w:rPr/>
-      </w:r>
-    </w:p>
-    <w:p>
-      <w:pPr>
-        <w:pStyle w:val="Normal"/>
-        <w:spacing w:lineRule="auto" w:line="360"/>
-        <w:jc w:val="center"/>
-        <w:rPr/>
-      </w:pPr>
-      <w:r>
-        <w:rPr>
-          <w:b/>
-          <w:sz w:val="24"/>
-        </w:rPr>
-        <w:t>Dra. Álvarez, Carmen</w:t>
-      </w:r>
-    </w:p>
-    <w:p>
-      <w:pPr>
-        <w:pStyle w:val="Normal"/>
-        <w:spacing w:before="0" w:after="0"/>
-        <w:jc w:val="center"/>
-        <w:rPr/>
-        <w:sectPr>
-          <w:footerReference w:type="even" r:id="rId13"/>
-          <w:footerReference w:type="default" r:id="rId14"/>
-          <w:footerReference w:type="first" r:id="rId15"/>
-          <w:type w:val="nextPage"/>
-          <w:pgSz w:w="12240" w:h="15840"/>
-          <w:pgMar w:left="2268" w:right="1701" w:gutter="0" w:header="0" w:top="1701" w:footer="720" w:bottom="1701"/>
-          <w:pgNumType w:fmt="lowerRoman"/>
-          <w:formProt w:val="false"/>
-          <w:textDirection w:val="lrTb"/>
-          <w:docGrid w:type="default" w:linePitch="360" w:charSpace="0"/>
-        </w:sectPr>
-      </w:pPr>
-      <w:r>
-        <w:rPr>
-          <w:sz w:val="24"/>
-        </w:rPr>
-        <w:t>C.I.: 14.452.956</w:t>
-      </w:r>
-    </w:p>
-    <w:p>
-      <w:pPr>
-        <w:pStyle w:val="Normal"/>
-        <w:spacing w:before="1140" w:after="480"/>
-        <w:jc w:val="center"/>
-        <w:rPr/>
-      </w:pPr>
-      <w:bookmarkStart w:id="3" w:name="bm_agradecimientos"/>
-      <w:r>
-        <w:rPr>
-          <w:b/>
-          <w:sz w:val="24"/>
-        </w:rPr>
-        <w:t>AGRADECIMIENTOS</w:t>
-      </w:r>
-      <w:bookmarkEnd w:id="3"/>
-    </w:p>
-    <w:p>
-      <w:pPr>
-        <w:sectPr>
-          <w:footerReference w:type="even" r:id="rId16"/>
-          <w:footerReference w:type="default" r:id="rId17"/>
-          <w:footerReference w:type="first" r:id="rId18"/>
-          <w:type w:val="nextPage"/>
-          <w:pgSz w:w="12240" w:h="15840"/>
-          <w:pgMar w:left="2268" w:right="1701" w:gutter="0" w:header="0" w:top="1701" w:footer="720" w:bottom="1701"/>
-          <w:pgNumType w:fmt="lowerRoman"/>
-          <w:formProt w:val="false"/>
-          <w:textDirection w:val="lrTb"/>
-          <w:docGrid w:type="default" w:linePitch="360" w:charSpace="0"/>
-        </w:sectPr>
-      </w:pPr>
-    </w:p>
-    <w:p>
-      <w:pPr>
-        <w:pStyle w:val="Normal"/>
-        <w:spacing w:lineRule="auto" w:line="360" w:before="0" w:after="0"/>
-        <w:ind w:firstLine="709"/>
-        <w:jc w:val="both"/>
-        <w:rPr/>
-      </w:pPr>
-      <w:r>
-        <w:rPr>
-          <w:i w:val="false"/>
-          <w:sz w:val="24"/>
-        </w:rPr>
-        <w:t>Al Instituto Universitario de Tecnología “Elías Calixto Pompa” (IUTECP), por la formación recibida; a Ingeniería de Telecomunicaciones, C.A. (IDETEL), por permitirme desarrollar las pasantías y conocer de manera directa sus procesos de atención y administración; a mis tutores, por sus orientaciones y observaciones durante la elaboración del informe; y al personal de la empresa, por su disposición, acompañamiento y colaboración durante las actividades realizadas.</w:t>
-      </w:r>
-    </w:p>
-    <w:p>
-      <w:pPr>
-        <w:sectPr>
-          <w:type w:val="continuous"/>
-          <w:pgSz w:w="12240" w:h="15840"/>
-          <w:pgMar w:left="2268" w:right="1701" w:gutter="0" w:header="0" w:top="1701" w:footer="720" w:bottom="1701"/>
-          <w:formProt w:val="false"/>
-          <w:textDirection w:val="lrTb"/>
-          <w:docGrid w:type="default" w:linePitch="360" w:charSpace="0"/>
-        </w:sectPr>
-      </w:pPr>
-    </w:p>
-    <w:p>
-      <w:pPr>
-        <w:pStyle w:val="Normal"/>
-        <w:spacing w:before="1140" w:after="480"/>
-        <w:jc w:val="center"/>
-        <w:rPr/>
-      </w:pPr>
-      <w:bookmarkStart w:id="4" w:name="bm_dedicatoria"/>
-      <w:r>
-        <w:rPr>
-          <w:b/>
-          <w:sz w:val="24"/>
-        </w:rPr>
-        <w:t>DEDICATORIA</w:t>
-      </w:r>
-      <w:bookmarkEnd w:id="4"/>
-    </w:p>
-    <w:p>
-      <w:pPr>
-        <w:sectPr>
-          <w:footerReference w:type="even" r:id="rId19"/>
-          <w:footerReference w:type="default" r:id="rId20"/>
-          <w:footerReference w:type="first" r:id="rId21"/>
-          <w:type w:val="nextPage"/>
-          <w:pgSz w:w="12240" w:h="15840"/>
-          <w:pgMar w:left="2268" w:right="1701" w:gutter="0" w:header="0" w:top="1701" w:footer="720" w:bottom="1701"/>
-          <w:pgNumType w:fmt="lowerRoman"/>
-          <w:formProt w:val="false"/>
-          <w:textDirection w:val="lrTb"/>
-          <w:docGrid w:type="default" w:linePitch="360" w:charSpace="0"/>
-        </w:sectPr>
-      </w:pPr>
-    </w:p>
-    <w:p>
-      <w:pPr>
-        <w:pStyle w:val="Normal"/>
-        <w:spacing w:lineRule="auto" w:line="360" w:before="0" w:after="0"/>
-        <w:ind w:firstLine="709"/>
-        <w:jc w:val="both"/>
-        <w:rPr/>
-      </w:pPr>
-      <w:r>
-        <w:rPr>
-          <w:i w:val="false"/>
-          <w:sz w:val="24"/>
-        </w:rPr>
-        <w:t>A mi familia, por su apoyo constante, comprensión y motivación durante mi formación académica y en el desarrollo de esta etapa profesional.</w:t>
-      </w:r>
-    </w:p>
-    <w:p>
-      <w:pPr>
-        <w:sectPr>
-          <w:type w:val="continuous"/>
-          <w:pgSz w:w="12240" w:h="15840"/>
-          <w:pgMar w:left="2268" w:right="1701" w:gutter="0" w:header="0" w:top="1701" w:footer="720" w:bottom="1701"/>
-          <w:formProt w:val="false"/>
-          <w:textDirection w:val="lrTb"/>
-          <w:docGrid w:type="default" w:linePitch="360" w:charSpace="0"/>
-        </w:sectPr>
-      </w:pPr>
-    </w:p>
-    <w:p>
-      <w:pPr>
-        <w:pStyle w:val="Normal"/>
-        <w:spacing w:before="1140" w:after="480"/>
-        <w:jc w:val="center"/>
-        <w:rPr/>
-      </w:pPr>
-      <w:bookmarkStart w:id="5" w:name="bm_indice"/>
-      <w:r>
-        <w:rPr>
-          <w:b/>
-          <w:sz w:val="24"/>
-        </w:rPr>
-        <w:t>ÍNDICE DE CONTENIDO</w:t>
-      </w:r>
-      <w:bookmarkEnd w:id="5"/>
-    </w:p>
-    <w:p>
-      <w:pPr>
-        <w:sectPr>
-          <w:footerReference w:type="even" r:id="rId22"/>
-          <w:footerReference w:type="default" r:id="rId23"/>
-          <w:footerReference w:type="first" r:id="rId24"/>
-          <w:type w:val="nextPage"/>
-          <w:pgSz w:w="12240" w:h="15840"/>
-          <w:pgMar w:left="2268" w:right="1701" w:gutter="0" w:header="0" w:top="1701" w:footer="720" w:bottom="1701"/>
-          <w:pgNumType w:fmt="lowerRoman"/>
-          <w:formProt w:val="false"/>
-          <w:textDirection w:val="lrTb"/>
-          <w:docGrid w:type="default" w:linePitch="360" w:charSpace="0"/>
-        </w:sectPr>
-      </w:pPr>
-    </w:p>
-    <w:p>
-      <w:pPr>
-        <w:pStyle w:val="Normal"/>
-        <w:spacing w:before="0" w:after="240"/>
-        <w:jc w:val="end"/>
-        <w:rPr/>
-      </w:pPr>
-      <w:r>
-        <w:rPr>
-          <w:b/>
-          <w:sz w:val="24"/>
-        </w:rPr>
-        <w:t>pp.</w:t>
-      </w:r>
-    </w:p>
-    <w:p>
-      <w:pPr>
-        <w:pStyle w:val="Normal"/>
-        <w:tabs>
-          <w:tab w:val="clear" w:pos="720"/>
-          <w:tab w:val="right" w:pos="8271" w:leader="dot"/>
-        </w:tabs>
-        <w:spacing w:lineRule="auto" w:line="360" w:before="0" w:after="80"/>
-        <w:ind w:start="0"/>
-        <w:rPr/>
-      </w:pPr>
-      <w:r>
-        <w:rPr>
-          <w:b w:val="false"/>
-          <w:sz w:val="24"/>
-        </w:rPr>
-        <w:t>CONTRAPORTADA</w:t>
-        <w:tab/>
-        <w:t>ii</w:t>
-      </w:r>
-    </w:p>
-    <w:p>
-      <w:pPr>
-        <w:pStyle w:val="Normal"/>
-        <w:tabs>
-          <w:tab w:val="clear" w:pos="720"/>
-          <w:tab w:val="right" w:pos="8271" w:leader="dot"/>
-        </w:tabs>
-        <w:spacing w:lineRule="auto" w:line="360" w:before="0" w:after="80"/>
-        <w:ind w:start="0"/>
-        <w:rPr/>
-      </w:pPr>
-      <w:r>
-        <w:rPr>
-          <w:b w:val="false"/>
-          <w:sz w:val="24"/>
-        </w:rPr>
-        <w:t>APROBACIÓN DEL TUTOR INDUSTRIAL</w:t>
-        <w:tab/>
-        <w:t>iii</w:t>
-      </w:r>
-    </w:p>
-    <w:p>
-      <w:pPr>
-        <w:pStyle w:val="Normal"/>
-        <w:tabs>
-          <w:tab w:val="clear" w:pos="720"/>
-          <w:tab w:val="right" w:pos="8271" w:leader="dot"/>
-        </w:tabs>
-        <w:spacing w:lineRule="auto" w:line="360" w:before="0" w:after="80"/>
-        <w:ind w:start="0"/>
-        <w:rPr/>
-      </w:pPr>
-      <w:r>
-        <w:rPr>
-          <w:b w:val="false"/>
-          <w:sz w:val="24"/>
-        </w:rPr>
-        <w:t>APROBACIÓN DEL TUTOR ACADÉMICO</w:t>
-        <w:tab/>
-        <w:t>iv</w:t>
-      </w:r>
-    </w:p>
-    <w:p>
-      <w:pPr>
-        <w:pStyle w:val="Normal"/>
-        <w:tabs>
-          <w:tab w:val="clear" w:pos="720"/>
-          <w:tab w:val="right" w:pos="8271" w:leader="dot"/>
-        </w:tabs>
-        <w:spacing w:lineRule="auto" w:line="360" w:before="0" w:after="80"/>
-        <w:ind w:start="0"/>
-        <w:rPr/>
-      </w:pPr>
-      <w:r>
-        <w:rPr>
-          <w:b w:val="false"/>
-          <w:sz w:val="24"/>
-        </w:rPr>
-        <w:t>AGRADECIMIENTOS</w:t>
-        <w:tab/>
-        <w:t>v</w:t>
-      </w:r>
-    </w:p>
-    <w:p>
-      <w:pPr>
-        <w:pStyle w:val="Normal"/>
-        <w:tabs>
-          <w:tab w:val="clear" w:pos="720"/>
-          <w:tab w:val="right" w:pos="8271" w:leader="dot"/>
-        </w:tabs>
-        <w:spacing w:lineRule="auto" w:line="360" w:before="0" w:after="80"/>
-        <w:ind w:start="0"/>
-        <w:rPr/>
-      </w:pPr>
-      <w:r>
-        <w:rPr>
-          <w:b w:val="false"/>
-          <w:sz w:val="24"/>
-        </w:rPr>
-        <w:t>DEDICATORIA</w:t>
-        <w:tab/>
-        <w:t>vi</w:t>
-      </w:r>
-    </w:p>
-    <w:p>
-      <w:pPr>
-        <w:pStyle w:val="Normal"/>
-        <w:tabs>
-          <w:tab w:val="clear" w:pos="720"/>
-          <w:tab w:val="right" w:pos="8271" w:leader="dot"/>
-        </w:tabs>
-        <w:spacing w:lineRule="auto" w:line="360" w:before="0" w:after="80"/>
-        <w:ind w:start="0"/>
-        <w:rPr/>
-      </w:pPr>
-      <w:r>
-        <w:rPr>
-          <w:b w:val="false"/>
-          <w:sz w:val="24"/>
-        </w:rPr>
-        <w:t>LISTA DE CUADROS</w:t>
-        <w:tab/>
-        <w:t>ix</w:t>
-      </w:r>
-    </w:p>
-    <w:p>
-      <w:pPr>
-        <w:pStyle w:val="Normal"/>
-        <w:tabs>
-          <w:tab w:val="clear" w:pos="720"/>
-          <w:tab w:val="right" w:pos="8271" w:leader="dot"/>
-        </w:tabs>
-        <w:spacing w:lineRule="auto" w:line="360" w:before="0" w:after="80"/>
-        <w:ind w:start="0"/>
-        <w:rPr/>
-      </w:pPr>
-      <w:r>
-        <w:rPr>
-          <w:b w:val="false"/>
-          <w:sz w:val="24"/>
-        </w:rPr>
-        <w:t>LISTA DE GRÁFICOS</w:t>
-        <w:tab/>
-        <w:t>x</w:t>
-      </w:r>
-    </w:p>
-    <w:p>
-      <w:pPr>
-        <w:pStyle w:val="Normal"/>
-        <w:tabs>
-          <w:tab w:val="clear" w:pos="720"/>
-          <w:tab w:val="right" w:pos="8271" w:leader="dot"/>
-        </w:tabs>
-        <w:spacing w:lineRule="auto" w:line="360" w:before="0" w:after="80"/>
-        <w:ind w:start="0"/>
-        <w:rPr/>
-      </w:pPr>
-      <w:r>
-        <w:rPr>
-          <w:b w:val="false"/>
-          <w:sz w:val="24"/>
-        </w:rPr>
-        <w:t>LISTA DE ANEXOS</w:t>
-        <w:tab/>
-        <w:t>xi</w:t>
-      </w:r>
-    </w:p>
-    <w:p>
-      <w:pPr>
-        <w:pStyle w:val="Normal"/>
-        <w:tabs>
-          <w:tab w:val="clear" w:pos="720"/>
-          <w:tab w:val="right" w:pos="8271" w:leader="dot"/>
-        </w:tabs>
-        <w:spacing w:lineRule="auto" w:line="360" w:before="0" w:after="80"/>
-        <w:ind w:start="0"/>
-        <w:rPr/>
-      </w:pPr>
-      <w:r>
-        <w:rPr>
-          <w:b w:val="false"/>
-          <w:sz w:val="24"/>
-        </w:rPr>
-        <w:t>RESUMEN</w:t>
-        <w:tab/>
-        <w:t>xii</w:t>
-      </w:r>
-    </w:p>
-    <w:p>
-      <w:pPr>
-        <w:pStyle w:val="Normal"/>
-        <w:tabs>
-          <w:tab w:val="clear" w:pos="720"/>
-          <w:tab w:val="right" w:pos="8271" w:leader="dot"/>
-        </w:tabs>
-        <w:spacing w:lineRule="auto" w:line="360" w:before="0" w:after="80"/>
-        <w:ind w:start="0"/>
-        <w:rPr/>
-      </w:pPr>
-      <w:r>
-        <w:rPr>
-          <w:b w:val="false"/>
-          <w:sz w:val="24"/>
-        </w:rPr>
-        <w:t>INTRODUCCIÓN</w:t>
-        <w:tab/>
-      </w:r>
-      <w:r>
-        <w:rPr/>
-        <w:fldChar w:fldCharType="begin"/>
-      </w:r>
-      <w:r>
-        <w:rPr/>
-        <w:instrText xml:space="preserve"> PAGEREF bm_introduccion \h </w:instrText>
-      </w:r>
-      <w:r>
-        <w:rPr/>
-        <w:fldChar w:fldCharType="separate"/>
-      </w:r>
-      <w:r>
-        <w:rPr/>
-        <w:t>?</w:t>
-      </w:r>
-      <w:r>
-        <w:rPr/>
-        <w:fldChar w:fldCharType="end"/>
-      </w:r>
-    </w:p>
-    <w:p>
-      <w:pPr>
-        <w:pStyle w:val="Normal"/>
-        <w:spacing w:before="240" w:after="120"/>
-        <w:rPr/>
-      </w:pPr>
-      <w:r>
-        <w:rPr>
-          <w:b/>
-        </w:rPr>
-        <w:t>CAPÍTULOS</w:t>
-      </w:r>
-    </w:p>
-    <w:p>
-      <w:pPr>
-        <w:pStyle w:val="Normal"/>
-        <w:tabs>
-          <w:tab w:val="clear" w:pos="720"/>
-          <w:tab w:val="right" w:pos="8271" w:leader="dot"/>
-        </w:tabs>
-        <w:spacing w:lineRule="auto" w:line="360" w:before="0" w:after="80"/>
-        <w:ind w:start="0"/>
-        <w:rPr/>
-      </w:pPr>
-      <w:r>
-        <w:rPr>
-          <w:b/>
-          <w:sz w:val="24"/>
-        </w:rPr>
-        <w:t>CAPÍTULO I: REALIDAD ORGANIZACIONAL</w:t>
-        <w:tab/>
-      </w:r>
-      <w:r>
-        <w:rPr/>
-        <w:fldChar w:fldCharType="begin"/>
-      </w:r>
-      <w:r>
-        <w:rPr/>
-        <w:instrText xml:space="preserve"> PAGEREF bm_cap1 \h </w:instrText>
-      </w:r>
-      <w:r>
-        <w:rPr/>
-        <w:fldChar w:fldCharType="separate"/>
-      </w:r>
-      <w:r>
-        <w:rPr/>
-        <w:t>?</w:t>
-      </w:r>
-      <w:r>
-        <w:rPr/>
-        <w:fldChar w:fldCharType="end"/>
-      </w:r>
-    </w:p>
-    <w:p>
-      <w:pPr>
-        <w:pStyle w:val="Normal"/>
-        <w:tabs>
-          <w:tab w:val="clear" w:pos="720"/>
-          <w:tab w:val="right" w:pos="8271" w:leader="dot"/>
-        </w:tabs>
-        <w:spacing w:lineRule="auto" w:line="360" w:before="0" w:after="80"/>
-        <w:ind w:start="283"/>
-        <w:rPr/>
-      </w:pPr>
-      <w:r>
-        <w:rPr>
-          <w:b w:val="false"/>
-          <w:sz w:val="24"/>
-        </w:rPr>
-        <w:t>Identificación de la empresa</w:t>
-        <w:tab/>
-      </w:r>
-      <w:r>
-        <w:rPr/>
-        <w:fldChar w:fldCharType="begin"/>
-      </w:r>
-      <w:r>
-        <w:rPr/>
-        <w:instrText xml:space="preserve"> PAGEREF bm_cap1_ident \h </w:instrText>
-      </w:r>
-      <w:r>
-        <w:rPr/>
-        <w:fldChar w:fldCharType="separate"/>
-      </w:r>
-      <w:r>
-        <w:rPr/>
-        <w:t>?</w:t>
-      </w:r>
-      <w:r>
-        <w:rPr/>
-        <w:fldChar w:fldCharType="end"/>
-      </w:r>
-    </w:p>
-    <w:p>
-      <w:pPr>
-        <w:pStyle w:val="Normal"/>
-        <w:tabs>
-          <w:tab w:val="clear" w:pos="720"/>
-          <w:tab w:val="right" w:pos="8271" w:leader="dot"/>
-        </w:tabs>
-        <w:spacing w:lineRule="auto" w:line="360" w:before="0" w:after="80"/>
-        <w:ind w:start="283"/>
-        <w:rPr/>
-      </w:pPr>
-      <w:r>
-        <w:rPr>
-          <w:b w:val="false"/>
-          <w:sz w:val="24"/>
-        </w:rPr>
-        <w:t>Reseña histórica</w:t>
-        <w:tab/>
-      </w:r>
-      <w:r>
-        <w:rPr/>
-        <w:fldChar w:fldCharType="begin"/>
-      </w:r>
-      <w:r>
-        <w:rPr/>
-        <w:instrText xml:space="preserve"> PAGEREF bm_cap1_resena \h </w:instrText>
-      </w:r>
-      <w:r>
-        <w:rPr/>
-        <w:fldChar w:fldCharType="separate"/>
-      </w:r>
-      <w:r>
-        <w:rPr/>
-        <w:t>?</w:t>
-      </w:r>
-      <w:r>
-        <w:rPr/>
-        <w:fldChar w:fldCharType="end"/>
-      </w:r>
-    </w:p>
-    <w:p>
-      <w:pPr>
-        <w:pStyle w:val="Normal"/>
-        <w:tabs>
-          <w:tab w:val="clear" w:pos="720"/>
-          <w:tab w:val="right" w:pos="8271" w:leader="dot"/>
-        </w:tabs>
-        <w:spacing w:lineRule="auto" w:line="360" w:before="0" w:after="80"/>
-        <w:ind w:start="283"/>
-        <w:rPr/>
-      </w:pPr>
-      <w:r>
-        <w:rPr>
-          <w:b w:val="false"/>
-          <w:sz w:val="24"/>
-        </w:rPr>
-        <w:t>Misión</w:t>
-        <w:tab/>
-      </w:r>
-      <w:r>
-        <w:rPr/>
-        <w:fldChar w:fldCharType="begin"/>
-      </w:r>
-      <w:r>
-        <w:rPr/>
-        <w:instrText xml:space="preserve"> PAGEREF bm_cap1_mision \h </w:instrText>
-      </w:r>
-      <w:r>
-        <w:rPr/>
-        <w:fldChar w:fldCharType="separate"/>
-      </w:r>
-      <w:r>
-        <w:rPr/>
-        <w:t>?</w:t>
-      </w:r>
-      <w:r>
-        <w:rPr/>
-        <w:fldChar w:fldCharType="end"/>
-      </w:r>
-    </w:p>
-    <w:p>
-      <w:pPr>
-        <w:pStyle w:val="Normal"/>
-        <w:tabs>
-          <w:tab w:val="clear" w:pos="720"/>
-          <w:tab w:val="right" w:pos="8271" w:leader="dot"/>
-        </w:tabs>
-        <w:spacing w:lineRule="auto" w:line="360" w:before="0" w:after="80"/>
-        <w:ind w:start="283"/>
-        <w:rPr/>
-      </w:pPr>
-      <w:r>
-        <w:rPr>
-          <w:b w:val="false"/>
-          <w:sz w:val="24"/>
-        </w:rPr>
-        <w:t>Visión</w:t>
-        <w:tab/>
-      </w:r>
-      <w:r>
-        <w:rPr/>
-        <w:fldChar w:fldCharType="begin"/>
-      </w:r>
-      <w:r>
-        <w:rPr/>
-        <w:instrText xml:space="preserve"> PAGEREF bm_cap1_vision \h </w:instrText>
-      </w:r>
-      <w:r>
-        <w:rPr/>
-        <w:fldChar w:fldCharType="separate"/>
-      </w:r>
-      <w:r>
-        <w:rPr/>
-        <w:t>?</w:t>
-      </w:r>
-      <w:r>
-        <w:rPr/>
-        <w:fldChar w:fldCharType="end"/>
-      </w:r>
-    </w:p>
-    <w:p>
-      <w:pPr>
-        <w:pStyle w:val="Normal"/>
-        <w:tabs>
-          <w:tab w:val="clear" w:pos="720"/>
-          <w:tab w:val="right" w:pos="8271" w:leader="dot"/>
-        </w:tabs>
-        <w:spacing w:lineRule="auto" w:line="360" w:before="0" w:after="80"/>
-        <w:ind w:start="283"/>
-        <w:rPr/>
-      </w:pPr>
-      <w:r>
-        <w:rPr>
-          <w:b w:val="false"/>
-          <w:sz w:val="24"/>
-        </w:rPr>
-        <w:t>Valores</w:t>
-        <w:tab/>
-      </w:r>
-      <w:r>
-        <w:rPr/>
-        <w:fldChar w:fldCharType="begin"/>
-      </w:r>
-      <w:r>
-        <w:rPr/>
-        <w:instrText xml:space="preserve"> PAGEREF bm_cap1_valores \h </w:instrText>
-      </w:r>
-      <w:r>
-        <w:rPr/>
-        <w:fldChar w:fldCharType="separate"/>
-      </w:r>
-      <w:r>
-        <w:rPr/>
-        <w:t>?</w:t>
-      </w:r>
-      <w:r>
-        <w:rPr/>
-        <w:fldChar w:fldCharType="end"/>
-      </w:r>
-    </w:p>
-    <w:p>
-      <w:pPr>
-        <w:pStyle w:val="Normal"/>
-        <w:tabs>
-          <w:tab w:val="clear" w:pos="720"/>
-          <w:tab w:val="right" w:pos="8271" w:leader="dot"/>
-        </w:tabs>
-        <w:spacing w:lineRule="auto" w:line="360" w:before="0" w:after="80"/>
-        <w:ind w:start="283"/>
-        <w:rPr/>
-      </w:pPr>
-      <w:r>
-        <w:rPr>
-          <w:b w:val="false"/>
-          <w:sz w:val="24"/>
-        </w:rPr>
-        <w:t>Objetivos Organizacionales</w:t>
-        <w:tab/>
-      </w:r>
-      <w:r>
-        <w:rPr/>
-        <w:fldChar w:fldCharType="begin"/>
-      </w:r>
-      <w:r>
-        <w:rPr/>
-        <w:instrText xml:space="preserve"> PAGEREF bm_cap1_obj \h </w:instrText>
-      </w:r>
-      <w:r>
-        <w:rPr/>
-        <w:fldChar w:fldCharType="separate"/>
-      </w:r>
-      <w:r>
-        <w:rPr/>
-        <w:t>?</w:t>
-      </w:r>
-      <w:r>
-        <w:rPr/>
-        <w:fldChar w:fldCharType="end"/>
-      </w:r>
-    </w:p>
-    <w:p>
-      <w:pPr>
-        <w:pStyle w:val="Normal"/>
-        <w:tabs>
-          <w:tab w:val="clear" w:pos="720"/>
-          <w:tab w:val="right" w:pos="8271" w:leader="dot"/>
-        </w:tabs>
-        <w:spacing w:lineRule="auto" w:line="360" w:before="0" w:after="80"/>
-        <w:ind w:start="283"/>
-        <w:rPr/>
-      </w:pPr>
-      <w:r>
-        <w:rPr>
-          <w:b w:val="false"/>
-          <w:sz w:val="24"/>
-        </w:rPr>
-        <w:t>Ubicación geográfica</w:t>
-        <w:tab/>
-      </w:r>
-      <w:r>
-        <w:rPr/>
-        <w:fldChar w:fldCharType="begin"/>
-      </w:r>
-      <w:r>
-        <w:rPr/>
-        <w:instrText xml:space="preserve"> PAGEREF bm_cap1_ubic \h </w:instrText>
-      </w:r>
-      <w:r>
-        <w:rPr/>
-        <w:fldChar w:fldCharType="separate"/>
-      </w:r>
-      <w:r>
-        <w:rPr/>
-        <w:t>?</w:t>
-      </w:r>
-      <w:r>
-        <w:rPr/>
-        <w:fldChar w:fldCharType="end"/>
-      </w:r>
-    </w:p>
-    <w:p>
-      <w:pPr>
-        <w:pStyle w:val="Normal"/>
-        <w:tabs>
-          <w:tab w:val="clear" w:pos="720"/>
-          <w:tab w:val="right" w:pos="8271" w:leader="dot"/>
-        </w:tabs>
-        <w:spacing w:lineRule="auto" w:line="360" w:before="0" w:after="80"/>
-        <w:ind w:start="283"/>
-        <w:rPr/>
-      </w:pPr>
-      <w:r>
-        <w:rPr>
-          <w:b w:val="false"/>
-          <w:sz w:val="24"/>
-        </w:rPr>
-        <w:t>Población de los trabajadores de la empresa</w:t>
-        <w:tab/>
-      </w:r>
-      <w:r>
-        <w:rPr/>
-        <w:fldChar w:fldCharType="begin"/>
-      </w:r>
-      <w:r>
-        <w:rPr/>
-        <w:instrText xml:space="preserve"> PAGEREF bm_cap1_pobla \h </w:instrText>
-      </w:r>
-      <w:r>
-        <w:rPr/>
-        <w:fldChar w:fldCharType="separate"/>
-      </w:r>
-      <w:r>
-        <w:rPr/>
-        <w:t>?</w:t>
-      </w:r>
-      <w:r>
-        <w:rPr/>
-        <w:fldChar w:fldCharType="end"/>
-      </w:r>
-    </w:p>
-    <w:p>
-      <w:pPr>
-        <w:pStyle w:val="Normal"/>
-        <w:tabs>
-          <w:tab w:val="clear" w:pos="720"/>
-          <w:tab w:val="right" w:pos="8271" w:leader="dot"/>
-        </w:tabs>
-        <w:spacing w:lineRule="auto" w:line="360" w:before="0" w:after="80"/>
-        <w:ind w:start="283"/>
-        <w:rPr/>
-      </w:pPr>
-      <w:r>
-        <w:rPr>
-          <w:b w:val="false"/>
-          <w:sz w:val="24"/>
-        </w:rPr>
-        <w:t>Estructura organizacional de la empresa (organigrama)</w:t>
-        <w:tab/>
-      </w:r>
-      <w:r>
-        <w:rPr/>
-        <w:fldChar w:fldCharType="begin"/>
-      </w:r>
-      <w:r>
-        <w:rPr/>
-        <w:instrText xml:space="preserve"> PAGEREF bm_cap1_estruct \h </w:instrText>
-      </w:r>
-      <w:r>
-        <w:rPr/>
-        <w:fldChar w:fldCharType="separate"/>
-      </w:r>
-      <w:r>
-        <w:rPr/>
-        <w:t>?</w:t>
-      </w:r>
-      <w:r>
-        <w:rPr/>
-        <w:fldChar w:fldCharType="end"/>
-      </w:r>
-    </w:p>
-    <w:p>
-      <w:pPr>
-        <w:pStyle w:val="Normal"/>
-        <w:tabs>
-          <w:tab w:val="clear" w:pos="720"/>
-          <w:tab w:val="right" w:pos="8271" w:leader="dot"/>
-        </w:tabs>
-        <w:spacing w:lineRule="auto" w:line="360" w:before="0" w:after="80"/>
-        <w:ind w:start="283"/>
-        <w:rPr/>
-      </w:pPr>
-      <w:r>
-        <w:rPr>
-          <w:b w:val="false"/>
-          <w:sz w:val="24"/>
-        </w:rPr>
-        <w:t>Descripción del departamento donde realizó la pasantía</w:t>
-        <w:tab/>
-      </w:r>
-      <w:r>
-        <w:rPr/>
-        <w:fldChar w:fldCharType="begin"/>
-      </w:r>
-      <w:r>
-        <w:rPr/>
-        <w:instrText xml:space="preserve"> PAGEREF bm_cap1_departamento \h </w:instrText>
-      </w:r>
-      <w:r>
-        <w:rPr/>
-        <w:fldChar w:fldCharType="separate"/>
-      </w:r>
-      <w:r>
-        <w:rPr/>
-        <w:t>?</w:t>
-      </w:r>
-      <w:r>
-        <w:rPr/>
-        <w:fldChar w:fldCharType="end"/>
-      </w:r>
-    </w:p>
-    <w:p>
-      <w:pPr>
-        <w:pStyle w:val="Normal"/>
-        <w:tabs>
-          <w:tab w:val="clear" w:pos="720"/>
-          <w:tab w:val="right" w:pos="8271" w:leader="dot"/>
-        </w:tabs>
-        <w:spacing w:lineRule="auto" w:line="360" w:before="0" w:after="80"/>
-        <w:ind w:start="0"/>
-        <w:rPr/>
-      </w:pPr>
-      <w:r>
-        <w:rPr>
-          <w:b/>
-          <w:sz w:val="24"/>
-        </w:rPr>
-        <w:t>CAPÍTULO II: DIAGNÓSTICO SITUACIONAL</w:t>
-        <w:tab/>
-      </w:r>
-      <w:r>
-        <w:rPr/>
-        <w:fldChar w:fldCharType="begin"/>
-      </w:r>
-      <w:r>
-        <w:rPr/>
-        <w:instrText xml:space="preserve"> PAGEREF bm_cap2 \h </w:instrText>
-      </w:r>
-      <w:r>
-        <w:rPr/>
-        <w:fldChar w:fldCharType="separate"/>
-      </w:r>
-      <w:r>
-        <w:rPr/>
-        <w:t>?</w:t>
-      </w:r>
-      <w:r>
-        <w:rPr/>
-        <w:fldChar w:fldCharType="end"/>
-      </w:r>
-    </w:p>
-    <w:p>
-      <w:pPr>
-        <w:pStyle w:val="Normal"/>
-        <w:tabs>
-          <w:tab w:val="clear" w:pos="720"/>
-          <w:tab w:val="right" w:pos="8271" w:leader="dot"/>
-        </w:tabs>
-        <w:spacing w:lineRule="auto" w:line="360" w:before="0" w:after="80"/>
-        <w:ind w:start="283"/>
-        <w:rPr/>
-      </w:pPr>
-      <w:r>
-        <w:rPr>
-          <w:b w:val="false"/>
-          <w:sz w:val="24"/>
-        </w:rPr>
-        <w:t>Identificación de la situación problemática</w:t>
-        <w:tab/>
-      </w:r>
-      <w:r>
-        <w:rPr/>
-        <w:fldChar w:fldCharType="begin"/>
-      </w:r>
-      <w:r>
-        <w:rPr/>
-        <w:instrText xml:space="preserve"> PAGEREF bm_cap2_sit \h </w:instrText>
-      </w:r>
-      <w:r>
-        <w:rPr/>
-        <w:fldChar w:fldCharType="separate"/>
-      </w:r>
-      <w:r>
-        <w:rPr/>
-        <w:t>?</w:t>
-      </w:r>
-      <w:r>
-        <w:rPr/>
-        <w:fldChar w:fldCharType="end"/>
-      </w:r>
-    </w:p>
-    <w:p>
-      <w:pPr>
-        <w:pStyle w:val="Normal"/>
-        <w:tabs>
-          <w:tab w:val="clear" w:pos="720"/>
-          <w:tab w:val="right" w:pos="8271" w:leader="dot"/>
-        </w:tabs>
-        <w:spacing w:lineRule="auto" w:line="360" w:before="0" w:after="80"/>
-        <w:ind w:start="283"/>
-        <w:rPr/>
-      </w:pPr>
-      <w:r>
-        <w:rPr>
-          <w:b w:val="false"/>
-          <w:sz w:val="24"/>
-        </w:rPr>
-        <w:t>Objetivo General</w:t>
-        <w:tab/>
-      </w:r>
-      <w:r>
-        <w:rPr/>
-        <w:fldChar w:fldCharType="begin"/>
-      </w:r>
-      <w:r>
-        <w:rPr/>
-        <w:instrText xml:space="preserve"> PAGEREF bm_cap2_objg \h </w:instrText>
-      </w:r>
-      <w:r>
-        <w:rPr/>
-        <w:fldChar w:fldCharType="separate"/>
-      </w:r>
-      <w:r>
-        <w:rPr/>
-        <w:t>?</w:t>
-      </w:r>
-      <w:r>
-        <w:rPr/>
-        <w:fldChar w:fldCharType="end"/>
-      </w:r>
-    </w:p>
-    <w:p>
-      <w:pPr>
-        <w:pStyle w:val="Normal"/>
-        <w:tabs>
-          <w:tab w:val="clear" w:pos="720"/>
-          <w:tab w:val="right" w:pos="8271" w:leader="dot"/>
-        </w:tabs>
-        <w:spacing w:lineRule="auto" w:line="360" w:before="0" w:after="80"/>
-        <w:ind w:start="283"/>
-        <w:rPr/>
-      </w:pPr>
-      <w:r>
-        <w:rPr>
-          <w:b w:val="false"/>
-          <w:sz w:val="24"/>
-        </w:rPr>
-        <w:t>Objetivos Específicos</w:t>
-        <w:tab/>
-      </w:r>
-      <w:r>
-        <w:rPr/>
-        <w:fldChar w:fldCharType="begin"/>
-      </w:r>
-      <w:r>
-        <w:rPr/>
-        <w:instrText xml:space="preserve"> PAGEREF bm_cap2_obje \h </w:instrText>
-      </w:r>
-      <w:r>
-        <w:rPr/>
-        <w:fldChar w:fldCharType="separate"/>
-      </w:r>
-      <w:r>
-        <w:rPr/>
-        <w:t>?</w:t>
-      </w:r>
-      <w:r>
-        <w:rPr/>
-        <w:fldChar w:fldCharType="end"/>
-      </w:r>
-    </w:p>
-    <w:p>
-      <w:pPr>
-        <w:pStyle w:val="Normal"/>
-        <w:tabs>
-          <w:tab w:val="clear" w:pos="720"/>
-          <w:tab w:val="right" w:pos="8271" w:leader="dot"/>
-        </w:tabs>
-        <w:spacing w:lineRule="auto" w:line="360" w:before="0" w:after="80"/>
-        <w:ind w:start="283"/>
-        <w:rPr/>
-      </w:pPr>
-      <w:r>
-        <w:rPr>
-          <w:b w:val="false"/>
-          <w:sz w:val="24"/>
-        </w:rPr>
-        <w:t>Planificación integral de objetivos</w:t>
-        <w:tab/>
-      </w:r>
-      <w:r>
-        <w:rPr/>
-        <w:fldChar w:fldCharType="begin"/>
-      </w:r>
-      <w:r>
-        <w:rPr/>
-        <w:instrText xml:space="preserve"> PAGEREF bm_cap2_planif \h </w:instrText>
-      </w:r>
-      <w:r>
-        <w:rPr/>
-        <w:fldChar w:fldCharType="separate"/>
-      </w:r>
-      <w:r>
-        <w:rPr/>
-        <w:t>?</w:t>
-      </w:r>
-      <w:r>
-        <w:rPr/>
-        <w:fldChar w:fldCharType="end"/>
-      </w:r>
-    </w:p>
-    <w:p>
-      <w:pPr>
-        <w:pStyle w:val="Normal"/>
-        <w:tabs>
-          <w:tab w:val="clear" w:pos="720"/>
-          <w:tab w:val="right" w:pos="8271" w:leader="dot"/>
-        </w:tabs>
-        <w:spacing w:lineRule="auto" w:line="360" w:before="0" w:after="80"/>
-        <w:ind w:start="283"/>
-        <w:rPr/>
-      </w:pPr>
-      <w:r>
-        <w:rPr>
-          <w:b w:val="false"/>
-          <w:sz w:val="24"/>
-        </w:rPr>
-        <w:t>Cronograma de actividades</w:t>
-        <w:tab/>
-      </w:r>
-      <w:r>
-        <w:rPr/>
-        <w:fldChar w:fldCharType="begin"/>
-      </w:r>
-      <w:r>
-        <w:rPr/>
-        <w:instrText xml:space="preserve"> PAGEREF bm_cap2_crono \h </w:instrText>
-      </w:r>
-      <w:r>
-        <w:rPr/>
-        <w:fldChar w:fldCharType="separate"/>
-      </w:r>
-      <w:r>
-        <w:rPr/>
-        <w:t>?</w:t>
-      </w:r>
-      <w:r>
-        <w:rPr/>
-        <w:fldChar w:fldCharType="end"/>
-      </w:r>
-    </w:p>
-    <w:p>
-      <w:pPr>
-        <w:pStyle w:val="Normal"/>
-        <w:tabs>
-          <w:tab w:val="clear" w:pos="720"/>
-          <w:tab w:val="right" w:pos="8271" w:leader="dot"/>
-        </w:tabs>
-        <w:spacing w:lineRule="auto" w:line="360" w:before="0" w:after="80"/>
-        <w:ind w:start="0"/>
-        <w:rPr/>
-      </w:pPr>
-      <w:r>
-        <w:rPr>
-          <w:b/>
-          <w:sz w:val="24"/>
-        </w:rPr>
-        <w:t>CAPÍTULO III: MARCO TEÓRICO</w:t>
-        <w:tab/>
-      </w:r>
-      <w:r>
-        <w:rPr/>
-        <w:fldChar w:fldCharType="begin"/>
-      </w:r>
-      <w:r>
-        <w:rPr/>
-        <w:instrText xml:space="preserve"> PAGEREF bm_cap3 \h </w:instrText>
-      </w:r>
-      <w:r>
-        <w:rPr/>
-        <w:fldChar w:fldCharType="separate"/>
-      </w:r>
-      <w:r>
-        <w:rPr/>
-        <w:t>?</w:t>
-      </w:r>
-      <w:r>
-        <w:rPr/>
-        <w:fldChar w:fldCharType="end"/>
-      </w:r>
-    </w:p>
-    <w:p>
-      <w:pPr>
-        <w:pStyle w:val="Normal"/>
-        <w:tabs>
-          <w:tab w:val="clear" w:pos="720"/>
-          <w:tab w:val="right" w:pos="8271" w:leader="dot"/>
-        </w:tabs>
-        <w:spacing w:lineRule="auto" w:line="360" w:before="0" w:after="80"/>
-        <w:ind w:start="283"/>
-        <w:rPr/>
-      </w:pPr>
-      <w:r>
-        <w:rPr>
-          <w:b w:val="false"/>
-          <w:sz w:val="24"/>
-        </w:rPr>
-        <w:t>Bases teóricas referenciales</w:t>
-        <w:tab/>
-      </w:r>
-      <w:r>
-        <w:rPr/>
-        <w:fldChar w:fldCharType="begin"/>
-      </w:r>
-      <w:r>
-        <w:rPr/>
-        <w:instrText xml:space="preserve"> PAGEREF bm_cap3_bases \h </w:instrText>
-      </w:r>
-      <w:r>
-        <w:rPr/>
-        <w:fldChar w:fldCharType="separate"/>
-      </w:r>
-      <w:r>
-        <w:rPr/>
-        <w:t>?</w:t>
-      </w:r>
-      <w:r>
-        <w:rPr/>
-        <w:fldChar w:fldCharType="end"/>
-      </w:r>
-    </w:p>
-    <w:p>
-      <w:pPr>
-        <w:pStyle w:val="Normal"/>
-        <w:tabs>
-          <w:tab w:val="clear" w:pos="720"/>
-          <w:tab w:val="right" w:pos="8271" w:leader="dot"/>
-        </w:tabs>
-        <w:spacing w:lineRule="auto" w:line="360" w:before="0" w:after="80"/>
-        <w:ind w:start="0"/>
-        <w:rPr/>
-      </w:pPr>
-      <w:r>
-        <w:rPr>
-          <w:b/>
-          <w:sz w:val="24"/>
-        </w:rPr>
-        <w:t>CAPÍTULO IV: ACTIVIDADES REALIZADAS</w:t>
-        <w:tab/>
-      </w:r>
-      <w:r>
-        <w:rPr/>
-        <w:fldChar w:fldCharType="begin"/>
-      </w:r>
-      <w:r>
-        <w:rPr/>
-        <w:instrText xml:space="preserve"> PAGEREF bm_cap4 \h </w:instrText>
-      </w:r>
-      <w:r>
-        <w:rPr/>
-        <w:fldChar w:fldCharType="separate"/>
-      </w:r>
-      <w:r>
-        <w:rPr/>
-        <w:t>?</w:t>
-      </w:r>
-      <w:r>
-        <w:rPr/>
-        <w:fldChar w:fldCharType="end"/>
-      </w:r>
-    </w:p>
-    <w:p>
-      <w:pPr>
-        <w:pStyle w:val="Normal"/>
-        <w:tabs>
-          <w:tab w:val="clear" w:pos="720"/>
-          <w:tab w:val="right" w:pos="8271" w:leader="dot"/>
-        </w:tabs>
-        <w:spacing w:lineRule="auto" w:line="360" w:before="0" w:after="80"/>
-        <w:ind w:start="283"/>
-        <w:rPr/>
-      </w:pPr>
-      <w:r>
-        <w:rPr>
-          <w:b w:val="false"/>
-          <w:sz w:val="24"/>
-        </w:rPr>
-        <w:t>Descripción de actividades ejecutadas por semana</w:t>
-        <w:tab/>
-      </w:r>
-      <w:r>
-        <w:rPr/>
-        <w:fldChar w:fldCharType="begin"/>
-      </w:r>
-      <w:r>
-        <w:rPr/>
-        <w:instrText xml:space="preserve"> PAGEREF bm_cap4_desc \h </w:instrText>
-      </w:r>
-      <w:r>
-        <w:rPr/>
-        <w:fldChar w:fldCharType="separate"/>
-      </w:r>
-      <w:r>
-        <w:rPr/>
-        <w:t>?</w:t>
-      </w:r>
-      <w:r>
-        <w:rPr/>
-        <w:fldChar w:fldCharType="end"/>
-      </w:r>
-    </w:p>
-    <w:p>
-      <w:pPr>
-        <w:pStyle w:val="Normal"/>
-        <w:tabs>
-          <w:tab w:val="clear" w:pos="720"/>
-          <w:tab w:val="right" w:pos="8271" w:leader="dot"/>
-        </w:tabs>
-        <w:spacing w:lineRule="auto" w:line="360" w:before="0" w:after="80"/>
-        <w:ind w:start="0"/>
-        <w:rPr/>
-      </w:pPr>
-      <w:r>
-        <w:rPr>
-          <w:b/>
-          <w:sz w:val="24"/>
-        </w:rPr>
-        <w:t>CAPÍTULO V: CONCLUSIONES Y RECOMENDACIONES</w:t>
-        <w:tab/>
-      </w:r>
-      <w:r>
-        <w:rPr/>
-        <w:fldChar w:fldCharType="begin"/>
-      </w:r>
-      <w:r>
-        <w:rPr/>
-        <w:instrText xml:space="preserve"> PAGEREF bm_cap5 \h </w:instrText>
-      </w:r>
-      <w:r>
-        <w:rPr/>
-        <w:fldChar w:fldCharType="separate"/>
-      </w:r>
-      <w:r>
-        <w:rPr/>
-        <w:t>?</w:t>
-      </w:r>
-      <w:r>
-        <w:rPr/>
-        <w:fldChar w:fldCharType="end"/>
-      </w:r>
-    </w:p>
-    <w:p>
-      <w:pPr>
-        <w:pStyle w:val="Normal"/>
-        <w:tabs>
-          <w:tab w:val="clear" w:pos="720"/>
-          <w:tab w:val="right" w:pos="8271" w:leader="dot"/>
-        </w:tabs>
-        <w:spacing w:lineRule="auto" w:line="360" w:before="0" w:after="80"/>
-        <w:ind w:start="283"/>
-        <w:rPr/>
-      </w:pPr>
-      <w:r>
-        <w:rPr>
-          <w:b w:val="false"/>
-          <w:sz w:val="24"/>
-        </w:rPr>
-        <w:t>Conclusiones</w:t>
-        <w:tab/>
-      </w:r>
-      <w:r>
-        <w:rPr/>
-        <w:fldChar w:fldCharType="begin"/>
-      </w:r>
-      <w:r>
-        <w:rPr/>
-        <w:instrText xml:space="preserve"> PAGEREF bm_cap5_concl \h </w:instrText>
-      </w:r>
-      <w:r>
-        <w:rPr/>
-        <w:fldChar w:fldCharType="separate"/>
-      </w:r>
-      <w:r>
-        <w:rPr/>
-        <w:t>?</w:t>
-      </w:r>
-      <w:r>
-        <w:rPr/>
-        <w:fldChar w:fldCharType="end"/>
-      </w:r>
-    </w:p>
-    <w:p>
-      <w:pPr>
-        <w:pStyle w:val="Normal"/>
-        <w:tabs>
-          <w:tab w:val="clear" w:pos="720"/>
-          <w:tab w:val="right" w:pos="8271" w:leader="dot"/>
-        </w:tabs>
-        <w:spacing w:lineRule="auto" w:line="360" w:before="0" w:after="80"/>
-        <w:ind w:start="283"/>
-        <w:rPr/>
-      </w:pPr>
-      <w:r>
-        <w:rPr>
-          <w:b w:val="false"/>
-          <w:sz w:val="24"/>
-        </w:rPr>
-        <w:t>Recomendaciones</w:t>
-        <w:tab/>
-      </w:r>
-      <w:r>
-        <w:rPr/>
-        <w:fldChar w:fldCharType="begin"/>
-      </w:r>
-      <w:r>
-        <w:rPr/>
-        <w:instrText xml:space="preserve"> PAGEREF bm_cap5_recom \h </w:instrText>
-      </w:r>
-      <w:r>
-        <w:rPr/>
-        <w:fldChar w:fldCharType="separate"/>
-      </w:r>
-      <w:r>
-        <w:rPr/>
-        <w:t>?</w:t>
-      </w:r>
-      <w:r>
-        <w:rPr/>
-        <w:fldChar w:fldCharType="end"/>
-      </w:r>
-    </w:p>
-    <w:p>
-      <w:pPr>
-        <w:pStyle w:val="Normal"/>
-        <w:tabs>
-          <w:tab w:val="clear" w:pos="720"/>
-          <w:tab w:val="right" w:pos="8271" w:leader="dot"/>
-        </w:tabs>
-        <w:spacing w:lineRule="auto" w:line="360" w:before="0" w:after="80"/>
-        <w:ind w:start="0"/>
-        <w:rPr/>
-      </w:pPr>
-      <w:r>
-        <w:rPr>
-          <w:b/>
-          <w:sz w:val="24"/>
-        </w:rPr>
-        <w:t>REFERENCIAS</w:t>
-        <w:tab/>
-      </w:r>
-      <w:r>
-        <w:rPr/>
-        <w:fldChar w:fldCharType="begin"/>
-      </w:r>
-      <w:r>
-        <w:rPr/>
-        <w:instrText xml:space="preserve"> PAGEREF bm_referencias \h </w:instrText>
-      </w:r>
-      <w:r>
-        <w:rPr/>
-        <w:fldChar w:fldCharType="separate"/>
-      </w:r>
-      <w:r>
-        <w:rPr/>
-        <w:t>?</w:t>
-      </w:r>
-      <w:r>
-        <w:rPr/>
-        <w:fldChar w:fldCharType="end"/>
-      </w:r>
-    </w:p>
-    <w:p>
-      <w:pPr>
-        <w:pStyle w:val="Normal"/>
-        <w:tabs>
-          <w:tab w:val="clear" w:pos="720"/>
-          <w:tab w:val="right" w:pos="8271" w:leader="dot"/>
-        </w:tabs>
-        <w:spacing w:lineRule="auto" w:line="360" w:before="0" w:after="0"/>
-        <w:ind w:start="0"/>
-        <w:rPr/>
-      </w:pPr>
-      <w:r>
-        <w:rPr>
-          <w:b/>
-          <w:sz w:val="24"/>
-        </w:rPr>
-        <w:t>ANEXOS</w:t>
-        <w:tab/>
-      </w:r>
-      <w:r>
-        <w:rPr/>
-        <w:fldChar w:fldCharType="begin"/>
-      </w:r>
-      <w:r>
-        <w:rPr/>
-        <w:instrText xml:space="preserve"> PAGEREF bm_anexos \h </w:instrText>
-      </w:r>
-      <w:r>
-        <w:rPr/>
-        <w:fldChar w:fldCharType="separate"/>
-      </w:r>
-      <w:r>
-        <w:rPr/>
-        <w:t>?</w:t>
-      </w:r>
-      <w:r>
-        <w:rPr/>
-        <w:fldChar w:fldCharType="end"/>
-      </w:r>
-    </w:p>
-    <w:p>
-      <w:pPr>
-        <w:sectPr>
-          <w:type w:val="continuous"/>
-          <w:pgSz w:w="12240" w:h="15840"/>
-          <w:pgMar w:left="2268" w:right="1701" w:gutter="0" w:header="0" w:top="1701" w:footer="720" w:bottom="1701"/>
-          <w:formProt w:val="false"/>
-          <w:textDirection w:val="lrTb"/>
-          <w:docGrid w:type="default" w:linePitch="360" w:charSpace="0"/>
-        </w:sectPr>
-      </w:pPr>
-    </w:p>
-    <w:p>
-      <w:pPr>
-        <w:pStyle w:val="Normal"/>
-        <w:spacing w:before="1140" w:after="480"/>
-        <w:jc w:val="center"/>
-        <w:rPr/>
-      </w:pPr>
-      <w:bookmarkStart w:id="6" w:name="bm_lista_cuadros"/>
-      <w:r>
-        <w:rPr>
-          <w:b/>
-          <w:sz w:val="24"/>
-        </w:rPr>
-        <w:t>LISTA DE CUADROS</w:t>
-      </w:r>
-      <w:bookmarkEnd w:id="6"/>
-    </w:p>
-    <w:p>
-      <w:pPr>
-        <w:sectPr>
-          <w:footerReference w:type="even" r:id="rId25"/>
-          <w:footerReference w:type="default" r:id="rId26"/>
-          <w:footerReference w:type="first" r:id="rId27"/>
-          <w:type w:val="nextPage"/>
-          <w:pgSz w:w="12240" w:h="15840"/>
-          <w:pgMar w:left="2268" w:right="1701" w:gutter="0" w:header="0" w:top="1701" w:footer="720" w:bottom="1701"/>
-          <w:pgNumType w:fmt="lowerRoman"/>
-          <w:formProt w:val="false"/>
-          <w:textDirection w:val="lrTb"/>
-          <w:docGrid w:type="default" w:linePitch="360" w:charSpace="0"/>
-        </w:sectPr>
-      </w:pPr>
-    </w:p>
-    <w:p>
-      <w:pPr>
-        <w:pStyle w:val="Normal"/>
-        <w:tabs>
-          <w:tab w:val="clear" w:pos="720"/>
-          <w:tab w:val="right" w:pos="8271" w:leader="none"/>
-        </w:tabs>
-        <w:spacing w:before="240" w:after="240"/>
-        <w:rPr/>
-      </w:pPr>
-      <w:r>
-        <w:rPr>
-          <w:b/>
-          <w:sz w:val="24"/>
-        </w:rPr>
-        <w:t>CUADRO</w:t>
-      </w:r>
-      <w:r>
-        <w:rPr/>
-        <w:tab/>
-      </w:r>
-      <w:r>
-        <w:rPr>
-          <w:b/>
-          <w:sz w:val="24"/>
-        </w:rPr>
-        <w:t>pp.</w:t>
-      </w:r>
-    </w:p>
-    <w:p>
-      <w:pPr>
-        <w:pStyle w:val="Normal"/>
-        <w:tabs>
-          <w:tab w:val="clear" w:pos="720"/>
-          <w:tab w:val="left" w:pos="1020" w:leader="none"/>
-          <w:tab w:val="right" w:pos="8271" w:leader="dot"/>
-        </w:tabs>
-        <w:spacing w:lineRule="auto" w:line="360" w:before="0" w:after="80"/>
-        <w:ind w:hanging="1020" w:start="1020"/>
-        <w:rPr/>
-      </w:pPr>
-      <w:r>
-        <w:rPr>
-          <w:sz w:val="24"/>
-        </w:rPr>
-        <w:t>1</w:t>
-        <w:tab/>
-        <w:t>Planificación integral de objetivos específicos</w:t>
-        <w:tab/>
-      </w:r>
-      <w:r>
-        <w:rPr/>
-        <w:fldChar w:fldCharType="begin"/>
-      </w:r>
-      <w:r>
-        <w:rPr/>
-        <w:instrText xml:space="preserve"> PAGEREF bm_cuadro1 \h </w:instrText>
-      </w:r>
-      <w:r>
-        <w:rPr/>
-        <w:fldChar w:fldCharType="separate"/>
-      </w:r>
-      <w:r>
-        <w:rPr/>
-        <w:t>?</w:t>
-      </w:r>
-      <w:r>
-        <w:rPr/>
-        <w:fldChar w:fldCharType="end"/>
-      </w:r>
-    </w:p>
-    <w:p>
-      <w:pPr>
-        <w:pStyle w:val="Normal"/>
-        <w:tabs>
-          <w:tab w:val="clear" w:pos="720"/>
-          <w:tab w:val="left" w:pos="1020" w:leader="none"/>
-          <w:tab w:val="right" w:pos="8271" w:leader="dot"/>
-        </w:tabs>
-        <w:spacing w:lineRule="auto" w:line="360" w:before="0" w:after="0"/>
-        <w:ind w:hanging="1020" w:start="1020"/>
-        <w:rPr/>
-      </w:pPr>
-      <w:r>
-        <w:rPr>
-          <w:sz w:val="24"/>
-        </w:rPr>
-        <w:t>2</w:t>
-        <w:tab/>
-        <w:t>Cronograma de actividades de la pasantía</w:t>
-        <w:tab/>
-      </w:r>
-      <w:r>
-        <w:rPr/>
-        <w:fldChar w:fldCharType="begin"/>
-      </w:r>
-      <w:r>
-        <w:rPr/>
-        <w:instrText xml:space="preserve"> PAGEREF bm_cuadro2 \h </w:instrText>
-      </w:r>
-      <w:r>
-        <w:rPr/>
-        <w:fldChar w:fldCharType="separate"/>
-      </w:r>
-      <w:r>
-        <w:rPr/>
-        <w:t>?</w:t>
-      </w:r>
-      <w:r>
-        <w:rPr/>
-        <w:fldChar w:fldCharType="end"/>
-      </w:r>
-    </w:p>
-    <w:p>
-      <w:pPr>
-        <w:sectPr>
-          <w:type w:val="continuous"/>
-          <w:pgSz w:w="12240" w:h="15840"/>
-          <w:pgMar w:left="2268" w:right="1701" w:gutter="0" w:header="0" w:top="1701" w:footer="720" w:bottom="1701"/>
-          <w:formProt w:val="false"/>
-          <w:textDirection w:val="lrTb"/>
-          <w:docGrid w:type="default" w:linePitch="360" w:charSpace="0"/>
-        </w:sectPr>
-      </w:pPr>
-    </w:p>
-    <w:p>
-      <w:pPr>
-        <w:pStyle w:val="Normal"/>
-        <w:spacing w:before="1140" w:after="480"/>
-        <w:jc w:val="center"/>
-        <w:rPr/>
-      </w:pPr>
-      <w:bookmarkStart w:id="7" w:name="bm_lista_graficos"/>
-      <w:r>
-        <w:rPr>
-          <w:b/>
-          <w:sz w:val="24"/>
-        </w:rPr>
-        <w:t>LISTA DE GRÁFICOS</w:t>
-      </w:r>
-      <w:bookmarkEnd w:id="7"/>
-    </w:p>
-    <w:p>
-      <w:pPr>
-        <w:sectPr>
-          <w:footerReference w:type="even" r:id="rId28"/>
-          <w:footerReference w:type="default" r:id="rId29"/>
-          <w:footerReference w:type="first" r:id="rId30"/>
-          <w:type w:val="nextPage"/>
-          <w:pgSz w:w="12240" w:h="15840"/>
-          <w:pgMar w:left="2268" w:right="1701" w:gutter="0" w:header="0" w:top="1701" w:footer="720" w:bottom="1701"/>
-          <w:pgNumType w:fmt="lowerRoman"/>
-          <w:formProt w:val="false"/>
-          <w:textDirection w:val="lrTb"/>
-          <w:docGrid w:type="default" w:linePitch="360" w:charSpace="0"/>
-        </w:sectPr>
-      </w:pPr>
-    </w:p>
-    <w:p>
-      <w:pPr>
-        <w:pStyle w:val="Normal"/>
-        <w:tabs>
-          <w:tab w:val="clear" w:pos="720"/>
-          <w:tab w:val="right" w:pos="8271" w:leader="none"/>
-        </w:tabs>
-        <w:spacing w:before="240" w:after="240"/>
-        <w:rPr/>
-      </w:pPr>
-      <w:r>
-        <w:rPr>
-          <w:b/>
-          <w:sz w:val="24"/>
-        </w:rPr>
-        <w:t>GRÁFICO</w:t>
-      </w:r>
-      <w:r>
-        <w:rPr/>
-        <w:tab/>
-      </w:r>
-      <w:r>
-        <w:rPr>
-          <w:b/>
-          <w:sz w:val="24"/>
-        </w:rPr>
-        <w:t>pp.</w:t>
-      </w:r>
-    </w:p>
-    <w:p>
-      <w:pPr>
-        <w:pStyle w:val="Normal"/>
-        <w:tabs>
-          <w:tab w:val="clear" w:pos="720"/>
-          <w:tab w:val="left" w:pos="1020" w:leader="none"/>
-          <w:tab w:val="right" w:pos="8271" w:leader="dot"/>
-        </w:tabs>
-        <w:spacing w:lineRule="auto" w:line="360" w:before="0" w:after="80"/>
-        <w:ind w:hanging="1020" w:start="1020"/>
-        <w:rPr/>
-      </w:pPr>
-      <w:r>
-        <w:rPr>
-          <w:sz w:val="24"/>
-        </w:rPr>
-        <w:t>1</w:t>
-        <w:tab/>
-        <w:t>Logotipo de Ingeniería de Telecomunicaciones, C.A.</w:t>
-        <w:tab/>
-      </w:r>
-      <w:r>
-        <w:rPr/>
-        <w:fldChar w:fldCharType="begin"/>
-      </w:r>
-      <w:r>
-        <w:rPr/>
-        <w:instrText xml:space="preserve"> PAGEREF bm_grafico1 \h </w:instrText>
-      </w:r>
-      <w:r>
-        <w:rPr/>
-        <w:fldChar w:fldCharType="separate"/>
-      </w:r>
-      <w:r>
-        <w:rPr/>
-        <w:t>?</w:t>
-      </w:r>
-      <w:r>
-        <w:rPr/>
-        <w:fldChar w:fldCharType="end"/>
-      </w:r>
-    </w:p>
-    <w:p>
-      <w:pPr>
-        <w:pStyle w:val="Normal"/>
-        <w:tabs>
-          <w:tab w:val="clear" w:pos="720"/>
-          <w:tab w:val="left" w:pos="1020" w:leader="none"/>
-          <w:tab w:val="right" w:pos="8271" w:leader="dot"/>
-        </w:tabs>
-        <w:spacing w:lineRule="auto" w:line="360" w:before="0" w:after="80"/>
-        <w:ind w:hanging="1020" w:start="1020"/>
-        <w:rPr/>
-      </w:pPr>
-      <w:r>
-        <w:rPr>
-          <w:sz w:val="24"/>
-        </w:rPr>
-        <w:t>2</w:t>
-        <w:tab/>
-        <w:t>Representación cartográfica y ubicación espacial de Ingeniería de Telecomunicaciones, C.A.</w:t>
-        <w:tab/>
-      </w:r>
-      <w:r>
-        <w:rPr/>
-        <w:fldChar w:fldCharType="begin"/>
-      </w:r>
-      <w:r>
-        <w:rPr/>
-        <w:instrText xml:space="preserve"> PAGEREF bm_grafico2 \h </w:instrText>
-      </w:r>
-      <w:r>
-        <w:rPr/>
-        <w:fldChar w:fldCharType="separate"/>
-      </w:r>
-      <w:r>
-        <w:rPr/>
-        <w:t>?</w:t>
-      </w:r>
-      <w:r>
-        <w:rPr/>
-        <w:fldChar w:fldCharType="end"/>
-      </w:r>
-    </w:p>
-    <w:p>
-      <w:pPr>
-        <w:pStyle w:val="Normal"/>
-        <w:tabs>
-          <w:tab w:val="clear" w:pos="720"/>
-          <w:tab w:val="left" w:pos="1020" w:leader="none"/>
-          <w:tab w:val="right" w:pos="8271" w:leader="dot"/>
-        </w:tabs>
-        <w:spacing w:lineRule="auto" w:line="360" w:before="0" w:after="80"/>
-        <w:ind w:hanging="1020" w:start="1020"/>
-        <w:rPr/>
-      </w:pPr>
-      <w:r>
-        <w:rPr>
-          <w:sz w:val="24"/>
-        </w:rPr>
-        <w:t>3</w:t>
-        <w:tab/>
-        <w:t>Organigrama estructural y niveles jerárquicos de Ingeniería de Telecomunicaciones, C.A.</w:t>
-        <w:tab/>
-      </w:r>
-      <w:r>
-        <w:rPr/>
-        <w:fldChar w:fldCharType="begin"/>
-      </w:r>
-      <w:r>
-        <w:rPr/>
-        <w:instrText xml:space="preserve"> PAGEREF bm_grafico3 \h </w:instrText>
-      </w:r>
-      <w:r>
-        <w:rPr/>
-        <w:fldChar w:fldCharType="separate"/>
-      </w:r>
-      <w:r>
-        <w:rPr/>
-        <w:t>?</w:t>
-      </w:r>
-      <w:r>
-        <w:rPr/>
-        <w:fldChar w:fldCharType="end"/>
-      </w:r>
-    </w:p>
-    <w:p>
-      <w:pPr>
-        <w:pStyle w:val="Normal"/>
-        <w:tabs>
-          <w:tab w:val="clear" w:pos="720"/>
-          <w:tab w:val="left" w:pos="1020" w:leader="none"/>
-          <w:tab w:val="right" w:pos="8271" w:leader="dot"/>
-        </w:tabs>
-        <w:spacing w:lineRule="auto" w:line="360" w:before="0" w:after="0"/>
-        <w:ind w:hanging="1020" w:start="1020"/>
-        <w:rPr/>
-      </w:pPr>
-      <w:r>
-        <w:rPr>
-          <w:sz w:val="24"/>
-        </w:rPr>
-        <w:t>4</w:t>
-        <w:tab/>
-        <w:t>Organigrama del Departamento de Administración.</w:t>
-        <w:tab/>
-      </w:r>
-      <w:r>
-        <w:rPr/>
-        <w:fldChar w:fldCharType="begin"/>
-      </w:r>
-      <w:r>
-        <w:rPr/>
-        <w:instrText xml:space="preserve"> PAGEREF bm_grafico4 \h </w:instrText>
-      </w:r>
-      <w:r>
-        <w:rPr/>
-        <w:fldChar w:fldCharType="separate"/>
-      </w:r>
-      <w:r>
-        <w:rPr/>
-        <w:t>?</w:t>
-      </w:r>
-      <w:r>
-        <w:rPr/>
-        <w:fldChar w:fldCharType="end"/>
-      </w:r>
-    </w:p>
-    <w:p>
-      <w:pPr>
-        <w:sectPr>
-          <w:type w:val="continuous"/>
-          <w:pgSz w:w="12240" w:h="15840"/>
-          <w:pgMar w:left="2268" w:right="1701" w:gutter="0" w:header="0" w:top="1701" w:footer="720" w:bottom="1701"/>
-          <w:formProt w:val="false"/>
-          <w:textDirection w:val="lrTb"/>
-          <w:docGrid w:type="default" w:linePitch="360" w:charSpace="0"/>
-        </w:sectPr>
-      </w:pPr>
-    </w:p>
-    <w:p>
-      <w:pPr>
-        <w:pStyle w:val="Normal"/>
-        <w:spacing w:before="1140" w:after="480"/>
-        <w:jc w:val="center"/>
-        <w:rPr/>
-      </w:pPr>
-      <w:bookmarkStart w:id="8" w:name="bm_lista_anexos"/>
-      <w:r>
-        <w:rPr>
-          <w:b/>
-          <w:sz w:val="24"/>
-        </w:rPr>
-        <w:t>LISTA DE ANEXOS</w:t>
-      </w:r>
-      <w:bookmarkEnd w:id="8"/>
-    </w:p>
-    <w:p>
-      <w:pPr>
-        <w:sectPr>
-          <w:footerReference w:type="even" r:id="rId31"/>
-          <w:footerReference w:type="default" r:id="rId32"/>
-          <w:footerReference w:type="first" r:id="rId33"/>
-          <w:type w:val="nextPage"/>
-          <w:pgSz w:w="12240" w:h="15840"/>
-          <w:pgMar w:left="2268" w:right="1701" w:gutter="0" w:header="0" w:top="1701" w:footer="720" w:bottom="1701"/>
-          <w:pgNumType w:fmt="lowerRoman"/>
-          <w:formProt w:val="false"/>
-          <w:textDirection w:val="lrTb"/>
-          <w:docGrid w:type="default" w:linePitch="360" w:charSpace="0"/>
-        </w:sectPr>
-      </w:pPr>
-    </w:p>
-    <w:p>
-      <w:pPr>
-        <w:pStyle w:val="Normal"/>
-        <w:tabs>
-          <w:tab w:val="clear" w:pos="720"/>
-          <w:tab w:val="right" w:pos="8271" w:leader="none"/>
-        </w:tabs>
-        <w:spacing w:before="240" w:after="240"/>
-        <w:rPr/>
-      </w:pPr>
-      <w:r>
-        <w:rPr>
-          <w:b/>
-          <w:sz w:val="24"/>
-        </w:rPr>
-        <w:t>ANEXOS</w:t>
-      </w:r>
-      <w:r>
-        <w:rPr/>
-        <w:tab/>
-      </w:r>
-      <w:r>
-        <w:rPr>
-          <w:b/>
-          <w:sz w:val="24"/>
-        </w:rPr>
-        <w:t>pp.</w:t>
-      </w:r>
-    </w:p>
-    <w:p>
-      <w:pPr>
-        <w:pStyle w:val="Normal"/>
-        <w:tabs>
-          <w:tab w:val="clear" w:pos="720"/>
-          <w:tab w:val="left" w:pos="1020" w:leader="none"/>
-          <w:tab w:val="right" w:pos="8271" w:leader="dot"/>
-        </w:tabs>
-        <w:spacing w:lineRule="auto" w:line="360" w:before="0" w:after="80"/>
-        <w:ind w:hanging="1020" w:start="1020"/>
-        <w:rPr/>
-      </w:pPr>
-      <w:r>
-        <w:rPr>
-          <w:sz w:val="24"/>
-        </w:rPr>
-        <w:t>A</w:t>
-        <w:tab/>
-        <w:t>Flujograma del proceso propuesto de gestión de solicitudes de servicios</w:t>
-        <w:tab/>
-      </w:r>
-      <w:r>
-        <w:rPr/>
-        <w:fldChar w:fldCharType="begin"/>
-      </w:r>
-      <w:r>
-        <w:rPr/>
-        <w:instrText xml:space="preserve"> PAGEREF bm_anexoA \h </w:instrText>
-      </w:r>
-      <w:r>
-        <w:rPr/>
-        <w:fldChar w:fldCharType="separate"/>
-      </w:r>
-      <w:r>
-        <w:rPr/>
-        <w:t>?</w:t>
-      </w:r>
-      <w:r>
-        <w:rPr/>
-        <w:fldChar w:fldCharType="end"/>
-      </w:r>
-    </w:p>
-    <w:p>
-      <w:pPr>
-        <w:pStyle w:val="Normal"/>
-        <w:tabs>
-          <w:tab w:val="clear" w:pos="720"/>
-          <w:tab w:val="left" w:pos="1020" w:leader="none"/>
-          <w:tab w:val="right" w:pos="8271" w:leader="dot"/>
-        </w:tabs>
-        <w:spacing w:lineRule="auto" w:line="360" w:before="0" w:after="80"/>
-        <w:ind w:hanging="1020" w:start="1020"/>
-        <w:rPr/>
-      </w:pPr>
-      <w:r>
-        <w:rPr>
-          <w:sz w:val="24"/>
-        </w:rPr>
-        <w:t>B</w:t>
-        <w:tab/>
-        <w:t>Diagrama de Ishikawa del control de solicitudes</w:t>
-        <w:tab/>
-      </w:r>
-      <w:r>
-        <w:rPr/>
-        <w:fldChar w:fldCharType="begin"/>
-      </w:r>
-      <w:r>
-        <w:rPr/>
-        <w:instrText xml:space="preserve"> PAGEREF bm_anexoB \h </w:instrText>
-      </w:r>
-      <w:r>
-        <w:rPr/>
-        <w:fldChar w:fldCharType="separate"/>
-      </w:r>
-      <w:r>
-        <w:rPr/>
-        <w:t>?</w:t>
-      </w:r>
-      <w:r>
-        <w:rPr/>
-        <w:fldChar w:fldCharType="end"/>
-      </w:r>
-    </w:p>
-    <w:p>
-      <w:pPr>
-        <w:pStyle w:val="Normal"/>
-        <w:tabs>
-          <w:tab w:val="clear" w:pos="720"/>
-          <w:tab w:val="left" w:pos="1020" w:leader="none"/>
-          <w:tab w:val="right" w:pos="8271" w:leader="dot"/>
-        </w:tabs>
-        <w:spacing w:lineRule="auto" w:line="360" w:before="0" w:after="80"/>
-        <w:ind w:hanging="1020" w:start="1020"/>
-        <w:rPr/>
-      </w:pPr>
-      <w:r>
-        <w:rPr>
-          <w:sz w:val="24"/>
-        </w:rPr>
-        <w:t>C</w:t>
-        <w:tab/>
-        <w:t>Flujograma AS-IS de afiliaciones e incidencias</w:t>
-        <w:tab/>
-      </w:r>
-      <w:r>
-        <w:rPr/>
-        <w:fldChar w:fldCharType="begin"/>
-      </w:r>
-      <w:r>
-        <w:rPr/>
-        <w:instrText xml:space="preserve"> PAGEREF bm_anexoC \h </w:instrText>
-      </w:r>
-      <w:r>
-        <w:rPr/>
-        <w:fldChar w:fldCharType="separate"/>
-      </w:r>
-      <w:r>
-        <w:rPr/>
-        <w:t>?</w:t>
-      </w:r>
-      <w:r>
-        <w:rPr/>
-        <w:fldChar w:fldCharType="end"/>
-      </w:r>
-    </w:p>
-    <w:p>
-      <w:pPr>
-        <w:pStyle w:val="Normal"/>
-        <w:tabs>
-          <w:tab w:val="clear" w:pos="720"/>
-          <w:tab w:val="left" w:pos="1020" w:leader="none"/>
-          <w:tab w:val="right" w:pos="8271" w:leader="dot"/>
-        </w:tabs>
-        <w:spacing w:lineRule="auto" w:line="360" w:before="0" w:after="80"/>
-        <w:ind w:hanging="1020" w:start="1020"/>
-        <w:rPr/>
-      </w:pPr>
-      <w:r>
-        <w:rPr>
-          <w:sz w:val="24"/>
-        </w:rPr>
-        <w:t>D</w:t>
-        <w:tab/>
-        <w:t>Swimlane interdepartamental de gestión de solicitudes</w:t>
-        <w:tab/>
-      </w:r>
-      <w:r>
-        <w:rPr/>
-        <w:fldChar w:fldCharType="begin"/>
-      </w:r>
-      <w:r>
-        <w:rPr/>
-        <w:instrText xml:space="preserve"> PAGEREF bm_anexoD \h </w:instrText>
-      </w:r>
-      <w:r>
-        <w:rPr/>
-        <w:fldChar w:fldCharType="separate"/>
-      </w:r>
-      <w:r>
-        <w:rPr/>
-        <w:t>?</w:t>
-      </w:r>
-      <w:r>
-        <w:rPr/>
-        <w:fldChar w:fldCharType="end"/>
-      </w:r>
-    </w:p>
-    <w:p>
-      <w:pPr>
-        <w:pStyle w:val="Normal"/>
-        <w:tabs>
-          <w:tab w:val="clear" w:pos="720"/>
-          <w:tab w:val="left" w:pos="1020" w:leader="none"/>
-          <w:tab w:val="right" w:pos="8271" w:leader="dot"/>
-        </w:tabs>
-        <w:spacing w:lineRule="auto" w:line="360" w:before="0" w:after="80"/>
-        <w:ind w:hanging="1020" w:start="1020"/>
-        <w:rPr/>
-      </w:pPr>
-      <w:r>
-        <w:rPr>
-          <w:sz w:val="24"/>
-        </w:rPr>
-        <w:t>E</w:t>
-        <w:tab/>
-        <w:t>Estados de una solicitud de servicio</w:t>
-        <w:tab/>
-      </w:r>
-      <w:r>
-        <w:rPr/>
-        <w:fldChar w:fldCharType="begin"/>
-      </w:r>
-      <w:r>
-        <w:rPr/>
-        <w:instrText xml:space="preserve"> PAGEREF bm_anexoE \h </w:instrText>
-      </w:r>
-      <w:r>
-        <w:rPr/>
-        <w:fldChar w:fldCharType="separate"/>
-      </w:r>
-      <w:r>
-        <w:rPr/>
-        <w:t>?</w:t>
-      </w:r>
-      <w:r>
-        <w:rPr/>
-        <w:fldChar w:fldCharType="end"/>
-      </w:r>
-    </w:p>
-    <w:p>
-      <w:pPr>
-        <w:pStyle w:val="Normal"/>
-        <w:tabs>
-          <w:tab w:val="clear" w:pos="720"/>
-          <w:tab w:val="left" w:pos="1020" w:leader="none"/>
-          <w:tab w:val="right" w:pos="8271" w:leader="dot"/>
-        </w:tabs>
-        <w:spacing w:lineRule="auto" w:line="360" w:before="0" w:after="80"/>
-        <w:ind w:hanging="1020" w:start="1020"/>
-        <w:rPr/>
-      </w:pPr>
-      <w:r>
-        <w:rPr>
-          <w:sz w:val="24"/>
-        </w:rPr>
-        <w:t>F</w:t>
-        <w:tab/>
-        <w:t>Comunicación interdepartamental</w:t>
-        <w:tab/>
-      </w:r>
-      <w:r>
-        <w:rPr/>
-        <w:fldChar w:fldCharType="begin"/>
-      </w:r>
-      <w:r>
-        <w:rPr/>
-        <w:instrText xml:space="preserve"> PAGEREF bm_anexoF \h </w:instrText>
-      </w:r>
-      <w:r>
-        <w:rPr/>
-        <w:fldChar w:fldCharType="separate"/>
-      </w:r>
-      <w:r>
-        <w:rPr/>
-        <w:t>?</w:t>
-      </w:r>
-      <w:r>
-        <w:rPr/>
-        <w:fldChar w:fldCharType="end"/>
-      </w:r>
-    </w:p>
-    <w:p>
-      <w:pPr>
-        <w:pStyle w:val="Normal"/>
-        <w:tabs>
-          <w:tab w:val="clear" w:pos="720"/>
-          <w:tab w:val="left" w:pos="1020" w:leader="none"/>
-          <w:tab w:val="right" w:pos="8271" w:leader="dot"/>
-        </w:tabs>
-        <w:spacing w:lineRule="auto" w:line="360" w:before="0" w:after="80"/>
-        <w:ind w:hanging="1020" w:start="1020"/>
-        <w:rPr/>
-      </w:pPr>
-      <w:r>
-        <w:rPr>
-          <w:sz w:val="24"/>
-        </w:rPr>
-        <w:t>G</w:t>
-        <w:tab/>
-        <w:t>Comparación AS-IS y TO-BE del control de solicitudes</w:t>
-        <w:tab/>
-      </w:r>
-      <w:r>
-        <w:rPr/>
-        <w:fldChar w:fldCharType="begin"/>
-      </w:r>
-      <w:r>
-        <w:rPr/>
-        <w:instrText xml:space="preserve"> PAGEREF bm_anexoG \h </w:instrText>
-      </w:r>
-      <w:r>
-        <w:rPr/>
-        <w:fldChar w:fldCharType="separate"/>
-      </w:r>
-      <w:r>
-        <w:rPr/>
-        <w:t>?</w:t>
-      </w:r>
-      <w:r>
-        <w:rPr/>
-        <w:fldChar w:fldCharType="end"/>
-      </w:r>
-    </w:p>
-    <w:p>
-      <w:pPr>
-        <w:pStyle w:val="Normal"/>
-        <w:tabs>
-          <w:tab w:val="clear" w:pos="720"/>
-          <w:tab w:val="left" w:pos="1020" w:leader="none"/>
-          <w:tab w:val="right" w:pos="8271" w:leader="dot"/>
-        </w:tabs>
-        <w:spacing w:lineRule="auto" w:line="360" w:before="0" w:after="80"/>
-        <w:ind w:hanging="1020" w:start="1020"/>
-        <w:rPr/>
-      </w:pPr>
-      <w:r>
-        <w:rPr>
-          <w:sz w:val="24"/>
-        </w:rPr>
-        <w:t>H</w:t>
-        <w:tab/>
-        <w:t>Diagrama de Ishikawa del control y trazabilidad de las solicitudes de servicio</w:t>
-        <w:tab/>
-      </w:r>
-      <w:r>
-        <w:rPr/>
-        <w:fldChar w:fldCharType="begin"/>
-      </w:r>
-      <w:r>
-        <w:rPr/>
-        <w:instrText xml:space="preserve"> PAGEREF bm_anexoH \h </w:instrText>
-      </w:r>
-      <w:r>
-        <w:rPr/>
-        <w:fldChar w:fldCharType="separate"/>
-      </w:r>
-      <w:r>
-        <w:rPr/>
-        <w:t>?</w:t>
-      </w:r>
-      <w:r>
-        <w:rPr/>
-        <w:fldChar w:fldCharType="end"/>
-      </w:r>
-    </w:p>
-    <w:p>
-      <w:pPr>
-        <w:pStyle w:val="Normal"/>
-        <w:tabs>
-          <w:tab w:val="clear" w:pos="720"/>
-          <w:tab w:val="left" w:pos="1020" w:leader="none"/>
-          <w:tab w:val="right" w:pos="8271" w:leader="dot"/>
-        </w:tabs>
-        <w:spacing w:lineRule="auto" w:line="360" w:before="0" w:after="0"/>
-        <w:ind w:hanging="1020" w:start="1020"/>
-        <w:rPr/>
-      </w:pPr>
-      <w:r>
-        <w:rPr>
-          <w:sz w:val="24"/>
-        </w:rPr>
-        <w:t>I</w:t>
-        <w:tab/>
-        <w:t>Memoria fotográfica de las actividades realizadas</w:t>
-        <w:tab/>
-      </w:r>
-      <w:r>
-        <w:rPr/>
-        <w:fldChar w:fldCharType="begin"/>
-      </w:r>
-      <w:r>
-        <w:rPr/>
-        <w:instrText xml:space="preserve"> PAGEREF bm_anexoI \h </w:instrText>
-      </w:r>
-      <w:r>
-        <w:rPr/>
-        <w:fldChar w:fldCharType="separate"/>
-      </w:r>
-      <w:r>
-        <w:rPr/>
-        <w:t>?</w:t>
-      </w:r>
-      <w:r>
-        <w:rPr/>
-        <w:fldChar w:fldCharType="end"/>
-      </w:r>
-    </w:p>
-    <w:p>
-      <w:pPr>
-        <w:sectPr>
-          <w:type w:val="continuous"/>
-          <w:pgSz w:w="12240" w:h="15840"/>
-          <w:pgMar w:left="2268" w:right="1701" w:gutter="0" w:header="0" w:top="1701" w:footer="720" w:bottom="1701"/>
-          <w:formProt w:val="false"/>
-          <w:textDirection w:val="lrTb"/>
-          <w:docGrid w:type="default" w:linePitch="360" w:charSpace="0"/>
-        </w:sectPr>
-      </w:pPr>
-    </w:p>
-    <w:p>
-      <w:pPr>
-        <w:pStyle w:val="Normal"/>
-        <w:spacing w:lineRule="auto" w:line="240" w:before="0" w:after="0"/>
-        <w:jc w:val="center"/>
-        <w:rPr/>
-      </w:pPr>
-      <w:r>
-        <w:rPr>
-          <w:b/>
-          <w:sz w:val="24"/>
-        </w:rPr>
-        <w:t>REPÚBLICA BOLIVARIANA DE VENEZUELA</w:t>
-      </w:r>
-    </w:p>
-    <w:p>
-      <w:pPr>
-        <w:pStyle w:val="Normal"/>
-        <w:spacing w:lineRule="auto" w:line="240" w:before="0" w:after="0"/>
-        <w:jc w:val="center"/>
-        <w:rPr/>
-      </w:pPr>
-      <w:r>
-        <w:rPr>
-          <w:b/>
-          <w:sz w:val="24"/>
-        </w:rPr>
-        <w:t>MINISTERIO DEL PODER POPULAR PARA LA EDUCACIÓN UNIVERSITARIA</w:t>
-      </w:r>
-    </w:p>
-    <w:p>
-      <w:pPr>
-        <w:pStyle w:val="Normal"/>
-        <w:spacing w:lineRule="auto" w:line="240" w:before="0" w:after="0"/>
-        <w:jc w:val="center"/>
-        <w:rPr/>
-      </w:pPr>
-      <w:r>
-        <w:rPr>
-          <w:b/>
-          <w:sz w:val="24"/>
-        </w:rPr>
-        <w:t>INSTITUTO UNIVERSITARIO DE TECNOLOGÍA</w:t>
-      </w:r>
-    </w:p>
-    <w:p>
-      <w:pPr>
-        <w:pStyle w:val="Normal"/>
-        <w:spacing w:lineRule="auto" w:line="240" w:before="0" w:after="0"/>
-        <w:jc w:val="center"/>
-        <w:rPr/>
-      </w:pPr>
-      <w:r>
-        <w:rPr>
-          <w:b/>
-          <w:sz w:val="24"/>
-        </w:rPr>
-        <w:t>"ELÍAS CALIXTO POMPA"</w:t>
-      </w:r>
-    </w:p>
-    <w:p>
-      <w:pPr>
-        <w:pStyle w:val="Normal"/>
-        <w:spacing w:lineRule="auto" w:line="240" w:before="0" w:after="0"/>
-        <w:jc w:val="center"/>
-        <w:rPr/>
-      </w:pPr>
-      <w:r>
-        <w:rPr>
-          <w:b/>
-          <w:sz w:val="24"/>
-        </w:rPr>
-        <w:t>EL TIGRE, ESTADO ANZOÁTEGUI</w:t>
-      </w:r>
-    </w:p>
-    <w:p>
-      <w:pPr>
-        <w:pStyle w:val="Normal"/>
-        <w:spacing w:lineRule="auto" w:line="240" w:before="0" w:after="120"/>
-        <w:rPr/>
-      </w:pPr>
-      <w:r>
-        <w:rPr/>
-      </w:r>
-    </w:p>
-    <w:p>
-      <w:pPr>
-        <w:pStyle w:val="Normal"/>
-        <w:spacing w:lineRule="auto" w:line="240" w:before="0" w:after="120"/>
-        <w:jc w:val="center"/>
-        <w:rPr/>
-      </w:pPr>
-      <w:r>
-        <w:rPr>
-          <w:b/>
-          <w:sz w:val="24"/>
-        </w:rPr>
-        <w:t>EVALUACIÓN DEL CONTROL ADMINISTRATIVO APLICADO A LA GESTIÓN DE SOLICITUDES DE SERVICIOS DE TELECOMUNICACIONES EN LA EMPRESA INGENIERÍA DE TELECOMUNICACIONES, C.A.</w:t>
-      </w:r>
-    </w:p>
-    <w:p>
-      <w:pPr>
-        <w:pStyle w:val="Normal"/>
-        <w:spacing w:lineRule="auto" w:line="240" w:before="0" w:after="120"/>
-        <w:ind w:start="0"/>
-        <w:jc w:val="end"/>
-        <w:rPr/>
-      </w:pPr>
-      <w:r>
-        <w:rPr>
-          <w:b/>
-          <w:sz w:val="24"/>
-        </w:rPr>
-        <w:t>Autor:</w:t>
-        <w:br/>
-      </w:r>
-      <w:r>
-        <w:rPr>
-          <w:sz w:val="24"/>
-        </w:rPr>
-        <w:t>Alrifaai Alrifaaie, Amaal</w:t>
-        <w:br/>
-        <w:t>C.I.: 31.985.792</w:t>
-        <w:br/>
-        <w:t>agosto de 2026</w:t>
-      </w:r>
-    </w:p>
-    <w:p>
-      <w:pPr>
-        <w:pStyle w:val="Normal"/>
-        <w:spacing w:lineRule="auto" w:line="240" w:before="120" w:after="120"/>
-        <w:jc w:val="center"/>
-        <w:rPr/>
-      </w:pPr>
-      <w:bookmarkStart w:id="9" w:name="bm_resumen"/>
-      <w:r>
-        <w:rPr>
-          <w:b/>
-          <w:sz w:val="24"/>
-        </w:rPr>
-        <w:t>RESUMEN</w:t>
-      </w:r>
-      <w:bookmarkEnd w:id="9"/>
-    </w:p>
-    <w:p>
-      <w:pPr>
-        <w:sectPr>
-          <w:footerReference w:type="even" r:id="rId34"/>
-          <w:footerReference w:type="default" r:id="rId35"/>
-          <w:footerReference w:type="first" r:id="rId36"/>
-          <w:type w:val="nextPage"/>
-          <w:pgSz w:w="12240" w:h="15840"/>
-          <w:pgMar w:left="2268" w:right="1701" w:gutter="0" w:header="0" w:top="1701" w:footer="720" w:bottom="1701"/>
-          <w:pgNumType w:fmt="lowerRoman"/>
-          <w:formProt w:val="false"/>
-          <w:textDirection w:val="lrTb"/>
-          <w:docGrid w:type="default" w:linePitch="360" w:charSpace="0"/>
-        </w:sectPr>
-      </w:pPr>
-    </w:p>
-    <w:p>
-      <w:pPr>
-        <w:pStyle w:val="Normal"/>
-        <w:spacing w:lineRule="auto" w:line="240" w:before="0" w:after="0"/>
-        <w:ind w:firstLine="709"/>
-        <w:jc w:val="both"/>
-        <w:rPr/>
-      </w:pPr>
-      <w:r>
-        <w:rPr>
-          <w:sz w:val="24"/>
-        </w:rPr>
-        <w:t>El presente informe recoge las actividades desarrolladas durante diez (10) semanas de pasantías profesionales en Ingeniería de Telecomunicaciones, C.A. (IDETEL), con una primera etapa de rotación por Atención al Cliente y una segunda etapa de apoyo en el área de Administración. Durante la práctica se observó el recorrido de solicitudes de afiliación e incidencias, el registro de pagos, la facturación, el seguimiento de casos y la elaboración de reportes administrativos. La situación problemática se relaciona con la ausencia de un procedimiento formalizado y unificado para controlar las solicitudes desde su recepción hasta el cierre, lo que dificulta conocer de manera oportuna los responsables, tiempos de respuesta y estatus de cada caso. El objetivo general fue evaluar el control administrativo aplicado a la gestión de solicitudes de servicios de telecomunicaciones, con el propósito de identificar sus debilidades y formular mejoras procedimentales. Para ello se realizaron observaciones directas, revisión de registros, entrevistas estructuradas al personal y un diagrama de causa-efecto para organizar los factores vinculados con las fallas detectadas. A partir de los hallazgos se formularon mejoras orientadas a establecer un flujo estandarizado, definir responsables por etapa, utilizar formatos uniformes y aplicar indicadores básicos para el seguimiento de las solicitudes. Como resultado, se determinó que la formalización del recorrido y la centralización de la información pueden facilitar la trazabilidad y reducir los reprocesos administrativos. Se concluye que el fortalecimiento del control depende principalmente de establecer criterios comunes de registro, actualización y cierre de los casos. Se recomienda implementar progresivamente el procedimiento propuesto, comunicarlo al personal involucrado y revisar periódicamente los tiempos de respuesta y solicitudes pendientes para detectar desviaciones y oportunidades de mejora.</w:t>
-      </w:r>
-    </w:p>
-    <w:p>
-      <w:pPr>
-        <w:pStyle w:val="Normal"/>
-        <w:rPr/>
-      </w:pPr>
-      <w:r>
-        <w:rPr/>
-      </w:r>
-    </w:p>
-    <w:p>
-      <w:pPr>
-        <w:pStyle w:val="Normal"/>
-        <w:spacing w:lineRule="auto" w:line="240" w:before="0" w:after="0"/>
-        <w:ind w:firstLine="709"/>
-        <w:rPr/>
-      </w:pPr>
-      <w:r>
-        <w:rPr>
-          <w:b/>
-          <w:sz w:val="24"/>
-        </w:rPr>
-        <w:t xml:space="preserve">Palabras claves: </w:t>
-      </w:r>
-      <w:r>
-        <w:rPr>
-          <w:sz w:val="24"/>
-        </w:rPr>
-        <w:t>control administrativo, solicitudes de servicio, trazabilidad, telecomunicaciones, pasantías</w:t>
-      </w:r>
-    </w:p>
-    <w:p>
-      <w:pPr>
-        <w:sectPr>
-          <w:type w:val="continuous"/>
-          <w:pgSz w:w="12240" w:h="15840"/>
-          <w:pgMar w:left="2268" w:right="1701" w:gutter="0" w:header="0" w:top="1701" w:footer="720" w:bottom="1701"/>
-          <w:formProt w:val="false"/>
-          <w:textDirection w:val="lrTb"/>
-          <w:docGrid w:type="default" w:linePitch="360" w:charSpace="0"/>
-        </w:sectPr>
-      </w:pPr>
-    </w:p>
-    <w:p>
-      <w:pPr>
-        <w:pStyle w:val="Normal"/>
-        <w:spacing w:before="1140" w:after="480"/>
-        <w:jc w:val="center"/>
-        <w:rPr/>
-      </w:pPr>
-      <w:bookmarkStart w:id="10" w:name="bm_introduccion"/>
-      <w:r>
-        <w:rPr>
-          <w:b/>
-          <w:sz w:val="24"/>
-        </w:rPr>
-        <w:t>INTRODUCCIÓN</w:t>
-      </w:r>
-      <w:bookmarkEnd w:id="10"/>
-    </w:p>
-    <w:p>
-      <w:pPr>
-        <w:sectPr>
-          <w:footerReference w:type="even" r:id="rId37"/>
-          <w:footerReference w:type="default" r:id="rId38"/>
-          <w:footerReference w:type="first" r:id="rId39"/>
-          <w:type w:val="nextPage"/>
-          <w:pgSz w:w="12240" w:h="15840"/>
-          <w:pgMar w:left="2268" w:right="1701" w:gutter="0" w:header="0" w:top="1701" w:footer="720" w:bottom="1701"/>
-          <w:pgNumType w:start="1" w:fmt="decimal"/>
-          <w:formProt w:val="false"/>
-          <w:titlePg/>
-          <w:textDirection w:val="lrTb"/>
-          <w:docGrid w:type="default" w:linePitch="360" w:charSpace="0"/>
-        </w:sectPr>
-      </w:pPr>
-    </w:p>
-    <w:p>
-      <w:pPr>
-        <w:pStyle w:val="Normal"/>
-        <w:spacing w:lineRule="auto" w:line="360" w:before="0" w:after="0"/>
-        <w:ind w:firstLine="709"/>
-        <w:jc w:val="both"/>
-        <w:rPr/>
-      </w:pPr>
-      <w:r>
-        <w:rPr>
-          <w:i w:val="false"/>
-          <w:sz w:val="24"/>
-        </w:rPr>
-        <w:t>La atención de solicitudes de servicio exige coordinación entre las áreas que reciben el requerimiento, registran la información, procesan pagos o documentación y ejecutan las acciones técnicas necesarias para cerrar cada caso. En una empresa de telecomunicaciones, el control administrativo de ese recorrido permite conocer el estado de las afiliaciones e incidencias y facilita la comunicación con el suscriptor.</w:t>
-      </w:r>
-    </w:p>
-    <w:p>
-      <w:pPr>
-        <w:pStyle w:val="Normal"/>
-        <w:spacing w:lineRule="auto" w:line="360" w:before="0" w:after="0"/>
-        <w:ind w:firstLine="709"/>
-        <w:jc w:val="both"/>
-        <w:rPr/>
-      </w:pPr>
-      <w:r>
-        <w:rPr>
-          <w:i w:val="false"/>
-          <w:sz w:val="24"/>
-        </w:rPr>
-        <w:t>Las pasantías en Ingeniería de Telecomunicaciones, C.A. (IDETEL) permitieron observar esta dinámica desde dos espacios vinculados: durante las primeras semanas se apoyaron tareas de Atención al Cliente y posteriormente se desarrollaron actividades en Administración. La rotación permitió identificar cómo la información originada en la atención inicial debe continuar hacia los procesos administrativos, comerciales y técnicos hasta alcanzar el cierre de la solicitud.</w:t>
-      </w:r>
-    </w:p>
-    <w:p>
-      <w:pPr>
-        <w:pStyle w:val="Normal"/>
-        <w:spacing w:lineRule="auto" w:line="360" w:before="0" w:after="0"/>
-        <w:ind w:firstLine="709"/>
-        <w:jc w:val="both"/>
-        <w:rPr/>
-      </w:pPr>
-      <w:r>
-        <w:rPr>
-          <w:i w:val="false"/>
-          <w:sz w:val="24"/>
-        </w:rPr>
-        <w:t>El propósito del informe es evaluar el control administrativo aplicado a la gestión de solicitudes de servicios para determinar las principales debilidades y formular mejoras procedimentales. El trabajo se apoya en fundamentos de control administrativo, gestión de solicitudes, estandarización de procedimientos, calidad del servicio y sistemas de información, relacionándolos con las actividades realizadas durante la pasantía.</w:t>
-      </w:r>
-    </w:p>
-    <w:p>
-      <w:pPr>
-        <w:pStyle w:val="Normal"/>
-        <w:spacing w:lineRule="auto" w:line="360" w:before="0" w:after="0"/>
-        <w:ind w:firstLine="709"/>
-        <w:jc w:val="both"/>
-        <w:rPr/>
-      </w:pPr>
-      <w:r>
-        <w:rPr>
-          <w:i w:val="false"/>
-          <w:sz w:val="24"/>
-        </w:rPr>
-        <w:t>El informe se organiza en cinco capítulos. El Capítulo I presenta la realidad organizacional de IDETEL; el Capítulo II desarrolla el diagnóstico situacional, los objetivos, la planificación y el cronograma; el Capítulo III expone las bases teóricas; el Capítulo IV describe las actividades ejecutadas durante las diez semanas; y el Capítulo V presenta las conclusiones y recomendaciones derivadas de la experiencia.</w:t>
-      </w:r>
-    </w:p>
-    <w:p>
-      <w:pPr>
-        <w:sectPr>
-          <w:type w:val="continuous"/>
-          <w:pgSz w:w="12240" w:h="15840"/>
-          <w:pgMar w:left="2268" w:right="1701" w:gutter="0" w:header="0" w:top="1701" w:footer="720" w:bottom="1701"/>
-          <w:formProt w:val="false"/>
-          <w:titlePg/>
-          <w:textDirection w:val="lrTb"/>
-          <w:docGrid w:type="default" w:linePitch="360" w:charSpace="0"/>
-        </w:sectPr>
-      </w:pPr>
-    </w:p>
-    <w:p>
-      <w:pPr>
-        <w:pStyle w:val="Normal"/>
-        <w:spacing w:before="1140" w:after="480"/>
-        <w:jc w:val="center"/>
-        <w:rPr/>
-      </w:pPr>
-      <w:r>
-        <w:rPr>
-          <w:b/>
-          <w:sz w:val="24"/>
-        </w:rPr>
-        <w:t>CAPÍTULO I</w:t>
-      </w:r>
-    </w:p>
-    <w:p>
-      <w:pPr>
-        <w:pStyle w:val="Normal"/>
-        <w:spacing w:before="480" w:after="0"/>
-        <w:jc w:val="center"/>
-        <w:rPr/>
-      </w:pPr>
-      <w:bookmarkStart w:id="11" w:name="bm_cap1"/>
-      <w:r>
-        <w:rPr>
-          <w:b/>
-          <w:sz w:val="24"/>
-        </w:rPr>
-        <w:t>REALIDAD ORGANIZACIONAL</w:t>
-      </w:r>
-      <w:bookmarkEnd w:id="11"/>
-    </w:p>
-    <w:p>
-      <w:pPr>
-        <w:sectPr>
-          <w:footerReference w:type="even" r:id="rId40"/>
-          <w:footerReference w:type="default" r:id="rId41"/>
-          <w:footerReference w:type="first" r:id="rId42"/>
-          <w:type w:val="nextPage"/>
-          <w:pgSz w:w="12240" w:h="15840"/>
-          <w:pgMar w:left="2268" w:right="1701" w:gutter="0" w:header="0" w:top="1701" w:footer="720" w:bottom="1701"/>
-          <w:pgNumType w:fmt="decimal"/>
-          <w:formProt w:val="false"/>
-          <w:titlePg/>
-          <w:textDirection w:val="lrTb"/>
-          <w:docGrid w:type="default" w:linePitch="360" w:charSpace="0"/>
-        </w:sectPr>
-      </w:pPr>
-    </w:p>
-    <w:p>
-      <w:pPr>
-        <w:pStyle w:val="Normal"/>
-        <w:spacing w:lineRule="auto" w:line="360" w:before="480" w:after="480"/>
-        <w:jc w:val="center"/>
-        <w:rPr/>
-      </w:pPr>
-      <w:bookmarkStart w:id="12" w:name="bm_cap1_ident"/>
-      <w:r>
-        <w:rPr>
-          <w:b/>
-          <w:sz w:val="24"/>
-        </w:rPr>
-        <w:t>Identificación de la empresa</w:t>
-      </w:r>
-      <w:bookmarkEnd w:id="12"/>
-    </w:p>
-    <w:p>
-      <w:pPr>
-        <w:pStyle w:val="Normal"/>
-        <w:spacing w:lineRule="auto" w:line="360" w:before="480" w:after="480"/>
-        <w:jc w:val="start"/>
-        <w:rPr/>
-      </w:pPr>
-      <w:r>
-        <w:rPr>
-          <w:b/>
-          <w:sz w:val="24"/>
-        </w:rPr>
-        <w:t>Razón social</w:t>
-      </w:r>
-    </w:p>
-    <w:p>
-      <w:pPr>
-        <w:pStyle w:val="Normal"/>
-        <w:spacing w:lineRule="auto" w:line="360" w:before="0" w:after="0"/>
-        <w:ind w:hanging="0"/>
-        <w:jc w:val="both"/>
-        <w:rPr/>
-      </w:pPr>
-      <w:r>
-        <w:rPr>
-          <w:i w:val="false"/>
-          <w:sz w:val="24"/>
-        </w:rPr>
-        <w:t>Ingeniería de Telecomunicaciones, C.A. (IDETEL / INTELCA)</w:t>
-      </w:r>
-    </w:p>
-    <w:p>
-      <w:pPr>
-        <w:pStyle w:val="Normal"/>
-        <w:spacing w:lineRule="auto" w:line="360" w:before="480" w:after="480"/>
-        <w:jc w:val="start"/>
-        <w:rPr/>
-      </w:pPr>
-      <w:bookmarkStart w:id="13" w:name="bm_cap1_resena"/>
-      <w:r>
-        <w:rPr>
-          <w:b/>
-          <w:sz w:val="24"/>
-        </w:rPr>
-        <w:t>Reseña histórica</w:t>
-      </w:r>
-      <w:bookmarkEnd w:id="13"/>
-    </w:p>
-    <w:p>
-      <w:pPr>
-        <w:pStyle w:val="Normal"/>
-        <w:spacing w:lineRule="auto" w:line="360" w:before="0" w:after="0"/>
-        <w:ind w:firstLine="709"/>
-        <w:jc w:val="both"/>
-        <w:rPr/>
-      </w:pPr>
-      <w:r>
-        <w:rPr>
-          <w:i w:val="false"/>
-          <w:sz w:val="24"/>
-        </w:rPr>
-        <w:t>Ingeniería de Telecomunicaciones, C.A. se consolidó en la ciudad de El Tigre, estado Anzoátegui, acumulando una trayectoria de más de cuatro (4) décadas en el mercado tecnológico de la región oriental de Venezuela. Un hito fundamental en su evolución histórica se remonta al año 1983, cuando la organización se convirtió en el primer Distribuidor Autorizado Motorola para sistemas de radio de dos vías en el oriente del país, alianza estratégica que se ha mantenido vigente e ininterrumpida a lo largo de las décadas.</w:t>
-      </w:r>
-    </w:p>
-    <w:p>
-      <w:pPr>
-        <w:pStyle w:val="Normal"/>
-        <w:spacing w:lineRule="auto" w:line="360" w:before="0" w:after="0"/>
-        <w:ind w:firstLine="709"/>
-        <w:jc w:val="both"/>
-        <w:rPr/>
-      </w:pPr>
-      <w:r>
-        <w:rPr>
-          <w:i w:val="false"/>
-          <w:sz w:val="24"/>
-        </w:rPr>
-        <w:t>A través de los años, impulsada por las demandas operativas de la Faja Petrolífera del Orinoco y las necesidades de conectividad comercial, la empresa expandió sus líneas tecnológicas progresivamente. Pasó de suministrar sistemas de radiocomunicación analógica convencional en bandas VHF/UHF y sistemas Trunking analógicos (800 MHz), a liderar el mercado regional con tecnologías de radiocomunicación digital de gama alta como los estándares TETRA (europeo) y P25 (americano), esenciales para operaciones industriales de misión crítica.</w:t>
-      </w:r>
-    </w:p>
-    <w:p>
-      <w:pPr>
-        <w:pStyle w:val="Normal"/>
-        <w:spacing w:lineRule="auto" w:line="360" w:before="0" w:after="0"/>
-        <w:ind w:firstLine="709"/>
-        <w:jc w:val="both"/>
-        <w:rPr/>
-      </w:pPr>
-      <w:r>
-        <w:rPr>
-          <w:i w:val="false"/>
-          <w:sz w:val="24"/>
-        </w:rPr>
-        <w:t>Con la maduración del sector tecnológico, IDETEL incorporó a su portafolio soluciones de ampliación de cobertura inalámbrica, enlaces de microondas en bandas licenciadas y no licenciadas, redes de telemetría y telecomunicaciones alámbricas, consolidando su modelo de negocios en torno a Proyectos IPC (Ingeniería, Procura y Construcción), respaldado por un laboratorio técnico especializado y personal altamente calificado.</w:t>
-      </w:r>
-    </w:p>
-    <w:p>
-      <w:pPr>
-        <w:pStyle w:val="Normal"/>
-        <w:spacing w:lineRule="auto" w:line="360" w:before="480" w:after="480"/>
-        <w:jc w:val="start"/>
-        <w:rPr/>
-      </w:pPr>
-      <w:bookmarkStart w:id="14" w:name="bm_cap1_mision"/>
-      <w:r>
-        <w:rPr>
-          <w:b/>
-          <w:sz w:val="24"/>
-        </w:rPr>
-        <w:t>Misión</w:t>
-      </w:r>
-      <w:bookmarkEnd w:id="14"/>
-    </w:p>
-    <w:p>
-      <w:pPr>
-        <w:pStyle w:val="Normal"/>
-        <w:spacing w:lineRule="auto" w:line="360" w:before="0" w:after="0"/>
-        <w:ind w:firstLine="709"/>
-        <w:jc w:val="both"/>
-        <w:rPr/>
-      </w:pPr>
-      <w:r>
-        <w:rPr>
-          <w:i w:val="false"/>
-          <w:sz w:val="24"/>
-        </w:rPr>
-        <w:t>Brindar soluciones con altos estándares de confiabilidad en servicios de radiocomunicación y datos al segmento de mercado PyME, así como la entrega de servicios de calidad en el sector petrolero, asociados a los esfuerzos en ingeniería (integración multidisciplinaria), planificación y ejecución de proyectos de telecomunicaciones y automatización.</w:t>
-      </w:r>
-    </w:p>
-    <w:p>
-      <w:pPr>
-        <w:pStyle w:val="Normal"/>
-        <w:spacing w:lineRule="auto" w:line="360" w:before="480" w:after="480"/>
-        <w:jc w:val="start"/>
-        <w:rPr/>
-      </w:pPr>
-      <w:bookmarkStart w:id="15" w:name="bm_cap1_vision"/>
-      <w:r>
-        <w:rPr>
-          <w:b/>
-          <w:sz w:val="24"/>
-        </w:rPr>
-        <w:t>Visión</w:t>
-      </w:r>
-      <w:bookmarkEnd w:id="15"/>
-    </w:p>
-    <w:p>
-      <w:pPr>
-        <w:pStyle w:val="Normal"/>
-        <w:spacing w:lineRule="auto" w:line="360" w:before="0" w:after="0"/>
-        <w:ind w:firstLine="709"/>
-        <w:jc w:val="both"/>
-        <w:rPr/>
-      </w:pPr>
-      <w:r>
-        <w:rPr>
-          <w:i w:val="false"/>
-          <w:sz w:val="24"/>
-        </w:rPr>
-        <w:t>Ser reconocidos por los clientes como un proveedor de servicios altamente confiable y con altos estándares técnicos y de ingeniería, con capacidad de brindar soluciones multidisciplinarias en el área de automatización y telecomunicaciones, fortaleciendo continuamente el capital humano mediante capacitación y mejora progresiva de las instalaciones, con el fin de obtener la innovación, competitividad y liderazgo necesarios para sobresalir en el mercado de nuevas tecnologías.</w:t>
-      </w:r>
-    </w:p>
-    <w:p>
-      <w:pPr>
-        <w:pStyle w:val="Normal"/>
-        <w:spacing w:lineRule="auto" w:line="360" w:before="480" w:after="480"/>
-        <w:jc w:val="start"/>
-        <w:rPr/>
-      </w:pPr>
-      <w:bookmarkStart w:id="16" w:name="bm_cap1_valores"/>
-      <w:r>
-        <w:rPr>
-          <w:b/>
-          <w:sz w:val="24"/>
-        </w:rPr>
-        <w:t>Valores</w:t>
-      </w:r>
-      <w:bookmarkEnd w:id="16"/>
-    </w:p>
-    <w:p>
-      <w:pPr>
-        <w:pStyle w:val="Normal"/>
-        <w:spacing w:lineRule="auto" w:line="360" w:before="0" w:after="0"/>
-        <w:ind w:firstLine="709"/>
-        <w:jc w:val="both"/>
-        <w:rPr/>
-      </w:pPr>
-      <w:r>
-        <w:rPr>
-          <w:i w:val="false"/>
-          <w:sz w:val="24"/>
-        </w:rPr>
-        <w:t>Los valores que orientan las actividades de la organización destacan:</w:t>
-      </w:r>
-    </w:p>
-    <w:p>
-      <w:pPr>
-        <w:pStyle w:val="Normal"/>
-        <w:spacing w:lineRule="auto" w:line="360"/>
-        <w:ind w:firstLine="709"/>
-        <w:jc w:val="both"/>
-        <w:rPr/>
-      </w:pPr>
-      <w:r>
-        <w:rPr>
-          <w:sz w:val="24"/>
-        </w:rPr>
-        <w:t xml:space="preserve">1. </w:t>
-      </w:r>
-      <w:r>
-        <w:rPr>
-          <w:b/>
-          <w:sz w:val="24"/>
-        </w:rPr>
-        <w:t xml:space="preserve">Confiabilidad: </w:t>
-      </w:r>
-      <w:r>
-        <w:rPr>
-          <w:sz w:val="24"/>
-        </w:rPr>
-        <w:t>Compromiso de entregar soluciones tecnológicas robustas que cumplan con los más altos estándares técnicos y de ingeniería para garantizar operaciones continuas y seguras.</w:t>
-      </w:r>
-    </w:p>
-    <w:p>
-      <w:pPr>
-        <w:pStyle w:val="Normal"/>
-        <w:spacing w:lineRule="auto" w:line="360"/>
-        <w:ind w:firstLine="709"/>
-        <w:jc w:val="both"/>
-        <w:rPr/>
-      </w:pPr>
-      <w:r>
-        <w:rPr>
-          <w:sz w:val="24"/>
-        </w:rPr>
-        <w:t xml:space="preserve">2. </w:t>
-      </w:r>
-      <w:r>
-        <w:rPr>
-          <w:b/>
-          <w:sz w:val="24"/>
-        </w:rPr>
-        <w:t xml:space="preserve">Innovación y Competitividad: </w:t>
-      </w:r>
-      <w:r>
-        <w:rPr>
-          <w:sz w:val="24"/>
-        </w:rPr>
-        <w:t>Búsqueda constante de actualización y adopción de tecnologías de última generación para sobresalir y liderar el mercado de soluciones inalámbricas y ópticas.</w:t>
-      </w:r>
-    </w:p>
-    <w:p>
-      <w:pPr>
-        <w:pStyle w:val="Normal"/>
-        <w:spacing w:lineRule="auto" w:line="360"/>
-        <w:ind w:firstLine="709"/>
-        <w:jc w:val="both"/>
-        <w:rPr/>
-      </w:pPr>
-      <w:r>
-        <w:rPr>
-          <w:sz w:val="24"/>
-        </w:rPr>
-        <w:t xml:space="preserve">3. </w:t>
-      </w:r>
-      <w:r>
-        <w:rPr>
-          <w:b/>
-          <w:sz w:val="24"/>
-        </w:rPr>
-        <w:t xml:space="preserve">Seguridad Laboral e Higiene Ocupacional: </w:t>
-      </w:r>
-      <w:r>
-        <w:rPr>
-          <w:sz w:val="24"/>
-        </w:rPr>
-        <w:t>Aplicación rigurosa de normas de protección e integridad física del personal en cada obra, instalación en campo o infraestructura crítica atendida.</w:t>
-      </w:r>
-    </w:p>
-    <w:p>
-      <w:pPr>
-        <w:pStyle w:val="Normal"/>
-        <w:spacing w:lineRule="auto" w:line="360"/>
-        <w:ind w:firstLine="709"/>
-        <w:jc w:val="both"/>
-        <w:rPr/>
-      </w:pPr>
-      <w:r>
-        <w:rPr>
-          <w:sz w:val="24"/>
-        </w:rPr>
-        <w:t xml:space="preserve">4. </w:t>
-      </w:r>
-      <w:r>
-        <w:rPr>
-          <w:b/>
-          <w:sz w:val="24"/>
-        </w:rPr>
-        <w:t xml:space="preserve">Excelencia Técnica: </w:t>
-      </w:r>
-      <w:r>
-        <w:rPr>
-          <w:sz w:val="24"/>
-        </w:rPr>
-        <w:t>Orientación hacia la precisión en los procesos de diseño, empalme por fusión, certificación de redes y asesoría en laboratorio.</w:t>
-      </w:r>
-    </w:p>
-    <w:p>
-      <w:pPr>
-        <w:pStyle w:val="Normal"/>
-        <w:spacing w:lineRule="auto" w:line="360" w:before="480" w:after="480"/>
-        <w:jc w:val="start"/>
-        <w:rPr/>
-      </w:pPr>
-      <w:bookmarkStart w:id="17" w:name="bm_cap1_obj"/>
-      <w:r>
-        <w:rPr>
-          <w:b/>
-          <w:sz w:val="24"/>
-        </w:rPr>
-        <w:t>Objetivos Organizacionales</w:t>
-      </w:r>
-      <w:bookmarkEnd w:id="17"/>
-    </w:p>
-    <w:p>
-      <w:pPr>
-        <w:pStyle w:val="Normal"/>
-        <w:spacing w:lineRule="auto" w:line="360" w:before="480" w:after="480"/>
-        <w:jc w:val="start"/>
-        <w:rPr/>
-      </w:pPr>
-      <w:r>
-        <w:rPr>
-          <w:b/>
-          <w:sz w:val="24"/>
-        </w:rPr>
-        <w:t>Objetivo General</w:t>
-      </w:r>
-    </w:p>
-    <w:p>
-      <w:pPr>
-        <w:pStyle w:val="Normal"/>
-        <w:spacing w:lineRule="auto" w:line="360" w:before="0" w:after="0"/>
-        <w:ind w:firstLine="709"/>
-        <w:jc w:val="both"/>
-        <w:rPr/>
-      </w:pPr>
-      <w:r>
-        <w:rPr>
-          <w:i w:val="false"/>
-          <w:sz w:val="24"/>
-        </w:rPr>
-        <w:t>Ejecutar todo género de actividad o prestación de servicios relacionados directa o indirectamente con el ramo de las comunicaciones, computación y la electrónica en general.</w:t>
-      </w:r>
-    </w:p>
-    <w:p>
-      <w:pPr>
-        <w:pStyle w:val="Normal"/>
-        <w:spacing w:lineRule="auto" w:line="360" w:before="480" w:after="480"/>
-        <w:jc w:val="start"/>
-        <w:rPr/>
-      </w:pPr>
-      <w:r>
-        <w:rPr>
-          <w:b/>
-          <w:sz w:val="24"/>
-        </w:rPr>
-        <w:t>Objetivos Específicos</w:t>
-      </w:r>
-    </w:p>
-    <w:p>
-      <w:pPr>
-        <w:pStyle w:val="Normal"/>
-        <w:spacing w:lineRule="auto" w:line="360"/>
-        <w:ind w:firstLine="709"/>
-        <w:jc w:val="both"/>
-        <w:rPr/>
-      </w:pPr>
-      <w:r>
-        <w:rPr>
-          <w:sz w:val="24"/>
-        </w:rPr>
-        <w:t>1. Prestar servicios de importación, manufacturación, asesoría, ventas, instalaciones, arrendamientos, supervisión y mantenimiento en el área de telecomunicaciones.</w:t>
-      </w:r>
-    </w:p>
-    <w:p>
-      <w:pPr>
-        <w:pStyle w:val="Normal"/>
-        <w:spacing w:lineRule="auto" w:line="360"/>
-        <w:ind w:firstLine="709"/>
-        <w:jc w:val="both"/>
-        <w:rPr/>
-      </w:pPr>
-      <w:r>
-        <w:rPr>
-          <w:sz w:val="24"/>
-        </w:rPr>
-        <w:t>2. Representar total o parcialmente cualquier producto comercial relacionado con sus operaciones mercantiles.</w:t>
-      </w:r>
-    </w:p>
-    <w:p>
-      <w:pPr>
-        <w:pStyle w:val="Normal"/>
-        <w:spacing w:before="480" w:after="0"/>
-        <w:jc w:val="center"/>
-        <w:rPr/>
-      </w:pPr>
-      <w:r>
         <w:rPr/>
         <w:drawing>
           <wp:inline distT="0" distB="0" distL="0" distR="0">
-            <wp:extent cx="1511935" cy="1511935"/>
+            <wp:extent cx="1440180" cy="1077595"/>
             <wp:effectExtent l="0" t="0" r="0" b="0"/>
             <wp:docPr id="3" name="Picture 3"/>
             <wp:cNvGraphicFramePr>
@@ -3916,7 +742,7 @@
                     </pic:cNvPicPr>
                   </pic:nvPicPr>
                   <pic:blipFill>
-                    <a:blip r:embed="rId43"/>
+                    <a:blip r:embed="rId13"/>
                     <a:stretch>
                       <a:fillRect/>
                     </a:stretch>
@@ -3924,7 +750,7 @@
                   <pic:spPr bwMode="auto">
                     <a:xfrm>
                       <a:off x="0" y="0"/>
-                      <a:ext cx="1511935" cy="1511935"/>
+                      <a:ext cx="1440180" cy="1077595"/>
                     </a:xfrm>
                     <a:prstGeom prst="rect">
                       <a:avLst/>
@@ -3941,47 +767,2762 @@
     <w:p>
       <w:pPr>
         <w:pStyle w:val="Normal"/>
-        <w:spacing w:before="120" w:after="480"/>
+        <w:rPr/>
+      </w:pPr>
+      <w:r>
+        <w:rPr/>
+      </w:r>
+    </w:p>
+    <w:p>
+      <w:pPr>
+        <w:pStyle w:val="Normal"/>
+        <w:spacing w:lineRule="auto" w:line="360"/>
         <w:jc w:val="center"/>
         <w:rPr/>
       </w:pPr>
-      <w:bookmarkStart w:id="18" w:name="bm_grafico1"/>
-      <w:r>
-        <w:rPr>
-          <w:i/>
-          <w:sz w:val="24"/>
-        </w:rPr>
-        <w:t xml:space="preserve">Gráfico 1. </w:t>
-      </w:r>
       <w:r>
         <w:rPr>
           <w:b/>
           <w:sz w:val="24"/>
         </w:rPr>
+        <w:t>Dra. Álvarez, Carmen</w:t>
+      </w:r>
+    </w:p>
+    <w:p>
+      <w:pPr>
+        <w:pStyle w:val="Normal"/>
+        <w:spacing w:before="0" w:after="0"/>
+        <w:jc w:val="center"/>
+        <w:rPr/>
+        <w:sectPr>
+          <w:footerReference w:type="even" r:id="rId14"/>
+          <w:footerReference w:type="default" r:id="rId15"/>
+          <w:footerReference w:type="first" r:id="rId16"/>
+          <w:type w:val="nextPage"/>
+          <w:pgSz w:w="12240" w:h="15840"/>
+          <w:pgMar w:left="2268" w:right="1701" w:gutter="0" w:header="0" w:top="1701" w:footer="720" w:bottom="1701"/>
+          <w:pgNumType w:fmt="lowerRoman"/>
+          <w:formProt w:val="false"/>
+          <w:textDirection w:val="lrTb"/>
+          <w:docGrid w:type="default" w:linePitch="360" w:charSpace="0"/>
+        </w:sectPr>
+      </w:pPr>
+      <w:r>
+        <w:rPr>
+          <w:sz w:val="24"/>
+        </w:rPr>
+        <w:t>C.I.: 14.452.956</w:t>
+      </w:r>
+    </w:p>
+    <w:p>
+      <w:pPr>
+        <w:pStyle w:val="Normal"/>
+        <w:spacing w:before="1140" w:after="480"/>
+        <w:jc w:val="center"/>
+        <w:rPr/>
+      </w:pPr>
+      <w:bookmarkStart w:id="3" w:name="bm_agradecimientos"/>
+      <w:r>
+        <w:rPr>
+          <w:b/>
+          <w:sz w:val="24"/>
+        </w:rPr>
+        <w:t>AGRADECIMIENTOS</w:t>
+      </w:r>
+      <w:bookmarkEnd w:id="3"/>
+    </w:p>
+    <w:p>
+      <w:pPr>
+        <w:sectPr>
+          <w:footerReference w:type="even" r:id="rId17"/>
+          <w:footerReference w:type="default" r:id="rId18"/>
+          <w:footerReference w:type="first" r:id="rId19"/>
+          <w:type w:val="nextPage"/>
+          <w:pgSz w:w="12240" w:h="15840"/>
+          <w:pgMar w:left="2268" w:right="1701" w:gutter="0" w:header="0" w:top="1701" w:footer="720" w:bottom="1701"/>
+          <w:pgNumType w:fmt="lowerRoman"/>
+          <w:formProt w:val="false"/>
+          <w:textDirection w:val="lrTb"/>
+          <w:docGrid w:type="default" w:linePitch="360" w:charSpace="0"/>
+        </w:sectPr>
+      </w:pPr>
+    </w:p>
+    <w:p>
+      <w:pPr>
+        <w:pStyle w:val="Normal"/>
+        <w:spacing w:lineRule="auto" w:line="360" w:before="0" w:after="0"/>
+        <w:ind w:firstLine="709"/>
+        <w:jc w:val="both"/>
+        <w:rPr/>
+      </w:pPr>
+      <w:r>
+        <w:rPr>
+          <w:i w:val="false"/>
+          <w:sz w:val="24"/>
+        </w:rPr>
+        <w:t>Al Instituto Universitario de Tecnología “Elías Calixto Pompa” (IUTECP), por la formación recibida; a Ingeniería de Telecomunicaciones, C.A. (IDETEL), por permitirme desarrollar las pasantías y conocer de manera directa sus procesos de atención y administración; a mis tutores, por sus orientaciones y observaciones durante la elaboración del informe; y al personal de la empresa, por su disposición, acompañamiento y colaboración durante las actividades realizadas.</w:t>
+      </w:r>
+    </w:p>
+    <w:p>
+      <w:pPr>
+        <w:sectPr>
+          <w:type w:val="continuous"/>
+          <w:pgSz w:w="12240" w:h="15840"/>
+          <w:pgMar w:left="2268" w:right="1701" w:gutter="0" w:header="0" w:top="1701" w:footer="720" w:bottom="1701"/>
+          <w:formProt w:val="false"/>
+          <w:textDirection w:val="lrTb"/>
+          <w:docGrid w:type="default" w:linePitch="360" w:charSpace="0"/>
+        </w:sectPr>
+      </w:pPr>
+    </w:p>
+    <w:p>
+      <w:pPr>
+        <w:pStyle w:val="Normal"/>
+        <w:spacing w:before="1140" w:after="480"/>
+        <w:jc w:val="center"/>
+        <w:rPr/>
+      </w:pPr>
+      <w:bookmarkStart w:id="4" w:name="bm_dedicatoria"/>
+      <w:r>
+        <w:rPr>
+          <w:b/>
+          <w:sz w:val="24"/>
+        </w:rPr>
+        <w:t>DEDICATORIA</w:t>
+      </w:r>
+      <w:bookmarkEnd w:id="4"/>
+    </w:p>
+    <w:p>
+      <w:pPr>
+        <w:sectPr>
+          <w:footerReference w:type="even" r:id="rId20"/>
+          <w:footerReference w:type="default" r:id="rId21"/>
+          <w:footerReference w:type="first" r:id="rId22"/>
+          <w:type w:val="nextPage"/>
+          <w:pgSz w:w="12240" w:h="15840"/>
+          <w:pgMar w:left="2268" w:right="1701" w:gutter="0" w:header="0" w:top="1701" w:footer="720" w:bottom="1701"/>
+          <w:pgNumType w:fmt="lowerRoman"/>
+          <w:formProt w:val="false"/>
+          <w:textDirection w:val="lrTb"/>
+          <w:docGrid w:type="default" w:linePitch="360" w:charSpace="0"/>
+        </w:sectPr>
+      </w:pPr>
+    </w:p>
+    <w:p>
+      <w:pPr>
+        <w:pStyle w:val="Normal"/>
+        <w:spacing w:lineRule="auto" w:line="360" w:before="0" w:after="0"/>
+        <w:ind w:firstLine="709"/>
+        <w:jc w:val="both"/>
+        <w:rPr/>
+      </w:pPr>
+      <w:r>
+        <w:rPr>
+          <w:i w:val="false"/>
+          <w:sz w:val="24"/>
+        </w:rPr>
+        <w:t>A mi familia, por su apoyo constante, comprensión y motivación durante mi formación académica y en el desarrollo de esta etapa profesional.</w:t>
+      </w:r>
+    </w:p>
+    <w:p>
+      <w:pPr>
+        <w:sectPr>
+          <w:type w:val="continuous"/>
+          <w:pgSz w:w="12240" w:h="15840"/>
+          <w:pgMar w:left="2268" w:right="1701" w:gutter="0" w:header="0" w:top="1701" w:footer="720" w:bottom="1701"/>
+          <w:formProt w:val="false"/>
+          <w:textDirection w:val="lrTb"/>
+          <w:docGrid w:type="default" w:linePitch="360" w:charSpace="0"/>
+        </w:sectPr>
+      </w:pPr>
+    </w:p>
+    <w:p>
+      <w:pPr>
+        <w:pStyle w:val="Normal"/>
+        <w:spacing w:before="1140" w:after="480"/>
+        <w:jc w:val="center"/>
+        <w:rPr/>
+      </w:pPr>
+      <w:bookmarkStart w:id="5" w:name="bm_indice"/>
+      <w:r>
+        <w:rPr>
+          <w:b/>
+          <w:sz w:val="24"/>
+        </w:rPr>
+        <w:t>ÍNDICE DE CONTENIDO</w:t>
+      </w:r>
+      <w:bookmarkEnd w:id="5"/>
+    </w:p>
+    <w:p>
+      <w:pPr>
+        <w:sectPr>
+          <w:footerReference w:type="even" r:id="rId23"/>
+          <w:footerReference w:type="default" r:id="rId24"/>
+          <w:footerReference w:type="first" r:id="rId25"/>
+          <w:type w:val="nextPage"/>
+          <w:pgSz w:w="12240" w:h="15840"/>
+          <w:pgMar w:left="2268" w:right="1701" w:gutter="0" w:header="0" w:top="1701" w:footer="720" w:bottom="1701"/>
+          <w:pgNumType w:fmt="lowerRoman"/>
+          <w:formProt w:val="false"/>
+          <w:textDirection w:val="lrTb"/>
+          <w:docGrid w:type="default" w:linePitch="360" w:charSpace="0"/>
+        </w:sectPr>
+      </w:pPr>
+    </w:p>
+    <w:p>
+      <w:pPr>
+        <w:pStyle w:val="Normal"/>
+        <w:spacing w:before="0" w:after="240"/>
+        <w:jc w:val="end"/>
+        <w:rPr/>
+      </w:pPr>
+      <w:r>
+        <w:rPr>
+          <w:b/>
+          <w:sz w:val="24"/>
+        </w:rPr>
+        <w:t>pp.</w:t>
+      </w:r>
+    </w:p>
+    <w:p>
+      <w:pPr>
+        <w:pStyle w:val="Normal"/>
+        <w:tabs>
+          <w:tab w:val="clear" w:pos="720"/>
+          <w:tab w:val="right" w:pos="8271" w:leader="dot"/>
+        </w:tabs>
+        <w:spacing w:lineRule="auto" w:line="360" w:before="0" w:after="80"/>
+        <w:ind w:start="0"/>
+        <w:rPr/>
+      </w:pPr>
+      <w:r>
+        <w:rPr>
+          <w:b w:val="false"/>
+          <w:sz w:val="24"/>
+        </w:rPr>
+        <w:t>CONTRAPORTADA</w:t>
+        <w:tab/>
+        <w:t>ii</w:t>
+      </w:r>
+    </w:p>
+    <w:p>
+      <w:pPr>
+        <w:pStyle w:val="Normal"/>
+        <w:tabs>
+          <w:tab w:val="clear" w:pos="720"/>
+          <w:tab w:val="right" w:pos="8271" w:leader="dot"/>
+        </w:tabs>
+        <w:spacing w:lineRule="auto" w:line="360" w:before="0" w:after="80"/>
+        <w:ind w:start="0"/>
+        <w:rPr/>
+      </w:pPr>
+      <w:r>
+        <w:rPr>
+          <w:b w:val="false"/>
+          <w:sz w:val="24"/>
+        </w:rPr>
+        <w:t>APROBACIÓN DEL TUTOR INDUSTRIAL</w:t>
+        <w:tab/>
+        <w:t>iii</w:t>
+      </w:r>
+    </w:p>
+    <w:p>
+      <w:pPr>
+        <w:pStyle w:val="Normal"/>
+        <w:tabs>
+          <w:tab w:val="clear" w:pos="720"/>
+          <w:tab w:val="right" w:pos="8271" w:leader="dot"/>
+        </w:tabs>
+        <w:spacing w:lineRule="auto" w:line="360" w:before="0" w:after="80"/>
+        <w:ind w:start="0"/>
+        <w:rPr/>
+      </w:pPr>
+      <w:r>
+        <w:rPr>
+          <w:b w:val="false"/>
+          <w:sz w:val="24"/>
+        </w:rPr>
+        <w:t>APROBACIÓN DEL TUTOR ACADÉMICO</w:t>
+        <w:tab/>
+        <w:t>iv</w:t>
+      </w:r>
+    </w:p>
+    <w:p>
+      <w:pPr>
+        <w:pStyle w:val="Normal"/>
+        <w:tabs>
+          <w:tab w:val="clear" w:pos="720"/>
+          <w:tab w:val="right" w:pos="8271" w:leader="dot"/>
+        </w:tabs>
+        <w:spacing w:lineRule="auto" w:line="360" w:before="0" w:after="80"/>
+        <w:ind w:start="0"/>
+        <w:rPr/>
+      </w:pPr>
+      <w:r>
+        <w:rPr>
+          <w:b w:val="false"/>
+          <w:sz w:val="24"/>
+        </w:rPr>
+        <w:t>AGRADECIMIENTOS</w:t>
+        <w:tab/>
+        <w:t>v</w:t>
+      </w:r>
+    </w:p>
+    <w:p>
+      <w:pPr>
+        <w:pStyle w:val="Normal"/>
+        <w:tabs>
+          <w:tab w:val="clear" w:pos="720"/>
+          <w:tab w:val="right" w:pos="8271" w:leader="dot"/>
+        </w:tabs>
+        <w:spacing w:lineRule="auto" w:line="360" w:before="0" w:after="80"/>
+        <w:ind w:start="0"/>
+        <w:rPr/>
+      </w:pPr>
+      <w:r>
+        <w:rPr>
+          <w:b w:val="false"/>
+          <w:sz w:val="24"/>
+        </w:rPr>
+        <w:t>DEDICATORIA</w:t>
+        <w:tab/>
+        <w:t>vi</w:t>
+      </w:r>
+    </w:p>
+    <w:p>
+      <w:pPr>
+        <w:pStyle w:val="Normal"/>
+        <w:tabs>
+          <w:tab w:val="clear" w:pos="720"/>
+          <w:tab w:val="right" w:pos="8271" w:leader="dot"/>
+        </w:tabs>
+        <w:spacing w:lineRule="auto" w:line="360" w:before="0" w:after="80"/>
+        <w:ind w:start="0"/>
+        <w:rPr/>
+      </w:pPr>
+      <w:r>
+        <w:rPr>
+          <w:b w:val="false"/>
+          <w:sz w:val="24"/>
+        </w:rPr>
+        <w:t>LISTA DE CUADROS</w:t>
+        <w:tab/>
+        <w:t>ix</w:t>
+      </w:r>
+    </w:p>
+    <w:p>
+      <w:pPr>
+        <w:pStyle w:val="Normal"/>
+        <w:tabs>
+          <w:tab w:val="clear" w:pos="720"/>
+          <w:tab w:val="right" w:pos="8271" w:leader="dot"/>
+        </w:tabs>
+        <w:spacing w:lineRule="auto" w:line="360" w:before="0" w:after="80"/>
+        <w:ind w:start="0"/>
+        <w:rPr/>
+      </w:pPr>
+      <w:r>
+        <w:rPr>
+          <w:b w:val="false"/>
+          <w:sz w:val="24"/>
+        </w:rPr>
+        <w:t>LISTA DE GRÁFICOS</w:t>
+        <w:tab/>
+        <w:t>x</w:t>
+      </w:r>
+    </w:p>
+    <w:p>
+      <w:pPr>
+        <w:pStyle w:val="Normal"/>
+        <w:tabs>
+          <w:tab w:val="clear" w:pos="720"/>
+          <w:tab w:val="right" w:pos="8271" w:leader="dot"/>
+        </w:tabs>
+        <w:spacing w:lineRule="auto" w:line="360" w:before="0" w:after="80"/>
+        <w:ind w:start="0"/>
+        <w:rPr/>
+      </w:pPr>
+      <w:r>
+        <w:rPr>
+          <w:b w:val="false"/>
+          <w:sz w:val="24"/>
+        </w:rPr>
+        <w:t>LISTA DE ANEXOS</w:t>
+        <w:tab/>
+        <w:t>xi</w:t>
+      </w:r>
+    </w:p>
+    <w:p>
+      <w:pPr>
+        <w:pStyle w:val="Normal"/>
+        <w:tabs>
+          <w:tab w:val="clear" w:pos="720"/>
+          <w:tab w:val="right" w:pos="8271" w:leader="dot"/>
+        </w:tabs>
+        <w:spacing w:lineRule="auto" w:line="360" w:before="0" w:after="80"/>
+        <w:ind w:start="0"/>
+        <w:rPr/>
+      </w:pPr>
+      <w:r>
+        <w:rPr>
+          <w:b w:val="false"/>
+          <w:sz w:val="24"/>
+        </w:rPr>
+        <w:t>RESUMEN</w:t>
+        <w:tab/>
+        <w:t>xii</w:t>
+      </w:r>
+    </w:p>
+    <w:p>
+      <w:pPr>
+        <w:pStyle w:val="Normal"/>
+        <w:tabs>
+          <w:tab w:val="clear" w:pos="720"/>
+          <w:tab w:val="right" w:pos="8271" w:leader="dot"/>
+        </w:tabs>
+        <w:spacing w:lineRule="auto" w:line="360" w:before="0" w:after="80"/>
+        <w:ind w:start="0"/>
+        <w:rPr/>
+      </w:pPr>
+      <w:r>
+        <w:rPr>
+          <w:b w:val="false"/>
+          <w:sz w:val="24"/>
+        </w:rPr>
+        <w:t>INTRODUCCIÓN</w:t>
+        <w:tab/>
+      </w:r>
+      <w:r>
+        <w:rPr/>
+        <w:fldChar w:fldCharType="begin"/>
+      </w:r>
+      <w:r>
+        <w:rPr/>
+        <w:instrText xml:space="preserve"> PAGEREF bm_introduccion \h </w:instrText>
+      </w:r>
+      <w:r>
+        <w:rPr/>
+        <w:fldChar w:fldCharType="separate"/>
+      </w:r>
+      <w:r>
+        <w:rPr/>
+        <w:t>?</w:t>
+      </w:r>
+      <w:r>
+        <w:rPr/>
+        <w:fldChar w:fldCharType="end"/>
+      </w:r>
+    </w:p>
+    <w:p>
+      <w:pPr>
+        <w:pStyle w:val="Normal"/>
+        <w:spacing w:before="240" w:after="120"/>
+        <w:rPr/>
+      </w:pPr>
+      <w:r>
+        <w:rPr>
+          <w:b/>
+        </w:rPr>
+        <w:t>CAPÍTULOS</w:t>
+      </w:r>
+    </w:p>
+    <w:p>
+      <w:pPr>
+        <w:pStyle w:val="Normal"/>
+        <w:tabs>
+          <w:tab w:val="clear" w:pos="720"/>
+          <w:tab w:val="right" w:pos="8271" w:leader="dot"/>
+        </w:tabs>
+        <w:spacing w:lineRule="auto" w:line="360" w:before="0" w:after="80"/>
+        <w:ind w:start="0"/>
+        <w:rPr/>
+      </w:pPr>
+      <w:r>
+        <w:rPr>
+          <w:b/>
+          <w:sz w:val="24"/>
+        </w:rPr>
+        <w:t>CAPÍTULO I: REALIDAD ORGANIZACIONAL</w:t>
+        <w:tab/>
+      </w:r>
+      <w:r>
+        <w:rPr/>
+        <w:fldChar w:fldCharType="begin"/>
+      </w:r>
+      <w:r>
+        <w:rPr/>
+        <w:instrText xml:space="preserve"> PAGEREF bm_cap1 \h </w:instrText>
+      </w:r>
+      <w:r>
+        <w:rPr/>
+        <w:fldChar w:fldCharType="separate"/>
+      </w:r>
+      <w:r>
+        <w:rPr/>
+        <w:t>?</w:t>
+      </w:r>
+      <w:r>
+        <w:rPr/>
+        <w:fldChar w:fldCharType="end"/>
+      </w:r>
+    </w:p>
+    <w:p>
+      <w:pPr>
+        <w:pStyle w:val="Normal"/>
+        <w:tabs>
+          <w:tab w:val="clear" w:pos="720"/>
+          <w:tab w:val="right" w:pos="8271" w:leader="dot"/>
+        </w:tabs>
+        <w:spacing w:lineRule="auto" w:line="360" w:before="0" w:after="80"/>
+        <w:ind w:start="283"/>
+        <w:rPr/>
+      </w:pPr>
+      <w:r>
+        <w:rPr>
+          <w:b w:val="false"/>
+          <w:sz w:val="24"/>
+        </w:rPr>
+        <w:t>Identificación de la empresa</w:t>
+        <w:tab/>
+      </w:r>
+      <w:r>
+        <w:rPr/>
+        <w:fldChar w:fldCharType="begin"/>
+      </w:r>
+      <w:r>
+        <w:rPr/>
+        <w:instrText xml:space="preserve"> PAGEREF bm_cap1_ident \h </w:instrText>
+      </w:r>
+      <w:r>
+        <w:rPr/>
+        <w:fldChar w:fldCharType="separate"/>
+      </w:r>
+      <w:r>
+        <w:rPr/>
+        <w:t>?</w:t>
+      </w:r>
+      <w:r>
+        <w:rPr/>
+        <w:fldChar w:fldCharType="end"/>
+      </w:r>
+    </w:p>
+    <w:p>
+      <w:pPr>
+        <w:pStyle w:val="Normal"/>
+        <w:tabs>
+          <w:tab w:val="clear" w:pos="720"/>
+          <w:tab w:val="right" w:pos="8271" w:leader="dot"/>
+        </w:tabs>
+        <w:spacing w:lineRule="auto" w:line="360" w:before="0" w:after="80"/>
+        <w:ind w:start="283"/>
+        <w:rPr/>
+      </w:pPr>
+      <w:r>
+        <w:rPr>
+          <w:b w:val="false"/>
+          <w:sz w:val="24"/>
+        </w:rPr>
+        <w:t>Reseña histórica</w:t>
+        <w:tab/>
+      </w:r>
+      <w:r>
+        <w:rPr/>
+        <w:fldChar w:fldCharType="begin"/>
+      </w:r>
+      <w:r>
+        <w:rPr/>
+        <w:instrText xml:space="preserve"> PAGEREF bm_cap1_resena \h </w:instrText>
+      </w:r>
+      <w:r>
+        <w:rPr/>
+        <w:fldChar w:fldCharType="separate"/>
+      </w:r>
+      <w:r>
+        <w:rPr/>
+        <w:t>?</w:t>
+      </w:r>
+      <w:r>
+        <w:rPr/>
+        <w:fldChar w:fldCharType="end"/>
+      </w:r>
+    </w:p>
+    <w:p>
+      <w:pPr>
+        <w:pStyle w:val="Normal"/>
+        <w:tabs>
+          <w:tab w:val="clear" w:pos="720"/>
+          <w:tab w:val="right" w:pos="8271" w:leader="dot"/>
+        </w:tabs>
+        <w:spacing w:lineRule="auto" w:line="360" w:before="0" w:after="80"/>
+        <w:ind w:start="283"/>
+        <w:rPr/>
+      </w:pPr>
+      <w:r>
+        <w:rPr>
+          <w:b w:val="false"/>
+          <w:sz w:val="24"/>
+        </w:rPr>
+        <w:t>Misión</w:t>
+        <w:tab/>
+      </w:r>
+      <w:r>
+        <w:rPr/>
+        <w:fldChar w:fldCharType="begin"/>
+      </w:r>
+      <w:r>
+        <w:rPr/>
+        <w:instrText xml:space="preserve"> PAGEREF bm_cap1_mision \h </w:instrText>
+      </w:r>
+      <w:r>
+        <w:rPr/>
+        <w:fldChar w:fldCharType="separate"/>
+      </w:r>
+      <w:r>
+        <w:rPr/>
+        <w:t>?</w:t>
+      </w:r>
+      <w:r>
+        <w:rPr/>
+        <w:fldChar w:fldCharType="end"/>
+      </w:r>
+    </w:p>
+    <w:p>
+      <w:pPr>
+        <w:pStyle w:val="Normal"/>
+        <w:tabs>
+          <w:tab w:val="clear" w:pos="720"/>
+          <w:tab w:val="right" w:pos="8271" w:leader="dot"/>
+        </w:tabs>
+        <w:spacing w:lineRule="auto" w:line="360" w:before="0" w:after="80"/>
+        <w:ind w:start="283"/>
+        <w:rPr/>
+      </w:pPr>
+      <w:r>
+        <w:rPr>
+          <w:b w:val="false"/>
+          <w:sz w:val="24"/>
+        </w:rPr>
+        <w:t>Visión</w:t>
+        <w:tab/>
+      </w:r>
+      <w:r>
+        <w:rPr/>
+        <w:fldChar w:fldCharType="begin"/>
+      </w:r>
+      <w:r>
+        <w:rPr/>
+        <w:instrText xml:space="preserve"> PAGEREF bm_cap1_vision \h </w:instrText>
+      </w:r>
+      <w:r>
+        <w:rPr/>
+        <w:fldChar w:fldCharType="separate"/>
+      </w:r>
+      <w:r>
+        <w:rPr/>
+        <w:t>?</w:t>
+      </w:r>
+      <w:r>
+        <w:rPr/>
+        <w:fldChar w:fldCharType="end"/>
+      </w:r>
+    </w:p>
+    <w:p>
+      <w:pPr>
+        <w:pStyle w:val="Normal"/>
+        <w:tabs>
+          <w:tab w:val="clear" w:pos="720"/>
+          <w:tab w:val="right" w:pos="8271" w:leader="dot"/>
+        </w:tabs>
+        <w:spacing w:lineRule="auto" w:line="360" w:before="0" w:after="80"/>
+        <w:ind w:start="283"/>
+        <w:rPr/>
+      </w:pPr>
+      <w:r>
+        <w:rPr>
+          <w:b w:val="false"/>
+          <w:sz w:val="24"/>
+        </w:rPr>
+        <w:t>Valores</w:t>
+        <w:tab/>
+      </w:r>
+      <w:r>
+        <w:rPr/>
+        <w:fldChar w:fldCharType="begin"/>
+      </w:r>
+      <w:r>
+        <w:rPr/>
+        <w:instrText xml:space="preserve"> PAGEREF bm_cap1_valores \h </w:instrText>
+      </w:r>
+      <w:r>
+        <w:rPr/>
+        <w:fldChar w:fldCharType="separate"/>
+      </w:r>
+      <w:r>
+        <w:rPr/>
+        <w:t>?</w:t>
+      </w:r>
+      <w:r>
+        <w:rPr/>
+        <w:fldChar w:fldCharType="end"/>
+      </w:r>
+    </w:p>
+    <w:p>
+      <w:pPr>
+        <w:pStyle w:val="Normal"/>
+        <w:tabs>
+          <w:tab w:val="clear" w:pos="720"/>
+          <w:tab w:val="right" w:pos="8271" w:leader="dot"/>
+        </w:tabs>
+        <w:spacing w:lineRule="auto" w:line="360" w:before="0" w:after="80"/>
+        <w:ind w:start="283"/>
+        <w:rPr/>
+      </w:pPr>
+      <w:r>
+        <w:rPr>
+          <w:b w:val="false"/>
+          <w:sz w:val="24"/>
+        </w:rPr>
+        <w:t>Objetivos Organizacionales</w:t>
+        <w:tab/>
+      </w:r>
+      <w:r>
+        <w:rPr/>
+        <w:fldChar w:fldCharType="begin"/>
+      </w:r>
+      <w:r>
+        <w:rPr/>
+        <w:instrText xml:space="preserve"> PAGEREF bm_cap1_obj \h </w:instrText>
+      </w:r>
+      <w:r>
+        <w:rPr/>
+        <w:fldChar w:fldCharType="separate"/>
+      </w:r>
+      <w:r>
+        <w:rPr/>
+        <w:t>?</w:t>
+      </w:r>
+      <w:r>
+        <w:rPr/>
+        <w:fldChar w:fldCharType="end"/>
+      </w:r>
+    </w:p>
+    <w:p>
+      <w:pPr>
+        <w:pStyle w:val="Normal"/>
+        <w:tabs>
+          <w:tab w:val="clear" w:pos="720"/>
+          <w:tab w:val="right" w:pos="8271" w:leader="dot"/>
+        </w:tabs>
+        <w:spacing w:lineRule="auto" w:line="360" w:before="0" w:after="80"/>
+        <w:ind w:start="283"/>
+        <w:rPr/>
+      </w:pPr>
+      <w:r>
+        <w:rPr>
+          <w:b w:val="false"/>
+          <w:sz w:val="24"/>
+        </w:rPr>
+        <w:t>Ubicación geográfica</w:t>
+        <w:tab/>
+      </w:r>
+      <w:r>
+        <w:rPr/>
+        <w:fldChar w:fldCharType="begin"/>
+      </w:r>
+      <w:r>
+        <w:rPr/>
+        <w:instrText xml:space="preserve"> PAGEREF bm_cap1_ubic \h </w:instrText>
+      </w:r>
+      <w:r>
+        <w:rPr/>
+        <w:fldChar w:fldCharType="separate"/>
+      </w:r>
+      <w:r>
+        <w:rPr/>
+        <w:t>?</w:t>
+      </w:r>
+      <w:r>
+        <w:rPr/>
+        <w:fldChar w:fldCharType="end"/>
+      </w:r>
+    </w:p>
+    <w:p>
+      <w:pPr>
+        <w:pStyle w:val="Normal"/>
+        <w:tabs>
+          <w:tab w:val="clear" w:pos="720"/>
+          <w:tab w:val="right" w:pos="8271" w:leader="dot"/>
+        </w:tabs>
+        <w:spacing w:lineRule="auto" w:line="360" w:before="0" w:after="80"/>
+        <w:ind w:start="283"/>
+        <w:rPr/>
+      </w:pPr>
+      <w:r>
+        <w:rPr>
+          <w:b w:val="false"/>
+          <w:sz w:val="24"/>
+        </w:rPr>
+        <w:t>Población de los trabajadores de la empresa</w:t>
+        <w:tab/>
+      </w:r>
+      <w:r>
+        <w:rPr/>
+        <w:fldChar w:fldCharType="begin"/>
+      </w:r>
+      <w:r>
+        <w:rPr/>
+        <w:instrText xml:space="preserve"> PAGEREF bm_cap1_pobla \h </w:instrText>
+      </w:r>
+      <w:r>
+        <w:rPr/>
+        <w:fldChar w:fldCharType="separate"/>
+      </w:r>
+      <w:r>
+        <w:rPr/>
+        <w:t>?</w:t>
+      </w:r>
+      <w:r>
+        <w:rPr/>
+        <w:fldChar w:fldCharType="end"/>
+      </w:r>
+    </w:p>
+    <w:p>
+      <w:pPr>
+        <w:pStyle w:val="Normal"/>
+        <w:tabs>
+          <w:tab w:val="clear" w:pos="720"/>
+          <w:tab w:val="right" w:pos="8271" w:leader="dot"/>
+        </w:tabs>
+        <w:spacing w:lineRule="auto" w:line="360" w:before="0" w:after="80"/>
+        <w:ind w:start="283"/>
+        <w:rPr/>
+      </w:pPr>
+      <w:r>
+        <w:rPr>
+          <w:b w:val="false"/>
+          <w:sz w:val="24"/>
+        </w:rPr>
+        <w:t>Estructura organizacional de la empresa (organigrama)</w:t>
+        <w:tab/>
+      </w:r>
+      <w:r>
+        <w:rPr/>
+        <w:fldChar w:fldCharType="begin"/>
+      </w:r>
+      <w:r>
+        <w:rPr/>
+        <w:instrText xml:space="preserve"> PAGEREF bm_cap1_estruct \h </w:instrText>
+      </w:r>
+      <w:r>
+        <w:rPr/>
+        <w:fldChar w:fldCharType="separate"/>
+      </w:r>
+      <w:r>
+        <w:rPr/>
+        <w:t>?</w:t>
+      </w:r>
+      <w:r>
+        <w:rPr/>
+        <w:fldChar w:fldCharType="end"/>
+      </w:r>
+    </w:p>
+    <w:p>
+      <w:pPr>
+        <w:pStyle w:val="Normal"/>
+        <w:tabs>
+          <w:tab w:val="clear" w:pos="720"/>
+          <w:tab w:val="right" w:pos="8271" w:leader="dot"/>
+        </w:tabs>
+        <w:spacing w:lineRule="auto" w:line="360" w:before="0" w:after="80"/>
+        <w:ind w:start="283"/>
+        <w:rPr/>
+      </w:pPr>
+      <w:r>
+        <w:rPr>
+          <w:b w:val="false"/>
+          <w:sz w:val="24"/>
+        </w:rPr>
+        <w:t>Descripción del departamento donde realizó la pasantía</w:t>
+        <w:tab/>
+      </w:r>
+      <w:r>
+        <w:rPr/>
+        <w:fldChar w:fldCharType="begin"/>
+      </w:r>
+      <w:r>
+        <w:rPr/>
+        <w:instrText xml:space="preserve"> PAGEREF bm_cap1_departamento \h </w:instrText>
+      </w:r>
+      <w:r>
+        <w:rPr/>
+        <w:fldChar w:fldCharType="separate"/>
+      </w:r>
+      <w:r>
+        <w:rPr/>
+        <w:t>?</w:t>
+      </w:r>
+      <w:r>
+        <w:rPr/>
+        <w:fldChar w:fldCharType="end"/>
+      </w:r>
+    </w:p>
+    <w:p>
+      <w:pPr>
+        <w:pStyle w:val="Normal"/>
+        <w:tabs>
+          <w:tab w:val="clear" w:pos="720"/>
+          <w:tab w:val="right" w:pos="8271" w:leader="dot"/>
+        </w:tabs>
+        <w:spacing w:lineRule="auto" w:line="360" w:before="0" w:after="80"/>
+        <w:ind w:start="0"/>
+        <w:rPr/>
+      </w:pPr>
+      <w:r>
+        <w:rPr>
+          <w:b/>
+          <w:sz w:val="24"/>
+        </w:rPr>
+        <w:t>CAPÍTULO II: DIAGNÓSTICO SITUACIONAL</w:t>
+        <w:tab/>
+      </w:r>
+      <w:r>
+        <w:rPr/>
+        <w:fldChar w:fldCharType="begin"/>
+      </w:r>
+      <w:r>
+        <w:rPr/>
+        <w:instrText xml:space="preserve"> PAGEREF bm_cap2 \h </w:instrText>
+      </w:r>
+      <w:r>
+        <w:rPr/>
+        <w:fldChar w:fldCharType="separate"/>
+      </w:r>
+      <w:r>
+        <w:rPr/>
+        <w:t>?</w:t>
+      </w:r>
+      <w:r>
+        <w:rPr/>
+        <w:fldChar w:fldCharType="end"/>
+      </w:r>
+    </w:p>
+    <w:p>
+      <w:pPr>
+        <w:pStyle w:val="Normal"/>
+        <w:tabs>
+          <w:tab w:val="clear" w:pos="720"/>
+          <w:tab w:val="right" w:pos="8271" w:leader="dot"/>
+        </w:tabs>
+        <w:spacing w:lineRule="auto" w:line="360" w:before="0" w:after="80"/>
+        <w:ind w:start="283"/>
+        <w:rPr/>
+      </w:pPr>
+      <w:r>
+        <w:rPr>
+          <w:b w:val="false"/>
+          <w:sz w:val="24"/>
+        </w:rPr>
+        <w:t>Identificación de la situación problemática</w:t>
+        <w:tab/>
+      </w:r>
+      <w:r>
+        <w:rPr/>
+        <w:fldChar w:fldCharType="begin"/>
+      </w:r>
+      <w:r>
+        <w:rPr/>
+        <w:instrText xml:space="preserve"> PAGEREF bm_cap2_sit \h </w:instrText>
+      </w:r>
+      <w:r>
+        <w:rPr/>
+        <w:fldChar w:fldCharType="separate"/>
+      </w:r>
+      <w:r>
+        <w:rPr/>
+        <w:t>?</w:t>
+      </w:r>
+      <w:r>
+        <w:rPr/>
+        <w:fldChar w:fldCharType="end"/>
+      </w:r>
+    </w:p>
+    <w:p>
+      <w:pPr>
+        <w:pStyle w:val="Normal"/>
+        <w:tabs>
+          <w:tab w:val="clear" w:pos="720"/>
+          <w:tab w:val="right" w:pos="8271" w:leader="dot"/>
+        </w:tabs>
+        <w:spacing w:lineRule="auto" w:line="360" w:before="0" w:after="80"/>
+        <w:ind w:start="283"/>
+        <w:rPr/>
+      </w:pPr>
+      <w:r>
+        <w:rPr>
+          <w:b w:val="false"/>
+          <w:sz w:val="24"/>
+        </w:rPr>
+        <w:t>Objetivo General</w:t>
+        <w:tab/>
+      </w:r>
+      <w:r>
+        <w:rPr/>
+        <w:fldChar w:fldCharType="begin"/>
+      </w:r>
+      <w:r>
+        <w:rPr/>
+        <w:instrText xml:space="preserve"> PAGEREF bm_cap2_objg \h </w:instrText>
+      </w:r>
+      <w:r>
+        <w:rPr/>
+        <w:fldChar w:fldCharType="separate"/>
+      </w:r>
+      <w:r>
+        <w:rPr/>
+        <w:t>?</w:t>
+      </w:r>
+      <w:r>
+        <w:rPr/>
+        <w:fldChar w:fldCharType="end"/>
+      </w:r>
+    </w:p>
+    <w:p>
+      <w:pPr>
+        <w:pStyle w:val="Normal"/>
+        <w:tabs>
+          <w:tab w:val="clear" w:pos="720"/>
+          <w:tab w:val="right" w:pos="8271" w:leader="dot"/>
+        </w:tabs>
+        <w:spacing w:lineRule="auto" w:line="360" w:before="0" w:after="80"/>
+        <w:ind w:start="283"/>
+        <w:rPr/>
+      </w:pPr>
+      <w:r>
+        <w:rPr>
+          <w:b w:val="false"/>
+          <w:sz w:val="24"/>
+        </w:rPr>
+        <w:t>Objetivos Específicos</w:t>
+        <w:tab/>
+      </w:r>
+      <w:r>
+        <w:rPr/>
+        <w:fldChar w:fldCharType="begin"/>
+      </w:r>
+      <w:r>
+        <w:rPr/>
+        <w:instrText xml:space="preserve"> PAGEREF bm_cap2_obje \h </w:instrText>
+      </w:r>
+      <w:r>
+        <w:rPr/>
+        <w:fldChar w:fldCharType="separate"/>
+      </w:r>
+      <w:r>
+        <w:rPr/>
+        <w:t>?</w:t>
+      </w:r>
+      <w:r>
+        <w:rPr/>
+        <w:fldChar w:fldCharType="end"/>
+      </w:r>
+    </w:p>
+    <w:p>
+      <w:pPr>
+        <w:pStyle w:val="Normal"/>
+        <w:tabs>
+          <w:tab w:val="clear" w:pos="720"/>
+          <w:tab w:val="right" w:pos="8271" w:leader="dot"/>
+        </w:tabs>
+        <w:spacing w:lineRule="auto" w:line="360" w:before="0" w:after="80"/>
+        <w:ind w:start="283"/>
+        <w:rPr/>
+      </w:pPr>
+      <w:r>
+        <w:rPr>
+          <w:b w:val="false"/>
+          <w:sz w:val="24"/>
+        </w:rPr>
+        <w:t>Planificación integral de objetivos</w:t>
+        <w:tab/>
+      </w:r>
+      <w:r>
+        <w:rPr/>
+        <w:fldChar w:fldCharType="begin"/>
+      </w:r>
+      <w:r>
+        <w:rPr/>
+        <w:instrText xml:space="preserve"> PAGEREF bm_cap2_planif \h </w:instrText>
+      </w:r>
+      <w:r>
+        <w:rPr/>
+        <w:fldChar w:fldCharType="separate"/>
+      </w:r>
+      <w:r>
+        <w:rPr/>
+        <w:t>?</w:t>
+      </w:r>
+      <w:r>
+        <w:rPr/>
+        <w:fldChar w:fldCharType="end"/>
+      </w:r>
+    </w:p>
+    <w:p>
+      <w:pPr>
+        <w:pStyle w:val="Normal"/>
+        <w:tabs>
+          <w:tab w:val="clear" w:pos="720"/>
+          <w:tab w:val="right" w:pos="8271" w:leader="dot"/>
+        </w:tabs>
+        <w:spacing w:lineRule="auto" w:line="360" w:before="0" w:after="80"/>
+        <w:ind w:start="283"/>
+        <w:rPr/>
+      </w:pPr>
+      <w:r>
+        <w:rPr>
+          <w:b w:val="false"/>
+          <w:sz w:val="24"/>
+        </w:rPr>
+        <w:t>Cronograma de actividades</w:t>
+        <w:tab/>
+      </w:r>
+      <w:r>
+        <w:rPr/>
+        <w:fldChar w:fldCharType="begin"/>
+      </w:r>
+      <w:r>
+        <w:rPr/>
+        <w:instrText xml:space="preserve"> PAGEREF bm_cap2_crono \h </w:instrText>
+      </w:r>
+      <w:r>
+        <w:rPr/>
+        <w:fldChar w:fldCharType="separate"/>
+      </w:r>
+      <w:r>
+        <w:rPr/>
+        <w:t>?</w:t>
+      </w:r>
+      <w:r>
+        <w:rPr/>
+        <w:fldChar w:fldCharType="end"/>
+      </w:r>
+    </w:p>
+    <w:p>
+      <w:pPr>
+        <w:pStyle w:val="Normal"/>
+        <w:tabs>
+          <w:tab w:val="clear" w:pos="720"/>
+          <w:tab w:val="right" w:pos="8271" w:leader="dot"/>
+        </w:tabs>
+        <w:spacing w:lineRule="auto" w:line="360" w:before="0" w:after="80"/>
+        <w:ind w:start="0"/>
+        <w:rPr/>
+      </w:pPr>
+      <w:r>
+        <w:rPr>
+          <w:b/>
+          <w:sz w:val="24"/>
+        </w:rPr>
+        <w:t>CAPÍTULO III: MARCO TEÓRICO</w:t>
+        <w:tab/>
+      </w:r>
+      <w:r>
+        <w:rPr/>
+        <w:fldChar w:fldCharType="begin"/>
+      </w:r>
+      <w:r>
+        <w:rPr/>
+        <w:instrText xml:space="preserve"> PAGEREF bm_cap3 \h </w:instrText>
+      </w:r>
+      <w:r>
+        <w:rPr/>
+        <w:fldChar w:fldCharType="separate"/>
+      </w:r>
+      <w:r>
+        <w:rPr/>
+        <w:t>?</w:t>
+      </w:r>
+      <w:r>
+        <w:rPr/>
+        <w:fldChar w:fldCharType="end"/>
+      </w:r>
+    </w:p>
+    <w:p>
+      <w:pPr>
+        <w:pStyle w:val="Normal"/>
+        <w:tabs>
+          <w:tab w:val="clear" w:pos="720"/>
+          <w:tab w:val="right" w:pos="8271" w:leader="dot"/>
+        </w:tabs>
+        <w:spacing w:lineRule="auto" w:line="360" w:before="0" w:after="80"/>
+        <w:ind w:start="283"/>
+        <w:rPr/>
+      </w:pPr>
+      <w:r>
+        <w:rPr>
+          <w:b w:val="false"/>
+          <w:sz w:val="24"/>
+        </w:rPr>
+        <w:t>Bases teóricas referenciales</w:t>
+        <w:tab/>
+      </w:r>
+      <w:r>
+        <w:rPr/>
+        <w:fldChar w:fldCharType="begin"/>
+      </w:r>
+      <w:r>
+        <w:rPr/>
+        <w:instrText xml:space="preserve"> PAGEREF bm_cap3_bases \h </w:instrText>
+      </w:r>
+      <w:r>
+        <w:rPr/>
+        <w:fldChar w:fldCharType="separate"/>
+      </w:r>
+      <w:r>
+        <w:rPr/>
+        <w:t>?</w:t>
+      </w:r>
+      <w:r>
+        <w:rPr/>
+        <w:fldChar w:fldCharType="end"/>
+      </w:r>
+    </w:p>
+    <w:p>
+      <w:pPr>
+        <w:pStyle w:val="Normal"/>
+        <w:tabs>
+          <w:tab w:val="clear" w:pos="720"/>
+          <w:tab w:val="right" w:pos="8271" w:leader="dot"/>
+        </w:tabs>
+        <w:spacing w:lineRule="auto" w:line="360" w:before="0" w:after="80"/>
+        <w:ind w:start="0"/>
+        <w:rPr/>
+      </w:pPr>
+      <w:r>
+        <w:rPr>
+          <w:b/>
+          <w:sz w:val="24"/>
+        </w:rPr>
+        <w:t>CAPÍTULO IV: ACTIVIDADES REALIZADAS</w:t>
+        <w:tab/>
+      </w:r>
+      <w:r>
+        <w:rPr/>
+        <w:fldChar w:fldCharType="begin"/>
+      </w:r>
+      <w:r>
+        <w:rPr/>
+        <w:instrText xml:space="preserve"> PAGEREF bm_cap4 \h </w:instrText>
+      </w:r>
+      <w:r>
+        <w:rPr/>
+        <w:fldChar w:fldCharType="separate"/>
+      </w:r>
+      <w:r>
+        <w:rPr/>
+        <w:t>?</w:t>
+      </w:r>
+      <w:r>
+        <w:rPr/>
+        <w:fldChar w:fldCharType="end"/>
+      </w:r>
+    </w:p>
+    <w:p>
+      <w:pPr>
+        <w:pStyle w:val="Normal"/>
+        <w:tabs>
+          <w:tab w:val="clear" w:pos="720"/>
+          <w:tab w:val="right" w:pos="8271" w:leader="dot"/>
+        </w:tabs>
+        <w:spacing w:lineRule="auto" w:line="360" w:before="0" w:after="80"/>
+        <w:ind w:start="283"/>
+        <w:rPr/>
+      </w:pPr>
+      <w:r>
+        <w:rPr>
+          <w:b w:val="false"/>
+          <w:sz w:val="24"/>
+        </w:rPr>
+        <w:t>Descripción de actividades ejecutadas por semana</w:t>
+        <w:tab/>
+      </w:r>
+      <w:r>
+        <w:rPr/>
+        <w:fldChar w:fldCharType="begin"/>
+      </w:r>
+      <w:r>
+        <w:rPr/>
+        <w:instrText xml:space="preserve"> PAGEREF bm_cap4_desc \h </w:instrText>
+      </w:r>
+      <w:r>
+        <w:rPr/>
+        <w:fldChar w:fldCharType="separate"/>
+      </w:r>
+      <w:r>
+        <w:rPr/>
+        <w:t>?</w:t>
+      </w:r>
+      <w:r>
+        <w:rPr/>
+        <w:fldChar w:fldCharType="end"/>
+      </w:r>
+    </w:p>
+    <w:p>
+      <w:pPr>
+        <w:pStyle w:val="Normal"/>
+        <w:tabs>
+          <w:tab w:val="clear" w:pos="720"/>
+          <w:tab w:val="right" w:pos="8271" w:leader="dot"/>
+        </w:tabs>
+        <w:spacing w:lineRule="auto" w:line="360" w:before="0" w:after="80"/>
+        <w:ind w:start="0"/>
+        <w:rPr/>
+      </w:pPr>
+      <w:r>
+        <w:rPr>
+          <w:b/>
+          <w:sz w:val="24"/>
+        </w:rPr>
+        <w:t>CAPÍTULO V: CONCLUSIONES Y RECOMENDACIONES</w:t>
+        <w:tab/>
+      </w:r>
+      <w:r>
+        <w:rPr/>
+        <w:fldChar w:fldCharType="begin"/>
+      </w:r>
+      <w:r>
+        <w:rPr/>
+        <w:instrText xml:space="preserve"> PAGEREF bm_cap5 \h </w:instrText>
+      </w:r>
+      <w:r>
+        <w:rPr/>
+        <w:fldChar w:fldCharType="separate"/>
+      </w:r>
+      <w:r>
+        <w:rPr/>
+        <w:t>?</w:t>
+      </w:r>
+      <w:r>
+        <w:rPr/>
+        <w:fldChar w:fldCharType="end"/>
+      </w:r>
+    </w:p>
+    <w:p>
+      <w:pPr>
+        <w:pStyle w:val="Normal"/>
+        <w:tabs>
+          <w:tab w:val="clear" w:pos="720"/>
+          <w:tab w:val="right" w:pos="8271" w:leader="dot"/>
+        </w:tabs>
+        <w:spacing w:lineRule="auto" w:line="360" w:before="0" w:after="80"/>
+        <w:ind w:start="283"/>
+        <w:rPr/>
+      </w:pPr>
+      <w:r>
+        <w:rPr>
+          <w:b w:val="false"/>
+          <w:sz w:val="24"/>
+        </w:rPr>
+        <w:t>Conclusiones</w:t>
+        <w:tab/>
+      </w:r>
+      <w:r>
+        <w:rPr/>
+        <w:fldChar w:fldCharType="begin"/>
+      </w:r>
+      <w:r>
+        <w:rPr/>
+        <w:instrText xml:space="preserve"> PAGEREF bm_cap5_concl \h </w:instrText>
+      </w:r>
+      <w:r>
+        <w:rPr/>
+        <w:fldChar w:fldCharType="separate"/>
+      </w:r>
+      <w:r>
+        <w:rPr/>
+        <w:t>?</w:t>
+      </w:r>
+      <w:r>
+        <w:rPr/>
+        <w:fldChar w:fldCharType="end"/>
+      </w:r>
+    </w:p>
+    <w:p>
+      <w:pPr>
+        <w:pStyle w:val="Normal"/>
+        <w:tabs>
+          <w:tab w:val="clear" w:pos="720"/>
+          <w:tab w:val="right" w:pos="8271" w:leader="dot"/>
+        </w:tabs>
+        <w:spacing w:lineRule="auto" w:line="360" w:before="0" w:after="80"/>
+        <w:ind w:start="283"/>
+        <w:rPr/>
+      </w:pPr>
+      <w:r>
+        <w:rPr>
+          <w:b w:val="false"/>
+          <w:sz w:val="24"/>
+        </w:rPr>
+        <w:t>Recomendaciones</w:t>
+        <w:tab/>
+      </w:r>
+      <w:r>
+        <w:rPr/>
+        <w:fldChar w:fldCharType="begin"/>
+      </w:r>
+      <w:r>
+        <w:rPr/>
+        <w:instrText xml:space="preserve"> PAGEREF bm_cap5_recom \h </w:instrText>
+      </w:r>
+      <w:r>
+        <w:rPr/>
+        <w:fldChar w:fldCharType="separate"/>
+      </w:r>
+      <w:r>
+        <w:rPr/>
+        <w:t>?</w:t>
+      </w:r>
+      <w:r>
+        <w:rPr/>
+        <w:fldChar w:fldCharType="end"/>
+      </w:r>
+    </w:p>
+    <w:p>
+      <w:pPr>
+        <w:pStyle w:val="Normal"/>
+        <w:tabs>
+          <w:tab w:val="clear" w:pos="720"/>
+          <w:tab w:val="right" w:pos="8271" w:leader="dot"/>
+        </w:tabs>
+        <w:spacing w:lineRule="auto" w:line="360" w:before="0" w:after="80"/>
+        <w:ind w:start="0"/>
+        <w:rPr/>
+      </w:pPr>
+      <w:r>
+        <w:rPr>
+          <w:b/>
+          <w:sz w:val="24"/>
+        </w:rPr>
+        <w:t>REFERENCIAS</w:t>
+        <w:tab/>
+      </w:r>
+      <w:r>
+        <w:rPr/>
+        <w:fldChar w:fldCharType="begin"/>
+      </w:r>
+      <w:r>
+        <w:rPr/>
+        <w:instrText xml:space="preserve"> PAGEREF bm_referencias \h </w:instrText>
+      </w:r>
+      <w:r>
+        <w:rPr/>
+        <w:fldChar w:fldCharType="separate"/>
+      </w:r>
+      <w:r>
+        <w:rPr/>
+        <w:t>?</w:t>
+      </w:r>
+      <w:r>
+        <w:rPr/>
+        <w:fldChar w:fldCharType="end"/>
+      </w:r>
+    </w:p>
+    <w:p>
+      <w:pPr>
+        <w:pStyle w:val="Normal"/>
+        <w:tabs>
+          <w:tab w:val="clear" w:pos="720"/>
+          <w:tab w:val="right" w:pos="8271" w:leader="dot"/>
+        </w:tabs>
+        <w:spacing w:lineRule="auto" w:line="360" w:before="0" w:after="0"/>
+        <w:ind w:start="0"/>
+        <w:rPr/>
+      </w:pPr>
+      <w:r>
+        <w:rPr>
+          <w:b/>
+          <w:sz w:val="24"/>
+        </w:rPr>
+        <w:t>ANEXOS</w:t>
+        <w:tab/>
+      </w:r>
+      <w:r>
+        <w:rPr/>
+        <w:fldChar w:fldCharType="begin"/>
+      </w:r>
+      <w:r>
+        <w:rPr/>
+        <w:instrText xml:space="preserve"> PAGEREF bm_anexos \h </w:instrText>
+      </w:r>
+      <w:r>
+        <w:rPr/>
+        <w:fldChar w:fldCharType="separate"/>
+      </w:r>
+      <w:r>
+        <w:rPr/>
+        <w:t>?</w:t>
+      </w:r>
+      <w:r>
+        <w:rPr/>
+        <w:fldChar w:fldCharType="end"/>
+      </w:r>
+    </w:p>
+    <w:p>
+      <w:pPr>
+        <w:sectPr>
+          <w:type w:val="continuous"/>
+          <w:pgSz w:w="12240" w:h="15840"/>
+          <w:pgMar w:left="2268" w:right="1701" w:gutter="0" w:header="0" w:top="1701" w:footer="720" w:bottom="1701"/>
+          <w:formProt w:val="false"/>
+          <w:textDirection w:val="lrTb"/>
+          <w:docGrid w:type="default" w:linePitch="360" w:charSpace="0"/>
+        </w:sectPr>
+      </w:pPr>
+    </w:p>
+    <w:p>
+      <w:pPr>
+        <w:pStyle w:val="Normal"/>
+        <w:spacing w:before="1140" w:after="480"/>
+        <w:jc w:val="center"/>
+        <w:rPr/>
+      </w:pPr>
+      <w:bookmarkStart w:id="6" w:name="bm_lista_cuadros"/>
+      <w:r>
+        <w:rPr>
+          <w:b/>
+          <w:sz w:val="24"/>
+        </w:rPr>
+        <w:t>LISTA DE CUADROS</w:t>
+      </w:r>
+      <w:bookmarkEnd w:id="6"/>
+    </w:p>
+    <w:p>
+      <w:pPr>
+        <w:sectPr>
+          <w:footerReference w:type="even" r:id="rId26"/>
+          <w:footerReference w:type="default" r:id="rId27"/>
+          <w:footerReference w:type="first" r:id="rId28"/>
+          <w:type w:val="nextPage"/>
+          <w:pgSz w:w="12240" w:h="15840"/>
+          <w:pgMar w:left="2268" w:right="1701" w:gutter="0" w:header="0" w:top="1701" w:footer="720" w:bottom="1701"/>
+          <w:pgNumType w:fmt="lowerRoman"/>
+          <w:formProt w:val="false"/>
+          <w:textDirection w:val="lrTb"/>
+          <w:docGrid w:type="default" w:linePitch="360" w:charSpace="0"/>
+        </w:sectPr>
+      </w:pPr>
+    </w:p>
+    <w:p>
+      <w:pPr>
+        <w:pStyle w:val="Normal"/>
+        <w:tabs>
+          <w:tab w:val="clear" w:pos="720"/>
+          <w:tab w:val="right" w:pos="8271" w:leader="none"/>
+        </w:tabs>
+        <w:spacing w:before="240" w:after="240"/>
+        <w:rPr/>
+      </w:pPr>
+      <w:r>
+        <w:rPr>
+          <w:b/>
+          <w:sz w:val="24"/>
+        </w:rPr>
+        <w:t>CUADRO</w:t>
+      </w:r>
+      <w:r>
+        <w:rPr/>
+        <w:tab/>
+      </w:r>
+      <w:r>
+        <w:rPr>
+          <w:b/>
+          <w:sz w:val="24"/>
+        </w:rPr>
+        <w:t>pp.</w:t>
+      </w:r>
+    </w:p>
+    <w:p>
+      <w:pPr>
+        <w:pStyle w:val="Normal"/>
+        <w:tabs>
+          <w:tab w:val="clear" w:pos="720"/>
+          <w:tab w:val="left" w:pos="1020" w:leader="none"/>
+          <w:tab w:val="right" w:pos="8271" w:leader="dot"/>
+        </w:tabs>
+        <w:spacing w:lineRule="auto" w:line="360" w:before="0" w:after="80"/>
+        <w:ind w:hanging="1020" w:start="1020"/>
+        <w:rPr/>
+      </w:pPr>
+      <w:r>
+        <w:rPr>
+          <w:sz w:val="24"/>
+        </w:rPr>
+        <w:t>1</w:t>
+        <w:tab/>
+        <w:t>Planificación integral de objetivos específicos</w:t>
+        <w:tab/>
+      </w:r>
+      <w:r>
+        <w:rPr/>
+        <w:fldChar w:fldCharType="begin"/>
+      </w:r>
+      <w:r>
+        <w:rPr/>
+        <w:instrText xml:space="preserve"> PAGEREF bm_cuadro1 \h </w:instrText>
+      </w:r>
+      <w:r>
+        <w:rPr/>
+        <w:fldChar w:fldCharType="separate"/>
+      </w:r>
+      <w:r>
+        <w:rPr/>
+        <w:t>?</w:t>
+      </w:r>
+      <w:r>
+        <w:rPr/>
+        <w:fldChar w:fldCharType="end"/>
+      </w:r>
+    </w:p>
+    <w:p>
+      <w:pPr>
+        <w:pStyle w:val="Normal"/>
+        <w:tabs>
+          <w:tab w:val="clear" w:pos="720"/>
+          <w:tab w:val="left" w:pos="1020" w:leader="none"/>
+          <w:tab w:val="right" w:pos="8271" w:leader="dot"/>
+        </w:tabs>
+        <w:spacing w:lineRule="auto" w:line="360" w:before="0" w:after="0"/>
+        <w:ind w:hanging="1020" w:start="1020"/>
+        <w:rPr/>
+      </w:pPr>
+      <w:r>
+        <w:rPr>
+          <w:sz w:val="24"/>
+        </w:rPr>
+        <w:t>2</w:t>
+        <w:tab/>
+        <w:t>Cronograma de actividades de la pasantía</w:t>
+        <w:tab/>
+      </w:r>
+      <w:r>
+        <w:rPr/>
+        <w:fldChar w:fldCharType="begin"/>
+      </w:r>
+      <w:r>
+        <w:rPr/>
+        <w:instrText xml:space="preserve"> PAGEREF bm_cuadro2 \h </w:instrText>
+      </w:r>
+      <w:r>
+        <w:rPr/>
+        <w:fldChar w:fldCharType="separate"/>
+      </w:r>
+      <w:r>
+        <w:rPr/>
+        <w:t>?</w:t>
+      </w:r>
+      <w:r>
+        <w:rPr/>
+        <w:fldChar w:fldCharType="end"/>
+      </w:r>
+    </w:p>
+    <w:p>
+      <w:pPr>
+        <w:sectPr>
+          <w:type w:val="continuous"/>
+          <w:pgSz w:w="12240" w:h="15840"/>
+          <w:pgMar w:left="2268" w:right="1701" w:gutter="0" w:header="0" w:top="1701" w:footer="720" w:bottom="1701"/>
+          <w:formProt w:val="false"/>
+          <w:textDirection w:val="lrTb"/>
+          <w:docGrid w:type="default" w:linePitch="360" w:charSpace="0"/>
+        </w:sectPr>
+      </w:pPr>
+    </w:p>
+    <w:p>
+      <w:pPr>
+        <w:pStyle w:val="Normal"/>
+        <w:spacing w:before="1140" w:after="480"/>
+        <w:jc w:val="center"/>
+        <w:rPr/>
+      </w:pPr>
+      <w:bookmarkStart w:id="7" w:name="bm_lista_graficos"/>
+      <w:r>
+        <w:rPr>
+          <w:b/>
+          <w:sz w:val="24"/>
+        </w:rPr>
+        <w:t>LISTA DE GRÁFICOS</w:t>
+      </w:r>
+      <w:bookmarkEnd w:id="7"/>
+    </w:p>
+    <w:p>
+      <w:pPr>
+        <w:sectPr>
+          <w:footerReference w:type="even" r:id="rId29"/>
+          <w:footerReference w:type="default" r:id="rId30"/>
+          <w:footerReference w:type="first" r:id="rId31"/>
+          <w:type w:val="nextPage"/>
+          <w:pgSz w:w="12240" w:h="15840"/>
+          <w:pgMar w:left="2268" w:right="1701" w:gutter="0" w:header="0" w:top="1701" w:footer="720" w:bottom="1701"/>
+          <w:pgNumType w:fmt="lowerRoman"/>
+          <w:formProt w:val="false"/>
+          <w:textDirection w:val="lrTb"/>
+          <w:docGrid w:type="default" w:linePitch="360" w:charSpace="0"/>
+        </w:sectPr>
+      </w:pPr>
+    </w:p>
+    <w:p>
+      <w:pPr>
+        <w:pStyle w:val="Normal"/>
+        <w:tabs>
+          <w:tab w:val="clear" w:pos="720"/>
+          <w:tab w:val="right" w:pos="8271" w:leader="none"/>
+        </w:tabs>
+        <w:spacing w:before="240" w:after="240"/>
+        <w:rPr/>
+      </w:pPr>
+      <w:r>
+        <w:rPr>
+          <w:b/>
+          <w:sz w:val="24"/>
+        </w:rPr>
+        <w:t>GRÁFICO</w:t>
+      </w:r>
+      <w:r>
+        <w:rPr/>
+        <w:tab/>
+      </w:r>
+      <w:r>
+        <w:rPr>
+          <w:b/>
+          <w:sz w:val="24"/>
+        </w:rPr>
+        <w:t>pp.</w:t>
+      </w:r>
+    </w:p>
+    <w:p>
+      <w:pPr>
+        <w:pStyle w:val="Normal"/>
+        <w:tabs>
+          <w:tab w:val="clear" w:pos="720"/>
+          <w:tab w:val="left" w:pos="1020" w:leader="none"/>
+          <w:tab w:val="right" w:pos="8271" w:leader="dot"/>
+        </w:tabs>
+        <w:spacing w:lineRule="auto" w:line="360" w:before="0" w:after="80"/>
+        <w:ind w:hanging="1020" w:start="1020"/>
+        <w:rPr/>
+      </w:pPr>
+      <w:r>
+        <w:rPr>
+          <w:sz w:val="24"/>
+        </w:rPr>
+        <w:t>1</w:t>
+        <w:tab/>
         <w:t>Logotipo de Ingeniería de Telecomunicaciones, C.A.</w:t>
-      </w:r>
-      <w:bookmarkEnd w:id="18"/>
-    </w:p>
-    <w:p>
-      <w:pPr>
-        <w:pStyle w:val="Normal"/>
-        <w:spacing w:before="0" w:after="240"/>
+        <w:tab/>
+      </w:r>
+      <w:r>
+        <w:rPr/>
+        <w:fldChar w:fldCharType="begin"/>
+      </w:r>
+      <w:r>
+        <w:rPr/>
+        <w:instrText xml:space="preserve"> PAGEREF bm_grafico1 \h </w:instrText>
+      </w:r>
+      <w:r>
+        <w:rPr/>
+        <w:fldChar w:fldCharType="separate"/>
+      </w:r>
+      <w:r>
+        <w:rPr/>
+        <w:t>?</w:t>
+      </w:r>
+      <w:r>
+        <w:rPr/>
+        <w:fldChar w:fldCharType="end"/>
+      </w:r>
+    </w:p>
+    <w:p>
+      <w:pPr>
+        <w:pStyle w:val="Normal"/>
+        <w:tabs>
+          <w:tab w:val="clear" w:pos="720"/>
+          <w:tab w:val="left" w:pos="1020" w:leader="none"/>
+          <w:tab w:val="right" w:pos="8271" w:leader="dot"/>
+        </w:tabs>
+        <w:spacing w:lineRule="auto" w:line="360" w:before="0" w:after="80"/>
+        <w:ind w:hanging="1020" w:start="1020"/>
+        <w:rPr/>
+      </w:pPr>
+      <w:r>
+        <w:rPr>
+          <w:sz w:val="24"/>
+        </w:rPr>
+        <w:t>2</w:t>
+        <w:tab/>
+        <w:t>Representación cartográfica y ubicación espacial de Ingeniería de Telecomunicaciones, C.A.</w:t>
+        <w:tab/>
+      </w:r>
+      <w:r>
+        <w:rPr/>
+        <w:fldChar w:fldCharType="begin"/>
+      </w:r>
+      <w:r>
+        <w:rPr/>
+        <w:instrText xml:space="preserve"> PAGEREF bm_grafico2 \h </w:instrText>
+      </w:r>
+      <w:r>
+        <w:rPr/>
+        <w:fldChar w:fldCharType="separate"/>
+      </w:r>
+      <w:r>
+        <w:rPr/>
+        <w:t>?</w:t>
+      </w:r>
+      <w:r>
+        <w:rPr/>
+        <w:fldChar w:fldCharType="end"/>
+      </w:r>
+    </w:p>
+    <w:p>
+      <w:pPr>
+        <w:pStyle w:val="Normal"/>
+        <w:tabs>
+          <w:tab w:val="clear" w:pos="720"/>
+          <w:tab w:val="left" w:pos="1020" w:leader="none"/>
+          <w:tab w:val="right" w:pos="8271" w:leader="dot"/>
+        </w:tabs>
+        <w:spacing w:lineRule="auto" w:line="360" w:before="0" w:after="80"/>
+        <w:ind w:hanging="1020" w:start="1020"/>
+        <w:rPr/>
+      </w:pPr>
+      <w:r>
+        <w:rPr>
+          <w:sz w:val="24"/>
+        </w:rPr>
+        <w:t>3</w:t>
+        <w:tab/>
+        <w:t>Organigrama estructural y niveles jerárquicos de Ingeniería de Telecomunicaciones, C.A.</w:t>
+        <w:tab/>
+      </w:r>
+      <w:r>
+        <w:rPr/>
+        <w:fldChar w:fldCharType="begin"/>
+      </w:r>
+      <w:r>
+        <w:rPr/>
+        <w:instrText xml:space="preserve"> PAGEREF bm_grafico3 \h </w:instrText>
+      </w:r>
+      <w:r>
+        <w:rPr/>
+        <w:fldChar w:fldCharType="separate"/>
+      </w:r>
+      <w:r>
+        <w:rPr/>
+        <w:t>?</w:t>
+      </w:r>
+      <w:r>
+        <w:rPr/>
+        <w:fldChar w:fldCharType="end"/>
+      </w:r>
+    </w:p>
+    <w:p>
+      <w:pPr>
+        <w:pStyle w:val="Normal"/>
+        <w:tabs>
+          <w:tab w:val="clear" w:pos="720"/>
+          <w:tab w:val="left" w:pos="1020" w:leader="none"/>
+          <w:tab w:val="right" w:pos="8271" w:leader="dot"/>
+        </w:tabs>
+        <w:spacing w:lineRule="auto" w:line="360" w:before="0" w:after="0"/>
+        <w:ind w:hanging="1020" w:start="1020"/>
+        <w:rPr/>
+      </w:pPr>
+      <w:r>
+        <w:rPr>
+          <w:sz w:val="24"/>
+        </w:rPr>
+        <w:t>4</w:t>
+        <w:tab/>
+        <w:t>Organigrama del Departamento de Administración.</w:t>
+        <w:tab/>
+      </w:r>
+      <w:r>
+        <w:rPr/>
+        <w:fldChar w:fldCharType="begin"/>
+      </w:r>
+      <w:r>
+        <w:rPr/>
+        <w:instrText xml:space="preserve"> PAGEREF bm_grafico4 \h </w:instrText>
+      </w:r>
+      <w:r>
+        <w:rPr/>
+        <w:fldChar w:fldCharType="separate"/>
+      </w:r>
+      <w:r>
+        <w:rPr/>
+        <w:t>?</w:t>
+      </w:r>
+      <w:r>
+        <w:rPr/>
+        <w:fldChar w:fldCharType="end"/>
+      </w:r>
+    </w:p>
+    <w:p>
+      <w:pPr>
+        <w:sectPr>
+          <w:type w:val="continuous"/>
+          <w:pgSz w:w="12240" w:h="15840"/>
+          <w:pgMar w:left="2268" w:right="1701" w:gutter="0" w:header="0" w:top="1701" w:footer="720" w:bottom="1701"/>
+          <w:formProt w:val="false"/>
+          <w:textDirection w:val="lrTb"/>
+          <w:docGrid w:type="default" w:linePitch="360" w:charSpace="0"/>
+        </w:sectPr>
+      </w:pPr>
+    </w:p>
+    <w:p>
+      <w:pPr>
+        <w:pStyle w:val="Normal"/>
+        <w:spacing w:before="1140" w:after="480"/>
         <w:jc w:val="center"/>
         <w:rPr/>
       </w:pPr>
-      <w:r>
-        <w:rPr>
-          <w:i/>
-          <w:sz w:val="24"/>
-        </w:rPr>
-        <w:t xml:space="preserve">Fuente: </w:t>
-      </w:r>
-      <w:r>
-        <w:rPr>
-          <w:sz w:val="24"/>
-        </w:rPr>
-        <w:t>Ingeniería de Telecomunicaciones, C.A. (2026).</w:t>
-      </w:r>
+      <w:bookmarkStart w:id="8" w:name="bm_lista_anexos"/>
+      <w:r>
+        <w:rPr>
+          <w:b/>
+          <w:sz w:val="24"/>
+        </w:rPr>
+        <w:t>LISTA DE ANEXOS</w:t>
+      </w:r>
+      <w:bookmarkEnd w:id="8"/>
+    </w:p>
+    <w:p>
+      <w:pPr>
+        <w:sectPr>
+          <w:footerReference w:type="even" r:id="rId32"/>
+          <w:footerReference w:type="default" r:id="rId33"/>
+          <w:footerReference w:type="first" r:id="rId34"/>
+          <w:type w:val="nextPage"/>
+          <w:pgSz w:w="12240" w:h="15840"/>
+          <w:pgMar w:left="2268" w:right="1701" w:gutter="0" w:header="0" w:top="1701" w:footer="720" w:bottom="1701"/>
+          <w:pgNumType w:fmt="lowerRoman"/>
+          <w:formProt w:val="false"/>
+          <w:textDirection w:val="lrTb"/>
+          <w:docGrid w:type="default" w:linePitch="360" w:charSpace="0"/>
+        </w:sectPr>
+      </w:pPr>
+    </w:p>
+    <w:p>
+      <w:pPr>
+        <w:pStyle w:val="Normal"/>
+        <w:tabs>
+          <w:tab w:val="clear" w:pos="720"/>
+          <w:tab w:val="right" w:pos="8271" w:leader="none"/>
+        </w:tabs>
+        <w:spacing w:before="240" w:after="240"/>
+        <w:rPr/>
+      </w:pPr>
+      <w:r>
+        <w:rPr>
+          <w:b/>
+          <w:sz w:val="24"/>
+        </w:rPr>
+        <w:t>ANEXOS</w:t>
+      </w:r>
+      <w:r>
+        <w:rPr/>
+        <w:tab/>
+      </w:r>
+      <w:r>
+        <w:rPr>
+          <w:b/>
+          <w:sz w:val="24"/>
+        </w:rPr>
+        <w:t>pp.</w:t>
+      </w:r>
+    </w:p>
+    <w:p>
+      <w:pPr>
+        <w:pStyle w:val="Normal"/>
+        <w:tabs>
+          <w:tab w:val="clear" w:pos="720"/>
+          <w:tab w:val="left" w:pos="1020" w:leader="none"/>
+          <w:tab w:val="right" w:pos="8271" w:leader="dot"/>
+        </w:tabs>
+        <w:spacing w:lineRule="auto" w:line="360" w:before="0" w:after="80"/>
+        <w:ind w:hanging="1020" w:start="1020"/>
+        <w:rPr/>
+      </w:pPr>
+      <w:r>
+        <w:rPr>
+          <w:sz w:val="24"/>
+        </w:rPr>
+        <w:t>A</w:t>
+        <w:tab/>
+        <w:t>Flujograma del proceso propuesto de gestión de solicitudes de servicios</w:t>
+        <w:tab/>
+      </w:r>
+      <w:r>
+        <w:rPr/>
+        <w:fldChar w:fldCharType="begin"/>
+      </w:r>
+      <w:r>
+        <w:rPr/>
+        <w:instrText xml:space="preserve"> PAGEREF bm_anexoA \h </w:instrText>
+      </w:r>
+      <w:r>
+        <w:rPr/>
+        <w:fldChar w:fldCharType="separate"/>
+      </w:r>
+      <w:r>
+        <w:rPr/>
+        <w:t>?</w:t>
+      </w:r>
+      <w:r>
+        <w:rPr/>
+        <w:fldChar w:fldCharType="end"/>
+      </w:r>
+    </w:p>
+    <w:p>
+      <w:pPr>
+        <w:pStyle w:val="Normal"/>
+        <w:tabs>
+          <w:tab w:val="clear" w:pos="720"/>
+          <w:tab w:val="left" w:pos="1020" w:leader="none"/>
+          <w:tab w:val="right" w:pos="8271" w:leader="dot"/>
+        </w:tabs>
+        <w:spacing w:lineRule="auto" w:line="360" w:before="0" w:after="80"/>
+        <w:ind w:hanging="1020" w:start="1020"/>
+        <w:rPr/>
+      </w:pPr>
+      <w:r>
+        <w:rPr>
+          <w:sz w:val="24"/>
+        </w:rPr>
+        <w:t>B</w:t>
+        <w:tab/>
+        <w:t>Diagrama de Ishikawa del control de solicitudes</w:t>
+        <w:tab/>
+      </w:r>
+      <w:r>
+        <w:rPr/>
+        <w:fldChar w:fldCharType="begin"/>
+      </w:r>
+      <w:r>
+        <w:rPr/>
+        <w:instrText xml:space="preserve"> PAGEREF bm_anexoB \h </w:instrText>
+      </w:r>
+      <w:r>
+        <w:rPr/>
+        <w:fldChar w:fldCharType="separate"/>
+      </w:r>
+      <w:r>
+        <w:rPr/>
+        <w:t>?</w:t>
+      </w:r>
+      <w:r>
+        <w:rPr/>
+        <w:fldChar w:fldCharType="end"/>
+      </w:r>
+    </w:p>
+    <w:p>
+      <w:pPr>
+        <w:pStyle w:val="Normal"/>
+        <w:tabs>
+          <w:tab w:val="clear" w:pos="720"/>
+          <w:tab w:val="left" w:pos="1020" w:leader="none"/>
+          <w:tab w:val="right" w:pos="8271" w:leader="dot"/>
+        </w:tabs>
+        <w:spacing w:lineRule="auto" w:line="360" w:before="0" w:after="80"/>
+        <w:ind w:hanging="1020" w:start="1020"/>
+        <w:rPr/>
+      </w:pPr>
+      <w:r>
+        <w:rPr>
+          <w:sz w:val="24"/>
+        </w:rPr>
+        <w:t>C</w:t>
+        <w:tab/>
+        <w:t>Flujograma AS-IS de afiliaciones e incidencias</w:t>
+        <w:tab/>
+      </w:r>
+      <w:r>
+        <w:rPr/>
+        <w:fldChar w:fldCharType="begin"/>
+      </w:r>
+      <w:r>
+        <w:rPr/>
+        <w:instrText xml:space="preserve"> PAGEREF bm_anexoC \h </w:instrText>
+      </w:r>
+      <w:r>
+        <w:rPr/>
+        <w:fldChar w:fldCharType="separate"/>
+      </w:r>
+      <w:r>
+        <w:rPr/>
+        <w:t>?</w:t>
+      </w:r>
+      <w:r>
+        <w:rPr/>
+        <w:fldChar w:fldCharType="end"/>
+      </w:r>
+    </w:p>
+    <w:p>
+      <w:pPr>
+        <w:pStyle w:val="Normal"/>
+        <w:tabs>
+          <w:tab w:val="clear" w:pos="720"/>
+          <w:tab w:val="left" w:pos="1020" w:leader="none"/>
+          <w:tab w:val="right" w:pos="8271" w:leader="dot"/>
+        </w:tabs>
+        <w:spacing w:lineRule="auto" w:line="360" w:before="0" w:after="80"/>
+        <w:ind w:hanging="1020" w:start="1020"/>
+        <w:rPr/>
+      </w:pPr>
+      <w:r>
+        <w:rPr>
+          <w:sz w:val="24"/>
+        </w:rPr>
+        <w:t>D</w:t>
+        <w:tab/>
+        <w:t>Swimlane interdepartamental de gestión de solicitudes</w:t>
+        <w:tab/>
+      </w:r>
+      <w:r>
+        <w:rPr/>
+        <w:fldChar w:fldCharType="begin"/>
+      </w:r>
+      <w:r>
+        <w:rPr/>
+        <w:instrText xml:space="preserve"> PAGEREF bm_anexoD \h </w:instrText>
+      </w:r>
+      <w:r>
+        <w:rPr/>
+        <w:fldChar w:fldCharType="separate"/>
+      </w:r>
+      <w:r>
+        <w:rPr/>
+        <w:t>?</w:t>
+      </w:r>
+      <w:r>
+        <w:rPr/>
+        <w:fldChar w:fldCharType="end"/>
+      </w:r>
+    </w:p>
+    <w:p>
+      <w:pPr>
+        <w:pStyle w:val="Normal"/>
+        <w:tabs>
+          <w:tab w:val="clear" w:pos="720"/>
+          <w:tab w:val="left" w:pos="1020" w:leader="none"/>
+          <w:tab w:val="right" w:pos="8271" w:leader="dot"/>
+        </w:tabs>
+        <w:spacing w:lineRule="auto" w:line="360" w:before="0" w:after="80"/>
+        <w:ind w:hanging="1020" w:start="1020"/>
+        <w:rPr/>
+      </w:pPr>
+      <w:r>
+        <w:rPr>
+          <w:sz w:val="24"/>
+        </w:rPr>
+        <w:t>E</w:t>
+        <w:tab/>
+        <w:t>Estados de una solicitud de servicio</w:t>
+        <w:tab/>
+      </w:r>
+      <w:r>
+        <w:rPr/>
+        <w:fldChar w:fldCharType="begin"/>
+      </w:r>
+      <w:r>
+        <w:rPr/>
+        <w:instrText xml:space="preserve"> PAGEREF bm_anexoE \h </w:instrText>
+      </w:r>
+      <w:r>
+        <w:rPr/>
+        <w:fldChar w:fldCharType="separate"/>
+      </w:r>
+      <w:r>
+        <w:rPr/>
+        <w:t>?</w:t>
+      </w:r>
+      <w:r>
+        <w:rPr/>
+        <w:fldChar w:fldCharType="end"/>
+      </w:r>
+    </w:p>
+    <w:p>
+      <w:pPr>
+        <w:pStyle w:val="Normal"/>
+        <w:tabs>
+          <w:tab w:val="clear" w:pos="720"/>
+          <w:tab w:val="left" w:pos="1020" w:leader="none"/>
+          <w:tab w:val="right" w:pos="8271" w:leader="dot"/>
+        </w:tabs>
+        <w:spacing w:lineRule="auto" w:line="360" w:before="0" w:after="80"/>
+        <w:ind w:hanging="1020" w:start="1020"/>
+        <w:rPr/>
+      </w:pPr>
+      <w:r>
+        <w:rPr>
+          <w:sz w:val="24"/>
+        </w:rPr>
+        <w:t>F</w:t>
+        <w:tab/>
+        <w:t>Comunicación interdepartamental</w:t>
+        <w:tab/>
+      </w:r>
+      <w:r>
+        <w:rPr/>
+        <w:fldChar w:fldCharType="begin"/>
+      </w:r>
+      <w:r>
+        <w:rPr/>
+        <w:instrText xml:space="preserve"> PAGEREF bm_anexoF \h </w:instrText>
+      </w:r>
+      <w:r>
+        <w:rPr/>
+        <w:fldChar w:fldCharType="separate"/>
+      </w:r>
+      <w:r>
+        <w:rPr/>
+        <w:t>?</w:t>
+      </w:r>
+      <w:r>
+        <w:rPr/>
+        <w:fldChar w:fldCharType="end"/>
+      </w:r>
+    </w:p>
+    <w:p>
+      <w:pPr>
+        <w:pStyle w:val="Normal"/>
+        <w:tabs>
+          <w:tab w:val="clear" w:pos="720"/>
+          <w:tab w:val="left" w:pos="1020" w:leader="none"/>
+          <w:tab w:val="right" w:pos="8271" w:leader="dot"/>
+        </w:tabs>
+        <w:spacing w:lineRule="auto" w:line="360" w:before="0" w:after="80"/>
+        <w:ind w:hanging="1020" w:start="1020"/>
+        <w:rPr/>
+      </w:pPr>
+      <w:r>
+        <w:rPr>
+          <w:sz w:val="24"/>
+        </w:rPr>
+        <w:t>G</w:t>
+        <w:tab/>
+        <w:t>Comparación AS-IS y TO-BE del control de solicitudes</w:t>
+        <w:tab/>
+      </w:r>
+      <w:r>
+        <w:rPr/>
+        <w:fldChar w:fldCharType="begin"/>
+      </w:r>
+      <w:r>
+        <w:rPr/>
+        <w:instrText xml:space="preserve"> PAGEREF bm_anexoG \h </w:instrText>
+      </w:r>
+      <w:r>
+        <w:rPr/>
+        <w:fldChar w:fldCharType="separate"/>
+      </w:r>
+      <w:r>
+        <w:rPr/>
+        <w:t>?</w:t>
+      </w:r>
+      <w:r>
+        <w:rPr/>
+        <w:fldChar w:fldCharType="end"/>
+      </w:r>
+    </w:p>
+    <w:p>
+      <w:pPr>
+        <w:pStyle w:val="Normal"/>
+        <w:tabs>
+          <w:tab w:val="clear" w:pos="720"/>
+          <w:tab w:val="left" w:pos="1020" w:leader="none"/>
+          <w:tab w:val="right" w:pos="8271" w:leader="dot"/>
+        </w:tabs>
+        <w:spacing w:lineRule="auto" w:line="360" w:before="0" w:after="80"/>
+        <w:ind w:hanging="1020" w:start="1020"/>
+        <w:rPr/>
+      </w:pPr>
+      <w:r>
+        <w:rPr>
+          <w:sz w:val="24"/>
+        </w:rPr>
+        <w:t>H</w:t>
+        <w:tab/>
+        <w:t>Diagrama de Ishikawa del control y trazabilidad de las solicitudes de servicio</w:t>
+        <w:tab/>
+      </w:r>
+      <w:r>
+        <w:rPr/>
+        <w:fldChar w:fldCharType="begin"/>
+      </w:r>
+      <w:r>
+        <w:rPr/>
+        <w:instrText xml:space="preserve"> PAGEREF bm_anexoH \h </w:instrText>
+      </w:r>
+      <w:r>
+        <w:rPr/>
+        <w:fldChar w:fldCharType="separate"/>
+      </w:r>
+      <w:r>
+        <w:rPr/>
+        <w:t>?</w:t>
+      </w:r>
+      <w:r>
+        <w:rPr/>
+        <w:fldChar w:fldCharType="end"/>
+      </w:r>
+    </w:p>
+    <w:p>
+      <w:pPr>
+        <w:pStyle w:val="Normal"/>
+        <w:tabs>
+          <w:tab w:val="clear" w:pos="720"/>
+          <w:tab w:val="left" w:pos="1020" w:leader="none"/>
+          <w:tab w:val="right" w:pos="8271" w:leader="dot"/>
+        </w:tabs>
+        <w:spacing w:lineRule="auto" w:line="360" w:before="0" w:after="0"/>
+        <w:ind w:hanging="1020" w:start="1020"/>
+        <w:rPr/>
+      </w:pPr>
+      <w:r>
+        <w:rPr>
+          <w:sz w:val="24"/>
+        </w:rPr>
+        <w:t>I</w:t>
+        <w:tab/>
+        <w:t>Memoria fotográfica de las actividades realizadas</w:t>
+        <w:tab/>
+      </w:r>
+      <w:r>
+        <w:rPr/>
+        <w:fldChar w:fldCharType="begin"/>
+      </w:r>
+      <w:r>
+        <w:rPr/>
+        <w:instrText xml:space="preserve"> PAGEREF bm_anexoI \h </w:instrText>
+      </w:r>
+      <w:r>
+        <w:rPr/>
+        <w:fldChar w:fldCharType="separate"/>
+      </w:r>
+      <w:r>
+        <w:rPr/>
+        <w:t>?</w:t>
+      </w:r>
+      <w:r>
+        <w:rPr/>
+        <w:fldChar w:fldCharType="end"/>
+      </w:r>
+    </w:p>
+    <w:p>
+      <w:pPr>
+        <w:sectPr>
+          <w:type w:val="continuous"/>
+          <w:pgSz w:w="12240" w:h="15840"/>
+          <w:pgMar w:left="2268" w:right="1701" w:gutter="0" w:header="0" w:top="1701" w:footer="720" w:bottom="1701"/>
+          <w:formProt w:val="false"/>
+          <w:textDirection w:val="lrTb"/>
+          <w:docGrid w:type="default" w:linePitch="360" w:charSpace="0"/>
+        </w:sectPr>
+      </w:pPr>
+    </w:p>
+    <w:p>
+      <w:pPr>
+        <w:pStyle w:val="Normal"/>
+        <w:spacing w:lineRule="auto" w:line="240" w:before="0" w:after="0"/>
+        <w:jc w:val="center"/>
+        <w:rPr/>
+      </w:pPr>
+      <w:r>
+        <w:rPr>
+          <w:b/>
+          <w:sz w:val="24"/>
+        </w:rPr>
+        <w:t>REPÚBLICA BOLIVARIANA DE VENEZUELA</w:t>
+      </w:r>
+    </w:p>
+    <w:p>
+      <w:pPr>
+        <w:pStyle w:val="Normal"/>
+        <w:spacing w:lineRule="auto" w:line="240" w:before="0" w:after="0"/>
+        <w:jc w:val="center"/>
+        <w:rPr/>
+      </w:pPr>
+      <w:r>
+        <w:rPr>
+          <w:b/>
+          <w:sz w:val="24"/>
+        </w:rPr>
+        <w:t>MINISTERIO DEL PODER POPULAR PARA LA EDUCACIÓN UNIVERSITARIA</w:t>
+      </w:r>
+    </w:p>
+    <w:p>
+      <w:pPr>
+        <w:pStyle w:val="Normal"/>
+        <w:spacing w:lineRule="auto" w:line="240" w:before="0" w:after="0"/>
+        <w:jc w:val="center"/>
+        <w:rPr/>
+      </w:pPr>
+      <w:r>
+        <w:rPr>
+          <w:b/>
+          <w:sz w:val="24"/>
+        </w:rPr>
+        <w:t>INSTITUTO UNIVERSITARIO DE TECNOLOGÍA</w:t>
+      </w:r>
+    </w:p>
+    <w:p>
+      <w:pPr>
+        <w:pStyle w:val="Normal"/>
+        <w:spacing w:lineRule="auto" w:line="240" w:before="0" w:after="0"/>
+        <w:jc w:val="center"/>
+        <w:rPr/>
+      </w:pPr>
+      <w:r>
+        <w:rPr>
+          <w:b/>
+          <w:sz w:val="24"/>
+        </w:rPr>
+        <w:t>"ELÍAS CALIXTO POMPA"</w:t>
+      </w:r>
+    </w:p>
+    <w:p>
+      <w:pPr>
+        <w:pStyle w:val="Normal"/>
+        <w:spacing w:lineRule="auto" w:line="240" w:before="0" w:after="0"/>
+        <w:jc w:val="center"/>
+        <w:rPr/>
+      </w:pPr>
+      <w:r>
+        <w:rPr>
+          <w:b/>
+          <w:sz w:val="24"/>
+        </w:rPr>
+        <w:t>EL TIGRE, ESTADO ANZOÁTEGUI</w:t>
+      </w:r>
+    </w:p>
+    <w:p>
+      <w:pPr>
+        <w:pStyle w:val="Normal"/>
+        <w:spacing w:lineRule="auto" w:line="240" w:before="0" w:after="120"/>
+        <w:rPr/>
+      </w:pPr>
+      <w:r>
+        <w:rPr/>
+      </w:r>
+    </w:p>
+    <w:p>
+      <w:pPr>
+        <w:pStyle w:val="Normal"/>
+        <w:spacing w:lineRule="auto" w:line="240" w:before="0" w:after="120"/>
+        <w:jc w:val="center"/>
+        <w:rPr/>
+      </w:pPr>
+      <w:r>
+        <w:rPr>
+          <w:b/>
+          <w:sz w:val="24"/>
+        </w:rPr>
+        <w:t>EVALUACIÓN DEL CONTROL ADMINISTRATIVO APLICADO A LA GESTIÓN DE SOLICITUDES DE SERVICIOS DE TELECOMUNICACIONES EN LA EMPRESA INGENIERÍA DE TELECOMUNICACIONES, C.A.</w:t>
+      </w:r>
+    </w:p>
+    <w:p>
+      <w:pPr>
+        <w:pStyle w:val="Normal"/>
+        <w:spacing w:lineRule="auto" w:line="240" w:before="0" w:after="120"/>
+        <w:ind w:start="0"/>
+        <w:jc w:val="end"/>
+        <w:rPr/>
+      </w:pPr>
+      <w:r>
+        <w:rPr>
+          <w:b/>
+          <w:sz w:val="24"/>
+        </w:rPr>
+        <w:t>Autor:</w:t>
+        <w:br/>
+      </w:r>
+      <w:r>
+        <w:rPr>
+          <w:sz w:val="24"/>
+        </w:rPr>
+        <w:t>Alrifaai Alrifaaie, Amaal</w:t>
+        <w:br/>
+        <w:t>C.I.: 31.985.792</w:t>
+        <w:br/>
+        <w:t>agosto de 2026</w:t>
+      </w:r>
+    </w:p>
+    <w:p>
+      <w:pPr>
+        <w:pStyle w:val="Normal"/>
+        <w:spacing w:lineRule="auto" w:line="240" w:before="120" w:after="120"/>
+        <w:jc w:val="center"/>
+        <w:rPr/>
+      </w:pPr>
+      <w:bookmarkStart w:id="9" w:name="bm_resumen"/>
+      <w:r>
+        <w:rPr>
+          <w:b/>
+          <w:sz w:val="24"/>
+        </w:rPr>
+        <w:t>RESUMEN</w:t>
+      </w:r>
+      <w:bookmarkEnd w:id="9"/>
+    </w:p>
+    <w:p>
+      <w:pPr>
+        <w:sectPr>
+          <w:footerReference w:type="even" r:id="rId35"/>
+          <w:footerReference w:type="default" r:id="rId36"/>
+          <w:footerReference w:type="first" r:id="rId37"/>
+          <w:type w:val="nextPage"/>
+          <w:pgSz w:w="12240" w:h="15840"/>
+          <w:pgMar w:left="2268" w:right="1701" w:gutter="0" w:header="0" w:top="1701" w:footer="720" w:bottom="1701"/>
+          <w:pgNumType w:fmt="lowerRoman"/>
+          <w:formProt w:val="false"/>
+          <w:textDirection w:val="lrTb"/>
+          <w:docGrid w:type="default" w:linePitch="360" w:charSpace="0"/>
+        </w:sectPr>
+      </w:pPr>
+    </w:p>
+    <w:p>
+      <w:pPr>
+        <w:pStyle w:val="Normal"/>
+        <w:spacing w:lineRule="auto" w:line="240" w:before="0" w:after="0"/>
+        <w:ind w:firstLine="709"/>
+        <w:jc w:val="both"/>
+        <w:rPr/>
+      </w:pPr>
+      <w:r>
+        <w:rPr>
+          <w:sz w:val="24"/>
+        </w:rPr>
+        <w:t>El presente informe recoge las actividades desarrolladas durante diez (10) semanas de pasantías profesionales en Ingeniería de Telecomunicaciones, C.A. (IDETEL), con una primera etapa de rotación por Atención al Cliente y una segunda etapa de apoyo en el área de Administración. Durante la práctica se observó el recorrido de solicitudes de afiliación e incidencias, el registro de pagos, la facturación, el seguimiento de casos y la elaboración de reportes administrativos. La situación problemática se relaciona con la ausencia de un procedimiento formalizado y unificado para controlar las solicitudes desde su recepción hasta el cierre, lo que dificulta conocer de manera oportuna los responsables, tiempos de respuesta y estatus de cada caso. El objetivo general fue evaluar el control administrativo aplicado a la gestión de solicitudes de servicios de telecomunicaciones, con el propósito de identificar sus debilidades y formular mejoras procedimentales. Para ello se realizaron observaciones directas, revisión de registros, entrevistas estructuradas al personal y un diagrama de causa-efecto para organizar los factores vinculados con las fallas detectadas. A partir de los hallazgos se formularon mejoras orientadas a establecer un flujo estandarizado, definir responsables por etapa, utilizar formatos uniformes y aplicar indicadores básicos para el seguimiento de las solicitudes. Como resultado, se determinó que la formalización del recorrido y la centralización de la información pueden facilitar la trazabilidad y reducir los reprocesos administrativos. Se concluye que el fortalecimiento del control depende principalmente de establecer criterios comunes de registro, actualización y cierre de los casos. Se recomienda implementar progresivamente el procedimiento propuesto, comunicarlo al personal involucrado y revisar periódicamente los tiempos de respuesta y solicitudes pendientes para detectar desviaciones y oportunidades de mejora.</w:t>
+      </w:r>
+    </w:p>
+    <w:p>
+      <w:pPr>
+        <w:pStyle w:val="Normal"/>
+        <w:rPr/>
+      </w:pPr>
+      <w:r>
+        <w:rPr/>
+      </w:r>
+    </w:p>
+    <w:p>
+      <w:pPr>
+        <w:pStyle w:val="Normal"/>
+        <w:spacing w:lineRule="auto" w:line="240" w:before="0" w:after="0"/>
+        <w:ind w:firstLine="709"/>
+        <w:rPr/>
+      </w:pPr>
+      <w:r>
+        <w:rPr>
+          <w:b/>
+          <w:sz w:val="24"/>
+        </w:rPr>
+        <w:t xml:space="preserve">Palabras claves: </w:t>
+      </w:r>
+      <w:r>
+        <w:rPr>
+          <w:sz w:val="24"/>
+        </w:rPr>
+        <w:t>control administrativo, solicitudes de servicio, trazabilidad, telecomunicaciones, pasantías</w:t>
+      </w:r>
+    </w:p>
+    <w:p>
+      <w:pPr>
+        <w:sectPr>
+          <w:type w:val="continuous"/>
+          <w:pgSz w:w="12240" w:h="15840"/>
+          <w:pgMar w:left="2268" w:right="1701" w:gutter="0" w:header="0" w:top="1701" w:footer="720" w:bottom="1701"/>
+          <w:formProt w:val="false"/>
+          <w:textDirection w:val="lrTb"/>
+          <w:docGrid w:type="default" w:linePitch="360" w:charSpace="0"/>
+        </w:sectPr>
+      </w:pPr>
+    </w:p>
+    <w:p>
+      <w:pPr>
+        <w:pStyle w:val="Normal"/>
+        <w:spacing w:before="1140" w:after="480"/>
+        <w:jc w:val="center"/>
+        <w:rPr/>
+      </w:pPr>
+      <w:bookmarkStart w:id="10" w:name="bm_introduccion"/>
+      <w:r>
+        <w:rPr>
+          <w:b/>
+          <w:sz w:val="24"/>
+        </w:rPr>
+        <w:t>INTRODUCCIÓN</w:t>
+      </w:r>
+      <w:bookmarkEnd w:id="10"/>
+    </w:p>
+    <w:p>
+      <w:pPr>
+        <w:sectPr>
+          <w:footerReference w:type="even" r:id="rId38"/>
+          <w:footerReference w:type="default" r:id="rId39"/>
+          <w:footerReference w:type="first" r:id="rId40"/>
+          <w:type w:val="nextPage"/>
+          <w:pgSz w:w="12240" w:h="15840"/>
+          <w:pgMar w:left="2268" w:right="1701" w:gutter="0" w:header="0" w:top="1701" w:footer="720" w:bottom="1701"/>
+          <w:pgNumType w:start="1" w:fmt="decimal"/>
+          <w:formProt w:val="false"/>
+          <w:titlePg/>
+          <w:textDirection w:val="lrTb"/>
+          <w:docGrid w:type="default" w:linePitch="360" w:charSpace="0"/>
+        </w:sectPr>
+      </w:pPr>
+    </w:p>
+    <w:p>
+      <w:pPr>
+        <w:pStyle w:val="Normal"/>
+        <w:spacing w:lineRule="auto" w:line="360" w:before="0" w:after="0"/>
+        <w:ind w:firstLine="709"/>
+        <w:jc w:val="both"/>
+        <w:rPr/>
+      </w:pPr>
+      <w:r>
+        <w:rPr>
+          <w:i w:val="false"/>
+          <w:sz w:val="24"/>
+        </w:rPr>
+        <w:t>La atención de solicitudes de servicio exige coordinación entre las áreas que reciben el requerimiento, registran la información, procesan pagos o documentación y ejecutan las acciones técnicas necesarias para cerrar cada caso. En una empresa de telecomunicaciones, el control administrativo de ese recorrido permite conocer el estado de las afiliaciones e incidencias y facilita la comunicación con el suscriptor.</w:t>
+      </w:r>
+    </w:p>
+    <w:p>
+      <w:pPr>
+        <w:pStyle w:val="Normal"/>
+        <w:spacing w:lineRule="auto" w:line="360" w:before="0" w:after="0"/>
+        <w:ind w:firstLine="709"/>
+        <w:jc w:val="both"/>
+        <w:rPr/>
+      </w:pPr>
+      <w:r>
+        <w:rPr>
+          <w:i w:val="false"/>
+          <w:sz w:val="24"/>
+        </w:rPr>
+        <w:t>Las pasantías en Ingeniería de Telecomunicaciones, C.A. (IDETEL) permitieron observar esta dinámica desde dos espacios vinculados: durante las primeras semanas se apoyaron tareas de Atención al Cliente y posteriormente se desarrollaron actividades en Administración. La rotación permitió identificar cómo la información originada en la atención inicial debe continuar hacia los procesos administrativos, comerciales y técnicos hasta alcanzar el cierre de la solicitud.</w:t>
+      </w:r>
+    </w:p>
+    <w:p>
+      <w:pPr>
+        <w:pStyle w:val="Normal"/>
+        <w:spacing w:lineRule="auto" w:line="360" w:before="0" w:after="0"/>
+        <w:ind w:firstLine="709"/>
+        <w:jc w:val="both"/>
+        <w:rPr/>
+      </w:pPr>
+      <w:r>
+        <w:rPr>
+          <w:i w:val="false"/>
+          <w:sz w:val="24"/>
+        </w:rPr>
+        <w:t>El propósito del informe es evaluar el control administrativo aplicado a la gestión de solicitudes de servicios para determinar las principales debilidades y formular mejoras procedimentales. El trabajo se apoya en fundamentos de control administrativo, gestión de solicitudes, estandarización de procedimientos, calidad del servicio y sistemas de información, relacionándolos con las actividades realizadas durante la pasantía.</w:t>
+      </w:r>
+    </w:p>
+    <w:p>
+      <w:pPr>
+        <w:pStyle w:val="Normal"/>
+        <w:spacing w:lineRule="auto" w:line="360" w:before="0" w:after="0"/>
+        <w:ind w:firstLine="709"/>
+        <w:jc w:val="both"/>
+        <w:rPr/>
+      </w:pPr>
+      <w:r>
+        <w:rPr>
+          <w:i w:val="false"/>
+          <w:sz w:val="24"/>
+        </w:rPr>
+        <w:t>El informe se organiza en cinco capítulos. El Capítulo I presenta la realidad organizacional de IDETEL; el Capítulo II desarrolla el diagnóstico situacional, los objetivos, la planificación y el cronograma; el Capítulo III expone las bases teóricas; el Capítulo IV describe las actividades ejecutadas durante las diez semanas; y el Capítulo V presenta las conclusiones y recomendaciones derivadas de la experiencia.</w:t>
+      </w:r>
+    </w:p>
+    <w:p>
+      <w:pPr>
+        <w:sectPr>
+          <w:type w:val="continuous"/>
+          <w:pgSz w:w="12240" w:h="15840"/>
+          <w:pgMar w:left="2268" w:right="1701" w:gutter="0" w:header="0" w:top="1701" w:footer="720" w:bottom="1701"/>
+          <w:formProt w:val="false"/>
+          <w:titlePg/>
+          <w:textDirection w:val="lrTb"/>
+          <w:docGrid w:type="default" w:linePitch="360" w:charSpace="0"/>
+        </w:sectPr>
+      </w:pPr>
+    </w:p>
+    <w:p>
+      <w:pPr>
+        <w:pStyle w:val="Normal"/>
+        <w:spacing w:before="1140" w:after="480"/>
+        <w:jc w:val="center"/>
+        <w:rPr/>
+      </w:pPr>
+      <w:r>
+        <w:rPr>
+          <w:b/>
+          <w:sz w:val="24"/>
+        </w:rPr>
+        <w:t>CAPÍTULO I</w:t>
+      </w:r>
+    </w:p>
+    <w:p>
+      <w:pPr>
+        <w:pStyle w:val="Normal"/>
+        <w:spacing w:before="480" w:after="0"/>
+        <w:jc w:val="center"/>
+        <w:rPr/>
+      </w:pPr>
+      <w:bookmarkStart w:id="11" w:name="bm_cap1"/>
+      <w:r>
+        <w:rPr>
+          <w:b/>
+          <w:sz w:val="24"/>
+        </w:rPr>
+        <w:t>REALIDAD ORGANIZACIONAL</w:t>
+      </w:r>
+      <w:bookmarkEnd w:id="11"/>
+    </w:p>
+    <w:p>
+      <w:pPr>
+        <w:sectPr>
+          <w:footerReference w:type="even" r:id="rId41"/>
+          <w:footerReference w:type="default" r:id="rId42"/>
+          <w:footerReference w:type="first" r:id="rId43"/>
+          <w:type w:val="nextPage"/>
+          <w:pgSz w:w="12240" w:h="15840"/>
+          <w:pgMar w:left="2268" w:right="1701" w:gutter="0" w:header="0" w:top="1701" w:footer="720" w:bottom="1701"/>
+          <w:pgNumType w:fmt="decimal"/>
+          <w:formProt w:val="false"/>
+          <w:titlePg/>
+          <w:textDirection w:val="lrTb"/>
+          <w:docGrid w:type="default" w:linePitch="360" w:charSpace="0"/>
+        </w:sectPr>
+      </w:pPr>
+    </w:p>
+    <w:p>
+      <w:pPr>
+        <w:pStyle w:val="Normal"/>
+        <w:spacing w:lineRule="auto" w:line="360" w:before="480" w:after="480"/>
+        <w:jc w:val="center"/>
+        <w:rPr/>
+      </w:pPr>
+      <w:bookmarkStart w:id="12" w:name="bm_cap1_ident"/>
+      <w:r>
+        <w:rPr>
+          <w:b/>
+          <w:sz w:val="24"/>
+        </w:rPr>
+        <w:t>Identificación de la empresa</w:t>
+      </w:r>
+      <w:bookmarkEnd w:id="12"/>
     </w:p>
     <w:p>
       <w:pPr>
@@ -3990,15 +3531,13 @@
         <w:jc w:val="start"/>
         <w:rPr/>
       </w:pPr>
-      <w:bookmarkStart w:id="19" w:name="bm_cap1_ubic"/>
       <w:r>
         <w:rPr>
           <w:b/>
           <w:sz w:val="24"/>
         </w:rPr>
-        <w:t>Ubicación geográfica</w:t>
-      </w:r>
-      <w:bookmarkEnd w:id="19"/>
+        <w:t>Razón social</w:t>
+      </w:r>
     </w:p>
     <w:p>
       <w:pPr>
@@ -4013,7 +3552,376 @@
           <w:i w:val="false"/>
           <w:sz w:val="24"/>
         </w:rPr>
-        <w:t>La sede administrativa y operativa de Ingeniería de Telecomunicaciones, C.A. se encuentra ubicada en la Calle Bolívar, Edificio La Suiza, Piso 1, Oficina Nro. 28, ciudad de El Tigre, Municipio Simón Rodríguez, estado Anzoátegui, Venezuela.</w:t>
+        <w:t>Ingeniería de Telecomunicaciones, C.A. (IDETEL / INTELCA)</w:t>
+      </w:r>
+    </w:p>
+    <w:p>
+      <w:pPr>
+        <w:pStyle w:val="Normal"/>
+        <w:spacing w:lineRule="auto" w:line="360" w:before="480" w:after="480"/>
+        <w:jc w:val="start"/>
+        <w:rPr/>
+      </w:pPr>
+      <w:bookmarkStart w:id="13" w:name="bm_cap1_resena"/>
+      <w:r>
+        <w:rPr>
+          <w:b/>
+          <w:sz w:val="24"/>
+        </w:rPr>
+        <w:t>Reseña histórica</w:t>
+      </w:r>
+      <w:bookmarkEnd w:id="13"/>
+    </w:p>
+    <w:p>
+      <w:pPr>
+        <w:pStyle w:val="Normal"/>
+        <w:spacing w:lineRule="auto" w:line="360" w:before="0" w:after="0"/>
+        <w:ind w:firstLine="709"/>
+        <w:jc w:val="both"/>
+        <w:rPr/>
+      </w:pPr>
+      <w:r>
+        <w:rPr>
+          <w:i w:val="false"/>
+          <w:sz w:val="24"/>
+        </w:rPr>
+        <w:t>Ingeniería de Telecomunicaciones, C.A. se consolidó en la ciudad de El Tigre, estado Anzoátegui, acumulando una trayectoria de más de cuatro (4) décadas en el mercado tecnológico de la región oriental de Venezuela. Un hito fundamental en su evolución histórica se remonta al año 1983, cuando la organización se convirtió en el primer Distribuidor Autorizado Motorola para sistemas de radio de dos vías en el oriente del país, alianza estratégica que se ha mantenido vigente e ininterrumpida a lo largo de las décadas.</w:t>
+      </w:r>
+    </w:p>
+    <w:p>
+      <w:pPr>
+        <w:pStyle w:val="Normal"/>
+        <w:spacing w:lineRule="auto" w:line="360" w:before="0" w:after="0"/>
+        <w:ind w:firstLine="709"/>
+        <w:jc w:val="both"/>
+        <w:rPr/>
+      </w:pPr>
+      <w:r>
+        <w:rPr>
+          <w:i w:val="false"/>
+          <w:sz w:val="24"/>
+        </w:rPr>
+        <w:t>A través de los años, impulsada por las demandas operativas de la Faja Petrolífera del Orinoco y las necesidades de conectividad comercial, la empresa expandió sus líneas tecnológicas progresivamente. Pasó de suministrar sistemas de radiocomunicación analógica convencional en bandas VHF/UHF y sistemas Trunking analógicos (800 MHz), a liderar el mercado regional con tecnologías de radiocomunicación digital de gama alta como los estándares TETRA (europeo) y P25 (americano), esenciales para operaciones industriales de misión crítica.</w:t>
+      </w:r>
+    </w:p>
+    <w:p>
+      <w:pPr>
+        <w:pStyle w:val="Normal"/>
+        <w:spacing w:lineRule="auto" w:line="360" w:before="0" w:after="0"/>
+        <w:ind w:firstLine="709"/>
+        <w:jc w:val="both"/>
+        <w:rPr/>
+      </w:pPr>
+      <w:r>
+        <w:rPr>
+          <w:i w:val="false"/>
+          <w:sz w:val="24"/>
+        </w:rPr>
+        <w:t>Con la maduración del sector tecnológico, IDETEL incorporó a su portafolio soluciones de ampliación de cobertura inalámbrica, enlaces de microondas en bandas licenciadas y no licenciadas, redes de telemetría y telecomunicaciones alámbricas, consolidando su modelo de negocios en torno a Proyectos IPC (Ingeniería, Procura y Construcción), respaldado por un laboratorio técnico especializado y personal altamente calificado.</w:t>
+      </w:r>
+    </w:p>
+    <w:p>
+      <w:pPr>
+        <w:pStyle w:val="Normal"/>
+        <w:spacing w:lineRule="auto" w:line="360" w:before="480" w:after="480"/>
+        <w:jc w:val="start"/>
+        <w:rPr/>
+      </w:pPr>
+      <w:bookmarkStart w:id="14" w:name="bm_cap1_mision"/>
+      <w:r>
+        <w:rPr>
+          <w:b/>
+          <w:sz w:val="24"/>
+        </w:rPr>
+        <w:t>Misión</w:t>
+      </w:r>
+      <w:bookmarkEnd w:id="14"/>
+    </w:p>
+    <w:p>
+      <w:pPr>
+        <w:pStyle w:val="Normal"/>
+        <w:spacing w:lineRule="auto" w:line="360" w:before="0" w:after="0"/>
+        <w:ind w:firstLine="709"/>
+        <w:jc w:val="both"/>
+        <w:rPr/>
+      </w:pPr>
+      <w:r>
+        <w:rPr>
+          <w:i w:val="false"/>
+          <w:sz w:val="24"/>
+        </w:rPr>
+        <w:t>Brindar soluciones con altos estándares de confiabilidad en servicios de radiocomunicación y datos al segmento de mercado PyME, así como la entrega de servicios de calidad en el sector petrolero, asociados a los esfuerzos en ingeniería (integración multidisciplinaria), planificación y ejecución de proyectos de telecomunicaciones y automatización.</w:t>
+      </w:r>
+    </w:p>
+    <w:p>
+      <w:pPr>
+        <w:pStyle w:val="Normal"/>
+        <w:spacing w:lineRule="auto" w:line="360" w:before="480" w:after="480"/>
+        <w:jc w:val="start"/>
+        <w:rPr/>
+      </w:pPr>
+      <w:bookmarkStart w:id="15" w:name="bm_cap1_vision"/>
+      <w:r>
+        <w:rPr>
+          <w:b/>
+          <w:sz w:val="24"/>
+        </w:rPr>
+        <w:t>Visión</w:t>
+      </w:r>
+      <w:bookmarkEnd w:id="15"/>
+    </w:p>
+    <w:p>
+      <w:pPr>
+        <w:pStyle w:val="Normal"/>
+        <w:spacing w:lineRule="auto" w:line="360" w:before="0" w:after="0"/>
+        <w:ind w:firstLine="709"/>
+        <w:jc w:val="both"/>
+        <w:rPr/>
+      </w:pPr>
+      <w:r>
+        <w:rPr>
+          <w:i w:val="false"/>
+          <w:sz w:val="24"/>
+        </w:rPr>
+        <w:t>Ser reconocidos por los clientes como un proveedor de servicios altamente confiable y con altos estándares técnicos y de ingeniería, con capacidad de brindar soluciones multidisciplinarias en el área de automatización y telecomunicaciones, fortaleciendo continuamente el capital humano mediante capacitación y mejora progresiva de las instalaciones, con el fin de obtener la innovación, competitividad y liderazgo necesarios para sobresalir en el mercado de nuevas tecnologías.</w:t>
+      </w:r>
+    </w:p>
+    <w:p>
+      <w:pPr>
+        <w:pStyle w:val="Normal"/>
+        <w:spacing w:lineRule="auto" w:line="360" w:before="480" w:after="480"/>
+        <w:jc w:val="start"/>
+        <w:rPr/>
+      </w:pPr>
+      <w:bookmarkStart w:id="16" w:name="bm_cap1_valores"/>
+      <w:r>
+        <w:rPr>
+          <w:b/>
+          <w:sz w:val="24"/>
+        </w:rPr>
+        <w:t>Valores</w:t>
+      </w:r>
+      <w:bookmarkEnd w:id="16"/>
+    </w:p>
+    <w:p>
+      <w:pPr>
+        <w:pStyle w:val="Normal"/>
+        <w:spacing w:lineRule="auto" w:line="360" w:before="0" w:after="0"/>
+        <w:ind w:firstLine="709"/>
+        <w:jc w:val="both"/>
+        <w:rPr/>
+      </w:pPr>
+      <w:r>
+        <w:rPr>
+          <w:i w:val="false"/>
+          <w:sz w:val="24"/>
+        </w:rPr>
+        <w:t>Los valores que orientan las actividades de la organización destacan:</w:t>
+      </w:r>
+    </w:p>
+    <w:p>
+      <w:pPr>
+        <w:pStyle w:val="Normal"/>
+        <w:spacing w:lineRule="auto" w:line="360"/>
+        <w:ind w:firstLine="709"/>
+        <w:jc w:val="both"/>
+        <w:rPr/>
+      </w:pPr>
+      <w:r>
+        <w:rPr>
+          <w:sz w:val="24"/>
+        </w:rPr>
+        <w:t xml:space="preserve">1. </w:t>
+      </w:r>
+      <w:r>
+        <w:rPr>
+          <w:b/>
+          <w:sz w:val="24"/>
+        </w:rPr>
+        <w:t xml:space="preserve">Confiabilidad: </w:t>
+      </w:r>
+      <w:r>
+        <w:rPr>
+          <w:sz w:val="24"/>
+        </w:rPr>
+        <w:t>Compromiso de entregar soluciones tecnológicas robustas que cumplan con los más altos estándares técnicos y de ingeniería para garantizar operaciones continuas y seguras.</w:t>
+      </w:r>
+    </w:p>
+    <w:p>
+      <w:pPr>
+        <w:pStyle w:val="Normal"/>
+        <w:spacing w:lineRule="auto" w:line="360"/>
+        <w:ind w:firstLine="709"/>
+        <w:jc w:val="both"/>
+        <w:rPr/>
+      </w:pPr>
+      <w:r>
+        <w:rPr>
+          <w:sz w:val="24"/>
+        </w:rPr>
+        <w:t xml:space="preserve">2. </w:t>
+      </w:r>
+      <w:r>
+        <w:rPr>
+          <w:b/>
+          <w:sz w:val="24"/>
+        </w:rPr>
+        <w:t xml:space="preserve">Innovación y Competitividad: </w:t>
+      </w:r>
+      <w:r>
+        <w:rPr>
+          <w:sz w:val="24"/>
+        </w:rPr>
+        <w:t>Búsqueda constante de actualización y adopción de tecnologías de última generación para sobresalir y liderar el mercado de soluciones inalámbricas y ópticas.</w:t>
+      </w:r>
+    </w:p>
+    <w:p>
+      <w:pPr>
+        <w:pStyle w:val="Normal"/>
+        <w:spacing w:lineRule="auto" w:line="360"/>
+        <w:ind w:firstLine="709"/>
+        <w:jc w:val="both"/>
+        <w:rPr/>
+      </w:pPr>
+      <w:r>
+        <w:rPr>
+          <w:sz w:val="24"/>
+        </w:rPr>
+        <w:t xml:space="preserve">3. </w:t>
+      </w:r>
+      <w:r>
+        <w:rPr>
+          <w:b/>
+          <w:sz w:val="24"/>
+        </w:rPr>
+        <w:t xml:space="preserve">Seguridad Laboral e Higiene Ocupacional: </w:t>
+      </w:r>
+      <w:r>
+        <w:rPr>
+          <w:sz w:val="24"/>
+        </w:rPr>
+        <w:t>Aplicación rigurosa de normas de protección e integridad física del personal en cada obra, instalación en campo o infraestructura crítica atendida.</w:t>
+      </w:r>
+    </w:p>
+    <w:p>
+      <w:pPr>
+        <w:pStyle w:val="Normal"/>
+        <w:spacing w:lineRule="auto" w:line="360"/>
+        <w:ind w:firstLine="709"/>
+        <w:jc w:val="both"/>
+        <w:rPr/>
+      </w:pPr>
+      <w:r>
+        <w:rPr>
+          <w:sz w:val="24"/>
+        </w:rPr>
+        <w:t xml:space="preserve">4. </w:t>
+      </w:r>
+      <w:r>
+        <w:rPr>
+          <w:b/>
+          <w:sz w:val="24"/>
+        </w:rPr>
+        <w:t xml:space="preserve">Excelencia Técnica: </w:t>
+      </w:r>
+      <w:r>
+        <w:rPr>
+          <w:sz w:val="24"/>
+        </w:rPr>
+        <w:t>Orientación hacia la precisión en los procesos de diseño, empalme por fusión, certificación de redes y asesoría en laboratorio.</w:t>
+      </w:r>
+    </w:p>
+    <w:p>
+      <w:pPr>
+        <w:pStyle w:val="Normal"/>
+        <w:spacing w:lineRule="auto" w:line="360" w:before="480" w:after="480"/>
+        <w:jc w:val="start"/>
+        <w:rPr/>
+      </w:pPr>
+      <w:bookmarkStart w:id="17" w:name="bm_cap1_obj"/>
+      <w:r>
+        <w:rPr>
+          <w:b/>
+          <w:sz w:val="24"/>
+        </w:rPr>
+        <w:t>Objetivos Organizacionales</w:t>
+      </w:r>
+      <w:bookmarkEnd w:id="17"/>
+    </w:p>
+    <w:p>
+      <w:pPr>
+        <w:pStyle w:val="Normal"/>
+        <w:spacing w:lineRule="auto" w:line="360" w:before="480" w:after="480"/>
+        <w:jc w:val="start"/>
+        <w:rPr/>
+      </w:pPr>
+      <w:r>
+        <w:rPr>
+          <w:b/>
+          <w:sz w:val="24"/>
+        </w:rPr>
+        <w:t>Objetivo General</w:t>
+      </w:r>
+    </w:p>
+    <w:p>
+      <w:pPr>
+        <w:pStyle w:val="Normal"/>
+        <w:spacing w:lineRule="auto" w:line="360" w:before="0" w:after="0"/>
+        <w:ind w:firstLine="709"/>
+        <w:jc w:val="both"/>
+        <w:rPr/>
+      </w:pPr>
+      <w:r>
+        <w:rPr>
+          <w:i w:val="false"/>
+          <w:sz w:val="24"/>
+        </w:rPr>
+        <w:t>Ejecutar todo género de actividad o prestación de servicios relacionados directa o indirectamente con el ramo de las comunicaciones, computación y la electrónica en general.</w:t>
+      </w:r>
+    </w:p>
+    <w:p>
+      <w:pPr>
+        <w:pStyle w:val="Normal"/>
+        <w:spacing w:lineRule="auto" w:line="360" w:before="480" w:after="480"/>
+        <w:jc w:val="start"/>
+        <w:rPr/>
+      </w:pPr>
+      <w:r>
+        <w:rPr>
+          <w:b/>
+          <w:sz w:val="24"/>
+        </w:rPr>
+        <w:t>Objetivos Específicos</w:t>
+      </w:r>
+    </w:p>
+    <w:p>
+      <w:pPr>
+        <w:pStyle w:val="Normal"/>
+        <w:spacing w:lineRule="auto" w:line="360"/>
+        <w:ind w:firstLine="709"/>
+        <w:jc w:val="both"/>
+        <w:rPr/>
+      </w:pPr>
+      <w:r>
+        <w:rPr>
+          <w:sz w:val="24"/>
+        </w:rPr>
+        <w:t>1. Prestar servicios de importación, manufacturación, asesoría, ventas, instalaciones, arrendamientos, supervisión y mantenimiento en el área de telecomunicaciones.</w:t>
+      </w:r>
+    </w:p>
+    <w:p>
+      <w:pPr>
+        <w:pStyle w:val="Normal"/>
+        <w:spacing w:lineRule="auto" w:line="360"/>
+        <w:ind w:firstLine="709"/>
+        <w:jc w:val="both"/>
+        <w:rPr/>
+      </w:pPr>
+      <w:r>
+        <w:rPr>
+          <w:sz w:val="24"/>
+        </w:rPr>
+        <w:t>2. Representar total o parcialmente cualquier producto comercial relacionado con sus operaciones mercantiles.</w:t>
       </w:r>
     </w:p>
     <w:p>
@@ -4027,7 +3935,7 @@
         <w:rPr/>
         <w:drawing>
           <wp:inline distT="0" distB="0" distL="0" distR="0">
-            <wp:extent cx="1800225" cy="1125220"/>
+            <wp:extent cx="1511935" cy="1511935"/>
             <wp:effectExtent l="0" t="0" r="0" b="0"/>
             <wp:docPr id="4" name="Picture 4"/>
             <wp:cNvGraphicFramePr>
@@ -4051,7 +3959,7 @@
                   <pic:spPr bwMode="auto">
                     <a:xfrm>
                       <a:off x="0" y="0"/>
-                      <a:ext cx="1800225" cy="1125220"/>
+                      <a:ext cx="1511935" cy="1511935"/>
                     </a:xfrm>
                     <a:prstGeom prst="rect">
                       <a:avLst/>
@@ -4072,22 +3980,43 @@
         <w:jc w:val="center"/>
         <w:rPr/>
       </w:pPr>
-      <w:bookmarkStart w:id="20" w:name="bm_grafico2"/>
+      <w:bookmarkStart w:id="18" w:name="bm_grafico1"/>
       <w:r>
         <w:rPr>
           <w:i/>
           <w:sz w:val="24"/>
         </w:rPr>
-        <w:t xml:space="preserve">Gráfico 2. </w:t>
+        <w:t xml:space="preserve">Gráfico 1. </w:t>
       </w:r>
       <w:r>
         <w:rPr>
           <w:b/>
           <w:sz w:val="24"/>
         </w:rPr>
-        <w:t>Representación cartográfica y ubicación espacial de Ingeniería de Telecomunicaciones, C.A.</w:t>
-      </w:r>
-      <w:bookmarkEnd w:id="20"/>
+        <w:t>Logotipo de Ingeniería de Telecomunicaciones, C.A.</w:t>
+      </w:r>
+      <w:bookmarkEnd w:id="18"/>
+    </w:p>
+    <w:p>
+      <w:pPr>
+        <w:pStyle w:val="Normal"/>
+        <w:spacing w:before="0" w:after="240"/>
+        <w:jc w:val="center"/>
+        <w:rPr/>
+      </w:pPr>
+      <w:r>
+        <w:rPr>
+          <w:i/>
+          <w:sz w:val="24"/>
+        </w:rPr>
+        <w:t xml:space="preserve">Fuente: </w:t>
+      </w:r>
+      <w:r>
+        <w:rPr>
+          <w:sz w:val="24"/>
+        </w:rPr>
+        <w:t>Ingeniería de Telecomunicaciones, C.A. (2026).</w:t>
+      </w:r>
     </w:p>
     <w:p>
       <w:pPr>
@@ -4096,21 +4025,21 @@
         <w:jc w:val="start"/>
         <w:rPr/>
       </w:pPr>
-      <w:bookmarkStart w:id="21" w:name="bm_cap1_pobla"/>
+      <w:bookmarkStart w:id="19" w:name="bm_cap1_ubic"/>
       <w:r>
         <w:rPr>
           <w:b/>
           <w:sz w:val="24"/>
         </w:rPr>
-        <w:t>Población de los trabajadores de la empresa</w:t>
-      </w:r>
-      <w:bookmarkEnd w:id="21"/>
+        <w:t>Ubicación geográfica</w:t>
+      </w:r>
+      <w:bookmarkEnd w:id="19"/>
     </w:p>
     <w:p>
       <w:pPr>
         <w:pStyle w:val="Normal"/>
         <w:spacing w:lineRule="auto" w:line="360" w:before="0" w:after="0"/>
-        <w:ind w:firstLine="709"/>
+        <w:ind w:hanging="0"/>
         <w:jc w:val="both"/>
         <w:rPr/>
       </w:pPr>
@@ -4119,56 +4048,7 @@
           <w:i w:val="false"/>
           <w:sz w:val="24"/>
         </w:rPr>
-        <w:t>Ingeniería de Telecomunicaciones, C.A. cuenta con una población total de ocho (8) trabajadores. Debido a ajustes recientes de personal, varias funciones se concentran en una estructura reducida y algunos puestos permanecen vacantes. Durante las pasantías se realizó una rotación funcional que permitió apoyar tareas correspondientes a Atención al Cliente y, posteriormente, al área de Administración.</w:t>
-      </w:r>
-    </w:p>
-    <w:p>
-      <w:pPr>
-        <w:pStyle w:val="Normal"/>
-        <w:spacing w:lineRule="auto" w:line="360" w:before="0" w:after="0"/>
-        <w:ind w:firstLine="709"/>
-        <w:jc w:val="both"/>
-        <w:rPr/>
-      </w:pPr>
-      <w:r>
-        <w:rPr>
-          <w:i w:val="false"/>
-          <w:sz w:val="24"/>
-        </w:rPr>
-        <w:t>Dentro de la Supervisión de Administración se reconocen tres funciones directamente relacionadas con la experiencia de la pasante: Supervisión de Administración, Contabilidad y Tributos; Compras y Facturación; y Atención al Cliente. La pasante apoyó actividades asociadas a estas funciones de manera rotativa, lo que facilitó observar el recorrido de la información desde la atención inicial hasta el seguimiento administrativo de los casos.</w:t>
-      </w:r>
-    </w:p>
-    <w:p>
-      <w:pPr>
-        <w:pStyle w:val="Normal"/>
-        <w:spacing w:lineRule="auto" w:line="360" w:before="480" w:after="480"/>
-        <w:jc w:val="start"/>
-        <w:rPr/>
-      </w:pPr>
-      <w:bookmarkStart w:id="22" w:name="bm_cap1_estruct"/>
-      <w:r>
-        <w:rPr>
-          <w:b/>
-          <w:sz w:val="24"/>
-        </w:rPr>
-        <w:t>Estructura Organizativa</w:t>
-      </w:r>
-      <w:bookmarkEnd w:id="22"/>
-    </w:p>
-    <w:p>
-      <w:pPr>
-        <w:pStyle w:val="Normal"/>
-        <w:spacing w:lineRule="auto" w:line="360" w:before="0" w:after="0"/>
-        <w:ind w:firstLine="709"/>
-        <w:jc w:val="both"/>
-        <w:rPr/>
-      </w:pPr>
-      <w:r>
-        <w:rPr>
-          <w:i w:val="false"/>
-          <w:sz w:val="24"/>
-        </w:rPr>
-        <w:t>La estructura organizativa de Ingeniería de Telecomunicaciones, C.A. es de tipo vertical, diseñada para garantizar una comunicación fluida entre los niveles directivos y operativos. A la cabeza se encuentra la Presidencia, seguida de la Gerencia General y Operaciones, de la cual se desprenden los departamentos de Supervisión de Administración, Contabilidad y Tributos, Supervisión Comercial, Área de Internet, Supervisión del NOC (Network Operations Center) y Mantenimiento de Radiocomunicación. Se presenta a continuación el organigrama general de la empresa y del Departamento de Administración.</w:t>
+        <w:t>La sede administrativa y operativa de Ingeniería de Telecomunicaciones, C.A. se encuentra ubicada en la Calle Bolívar, Edificio La Suiza, Piso 1, Oficina Nro. 28, ciudad de El Tigre, Municipio Simón Rodríguez, estado Anzoátegui, Venezuela.</w:t>
       </w:r>
     </w:p>
     <w:p>
@@ -4182,7 +4062,7 @@
         <w:rPr/>
         <w:drawing>
           <wp:inline distT="0" distB="0" distL="0" distR="0">
-            <wp:extent cx="4319905" cy="1847850"/>
+            <wp:extent cx="1800225" cy="1125220"/>
             <wp:effectExtent l="0" t="0" r="0" b="0"/>
             <wp:docPr id="5" name="Picture 5"/>
             <wp:cNvGraphicFramePr>
@@ -4206,7 +4086,7 @@
                   <pic:spPr bwMode="auto">
                     <a:xfrm>
                       <a:off x="0" y="0"/>
-                      <a:ext cx="4319905" cy="1847850"/>
+                      <a:ext cx="1800225" cy="1125220"/>
                     </a:xfrm>
                     <a:prstGeom prst="rect">
                       <a:avLst/>
@@ -4227,22 +4107,104 @@
         <w:jc w:val="center"/>
         <w:rPr/>
       </w:pPr>
-      <w:bookmarkStart w:id="23" w:name="bm_grafico3"/>
+      <w:bookmarkStart w:id="20" w:name="bm_grafico2"/>
       <w:r>
         <w:rPr>
           <w:i/>
           <w:sz w:val="24"/>
         </w:rPr>
-        <w:t xml:space="preserve">Gráfico 3. </w:t>
+        <w:t xml:space="preserve">Gráfico 2. </w:t>
       </w:r>
       <w:r>
         <w:rPr>
           <w:b/>
           <w:sz w:val="24"/>
         </w:rPr>
-        <w:t>Organigrama estructural y niveles jerárquicos de Ingeniería de Telecomunicaciones, C.A.</w:t>
-      </w:r>
-      <w:bookmarkEnd w:id="23"/>
+        <w:t>Representación cartográfica y ubicación espacial de Ingeniería de Telecomunicaciones, C.A.</w:t>
+      </w:r>
+      <w:bookmarkEnd w:id="20"/>
+    </w:p>
+    <w:p>
+      <w:pPr>
+        <w:pStyle w:val="Normal"/>
+        <w:spacing w:lineRule="auto" w:line="360" w:before="480" w:after="480"/>
+        <w:jc w:val="start"/>
+        <w:rPr/>
+      </w:pPr>
+      <w:bookmarkStart w:id="21" w:name="bm_cap1_pobla"/>
+      <w:r>
+        <w:rPr>
+          <w:b/>
+          <w:sz w:val="24"/>
+        </w:rPr>
+        <w:t>Población de los trabajadores de la empresa</w:t>
+      </w:r>
+      <w:bookmarkEnd w:id="21"/>
+    </w:p>
+    <w:p>
+      <w:pPr>
+        <w:pStyle w:val="Normal"/>
+        <w:spacing w:lineRule="auto" w:line="360" w:before="0" w:after="0"/>
+        <w:ind w:firstLine="709"/>
+        <w:jc w:val="both"/>
+        <w:rPr/>
+      </w:pPr>
+      <w:r>
+        <w:rPr>
+          <w:i w:val="false"/>
+          <w:sz w:val="24"/>
+        </w:rPr>
+        <w:t>Ingeniería de Telecomunicaciones, C.A. cuenta con una población total de ocho (8) trabajadores. Debido a ajustes recientes de personal, varias funciones se concentran en una estructura reducida y algunos puestos permanecen vacantes. Durante las pasantías se realizó una rotación funcional que permitió apoyar tareas correspondientes a Atención al Cliente y, posteriormente, al área de Administración.</w:t>
+      </w:r>
+    </w:p>
+    <w:p>
+      <w:pPr>
+        <w:pStyle w:val="Normal"/>
+        <w:spacing w:lineRule="auto" w:line="360" w:before="0" w:after="0"/>
+        <w:ind w:firstLine="709"/>
+        <w:jc w:val="both"/>
+        <w:rPr/>
+      </w:pPr>
+      <w:r>
+        <w:rPr>
+          <w:i w:val="false"/>
+          <w:sz w:val="24"/>
+        </w:rPr>
+        <w:t>Dentro de la Supervisión de Administración se reconocen tres funciones directamente relacionadas con la experiencia de la pasante: Supervisión de Administración, Contabilidad y Tributos; Compras y Facturación; y Atención al Cliente. La pasante apoyó actividades asociadas a estas funciones de manera rotativa, lo que facilitó observar el recorrido de la información desde la atención inicial hasta el seguimiento administrativo de los casos.</w:t>
+      </w:r>
+    </w:p>
+    <w:p>
+      <w:pPr>
+        <w:pStyle w:val="Normal"/>
+        <w:spacing w:lineRule="auto" w:line="360" w:before="480" w:after="480"/>
+        <w:jc w:val="start"/>
+        <w:rPr/>
+      </w:pPr>
+      <w:bookmarkStart w:id="22" w:name="bm_cap1_estruct"/>
+      <w:r>
+        <w:rPr>
+          <w:b/>
+          <w:sz w:val="24"/>
+        </w:rPr>
+        <w:t>Estructura Organizativa</w:t>
+      </w:r>
+      <w:bookmarkEnd w:id="22"/>
+    </w:p>
+    <w:p>
+      <w:pPr>
+        <w:pStyle w:val="Normal"/>
+        <w:spacing w:lineRule="auto" w:line="360" w:before="0" w:after="0"/>
+        <w:ind w:firstLine="709"/>
+        <w:jc w:val="both"/>
+        <w:rPr/>
+      </w:pPr>
+      <w:r>
+        <w:rPr>
+          <w:i w:val="false"/>
+          <w:sz w:val="24"/>
+        </w:rPr>
+        <w:t>La estructura organizativa de Ingeniería de Telecomunicaciones, C.A. es de tipo vertical, diseñada para garantizar una comunicación fluida entre los niveles directivos y operativos. A la cabeza se encuentra la Presidencia, seguida de la Gerencia General y Operaciones, de la cual se desprenden los departamentos de Supervisión de Administración, Contabilidad y Tributos, Supervisión Comercial, Área de Internet, Supervisión del NOC (Network Operations Center) y Mantenimiento de Radiocomunicación. Se presenta a continuación el organigrama general de la empresa y del Departamento de Administración.</w:t>
+      </w:r>
     </w:p>
     <w:p>
       <w:pPr>
@@ -4255,7 +4217,7 @@
         <w:rPr/>
         <w:drawing>
           <wp:inline distT="0" distB="0" distL="0" distR="0">
-            <wp:extent cx="4319905" cy="2680335"/>
+            <wp:extent cx="4319905" cy="1847850"/>
             <wp:effectExtent l="0" t="0" r="0" b="0"/>
             <wp:docPr id="6" name="Picture 6"/>
             <wp:cNvGraphicFramePr>
@@ -4279,6 +4241,79 @@
                   <pic:spPr bwMode="auto">
                     <a:xfrm>
                       <a:off x="0" y="0"/>
+                      <a:ext cx="4319905" cy="1847850"/>
+                    </a:xfrm>
+                    <a:prstGeom prst="rect">
+                      <a:avLst/>
+                    </a:prstGeom>
+                    <a:noFill/>
+                  </pic:spPr>
+                </pic:pic>
+              </a:graphicData>
+            </a:graphic>
+          </wp:inline>
+        </w:drawing>
+      </w:r>
+    </w:p>
+    <w:p>
+      <w:pPr>
+        <w:pStyle w:val="Normal"/>
+        <w:spacing w:before="120" w:after="480"/>
+        <w:jc w:val="center"/>
+        <w:rPr/>
+      </w:pPr>
+      <w:bookmarkStart w:id="23" w:name="bm_grafico3"/>
+      <w:r>
+        <w:rPr>
+          <w:i/>
+          <w:sz w:val="24"/>
+        </w:rPr>
+        <w:t xml:space="preserve">Gráfico 3. </w:t>
+      </w:r>
+      <w:r>
+        <w:rPr>
+          <w:b/>
+          <w:sz w:val="24"/>
+        </w:rPr>
+        <w:t>Organigrama estructural y niveles jerárquicos de Ingeniería de Telecomunicaciones, C.A.</w:t>
+      </w:r>
+      <w:bookmarkEnd w:id="23"/>
+    </w:p>
+    <w:p>
+      <w:pPr>
+        <w:pStyle w:val="Normal"/>
+        <w:spacing w:before="480" w:after="0"/>
+        <w:jc w:val="center"/>
+        <w:rPr/>
+      </w:pPr>
+      <w:r>
+        <w:rPr/>
+        <w:drawing>
+          <wp:inline distT="0" distB="0" distL="0" distR="0">
+            <wp:extent cx="4319905" cy="2680335"/>
+            <wp:effectExtent l="0" t="0" r="0" b="0"/>
+            <wp:docPr id="7" name="Picture 7"/>
+            <wp:cNvGraphicFramePr>
+              <a:graphicFrameLocks xmlns:a="http://schemas.openxmlformats.org/drawingml/2006/main" noChangeAspect="1"/>
+            </wp:cNvGraphicFramePr>
+            <a:graphic xmlns:a="http://schemas.openxmlformats.org/drawingml/2006/main">
+              <a:graphicData uri="http://schemas.openxmlformats.org/drawingml/2006/picture">
+                <pic:pic xmlns:pic="http://schemas.openxmlformats.org/drawingml/2006/picture">
+                  <pic:nvPicPr>
+                    <pic:cNvPr id="7" name="Picture 7"/>
+                    <pic:cNvPicPr>
+                      <a:picLocks noChangeAspect="1" noChangeArrowheads="1"/>
+                    </pic:cNvPicPr>
+                  </pic:nvPicPr>
+                  <pic:blipFill>
+                    <a:blip r:embed="rId47"/>
+                    <a:stretch>
+                      <a:fillRect/>
+                    </a:stretch>
+                  </pic:blipFill>
+                  <pic:spPr bwMode="auto">
+                    <a:xfrm>
+                      <a:off x="0" y="0"/>
                       <a:ext cx="4319905" cy="2680335"/>
                     </a:xfrm>
                     <a:prstGeom prst="rect">
@@ -4398,9 +4433,9 @@
     <w:p>
       <w:pPr>
         <w:sectPr>
-          <w:footerReference w:type="even" r:id="rId47"/>
-          <w:footerReference w:type="default" r:id="rId48"/>
-          <w:footerReference w:type="first" r:id="rId49"/>
+          <w:footerReference w:type="even" r:id="rId48"/>
+          <w:footerReference w:type="default" r:id="rId49"/>
+          <w:footerReference w:type="first" r:id="rId50"/>
           <w:type w:val="nextPage"/>
           <w:pgSz w:w="12240" w:h="15840"/>
           <w:pgMar w:left="2268" w:right="1701" w:gutter="0" w:header="0" w:top="1701" w:footer="720" w:bottom="1701"/>
@@ -9780,9 +9815,9 @@
     <w:p>
       <w:pPr>
         <w:sectPr>
-          <w:footerReference w:type="even" r:id="rId50"/>
-          <w:footerReference w:type="default" r:id="rId51"/>
-          <w:footerReference w:type="first" r:id="rId52"/>
+          <w:footerReference w:type="even" r:id="rId51"/>
+          <w:footerReference w:type="default" r:id="rId52"/>
+          <w:footerReference w:type="first" r:id="rId53"/>
           <w:type w:val="nextPage"/>
           <w:pgSz w:w="12240" w:h="15840"/>
           <w:pgMar w:left="2268" w:right="1701" w:gutter="0" w:header="0" w:top="1701" w:footer="720" w:bottom="1701"/>
@@ -10298,9 +10333,9 @@
     <w:p>
       <w:pPr>
         <w:sectPr>
-          <w:footerReference w:type="even" r:id="rId53"/>
-          <w:footerReference w:type="default" r:id="rId54"/>
-          <w:footerReference w:type="first" r:id="rId55"/>
+          <w:footerReference w:type="even" r:id="rId54"/>
+          <w:footerReference w:type="default" r:id="rId55"/>
+          <w:footerReference w:type="first" r:id="rId56"/>
           <w:type w:val="nextPage"/>
           <w:pgSz w:w="12240" w:h="15840"/>
           <w:pgMar w:left="2268" w:right="1701" w:gutter="0" w:header="0" w:top="1701" w:footer="720" w:bottom="1701"/>
@@ -11103,9 +11138,9 @@
     <w:p>
       <w:pPr>
         <w:sectPr>
-          <w:footerReference w:type="even" r:id="rId56"/>
-          <w:footerReference w:type="default" r:id="rId57"/>
-          <w:footerReference w:type="first" r:id="rId58"/>
+          <w:footerReference w:type="even" r:id="rId57"/>
+          <w:footerReference w:type="default" r:id="rId58"/>
+          <w:footerReference w:type="first" r:id="rId59"/>
           <w:type w:val="nextPage"/>
           <w:pgSz w:w="12240" w:h="15840"/>
           <w:pgMar w:left="2268" w:right="1701" w:gutter="0" w:header="0" w:top="1701" w:footer="720" w:bottom="1701"/>
@@ -11289,9 +11324,9 @@
     <w:p>
       <w:pPr>
         <w:sectPr>
-          <w:footerReference w:type="even" r:id="rId59"/>
-          <w:footerReference w:type="default" r:id="rId60"/>
-          <w:footerReference w:type="first" r:id="rId61"/>
+          <w:footerReference w:type="even" r:id="rId60"/>
+          <w:footerReference w:type="default" r:id="rId61"/>
+          <w:footerReference w:type="first" r:id="rId62"/>
           <w:type w:val="nextPage"/>
           <w:pgSz w:w="12240" w:h="15840"/>
           <w:pgMar w:left="2268" w:right="1701" w:gutter="0" w:header="0" w:top="1701" w:footer="720" w:bottom="1701"/>
@@ -11453,9 +11488,9 @@
         <w:jc w:val="center"/>
         <w:rPr/>
         <w:sectPr>
-          <w:footerReference w:type="even" r:id="rId62"/>
-          <w:footerReference w:type="default" r:id="rId63"/>
-          <w:footerReference w:type="first" r:id="rId64"/>
+          <w:footerReference w:type="even" r:id="rId63"/>
+          <w:footerReference w:type="default" r:id="rId64"/>
+          <w:footerReference w:type="first" r:id="rId65"/>
           <w:type w:val="nextPage"/>
           <w:pgSz w:w="12240" w:h="15840"/>
           <w:pgMar w:left="2268" w:right="1701" w:gutter="0" w:header="0" w:top="1701" w:footer="720" w:bottom="1701"/>
@@ -11514,9 +11549,9 @@
         <w:jc w:val="center"/>
         <w:rPr/>
         <w:sectPr>
-          <w:footerReference w:type="even" r:id="rId66"/>
-          <w:footerReference w:type="default" r:id="rId67"/>
-          <w:footerReference w:type="first" r:id="rId68"/>
+          <w:footerReference w:type="even" r:id="rId67"/>
+          <w:footerReference w:type="default" r:id="rId68"/>
+          <w:footerReference w:type="first" r:id="rId69"/>
           <w:type w:val="nextPage"/>
           <w:pgSz w:w="12240" w:h="15840"/>
           <w:pgMar w:left="2268" w:right="1701" w:gutter="0" w:header="0" w:top="1701" w:footer="720" w:bottom="1701"/>
@@ -11532,7 +11567,7 @@
           <wp:inline distT="0" distB="0" distL="0" distR="0">
             <wp:extent cx="1065530" cy="4860290"/>
             <wp:effectExtent l="0" t="0" r="0" b="0"/>
-            <wp:docPr id="7" name="Picture 7"/>
+            <wp:docPr id="8" name="Picture 8"/>
             <wp:cNvGraphicFramePr>
               <a:graphicFrameLocks xmlns:a="http://schemas.openxmlformats.org/drawingml/2006/main" noChangeAspect="1"/>
             </wp:cNvGraphicFramePr>
@@ -11540,13 +11575,13 @@
               <a:graphicData uri="http://schemas.openxmlformats.org/drawingml/2006/picture">
                 <pic:pic xmlns:pic="http://schemas.openxmlformats.org/drawingml/2006/picture">
                   <pic:nvPicPr>
-                    <pic:cNvPr id="7" name="Picture 7"/>
+                    <pic:cNvPr id="8" name="Picture 8"/>
                     <pic:cNvPicPr>
                       <a:picLocks noChangeAspect="1" noChangeArrowheads="1"/>
                     </pic:cNvPicPr>
                   </pic:nvPicPr>
                   <pic:blipFill>
-                    <a:blip r:embed="rId65"/>
+                    <a:blip r:embed="rId66"/>
                     <a:stretch>
                       <a:fillRect/>
                     </a:stretch>
@@ -11612,7 +11647,7 @@
           <wp:inline distT="0" distB="0" distL="0" distR="0">
             <wp:extent cx="4679950" cy="1208405"/>
             <wp:effectExtent l="0" t="0" r="0" b="0"/>
-            <wp:docPr id="8" name="Picture 8"/>
+            <wp:docPr id="9" name="Picture 9"/>
             <wp:cNvGraphicFramePr>
               <a:graphicFrameLocks xmlns:a="http://schemas.openxmlformats.org/drawingml/2006/main" noChangeAspect="1"/>
             </wp:cNvGraphicFramePr>
@@ -11620,13 +11655,13 @@
               <a:graphicData uri="http://schemas.openxmlformats.org/drawingml/2006/picture">
                 <pic:pic xmlns:pic="http://schemas.openxmlformats.org/drawingml/2006/picture">
                   <pic:nvPicPr>
-                    <pic:cNvPr id="8" name="Picture 8"/>
+                    <pic:cNvPr id="9" name="Picture 9"/>
                     <pic:cNvPicPr>
                       <a:picLocks noChangeAspect="1" noChangeArrowheads="1"/>
                     </pic:cNvPicPr>
                   </pic:nvPicPr>
                   <pic:blipFill>
-                    <a:blip r:embed="rId69"/>
+                    <a:blip r:embed="rId70"/>
                     <a:stretch>
                       <a:fillRect/>
                     </a:stretch>
@@ -11656,9 +11691,9 @@
         <w:jc w:val="both"/>
         <w:rPr/>
         <w:sectPr>
-          <w:footerReference w:type="even" r:id="rId70"/>
-          <w:footerReference w:type="default" r:id="rId71"/>
-          <w:footerReference w:type="first" r:id="rId72"/>
+          <w:footerReference w:type="even" r:id="rId71"/>
+          <w:footerReference w:type="default" r:id="rId72"/>
+          <w:footerReference w:type="first" r:id="rId73"/>
           <w:type w:val="nextPage"/>
           <w:pgSz w:w="12240" w:h="15840"/>
           <w:pgMar w:left="2268" w:right="1701" w:gutter="0" w:header="0" w:top="1701" w:footer="720" w:bottom="1701"/>
@@ -11720,7 +11755,7 @@
           <wp:inline distT="0" distB="0" distL="0" distR="0">
             <wp:extent cx="2550795" cy="5400040"/>
             <wp:effectExtent l="0" t="0" r="0" b="0"/>
-            <wp:docPr id="9" name="Picture 9"/>
+            <wp:docPr id="10" name="Picture 10"/>
             <wp:cNvGraphicFramePr>
               <a:graphicFrameLocks xmlns:a="http://schemas.openxmlformats.org/drawingml/2006/main" noChangeAspect="1"/>
             </wp:cNvGraphicFramePr>
@@ -11728,13 +11763,13 @@
               <a:graphicData uri="http://schemas.openxmlformats.org/drawingml/2006/picture">
                 <pic:pic xmlns:pic="http://schemas.openxmlformats.org/drawingml/2006/picture">
                   <pic:nvPicPr>
-                    <pic:cNvPr id="9" name="Picture 9"/>
+                    <pic:cNvPr id="10" name="Picture 10"/>
                     <pic:cNvPicPr>
                       <a:picLocks noChangeAspect="1" noChangeArrowheads="1"/>
                     </pic:cNvPicPr>
                   </pic:nvPicPr>
                   <pic:blipFill>
-                    <a:blip r:embed="rId73"/>
+                    <a:blip r:embed="rId74"/>
                     <a:stretch>
                       <a:fillRect/>
                     </a:stretch>
@@ -11764,9 +11799,9 @@
         <w:jc w:val="both"/>
         <w:rPr/>
         <w:sectPr>
-          <w:footerReference w:type="even" r:id="rId74"/>
-          <w:footerReference w:type="default" r:id="rId75"/>
-          <w:footerReference w:type="first" r:id="rId76"/>
+          <w:footerReference w:type="even" r:id="rId75"/>
+          <w:footerReference w:type="default" r:id="rId76"/>
+          <w:footerReference w:type="first" r:id="rId77"/>
           <w:type w:val="nextPage"/>
           <w:pgSz w:w="12240" w:h="15840"/>
           <w:pgMar w:left="2268" w:right="1701" w:gutter="0" w:header="0" w:top="1701" w:footer="720" w:bottom="1701"/>
@@ -11828,7 +11863,7 @@
           <wp:inline distT="0" distB="0" distL="0" distR="0">
             <wp:extent cx="5039995" cy="2942590"/>
             <wp:effectExtent l="0" t="0" r="0" b="0"/>
-            <wp:docPr id="10" name="Picture 10"/>
+            <wp:docPr id="11" name="Picture 11"/>
             <wp:cNvGraphicFramePr>
               <a:graphicFrameLocks xmlns:a="http://schemas.openxmlformats.org/drawingml/2006/main" noChangeAspect="1"/>
             </wp:cNvGraphicFramePr>
@@ -11836,13 +11871,13 @@
               <a:graphicData uri="http://schemas.openxmlformats.org/drawingml/2006/picture">
                 <pic:pic xmlns:pic="http://schemas.openxmlformats.org/drawingml/2006/picture">
                   <pic:nvPicPr>
-                    <pic:cNvPr id="10" name="Picture 10"/>
+                    <pic:cNvPr id="11" name="Picture 11"/>
                     <pic:cNvPicPr>
                       <a:picLocks noChangeAspect="1" noChangeArrowheads="1"/>
                     </pic:cNvPicPr>
                   </pic:nvPicPr>
                   <pic:blipFill>
-                    <a:blip r:embed="rId77"/>
+                    <a:blip r:embed="rId78"/>
                     <a:stretch>
                       <a:fillRect/>
                     </a:stretch>
@@ -11872,9 +11907,9 @@
         <w:jc w:val="both"/>
         <w:rPr/>
         <w:sectPr>
-          <w:footerReference w:type="even" r:id="rId78"/>
-          <w:footerReference w:type="default" r:id="rId79"/>
-          <w:footerReference w:type="first" r:id="rId80"/>
+          <w:footerReference w:type="even" r:id="rId79"/>
+          <w:footerReference w:type="default" r:id="rId80"/>
+          <w:footerReference w:type="first" r:id="rId81"/>
           <w:type w:val="nextPage"/>
           <w:pgSz w:w="12240" w:h="15840"/>
           <w:pgMar w:left="2268" w:right="1701" w:gutter="0" w:header="0" w:top="1701" w:footer="720" w:bottom="1701"/>
@@ -11936,7 +11971,7 @@
           <wp:inline distT="0" distB="0" distL="0" distR="0">
             <wp:extent cx="4679950" cy="2219960"/>
             <wp:effectExtent l="0" t="0" r="0" b="0"/>
-            <wp:docPr id="11" name="Picture 11"/>
+            <wp:docPr id="12" name="Picture 12"/>
             <wp:cNvGraphicFramePr>
               <a:graphicFrameLocks xmlns:a="http://schemas.openxmlformats.org/drawingml/2006/main" noChangeAspect="1"/>
             </wp:cNvGraphicFramePr>
@@ -11944,13 +11979,13 @@
               <a:graphicData uri="http://schemas.openxmlformats.org/drawingml/2006/picture">
                 <pic:pic xmlns:pic="http://schemas.openxmlformats.org/drawingml/2006/picture">
                   <pic:nvPicPr>
-                    <pic:cNvPr id="11" name="Picture 11"/>
+                    <pic:cNvPr id="12" name="Picture 12"/>
                     <pic:cNvPicPr>
                       <a:picLocks noChangeAspect="1" noChangeArrowheads="1"/>
                     </pic:cNvPicPr>
                   </pic:nvPicPr>
                   <pic:blipFill>
-                    <a:blip r:embed="rId81"/>
+                    <a:blip r:embed="rId82"/>
                     <a:stretch>
                       <a:fillRect/>
                     </a:stretch>
@@ -11980,9 +12015,9 @@
         <w:jc w:val="both"/>
         <w:rPr/>
         <w:sectPr>
-          <w:footerReference w:type="even" r:id="rId82"/>
-          <w:footerReference w:type="default" r:id="rId83"/>
-          <w:footerReference w:type="first" r:id="rId84"/>
+          <w:footerReference w:type="even" r:id="rId83"/>
+          <w:footerReference w:type="default" r:id="rId84"/>
+          <w:footerReference w:type="first" r:id="rId85"/>
           <w:type w:val="nextPage"/>
           <w:pgSz w:w="12240" w:h="15840"/>
           <w:pgMar w:left="2268" w:right="1701" w:gutter="0" w:header="0" w:top="1701" w:footer="720" w:bottom="1701"/>
@@ -12044,7 +12079,7 @@
           <wp:inline distT="0" distB="0" distL="0" distR="0">
             <wp:extent cx="3651885" cy="4679950"/>
             <wp:effectExtent l="0" t="0" r="0" b="0"/>
-            <wp:docPr id="12" name="Picture 12"/>
+            <wp:docPr id="13" name="Picture 13"/>
             <wp:cNvGraphicFramePr>
               <a:graphicFrameLocks xmlns:a="http://schemas.openxmlformats.org/drawingml/2006/main" noChangeAspect="1"/>
             </wp:cNvGraphicFramePr>
@@ -12052,13 +12087,13 @@
               <a:graphicData uri="http://schemas.openxmlformats.org/drawingml/2006/picture">
                 <pic:pic xmlns:pic="http://schemas.openxmlformats.org/drawingml/2006/picture">
                   <pic:nvPicPr>
-                    <pic:cNvPr id="12" name="Picture 12"/>
+                    <pic:cNvPr id="13" name="Picture 13"/>
                     <pic:cNvPicPr>
                       <a:picLocks noChangeAspect="1" noChangeArrowheads="1"/>
                     </pic:cNvPicPr>
                   </pic:nvPicPr>
                   <pic:blipFill>
-                    <a:blip r:embed="rId85"/>
+                    <a:blip r:embed="rId86"/>
                     <a:stretch>
                       <a:fillRect/>
                     </a:stretch>
@@ -12088,9 +12123,9 @@
         <w:jc w:val="both"/>
         <w:rPr/>
         <w:sectPr>
-          <w:footerReference w:type="even" r:id="rId86"/>
-          <w:footerReference w:type="default" r:id="rId87"/>
-          <w:footerReference w:type="first" r:id="rId88"/>
+          <w:footerReference w:type="even" r:id="rId87"/>
+          <w:footerReference w:type="default" r:id="rId88"/>
+          <w:footerReference w:type="first" r:id="rId89"/>
           <w:type w:val="nextPage"/>
           <w:pgSz w:w="12240" w:h="15840"/>
           <w:pgMar w:left="2268" w:right="1701" w:gutter="0" w:header="0" w:top="1701" w:footer="720" w:bottom="1701"/>
@@ -12152,7 +12187,7 @@
           <wp:inline distT="0" distB="0" distL="0" distR="0">
             <wp:extent cx="4679950" cy="4679950"/>
             <wp:effectExtent l="0" t="0" r="0" b="0"/>
-            <wp:docPr id="13" name="Picture 13"/>
+            <wp:docPr id="14" name="Picture 14"/>
             <wp:cNvGraphicFramePr>
               <a:graphicFrameLocks xmlns:a="http://schemas.openxmlformats.org/drawingml/2006/main" noChangeAspect="1"/>
             </wp:cNvGraphicFramePr>
@@ -12160,13 +12195,13 @@
               <a:graphicData uri="http://schemas.openxmlformats.org/drawingml/2006/picture">
                 <pic:pic xmlns:pic="http://schemas.openxmlformats.org/drawingml/2006/picture">
                   <pic:nvPicPr>
-                    <pic:cNvPr id="13" name="Picture 13"/>
+                    <pic:cNvPr id="14" name="Picture 14"/>
                     <pic:cNvPicPr>
                       <a:picLocks noChangeAspect="1" noChangeArrowheads="1"/>
                     </pic:cNvPicPr>
                   </pic:nvPicPr>
                   <pic:blipFill>
-                    <a:blip r:embed="rId89"/>
+                    <a:blip r:embed="rId90"/>
                     <a:stretch>
                       <a:fillRect/>
                     </a:stretch>
@@ -12196,9 +12231,9 @@
         <w:jc w:val="both"/>
         <w:rPr/>
         <w:sectPr>
-          <w:footerReference w:type="even" r:id="rId90"/>
-          <w:footerReference w:type="default" r:id="rId91"/>
-          <w:footerReference w:type="first" r:id="rId92"/>
+          <w:footerReference w:type="even" r:id="rId91"/>
+          <w:footerReference w:type="default" r:id="rId92"/>
+          <w:footerReference w:type="first" r:id="rId93"/>
           <w:type w:val="nextPage"/>
           <w:pgSz w:w="12240" w:h="15840"/>
           <w:pgMar w:left="2268" w:right="1701" w:gutter="0" w:header="0" w:top="1701" w:footer="720" w:bottom="1701"/>
@@ -12260,7 +12295,7 @@
           <wp:inline distT="0" distB="0" distL="0" distR="0">
             <wp:extent cx="4679950" cy="4264660"/>
             <wp:effectExtent l="0" t="0" r="0" b="0"/>
-            <wp:docPr id="14" name="Picture 14"/>
+            <wp:docPr id="15" name="Picture 15"/>
             <wp:cNvGraphicFramePr>
               <a:graphicFrameLocks xmlns:a="http://schemas.openxmlformats.org/drawingml/2006/main" noChangeAspect="1"/>
             </wp:cNvGraphicFramePr>
@@ -12268,13 +12303,13 @@
               <a:graphicData uri="http://schemas.openxmlformats.org/drawingml/2006/picture">
                 <pic:pic xmlns:pic="http://schemas.openxmlformats.org/drawingml/2006/picture">
                   <pic:nvPicPr>
-                    <pic:cNvPr id="14" name="Picture 14"/>
+                    <pic:cNvPr id="15" name="Picture 15"/>
                     <pic:cNvPicPr>
                       <a:picLocks noChangeAspect="1" noChangeArrowheads="1"/>
                     </pic:cNvPicPr>
                   </pic:nvPicPr>
                   <pic:blipFill>
-                    <a:blip r:embed="rId93"/>
+                    <a:blip r:embed="rId94"/>
                     <a:stretch>
                       <a:fillRect/>
                     </a:stretch>
@@ -12304,9 +12339,9 @@
         <w:jc w:val="both"/>
         <w:rPr/>
         <w:sectPr>
-          <w:footerReference w:type="even" r:id="rId94"/>
-          <w:footerReference w:type="default" r:id="rId95"/>
-          <w:footerReference w:type="first" r:id="rId96"/>
+          <w:footerReference w:type="even" r:id="rId95"/>
+          <w:footerReference w:type="default" r:id="rId96"/>
+          <w:footerReference w:type="first" r:id="rId97"/>
           <w:type w:val="nextPage"/>
           <w:pgSz w:w="12240" w:h="15840"/>
           <w:pgMar w:left="2268" w:right="1701" w:gutter="0" w:header="0" w:top="1701" w:footer="720" w:bottom="1701"/>
@@ -12354,96 +12389,6 @@
           <w:sz w:val="24"/>
         </w:rPr>
         <w:t>[Memoria fotográfica de las actividades realizadas]</w:t>
-      </w:r>
-    </w:p>
-    <w:p>
-      <w:pPr>
-        <w:pStyle w:val="Normal"/>
-        <w:jc w:val="center"/>
-        <w:rPr/>
-      </w:pPr>
-      <w:r>
-        <w:rPr/>
-        <w:drawing>
-          <wp:inline distT="0" distB="0" distL="0" distR="0">
-            <wp:extent cx="4860290" cy="3644900"/>
-            <wp:effectExtent l="0" t="0" r="0" b="0"/>
-            <wp:docPr id="15" name="Picture 15"/>
-            <wp:cNvGraphicFramePr>
-              <a:graphicFrameLocks xmlns:a="http://schemas.openxmlformats.org/drawingml/2006/main" noChangeAspect="1"/>
-            </wp:cNvGraphicFramePr>
-            <a:graphic xmlns:a="http://schemas.openxmlformats.org/drawingml/2006/main">
-              <a:graphicData uri="http://schemas.openxmlformats.org/drawingml/2006/picture">
-                <pic:pic xmlns:pic="http://schemas.openxmlformats.org/drawingml/2006/picture">
-                  <pic:nvPicPr>
-                    <pic:cNvPr id="15" name="Picture 15"/>
-                    <pic:cNvPicPr>
-                      <a:picLocks noChangeAspect="1" noChangeArrowheads="1"/>
-                    </pic:cNvPicPr>
-                  </pic:nvPicPr>
-                  <pic:blipFill>
-                    <a:blip r:embed="rId97"/>
-                    <a:stretch>
-                      <a:fillRect/>
-                    </a:stretch>
-                  </pic:blipFill>
-                  <pic:spPr bwMode="auto">
-                    <a:xfrm>
-                      <a:off x="0" y="0"/>
-                      <a:ext cx="4860290" cy="3644900"/>
-                    </a:xfrm>
-                    <a:prstGeom prst="rect">
-                      <a:avLst/>
-                    </a:prstGeom>
-                    <a:noFill/>
-                  </pic:spPr>
-                </pic:pic>
-              </a:graphicData>
-            </a:graphic>
-          </wp:inline>
-        </w:drawing>
-      </w:r>
-    </w:p>
-    <w:p>
-      <w:pPr>
-        <w:pStyle w:val="Normal"/>
-        <w:spacing w:before="120" w:after="240"/>
-        <w:jc w:val="center"/>
-        <w:rPr/>
-      </w:pPr>
-      <w:r>
-        <w:rPr>
-          <w:b/>
-          <w:sz w:val="20"/>
-        </w:rPr>
-        <w:t>Fotografía 1. Registro de actividades administrativas frente al equipo de trabajo.</w:t>
-      </w:r>
-    </w:p>
-    <w:p>
-      <w:pPr>
-        <w:pStyle w:val="Normal"/>
-        <w:rPr/>
-      </w:pPr>
-      <w:r>
-        <w:rPr/>
-      </w:r>
-      <w:r>
-        <w:br w:type="page"/>
-      </w:r>
-    </w:p>
-    <w:p>
-      <w:pPr>
-        <w:pStyle w:val="Normal"/>
-        <w:spacing w:before="0" w:after="480"/>
-        <w:jc w:val="center"/>
-        <w:rPr/>
-      </w:pPr>
-      <w:r>
-        <w:rPr>
-          <w:b/>
-          <w:sz w:val="24"/>
-        </w:rPr>
-        <w:t>ANEXO I (CONT.)</w:t>
       </w:r>
     </w:p>
     <w:p>
@@ -12506,7 +12451,7 @@
           <w:b/>
           <w:sz w:val="20"/>
         </w:rPr>
-        <w:t>Fotografía 2. Vista general del espacio de trabajo del área administrativa.</w:t>
+        <w:t>Fotografía 1. Registro de actividades administrativas frente al equipo de trabajo.</w:t>
       </w:r>
     </w:p>
     <w:p>
@@ -12546,7 +12491,7 @@
         <w:rPr/>
         <w:drawing>
           <wp:inline distT="0" distB="0" distL="0" distR="0">
-            <wp:extent cx="3780155" cy="5039995"/>
+            <wp:extent cx="4860290" cy="3644900"/>
             <wp:effectExtent l="0" t="0" r="0" b="0"/>
             <wp:docPr id="17" name="Picture 17"/>
             <wp:cNvGraphicFramePr>
@@ -12570,7 +12515,7 @@
                   <pic:spPr bwMode="auto">
                     <a:xfrm>
                       <a:off x="0" y="0"/>
-                      <a:ext cx="3780155" cy="5039995"/>
+                      <a:ext cx="4860290" cy="3644900"/>
                     </a:xfrm>
                     <a:prstGeom prst="rect">
                       <a:avLst/>
@@ -12596,7 +12541,7 @@
           <w:b/>
           <w:sz w:val="20"/>
         </w:rPr>
-        <w:t>Fotografía 3. Verificación de información en los registros administrativos del área.</w:t>
+        <w:t>Fotografía 2. Vista general del espacio de trabajo del área administrativa.</w:t>
       </w:r>
     </w:p>
     <w:p>
@@ -12636,7 +12581,7 @@
         <w:rPr/>
         <w:drawing>
           <wp:inline distT="0" distB="0" distL="0" distR="0">
-            <wp:extent cx="4860290" cy="3644900"/>
+            <wp:extent cx="3780155" cy="5039995"/>
             <wp:effectExtent l="0" t="0" r="0" b="0"/>
             <wp:docPr id="18" name="Picture 18"/>
             <wp:cNvGraphicFramePr>
@@ -12660,7 +12605,7 @@
                   <pic:spPr bwMode="auto">
                     <a:xfrm>
                       <a:off x="0" y="0"/>
-                      <a:ext cx="4860290" cy="3644900"/>
+                      <a:ext cx="3780155" cy="5039995"/>
                     </a:xfrm>
                     <a:prstGeom prst="rect">
                       <a:avLst/>
@@ -12686,7 +12631,7 @@
           <w:b/>
           <w:sz w:val="20"/>
         </w:rPr>
-        <w:t>Fotografía 4. Puesto de trabajo utilizado para la gestión de información administrativa.</w:t>
+        <w:t>Fotografía 3. Verificación de información en los registros administrativos del área.</w:t>
       </w:r>
     </w:p>
     <w:p>
@@ -12726,7 +12671,7 @@
         <w:rPr/>
         <w:drawing>
           <wp:inline distT="0" distB="0" distL="0" distR="0">
-            <wp:extent cx="3780155" cy="5039995"/>
+            <wp:extent cx="4860290" cy="3644900"/>
             <wp:effectExtent l="0" t="0" r="0" b="0"/>
             <wp:docPr id="19" name="Picture 19"/>
             <wp:cNvGraphicFramePr>
@@ -12750,7 +12695,7 @@
                   <pic:spPr bwMode="auto">
                     <a:xfrm>
                       <a:off x="0" y="0"/>
-                      <a:ext cx="3780155" cy="5039995"/>
+                      <a:ext cx="4860290" cy="3644900"/>
                     </a:xfrm>
                     <a:prstGeom prst="rect">
                       <a:avLst/>
@@ -12776,7 +12721,7 @@
           <w:b/>
           <w:sz w:val="20"/>
         </w:rPr>
-        <w:t>Fotografía 5. Revisión de registros y documentos desde el puesto de trabajo.</w:t>
+        <w:t>Fotografía 4. Puesto de trabajo utilizado para la gestión de información administrativa.</w:t>
       </w:r>
     </w:p>
     <w:p>
@@ -12866,7 +12811,7 @@
           <w:b/>
           <w:sz w:val="20"/>
         </w:rPr>
-        <w:t>Fotografía 6. Revisión de información de pagos y soportes documentales.</w:t>
+        <w:t>Fotografía 5. Revisión de registros y documentos desde el puesto de trabajo.</w:t>
       </w:r>
     </w:p>
     <w:p>
@@ -12956,7 +12901,7 @@
           <w:b/>
           <w:sz w:val="20"/>
         </w:rPr>
-        <w:t>Fotografía 7. Puesto de trabajo del área administrativa.</w:t>
+        <w:t>Fotografía 6. Revisión de información de pagos y soportes documentales.</w:t>
       </w:r>
     </w:p>
     <w:p>
@@ -13046,6 +12991,96 @@
           <w:b/>
           <w:sz w:val="20"/>
         </w:rPr>
+        <w:t>Fotografía 7. Puesto de trabajo del área administrativa.</w:t>
+      </w:r>
+    </w:p>
+    <w:p>
+      <w:pPr>
+        <w:pStyle w:val="Normal"/>
+        <w:rPr/>
+      </w:pPr>
+      <w:r>
+        <w:rPr/>
+      </w:r>
+      <w:r>
+        <w:br w:type="page"/>
+      </w:r>
+    </w:p>
+    <w:p>
+      <w:pPr>
+        <w:pStyle w:val="Normal"/>
+        <w:spacing w:before="0" w:after="480"/>
+        <w:jc w:val="center"/>
+        <w:rPr/>
+      </w:pPr>
+      <w:r>
+        <w:rPr>
+          <w:b/>
+          <w:sz w:val="24"/>
+        </w:rPr>
+        <w:t>ANEXO I (CONT.)</w:t>
+      </w:r>
+    </w:p>
+    <w:p>
+      <w:pPr>
+        <w:pStyle w:val="Normal"/>
+        <w:jc w:val="center"/>
+        <w:rPr/>
+      </w:pPr>
+      <w:r>
+        <w:rPr/>
+        <w:drawing>
+          <wp:inline distT="0" distB="0" distL="0" distR="0">
+            <wp:extent cx="3780155" cy="5039995"/>
+            <wp:effectExtent l="0" t="0" r="0" b="0"/>
+            <wp:docPr id="23" name="Picture 23"/>
+            <wp:cNvGraphicFramePr>
+              <a:graphicFrameLocks xmlns:a="http://schemas.openxmlformats.org/drawingml/2006/main" noChangeAspect="1"/>
+            </wp:cNvGraphicFramePr>
+            <a:graphic xmlns:a="http://schemas.openxmlformats.org/drawingml/2006/main">
+              <a:graphicData uri="http://schemas.openxmlformats.org/drawingml/2006/picture">
+                <pic:pic xmlns:pic="http://schemas.openxmlformats.org/drawingml/2006/picture">
+                  <pic:nvPicPr>
+                    <pic:cNvPr id="23" name="Picture 23"/>
+                    <pic:cNvPicPr>
+                      <a:picLocks noChangeAspect="1" noChangeArrowheads="1"/>
+                    </pic:cNvPicPr>
+                  </pic:nvPicPr>
+                  <pic:blipFill>
+                    <a:blip r:embed="rId105"/>
+                    <a:stretch>
+                      <a:fillRect/>
+                    </a:stretch>
+                  </pic:blipFill>
+                  <pic:spPr bwMode="auto">
+                    <a:xfrm>
+                      <a:off x="0" y="0"/>
+                      <a:ext cx="3780155" cy="5039995"/>
+                    </a:xfrm>
+                    <a:prstGeom prst="rect">
+                      <a:avLst/>
+                    </a:prstGeom>
+                    <a:noFill/>
+                  </pic:spPr>
+                </pic:pic>
+              </a:graphicData>
+            </a:graphic>
+          </wp:inline>
+        </w:drawing>
+      </w:r>
+    </w:p>
+    <w:p>
+      <w:pPr>
+        <w:pStyle w:val="Normal"/>
+        <w:spacing w:before="120" w:after="240"/>
+        <w:jc w:val="center"/>
+        <w:rPr/>
+      </w:pPr>
+      <w:r>
+        <w:rPr>
+          <w:b/>
+          <w:sz w:val="20"/>
+        </w:rPr>
         <w:t>Fotografía 8. Puesto de trabajo y equipo utilizado durante la pasantía.</w:t>
       </w:r>
     </w:p>
@@ -14252,7 +14287,7 @@
                 <wp:inline distT="0" distB="0" distL="0" distR="0">
                   <wp:extent cx="1259840" cy="641985"/>
                   <wp:effectExtent l="0" t="0" r="0" b="0"/>
-                  <wp:docPr id="23" name="Image2"/>
+                  <wp:docPr id="24" name="Image2"/>
                   <wp:cNvGraphicFramePr>
                     <a:graphicFrameLocks xmlns:a="http://schemas.openxmlformats.org/drawingml/2006/main" noChangeAspect="1"/>
                   </wp:cNvGraphicFramePr>
@@ -14260,13 +14295,13 @@
                     <a:graphicData uri="http://schemas.openxmlformats.org/drawingml/2006/picture">
                       <pic:pic xmlns:pic="http://schemas.openxmlformats.org/drawingml/2006/picture">
                         <pic:nvPicPr>
-                          <pic:cNvPr id="23" name="Image2"/>
+                          <pic:cNvPr id="24" name="Image2"/>
                           <pic:cNvPicPr>
                             <a:picLocks noChangeAspect="1" noChangeArrowheads="1"/>
                           </pic:cNvPicPr>
                         </pic:nvPicPr>
                         <pic:blipFill>
-                          <a:blip r:embed="rId105"/>
+                          <a:blip r:embed="rId106"/>
                           <a:stretch>
                             <a:fillRect/>
                           </a:stretch>
@@ -14306,7 +14341,7 @@
                 <wp:inline distT="0" distB="0" distL="0" distR="0">
                   <wp:extent cx="1259840" cy="493395"/>
                   <wp:effectExtent l="0" t="0" r="0" b="0"/>
-                  <wp:docPr id="24" name="Image3"/>
+                  <wp:docPr id="25" name="Image3"/>
                   <wp:cNvGraphicFramePr>
                     <a:graphicFrameLocks xmlns:a="http://schemas.openxmlformats.org/drawingml/2006/main" noChangeAspect="1"/>
                   </wp:cNvGraphicFramePr>
@@ -14314,13 +14349,13 @@
                     <a:graphicData uri="http://schemas.openxmlformats.org/drawingml/2006/picture">
                       <pic:pic xmlns:pic="http://schemas.openxmlformats.org/drawingml/2006/picture">
                         <pic:nvPicPr>
-                          <pic:cNvPr id="24" name="Image3"/>
+                          <pic:cNvPr id="25" name="Image3"/>
                           <pic:cNvPicPr>
                             <a:picLocks noChangeAspect="1" noChangeArrowheads="1"/>
                           </pic:cNvPicPr>
                         </pic:nvPicPr>
                         <pic:blipFill>
-                          <a:blip r:embed="rId106"/>
+                          <a:blip r:embed="rId107"/>
                           <a:stretch>
                             <a:fillRect/>
                           </a:stretch>
@@ -14418,7 +14453,7 @@
           <wp:inline distT="0" distB="0" distL="0" distR="0">
             <wp:extent cx="1440180" cy="587375"/>
             <wp:effectExtent l="0" t="0" r="0" b="0"/>
-            <wp:docPr id="25" name="Image4"/>
+            <wp:docPr id="26" name="Image4"/>
             <wp:cNvGraphicFramePr>
               <a:graphicFrameLocks xmlns:a="http://schemas.openxmlformats.org/drawingml/2006/main" noChangeAspect="1"/>
             </wp:cNvGraphicFramePr>
@@ -14426,13 +14461,13 @@
               <a:graphicData uri="http://schemas.openxmlformats.org/drawingml/2006/picture">
                 <pic:pic xmlns:pic="http://schemas.openxmlformats.org/drawingml/2006/picture">
                   <pic:nvPicPr>
-                    <pic:cNvPr id="25" name="Image4"/>
+                    <pic:cNvPr id="26" name="Image4"/>
                     <pic:cNvPicPr>
                       <a:picLocks noChangeAspect="1" noChangeArrowheads="1"/>
                     </pic:cNvPicPr>
                   </pic:nvPicPr>
                   <pic:blipFill>
-                    <a:blip r:embed="rId107"/>
+                    <a:blip r:embed="rId108"/>
                     <a:stretch>
                       <a:fillRect/>
                     </a:stretch>
@@ -15636,7 +15671,7 @@
                 <wp:inline distT="0" distB="0" distL="0" distR="0">
                   <wp:extent cx="1259840" cy="641985"/>
                   <wp:effectExtent l="0" t="0" r="0" b="0"/>
-                  <wp:docPr id="26" name="Image5"/>
+                  <wp:docPr id="27" name="Image5"/>
                   <wp:cNvGraphicFramePr>
                     <a:graphicFrameLocks xmlns:a="http://schemas.openxmlformats.org/drawingml/2006/main" noChangeAspect="1"/>
                   </wp:cNvGraphicFramePr>
@@ -15644,13 +15679,13 @@
                     <a:graphicData uri="http://schemas.openxmlformats.org/drawingml/2006/picture">
                       <pic:pic xmlns:pic="http://schemas.openxmlformats.org/drawingml/2006/picture">
                         <pic:nvPicPr>
-                          <pic:cNvPr id="26" name="Image5"/>
+                          <pic:cNvPr id="27" name="Image5"/>
                           <pic:cNvPicPr>
                             <a:picLocks noChangeAspect="1" noChangeArrowheads="1"/>
                           </pic:cNvPicPr>
                         </pic:nvPicPr>
                         <pic:blipFill>
-                          <a:blip r:embed="rId108"/>
+                          <a:blip r:embed="rId109"/>
                           <a:stretch>
                             <a:fillRect/>
                           </a:stretch>
@@ -15690,7 +15725,7 @@
                 <wp:inline distT="0" distB="0" distL="0" distR="0">
                   <wp:extent cx="1259840" cy="493395"/>
                   <wp:effectExtent l="0" t="0" r="0" b="0"/>
-                  <wp:docPr id="27" name="Image6"/>
+                  <wp:docPr id="28" name="Image6"/>
                   <wp:cNvGraphicFramePr>
                     <a:graphicFrameLocks xmlns:a="http://schemas.openxmlformats.org/drawingml/2006/main" noChangeAspect="1"/>
                   </wp:cNvGraphicFramePr>
@@ -15698,13 +15733,13 @@
                     <a:graphicData uri="http://schemas.openxmlformats.org/drawingml/2006/picture">
                       <pic:pic xmlns:pic="http://schemas.openxmlformats.org/drawingml/2006/picture">
                         <pic:nvPicPr>
-                          <pic:cNvPr id="27" name="Image6"/>
+                          <pic:cNvPr id="28" name="Image6"/>
                           <pic:cNvPicPr>
                             <a:picLocks noChangeAspect="1" noChangeArrowheads="1"/>
                           </pic:cNvPicPr>
                         </pic:nvPicPr>
                         <pic:blipFill>
-                          <a:blip r:embed="rId109"/>
+                          <a:blip r:embed="rId110"/>
                           <a:stretch>
                             <a:fillRect/>
                           </a:stretch>
@@ -15802,7 +15837,7 @@
           <wp:inline distT="0" distB="0" distL="0" distR="0">
             <wp:extent cx="1440180" cy="587375"/>
             <wp:effectExtent l="0" t="0" r="0" b="0"/>
-            <wp:docPr id="28" name="Image7"/>
+            <wp:docPr id="29" name="Image7"/>
             <wp:cNvGraphicFramePr>
               <a:graphicFrameLocks xmlns:a="http://schemas.openxmlformats.org/drawingml/2006/main" noChangeAspect="1"/>
             </wp:cNvGraphicFramePr>
@@ -15810,13 +15845,13 @@
               <a:graphicData uri="http://schemas.openxmlformats.org/drawingml/2006/picture">
                 <pic:pic xmlns:pic="http://schemas.openxmlformats.org/drawingml/2006/picture">
                   <pic:nvPicPr>
-                    <pic:cNvPr id="28" name="Image7"/>
+                    <pic:cNvPr id="29" name="Image7"/>
                     <pic:cNvPicPr>
                       <a:picLocks noChangeAspect="1" noChangeArrowheads="1"/>
                     </pic:cNvPicPr>
                   </pic:nvPicPr>
                   <pic:blipFill>
-                    <a:blip r:embed="rId110"/>
+                    <a:blip r:embed="rId111"/>
                     <a:stretch>
                       <a:fillRect/>
                     </a:stretch>
@@ -17020,7 +17055,7 @@
                 <wp:inline distT="0" distB="0" distL="0" distR="0">
                   <wp:extent cx="1259840" cy="641985"/>
                   <wp:effectExtent l="0" t="0" r="0" b="0"/>
-                  <wp:docPr id="29" name="Image8"/>
+                  <wp:docPr id="30" name="Image8"/>
                   <wp:cNvGraphicFramePr>
                     <a:graphicFrameLocks xmlns:a="http://schemas.openxmlformats.org/drawingml/2006/main" noChangeAspect="1"/>
                   </wp:cNvGraphicFramePr>
@@ -17028,13 +17063,13 @@
                     <a:graphicData uri="http://schemas.openxmlformats.org/drawingml/2006/picture">
                       <pic:pic xmlns:pic="http://schemas.openxmlformats.org/drawingml/2006/picture">
                         <pic:nvPicPr>
-                          <pic:cNvPr id="29" name="Image8"/>
+                          <pic:cNvPr id="30" name="Image8"/>
                           <pic:cNvPicPr>
                             <a:picLocks noChangeAspect="1" noChangeArrowheads="1"/>
                           </pic:cNvPicPr>
                         </pic:nvPicPr>
                         <pic:blipFill>
-                          <a:blip r:embed="rId111"/>
+                          <a:blip r:embed="rId112"/>
                           <a:stretch>
                             <a:fillRect/>
                           </a:stretch>
@@ -17074,7 +17109,7 @@
                 <wp:inline distT="0" distB="0" distL="0" distR="0">
                   <wp:extent cx="1259840" cy="493395"/>
                   <wp:effectExtent l="0" t="0" r="0" b="0"/>
-                  <wp:docPr id="30" name="Image9"/>
+                  <wp:docPr id="31" name="Image9"/>
                   <wp:cNvGraphicFramePr>
                     <a:graphicFrameLocks xmlns:a="http://schemas.openxmlformats.org/drawingml/2006/main" noChangeAspect="1"/>
                   </wp:cNvGraphicFramePr>
@@ -17082,13 +17117,13 @@
                     <a:graphicData uri="http://schemas.openxmlformats.org/drawingml/2006/picture">
                       <pic:pic xmlns:pic="http://schemas.openxmlformats.org/drawingml/2006/picture">
                         <pic:nvPicPr>
-                          <pic:cNvPr id="30" name="Image9"/>
+                          <pic:cNvPr id="31" name="Image9"/>
                           <pic:cNvPicPr>
                             <a:picLocks noChangeAspect="1" noChangeArrowheads="1"/>
                           </pic:cNvPicPr>
                         </pic:nvPicPr>
                         <pic:blipFill>
-                          <a:blip r:embed="rId112"/>
+                          <a:blip r:embed="rId113"/>
                           <a:stretch>
                             <a:fillRect/>
                           </a:stretch>
@@ -17186,7 +17221,7 @@
           <wp:inline distT="0" distB="0" distL="0" distR="0">
             <wp:extent cx="1440180" cy="587375"/>
             <wp:effectExtent l="0" t="0" r="0" b="0"/>
-            <wp:docPr id="31" name="Image10"/>
+            <wp:docPr id="32" name="Image10"/>
             <wp:cNvGraphicFramePr>
               <a:graphicFrameLocks xmlns:a="http://schemas.openxmlformats.org/drawingml/2006/main" noChangeAspect="1"/>
             </wp:cNvGraphicFramePr>
@@ -17194,13 +17229,13 @@
               <a:graphicData uri="http://schemas.openxmlformats.org/drawingml/2006/picture">
                 <pic:pic xmlns:pic="http://schemas.openxmlformats.org/drawingml/2006/picture">
                   <pic:nvPicPr>
-                    <pic:cNvPr id="31" name="Image10"/>
+                    <pic:cNvPr id="32" name="Image10"/>
                     <pic:cNvPicPr>
                       <a:picLocks noChangeAspect="1" noChangeArrowheads="1"/>
                     </pic:cNvPicPr>
                   </pic:nvPicPr>
                   <pic:blipFill>
-                    <a:blip r:embed="rId113"/>
+                    <a:blip r:embed="rId114"/>
                     <a:stretch>
                       <a:fillRect/>
                     </a:stretch>
@@ -18404,7 +18439,7 @@
                 <wp:inline distT="0" distB="0" distL="0" distR="0">
                   <wp:extent cx="1259840" cy="641985"/>
                   <wp:effectExtent l="0" t="0" r="0" b="0"/>
-                  <wp:docPr id="32" name="Image11"/>
+                  <wp:docPr id="33" name="Image11"/>
                   <wp:cNvGraphicFramePr>
                     <a:graphicFrameLocks xmlns:a="http://schemas.openxmlformats.org/drawingml/2006/main" noChangeAspect="1"/>
                   </wp:cNvGraphicFramePr>
@@ -18412,13 +18447,13 @@
                     <a:graphicData uri="http://schemas.openxmlformats.org/drawingml/2006/picture">
                       <pic:pic xmlns:pic="http://schemas.openxmlformats.org/drawingml/2006/picture">
                         <pic:nvPicPr>
-                          <pic:cNvPr id="32" name="Image11"/>
+                          <pic:cNvPr id="33" name="Image11"/>
                           <pic:cNvPicPr>
                             <a:picLocks noChangeAspect="1" noChangeArrowheads="1"/>
                           </pic:cNvPicPr>
                         </pic:nvPicPr>
                         <pic:blipFill>
-                          <a:blip r:embed="rId114"/>
+                          <a:blip r:embed="rId115"/>
                           <a:stretch>
                             <a:fillRect/>
                           </a:stretch>
@@ -18458,7 +18493,7 @@
                 <wp:inline distT="0" distB="0" distL="0" distR="0">
                   <wp:extent cx="1259840" cy="493395"/>
                   <wp:effectExtent l="0" t="0" r="0" b="0"/>
-                  <wp:docPr id="33" name="Image12"/>
+                  <wp:docPr id="34" name="Image12"/>
                   <wp:cNvGraphicFramePr>
                     <a:graphicFrameLocks xmlns:a="http://schemas.openxmlformats.org/drawingml/2006/main" noChangeAspect="1"/>
                   </wp:cNvGraphicFramePr>
@@ -18466,13 +18501,13 @@
                     <a:graphicData uri="http://schemas.openxmlformats.org/drawingml/2006/picture">
                       <pic:pic xmlns:pic="http://schemas.openxmlformats.org/drawingml/2006/picture">
                         <pic:nvPicPr>
-                          <pic:cNvPr id="33" name="Image12"/>
+                          <pic:cNvPr id="34" name="Image12"/>
                           <pic:cNvPicPr>
                             <a:picLocks noChangeAspect="1" noChangeArrowheads="1"/>
                           </pic:cNvPicPr>
                         </pic:nvPicPr>
                         <pic:blipFill>
-                          <a:blip r:embed="rId115"/>
+                          <a:blip r:embed="rId116"/>
                           <a:stretch>
                             <a:fillRect/>
                           </a:stretch>
@@ -18570,7 +18605,7 @@
           <wp:inline distT="0" distB="0" distL="0" distR="0">
             <wp:extent cx="1440180" cy="587375"/>
             <wp:effectExtent l="0" t="0" r="0" b="0"/>
-            <wp:docPr id="34" name="Image13"/>
+            <wp:docPr id="35" name="Image13"/>
             <wp:cNvGraphicFramePr>
               <a:graphicFrameLocks xmlns:a="http://schemas.openxmlformats.org/drawingml/2006/main" noChangeAspect="1"/>
             </wp:cNvGraphicFramePr>
@@ -18578,13 +18613,13 @@
               <a:graphicData uri="http://schemas.openxmlformats.org/drawingml/2006/picture">
                 <pic:pic xmlns:pic="http://schemas.openxmlformats.org/drawingml/2006/picture">
                   <pic:nvPicPr>
-                    <pic:cNvPr id="34" name="Image13"/>
+                    <pic:cNvPr id="35" name="Image13"/>
                     <pic:cNvPicPr>
                       <a:picLocks noChangeAspect="1" noChangeArrowheads="1"/>
                     </pic:cNvPicPr>
                   </pic:nvPicPr>
                   <pic:blipFill>
-                    <a:blip r:embed="rId116"/>
+                    <a:blip r:embed="rId117"/>
                     <a:stretch>
                       <a:fillRect/>
                     </a:stretch>
@@ -19788,7 +19823,7 @@
                 <wp:inline distT="0" distB="0" distL="0" distR="0">
                   <wp:extent cx="1259840" cy="641985"/>
                   <wp:effectExtent l="0" t="0" r="0" b="0"/>
-                  <wp:docPr id="35" name="Image14"/>
+                  <wp:docPr id="36" name="Image14"/>
                   <wp:cNvGraphicFramePr>
                     <a:graphicFrameLocks xmlns:a="http://schemas.openxmlformats.org/drawingml/2006/main" noChangeAspect="1"/>
                   </wp:cNvGraphicFramePr>
@@ -19796,13 +19831,13 @@
                     <a:graphicData uri="http://schemas.openxmlformats.org/drawingml/2006/picture">
                       <pic:pic xmlns:pic="http://schemas.openxmlformats.org/drawingml/2006/picture">
                         <pic:nvPicPr>
-                          <pic:cNvPr id="35" name="Image14"/>
+                          <pic:cNvPr id="36" name="Image14"/>
                           <pic:cNvPicPr>
                             <a:picLocks noChangeAspect="1" noChangeArrowheads="1"/>
                           </pic:cNvPicPr>
                         </pic:nvPicPr>
                         <pic:blipFill>
-                          <a:blip r:embed="rId117"/>
+                          <a:blip r:embed="rId118"/>
                           <a:stretch>
                             <a:fillRect/>
                           </a:stretch>
@@ -19842,7 +19877,7 @@
                 <wp:inline distT="0" distB="0" distL="0" distR="0">
                   <wp:extent cx="1259840" cy="493395"/>
                   <wp:effectExtent l="0" t="0" r="0" b="0"/>
-                  <wp:docPr id="36" name="Image15"/>
+                  <wp:docPr id="37" name="Image15"/>
                   <wp:cNvGraphicFramePr>
                     <a:graphicFrameLocks xmlns:a="http://schemas.openxmlformats.org/drawingml/2006/main" noChangeAspect="1"/>
                   </wp:cNvGraphicFramePr>
@@ -19850,13 +19885,13 @@
                     <a:graphicData uri="http://schemas.openxmlformats.org/drawingml/2006/picture">
                       <pic:pic xmlns:pic="http://schemas.openxmlformats.org/drawingml/2006/picture">
                         <pic:nvPicPr>
-                          <pic:cNvPr id="36" name="Image15"/>
+                          <pic:cNvPr id="37" name="Image15"/>
                           <pic:cNvPicPr>
                             <a:picLocks noChangeAspect="1" noChangeArrowheads="1"/>
                           </pic:cNvPicPr>
                         </pic:nvPicPr>
                         <pic:blipFill>
-                          <a:blip r:embed="rId118"/>
+                          <a:blip r:embed="rId119"/>
                           <a:stretch>
                             <a:fillRect/>
                           </a:stretch>
@@ -19954,7 +19989,7 @@
           <wp:inline distT="0" distB="0" distL="0" distR="0">
             <wp:extent cx="1440180" cy="587375"/>
             <wp:effectExtent l="0" t="0" r="0" b="0"/>
-            <wp:docPr id="37" name="Image16"/>
+            <wp:docPr id="38" name="Image16"/>
             <wp:cNvGraphicFramePr>
               <a:graphicFrameLocks xmlns:a="http://schemas.openxmlformats.org/drawingml/2006/main" noChangeAspect="1"/>
             </wp:cNvGraphicFramePr>
@@ -19962,13 +19997,13 @@
               <a:graphicData uri="http://schemas.openxmlformats.org/drawingml/2006/picture">
                 <pic:pic xmlns:pic="http://schemas.openxmlformats.org/drawingml/2006/picture">
                   <pic:nvPicPr>
-                    <pic:cNvPr id="37" name="Image16"/>
+                    <pic:cNvPr id="38" name="Image16"/>
                     <pic:cNvPicPr>
                       <a:picLocks noChangeAspect="1" noChangeArrowheads="1"/>
                     </pic:cNvPicPr>
                   </pic:nvPicPr>
                   <pic:blipFill>
-                    <a:blip r:embed="rId119"/>
+                    <a:blip r:embed="rId120"/>
                     <a:stretch>
                       <a:fillRect/>
                     </a:stretch>
@@ -21172,7 +21207,7 @@
                 <wp:inline distT="0" distB="0" distL="0" distR="0">
                   <wp:extent cx="1259840" cy="641985"/>
                   <wp:effectExtent l="0" t="0" r="0" b="0"/>
-                  <wp:docPr id="38" name="Image17"/>
+                  <wp:docPr id="39" name="Image17"/>
                   <wp:cNvGraphicFramePr>
                     <a:graphicFrameLocks xmlns:a="http://schemas.openxmlformats.org/drawingml/2006/main" noChangeAspect="1"/>
                   </wp:cNvGraphicFramePr>
@@ -21180,13 +21215,13 @@
                     <a:graphicData uri="http://schemas.openxmlformats.org/drawingml/2006/picture">
                       <pic:pic xmlns:pic="http://schemas.openxmlformats.org/drawingml/2006/picture">
                         <pic:nvPicPr>
-                          <pic:cNvPr id="38" name="Image17"/>
+                          <pic:cNvPr id="39" name="Image17"/>
                           <pic:cNvPicPr>
                             <a:picLocks noChangeAspect="1" noChangeArrowheads="1"/>
                           </pic:cNvPicPr>
                         </pic:nvPicPr>
                         <pic:blipFill>
-                          <a:blip r:embed="rId120"/>
+                          <a:blip r:embed="rId121"/>
                           <a:stretch>
                             <a:fillRect/>
                           </a:stretch>
@@ -21226,7 +21261,7 @@
                 <wp:inline distT="0" distB="0" distL="0" distR="0">
                   <wp:extent cx="1259840" cy="493395"/>
                   <wp:effectExtent l="0" t="0" r="0" b="0"/>
-                  <wp:docPr id="39" name="Image18"/>
+                  <wp:docPr id="40" name="Image18"/>
                   <wp:cNvGraphicFramePr>
                     <a:graphicFrameLocks xmlns:a="http://schemas.openxmlformats.org/drawingml/2006/main" noChangeAspect="1"/>
                   </wp:cNvGraphicFramePr>
@@ -21234,13 +21269,13 @@
                     <a:graphicData uri="http://schemas.openxmlformats.org/drawingml/2006/picture">
                       <pic:pic xmlns:pic="http://schemas.openxmlformats.org/drawingml/2006/picture">
                         <pic:nvPicPr>
-                          <pic:cNvPr id="39" name="Image18"/>
+                          <pic:cNvPr id="40" name="Image18"/>
                           <pic:cNvPicPr>
                             <a:picLocks noChangeAspect="1" noChangeArrowheads="1"/>
                           </pic:cNvPicPr>
                         </pic:nvPicPr>
                         <pic:blipFill>
-                          <a:blip r:embed="rId121"/>
+                          <a:blip r:embed="rId122"/>
                           <a:stretch>
                             <a:fillRect/>
                           </a:stretch>
@@ -21338,7 +21373,7 @@
           <wp:inline distT="0" distB="0" distL="0" distR="0">
             <wp:extent cx="1440180" cy="587375"/>
             <wp:effectExtent l="0" t="0" r="0" b="0"/>
-            <wp:docPr id="40" name="Image19"/>
+            <wp:docPr id="41" name="Image19"/>
             <wp:cNvGraphicFramePr>
               <a:graphicFrameLocks xmlns:a="http://schemas.openxmlformats.org/drawingml/2006/main" noChangeAspect="1"/>
             </wp:cNvGraphicFramePr>
@@ -21346,13 +21381,13 @@
               <a:graphicData uri="http://schemas.openxmlformats.org/drawingml/2006/picture">
                 <pic:pic xmlns:pic="http://schemas.openxmlformats.org/drawingml/2006/picture">
                   <pic:nvPicPr>
-                    <pic:cNvPr id="40" name="Image19"/>
+                    <pic:cNvPr id="41" name="Image19"/>
                     <pic:cNvPicPr>
                       <a:picLocks noChangeAspect="1" noChangeArrowheads="1"/>
                     </pic:cNvPicPr>
                   </pic:nvPicPr>
                   <pic:blipFill>
-                    <a:blip r:embed="rId122"/>
+                    <a:blip r:embed="rId123"/>
                     <a:stretch>
                       <a:fillRect/>
                     </a:stretch>
@@ -22556,7 +22591,7 @@
                 <wp:inline distT="0" distB="0" distL="0" distR="0">
                   <wp:extent cx="1259840" cy="641985"/>
                   <wp:effectExtent l="0" t="0" r="0" b="0"/>
-                  <wp:docPr id="41" name="Image20"/>
+                  <wp:docPr id="42" name="Image20"/>
                   <wp:cNvGraphicFramePr>
                     <a:graphicFrameLocks xmlns:a="http://schemas.openxmlformats.org/drawingml/2006/main" noChangeAspect="1"/>
                   </wp:cNvGraphicFramePr>
@@ -22564,13 +22599,13 @@
                     <a:graphicData uri="http://schemas.openxmlformats.org/drawingml/2006/picture">
                       <pic:pic xmlns:pic="http://schemas.openxmlformats.org/drawingml/2006/picture">
                         <pic:nvPicPr>
-                          <pic:cNvPr id="41" name="Image20"/>
+                          <pic:cNvPr id="42" name="Image20"/>
                           <pic:cNvPicPr>
                             <a:picLocks noChangeAspect="1" noChangeArrowheads="1"/>
                           </pic:cNvPicPr>
                         </pic:nvPicPr>
                         <pic:blipFill>
-                          <a:blip r:embed="rId123"/>
+                          <a:blip r:embed="rId124"/>
                           <a:stretch>
                             <a:fillRect/>
                           </a:stretch>
@@ -22610,7 +22645,7 @@
                 <wp:inline distT="0" distB="0" distL="0" distR="0">
                   <wp:extent cx="1259840" cy="493395"/>
                   <wp:effectExtent l="0" t="0" r="0" b="0"/>
-                  <wp:docPr id="42" name="Image21"/>
+                  <wp:docPr id="43" name="Image21"/>
                   <wp:cNvGraphicFramePr>
                     <a:graphicFrameLocks xmlns:a="http://schemas.openxmlformats.org/drawingml/2006/main" noChangeAspect="1"/>
                   </wp:cNvGraphicFramePr>
@@ -22618,13 +22653,13 @@
                     <a:graphicData uri="http://schemas.openxmlformats.org/drawingml/2006/picture">
                       <pic:pic xmlns:pic="http://schemas.openxmlformats.org/drawingml/2006/picture">
                         <pic:nvPicPr>
-                          <pic:cNvPr id="42" name="Image21"/>
+                          <pic:cNvPr id="43" name="Image21"/>
                           <pic:cNvPicPr>
                             <a:picLocks noChangeAspect="1" noChangeArrowheads="1"/>
                           </pic:cNvPicPr>
                         </pic:nvPicPr>
                         <pic:blipFill>
-                          <a:blip r:embed="rId124"/>
+                          <a:blip r:embed="rId125"/>
                           <a:stretch>
                             <a:fillRect/>
                           </a:stretch>
@@ -22722,7 +22757,7 @@
           <wp:inline distT="0" distB="0" distL="0" distR="0">
             <wp:extent cx="1440180" cy="587375"/>
             <wp:effectExtent l="0" t="0" r="0" b="0"/>
-            <wp:docPr id="43" name="Image22"/>
+            <wp:docPr id="44" name="Image22"/>
             <wp:cNvGraphicFramePr>
               <a:graphicFrameLocks xmlns:a="http://schemas.openxmlformats.org/drawingml/2006/main" noChangeAspect="1"/>
             </wp:cNvGraphicFramePr>
@@ -22730,13 +22765,13 @@
               <a:graphicData uri="http://schemas.openxmlformats.org/drawingml/2006/picture">
                 <pic:pic xmlns:pic="http://schemas.openxmlformats.org/drawingml/2006/picture">
                   <pic:nvPicPr>
-                    <pic:cNvPr id="43" name="Image22"/>
+                    <pic:cNvPr id="44" name="Image22"/>
                     <pic:cNvPicPr>
                       <a:picLocks noChangeAspect="1" noChangeArrowheads="1"/>
                     </pic:cNvPicPr>
                   </pic:nvPicPr>
                   <pic:blipFill>
-                    <a:blip r:embed="rId125"/>
+                    <a:blip r:embed="rId126"/>
                     <a:stretch>
                       <a:fillRect/>
                     </a:stretch>
@@ -23940,7 +23975,7 @@
                 <wp:inline distT="0" distB="0" distL="0" distR="0">
                   <wp:extent cx="1259840" cy="641985"/>
                   <wp:effectExtent l="0" t="0" r="0" b="0"/>
-                  <wp:docPr id="44" name="Image23"/>
+                  <wp:docPr id="45" name="Image23"/>
                   <wp:cNvGraphicFramePr>
                     <a:graphicFrameLocks xmlns:a="http://schemas.openxmlformats.org/drawingml/2006/main" noChangeAspect="1"/>
                   </wp:cNvGraphicFramePr>
@@ -23948,13 +23983,13 @@
                     <a:graphicData uri="http://schemas.openxmlformats.org/drawingml/2006/picture">
                       <pic:pic xmlns:pic="http://schemas.openxmlformats.org/drawingml/2006/picture">
                         <pic:nvPicPr>
-                          <pic:cNvPr id="44" name="Image23"/>
+                          <pic:cNvPr id="45" name="Image23"/>
                           <pic:cNvPicPr>
                             <a:picLocks noChangeAspect="1" noChangeArrowheads="1"/>
                           </pic:cNvPicPr>
                         </pic:nvPicPr>
                         <pic:blipFill>
-                          <a:blip r:embed="rId126"/>
+                          <a:blip r:embed="rId127"/>
                           <a:stretch>
                             <a:fillRect/>
                           </a:stretch>
@@ -23994,7 +24029,7 @@
                 <wp:inline distT="0" distB="0" distL="0" distR="0">
                   <wp:extent cx="1259840" cy="493395"/>
                   <wp:effectExtent l="0" t="0" r="0" b="0"/>
-                  <wp:docPr id="45" name="Image24"/>
+                  <wp:docPr id="46" name="Image24"/>
                   <wp:cNvGraphicFramePr>
                     <a:graphicFrameLocks xmlns:a="http://schemas.openxmlformats.org/drawingml/2006/main" noChangeAspect="1"/>
                   </wp:cNvGraphicFramePr>
@@ -24002,13 +24037,13 @@
                     <a:graphicData uri="http://schemas.openxmlformats.org/drawingml/2006/picture">
                       <pic:pic xmlns:pic="http://schemas.openxmlformats.org/drawingml/2006/picture">
                         <pic:nvPicPr>
-                          <pic:cNvPr id="45" name="Image24"/>
+                          <pic:cNvPr id="46" name="Image24"/>
                           <pic:cNvPicPr>
                             <a:picLocks noChangeAspect="1" noChangeArrowheads="1"/>
                           </pic:cNvPicPr>
                         </pic:nvPicPr>
                         <pic:blipFill>
-                          <a:blip r:embed="rId127"/>
+                          <a:blip r:embed="rId128"/>
                           <a:stretch>
                             <a:fillRect/>
                           </a:stretch>
@@ -24106,7 +24141,7 @@
           <wp:inline distT="0" distB="0" distL="0" distR="0">
             <wp:extent cx="1440180" cy="587375"/>
             <wp:effectExtent l="0" t="0" r="0" b="0"/>
-            <wp:docPr id="46" name="Image25"/>
+            <wp:docPr id="47" name="Image25"/>
             <wp:cNvGraphicFramePr>
               <a:graphicFrameLocks xmlns:a="http://schemas.openxmlformats.org/drawingml/2006/main" noChangeAspect="1"/>
             </wp:cNvGraphicFramePr>
@@ -24114,13 +24149,13 @@
               <a:graphicData uri="http://schemas.openxmlformats.org/drawingml/2006/picture">
                 <pic:pic xmlns:pic="http://schemas.openxmlformats.org/drawingml/2006/picture">
                   <pic:nvPicPr>
-                    <pic:cNvPr id="46" name="Image25"/>
+                    <pic:cNvPr id="47" name="Image25"/>
                     <pic:cNvPicPr>
                       <a:picLocks noChangeAspect="1" noChangeArrowheads="1"/>
                     </pic:cNvPicPr>
                   </pic:nvPicPr>
                   <pic:blipFill>
-                    <a:blip r:embed="rId128"/>
+                    <a:blip r:embed="rId129"/>
                     <a:stretch>
                       <a:fillRect/>
                     </a:stretch>
@@ -25324,7 +25359,7 @@
                 <wp:inline distT="0" distB="0" distL="0" distR="0">
                   <wp:extent cx="1259840" cy="641985"/>
                   <wp:effectExtent l="0" t="0" r="0" b="0"/>
-                  <wp:docPr id="47" name="Image26"/>
+                  <wp:docPr id="48" name="Image26"/>
                   <wp:cNvGraphicFramePr>
                     <a:graphicFrameLocks xmlns:a="http://schemas.openxmlformats.org/drawingml/2006/main" noChangeAspect="1"/>
                   </wp:cNvGraphicFramePr>
@@ -25332,13 +25367,13 @@
                     <a:graphicData uri="http://schemas.openxmlformats.org/drawingml/2006/picture">
                       <pic:pic xmlns:pic="http://schemas.openxmlformats.org/drawingml/2006/picture">
                         <pic:nvPicPr>
-                          <pic:cNvPr id="47" name="Image26"/>
+                          <pic:cNvPr id="48" name="Image26"/>
                           <pic:cNvPicPr>
                             <a:picLocks noChangeAspect="1" noChangeArrowheads="1"/>
                           </pic:cNvPicPr>
                         </pic:nvPicPr>
                         <pic:blipFill>
-                          <a:blip r:embed="rId129"/>
+                          <a:blip r:embed="rId130"/>
                           <a:stretch>
                             <a:fillRect/>
                           </a:stretch>
@@ -25378,7 +25413,7 @@
                 <wp:inline distT="0" distB="0" distL="0" distR="0">
                   <wp:extent cx="1259840" cy="493395"/>
                   <wp:effectExtent l="0" t="0" r="0" b="0"/>
-                  <wp:docPr id="48" name="Image27"/>
+                  <wp:docPr id="49" name="Image27"/>
                   <wp:cNvGraphicFramePr>
                     <a:graphicFrameLocks xmlns:a="http://schemas.openxmlformats.org/drawingml/2006/main" noChangeAspect="1"/>
                   </wp:cNvGraphicFramePr>
@@ -25386,13 +25421,13 @@
                     <a:graphicData uri="http://schemas.openxmlformats.org/drawingml/2006/picture">
                       <pic:pic xmlns:pic="http://schemas.openxmlformats.org/drawingml/2006/picture">
                         <pic:nvPicPr>
-                          <pic:cNvPr id="48" name="Image27"/>
+                          <pic:cNvPr id="49" name="Image27"/>
                           <pic:cNvPicPr>
                             <a:picLocks noChangeAspect="1" noChangeArrowheads="1"/>
                           </pic:cNvPicPr>
                         </pic:nvPicPr>
                         <pic:blipFill>
-                          <a:blip r:embed="rId130"/>
+                          <a:blip r:embed="rId131"/>
                           <a:stretch>
                             <a:fillRect/>
                           </a:stretch>
@@ -25490,7 +25525,7 @@
           <wp:inline distT="0" distB="0" distL="0" distR="0">
             <wp:extent cx="1440180" cy="587375"/>
             <wp:effectExtent l="0" t="0" r="0" b="0"/>
-            <wp:docPr id="49" name="Image28"/>
+            <wp:docPr id="50" name="Image28"/>
             <wp:cNvGraphicFramePr>
               <a:graphicFrameLocks xmlns:a="http://schemas.openxmlformats.org/drawingml/2006/main" noChangeAspect="1"/>
             </wp:cNvGraphicFramePr>
@@ -25498,13 +25533,13 @@
               <a:graphicData uri="http://schemas.openxmlformats.org/drawingml/2006/picture">
                 <pic:pic xmlns:pic="http://schemas.openxmlformats.org/drawingml/2006/picture">
                   <pic:nvPicPr>
-                    <pic:cNvPr id="49" name="Image28"/>
+                    <pic:cNvPr id="50" name="Image28"/>
                     <pic:cNvPicPr>
                       <a:picLocks noChangeAspect="1" noChangeArrowheads="1"/>
                     </pic:cNvPicPr>
                   </pic:nvPicPr>
                   <pic:blipFill>
-                    <a:blip r:embed="rId131"/>
+                    <a:blip r:embed="rId132"/>
                     <a:stretch>
                       <a:fillRect/>
                     </a:stretch>
@@ -26708,7 +26743,7 @@
                 <wp:inline distT="0" distB="0" distL="0" distR="0">
                   <wp:extent cx="1259840" cy="641985"/>
                   <wp:effectExtent l="0" t="0" r="0" b="0"/>
-                  <wp:docPr id="50" name="Image29"/>
+                  <wp:docPr id="51" name="Image29"/>
                   <wp:cNvGraphicFramePr>
                     <a:graphicFrameLocks xmlns:a="http://schemas.openxmlformats.org/drawingml/2006/main" noChangeAspect="1"/>
                   </wp:cNvGraphicFramePr>
@@ -26716,13 +26751,13 @@
                     <a:graphicData uri="http://schemas.openxmlformats.org/drawingml/2006/picture">
                       <pic:pic xmlns:pic="http://schemas.openxmlformats.org/drawingml/2006/picture">
                         <pic:nvPicPr>
-                          <pic:cNvPr id="50" name="Image29"/>
+                          <pic:cNvPr id="51" name="Image29"/>
                           <pic:cNvPicPr>
                             <a:picLocks noChangeAspect="1" noChangeArrowheads="1"/>
                           </pic:cNvPicPr>
                         </pic:nvPicPr>
                         <pic:blipFill>
-                          <a:blip r:embed="rId132"/>
+                          <a:blip r:embed="rId133"/>
                           <a:stretch>
                             <a:fillRect/>
                           </a:stretch>
@@ -26762,7 +26797,7 @@
                 <wp:inline distT="0" distB="0" distL="0" distR="0">
                   <wp:extent cx="1259840" cy="493395"/>
                   <wp:effectExtent l="0" t="0" r="0" b="0"/>
-                  <wp:docPr id="51" name="Image30"/>
+                  <wp:docPr id="52" name="Image30"/>
                   <wp:cNvGraphicFramePr>
                     <a:graphicFrameLocks xmlns:a="http://schemas.openxmlformats.org/drawingml/2006/main" noChangeAspect="1"/>
                   </wp:cNvGraphicFramePr>
@@ -26770,13 +26805,13 @@
                     <a:graphicData uri="http://schemas.openxmlformats.org/drawingml/2006/picture">
                       <pic:pic xmlns:pic="http://schemas.openxmlformats.org/drawingml/2006/picture">
                         <pic:nvPicPr>
-                          <pic:cNvPr id="51" name="Image30"/>
+                          <pic:cNvPr id="52" name="Image30"/>
                           <pic:cNvPicPr>
                             <a:picLocks noChangeAspect="1" noChangeArrowheads="1"/>
                           </pic:cNvPicPr>
                         </pic:nvPicPr>
                         <pic:blipFill>
-                          <a:blip r:embed="rId133"/>
+                          <a:blip r:embed="rId134"/>
                           <a:stretch>
                             <a:fillRect/>
                           </a:stretch>
@@ -26874,7 +26909,7 @@
           <wp:inline distT="0" distB="0" distL="0" distR="0">
             <wp:extent cx="1440180" cy="587375"/>
             <wp:effectExtent l="0" t="0" r="0" b="0"/>
-            <wp:docPr id="52" name="Image31"/>
+            <wp:docPr id="53" name="Image31"/>
             <wp:cNvGraphicFramePr>
               <a:graphicFrameLocks xmlns:a="http://schemas.openxmlformats.org/drawingml/2006/main" noChangeAspect="1"/>
             </wp:cNvGraphicFramePr>
@@ -26882,13 +26917,13 @@
               <a:graphicData uri="http://schemas.openxmlformats.org/drawingml/2006/picture">
                 <pic:pic xmlns:pic="http://schemas.openxmlformats.org/drawingml/2006/picture">
                   <pic:nvPicPr>
-                    <pic:cNvPr id="52" name="Image31"/>
+                    <pic:cNvPr id="53" name="Image31"/>
                     <pic:cNvPicPr>
                       <a:picLocks noChangeAspect="1" noChangeArrowheads="1"/>
                     </pic:cNvPicPr>
                   </pic:nvPicPr>
                   <pic:blipFill>
-                    <a:blip r:embed="rId134"/>
+                    <a:blip r:embed="rId135"/>
                     <a:stretch>
                       <a:fillRect/>
                     </a:stretch>
@@ -26920,9 +26955,9 @@
       </w:r>
     </w:p>
     <w:sectPr>
-      <w:footerReference w:type="even" r:id="rId135"/>
-      <w:footerReference w:type="default" r:id="rId136"/>
-      <w:footerReference w:type="first" r:id="rId137"/>
+      <w:footerReference w:type="even" r:id="rId136"/>
+      <w:footerReference w:type="default" r:id="rId137"/>
+      <w:footerReference w:type="first" r:id="rId138"/>
       <w:type w:val="nextPage"/>
       <w:pgSz w:w="12240" w:h="15840"/>
       <w:pgMar w:left="2268" w:right="1701" w:gutter="0" w:header="0" w:top="1701" w:footer="720" w:bottom="1701"/>

--- a/amaal/reportes/Informe_Pasantia_IUTECP_con_Cronogramas.docx
+++ b/amaal/reportes/Informe_Pasantia_IUTECP_con_Cronogramas.docx
@@ -238,7 +238,7 @@
               </w:rPr>
               <w:t>Tutor Industrial:</w:t>
               <w:br/>
-              <w:t>Mata, Lenny</w:t>
+              <w:t>Lic. Lenny Mata</w:t>
               <w:br/>
               <w:t>C.I.: 8969750</w:t>
               <w:br/>
@@ -415,9 +415,52 @@
       </w:pPr>
       <w:r>
         <w:rPr>
-          <w:sz w:val="24"/>
-        </w:rPr>
-        <w:t>En mi carácter de tutor industrial del informe de pasantías presentado por: Alrifaai Alrifaaie, Amaal, de Cédula de Identidad V-31.985.792; para optar al grado de Técnico Superior Universitario en la especialidad de: Administración, cuyo título es; “EVALUACIÓN DEL CONTROL ADMINISTRATIVO APLICADO A LA GESTIÓN DE SOLICITUDES DE SERVICIOS DE TELECOMUNICACIONES EN LA EMPRESA INGENIERÍA DE TELECOMUNICACIONES, C.A.”, manifiesto que cumple con los requisitos exigidos por el Instituto Universitario de Tecnología “Elías Calixto Pompa” (IUTECP); y que, por lo tanto, considero que reúne los méritos suficientes para ser evaluado por el jurado que se decida designar a tal fin.</w:t>
+          <w:b w:val="false"/>
+          <w:sz w:val="24"/>
+        </w:rPr>
+        <w:t xml:space="preserve">En mi carácter de tutor industrial del informe de pasantías presentado por: </w:t>
+      </w:r>
+      <w:r>
+        <w:rPr>
+          <w:b/>
+          <w:sz w:val="24"/>
+        </w:rPr>
+        <w:t>ALRIFAAI ALRIFAAIE, AMAAL</w:t>
+      </w:r>
+      <w:r>
+        <w:rPr>
+          <w:b w:val="false"/>
+          <w:sz w:val="24"/>
+        </w:rPr>
+        <w:t>, de Cédula de Identidad V-31.985.792; para optar al grado de Técnico Superior Universitario en la especialidad de: Administración, cuyo título es; “</w:t>
+      </w:r>
+      <w:r>
+        <w:rPr>
+          <w:b/>
+          <w:sz w:val="24"/>
+        </w:rPr>
+        <w:t>EVALUACIÓN DEL CONTROL ADMINISTRATIVO APLICADO A LA GESTIÓN DE SOLICITUDES DE SERVICIOS DE TELECOMUNICACIONES EN LA EMPRESA INGENIERÍA DE TELECOMUNICACIONES, C.A.</w:t>
+      </w:r>
+      <w:r>
+        <w:rPr>
+          <w:b w:val="false"/>
+          <w:sz w:val="24"/>
+        </w:rPr>
+        <w:t xml:space="preserve">”, manifiesto que cumple con los requisitos exigidos por el </w:t>
+      </w:r>
+      <w:r>
+        <w:rPr>
+          <w:b/>
+          <w:sz w:val="24"/>
+        </w:rPr>
+        <w:t>INSTITUTO UNIVERSITARIO DE TECNOLOGÍA “ELÍAS CALIXTO POMPA” (IUTECP)</w:t>
+      </w:r>
+      <w:r>
+        <w:rPr>
+          <w:b w:val="false"/>
+          <w:sz w:val="24"/>
+        </w:rPr>
+        <w:t>; y que, por lo tanto, considero que reúne los méritos suficientes para ser evaluado por el jurado que se decida designar a tal fin.</w:t>
       </w:r>
     </w:p>
     <w:p>
@@ -530,7 +573,7 @@
           <w:b/>
           <w:sz w:val="24"/>
         </w:rPr>
-        <w:t>Mata, Lenny</w:t>
+        <w:t>Lic. Lenny Mata</w:t>
       </w:r>
     </w:p>
     <w:p>
@@ -670,9 +713,52 @@
       </w:pPr>
       <w:r>
         <w:rPr>
-          <w:sz w:val="24"/>
-        </w:rPr>
-        <w:t>En mi carácter de tutor académico del informe de pasantías presentado por: Alrifaai Alrifaaie, Amaal, de Cédula de Identidad V-31.985.792; para optar al grado de Técnico Superior Universitario en la especialidad de: Administración, cuyo título es; “EVALUACIÓN DEL CONTROL ADMINISTRATIVO APLICADO A LA GESTIÓN DE SOLICITUDES DE SERVICIOS DE TELECOMUNICACIONES EN LA EMPRESA INGENIERÍA DE TELECOMUNICACIONES, C.A.”, manifiesto que cumple con los requisitos exigidos por el Instituto Universitario de Tecnología “Elías Calixto Pompa” (IUTECP); y que, por lo tanto, considero que reúne los méritos suficientes para ser evaluado por el jurado que se decida designar a tal fin.</w:t>
+          <w:b w:val="false"/>
+          <w:sz w:val="24"/>
+        </w:rPr>
+        <w:t xml:space="preserve">En mi carácter de tutor académico del informe de pasantías presentado por: </w:t>
+      </w:r>
+      <w:r>
+        <w:rPr>
+          <w:b/>
+          <w:sz w:val="24"/>
+        </w:rPr>
+        <w:t>ALRIFAAI ALRIFAAIE, AMAAL</w:t>
+      </w:r>
+      <w:r>
+        <w:rPr>
+          <w:b w:val="false"/>
+          <w:sz w:val="24"/>
+        </w:rPr>
+        <w:t>, de Cédula de Identidad V-31.985.792; para optar al grado de Técnico Superior Universitario en la especialidad de: Administración, cuyo título es; “</w:t>
+      </w:r>
+      <w:r>
+        <w:rPr>
+          <w:b/>
+          <w:sz w:val="24"/>
+        </w:rPr>
+        <w:t>EVALUACIÓN DEL CONTROL ADMINISTRATIVO APLICADO A LA GESTIÓN DE SOLICITUDES DE SERVICIOS DE TELECOMUNICACIONES EN LA EMPRESA INGENIERÍA DE TELECOMUNICACIONES, C.A.</w:t>
+      </w:r>
+      <w:r>
+        <w:rPr>
+          <w:b w:val="false"/>
+          <w:sz w:val="24"/>
+        </w:rPr>
+        <w:t xml:space="preserve">”, manifiesto que cumple con los requisitos exigidos por el </w:t>
+      </w:r>
+      <w:r>
+        <w:rPr>
+          <w:b/>
+          <w:sz w:val="24"/>
+        </w:rPr>
+        <w:t>INSTITUTO UNIVERSITARIO DE TECNOLOGÍA “ELÍAS CALIXTO POMPA” (IUTECP)</w:t>
+      </w:r>
+      <w:r>
+        <w:rPr>
+          <w:b w:val="false"/>
+          <w:sz w:val="24"/>
+        </w:rPr>
+        <w:t>; y que, por lo tanto, considero que reúne los méritos suficientes para ser evaluado por el jurado que se decida designar a tal fin.</w:t>
       </w:r>
     </w:p>
     <w:p>
@@ -1582,7 +1668,7 @@
           <w:b w:val="false"/>
           <w:sz w:val="24"/>
         </w:rPr>
-        <w:t>Estructura organizacional de la empresa (organigrama)</w:t>
+        <w:t>Estructura organizativa de la empresa (Organigrama)</w:t>
         <w:tab/>
       </w:r>
       <w:r>
@@ -1869,7 +1955,7 @@
           <w:b w:val="false"/>
           <w:sz w:val="24"/>
         </w:rPr>
-        <w:t>Cronograma de actividades</w:t>
+        <w:t>CRONOGRAMA DE ACTIVIDADES (DIAGRAMA DE GANTT)</w:t>
         <w:tab/>
       </w:r>
       <w:r>
@@ -4739,7 +4825,7 @@
           <w:b/>
           <w:sz w:val="24"/>
         </w:rPr>
-        <w:t>Estructura Organizativa</w:t>
+        <w:t>Estructura organizativa de la empresa (Organigrama)</w:t>
       </w:r>
       <w:bookmarkEnd w:id="23"/>
     </w:p>
@@ -5060,6 +5146,22 @@
     </w:p>
     <w:p>
       <w:pPr>
+        <w:pStyle w:val="Normal"/>
+        <w:spacing w:lineRule="auto" w:line="360" w:before="0" w:after="0"/>
+        <w:ind w:firstLine="709"/>
+        <w:jc w:val="both"/>
+        <w:rPr/>
+      </w:pPr>
+      <w:r>
+        <w:rPr>
+          <w:i w:val="false"/>
+          <w:sz w:val="24"/>
+        </w:rPr>
+        <w:t>La identificación de la situación problemática permite analizar las condiciones que afectan el control administrativo aplicado a la gestión de solicitudes de servicios en Ingeniería de Telecomunicaciones, C.A. Para comprender la problemática de manera progresiva, se consideran aspectos generales relacionados con las organizaciones de servicio, las características propias del sector de telecomunicaciones y, finalmente, las condiciones observadas directamente en la empresa durante el período de pasantías.</w:t>
+      </w:r>
+    </w:p>
+    <w:p>
+      <w:pPr>
         <w:pStyle w:val="IUTECPTtulo2"/>
         <w:keepNext w:val="true"/>
         <w:keepLines/>
@@ -5171,23 +5273,6 @@
           <w:sz w:val="24"/>
         </w:rPr>
         <w:t>Las principales manifestaciones se relacionan con demoras en la actualización de casos, comunicación fragmentada entre áreas, ausencia de tiempos de referencia por etapa y carencia de indicadores básicos de seguimiento. Como consecuencias pueden generarse reprocesos, mayor tiempo de respuesta y dificultades para ofrecer al suscriptor información precisa sobre el estado de su solicitud.</w:t>
-      </w:r>
-    </w:p>
-    <w:p>
-      <w:pPr>
-        <w:pStyle w:val="IUTECPTtulo2"/>
-        <w:keepNext w:val="true"/>
-        <w:keepLines/>
-        <w:spacing w:lineRule="auto" w:line="360" w:before="480" w:after="480"/>
-        <w:jc w:val="start"/>
-        <w:rPr/>
-      </w:pPr>
-      <w:r>
-        <w:rPr>
-          <w:b/>
-          <w:sz w:val="24"/>
-        </w:rPr>
-        <w:t>Técnica empleada para el diagnóstico</w:t>
       </w:r>
     </w:p>
     <w:p>
@@ -6115,7 +6200,7 @@
         <w:rPr>
           <w:sz w:val="20"/>
         </w:rPr>
-        <w:t>Elaboración propia (2026).</w:t>
+        <w:t>Alrifaai A. (2026).</w:t>
       </w:r>
     </w:p>
     <w:p>
@@ -6142,7 +6227,7 @@
           <w:b/>
           <w:sz w:val="24"/>
         </w:rPr>
-        <w:t>Cronograma de actividades</w:t>
+        <w:t>CRONOGRAMA DE ACTIVIDADES (DIAGRAMA DE GANTT)</w:t>
       </w:r>
       <w:bookmarkEnd w:id="33"/>
     </w:p>
@@ -10827,7 +10912,7 @@
         <w:pStyle w:val="IUTECPTtulo2"/>
         <w:keepNext w:val="true"/>
         <w:keepLines/>
-        <w:spacing w:lineRule="auto" w:line="360" w:before="480" w:after="480"/>
+        <w:spacing w:lineRule="auto" w:line="360" w:before="240" w:after="240"/>
         <w:jc w:val="start"/>
         <w:rPr/>
       </w:pPr>
@@ -10891,7 +10976,7 @@
         <w:pStyle w:val="IUTECPTtulo2"/>
         <w:keepNext w:val="true"/>
         <w:keepLines/>
-        <w:spacing w:lineRule="auto" w:line="360" w:before="480" w:after="480"/>
+        <w:spacing w:lineRule="auto" w:line="360" w:before="240" w:after="240"/>
         <w:jc w:val="start"/>
         <w:rPr/>
       </w:pPr>
@@ -11895,6 +11980,21 @@
     <w:p>
       <w:pPr>
         <w:pStyle w:val="Normal"/>
+        <w:keepNext w:val="true"/>
+        <w:spacing w:before="240" w:after="0"/>
+        <w:rPr/>
+      </w:pPr>
+      <w:r>
+        <w:rPr>
+          <w:b/>
+          <w:sz w:val="24"/>
+        </w:rPr>
+        <w:t>A la empresa Ingeniería de Telecomunicaciones, C.A.</w:t>
+      </w:r>
+    </w:p>
+    <w:p>
+      <w:pPr>
+        <w:pStyle w:val="Normal"/>
         <w:spacing w:lineRule="auto" w:line="360"/>
         <w:ind w:firstLine="709"/>
         <w:jc w:val="both"/>
@@ -11935,6 +12035,66 @@
           <w:sz w:val="24"/>
         </w:rPr>
         <w:t>3. Registrar y revisar periódicamente tiempos de respuesta, solicitudes pendientes y casos cerrados para identificar retrasos recurrentes y aplicar acciones correctivas.</w:t>
+      </w:r>
+    </w:p>
+    <w:p>
+      <w:pPr>
+        <w:pStyle w:val="Normal"/>
+        <w:spacing w:lineRule="auto" w:line="360"/>
+        <w:ind w:firstLine="709"/>
+        <w:jc w:val="both"/>
+        <w:rPr/>
+      </w:pPr>
+      <w:r>
+        <w:rPr>
+          <w:sz w:val="24"/>
+        </w:rPr>
+        <w:t>4. Evaluar posteriormente una herramienta digital centralizada de seguimiento cuando el procedimiento administrativo ya se encuentre formalizado y validado por las áreas involucradas.</w:t>
+      </w:r>
+    </w:p>
+    <w:p>
+      <w:pPr>
+        <w:pStyle w:val="Normal"/>
+        <w:keepNext w:val="true"/>
+        <w:spacing w:before="240" w:after="0"/>
+        <w:rPr/>
+      </w:pPr>
+      <w:r>
+        <w:rPr>
+          <w:b/>
+          <w:sz w:val="24"/>
+        </w:rPr>
+        <w:t>Al Instituto Universitario de Tecnología “Elías Calixto Pompa” (IUTECP).</w:t>
+      </w:r>
+    </w:p>
+    <w:p>
+      <w:pPr>
+        <w:pStyle w:val="Normal"/>
+        <w:spacing w:lineRule="auto" w:line="360"/>
+        <w:ind w:firstLine="709"/>
+        <w:jc w:val="both"/>
+        <w:rPr/>
+      </w:pPr>
+      <w:r>
+        <w:rPr>
+          <w:sz w:val="24"/>
+        </w:rPr>
+        <w:t>1. Continuar fortaleciendo el acompañamiento académico durante las pasantías y la articulación entre los conocimientos adquiridos en la carrera y las situaciones administrativas observadas en las empresas.</w:t>
+      </w:r>
+    </w:p>
+    <w:p>
+      <w:pPr>
+        <w:pStyle w:val="Normal"/>
+        <w:keepNext w:val="true"/>
+        <w:spacing w:before="240" w:after="0"/>
+        <w:rPr/>
+      </w:pPr>
+      <w:r>
+        <w:rPr>
+          <w:b/>
+          <w:sz w:val="24"/>
+        </w:rPr>
+        <w:t>A futuros pasantes.</w:t>
       </w:r>
     </w:p>
     <w:p>
@@ -11962,7 +12122,7 @@
         <w:rPr>
           <w:sz w:val="24"/>
         </w:rPr>
-        <w:t>4. Evaluar posteriormente una herramienta digital centralizada de seguimiento cuando el procedimiento administrativo ya se encuentre formalizado y validado por las áreas involucradas.</w:t>
+        <w:t>1. Llevar un registro sistemático de las actividades desde las primeras semanas, observar los procesos administrativos, conservar las evidencias pertinentes y relacionar las tareas realizadas con los objetivos establecidos en el informe.</w:t>
       </w:r>
     </w:p>
     <w:p>
@@ -13325,8 +13485,6 @@
     <w:p>
       <w:pPr>
         <w:pStyle w:val="Normal"/>
-        <w:keepNext w:val="true"/>
-        <w:keepLines/>
         <w:spacing w:before="120" w:after="240"/>
         <w:jc w:val="center"/>
         <w:rPr/>
@@ -13338,34 +13496,8 @@
         </w:rPr>
         <w:t>Fotografía 1. Registro de actividades administrativas frente al equipo de trabajo.</w:t>
       </w:r>
-    </w:p>
-    <w:p>
-      <w:pPr>
-        <w:pStyle w:val="Normal"/>
-        <w:rPr/>
-      </w:pPr>
-      <w:r>
-        <w:rPr/>
-      </w:r>
       <w:r>
         <w:br w:type="page"/>
-      </w:r>
-    </w:p>
-    <w:p>
-      <w:pPr>
-        <w:pStyle w:val="Normal"/>
-        <w:keepNext w:val="true"/>
-        <w:keepLines/>
-        <w:spacing w:before="0" w:after="480"/>
-        <w:jc w:val="center"/>
-        <w:rPr/>
-      </w:pPr>
-      <w:r>
-        <w:rPr>
-          <w:b/>
-          <w:sz w:val="20"/>
-        </w:rPr>
-        <w:t>ANEXO I (CONT.)</w:t>
       </w:r>
     </w:p>
     <w:p>
@@ -13421,8 +13553,6 @@
     <w:p>
       <w:pPr>
         <w:pStyle w:val="Normal"/>
-        <w:keepNext w:val="true"/>
-        <w:keepLines/>
         <w:spacing w:before="120" w:after="240"/>
         <w:jc w:val="center"/>
         <w:rPr/>
@@ -13434,34 +13564,8 @@
         </w:rPr>
         <w:t>Fotografía 2. Vista general del espacio de trabajo del área administrativa.</w:t>
       </w:r>
-    </w:p>
-    <w:p>
-      <w:pPr>
-        <w:pStyle w:val="Normal"/>
-        <w:rPr/>
-      </w:pPr>
-      <w:r>
-        <w:rPr/>
-      </w:r>
       <w:r>
         <w:br w:type="page"/>
-      </w:r>
-    </w:p>
-    <w:p>
-      <w:pPr>
-        <w:pStyle w:val="Normal"/>
-        <w:keepNext w:val="true"/>
-        <w:keepLines/>
-        <w:spacing w:before="0" w:after="480"/>
-        <w:jc w:val="center"/>
-        <w:rPr/>
-      </w:pPr>
-      <w:r>
-        <w:rPr>
-          <w:b/>
-          <w:sz w:val="20"/>
-        </w:rPr>
-        <w:t>ANEXO I (CONT.)</w:t>
       </w:r>
     </w:p>
     <w:p>
@@ -13517,8 +13621,6 @@
     <w:p>
       <w:pPr>
         <w:pStyle w:val="Normal"/>
-        <w:keepNext w:val="true"/>
-        <w:keepLines/>
         <w:spacing w:before="120" w:after="240"/>
         <w:jc w:val="center"/>
         <w:rPr/>
@@ -13530,34 +13632,8 @@
         </w:rPr>
         <w:t>Fotografía 3. Verificación de información en los registros administrativos del área.</w:t>
       </w:r>
-    </w:p>
-    <w:p>
-      <w:pPr>
-        <w:pStyle w:val="Normal"/>
-        <w:rPr/>
-      </w:pPr>
-      <w:r>
-        <w:rPr/>
-      </w:r>
       <w:r>
         <w:br w:type="page"/>
-      </w:r>
-    </w:p>
-    <w:p>
-      <w:pPr>
-        <w:pStyle w:val="Normal"/>
-        <w:keepNext w:val="true"/>
-        <w:keepLines/>
-        <w:spacing w:before="0" w:after="480"/>
-        <w:jc w:val="center"/>
-        <w:rPr/>
-      </w:pPr>
-      <w:r>
-        <w:rPr>
-          <w:b/>
-          <w:sz w:val="20"/>
-        </w:rPr>
-        <w:t>ANEXO I (CONT.)</w:t>
       </w:r>
     </w:p>
     <w:p>
@@ -13613,8 +13689,6 @@
     <w:p>
       <w:pPr>
         <w:pStyle w:val="Normal"/>
-        <w:keepNext w:val="true"/>
-        <w:keepLines/>
         <w:spacing w:before="120" w:after="240"/>
         <w:jc w:val="center"/>
         <w:rPr/>
@@ -13626,34 +13700,8 @@
         </w:rPr>
         <w:t>Fotografía 4. Puesto de trabajo utilizado para la gestión de información administrativa.</w:t>
       </w:r>
-    </w:p>
-    <w:p>
-      <w:pPr>
-        <w:pStyle w:val="Normal"/>
-        <w:rPr/>
-      </w:pPr>
-      <w:r>
-        <w:rPr/>
-      </w:r>
       <w:r>
         <w:br w:type="page"/>
-      </w:r>
-    </w:p>
-    <w:p>
-      <w:pPr>
-        <w:pStyle w:val="Normal"/>
-        <w:keepNext w:val="true"/>
-        <w:keepLines/>
-        <w:spacing w:before="0" w:after="480"/>
-        <w:jc w:val="center"/>
-        <w:rPr/>
-      </w:pPr>
-      <w:r>
-        <w:rPr>
-          <w:b/>
-          <w:sz w:val="20"/>
-        </w:rPr>
-        <w:t>ANEXO I (CONT.)</w:t>
       </w:r>
     </w:p>
     <w:p>
@@ -13709,8 +13757,6 @@
     <w:p>
       <w:pPr>
         <w:pStyle w:val="Normal"/>
-        <w:keepNext w:val="true"/>
-        <w:keepLines/>
         <w:spacing w:before="120" w:after="240"/>
         <w:jc w:val="center"/>
         <w:rPr/>
@@ -13722,34 +13768,8 @@
         </w:rPr>
         <w:t>Fotografía 5. Revisión de registros y documentos desde el puesto de trabajo.</w:t>
       </w:r>
-    </w:p>
-    <w:p>
-      <w:pPr>
-        <w:pStyle w:val="Normal"/>
-        <w:rPr/>
-      </w:pPr>
-      <w:r>
-        <w:rPr/>
-      </w:r>
       <w:r>
         <w:br w:type="page"/>
-      </w:r>
-    </w:p>
-    <w:p>
-      <w:pPr>
-        <w:pStyle w:val="Normal"/>
-        <w:keepNext w:val="true"/>
-        <w:keepLines/>
-        <w:spacing w:before="0" w:after="480"/>
-        <w:jc w:val="center"/>
-        <w:rPr/>
-      </w:pPr>
-      <w:r>
-        <w:rPr>
-          <w:b/>
-          <w:sz w:val="20"/>
-        </w:rPr>
-        <w:t>ANEXO I (CONT.)</w:t>
       </w:r>
     </w:p>
     <w:p>
@@ -13805,8 +13825,6 @@
     <w:p>
       <w:pPr>
         <w:pStyle w:val="Normal"/>
-        <w:keepNext w:val="true"/>
-        <w:keepLines/>
         <w:spacing w:before="120" w:after="240"/>
         <w:jc w:val="center"/>
         <w:rPr/>
@@ -13818,34 +13836,8 @@
         </w:rPr>
         <w:t>Fotografía 6. Revisión de información de pagos y soportes documentales.</w:t>
       </w:r>
-    </w:p>
-    <w:p>
-      <w:pPr>
-        <w:pStyle w:val="Normal"/>
-        <w:rPr/>
-      </w:pPr>
-      <w:r>
-        <w:rPr/>
-      </w:r>
       <w:r>
         <w:br w:type="page"/>
-      </w:r>
-    </w:p>
-    <w:p>
-      <w:pPr>
-        <w:pStyle w:val="Normal"/>
-        <w:keepNext w:val="true"/>
-        <w:keepLines/>
-        <w:spacing w:before="0" w:after="480"/>
-        <w:jc w:val="center"/>
-        <w:rPr/>
-      </w:pPr>
-      <w:r>
-        <w:rPr>
-          <w:b/>
-          <w:sz w:val="20"/>
-        </w:rPr>
-        <w:t>ANEXO I (CONT.)</w:t>
       </w:r>
     </w:p>
     <w:p>
@@ -13901,8 +13893,6 @@
     <w:p>
       <w:pPr>
         <w:pStyle w:val="Normal"/>
-        <w:keepNext w:val="true"/>
-        <w:keepLines/>
         <w:spacing w:before="120" w:after="240"/>
         <w:jc w:val="center"/>
         <w:rPr/>
@@ -13914,34 +13904,8 @@
         </w:rPr>
         <w:t>Fotografía 7. Puesto de trabajo del área administrativa.</w:t>
       </w:r>
-    </w:p>
-    <w:p>
-      <w:pPr>
-        <w:pStyle w:val="Normal"/>
-        <w:rPr/>
-      </w:pPr>
-      <w:r>
-        <w:rPr/>
-      </w:r>
       <w:r>
         <w:br w:type="page"/>
-      </w:r>
-    </w:p>
-    <w:p>
-      <w:pPr>
-        <w:pStyle w:val="Normal"/>
-        <w:keepNext w:val="true"/>
-        <w:keepLines/>
-        <w:spacing w:before="0" w:after="480"/>
-        <w:jc w:val="center"/>
-        <w:rPr/>
-      </w:pPr>
-      <w:r>
-        <w:rPr>
-          <w:b/>
-          <w:sz w:val="20"/>
-        </w:rPr>
-        <w:t>ANEXO I (CONT.)</w:t>
       </w:r>
     </w:p>
     <w:p>
@@ -13997,8 +13961,6 @@
     <w:p>
       <w:pPr>
         <w:pStyle w:val="Normal"/>
-        <w:keepNext w:val="true"/>
-        <w:keepLines/>
         <w:spacing w:before="120" w:after="240"/>
         <w:jc w:val="center"/>
         <w:rPr/>
@@ -14205,7 +14167,7 @@
         <w:rPr>
           <w:sz w:val="24"/>
         </w:rPr>
-        <w:t>Lenny Mata  |  C.I.: 8969750</w:t>
+        <w:t>Lic. Lenny Mata  |  C.I.: 8969750</w:t>
       </w:r>
     </w:p>
     <w:p>
@@ -15085,10 +15047,22 @@
     <w:p>
       <w:pPr>
         <w:pStyle w:val="Normal"/>
-        <w:rPr/>
-      </w:pPr>
-      <w:r>
-        <w:rPr/>
+        <w:spacing w:lineRule="auto" w:line="240" w:before="0" w:after="120"/>
+        <w:ind w:hanging="0"/>
+        <w:rPr/>
+      </w:pPr>
+      <w:r>
+        <w:rPr>
+          <w:i/>
+          <w:sz w:val="20"/>
+        </w:rPr>
+        <w:t xml:space="preserve">Fuente: </w:t>
+      </w:r>
+      <w:r>
+        <w:rPr>
+          <w:sz w:val="20"/>
+        </w:rPr>
+        <w:t>Alrifaai A. (2026).</w:t>
       </w:r>
     </w:p>
     <w:p>
@@ -15352,7 +15326,7 @@
               </w:rPr>
               <w:t>Firma del Tutor Industrial:</w:t>
               <w:br/>
-              <w:t>Lenny Mata  |  C.I.: 8969750</w:t>
+              <w:t>Lic. Lenny Mata  |  C.I.: 8969750</w:t>
             </w:r>
           </w:p>
         </w:tc>
@@ -15589,7 +15563,7 @@
         <w:rPr>
           <w:sz w:val="24"/>
         </w:rPr>
-        <w:t>Lenny Mata  |  C.I.: 8969750</w:t>
+        <w:t>Lic. Lenny Mata  |  C.I.: 8969750</w:t>
       </w:r>
     </w:p>
     <w:p>
@@ -16469,10 +16443,22 @@
     <w:p>
       <w:pPr>
         <w:pStyle w:val="Normal"/>
-        <w:rPr/>
-      </w:pPr>
-      <w:r>
-        <w:rPr/>
+        <w:spacing w:lineRule="auto" w:line="240" w:before="0" w:after="120"/>
+        <w:ind w:hanging="0"/>
+        <w:rPr/>
+      </w:pPr>
+      <w:r>
+        <w:rPr>
+          <w:i/>
+          <w:sz w:val="20"/>
+        </w:rPr>
+        <w:t xml:space="preserve">Fuente: </w:t>
+      </w:r>
+      <w:r>
+        <w:rPr>
+          <w:sz w:val="20"/>
+        </w:rPr>
+        <w:t>Alrifaai A. (2026).</w:t>
       </w:r>
     </w:p>
     <w:p>
@@ -16736,7 +16722,7 @@
               </w:rPr>
               <w:t>Firma del Tutor Industrial:</w:t>
               <w:br/>
-              <w:t>Lenny Mata  |  C.I.: 8969750</w:t>
+              <w:t>Lic. Lenny Mata  |  C.I.: 8969750</w:t>
             </w:r>
           </w:p>
         </w:tc>
@@ -16973,7 +16959,7 @@
         <w:rPr>
           <w:sz w:val="24"/>
         </w:rPr>
-        <w:t>Lenny Mata  |  C.I.: 8969750</w:t>
+        <w:t>Lic. Lenny Mata  |  C.I.: 8969750</w:t>
       </w:r>
     </w:p>
     <w:p>
@@ -17853,10 +17839,22 @@
     <w:p>
       <w:pPr>
         <w:pStyle w:val="Normal"/>
-        <w:rPr/>
-      </w:pPr>
-      <w:r>
-        <w:rPr/>
+        <w:spacing w:lineRule="auto" w:line="240" w:before="0" w:after="120"/>
+        <w:ind w:hanging="0"/>
+        <w:rPr/>
+      </w:pPr>
+      <w:r>
+        <w:rPr>
+          <w:i/>
+          <w:sz w:val="20"/>
+        </w:rPr>
+        <w:t xml:space="preserve">Fuente: </w:t>
+      </w:r>
+      <w:r>
+        <w:rPr>
+          <w:sz w:val="20"/>
+        </w:rPr>
+        <w:t>Alrifaai A. (2026).</w:t>
       </w:r>
     </w:p>
     <w:p>
@@ -18120,7 +18118,7 @@
               </w:rPr>
               <w:t>Firma del Tutor Industrial:</w:t>
               <w:br/>
-              <w:t>Lenny Mata  |  C.I.: 8969750</w:t>
+              <w:t>Lic. Lenny Mata  |  C.I.: 8969750</w:t>
             </w:r>
           </w:p>
         </w:tc>
@@ -18357,7 +18355,7 @@
         <w:rPr>
           <w:sz w:val="24"/>
         </w:rPr>
-        <w:t>Lenny Mata  |  C.I.: 8969750</w:t>
+        <w:t>Lic. Lenny Mata  |  C.I.: 8969750</w:t>
       </w:r>
     </w:p>
     <w:p>
@@ -19237,10 +19235,22 @@
     <w:p>
       <w:pPr>
         <w:pStyle w:val="Normal"/>
-        <w:rPr/>
-      </w:pPr>
-      <w:r>
-        <w:rPr/>
+        <w:spacing w:lineRule="auto" w:line="240" w:before="0" w:after="120"/>
+        <w:ind w:hanging="0"/>
+        <w:rPr/>
+      </w:pPr>
+      <w:r>
+        <w:rPr>
+          <w:i/>
+          <w:sz w:val="20"/>
+        </w:rPr>
+        <w:t xml:space="preserve">Fuente: </w:t>
+      </w:r>
+      <w:r>
+        <w:rPr>
+          <w:sz w:val="20"/>
+        </w:rPr>
+        <w:t>Alrifaai A. (2026).</w:t>
       </w:r>
     </w:p>
     <w:p>
@@ -19504,7 +19514,7 @@
               </w:rPr>
               <w:t>Firma del Tutor Industrial:</w:t>
               <w:br/>
-              <w:t>Lenny Mata  |  C.I.: 8969750</w:t>
+              <w:t>Lic. Lenny Mata  |  C.I.: 8969750</w:t>
             </w:r>
           </w:p>
         </w:tc>
@@ -19741,7 +19751,7 @@
         <w:rPr>
           <w:sz w:val="24"/>
         </w:rPr>
-        <w:t>Lenny Mata  |  C.I.: 8969750</w:t>
+        <w:t>Lic. Lenny Mata  |  C.I.: 8969750</w:t>
       </w:r>
     </w:p>
     <w:p>
@@ -20621,10 +20631,22 @@
     <w:p>
       <w:pPr>
         <w:pStyle w:val="Normal"/>
-        <w:rPr/>
-      </w:pPr>
-      <w:r>
-        <w:rPr/>
+        <w:spacing w:lineRule="auto" w:line="240" w:before="0" w:after="120"/>
+        <w:ind w:hanging="0"/>
+        <w:rPr/>
+      </w:pPr>
+      <w:r>
+        <w:rPr>
+          <w:i/>
+          <w:sz w:val="20"/>
+        </w:rPr>
+        <w:t xml:space="preserve">Fuente: </w:t>
+      </w:r>
+      <w:r>
+        <w:rPr>
+          <w:sz w:val="20"/>
+        </w:rPr>
+        <w:t>Alrifaai A. (2026).</w:t>
       </w:r>
     </w:p>
     <w:p>
@@ -20888,7 +20910,7 @@
               </w:rPr>
               <w:t>Firma del Tutor Industrial:</w:t>
               <w:br/>
-              <w:t>Lenny Mata  |  C.I.: 8969750</w:t>
+              <w:t>Lic. Lenny Mata  |  C.I.: 8969750</w:t>
             </w:r>
           </w:p>
         </w:tc>
@@ -21125,7 +21147,7 @@
         <w:rPr>
           <w:sz w:val="24"/>
         </w:rPr>
-        <w:t>Lenny Mata  |  C.I.: 8969750</w:t>
+        <w:t>Lic. Lenny Mata  |  C.I.: 8969750</w:t>
       </w:r>
     </w:p>
     <w:p>
@@ -22005,10 +22027,22 @@
     <w:p>
       <w:pPr>
         <w:pStyle w:val="Normal"/>
-        <w:rPr/>
-      </w:pPr>
-      <w:r>
-        <w:rPr/>
+        <w:spacing w:lineRule="auto" w:line="240" w:before="0" w:after="120"/>
+        <w:ind w:hanging="0"/>
+        <w:rPr/>
+      </w:pPr>
+      <w:r>
+        <w:rPr>
+          <w:i/>
+          <w:sz w:val="20"/>
+        </w:rPr>
+        <w:t xml:space="preserve">Fuente: </w:t>
+      </w:r>
+      <w:r>
+        <w:rPr>
+          <w:sz w:val="20"/>
+        </w:rPr>
+        <w:t>Alrifaai A. (2026).</w:t>
       </w:r>
     </w:p>
     <w:p>
@@ -22272,7 +22306,7 @@
               </w:rPr>
               <w:t>Firma del Tutor Industrial:</w:t>
               <w:br/>
-              <w:t>Lenny Mata  |  C.I.: 8969750</w:t>
+              <w:t>Lic. Lenny Mata  |  C.I.: 8969750</w:t>
             </w:r>
           </w:p>
         </w:tc>
@@ -22509,7 +22543,7 @@
         <w:rPr>
           <w:sz w:val="24"/>
         </w:rPr>
-        <w:t>Lenny Mata  |  C.I.: 8969750</w:t>
+        <w:t>Lic. Lenny Mata  |  C.I.: 8969750</w:t>
       </w:r>
     </w:p>
     <w:p>
@@ -23389,10 +23423,22 @@
     <w:p>
       <w:pPr>
         <w:pStyle w:val="Normal"/>
-        <w:rPr/>
-      </w:pPr>
-      <w:r>
-        <w:rPr/>
+        <w:spacing w:lineRule="auto" w:line="240" w:before="0" w:after="120"/>
+        <w:ind w:hanging="0"/>
+        <w:rPr/>
+      </w:pPr>
+      <w:r>
+        <w:rPr>
+          <w:i/>
+          <w:sz w:val="20"/>
+        </w:rPr>
+        <w:t xml:space="preserve">Fuente: </w:t>
+      </w:r>
+      <w:r>
+        <w:rPr>
+          <w:sz w:val="20"/>
+        </w:rPr>
+        <w:t>Alrifaai A. (2026).</w:t>
       </w:r>
     </w:p>
     <w:p>
@@ -23656,7 +23702,7 @@
               </w:rPr>
               <w:t>Firma del Tutor Industrial:</w:t>
               <w:br/>
-              <w:t>Lenny Mata  |  C.I.: 8969750</w:t>
+              <w:t>Lic. Lenny Mata  |  C.I.: 8969750</w:t>
             </w:r>
           </w:p>
         </w:tc>
@@ -23893,7 +23939,7 @@
         <w:rPr>
           <w:sz w:val="24"/>
         </w:rPr>
-        <w:t>Lenny Mata  |  C.I.: 8969750</w:t>
+        <w:t>Lic. Lenny Mata  |  C.I.: 8969750</w:t>
       </w:r>
     </w:p>
     <w:p>
@@ -24773,10 +24819,22 @@
     <w:p>
       <w:pPr>
         <w:pStyle w:val="Normal"/>
-        <w:rPr/>
-      </w:pPr>
-      <w:r>
-        <w:rPr/>
+        <w:spacing w:lineRule="auto" w:line="240" w:before="0" w:after="120"/>
+        <w:ind w:hanging="0"/>
+        <w:rPr/>
+      </w:pPr>
+      <w:r>
+        <w:rPr>
+          <w:i/>
+          <w:sz w:val="20"/>
+        </w:rPr>
+        <w:t xml:space="preserve">Fuente: </w:t>
+      </w:r>
+      <w:r>
+        <w:rPr>
+          <w:sz w:val="20"/>
+        </w:rPr>
+        <w:t>Alrifaai A. (2026).</w:t>
       </w:r>
     </w:p>
     <w:p>
@@ -25040,7 +25098,7 @@
               </w:rPr>
               <w:t>Firma del Tutor Industrial:</w:t>
               <w:br/>
-              <w:t>Lenny Mata  |  C.I.: 8969750</w:t>
+              <w:t>Lic. Lenny Mata  |  C.I.: 8969750</w:t>
             </w:r>
           </w:p>
         </w:tc>
@@ -25277,7 +25335,7 @@
         <w:rPr>
           <w:sz w:val="24"/>
         </w:rPr>
-        <w:t>Lenny Mata  |  C.I.: 8969750</w:t>
+        <w:t>Lic. Lenny Mata  |  C.I.: 8969750</w:t>
       </w:r>
     </w:p>
     <w:p>
@@ -26157,10 +26215,22 @@
     <w:p>
       <w:pPr>
         <w:pStyle w:val="Normal"/>
-        <w:rPr/>
-      </w:pPr>
-      <w:r>
-        <w:rPr/>
+        <w:spacing w:lineRule="auto" w:line="240" w:before="0" w:after="120"/>
+        <w:ind w:hanging="0"/>
+        <w:rPr/>
+      </w:pPr>
+      <w:r>
+        <w:rPr>
+          <w:i/>
+          <w:sz w:val="20"/>
+        </w:rPr>
+        <w:t xml:space="preserve">Fuente: </w:t>
+      </w:r>
+      <w:r>
+        <w:rPr>
+          <w:sz w:val="20"/>
+        </w:rPr>
+        <w:t>Alrifaai A. (2026).</w:t>
       </w:r>
     </w:p>
     <w:p>
@@ -26424,7 +26494,7 @@
               </w:rPr>
               <w:t>Firma del Tutor Industrial:</w:t>
               <w:br/>
-              <w:t>Lenny Mata  |  C.I.: 8969750</w:t>
+              <w:t>Lic. Lenny Mata  |  C.I.: 8969750</w:t>
             </w:r>
           </w:p>
         </w:tc>
@@ -26661,7 +26731,7 @@
         <w:rPr>
           <w:sz w:val="24"/>
         </w:rPr>
-        <w:t>Lenny Mata  |  C.I.: 8969750</w:t>
+        <w:t>Lic. Lenny Mata  |  C.I.: 8969750</w:t>
       </w:r>
     </w:p>
     <w:p>
@@ -27541,10 +27611,22 @@
     <w:p>
       <w:pPr>
         <w:pStyle w:val="Normal"/>
-        <w:rPr/>
-      </w:pPr>
-      <w:r>
-        <w:rPr/>
+        <w:spacing w:lineRule="auto" w:line="240" w:before="0" w:after="120"/>
+        <w:ind w:hanging="0"/>
+        <w:rPr/>
+      </w:pPr>
+      <w:r>
+        <w:rPr>
+          <w:i/>
+          <w:sz w:val="20"/>
+        </w:rPr>
+        <w:t xml:space="preserve">Fuente: </w:t>
+      </w:r>
+      <w:r>
+        <w:rPr>
+          <w:sz w:val="20"/>
+        </w:rPr>
+        <w:t>Alrifaai A. (2026).</w:t>
       </w:r>
     </w:p>
     <w:p>
@@ -27808,7 +27890,7 @@
               </w:rPr>
               <w:t>Firma del Tutor Industrial:</w:t>
               <w:br/>
-              <w:t>Lenny Mata  |  C.I.: 8969750</w:t>
+              <w:t>Lic. Lenny Mata  |  C.I.: 8969750</w:t>
             </w:r>
           </w:p>
         </w:tc>
@@ -28793,7 +28875,7 @@
     </w:r>
     <w:r>
       <w:rPr/>
-      <w:t>20</w:t>
+      <w:t>19</w:t>
     </w:r>
     <w:r>
       <w:rPr/>
@@ -28853,7 +28935,7 @@
     </w:r>
     <w:r>
       <w:rPr/>
-      <w:t>24</w:t>
+      <w:t>23</w:t>
     </w:r>
     <w:r>
       <w:rPr/>
@@ -28945,7 +29027,7 @@
     </w:r>
     <w:r>
       <w:rPr/>
-      <w:t>26</w:t>
+      <w:t>25</w:t>
     </w:r>
     <w:r>
       <w:rPr/>
@@ -29065,7 +29147,7 @@
     </w:r>
     <w:r>
       <w:rPr/>
-      <w:t>28</w:t>
+      <w:t>27</w:t>
     </w:r>
     <w:r>
       <w:rPr/>
@@ -29097,7 +29179,7 @@
     </w:r>
     <w:r>
       <w:rPr/>
-      <w:t>28</w:t>
+      <w:t>27</w:t>
     </w:r>
     <w:r>
       <w:rPr/>
@@ -29143,7 +29225,7 @@
     </w:r>
     <w:r>
       <w:rPr/>
-      <w:t>29</w:t>
+      <w:t>28</w:t>
     </w:r>
     <w:r>
       <w:rPr/>
@@ -29207,7 +29289,7 @@
     </w:r>
     <w:r>
       <w:rPr/>
-      <w:t>29</w:t>
+      <w:t>28</w:t>
     </w:r>
     <w:r>
       <w:rPr/>
@@ -29253,7 +29335,7 @@
     </w:r>
     <w:r>
       <w:rPr/>
-      <w:t>30</w:t>
+      <w:t>29</w:t>
     </w:r>
     <w:r>
       <w:rPr/>
@@ -29285,7 +29367,7 @@
     </w:r>
     <w:r>
       <w:rPr/>
-      <w:t>30</w:t>
+      <w:t>29</w:t>
     </w:r>
     <w:r>
       <w:rPr/>
@@ -29331,7 +29413,7 @@
     </w:r>
     <w:r>
       <w:rPr/>
-      <w:t>31</w:t>
+      <w:t>30</w:t>
     </w:r>
     <w:r>
       <w:rPr/>
@@ -29363,7 +29445,7 @@
     </w:r>
     <w:r>
       <w:rPr/>
-      <w:t>31</w:t>
+      <w:t>30</w:t>
     </w:r>
     <w:r>
       <w:rPr/>
@@ -29409,7 +29491,7 @@
     </w:r>
     <w:r>
       <w:rPr/>
-      <w:t>32</w:t>
+      <w:t>31</w:t>
     </w:r>
     <w:r>
       <w:rPr/>
@@ -29441,7 +29523,7 @@
     </w:r>
     <w:r>
       <w:rPr/>
-      <w:t>32</w:t>
+      <w:t>31</w:t>
     </w:r>
     <w:r>
       <w:rPr/>
@@ -29501,7 +29583,7 @@
     </w:r>
     <w:r>
       <w:rPr/>
-      <w:t>33</w:t>
+      <w:t>32</w:t>
     </w:r>
     <w:r>
       <w:rPr/>
@@ -29533,7 +29615,7 @@
     </w:r>
     <w:r>
       <w:rPr/>
-      <w:t>33</w:t>
+      <w:t>32</w:t>
     </w:r>
     <w:r>
       <w:rPr/>
@@ -29579,7 +29661,7 @@
     </w:r>
     <w:r>
       <w:rPr/>
-      <w:t>34</w:t>
+      <w:t>33</w:t>
     </w:r>
     <w:r>
       <w:rPr/>
@@ -29611,7 +29693,7 @@
     </w:r>
     <w:r>
       <w:rPr/>
-      <w:t>34</w:t>
+      <w:t>33</w:t>
     </w:r>
     <w:r>
       <w:rPr/>
@@ -29657,7 +29739,7 @@
     </w:r>
     <w:r>
       <w:rPr/>
-      <w:t>35</w:t>
+      <w:t>34</w:t>
     </w:r>
     <w:r>
       <w:rPr/>
@@ -29689,7 +29771,7 @@
     </w:r>
     <w:r>
       <w:rPr/>
-      <w:t>35</w:t>
+      <w:t>34</w:t>
     </w:r>
     <w:r>
       <w:rPr/>
@@ -29767,7 +29849,7 @@
     </w:r>
     <w:r>
       <w:rPr/>
-      <w:t>36</w:t>
+      <w:t>35</w:t>
     </w:r>
     <w:r>
       <w:rPr/>
@@ -29799,7 +29881,7 @@
     </w:r>
     <w:r>
       <w:rPr/>
-      <w:t>36</w:t>
+      <w:t>35</w:t>
     </w:r>
     <w:r>
       <w:rPr/>
@@ -29853,7 +29935,7 @@
       <w:rPr>
         <w:sz w:val="20"/>
       </w:rPr>
-      <w:t>64</w:t>
+      <w:t>63</w:t>
     </w:r>
     <w:r>
       <w:rPr>
@@ -29895,7 +29977,7 @@
       <w:rPr>
         <w:sz w:val="20"/>
       </w:rPr>
-      <w:t>64</w:t>
+      <w:t>63</w:t>
     </w:r>
     <w:r>
       <w:rPr>

--- a/amaal/reportes/Informe_Pasantia_IUTECP_con_Cronogramas.docx
+++ b/amaal/reportes/Informe_Pasantia_IUTECP_con_Cronogramas.docx
@@ -245,7 +245,7 @@
               <w:br/>
               <w:t>Tutor Académico:</w:t>
               <w:br/>
-              <w:t>Dra. Álvarez, Carmen</w:t>
+              <w:t>Dra. Carmen J. Álvarez</w:t>
               <w:br/>
               <w:t>C.I.: 14.452.956</w:t>
             </w:r>
@@ -871,7 +871,7 @@
           <w:b/>
           <w:sz w:val="24"/>
         </w:rPr>
-        <w:t>Dra. Álvarez, Carmen</w:t>
+        <w:t>Dra. Carmen J. Álvarez</w:t>
       </w:r>
     </w:p>
     <w:p>
@@ -2897,7 +2897,7 @@
         </w:rPr>
         <w:t>B</w:t>
         <w:tab/>
-        <w:t>Diagrama de Ishikawa del control de solicitudes</w:t>
+        <w:t>Diagrama de Ishikawa definitivo del control y trazabilidad de las solicitudes de servicio</w:t>
         <w:tab/>
       </w:r>
       <w:r>
@@ -3122,49 +3122,6 @@
       <w:r>
         <w:rPr/>
         <w:instrText xml:space="preserve"> PAGEREF bm_anexoG \h </w:instrText>
-      </w:r>
-      <w:r>
-        <w:rPr/>
-        <w:fldChar w:fldCharType="separate"/>
-      </w:r>
-      <w:r>
-        <w:rPr/>
-        <w:t>?</w:t>
-      </w:r>
-      <w:r>
-        <w:rPr/>
-        <w:fldChar w:fldCharType="end"/>
-      </w:r>
-    </w:p>
-    <w:p>
-      <w:pPr>
-        <w:pStyle w:val="Normal"/>
-        <w:keepLines/>
-        <w:tabs>
-          <w:tab w:val="clear" w:pos="720"/>
-          <w:tab w:val="left" w:pos="1020" w:leader="none"/>
-          <w:tab w:val="right" w:pos="8271" w:leader="dot"/>
-        </w:tabs>
-        <w:spacing w:lineRule="auto" w:line="360" w:before="0" w:after="80"/>
-        <w:ind w:hanging="1020" w:start="1020"/>
-        <w:rPr/>
-      </w:pPr>
-      <w:r>
-        <w:rPr>
-          <w:sz w:val="24"/>
-        </w:rPr>
-        <w:t>H</w:t>
-        <w:tab/>
-        <w:t>Diagrama de Ishikawa del control y trazabilidad de las solicitudes de servicio</w:t>
-        <w:tab/>
-      </w:r>
-      <w:r>
-        <w:rPr/>
-        <w:fldChar w:fldCharType="begin"/>
-      </w:r>
-      <w:r>
-        <w:rPr/>
-        <w:instrText xml:space="preserve"> PAGEREF bm_anexoH \h </w:instrText>
       </w:r>
       <w:r>
         <w:rPr/>
@@ -3208,7 +3165,7 @@
         <w:rPr>
           <w:sz w:val="24"/>
         </w:rPr>
-        <w:t>I</w:t>
+        <w:t>H</w:t>
         <w:tab/>
         <w:t>Memoria fotográfica de las actividades realizadas</w:t>
         <w:tab/>
@@ -3219,7 +3176,7 @@
       </w:r>
       <w:r>
         <w:rPr/>
-        <w:instrText xml:space="preserve"> PAGEREF bm_anexoI \h </w:instrText>
+        <w:instrText xml:space="preserve"> PAGEREF bm_anexoH \h </w:instrText>
       </w:r>
       <w:r>
         <w:rPr/>
@@ -5288,7 +5245,23 @@
           <w:i w:val="false"/>
           <w:sz w:val="24"/>
         </w:rPr>
-        <w:t>Para organizar las causas de la situación se empleó un diagrama de Ishikawa, complementado con observación directa, revisión de registros y entrevistas estructuradas al personal. La técnica permitió relacionar factores de procedimiento, comunicación, registro y seguimiento con las demoras e inconsistencias identificadas.</w:t>
+        <w:t>El recorrido actual de afiliaciones e incidencias se representa en el flujograma AS-IS incorporado como Anexo C, el cual permite visualizar la transición de la información entre las áreas involucradas.</w:t>
+      </w:r>
+    </w:p>
+    <w:p>
+      <w:pPr>
+        <w:pStyle w:val="Normal"/>
+        <w:spacing w:lineRule="auto" w:line="360" w:before="0" w:after="0"/>
+        <w:ind w:firstLine="709"/>
+        <w:jc w:val="both"/>
+        <w:rPr/>
+      </w:pPr>
+      <w:r>
+        <w:rPr>
+          <w:i w:val="false"/>
+          <w:sz w:val="24"/>
+        </w:rPr>
+        <w:t>Para organizar las causas de la situación se empleó un diagrama de Ishikawa, complementado con observación directa, revisión de registros y entrevistas estructuradas al personal. La técnica permitió relacionar factores de procedimiento, comunicación, registro y seguimiento con las demoras e inconsistencias identificadas (véase Anexo B).</w:t>
       </w:r>
     </w:p>
     <w:p>
@@ -5487,7 +5460,7 @@
     <w:tbl>
       <w:tblPr>
         <w:tblStyle w:val="TableGrid"/>
-        <w:tblW w:w="8271" w:type="dxa"/>
+        <w:tblW w:w="8276" w:type="dxa"/>
         <w:jc w:val="start"/>
         <w:tblInd w:w="0" w:type="dxa"/>
         <w:tblLayout w:type="fixed"/>
@@ -5500,19 +5473,20 @@
         <w:tblLook w:noHBand="0" w:noVBand="1" w:firstColumn="1" w:lastRow="0" w:lastColumn="0" w:firstRow="1" w:val="04a0"/>
       </w:tblPr>
       <w:tblGrid>
-        <w:gridCol w:w="1644"/>
-        <w:gridCol w:w="1643"/>
-        <w:gridCol w:w="1644"/>
-        <w:gridCol w:w="1645"/>
-        <w:gridCol w:w="1695"/>
+        <w:gridCol w:w="1728"/>
+        <w:gridCol w:w="1531"/>
+        <w:gridCol w:w="1786"/>
+        <w:gridCol w:w="1530"/>
+        <w:gridCol w:w="1701"/>
       </w:tblGrid>
       <w:tr>
         <w:trPr>
           <w:tblHeader w:val="true"/>
+          <w:cantSplit/>
         </w:trPr>
         <w:tc>
           <w:tcPr>
-            <w:tcW w:w="1644" w:type="dxa"/>
+            <w:tcW w:w="1728" w:type="dxa"/>
             <w:tcBorders/>
             <w:shd w:color="auto" w:fill="4472C4" w:val="clear"/>
           </w:tcPr>
@@ -5520,7 +5494,7 @@
             <w:pPr>
               <w:pStyle w:val="Normal"/>
               <w:widowControl/>
-              <w:spacing w:lineRule="auto" w:line="240" w:before="60" w:after="60"/>
+              <w:spacing w:lineRule="auto" w:line="240" w:before="20" w:after="20"/>
               <w:jc w:val="center"/>
               <w:rPr>
                 <w:rFonts w:eastAsia="ＭＳ 明朝" w:cs=""/>
@@ -5535,7 +5509,7 @@
                 <w:b/>
                 <w:color w:val="FFFFFF"/>
                 <w:kern w:val="0"/>
-                <w:sz w:val="20"/>
+                <w:sz w:val="18"/>
                 <w:szCs w:val="22"/>
                 <w:lang w:val="en-US" w:eastAsia="en-US" w:bidi="ar-SA"/>
               </w:rPr>
@@ -5545,7 +5519,7 @@
         </w:tc>
         <w:tc>
           <w:tcPr>
-            <w:tcW w:w="1643" w:type="dxa"/>
+            <w:tcW w:w="1531" w:type="dxa"/>
             <w:tcBorders/>
             <w:shd w:color="auto" w:fill="4472C4" w:val="clear"/>
           </w:tcPr>
@@ -5553,7 +5527,7 @@
             <w:pPr>
               <w:pStyle w:val="Normal"/>
               <w:widowControl/>
-              <w:spacing w:lineRule="auto" w:line="240" w:before="60" w:after="60"/>
+              <w:spacing w:lineRule="auto" w:line="240" w:before="20" w:after="20"/>
               <w:jc w:val="center"/>
               <w:rPr>
                 <w:rFonts w:eastAsia="ＭＳ 明朝" w:cs=""/>
@@ -5568,7 +5542,7 @@
                 <w:b/>
                 <w:color w:val="FFFFFF"/>
                 <w:kern w:val="0"/>
-                <w:sz w:val="20"/>
+                <w:sz w:val="18"/>
                 <w:szCs w:val="22"/>
                 <w:lang w:val="en-US" w:eastAsia="en-US" w:bidi="ar-SA"/>
               </w:rPr>
@@ -5578,7 +5552,7 @@
         </w:tc>
         <w:tc>
           <w:tcPr>
-            <w:tcW w:w="1644" w:type="dxa"/>
+            <w:tcW w:w="1786" w:type="dxa"/>
             <w:tcBorders/>
             <w:shd w:color="auto" w:fill="4472C4" w:val="clear"/>
           </w:tcPr>
@@ -5586,7 +5560,7 @@
             <w:pPr>
               <w:pStyle w:val="Normal"/>
               <w:widowControl/>
-              <w:spacing w:lineRule="auto" w:line="240" w:before="60" w:after="60"/>
+              <w:spacing w:lineRule="auto" w:line="240" w:before="20" w:after="20"/>
               <w:jc w:val="center"/>
               <w:rPr>
                 <w:rFonts w:eastAsia="ＭＳ 明朝" w:cs=""/>
@@ -5601,7 +5575,7 @@
                 <w:b/>
                 <w:color w:val="FFFFFF"/>
                 <w:kern w:val="0"/>
-                <w:sz w:val="20"/>
+                <w:sz w:val="18"/>
                 <w:szCs w:val="22"/>
                 <w:lang w:val="en-US" w:eastAsia="en-US" w:bidi="ar-SA"/>
               </w:rPr>
@@ -5611,7 +5585,7 @@
         </w:tc>
         <w:tc>
           <w:tcPr>
-            <w:tcW w:w="1645" w:type="dxa"/>
+            <w:tcW w:w="1530" w:type="dxa"/>
             <w:tcBorders/>
             <w:shd w:color="auto" w:fill="4472C4" w:val="clear"/>
           </w:tcPr>
@@ -5619,7 +5593,7 @@
             <w:pPr>
               <w:pStyle w:val="Normal"/>
               <w:widowControl/>
-              <w:spacing w:lineRule="auto" w:line="240" w:before="60" w:after="60"/>
+              <w:spacing w:lineRule="auto" w:line="240" w:before="20" w:after="20"/>
               <w:jc w:val="center"/>
               <w:rPr>
                 <w:rFonts w:eastAsia="ＭＳ 明朝" w:cs=""/>
@@ -5634,7 +5608,7 @@
                 <w:b/>
                 <w:color w:val="FFFFFF"/>
                 <w:kern w:val="0"/>
-                <w:sz w:val="20"/>
+                <w:sz w:val="18"/>
                 <w:szCs w:val="22"/>
                 <w:lang w:val="en-US" w:eastAsia="en-US" w:bidi="ar-SA"/>
               </w:rPr>
@@ -5644,7 +5618,7 @@
         </w:tc>
         <w:tc>
           <w:tcPr>
-            <w:tcW w:w="1695" w:type="dxa"/>
+            <w:tcW w:w="1701" w:type="dxa"/>
             <w:tcBorders/>
             <w:shd w:color="auto" w:fill="4472C4" w:val="clear"/>
           </w:tcPr>
@@ -5652,7 +5626,7 @@
             <w:pPr>
               <w:pStyle w:val="Normal"/>
               <w:widowControl/>
-              <w:spacing w:lineRule="auto" w:line="240" w:before="60" w:after="60"/>
+              <w:spacing w:lineRule="auto" w:line="240" w:before="20" w:after="20"/>
               <w:jc w:val="center"/>
               <w:rPr>
                 <w:rFonts w:eastAsia="ＭＳ 明朝" w:cs=""/>
@@ -5667,7 +5641,7 @@
                 <w:b/>
                 <w:color w:val="FFFFFF"/>
                 <w:kern w:val="0"/>
-                <w:sz w:val="20"/>
+                <w:sz w:val="18"/>
                 <w:szCs w:val="22"/>
                 <w:lang w:val="en-US" w:eastAsia="en-US" w:bidi="ar-SA"/>
               </w:rPr>
@@ -5677,10 +5651,12 @@
         </w:tc>
       </w:tr>
       <w:tr>
-        <w:trPr/>
-        <w:tc>
-          <w:tcPr>
-            <w:tcW w:w="1644" w:type="dxa"/>
+        <w:trPr>
+          <w:cantSplit/>
+        </w:trPr>
+        <w:tc>
+          <w:tcPr>
+            <w:tcW w:w="1728" w:type="dxa"/>
             <w:tcBorders/>
             <w:shd w:color="auto" w:fill="FFFFFF" w:val="clear"/>
           </w:tcPr>
@@ -5688,8 +5664,8 @@
             <w:pPr>
               <w:pStyle w:val="Normal"/>
               <w:widowControl/>
-              <w:spacing w:lineRule="auto" w:line="240" w:before="60" w:after="60"/>
-              <w:jc w:val="both"/>
+              <w:spacing w:lineRule="auto" w:line="240" w:before="20" w:after="20"/>
+              <w:jc w:val="start"/>
               <w:rPr>
                 <w:rFonts w:eastAsia="ＭＳ 明朝" w:cs=""/>
                 <w:kern w:val="0"/>
@@ -5703,7 +5679,7 @@
                 <w:b w:val="false"/>
                 <w:color w:val="000000"/>
                 <w:kern w:val="0"/>
-                <w:sz w:val="20"/>
+                <w:sz w:val="17"/>
                 <w:szCs w:val="22"/>
                 <w:lang w:val="en-US" w:eastAsia="en-US" w:bidi="ar-SA"/>
               </w:rPr>
@@ -5713,7 +5689,7 @@
         </w:tc>
         <w:tc>
           <w:tcPr>
-            <w:tcW w:w="1643" w:type="dxa"/>
+            <w:tcW w:w="1531" w:type="dxa"/>
             <w:tcBorders/>
             <w:shd w:color="auto" w:fill="FFFFFF" w:val="clear"/>
           </w:tcPr>
@@ -5721,8 +5697,8 @@
             <w:pPr>
               <w:pStyle w:val="Normal"/>
               <w:widowControl/>
-              <w:spacing w:lineRule="auto" w:line="240" w:before="60" w:after="60"/>
-              <w:jc w:val="both"/>
+              <w:spacing w:lineRule="auto" w:line="240" w:before="20" w:after="20"/>
+              <w:jc w:val="start"/>
               <w:rPr>
                 <w:rFonts w:eastAsia="ＭＳ 明朝" w:cs=""/>
                 <w:kern w:val="0"/>
@@ -5736,7 +5712,7 @@
                 <w:b w:val="false"/>
                 <w:color w:val="000000"/>
                 <w:kern w:val="0"/>
-                <w:sz w:val="20"/>
+                <w:sz w:val="17"/>
                 <w:szCs w:val="22"/>
                 <w:lang w:val="en-US" w:eastAsia="en-US" w:bidi="ar-SA"/>
               </w:rPr>
@@ -5746,7 +5722,7 @@
         </w:tc>
         <w:tc>
           <w:tcPr>
-            <w:tcW w:w="1644" w:type="dxa"/>
+            <w:tcW w:w="1786" w:type="dxa"/>
             <w:tcBorders/>
             <w:shd w:color="auto" w:fill="FFFFFF" w:val="clear"/>
           </w:tcPr>
@@ -5754,8 +5730,8 @@
             <w:pPr>
               <w:pStyle w:val="Normal"/>
               <w:widowControl/>
-              <w:spacing w:lineRule="auto" w:line="240" w:before="60" w:after="60"/>
-              <w:jc w:val="both"/>
+              <w:spacing w:lineRule="auto" w:line="240" w:before="20" w:after="20"/>
+              <w:jc w:val="start"/>
               <w:rPr>
                 <w:rFonts w:eastAsia="ＭＳ 明朝" w:cs=""/>
                 <w:kern w:val="0"/>
@@ -5769,7 +5745,7 @@
                 <w:b w:val="false"/>
                 <w:color w:val="000000"/>
                 <w:kern w:val="0"/>
-                <w:sz w:val="20"/>
+                <w:sz w:val="17"/>
                 <w:szCs w:val="22"/>
                 <w:lang w:val="en-US" w:eastAsia="en-US" w:bidi="ar-SA"/>
               </w:rPr>
@@ -5779,7 +5755,7 @@
         </w:tc>
         <w:tc>
           <w:tcPr>
-            <w:tcW w:w="1645" w:type="dxa"/>
+            <w:tcW w:w="1530" w:type="dxa"/>
             <w:tcBorders/>
             <w:shd w:color="auto" w:fill="FFFFFF" w:val="clear"/>
           </w:tcPr>
@@ -5787,8 +5763,8 @@
             <w:pPr>
               <w:pStyle w:val="Normal"/>
               <w:widowControl/>
-              <w:spacing w:lineRule="auto" w:line="240" w:before="60" w:after="60"/>
-              <w:jc w:val="both"/>
+              <w:spacing w:lineRule="auto" w:line="240" w:before="20" w:after="20"/>
+              <w:jc w:val="start"/>
               <w:rPr>
                 <w:rFonts w:eastAsia="ＭＳ 明朝" w:cs=""/>
                 <w:kern w:val="0"/>
@@ -5802,7 +5778,7 @@
                 <w:b w:val="false"/>
                 <w:color w:val="000000"/>
                 <w:kern w:val="0"/>
-                <w:sz w:val="20"/>
+                <w:sz w:val="17"/>
                 <w:szCs w:val="22"/>
                 <w:lang w:val="en-US" w:eastAsia="en-US" w:bidi="ar-SA"/>
               </w:rPr>
@@ -5812,7 +5788,7 @@
         </w:tc>
         <w:tc>
           <w:tcPr>
-            <w:tcW w:w="1695" w:type="dxa"/>
+            <w:tcW w:w="1701" w:type="dxa"/>
             <w:tcBorders/>
             <w:shd w:color="auto" w:fill="FFFFFF" w:val="clear"/>
           </w:tcPr>
@@ -5820,8 +5796,8 @@
             <w:pPr>
               <w:pStyle w:val="Normal"/>
               <w:widowControl/>
-              <w:spacing w:lineRule="auto" w:line="240" w:before="60" w:after="60"/>
-              <w:jc w:val="both"/>
+              <w:spacing w:lineRule="auto" w:line="240" w:before="20" w:after="20"/>
+              <w:jc w:val="start"/>
               <w:rPr>
                 <w:rFonts w:eastAsia="ＭＳ 明朝" w:cs=""/>
                 <w:kern w:val="0"/>
@@ -5835,7 +5811,7 @@
                 <w:b w:val="false"/>
                 <w:color w:val="000000"/>
                 <w:kern w:val="0"/>
-                <w:sz w:val="20"/>
+                <w:sz w:val="17"/>
                 <w:szCs w:val="22"/>
                 <w:lang w:val="en-US" w:eastAsia="en-US" w:bidi="ar-SA"/>
               </w:rPr>
@@ -5845,10 +5821,12 @@
         </w:tc>
       </w:tr>
       <w:tr>
-        <w:trPr/>
-        <w:tc>
-          <w:tcPr>
-            <w:tcW w:w="1644" w:type="dxa"/>
+        <w:trPr>
+          <w:cantSplit/>
+        </w:trPr>
+        <w:tc>
+          <w:tcPr>
+            <w:tcW w:w="1728" w:type="dxa"/>
             <w:tcBorders/>
             <w:shd w:color="auto" w:fill="D9E1F2" w:val="clear"/>
           </w:tcPr>
@@ -5856,8 +5834,8 @@
             <w:pPr>
               <w:pStyle w:val="Normal"/>
               <w:widowControl/>
-              <w:spacing w:lineRule="auto" w:line="240" w:before="60" w:after="60"/>
-              <w:jc w:val="both"/>
+              <w:spacing w:lineRule="auto" w:line="240" w:before="20" w:after="20"/>
+              <w:jc w:val="start"/>
               <w:rPr>
                 <w:rFonts w:eastAsia="ＭＳ 明朝" w:cs=""/>
                 <w:kern w:val="0"/>
@@ -5871,7 +5849,7 @@
                 <w:b w:val="false"/>
                 <w:color w:val="000000"/>
                 <w:kern w:val="0"/>
-                <w:sz w:val="20"/>
+                <w:sz w:val="17"/>
                 <w:szCs w:val="22"/>
                 <w:lang w:val="en-US" w:eastAsia="en-US" w:bidi="ar-SA"/>
               </w:rPr>
@@ -5881,7 +5859,7 @@
         </w:tc>
         <w:tc>
           <w:tcPr>
-            <w:tcW w:w="1643" w:type="dxa"/>
+            <w:tcW w:w="1531" w:type="dxa"/>
             <w:tcBorders/>
             <w:shd w:color="auto" w:fill="D9E1F2" w:val="clear"/>
           </w:tcPr>
@@ -5889,8 +5867,8 @@
             <w:pPr>
               <w:pStyle w:val="Normal"/>
               <w:widowControl/>
-              <w:spacing w:lineRule="auto" w:line="240" w:before="60" w:after="60"/>
-              <w:jc w:val="both"/>
+              <w:spacing w:lineRule="auto" w:line="240" w:before="20" w:after="20"/>
+              <w:jc w:val="start"/>
               <w:rPr>
                 <w:rFonts w:eastAsia="ＭＳ 明朝" w:cs=""/>
                 <w:kern w:val="0"/>
@@ -5904,7 +5882,7 @@
                 <w:b w:val="false"/>
                 <w:color w:val="000000"/>
                 <w:kern w:val="0"/>
-                <w:sz w:val="20"/>
+                <w:sz w:val="17"/>
                 <w:szCs w:val="22"/>
                 <w:lang w:val="en-US" w:eastAsia="en-US" w:bidi="ar-SA"/>
               </w:rPr>
@@ -5914,7 +5892,7 @@
         </w:tc>
         <w:tc>
           <w:tcPr>
-            <w:tcW w:w="1644" w:type="dxa"/>
+            <w:tcW w:w="1786" w:type="dxa"/>
             <w:tcBorders/>
             <w:shd w:color="auto" w:fill="D9E1F2" w:val="clear"/>
           </w:tcPr>
@@ -5922,8 +5900,8 @@
             <w:pPr>
               <w:pStyle w:val="Normal"/>
               <w:widowControl/>
-              <w:spacing w:lineRule="auto" w:line="240" w:before="60" w:after="60"/>
-              <w:jc w:val="both"/>
+              <w:spacing w:lineRule="auto" w:line="240" w:before="20" w:after="20"/>
+              <w:jc w:val="start"/>
               <w:rPr>
                 <w:rFonts w:eastAsia="ＭＳ 明朝" w:cs=""/>
                 <w:kern w:val="0"/>
@@ -5937,7 +5915,7 @@
                 <w:b w:val="false"/>
                 <w:color w:val="000000"/>
                 <w:kern w:val="0"/>
-                <w:sz w:val="20"/>
+                <w:sz w:val="17"/>
                 <w:szCs w:val="22"/>
                 <w:lang w:val="en-US" w:eastAsia="en-US" w:bidi="ar-SA"/>
               </w:rPr>
@@ -5947,7 +5925,7 @@
         </w:tc>
         <w:tc>
           <w:tcPr>
-            <w:tcW w:w="1645" w:type="dxa"/>
+            <w:tcW w:w="1530" w:type="dxa"/>
             <w:tcBorders/>
             <w:shd w:color="auto" w:fill="D9E1F2" w:val="clear"/>
           </w:tcPr>
@@ -5955,8 +5933,8 @@
             <w:pPr>
               <w:pStyle w:val="Normal"/>
               <w:widowControl/>
-              <w:spacing w:lineRule="auto" w:line="240" w:before="60" w:after="60"/>
-              <w:jc w:val="both"/>
+              <w:spacing w:lineRule="auto" w:line="240" w:before="20" w:after="20"/>
+              <w:jc w:val="start"/>
               <w:rPr>
                 <w:rFonts w:eastAsia="ＭＳ 明朝" w:cs=""/>
                 <w:kern w:val="0"/>
@@ -5970,7 +5948,7 @@
                 <w:b w:val="false"/>
                 <w:color w:val="000000"/>
                 <w:kern w:val="0"/>
-                <w:sz w:val="20"/>
+                <w:sz w:val="17"/>
                 <w:szCs w:val="22"/>
                 <w:lang w:val="en-US" w:eastAsia="en-US" w:bidi="ar-SA"/>
               </w:rPr>
@@ -5980,7 +5958,7 @@
         </w:tc>
         <w:tc>
           <w:tcPr>
-            <w:tcW w:w="1695" w:type="dxa"/>
+            <w:tcW w:w="1701" w:type="dxa"/>
             <w:tcBorders/>
             <w:shd w:color="auto" w:fill="D9E1F2" w:val="clear"/>
           </w:tcPr>
@@ -5988,8 +5966,8 @@
             <w:pPr>
               <w:pStyle w:val="Normal"/>
               <w:widowControl/>
-              <w:spacing w:lineRule="auto" w:line="240" w:before="60" w:after="60"/>
-              <w:jc w:val="both"/>
+              <w:spacing w:lineRule="auto" w:line="240" w:before="20" w:after="20"/>
+              <w:jc w:val="start"/>
               <w:rPr>
                 <w:rFonts w:eastAsia="ＭＳ 明朝" w:cs=""/>
                 <w:kern w:val="0"/>
@@ -6003,7 +5981,7 @@
                 <w:b w:val="false"/>
                 <w:color w:val="000000"/>
                 <w:kern w:val="0"/>
-                <w:sz w:val="20"/>
+                <w:sz w:val="17"/>
                 <w:szCs w:val="22"/>
                 <w:lang w:val="en-US" w:eastAsia="en-US" w:bidi="ar-SA"/>
               </w:rPr>
@@ -6013,10 +5991,12 @@
         </w:tc>
       </w:tr>
       <w:tr>
-        <w:trPr/>
-        <w:tc>
-          <w:tcPr>
-            <w:tcW w:w="1644" w:type="dxa"/>
+        <w:trPr>
+          <w:cantSplit/>
+        </w:trPr>
+        <w:tc>
+          <w:tcPr>
+            <w:tcW w:w="1728" w:type="dxa"/>
             <w:tcBorders/>
             <w:shd w:color="auto" w:fill="FFFFFF" w:val="clear"/>
           </w:tcPr>
@@ -6024,8 +6004,8 @@
             <w:pPr>
               <w:pStyle w:val="Normal"/>
               <w:widowControl/>
-              <w:spacing w:lineRule="auto" w:line="240" w:before="60" w:after="60"/>
-              <w:jc w:val="both"/>
+              <w:spacing w:lineRule="auto" w:line="240" w:before="20" w:after="20"/>
+              <w:jc w:val="start"/>
               <w:rPr>
                 <w:rFonts w:eastAsia="ＭＳ 明朝" w:cs=""/>
                 <w:kern w:val="0"/>
@@ -6039,7 +6019,7 @@
                 <w:b w:val="false"/>
                 <w:color w:val="000000"/>
                 <w:kern w:val="0"/>
-                <w:sz w:val="20"/>
+                <w:sz w:val="17"/>
                 <w:szCs w:val="22"/>
                 <w:lang w:val="en-US" w:eastAsia="en-US" w:bidi="ar-SA"/>
               </w:rPr>
@@ -6049,7 +6029,7 @@
         </w:tc>
         <w:tc>
           <w:tcPr>
-            <w:tcW w:w="1643" w:type="dxa"/>
+            <w:tcW w:w="1531" w:type="dxa"/>
             <w:tcBorders/>
             <w:shd w:color="auto" w:fill="FFFFFF" w:val="clear"/>
           </w:tcPr>
@@ -6057,8 +6037,8 @@
             <w:pPr>
               <w:pStyle w:val="Normal"/>
               <w:widowControl/>
-              <w:spacing w:lineRule="auto" w:line="240" w:before="60" w:after="60"/>
-              <w:jc w:val="both"/>
+              <w:spacing w:lineRule="auto" w:line="240" w:before="20" w:after="20"/>
+              <w:jc w:val="start"/>
               <w:rPr>
                 <w:rFonts w:eastAsia="ＭＳ 明朝" w:cs=""/>
                 <w:kern w:val="0"/>
@@ -6072,7 +6052,7 @@
                 <w:b w:val="false"/>
                 <w:color w:val="000000"/>
                 <w:kern w:val="0"/>
-                <w:sz w:val="20"/>
+                <w:sz w:val="17"/>
                 <w:szCs w:val="22"/>
                 <w:lang w:val="en-US" w:eastAsia="en-US" w:bidi="ar-SA"/>
               </w:rPr>
@@ -6082,7 +6062,7 @@
         </w:tc>
         <w:tc>
           <w:tcPr>
-            <w:tcW w:w="1644" w:type="dxa"/>
+            <w:tcW w:w="1786" w:type="dxa"/>
             <w:tcBorders/>
             <w:shd w:color="auto" w:fill="FFFFFF" w:val="clear"/>
           </w:tcPr>
@@ -6090,8 +6070,8 @@
             <w:pPr>
               <w:pStyle w:val="Normal"/>
               <w:widowControl/>
-              <w:spacing w:lineRule="auto" w:line="240" w:before="60" w:after="60"/>
-              <w:jc w:val="both"/>
+              <w:spacing w:lineRule="auto" w:line="240" w:before="20" w:after="20"/>
+              <w:jc w:val="start"/>
               <w:rPr>
                 <w:rFonts w:eastAsia="ＭＳ 明朝" w:cs=""/>
                 <w:kern w:val="0"/>
@@ -6105,7 +6085,7 @@
                 <w:b w:val="false"/>
                 <w:color w:val="000000"/>
                 <w:kern w:val="0"/>
-                <w:sz w:val="20"/>
+                <w:sz w:val="17"/>
                 <w:szCs w:val="22"/>
                 <w:lang w:val="en-US" w:eastAsia="en-US" w:bidi="ar-SA"/>
               </w:rPr>
@@ -6115,7 +6095,7 @@
         </w:tc>
         <w:tc>
           <w:tcPr>
-            <w:tcW w:w="1645" w:type="dxa"/>
+            <w:tcW w:w="1530" w:type="dxa"/>
             <w:tcBorders/>
             <w:shd w:color="auto" w:fill="FFFFFF" w:val="clear"/>
           </w:tcPr>
@@ -6123,8 +6103,8 @@
             <w:pPr>
               <w:pStyle w:val="Normal"/>
               <w:widowControl/>
-              <w:spacing w:lineRule="auto" w:line="240" w:before="60" w:after="60"/>
-              <w:jc w:val="both"/>
+              <w:spacing w:lineRule="auto" w:line="240" w:before="20" w:after="20"/>
+              <w:jc w:val="start"/>
               <w:rPr>
                 <w:rFonts w:eastAsia="ＭＳ 明朝" w:cs=""/>
                 <w:kern w:val="0"/>
@@ -6138,7 +6118,7 @@
                 <w:b w:val="false"/>
                 <w:color w:val="000000"/>
                 <w:kern w:val="0"/>
-                <w:sz w:val="20"/>
+                <w:sz w:val="17"/>
                 <w:szCs w:val="22"/>
                 <w:lang w:val="en-US" w:eastAsia="en-US" w:bidi="ar-SA"/>
               </w:rPr>
@@ -6148,7 +6128,7 @@
         </w:tc>
         <w:tc>
           <w:tcPr>
-            <w:tcW w:w="1695" w:type="dxa"/>
+            <w:tcW w:w="1701" w:type="dxa"/>
             <w:tcBorders/>
             <w:shd w:color="auto" w:fill="FFFFFF" w:val="clear"/>
           </w:tcPr>
@@ -6156,8 +6136,8 @@
             <w:pPr>
               <w:pStyle w:val="Normal"/>
               <w:widowControl/>
-              <w:spacing w:lineRule="auto" w:line="240" w:before="60" w:after="60"/>
-              <w:jc w:val="both"/>
+              <w:spacing w:lineRule="auto" w:line="240" w:before="20" w:after="20"/>
+              <w:jc w:val="start"/>
               <w:rPr>
                 <w:rFonts w:eastAsia="ＭＳ 明朝" w:cs=""/>
                 <w:kern w:val="0"/>
@@ -6171,7 +6151,7 @@
                 <w:b w:val="false"/>
                 <w:color w:val="000000"/>
                 <w:kern w:val="0"/>
-                <w:sz w:val="20"/>
+                <w:sz w:val="17"/>
                 <w:szCs w:val="22"/>
                 <w:lang w:val="en-US" w:eastAsia="en-US" w:bidi="ar-SA"/>
               </w:rPr>
@@ -11114,7 +11094,7 @@
           <w:i w:val="false"/>
           <w:sz w:val="24"/>
         </w:rPr>
-        <w:t>Durante las diez (10) semanas de pasantías se desarrollaron actividades operativas y de análisis mediante una rotación inicial por Atención al Cliente y una segunda etapa de apoyo en Administración. Algunas actividades y espacios observados se documentan en la memoria fotográfica incorporada como Anexo I:</w:t>
+        <w:t>Durante las diez (10) semanas de pasantías se desarrollaron actividades operativas y de análisis mediante una rotación inicial por Atención al Cliente y una segunda etapa de apoyo en Administración. Algunas actividades y espacios observados se documentan en la memoria fotográfica incorporada como Anexo H:</w:t>
       </w:r>
     </w:p>
     <w:p>
@@ -11479,7 +11459,7 @@
         <w:rPr>
           <w:sz w:val="24"/>
         </w:rPr>
-        <w:t>Organización de los hallazgos del diagnóstico y elaboración del diagrama de Ishikawa para representar las causas relacionadas con procedimiento, comunicación, registro y seguimiento; inicio de la revisión de bases teóricas.</w:t>
+        <w:t>Organización de los hallazgos del diagnóstico y elaboración del diagrama de Ishikawa para representar las causas relacionadas con procedimiento, comunicación, registro y seguimiento (véase Anexo B); inicio de la revisión de bases teóricas.</w:t>
       </w:r>
     </w:p>
     <w:p>
@@ -11625,7 +11605,7 @@
         <w:rPr>
           <w:sz w:val="24"/>
         </w:rPr>
-        <w:t>Diseño del nuevo flujo estandarizado para la gestión de solicitudes, estableciendo etapas, responsables, tiempos de referencia y puntos de control desde la recepción hasta el cierre.</w:t>
+        <w:t>Diseño del nuevo flujo estandarizado para la gestión de solicitudes, estableciendo etapas, responsables, tiempos de referencia y puntos de control desde la recepción hasta el cierre; la propuesta y su distribución interdepartamental se presentan en los Anexos A y D.</w:t>
       </w:r>
     </w:p>
     <w:p>
@@ -11771,7 +11751,7 @@
         <w:rPr>
           <w:sz w:val="24"/>
         </w:rPr>
-        <w:t>Redacción y validación de la propuesta de mejora con el tutor industrial, incorporación de observaciones y preparación del flujograma definitivo del proceso propuesto.</w:t>
+        <w:t>Redacción y validación de la propuesta de mejora con el tutor industrial, incorporación de observaciones y preparación del flujograma definitivo del proceso propuesto (véase Anexo A).</w:t>
       </w:r>
     </w:p>
     <w:p>
@@ -11956,6 +11936,21 @@
           <w:sz w:val="24"/>
         </w:rPr>
         <w:t>3. Se formularon mejoras al control administrativo mediante un flujo estandarizado, responsables por etapa, formatos de registro e indicadores básicos de seguimiento, orientados a facilitar la continuidad de la información y el control de las solicitudes desde su recepción hasta el cierre.</w:t>
+      </w:r>
+    </w:p>
+    <w:p>
+      <w:pPr>
+        <w:pStyle w:val="Normal"/>
+        <w:spacing w:lineRule="auto" w:line="360"/>
+        <w:ind w:firstLine="709"/>
+        <w:jc w:val="both"/>
+        <w:rPr/>
+      </w:pPr>
+      <w:r>
+        <w:rPr>
+          <w:sz w:val="24"/>
+        </w:rPr>
+        <w:t>4. La experiencia de pasantía permitió aplicar conocimientos y competencias de Administración vinculados con control, organización de procesos, gestión documental, seguimiento y atención al usuario, fortaleciendo la relación entre la formación académica y las situaciones reales observadas en la empresa.</w:t>
       </w:r>
     </w:p>
     <w:p>
@@ -12589,7 +12584,7 @@
           <w:b/>
           <w:sz w:val="20"/>
         </w:rPr>
-        <w:t>[Diagrama de Ishikawa del control de solicitudes]</w:t>
+        <w:t>[Diagrama de Ishikawa definitivo del control y trazabilidad de las solicitudes de servicio]</w:t>
       </w:r>
     </w:p>
     <w:p>
@@ -12604,7 +12599,7 @@
         <w:rPr/>
         <w:drawing>
           <wp:inline distT="0" distB="0" distL="0" distR="0">
-            <wp:extent cx="4679950" cy="1208405"/>
+            <wp:extent cx="4679950" cy="4264660"/>
             <wp:effectExtent l="0" t="0" r="0" b="0"/>
             <wp:docPr id="9" name="Picture 9"/>
             <wp:cNvGraphicFramePr>
@@ -12628,7 +12623,7 @@
                   <pic:spPr bwMode="auto">
                     <a:xfrm>
                       <a:off x="0" y="0"/>
-                      <a:ext cx="4679950" cy="1208405"/>
+                      <a:ext cx="4679950" cy="4264660"/>
                     </a:xfrm>
                     <a:prstGeom prst="rect">
                       <a:avLst/>
@@ -13309,7 +13304,7 @@
           <w:b/>
           <w:sz w:val="20"/>
         </w:rPr>
-        <w:t>[Diagrama de Ishikawa del control y trazabilidad de las solicitudes de servicio]</w:t>
+        <w:t>[Memoria fotográfica de las actividades realizadas]</w:t>
       </w:r>
     </w:p>
     <w:p>
@@ -13324,7 +13319,7 @@
         <w:rPr/>
         <w:drawing>
           <wp:inline distT="0" distB="0" distL="0" distR="0">
-            <wp:extent cx="4679950" cy="4264660"/>
+            <wp:extent cx="4860290" cy="3644900"/>
             <wp:effectExtent l="0" t="0" r="0" b="0"/>
             <wp:docPr id="15" name="Picture 15"/>
             <wp:cNvGraphicFramePr>
@@ -13348,7 +13343,7 @@
                   <pic:spPr bwMode="auto">
                     <a:xfrm>
                       <a:off x="0" y="0"/>
-                      <a:ext cx="4679950" cy="4264660"/>
+                      <a:ext cx="4860290" cy="3644900"/>
                     </a:xfrm>
                     <a:prstGeom prst="rect">
                       <a:avLst/>
@@ -13365,71 +13360,19 @@
     <w:p>
       <w:pPr>
         <w:pStyle w:val="Normal"/>
-        <w:spacing w:lineRule="auto" w:line="240" w:before="0" w:after="0"/>
-        <w:ind w:hanging="0"/>
+        <w:spacing w:before="120" w:after="240"/>
         <w:jc w:val="center"/>
         <w:rPr/>
-        <w:sectPr>
-          <w:footerReference w:type="even" r:id="rId95"/>
-          <w:footerReference w:type="default" r:id="rId96"/>
-          <w:footerReference w:type="first" r:id="rId97"/>
-          <w:type w:val="nextPage"/>
-          <w:pgSz w:w="12240" w:h="15840"/>
-          <w:pgMar w:left="2268" w:right="1701" w:gutter="0" w:header="0" w:top="1701" w:footer="720" w:bottom="1701"/>
-          <w:pgNumType w:fmt="decimal"/>
-          <w:formProt w:val="false"/>
-          <w:textDirection w:val="lrTb"/>
-          <w:docGrid w:type="default" w:linePitch="360" w:charSpace="0"/>
-        </w:sectPr>
-      </w:pPr>
-      <w:r>
-        <w:rPr>
-          <w:i/>
-          <w:sz w:val="20"/>
-        </w:rPr>
-        <w:t xml:space="preserve">Fuente: </w:t>
-      </w:r>
-      <w:r>
-        <w:rPr>
-          <w:sz w:val="20"/>
-        </w:rPr>
-        <w:t>Elaboración propia (2026).</w:t>
-      </w:r>
-    </w:p>
-    <w:p>
-      <w:pPr>
-        <w:pStyle w:val="Normal"/>
-        <w:keepNext w:val="true"/>
-        <w:keepLines/>
-        <w:spacing w:before="0" w:after="480"/>
-        <w:jc w:val="center"/>
-        <w:rPr/>
-      </w:pPr>
-      <w:bookmarkStart w:id="52" w:name="bm_anexoI"/>
-      <w:bookmarkEnd w:id="52"/>
+      </w:pPr>
       <w:r>
         <w:rPr>
           <w:b/>
           <w:sz w:val="20"/>
         </w:rPr>
-        <w:t>ANEXO I</w:t>
-      </w:r>
-    </w:p>
-    <w:p>
-      <w:pPr>
-        <w:pStyle w:val="Normal"/>
-        <w:keepNext w:val="true"/>
-        <w:keepLines/>
-        <w:spacing w:before="240" w:after="480"/>
-        <w:jc w:val="center"/>
-        <w:rPr/>
-      </w:pPr>
-      <w:r>
-        <w:rPr>
-          <w:b/>
-          <w:sz w:val="20"/>
-        </w:rPr>
-        <w:t>[Memoria fotográfica de las actividades realizadas]</w:t>
+        <w:t>Fotografía 1. Registro de actividades administrativas frente al equipo de trabajo.</w:t>
+      </w:r>
+      <w:r>
+        <w:br w:type="page"/>
       </w:r>
     </w:p>
     <w:p>
@@ -13460,7 +13403,7 @@
                     </pic:cNvPicPr>
                   </pic:nvPicPr>
                   <pic:blipFill>
-                    <a:blip r:embed="rId98"/>
+                    <a:blip r:embed="rId95"/>
                     <a:stretch>
                       <a:fillRect/>
                     </a:stretch>
@@ -13494,7 +13437,7 @@
           <w:b/>
           <w:sz w:val="20"/>
         </w:rPr>
-        <w:t>Fotografía 1. Registro de actividades administrativas frente al equipo de trabajo.</w:t>
+        <w:t>Fotografía 2. Vista general del espacio de trabajo del área administrativa.</w:t>
       </w:r>
       <w:r>
         <w:br w:type="page"/>
@@ -13512,7 +13455,7 @@
         <w:rPr/>
         <w:drawing>
           <wp:inline distT="0" distB="0" distL="0" distR="0">
-            <wp:extent cx="4860290" cy="3644900"/>
+            <wp:extent cx="3780155" cy="5039995"/>
             <wp:effectExtent l="0" t="0" r="0" b="0"/>
             <wp:docPr id="17" name="Picture 17"/>
             <wp:cNvGraphicFramePr>
@@ -13528,7 +13471,75 @@
                     </pic:cNvPicPr>
                   </pic:nvPicPr>
                   <pic:blipFill>
-                    <a:blip r:embed="rId99"/>
+                    <a:blip r:embed="rId96"/>
+                    <a:stretch>
+                      <a:fillRect/>
+                    </a:stretch>
+                  </pic:blipFill>
+                  <pic:spPr bwMode="auto">
+                    <a:xfrm>
+                      <a:off x="0" y="0"/>
+                      <a:ext cx="3780155" cy="5039995"/>
+                    </a:xfrm>
+                    <a:prstGeom prst="rect">
+                      <a:avLst/>
+                    </a:prstGeom>
+                    <a:noFill/>
+                  </pic:spPr>
+                </pic:pic>
+              </a:graphicData>
+            </a:graphic>
+          </wp:inline>
+        </w:drawing>
+      </w:r>
+    </w:p>
+    <w:p>
+      <w:pPr>
+        <w:pStyle w:val="Normal"/>
+        <w:spacing w:before="120" w:after="240"/>
+        <w:jc w:val="center"/>
+        <w:rPr/>
+      </w:pPr>
+      <w:r>
+        <w:rPr>
+          <w:b/>
+          <w:sz w:val="20"/>
+        </w:rPr>
+        <w:t>Fotografía 3. Verificación de información en los registros administrativos del área.</w:t>
+      </w:r>
+      <w:r>
+        <w:br w:type="page"/>
+      </w:r>
+    </w:p>
+    <w:p>
+      <w:pPr>
+        <w:pStyle w:val="Normal"/>
+        <w:keepNext w:val="true"/>
+        <w:keepLines/>
+        <w:jc w:val="center"/>
+        <w:rPr/>
+      </w:pPr>
+      <w:r>
+        <w:rPr/>
+        <w:drawing>
+          <wp:inline distT="0" distB="0" distL="0" distR="0">
+            <wp:extent cx="4860290" cy="3644900"/>
+            <wp:effectExtent l="0" t="0" r="0" b="0"/>
+            <wp:docPr id="18" name="Picture 18"/>
+            <wp:cNvGraphicFramePr>
+              <a:graphicFrameLocks xmlns:a="http://schemas.openxmlformats.org/drawingml/2006/main" noChangeAspect="1"/>
+            </wp:cNvGraphicFramePr>
+            <a:graphic xmlns:a="http://schemas.openxmlformats.org/drawingml/2006/main">
+              <a:graphicData uri="http://schemas.openxmlformats.org/drawingml/2006/picture">
+                <pic:pic xmlns:pic="http://schemas.openxmlformats.org/drawingml/2006/picture">
+                  <pic:nvPicPr>
+                    <pic:cNvPr id="18" name="Picture 18"/>
+                    <pic:cNvPicPr>
+                      <a:picLocks noChangeAspect="1" noChangeArrowheads="1"/>
+                    </pic:cNvPicPr>
+                  </pic:nvPicPr>
+                  <pic:blipFill>
+                    <a:blip r:embed="rId97"/>
                     <a:stretch>
                       <a:fillRect/>
                     </a:stretch>
@@ -13562,7 +13573,7 @@
           <w:b/>
           <w:sz w:val="20"/>
         </w:rPr>
-        <w:t>Fotografía 2. Vista general del espacio de trabajo del área administrativa.</w:t>
+        <w:t>Fotografía 4. Puesto de trabajo utilizado para la gestión de información administrativa.</w:t>
       </w:r>
       <w:r>
         <w:br w:type="page"/>
@@ -13582,7 +13593,7 @@
           <wp:inline distT="0" distB="0" distL="0" distR="0">
             <wp:extent cx="3780155" cy="5039995"/>
             <wp:effectExtent l="0" t="0" r="0" b="0"/>
-            <wp:docPr id="18" name="Picture 18"/>
+            <wp:docPr id="19" name="Picture 19"/>
             <wp:cNvGraphicFramePr>
               <a:graphicFrameLocks xmlns:a="http://schemas.openxmlformats.org/drawingml/2006/main" noChangeAspect="1"/>
             </wp:cNvGraphicFramePr>
@@ -13590,7 +13601,143 @@
               <a:graphicData uri="http://schemas.openxmlformats.org/drawingml/2006/picture">
                 <pic:pic xmlns:pic="http://schemas.openxmlformats.org/drawingml/2006/picture">
                   <pic:nvPicPr>
-                    <pic:cNvPr id="18" name="Picture 18"/>
+                    <pic:cNvPr id="19" name="Picture 19"/>
+                    <pic:cNvPicPr>
+                      <a:picLocks noChangeAspect="1" noChangeArrowheads="1"/>
+                    </pic:cNvPicPr>
+                  </pic:nvPicPr>
+                  <pic:blipFill>
+                    <a:blip r:embed="rId98"/>
+                    <a:stretch>
+                      <a:fillRect/>
+                    </a:stretch>
+                  </pic:blipFill>
+                  <pic:spPr bwMode="auto">
+                    <a:xfrm>
+                      <a:off x="0" y="0"/>
+                      <a:ext cx="3780155" cy="5039995"/>
+                    </a:xfrm>
+                    <a:prstGeom prst="rect">
+                      <a:avLst/>
+                    </a:prstGeom>
+                    <a:noFill/>
+                  </pic:spPr>
+                </pic:pic>
+              </a:graphicData>
+            </a:graphic>
+          </wp:inline>
+        </w:drawing>
+      </w:r>
+    </w:p>
+    <w:p>
+      <w:pPr>
+        <w:pStyle w:val="Normal"/>
+        <w:spacing w:before="120" w:after="240"/>
+        <w:jc w:val="center"/>
+        <w:rPr/>
+      </w:pPr>
+      <w:r>
+        <w:rPr>
+          <w:b/>
+          <w:sz w:val="20"/>
+        </w:rPr>
+        <w:t>Fotografía 5. Revisión de registros y documentos desde el puesto de trabajo.</w:t>
+      </w:r>
+      <w:r>
+        <w:br w:type="page"/>
+      </w:r>
+    </w:p>
+    <w:p>
+      <w:pPr>
+        <w:pStyle w:val="Normal"/>
+        <w:keepNext w:val="true"/>
+        <w:keepLines/>
+        <w:jc w:val="center"/>
+        <w:rPr/>
+      </w:pPr>
+      <w:r>
+        <w:rPr/>
+        <w:drawing>
+          <wp:inline distT="0" distB="0" distL="0" distR="0">
+            <wp:extent cx="3780155" cy="5039995"/>
+            <wp:effectExtent l="0" t="0" r="0" b="0"/>
+            <wp:docPr id="20" name="Picture 20"/>
+            <wp:cNvGraphicFramePr>
+              <a:graphicFrameLocks xmlns:a="http://schemas.openxmlformats.org/drawingml/2006/main" noChangeAspect="1"/>
+            </wp:cNvGraphicFramePr>
+            <a:graphic xmlns:a="http://schemas.openxmlformats.org/drawingml/2006/main">
+              <a:graphicData uri="http://schemas.openxmlformats.org/drawingml/2006/picture">
+                <pic:pic xmlns:pic="http://schemas.openxmlformats.org/drawingml/2006/picture">
+                  <pic:nvPicPr>
+                    <pic:cNvPr id="20" name="Picture 20"/>
+                    <pic:cNvPicPr>
+                      <a:picLocks noChangeAspect="1" noChangeArrowheads="1"/>
+                    </pic:cNvPicPr>
+                  </pic:nvPicPr>
+                  <pic:blipFill>
+                    <a:blip r:embed="rId99"/>
+                    <a:stretch>
+                      <a:fillRect/>
+                    </a:stretch>
+                  </pic:blipFill>
+                  <pic:spPr bwMode="auto">
+                    <a:xfrm>
+                      <a:off x="0" y="0"/>
+                      <a:ext cx="3780155" cy="5039995"/>
+                    </a:xfrm>
+                    <a:prstGeom prst="rect">
+                      <a:avLst/>
+                    </a:prstGeom>
+                    <a:noFill/>
+                  </pic:spPr>
+                </pic:pic>
+              </a:graphicData>
+            </a:graphic>
+          </wp:inline>
+        </w:drawing>
+      </w:r>
+    </w:p>
+    <w:p>
+      <w:pPr>
+        <w:pStyle w:val="Normal"/>
+        <w:spacing w:before="120" w:after="240"/>
+        <w:jc w:val="center"/>
+        <w:rPr/>
+      </w:pPr>
+      <w:r>
+        <w:rPr>
+          <w:b/>
+          <w:sz w:val="20"/>
+        </w:rPr>
+        <w:t>Fotografía 6. Revisión de información de pagos y soportes documentales.</w:t>
+      </w:r>
+      <w:r>
+        <w:br w:type="page"/>
+      </w:r>
+    </w:p>
+    <w:p>
+      <w:pPr>
+        <w:pStyle w:val="Normal"/>
+        <w:keepNext w:val="true"/>
+        <w:keepLines/>
+        <w:jc w:val="center"/>
+        <w:rPr/>
+      </w:pPr>
+      <w:r>
+        <w:rPr/>
+        <w:drawing>
+          <wp:inline distT="0" distB="0" distL="0" distR="0">
+            <wp:extent cx="3780155" cy="5039995"/>
+            <wp:effectExtent l="0" t="0" r="0" b="0"/>
+            <wp:docPr id="21" name="Picture 21"/>
+            <wp:cNvGraphicFramePr>
+              <a:graphicFrameLocks xmlns:a="http://schemas.openxmlformats.org/drawingml/2006/main" noChangeAspect="1"/>
+            </wp:cNvGraphicFramePr>
+            <a:graphic xmlns:a="http://schemas.openxmlformats.org/drawingml/2006/main">
+              <a:graphicData uri="http://schemas.openxmlformats.org/drawingml/2006/picture">
+                <pic:pic xmlns:pic="http://schemas.openxmlformats.org/drawingml/2006/picture">
+                  <pic:nvPicPr>
+                    <pic:cNvPr id="21" name="Picture 21"/>
                     <pic:cNvPicPr>
                       <a:picLocks noChangeAspect="1" noChangeArrowheads="1"/>
                     </pic:cNvPicPr>
@@ -13630,211 +13777,7 @@
           <w:b/>
           <w:sz w:val="20"/>
         </w:rPr>
-        <w:t>Fotografía 3. Verificación de información en los registros administrativos del área.</w:t>
-      </w:r>
-      <w:r>
-        <w:br w:type="page"/>
-      </w:r>
-    </w:p>
-    <w:p>
-      <w:pPr>
-        <w:pStyle w:val="Normal"/>
-        <w:keepNext w:val="true"/>
-        <w:keepLines/>
-        <w:jc w:val="center"/>
-        <w:rPr/>
-      </w:pPr>
-      <w:r>
-        <w:rPr/>
-        <w:drawing>
-          <wp:inline distT="0" distB="0" distL="0" distR="0">
-            <wp:extent cx="4860290" cy="3644900"/>
-            <wp:effectExtent l="0" t="0" r="0" b="0"/>
-            <wp:docPr id="19" name="Picture 19"/>
-            <wp:cNvGraphicFramePr>
-              <a:graphicFrameLocks xmlns:a="http://schemas.openxmlformats.org/drawingml/2006/main" noChangeAspect="1"/>
-            </wp:cNvGraphicFramePr>
-            <a:graphic xmlns:a="http://schemas.openxmlformats.org/drawingml/2006/main">
-              <a:graphicData uri="http://schemas.openxmlformats.org/drawingml/2006/picture">
-                <pic:pic xmlns:pic="http://schemas.openxmlformats.org/drawingml/2006/picture">
-                  <pic:nvPicPr>
-                    <pic:cNvPr id="19" name="Picture 19"/>
-                    <pic:cNvPicPr>
-                      <a:picLocks noChangeAspect="1" noChangeArrowheads="1"/>
-                    </pic:cNvPicPr>
-                  </pic:nvPicPr>
-                  <pic:blipFill>
-                    <a:blip r:embed="rId101"/>
-                    <a:stretch>
-                      <a:fillRect/>
-                    </a:stretch>
-                  </pic:blipFill>
-                  <pic:spPr bwMode="auto">
-                    <a:xfrm>
-                      <a:off x="0" y="0"/>
-                      <a:ext cx="4860290" cy="3644900"/>
-                    </a:xfrm>
-                    <a:prstGeom prst="rect">
-                      <a:avLst/>
-                    </a:prstGeom>
-                    <a:noFill/>
-                  </pic:spPr>
-                </pic:pic>
-              </a:graphicData>
-            </a:graphic>
-          </wp:inline>
-        </w:drawing>
-      </w:r>
-    </w:p>
-    <w:p>
-      <w:pPr>
-        <w:pStyle w:val="Normal"/>
-        <w:spacing w:before="120" w:after="240"/>
-        <w:jc w:val="center"/>
-        <w:rPr/>
-      </w:pPr>
-      <w:r>
-        <w:rPr>
-          <w:b/>
-          <w:sz w:val="20"/>
-        </w:rPr>
-        <w:t>Fotografía 4. Puesto de trabajo utilizado para la gestión de información administrativa.</w:t>
-      </w:r>
-      <w:r>
-        <w:br w:type="page"/>
-      </w:r>
-    </w:p>
-    <w:p>
-      <w:pPr>
-        <w:pStyle w:val="Normal"/>
-        <w:keepNext w:val="true"/>
-        <w:keepLines/>
-        <w:jc w:val="center"/>
-        <w:rPr/>
-      </w:pPr>
-      <w:r>
-        <w:rPr/>
-        <w:drawing>
-          <wp:inline distT="0" distB="0" distL="0" distR="0">
-            <wp:extent cx="3780155" cy="5039995"/>
-            <wp:effectExtent l="0" t="0" r="0" b="0"/>
-            <wp:docPr id="20" name="Picture 20"/>
-            <wp:cNvGraphicFramePr>
-              <a:graphicFrameLocks xmlns:a="http://schemas.openxmlformats.org/drawingml/2006/main" noChangeAspect="1"/>
-            </wp:cNvGraphicFramePr>
-            <a:graphic xmlns:a="http://schemas.openxmlformats.org/drawingml/2006/main">
-              <a:graphicData uri="http://schemas.openxmlformats.org/drawingml/2006/picture">
-                <pic:pic xmlns:pic="http://schemas.openxmlformats.org/drawingml/2006/picture">
-                  <pic:nvPicPr>
-                    <pic:cNvPr id="20" name="Picture 20"/>
-                    <pic:cNvPicPr>
-                      <a:picLocks noChangeAspect="1" noChangeArrowheads="1"/>
-                    </pic:cNvPicPr>
-                  </pic:nvPicPr>
-                  <pic:blipFill>
-                    <a:blip r:embed="rId102"/>
-                    <a:stretch>
-                      <a:fillRect/>
-                    </a:stretch>
-                  </pic:blipFill>
-                  <pic:spPr bwMode="auto">
-                    <a:xfrm>
-                      <a:off x="0" y="0"/>
-                      <a:ext cx="3780155" cy="5039995"/>
-                    </a:xfrm>
-                    <a:prstGeom prst="rect">
-                      <a:avLst/>
-                    </a:prstGeom>
-                    <a:noFill/>
-                  </pic:spPr>
-                </pic:pic>
-              </a:graphicData>
-            </a:graphic>
-          </wp:inline>
-        </w:drawing>
-      </w:r>
-    </w:p>
-    <w:p>
-      <w:pPr>
-        <w:pStyle w:val="Normal"/>
-        <w:spacing w:before="120" w:after="240"/>
-        <w:jc w:val="center"/>
-        <w:rPr/>
-      </w:pPr>
-      <w:r>
-        <w:rPr>
-          <w:b/>
-          <w:sz w:val="20"/>
-        </w:rPr>
-        <w:t>Fotografía 5. Revisión de registros y documentos desde el puesto de trabajo.</w:t>
-      </w:r>
-      <w:r>
-        <w:br w:type="page"/>
-      </w:r>
-    </w:p>
-    <w:p>
-      <w:pPr>
-        <w:pStyle w:val="Normal"/>
-        <w:keepNext w:val="true"/>
-        <w:keepLines/>
-        <w:jc w:val="center"/>
-        <w:rPr/>
-      </w:pPr>
-      <w:r>
-        <w:rPr/>
-        <w:drawing>
-          <wp:inline distT="0" distB="0" distL="0" distR="0">
-            <wp:extent cx="3780155" cy="5039995"/>
-            <wp:effectExtent l="0" t="0" r="0" b="0"/>
-            <wp:docPr id="21" name="Picture 21"/>
-            <wp:cNvGraphicFramePr>
-              <a:graphicFrameLocks xmlns:a="http://schemas.openxmlformats.org/drawingml/2006/main" noChangeAspect="1"/>
-            </wp:cNvGraphicFramePr>
-            <a:graphic xmlns:a="http://schemas.openxmlformats.org/drawingml/2006/main">
-              <a:graphicData uri="http://schemas.openxmlformats.org/drawingml/2006/picture">
-                <pic:pic xmlns:pic="http://schemas.openxmlformats.org/drawingml/2006/picture">
-                  <pic:nvPicPr>
-                    <pic:cNvPr id="21" name="Picture 21"/>
-                    <pic:cNvPicPr>
-                      <a:picLocks noChangeAspect="1" noChangeArrowheads="1"/>
-                    </pic:cNvPicPr>
-                  </pic:nvPicPr>
-                  <pic:blipFill>
-                    <a:blip r:embed="rId103"/>
-                    <a:stretch>
-                      <a:fillRect/>
-                    </a:stretch>
-                  </pic:blipFill>
-                  <pic:spPr bwMode="auto">
-                    <a:xfrm>
-                      <a:off x="0" y="0"/>
-                      <a:ext cx="3780155" cy="5039995"/>
-                    </a:xfrm>
-                    <a:prstGeom prst="rect">
-                      <a:avLst/>
-                    </a:prstGeom>
-                    <a:noFill/>
-                  </pic:spPr>
-                </pic:pic>
-              </a:graphicData>
-            </a:graphic>
-          </wp:inline>
-        </w:drawing>
-      </w:r>
-    </w:p>
-    <w:p>
-      <w:pPr>
-        <w:pStyle w:val="Normal"/>
-        <w:spacing w:before="120" w:after="240"/>
-        <w:jc w:val="center"/>
-        <w:rPr/>
-      </w:pPr>
-      <w:r>
-        <w:rPr>
-          <w:b/>
-          <w:sz w:val="20"/>
-        </w:rPr>
-        <w:t>Fotografía 6. Revisión de información de pagos y soportes documentales.</w:t>
+        <w:t>Fotografía 7. Puesto de trabajo del área administrativa.</w:t>
       </w:r>
       <w:r>
         <w:br w:type="page"/>
@@ -13868,75 +13811,7 @@
                     </pic:cNvPicPr>
                   </pic:nvPicPr>
                   <pic:blipFill>
-                    <a:blip r:embed="rId104"/>
-                    <a:stretch>
-                      <a:fillRect/>
-                    </a:stretch>
-                  </pic:blipFill>
-                  <pic:spPr bwMode="auto">
-                    <a:xfrm>
-                      <a:off x="0" y="0"/>
-                      <a:ext cx="3780155" cy="5039995"/>
-                    </a:xfrm>
-                    <a:prstGeom prst="rect">
-                      <a:avLst/>
-                    </a:prstGeom>
-                    <a:noFill/>
-                  </pic:spPr>
-                </pic:pic>
-              </a:graphicData>
-            </a:graphic>
-          </wp:inline>
-        </w:drawing>
-      </w:r>
-    </w:p>
-    <w:p>
-      <w:pPr>
-        <w:pStyle w:val="Normal"/>
-        <w:spacing w:before="120" w:after="240"/>
-        <w:jc w:val="center"/>
-        <w:rPr/>
-      </w:pPr>
-      <w:r>
-        <w:rPr>
-          <w:b/>
-          <w:sz w:val="20"/>
-        </w:rPr>
-        <w:t>Fotografía 7. Puesto de trabajo del área administrativa.</w:t>
-      </w:r>
-      <w:r>
-        <w:br w:type="page"/>
-      </w:r>
-    </w:p>
-    <w:p>
-      <w:pPr>
-        <w:pStyle w:val="Normal"/>
-        <w:keepNext w:val="true"/>
-        <w:keepLines/>
-        <w:jc w:val="center"/>
-        <w:rPr/>
-      </w:pPr>
-      <w:r>
-        <w:rPr/>
-        <w:drawing>
-          <wp:inline distT="0" distB="0" distL="0" distR="0">
-            <wp:extent cx="3780155" cy="5039995"/>
-            <wp:effectExtent l="0" t="0" r="0" b="0"/>
-            <wp:docPr id="23" name="Picture 23"/>
-            <wp:cNvGraphicFramePr>
-              <a:graphicFrameLocks xmlns:a="http://schemas.openxmlformats.org/drawingml/2006/main" noChangeAspect="1"/>
-            </wp:cNvGraphicFramePr>
-            <a:graphic xmlns:a="http://schemas.openxmlformats.org/drawingml/2006/main">
-              <a:graphicData uri="http://schemas.openxmlformats.org/drawingml/2006/picture">
-                <pic:pic xmlns:pic="http://schemas.openxmlformats.org/drawingml/2006/picture">
-                  <pic:nvPicPr>
-                    <pic:cNvPr id="23" name="Picture 23"/>
-                    <pic:cNvPicPr>
-                      <a:picLocks noChangeAspect="1" noChangeArrowheads="1"/>
-                    </pic:cNvPicPr>
-                  </pic:nvPicPr>
-                  <pic:blipFill>
-                    <a:blip r:embed="rId105"/>
+                    <a:blip r:embed="rId101"/>
                     <a:stretch>
                       <a:fillRect/>
                     </a:stretch>
@@ -15188,7 +15063,7 @@
                 <wp:inline distT="0" distB="0" distL="0" distR="0">
                   <wp:extent cx="1259840" cy="641985"/>
                   <wp:effectExtent l="0" t="0" r="0" b="0"/>
-                  <wp:docPr id="24" name="Image2"/>
+                  <wp:docPr id="23" name="Image2"/>
                   <wp:cNvGraphicFramePr>
                     <a:graphicFrameLocks xmlns:a="http://schemas.openxmlformats.org/drawingml/2006/main" noChangeAspect="1"/>
                   </wp:cNvGraphicFramePr>
@@ -15196,13 +15071,13 @@
                     <a:graphicData uri="http://schemas.openxmlformats.org/drawingml/2006/picture">
                       <pic:pic xmlns:pic="http://schemas.openxmlformats.org/drawingml/2006/picture">
                         <pic:nvPicPr>
-                          <pic:cNvPr id="24" name="Image2"/>
+                          <pic:cNvPr id="23" name="Image2"/>
                           <pic:cNvPicPr>
                             <a:picLocks noChangeAspect="1" noChangeArrowheads="1"/>
                           </pic:cNvPicPr>
                         </pic:nvPicPr>
                         <pic:blipFill>
-                          <a:blip r:embed="rId106"/>
+                          <a:blip r:embed="rId102"/>
                           <a:stretch>
                             <a:fillRect/>
                           </a:stretch>
@@ -15242,7 +15117,7 @@
                 <wp:inline distT="0" distB="0" distL="0" distR="0">
                   <wp:extent cx="1259840" cy="493395"/>
                   <wp:effectExtent l="0" t="0" r="0" b="0"/>
-                  <wp:docPr id="25" name="Image3"/>
+                  <wp:docPr id="24" name="Image3"/>
                   <wp:cNvGraphicFramePr>
                     <a:graphicFrameLocks xmlns:a="http://schemas.openxmlformats.org/drawingml/2006/main" noChangeAspect="1"/>
                   </wp:cNvGraphicFramePr>
@@ -15250,13 +15125,13 @@
                     <a:graphicData uri="http://schemas.openxmlformats.org/drawingml/2006/picture">
                       <pic:pic xmlns:pic="http://schemas.openxmlformats.org/drawingml/2006/picture">
                         <pic:nvPicPr>
-                          <pic:cNvPr id="25" name="Image3"/>
+                          <pic:cNvPr id="24" name="Image3"/>
                           <pic:cNvPicPr>
                             <a:picLocks noChangeAspect="1" noChangeArrowheads="1"/>
                           </pic:cNvPicPr>
                         </pic:nvPicPr>
                         <pic:blipFill>
-                          <a:blip r:embed="rId107"/>
+                          <a:blip r:embed="rId103"/>
                           <a:stretch>
                             <a:fillRect/>
                           </a:stretch>
@@ -15354,7 +15229,7 @@
           <wp:inline distT="0" distB="0" distL="0" distR="0">
             <wp:extent cx="1440180" cy="587375"/>
             <wp:effectExtent l="0" t="0" r="0" b="0"/>
-            <wp:docPr id="26" name="Image4"/>
+            <wp:docPr id="25" name="Image4"/>
             <wp:cNvGraphicFramePr>
               <a:graphicFrameLocks xmlns:a="http://schemas.openxmlformats.org/drawingml/2006/main" noChangeAspect="1"/>
             </wp:cNvGraphicFramePr>
@@ -15362,13 +15237,13 @@
               <a:graphicData uri="http://schemas.openxmlformats.org/drawingml/2006/picture">
                 <pic:pic xmlns:pic="http://schemas.openxmlformats.org/drawingml/2006/picture">
                   <pic:nvPicPr>
-                    <pic:cNvPr id="26" name="Image4"/>
+                    <pic:cNvPr id="25" name="Image4"/>
                     <pic:cNvPicPr>
                       <a:picLocks noChangeAspect="1" noChangeArrowheads="1"/>
                     </pic:cNvPicPr>
                   </pic:nvPicPr>
                   <pic:blipFill>
-                    <a:blip r:embed="rId108"/>
+                    <a:blip r:embed="rId104"/>
                     <a:stretch>
                       <a:fillRect/>
                     </a:stretch>
@@ -16584,7 +16459,7 @@
                 <wp:inline distT="0" distB="0" distL="0" distR="0">
                   <wp:extent cx="1259840" cy="641985"/>
                   <wp:effectExtent l="0" t="0" r="0" b="0"/>
-                  <wp:docPr id="27" name="Image5"/>
+                  <wp:docPr id="26" name="Image5"/>
                   <wp:cNvGraphicFramePr>
                     <a:graphicFrameLocks xmlns:a="http://schemas.openxmlformats.org/drawingml/2006/main" noChangeAspect="1"/>
                   </wp:cNvGraphicFramePr>
@@ -16592,13 +16467,13 @@
                     <a:graphicData uri="http://schemas.openxmlformats.org/drawingml/2006/picture">
                       <pic:pic xmlns:pic="http://schemas.openxmlformats.org/drawingml/2006/picture">
                         <pic:nvPicPr>
-                          <pic:cNvPr id="27" name="Image5"/>
+                          <pic:cNvPr id="26" name="Image5"/>
                           <pic:cNvPicPr>
                             <a:picLocks noChangeAspect="1" noChangeArrowheads="1"/>
                           </pic:cNvPicPr>
                         </pic:nvPicPr>
                         <pic:blipFill>
-                          <a:blip r:embed="rId109"/>
+                          <a:blip r:embed="rId105"/>
                           <a:stretch>
                             <a:fillRect/>
                           </a:stretch>
@@ -16638,7 +16513,7 @@
                 <wp:inline distT="0" distB="0" distL="0" distR="0">
                   <wp:extent cx="1259840" cy="493395"/>
                   <wp:effectExtent l="0" t="0" r="0" b="0"/>
-                  <wp:docPr id="28" name="Image6"/>
+                  <wp:docPr id="27" name="Image6"/>
                   <wp:cNvGraphicFramePr>
                     <a:graphicFrameLocks xmlns:a="http://schemas.openxmlformats.org/drawingml/2006/main" noChangeAspect="1"/>
                   </wp:cNvGraphicFramePr>
@@ -16646,13 +16521,13 @@
                     <a:graphicData uri="http://schemas.openxmlformats.org/drawingml/2006/picture">
                       <pic:pic xmlns:pic="http://schemas.openxmlformats.org/drawingml/2006/picture">
                         <pic:nvPicPr>
-                          <pic:cNvPr id="28" name="Image6"/>
+                          <pic:cNvPr id="27" name="Image6"/>
                           <pic:cNvPicPr>
                             <a:picLocks noChangeAspect="1" noChangeArrowheads="1"/>
                           </pic:cNvPicPr>
                         </pic:nvPicPr>
                         <pic:blipFill>
-                          <a:blip r:embed="rId110"/>
+                          <a:blip r:embed="rId106"/>
                           <a:stretch>
                             <a:fillRect/>
                           </a:stretch>
@@ -16750,7 +16625,7 @@
           <wp:inline distT="0" distB="0" distL="0" distR="0">
             <wp:extent cx="1440180" cy="587375"/>
             <wp:effectExtent l="0" t="0" r="0" b="0"/>
-            <wp:docPr id="29" name="Image7"/>
+            <wp:docPr id="28" name="Image7"/>
             <wp:cNvGraphicFramePr>
               <a:graphicFrameLocks xmlns:a="http://schemas.openxmlformats.org/drawingml/2006/main" noChangeAspect="1"/>
             </wp:cNvGraphicFramePr>
@@ -16758,13 +16633,13 @@
               <a:graphicData uri="http://schemas.openxmlformats.org/drawingml/2006/picture">
                 <pic:pic xmlns:pic="http://schemas.openxmlformats.org/drawingml/2006/picture">
                   <pic:nvPicPr>
-                    <pic:cNvPr id="29" name="Image7"/>
+                    <pic:cNvPr id="28" name="Image7"/>
                     <pic:cNvPicPr>
                       <a:picLocks noChangeAspect="1" noChangeArrowheads="1"/>
                     </pic:cNvPicPr>
                   </pic:nvPicPr>
                   <pic:blipFill>
-                    <a:blip r:embed="rId111"/>
+                    <a:blip r:embed="rId107"/>
                     <a:stretch>
                       <a:fillRect/>
                     </a:stretch>
@@ -17980,7 +17855,7 @@
                 <wp:inline distT="0" distB="0" distL="0" distR="0">
                   <wp:extent cx="1259840" cy="641985"/>
                   <wp:effectExtent l="0" t="0" r="0" b="0"/>
-                  <wp:docPr id="30" name="Image8"/>
+                  <wp:docPr id="29" name="Image8"/>
                   <wp:cNvGraphicFramePr>
                     <a:graphicFrameLocks xmlns:a="http://schemas.openxmlformats.org/drawingml/2006/main" noChangeAspect="1"/>
                   </wp:cNvGraphicFramePr>
@@ -17988,13 +17863,13 @@
                     <a:graphicData uri="http://schemas.openxmlformats.org/drawingml/2006/picture">
                       <pic:pic xmlns:pic="http://schemas.openxmlformats.org/drawingml/2006/picture">
                         <pic:nvPicPr>
-                          <pic:cNvPr id="30" name="Image8"/>
+                          <pic:cNvPr id="29" name="Image8"/>
                           <pic:cNvPicPr>
                             <a:picLocks noChangeAspect="1" noChangeArrowheads="1"/>
                           </pic:cNvPicPr>
                         </pic:nvPicPr>
                         <pic:blipFill>
-                          <a:blip r:embed="rId112"/>
+                          <a:blip r:embed="rId108"/>
                           <a:stretch>
                             <a:fillRect/>
                           </a:stretch>
@@ -18034,7 +17909,7 @@
                 <wp:inline distT="0" distB="0" distL="0" distR="0">
                   <wp:extent cx="1259840" cy="493395"/>
                   <wp:effectExtent l="0" t="0" r="0" b="0"/>
-                  <wp:docPr id="31" name="Image9"/>
+                  <wp:docPr id="30" name="Image9"/>
                   <wp:cNvGraphicFramePr>
                     <a:graphicFrameLocks xmlns:a="http://schemas.openxmlformats.org/drawingml/2006/main" noChangeAspect="1"/>
                   </wp:cNvGraphicFramePr>
@@ -18042,13 +17917,13 @@
                     <a:graphicData uri="http://schemas.openxmlformats.org/drawingml/2006/picture">
                       <pic:pic xmlns:pic="http://schemas.openxmlformats.org/drawingml/2006/picture">
                         <pic:nvPicPr>
-                          <pic:cNvPr id="31" name="Image9"/>
+                          <pic:cNvPr id="30" name="Image9"/>
                           <pic:cNvPicPr>
                             <a:picLocks noChangeAspect="1" noChangeArrowheads="1"/>
                           </pic:cNvPicPr>
                         </pic:nvPicPr>
                         <pic:blipFill>
-                          <a:blip r:embed="rId113"/>
+                          <a:blip r:embed="rId109"/>
                           <a:stretch>
                             <a:fillRect/>
                           </a:stretch>
@@ -18146,7 +18021,7 @@
           <wp:inline distT="0" distB="0" distL="0" distR="0">
             <wp:extent cx="1440180" cy="587375"/>
             <wp:effectExtent l="0" t="0" r="0" b="0"/>
-            <wp:docPr id="32" name="Image10"/>
+            <wp:docPr id="31" name="Image10"/>
             <wp:cNvGraphicFramePr>
               <a:graphicFrameLocks xmlns:a="http://schemas.openxmlformats.org/drawingml/2006/main" noChangeAspect="1"/>
             </wp:cNvGraphicFramePr>
@@ -18154,13 +18029,13 @@
               <a:graphicData uri="http://schemas.openxmlformats.org/drawingml/2006/picture">
                 <pic:pic xmlns:pic="http://schemas.openxmlformats.org/drawingml/2006/picture">
                   <pic:nvPicPr>
-                    <pic:cNvPr id="32" name="Image10"/>
+                    <pic:cNvPr id="31" name="Image10"/>
                     <pic:cNvPicPr>
                       <a:picLocks noChangeAspect="1" noChangeArrowheads="1"/>
                     </pic:cNvPicPr>
                   </pic:nvPicPr>
                   <pic:blipFill>
-                    <a:blip r:embed="rId114"/>
+                    <a:blip r:embed="rId110"/>
                     <a:stretch>
                       <a:fillRect/>
                     </a:stretch>
@@ -19376,7 +19251,7 @@
                 <wp:inline distT="0" distB="0" distL="0" distR="0">
                   <wp:extent cx="1259840" cy="641985"/>
                   <wp:effectExtent l="0" t="0" r="0" b="0"/>
-                  <wp:docPr id="33" name="Image11"/>
+                  <wp:docPr id="32" name="Image11"/>
                   <wp:cNvGraphicFramePr>
                     <a:graphicFrameLocks xmlns:a="http://schemas.openxmlformats.org/drawingml/2006/main" noChangeAspect="1"/>
                   </wp:cNvGraphicFramePr>
@@ -19384,13 +19259,13 @@
                     <a:graphicData uri="http://schemas.openxmlformats.org/drawingml/2006/picture">
                       <pic:pic xmlns:pic="http://schemas.openxmlformats.org/drawingml/2006/picture">
                         <pic:nvPicPr>
-                          <pic:cNvPr id="33" name="Image11"/>
+                          <pic:cNvPr id="32" name="Image11"/>
                           <pic:cNvPicPr>
                             <a:picLocks noChangeAspect="1" noChangeArrowheads="1"/>
                           </pic:cNvPicPr>
                         </pic:nvPicPr>
                         <pic:blipFill>
-                          <a:blip r:embed="rId115"/>
+                          <a:blip r:embed="rId111"/>
                           <a:stretch>
                             <a:fillRect/>
                           </a:stretch>
@@ -19430,7 +19305,7 @@
                 <wp:inline distT="0" distB="0" distL="0" distR="0">
                   <wp:extent cx="1259840" cy="493395"/>
                   <wp:effectExtent l="0" t="0" r="0" b="0"/>
-                  <wp:docPr id="34" name="Image12"/>
+                  <wp:docPr id="33" name="Image12"/>
                   <wp:cNvGraphicFramePr>
                     <a:graphicFrameLocks xmlns:a="http://schemas.openxmlformats.org/drawingml/2006/main" noChangeAspect="1"/>
                   </wp:cNvGraphicFramePr>
@@ -19438,13 +19313,13 @@
                     <a:graphicData uri="http://schemas.openxmlformats.org/drawingml/2006/picture">
                       <pic:pic xmlns:pic="http://schemas.openxmlformats.org/drawingml/2006/picture">
                         <pic:nvPicPr>
-                          <pic:cNvPr id="34" name="Image12"/>
+                          <pic:cNvPr id="33" name="Image12"/>
                           <pic:cNvPicPr>
                             <a:picLocks noChangeAspect="1" noChangeArrowheads="1"/>
                           </pic:cNvPicPr>
                         </pic:nvPicPr>
                         <pic:blipFill>
-                          <a:blip r:embed="rId116"/>
+                          <a:blip r:embed="rId112"/>
                           <a:stretch>
                             <a:fillRect/>
                           </a:stretch>
@@ -19542,7 +19417,7 @@
           <wp:inline distT="0" distB="0" distL="0" distR="0">
             <wp:extent cx="1440180" cy="587375"/>
             <wp:effectExtent l="0" t="0" r="0" b="0"/>
-            <wp:docPr id="35" name="Image13"/>
+            <wp:docPr id="34" name="Image13"/>
             <wp:cNvGraphicFramePr>
               <a:graphicFrameLocks xmlns:a="http://schemas.openxmlformats.org/drawingml/2006/main" noChangeAspect="1"/>
             </wp:cNvGraphicFramePr>
@@ -19550,13 +19425,13 @@
               <a:graphicData uri="http://schemas.openxmlformats.org/drawingml/2006/picture">
                 <pic:pic xmlns:pic="http://schemas.openxmlformats.org/drawingml/2006/picture">
                   <pic:nvPicPr>
-                    <pic:cNvPr id="35" name="Image13"/>
+                    <pic:cNvPr id="34" name="Image13"/>
                     <pic:cNvPicPr>
                       <a:picLocks noChangeAspect="1" noChangeArrowheads="1"/>
                     </pic:cNvPicPr>
                   </pic:nvPicPr>
                   <pic:blipFill>
-                    <a:blip r:embed="rId117"/>
+                    <a:blip r:embed="rId113"/>
                     <a:stretch>
                       <a:fillRect/>
                     </a:stretch>
@@ -20772,7 +20647,7 @@
                 <wp:inline distT="0" distB="0" distL="0" distR="0">
                   <wp:extent cx="1259840" cy="641985"/>
                   <wp:effectExtent l="0" t="0" r="0" b="0"/>
-                  <wp:docPr id="36" name="Image14"/>
+                  <wp:docPr id="35" name="Image14"/>
                   <wp:cNvGraphicFramePr>
                     <a:graphicFrameLocks xmlns:a="http://schemas.openxmlformats.org/drawingml/2006/main" noChangeAspect="1"/>
                   </wp:cNvGraphicFramePr>
@@ -20780,13 +20655,13 @@
                     <a:graphicData uri="http://schemas.openxmlformats.org/drawingml/2006/picture">
                       <pic:pic xmlns:pic="http://schemas.openxmlformats.org/drawingml/2006/picture">
                         <pic:nvPicPr>
-                          <pic:cNvPr id="36" name="Image14"/>
+                          <pic:cNvPr id="35" name="Image14"/>
                           <pic:cNvPicPr>
                             <a:picLocks noChangeAspect="1" noChangeArrowheads="1"/>
                           </pic:cNvPicPr>
                         </pic:nvPicPr>
                         <pic:blipFill>
-                          <a:blip r:embed="rId118"/>
+                          <a:blip r:embed="rId114"/>
                           <a:stretch>
                             <a:fillRect/>
                           </a:stretch>
@@ -20826,7 +20701,7 @@
                 <wp:inline distT="0" distB="0" distL="0" distR="0">
                   <wp:extent cx="1259840" cy="493395"/>
                   <wp:effectExtent l="0" t="0" r="0" b="0"/>
-                  <wp:docPr id="37" name="Image15"/>
+                  <wp:docPr id="36" name="Image15"/>
                   <wp:cNvGraphicFramePr>
                     <a:graphicFrameLocks xmlns:a="http://schemas.openxmlformats.org/drawingml/2006/main" noChangeAspect="1"/>
                   </wp:cNvGraphicFramePr>
@@ -20834,13 +20709,13 @@
                     <a:graphicData uri="http://schemas.openxmlformats.org/drawingml/2006/picture">
                       <pic:pic xmlns:pic="http://schemas.openxmlformats.org/drawingml/2006/picture">
                         <pic:nvPicPr>
-                          <pic:cNvPr id="37" name="Image15"/>
+                          <pic:cNvPr id="36" name="Image15"/>
                           <pic:cNvPicPr>
                             <a:picLocks noChangeAspect="1" noChangeArrowheads="1"/>
                           </pic:cNvPicPr>
                         </pic:nvPicPr>
                         <pic:blipFill>
-                          <a:blip r:embed="rId119"/>
+                          <a:blip r:embed="rId115"/>
                           <a:stretch>
                             <a:fillRect/>
                           </a:stretch>
@@ -20938,7 +20813,7 @@
           <wp:inline distT="0" distB="0" distL="0" distR="0">
             <wp:extent cx="1440180" cy="587375"/>
             <wp:effectExtent l="0" t="0" r="0" b="0"/>
-            <wp:docPr id="38" name="Image16"/>
+            <wp:docPr id="37" name="Image16"/>
             <wp:cNvGraphicFramePr>
               <a:graphicFrameLocks xmlns:a="http://schemas.openxmlformats.org/drawingml/2006/main" noChangeAspect="1"/>
             </wp:cNvGraphicFramePr>
@@ -20946,13 +20821,13 @@
               <a:graphicData uri="http://schemas.openxmlformats.org/drawingml/2006/picture">
                 <pic:pic xmlns:pic="http://schemas.openxmlformats.org/drawingml/2006/picture">
                   <pic:nvPicPr>
-                    <pic:cNvPr id="38" name="Image16"/>
+                    <pic:cNvPr id="37" name="Image16"/>
                     <pic:cNvPicPr>
                       <a:picLocks noChangeAspect="1" noChangeArrowheads="1"/>
                     </pic:cNvPicPr>
                   </pic:nvPicPr>
                   <pic:blipFill>
-                    <a:blip r:embed="rId120"/>
+                    <a:blip r:embed="rId116"/>
                     <a:stretch>
                       <a:fillRect/>
                     </a:stretch>
@@ -22168,7 +22043,7 @@
                 <wp:inline distT="0" distB="0" distL="0" distR="0">
                   <wp:extent cx="1259840" cy="641985"/>
                   <wp:effectExtent l="0" t="0" r="0" b="0"/>
-                  <wp:docPr id="39" name="Image17"/>
+                  <wp:docPr id="38" name="Image17"/>
                   <wp:cNvGraphicFramePr>
                     <a:graphicFrameLocks xmlns:a="http://schemas.openxmlformats.org/drawingml/2006/main" noChangeAspect="1"/>
                   </wp:cNvGraphicFramePr>
@@ -22176,13 +22051,13 @@
                     <a:graphicData uri="http://schemas.openxmlformats.org/drawingml/2006/picture">
                       <pic:pic xmlns:pic="http://schemas.openxmlformats.org/drawingml/2006/picture">
                         <pic:nvPicPr>
-                          <pic:cNvPr id="39" name="Image17"/>
+                          <pic:cNvPr id="38" name="Image17"/>
                           <pic:cNvPicPr>
                             <a:picLocks noChangeAspect="1" noChangeArrowheads="1"/>
                           </pic:cNvPicPr>
                         </pic:nvPicPr>
                         <pic:blipFill>
-                          <a:blip r:embed="rId121"/>
+                          <a:blip r:embed="rId117"/>
                           <a:stretch>
                             <a:fillRect/>
                           </a:stretch>
@@ -22222,7 +22097,7 @@
                 <wp:inline distT="0" distB="0" distL="0" distR="0">
                   <wp:extent cx="1259840" cy="493395"/>
                   <wp:effectExtent l="0" t="0" r="0" b="0"/>
-                  <wp:docPr id="40" name="Image18"/>
+                  <wp:docPr id="39" name="Image18"/>
                   <wp:cNvGraphicFramePr>
                     <a:graphicFrameLocks xmlns:a="http://schemas.openxmlformats.org/drawingml/2006/main" noChangeAspect="1"/>
                   </wp:cNvGraphicFramePr>
@@ -22230,13 +22105,13 @@
                     <a:graphicData uri="http://schemas.openxmlformats.org/drawingml/2006/picture">
                       <pic:pic xmlns:pic="http://schemas.openxmlformats.org/drawingml/2006/picture">
                         <pic:nvPicPr>
-                          <pic:cNvPr id="40" name="Image18"/>
+                          <pic:cNvPr id="39" name="Image18"/>
                           <pic:cNvPicPr>
                             <a:picLocks noChangeAspect="1" noChangeArrowheads="1"/>
                           </pic:cNvPicPr>
                         </pic:nvPicPr>
                         <pic:blipFill>
-                          <a:blip r:embed="rId122"/>
+                          <a:blip r:embed="rId118"/>
                           <a:stretch>
                             <a:fillRect/>
                           </a:stretch>
@@ -22334,7 +22209,7 @@
           <wp:inline distT="0" distB="0" distL="0" distR="0">
             <wp:extent cx="1440180" cy="587375"/>
             <wp:effectExtent l="0" t="0" r="0" b="0"/>
-            <wp:docPr id="41" name="Image19"/>
+            <wp:docPr id="40" name="Image19"/>
             <wp:cNvGraphicFramePr>
               <a:graphicFrameLocks xmlns:a="http://schemas.openxmlformats.org/drawingml/2006/main" noChangeAspect="1"/>
             </wp:cNvGraphicFramePr>
@@ -22342,13 +22217,13 @@
               <a:graphicData uri="http://schemas.openxmlformats.org/drawingml/2006/picture">
                 <pic:pic xmlns:pic="http://schemas.openxmlformats.org/drawingml/2006/picture">
                   <pic:nvPicPr>
-                    <pic:cNvPr id="41" name="Image19"/>
+                    <pic:cNvPr id="40" name="Image19"/>
                     <pic:cNvPicPr>
                       <a:picLocks noChangeAspect="1" noChangeArrowheads="1"/>
                     </pic:cNvPicPr>
                   </pic:nvPicPr>
                   <pic:blipFill>
-                    <a:blip r:embed="rId123"/>
+                    <a:blip r:embed="rId119"/>
                     <a:stretch>
                       <a:fillRect/>
                     </a:stretch>
@@ -23564,7 +23439,7 @@
                 <wp:inline distT="0" distB="0" distL="0" distR="0">
                   <wp:extent cx="1259840" cy="641985"/>
                   <wp:effectExtent l="0" t="0" r="0" b="0"/>
-                  <wp:docPr id="42" name="Image20"/>
+                  <wp:docPr id="41" name="Image20"/>
                   <wp:cNvGraphicFramePr>
                     <a:graphicFrameLocks xmlns:a="http://schemas.openxmlformats.org/drawingml/2006/main" noChangeAspect="1"/>
                   </wp:cNvGraphicFramePr>
@@ -23572,13 +23447,13 @@
                     <a:graphicData uri="http://schemas.openxmlformats.org/drawingml/2006/picture">
                       <pic:pic xmlns:pic="http://schemas.openxmlformats.org/drawingml/2006/picture">
                         <pic:nvPicPr>
-                          <pic:cNvPr id="42" name="Image20"/>
+                          <pic:cNvPr id="41" name="Image20"/>
                           <pic:cNvPicPr>
                             <a:picLocks noChangeAspect="1" noChangeArrowheads="1"/>
                           </pic:cNvPicPr>
                         </pic:nvPicPr>
                         <pic:blipFill>
-                          <a:blip r:embed="rId124"/>
+                          <a:blip r:embed="rId120"/>
                           <a:stretch>
                             <a:fillRect/>
                           </a:stretch>
@@ -23618,7 +23493,7 @@
                 <wp:inline distT="0" distB="0" distL="0" distR="0">
                   <wp:extent cx="1259840" cy="493395"/>
                   <wp:effectExtent l="0" t="0" r="0" b="0"/>
-                  <wp:docPr id="43" name="Image21"/>
+                  <wp:docPr id="42" name="Image21"/>
                   <wp:cNvGraphicFramePr>
                     <a:graphicFrameLocks xmlns:a="http://schemas.openxmlformats.org/drawingml/2006/main" noChangeAspect="1"/>
                   </wp:cNvGraphicFramePr>
@@ -23626,13 +23501,13 @@
                     <a:graphicData uri="http://schemas.openxmlformats.org/drawingml/2006/picture">
                       <pic:pic xmlns:pic="http://schemas.openxmlformats.org/drawingml/2006/picture">
                         <pic:nvPicPr>
-                          <pic:cNvPr id="43" name="Image21"/>
+                          <pic:cNvPr id="42" name="Image21"/>
                           <pic:cNvPicPr>
                             <a:picLocks noChangeAspect="1" noChangeArrowheads="1"/>
                           </pic:cNvPicPr>
                         </pic:nvPicPr>
                         <pic:blipFill>
-                          <a:blip r:embed="rId125"/>
+                          <a:blip r:embed="rId121"/>
                           <a:stretch>
                             <a:fillRect/>
                           </a:stretch>
@@ -23730,7 +23605,7 @@
           <wp:inline distT="0" distB="0" distL="0" distR="0">
             <wp:extent cx="1440180" cy="587375"/>
             <wp:effectExtent l="0" t="0" r="0" b="0"/>
-            <wp:docPr id="44" name="Image22"/>
+            <wp:docPr id="43" name="Image22"/>
             <wp:cNvGraphicFramePr>
               <a:graphicFrameLocks xmlns:a="http://schemas.openxmlformats.org/drawingml/2006/main" noChangeAspect="1"/>
             </wp:cNvGraphicFramePr>
@@ -23738,13 +23613,13 @@
               <a:graphicData uri="http://schemas.openxmlformats.org/drawingml/2006/picture">
                 <pic:pic xmlns:pic="http://schemas.openxmlformats.org/drawingml/2006/picture">
                   <pic:nvPicPr>
-                    <pic:cNvPr id="44" name="Image22"/>
+                    <pic:cNvPr id="43" name="Image22"/>
                     <pic:cNvPicPr>
                       <a:picLocks noChangeAspect="1" noChangeArrowheads="1"/>
                     </pic:cNvPicPr>
                   </pic:nvPicPr>
                   <pic:blipFill>
-                    <a:blip r:embed="rId126"/>
+                    <a:blip r:embed="rId122"/>
                     <a:stretch>
                       <a:fillRect/>
                     </a:stretch>
@@ -24960,7 +24835,7 @@
                 <wp:inline distT="0" distB="0" distL="0" distR="0">
                   <wp:extent cx="1259840" cy="641985"/>
                   <wp:effectExtent l="0" t="0" r="0" b="0"/>
-                  <wp:docPr id="45" name="Image23"/>
+                  <wp:docPr id="44" name="Image23"/>
                   <wp:cNvGraphicFramePr>
                     <a:graphicFrameLocks xmlns:a="http://schemas.openxmlformats.org/drawingml/2006/main" noChangeAspect="1"/>
                   </wp:cNvGraphicFramePr>
@@ -24968,13 +24843,13 @@
                     <a:graphicData uri="http://schemas.openxmlformats.org/drawingml/2006/picture">
                       <pic:pic xmlns:pic="http://schemas.openxmlformats.org/drawingml/2006/picture">
                         <pic:nvPicPr>
-                          <pic:cNvPr id="45" name="Image23"/>
+                          <pic:cNvPr id="44" name="Image23"/>
                           <pic:cNvPicPr>
                             <a:picLocks noChangeAspect="1" noChangeArrowheads="1"/>
                           </pic:cNvPicPr>
                         </pic:nvPicPr>
                         <pic:blipFill>
-                          <a:blip r:embed="rId127"/>
+                          <a:blip r:embed="rId123"/>
                           <a:stretch>
                             <a:fillRect/>
                           </a:stretch>
@@ -25014,7 +24889,7 @@
                 <wp:inline distT="0" distB="0" distL="0" distR="0">
                   <wp:extent cx="1259840" cy="493395"/>
                   <wp:effectExtent l="0" t="0" r="0" b="0"/>
-                  <wp:docPr id="46" name="Image24"/>
+                  <wp:docPr id="45" name="Image24"/>
                   <wp:cNvGraphicFramePr>
                     <a:graphicFrameLocks xmlns:a="http://schemas.openxmlformats.org/drawingml/2006/main" noChangeAspect="1"/>
                   </wp:cNvGraphicFramePr>
@@ -25022,13 +24897,13 @@
                     <a:graphicData uri="http://schemas.openxmlformats.org/drawingml/2006/picture">
                       <pic:pic xmlns:pic="http://schemas.openxmlformats.org/drawingml/2006/picture">
                         <pic:nvPicPr>
-                          <pic:cNvPr id="46" name="Image24"/>
+                          <pic:cNvPr id="45" name="Image24"/>
                           <pic:cNvPicPr>
                             <a:picLocks noChangeAspect="1" noChangeArrowheads="1"/>
                           </pic:cNvPicPr>
                         </pic:nvPicPr>
                         <pic:blipFill>
-                          <a:blip r:embed="rId128"/>
+                          <a:blip r:embed="rId124"/>
                           <a:stretch>
                             <a:fillRect/>
                           </a:stretch>
@@ -25126,7 +25001,7 @@
           <wp:inline distT="0" distB="0" distL="0" distR="0">
             <wp:extent cx="1440180" cy="587375"/>
             <wp:effectExtent l="0" t="0" r="0" b="0"/>
-            <wp:docPr id="47" name="Image25"/>
+            <wp:docPr id="46" name="Image25"/>
             <wp:cNvGraphicFramePr>
               <a:graphicFrameLocks xmlns:a="http://schemas.openxmlformats.org/drawingml/2006/main" noChangeAspect="1"/>
             </wp:cNvGraphicFramePr>
@@ -25134,13 +25009,13 @@
               <a:graphicData uri="http://schemas.openxmlformats.org/drawingml/2006/picture">
                 <pic:pic xmlns:pic="http://schemas.openxmlformats.org/drawingml/2006/picture">
                   <pic:nvPicPr>
-                    <pic:cNvPr id="47" name="Image25"/>
+                    <pic:cNvPr id="46" name="Image25"/>
                     <pic:cNvPicPr>
                       <a:picLocks noChangeAspect="1" noChangeArrowheads="1"/>
                     </pic:cNvPicPr>
                   </pic:nvPicPr>
                   <pic:blipFill>
-                    <a:blip r:embed="rId129"/>
+                    <a:blip r:embed="rId125"/>
                     <a:stretch>
                       <a:fillRect/>
                     </a:stretch>
@@ -26356,7 +26231,7 @@
                 <wp:inline distT="0" distB="0" distL="0" distR="0">
                   <wp:extent cx="1259840" cy="641985"/>
                   <wp:effectExtent l="0" t="0" r="0" b="0"/>
-                  <wp:docPr id="48" name="Image26"/>
+                  <wp:docPr id="47" name="Image26"/>
                   <wp:cNvGraphicFramePr>
                     <a:graphicFrameLocks xmlns:a="http://schemas.openxmlformats.org/drawingml/2006/main" noChangeAspect="1"/>
                   </wp:cNvGraphicFramePr>
@@ -26364,13 +26239,13 @@
                     <a:graphicData uri="http://schemas.openxmlformats.org/drawingml/2006/picture">
                       <pic:pic xmlns:pic="http://schemas.openxmlformats.org/drawingml/2006/picture">
                         <pic:nvPicPr>
-                          <pic:cNvPr id="48" name="Image26"/>
+                          <pic:cNvPr id="47" name="Image26"/>
                           <pic:cNvPicPr>
                             <a:picLocks noChangeAspect="1" noChangeArrowheads="1"/>
                           </pic:cNvPicPr>
                         </pic:nvPicPr>
                         <pic:blipFill>
-                          <a:blip r:embed="rId130"/>
+                          <a:blip r:embed="rId126"/>
                           <a:stretch>
                             <a:fillRect/>
                           </a:stretch>
@@ -26410,7 +26285,7 @@
                 <wp:inline distT="0" distB="0" distL="0" distR="0">
                   <wp:extent cx="1259840" cy="493395"/>
                   <wp:effectExtent l="0" t="0" r="0" b="0"/>
-                  <wp:docPr id="49" name="Image27"/>
+                  <wp:docPr id="48" name="Image27"/>
                   <wp:cNvGraphicFramePr>
                     <a:graphicFrameLocks xmlns:a="http://schemas.openxmlformats.org/drawingml/2006/main" noChangeAspect="1"/>
                   </wp:cNvGraphicFramePr>
@@ -26418,13 +26293,13 @@
                     <a:graphicData uri="http://schemas.openxmlformats.org/drawingml/2006/picture">
                       <pic:pic xmlns:pic="http://schemas.openxmlformats.org/drawingml/2006/picture">
                         <pic:nvPicPr>
-                          <pic:cNvPr id="49" name="Image27"/>
+                          <pic:cNvPr id="48" name="Image27"/>
                           <pic:cNvPicPr>
                             <a:picLocks noChangeAspect="1" noChangeArrowheads="1"/>
                           </pic:cNvPicPr>
                         </pic:nvPicPr>
                         <pic:blipFill>
-                          <a:blip r:embed="rId131"/>
+                          <a:blip r:embed="rId127"/>
                           <a:stretch>
                             <a:fillRect/>
                           </a:stretch>
@@ -26522,7 +26397,7 @@
           <wp:inline distT="0" distB="0" distL="0" distR="0">
             <wp:extent cx="1440180" cy="587375"/>
             <wp:effectExtent l="0" t="0" r="0" b="0"/>
-            <wp:docPr id="50" name="Image28"/>
+            <wp:docPr id="49" name="Image28"/>
             <wp:cNvGraphicFramePr>
               <a:graphicFrameLocks xmlns:a="http://schemas.openxmlformats.org/drawingml/2006/main" noChangeAspect="1"/>
             </wp:cNvGraphicFramePr>
@@ -26530,13 +26405,13 @@
               <a:graphicData uri="http://schemas.openxmlformats.org/drawingml/2006/picture">
                 <pic:pic xmlns:pic="http://schemas.openxmlformats.org/drawingml/2006/picture">
                   <pic:nvPicPr>
-                    <pic:cNvPr id="50" name="Image28"/>
+                    <pic:cNvPr id="49" name="Image28"/>
                     <pic:cNvPicPr>
                       <a:picLocks noChangeAspect="1" noChangeArrowheads="1"/>
                     </pic:cNvPicPr>
                   </pic:nvPicPr>
                   <pic:blipFill>
-                    <a:blip r:embed="rId132"/>
+                    <a:blip r:embed="rId128"/>
                     <a:stretch>
                       <a:fillRect/>
                     </a:stretch>
@@ -27752,7 +27627,7 @@
                 <wp:inline distT="0" distB="0" distL="0" distR="0">
                   <wp:extent cx="1259840" cy="641985"/>
                   <wp:effectExtent l="0" t="0" r="0" b="0"/>
-                  <wp:docPr id="51" name="Image29"/>
+                  <wp:docPr id="50" name="Image29"/>
                   <wp:cNvGraphicFramePr>
                     <a:graphicFrameLocks xmlns:a="http://schemas.openxmlformats.org/drawingml/2006/main" noChangeAspect="1"/>
                   </wp:cNvGraphicFramePr>
@@ -27760,13 +27635,13 @@
                     <a:graphicData uri="http://schemas.openxmlformats.org/drawingml/2006/picture">
                       <pic:pic xmlns:pic="http://schemas.openxmlformats.org/drawingml/2006/picture">
                         <pic:nvPicPr>
-                          <pic:cNvPr id="51" name="Image29"/>
+                          <pic:cNvPr id="50" name="Image29"/>
                           <pic:cNvPicPr>
                             <a:picLocks noChangeAspect="1" noChangeArrowheads="1"/>
                           </pic:cNvPicPr>
                         </pic:nvPicPr>
                         <pic:blipFill>
-                          <a:blip r:embed="rId133"/>
+                          <a:blip r:embed="rId129"/>
                           <a:stretch>
                             <a:fillRect/>
                           </a:stretch>
@@ -27806,7 +27681,7 @@
                 <wp:inline distT="0" distB="0" distL="0" distR="0">
                   <wp:extent cx="1259840" cy="493395"/>
                   <wp:effectExtent l="0" t="0" r="0" b="0"/>
-                  <wp:docPr id="52" name="Image30"/>
+                  <wp:docPr id="51" name="Image30"/>
                   <wp:cNvGraphicFramePr>
                     <a:graphicFrameLocks xmlns:a="http://schemas.openxmlformats.org/drawingml/2006/main" noChangeAspect="1"/>
                   </wp:cNvGraphicFramePr>
@@ -27814,13 +27689,13 @@
                     <a:graphicData uri="http://schemas.openxmlformats.org/drawingml/2006/picture">
                       <pic:pic xmlns:pic="http://schemas.openxmlformats.org/drawingml/2006/picture">
                         <pic:nvPicPr>
-                          <pic:cNvPr id="52" name="Image30"/>
+                          <pic:cNvPr id="51" name="Image30"/>
                           <pic:cNvPicPr>
                             <a:picLocks noChangeAspect="1" noChangeArrowheads="1"/>
                           </pic:cNvPicPr>
                         </pic:nvPicPr>
                         <pic:blipFill>
-                          <a:blip r:embed="rId134"/>
+                          <a:blip r:embed="rId130"/>
                           <a:stretch>
                             <a:fillRect/>
                           </a:stretch>
@@ -27918,7 +27793,7 @@
           <wp:inline distT="0" distB="0" distL="0" distR="0">
             <wp:extent cx="1440180" cy="587375"/>
             <wp:effectExtent l="0" t="0" r="0" b="0"/>
-            <wp:docPr id="53" name="Image31"/>
+            <wp:docPr id="52" name="Image31"/>
             <wp:cNvGraphicFramePr>
               <a:graphicFrameLocks xmlns:a="http://schemas.openxmlformats.org/drawingml/2006/main" noChangeAspect="1"/>
             </wp:cNvGraphicFramePr>
@@ -27926,13 +27801,13 @@
               <a:graphicData uri="http://schemas.openxmlformats.org/drawingml/2006/picture">
                 <pic:pic xmlns:pic="http://schemas.openxmlformats.org/drawingml/2006/picture">
                   <pic:nvPicPr>
-                    <pic:cNvPr id="53" name="Image31"/>
+                    <pic:cNvPr id="52" name="Image31"/>
                     <pic:cNvPicPr>
                       <a:picLocks noChangeAspect="1" noChangeArrowheads="1"/>
                     </pic:cNvPicPr>
                   </pic:nvPicPr>
                   <pic:blipFill>
-                    <a:blip r:embed="rId135"/>
+                    <a:blip r:embed="rId131"/>
                     <a:stretch>
                       <a:fillRect/>
                     </a:stretch>
@@ -27964,9 +27839,9 @@
       </w:r>
     </w:p>
     <w:sectPr>
-      <w:footerReference w:type="even" r:id="rId136"/>
-      <w:footerReference w:type="default" r:id="rId137"/>
-      <w:footerReference w:type="first" r:id="rId138"/>
+      <w:footerReference w:type="even" r:id="rId132"/>
+      <w:footerReference w:type="default" r:id="rId133"/>
+      <w:footerReference w:type="first" r:id="rId134"/>
       <w:type w:val="nextPage"/>
       <w:pgSz w:w="12240" w:h="15840"/>
       <w:pgMar w:left="2268" w:right="1701" w:gutter="0" w:header="0" w:top="1701" w:footer="720" w:bottom="1701"/>
@@ -29836,23 +29711,33 @@
       <w:rPr/>
     </w:pPr>
     <w:r>
-      <w:rPr/>
+      <w:rPr>
+        <w:sz w:val="20"/>
+      </w:rPr>
       <w:fldChar w:fldCharType="begin"/>
     </w:r>
     <w:r>
-      <w:rPr/>
+      <w:rPr>
+        <w:sz w:val="20"/>
+      </w:rPr>
       <w:instrText xml:space="preserve"> PAGE </w:instrText>
     </w:r>
     <w:r>
-      <w:rPr/>
+      <w:rPr>
+        <w:sz w:val="20"/>
+      </w:rPr>
       <w:fldChar w:fldCharType="separate"/>
     </w:r>
     <w:r>
-      <w:rPr/>
-      <w:t>35</w:t>
+      <w:rPr>
+        <w:sz w:val="20"/>
+      </w:rPr>
+      <w:t>62</w:t>
     </w:r>
     <w:r>
-      <w:rPr/>
+      <w:rPr>
+        <w:sz w:val="20"/>
+      </w:rPr>
       <w:fldChar w:fldCharType="end"/>
     </w:r>
   </w:p>
@@ -29860,52 +29745,6 @@
 </file>
 
 <file path=word/footer81.xml><?xml version="1.0" encoding="utf-8"?>
-<w:ftr xmlns:o="urn:schemas-microsoft-com:office:office" xmlns:r="http://schemas.openxmlformats.org/officeDocument/2006/relationships" xmlns:v="urn:schemas-microsoft-com:vml" xmlns:w="http://schemas.openxmlformats.org/wordprocessingml/2006/main" xmlns:w10="urn:schemas-microsoft-com:office:word" xmlns:wp="http://schemas.openxmlformats.org/drawingml/2006/wordprocessingDrawing" xmlns:pic="http://schemas.openxmlformats.org/drawingml/2006/picture" xmlns:wps="http://schemas.microsoft.com/office/word/2010/wordprocessingShape" xmlns:wpg="http://schemas.microsoft.com/office/word/2010/wordprocessingGroup" xmlns:mc="http://schemas.openxmlformats.org/markup-compatibility/2006" xmlns:wp14="http://schemas.microsoft.com/office/word/2010/wordprocessingDrawing" xmlns:w14="http://schemas.microsoft.com/office/word/2010/wordml" xmlns:w15="http://schemas.microsoft.com/office/word/2012/wordml" mc:Ignorable="w14 wp14 w15">
-  <w:p>
-    <w:pPr>
-      <w:pStyle w:val="Normal"/>
-      <w:jc w:val="center"/>
-      <w:rPr/>
-    </w:pPr>
-    <w:r>
-      <w:rPr/>
-      <w:fldChar w:fldCharType="begin"/>
-    </w:r>
-    <w:r>
-      <w:rPr/>
-      <w:instrText xml:space="preserve"> PAGE </w:instrText>
-    </w:r>
-    <w:r>
-      <w:rPr/>
-      <w:fldChar w:fldCharType="separate"/>
-    </w:r>
-    <w:r>
-      <w:rPr/>
-      <w:t>35</w:t>
-    </w:r>
-    <w:r>
-      <w:rPr/>
-      <w:fldChar w:fldCharType="end"/>
-    </w:r>
-  </w:p>
-</w:ftr>
-</file>
-
-<file path=word/footer82.xml><?xml version="1.0" encoding="utf-8"?>
-<w:ftr xmlns:o="urn:schemas-microsoft-com:office:office" xmlns:r="http://schemas.openxmlformats.org/officeDocument/2006/relationships" xmlns:v="urn:schemas-microsoft-com:vml" xmlns:w="http://schemas.openxmlformats.org/wordprocessingml/2006/main" xmlns:w10="urn:schemas-microsoft-com:office:word" xmlns:wp="http://schemas.openxmlformats.org/drawingml/2006/wordprocessingDrawing" xmlns:pic="http://schemas.openxmlformats.org/drawingml/2006/picture" xmlns:wps="http://schemas.microsoft.com/office/word/2010/wordprocessingShape" xmlns:wpg="http://schemas.microsoft.com/office/word/2010/wordprocessingGroup" xmlns:mc="http://schemas.openxmlformats.org/markup-compatibility/2006" xmlns:wp14="http://schemas.microsoft.com/office/word/2010/wordprocessingDrawing" xmlns:w14="http://schemas.microsoft.com/office/word/2010/wordml" xmlns:w15="http://schemas.microsoft.com/office/word/2012/wordml" mc:Ignorable="w14 wp14 w15">
-  <w:p>
-    <w:pPr>
-      <w:pStyle w:val="Footer"/>
-      <w:rPr/>
-    </w:pPr>
-    <w:r>
-      <w:rPr/>
-    </w:r>
-  </w:p>
-</w:ftr>
-</file>
-
-<file path=word/footer83.xml><?xml version="1.0" encoding="utf-8"?>
 <w:ftr xmlns:o="urn:schemas-microsoft-com:office:office" xmlns:r="http://schemas.openxmlformats.org/officeDocument/2006/relationships" xmlns:v="urn:schemas-microsoft-com:vml" xmlns:w="http://schemas.openxmlformats.org/wordprocessingml/2006/main" xmlns:w10="urn:schemas-microsoft-com:office:word" xmlns:wp="http://schemas.openxmlformats.org/drawingml/2006/wordprocessingDrawing" xmlns:pic="http://schemas.openxmlformats.org/drawingml/2006/picture" xmlns:wps="http://schemas.microsoft.com/office/word/2010/wordprocessingShape" xmlns:wpg="http://schemas.microsoft.com/office/word/2010/wordprocessingGroup" xmlns:mc="http://schemas.openxmlformats.org/markup-compatibility/2006" xmlns:wp14="http://schemas.microsoft.com/office/word/2010/wordprocessingDrawing" xmlns:w14="http://schemas.microsoft.com/office/word/2010/wordml" xmlns:w15="http://schemas.microsoft.com/office/word/2012/wordml" mc:Ignorable="w14 wp14 w15">
   <w:p>
     <w:pPr>
@@ -29935,49 +29774,7 @@
       <w:rPr>
         <w:sz w:val="20"/>
       </w:rPr>
-      <w:t>63</w:t>
-    </w:r>
-    <w:r>
-      <w:rPr>
-        <w:sz w:val="20"/>
-      </w:rPr>
-      <w:fldChar w:fldCharType="end"/>
-    </w:r>
-  </w:p>
-</w:ftr>
-</file>
-
-<file path=word/footer84.xml><?xml version="1.0" encoding="utf-8"?>
-<w:ftr xmlns:o="urn:schemas-microsoft-com:office:office" xmlns:r="http://schemas.openxmlformats.org/officeDocument/2006/relationships" xmlns:v="urn:schemas-microsoft-com:vml" xmlns:w="http://schemas.openxmlformats.org/wordprocessingml/2006/main" xmlns:w10="urn:schemas-microsoft-com:office:word" xmlns:wp="http://schemas.openxmlformats.org/drawingml/2006/wordprocessingDrawing" xmlns:pic="http://schemas.openxmlformats.org/drawingml/2006/picture" xmlns:wps="http://schemas.microsoft.com/office/word/2010/wordprocessingShape" xmlns:wpg="http://schemas.microsoft.com/office/word/2010/wordprocessingGroup" xmlns:mc="http://schemas.openxmlformats.org/markup-compatibility/2006" xmlns:wp14="http://schemas.microsoft.com/office/word/2010/wordprocessingDrawing" xmlns:w14="http://schemas.microsoft.com/office/word/2010/wordml" xmlns:w15="http://schemas.microsoft.com/office/word/2012/wordml" mc:Ignorable="w14 wp14 w15">
-  <w:p>
-    <w:pPr>
-      <w:pStyle w:val="Normal"/>
-      <w:jc w:val="center"/>
-      <w:rPr/>
-    </w:pPr>
-    <w:r>
-      <w:rPr>
-        <w:sz w:val="20"/>
-      </w:rPr>
-      <w:fldChar w:fldCharType="begin"/>
-    </w:r>
-    <w:r>
-      <w:rPr>
-        <w:sz w:val="20"/>
-      </w:rPr>
-      <w:instrText xml:space="preserve"> PAGE </w:instrText>
-    </w:r>
-    <w:r>
-      <w:rPr>
-        <w:sz w:val="20"/>
-      </w:rPr>
-      <w:fldChar w:fldCharType="separate"/>
-    </w:r>
-    <w:r>
-      <w:rPr>
-        <w:sz w:val="20"/>
-      </w:rPr>
-      <w:t>63</w:t>
+      <w:t>62</w:t>
     </w:r>
     <w:r>
       <w:rPr>

--- a/amaal/reportes/Informe_Pasantia_IUTECP_con_Cronogramas.docx
+++ b/amaal/reportes/Informe_Pasantia_IUTECP_con_Cronogramas.docx
@@ -2739,6 +2739,49 @@
           <w:tab w:val="left" w:pos="1020" w:leader="none"/>
           <w:tab w:val="right" w:pos="8271" w:leader="dot"/>
         </w:tabs>
+        <w:spacing w:lineRule="auto" w:line="360" w:before="0" w:after="80"/>
+        <w:ind w:hanging="1020" w:start="1020"/>
+        <w:rPr/>
+      </w:pPr>
+      <w:r>
+        <w:rPr>
+          <w:sz w:val="24"/>
+        </w:rPr>
+        <w:t>4</w:t>
+        <w:tab/>
+        <w:t>Organigrama del Departamento de Administración.</w:t>
+        <w:tab/>
+      </w:r>
+      <w:r>
+        <w:rPr/>
+        <w:fldChar w:fldCharType="begin"/>
+      </w:r>
+      <w:r>
+        <w:rPr/>
+        <w:instrText xml:space="preserve"> PAGEREF bm_grafico4 \h </w:instrText>
+      </w:r>
+      <w:r>
+        <w:rPr/>
+        <w:fldChar w:fldCharType="separate"/>
+      </w:r>
+      <w:r>
+        <w:rPr/>
+        <w:t>?</w:t>
+      </w:r>
+      <w:r>
+        <w:rPr/>
+        <w:fldChar w:fldCharType="end"/>
+      </w:r>
+    </w:p>
+    <w:p>
+      <w:pPr>
+        <w:pStyle w:val="Normal"/>
+        <w:keepLines/>
+        <w:tabs>
+          <w:tab w:val="clear" w:pos="720"/>
+          <w:tab w:val="left" w:pos="1020" w:leader="none"/>
+          <w:tab w:val="right" w:pos="8271" w:leader="dot"/>
+        </w:tabs>
         <w:spacing w:lineRule="auto" w:line="360" w:before="0" w:after="0"/>
         <w:ind w:hanging="1020" w:start="1020"/>
         <w:rPr/>
@@ -2759,9 +2802,9 @@
         <w:rPr>
           <w:sz w:val="24"/>
         </w:rPr>
-        <w:t>4</w:t>
+        <w:t>5</w:t>
         <w:tab/>
-        <w:t>Organigrama del Departamento de Administración.</w:t>
+        <w:t>Diagrama de Ishikawa del control y trazabilidad de las solicitudes de servicio</w:t>
         <w:tab/>
       </w:r>
       <w:r>
@@ -2770,7 +2813,7 @@
       </w:r>
       <w:r>
         <w:rPr/>
-        <w:instrText xml:space="preserve"> PAGEREF bm_grafico4 \h </w:instrText>
+        <w:instrText xml:space="preserve"> PAGEREF bm_grafico5 \h </w:instrText>
       </w:r>
       <w:r>
         <w:rPr/>
@@ -2897,7 +2940,7 @@
         </w:rPr>
         <w:t>B</w:t>
         <w:tab/>
-        <w:t>Diagrama de Ishikawa definitivo del control y trazabilidad de las solicitudes de servicio</w:t>
+        <w:t>Flujograma AS-IS de afiliaciones e incidencias</w:t>
         <w:tab/>
       </w:r>
       <w:r>
@@ -2940,7 +2983,7 @@
         </w:rPr>
         <w:t>C</w:t>
         <w:tab/>
-        <w:t>Flujograma AS-IS de afiliaciones e incidencias</w:t>
+        <w:t>Swimlane interdepartamental de gestión de solicitudes</w:t>
         <w:tab/>
       </w:r>
       <w:r>
@@ -2983,7 +3026,7 @@
         </w:rPr>
         <w:t>D</w:t>
         <w:tab/>
-        <w:t>Swimlane interdepartamental de gestión de solicitudes</w:t>
+        <w:t>Estados de una solicitud de servicio</w:t>
         <w:tab/>
       </w:r>
       <w:r>
@@ -3026,7 +3069,7 @@
         </w:rPr>
         <w:t>E</w:t>
         <w:tab/>
-        <w:t>Estados de una solicitud de servicio</w:t>
+        <w:t>Comunicación interdepartamental</w:t>
         <w:tab/>
       </w:r>
       <w:r>
@@ -3069,49 +3112,6 @@
         </w:rPr>
         <w:t>F</w:t>
         <w:tab/>
-        <w:t>Comunicación interdepartamental</w:t>
-        <w:tab/>
-      </w:r>
-      <w:r>
-        <w:rPr/>
-        <w:fldChar w:fldCharType="begin"/>
-      </w:r>
-      <w:r>
-        <w:rPr/>
-        <w:instrText xml:space="preserve"> PAGEREF bm_anexoF \h </w:instrText>
-      </w:r>
-      <w:r>
-        <w:rPr/>
-        <w:fldChar w:fldCharType="separate"/>
-      </w:r>
-      <w:r>
-        <w:rPr/>
-        <w:t>?</w:t>
-      </w:r>
-      <w:r>
-        <w:rPr/>
-        <w:fldChar w:fldCharType="end"/>
-      </w:r>
-    </w:p>
-    <w:p>
-      <w:pPr>
-        <w:pStyle w:val="Normal"/>
-        <w:keepLines/>
-        <w:tabs>
-          <w:tab w:val="clear" w:pos="720"/>
-          <w:tab w:val="left" w:pos="1020" w:leader="none"/>
-          <w:tab w:val="right" w:pos="8271" w:leader="dot"/>
-        </w:tabs>
-        <w:spacing w:lineRule="auto" w:line="360" w:before="0" w:after="80"/>
-        <w:ind w:hanging="1020" w:start="1020"/>
-        <w:rPr/>
-      </w:pPr>
-      <w:r>
-        <w:rPr>
-          <w:sz w:val="24"/>
-        </w:rPr>
-        <w:t>G</w:t>
-        <w:tab/>
         <w:t>Comparación AS-IS y TO-BE del control de solicitudes</w:t>
         <w:tab/>
       </w:r>
@@ -3121,7 +3121,7 @@
       </w:r>
       <w:r>
         <w:rPr/>
-        <w:instrText xml:space="preserve"> PAGEREF bm_anexoG \h </w:instrText>
+        <w:instrText xml:space="preserve"> PAGEREF bm_anexoF \h </w:instrText>
       </w:r>
       <w:r>
         <w:rPr/>
@@ -3165,7 +3165,7 @@
         <w:rPr>
           <w:sz w:val="24"/>
         </w:rPr>
-        <w:t>H</w:t>
+        <w:t>G</w:t>
         <w:tab/>
         <w:t>Memoria fotográfica de las actividades realizadas</w:t>
         <w:tab/>
@@ -3176,7 +3176,7 @@
       </w:r>
       <w:r>
         <w:rPr/>
-        <w:instrText xml:space="preserve"> PAGEREF bm_anexoH \h </w:instrText>
+        <w:instrText xml:space="preserve"> PAGEREF bm_anexoG \h </w:instrText>
       </w:r>
       <w:r>
         <w:rPr/>
@@ -5245,7 +5245,7 @@
           <w:i w:val="false"/>
           <w:sz w:val="24"/>
         </w:rPr>
-        <w:t>El recorrido actual de afiliaciones e incidencias se representa en el flujograma AS-IS incorporado como Anexo C, el cual permite visualizar la transición de la información entre las áreas involucradas.</w:t>
+        <w:t>El recorrido actual de afiliaciones e incidencias se representa en el flujograma AS-IS incorporado como Anexo B, el cual permite visualizar la transición de la información entre las áreas involucradas.</w:t>
       </w:r>
     </w:p>
     <w:p>
@@ -5261,7 +5261,106 @@
           <w:i w:val="false"/>
           <w:sz w:val="24"/>
         </w:rPr>
-        <w:t>Para organizar las causas de la situación se empleó un diagrama de Ishikawa, complementado con observación directa, revisión de registros y entrevistas estructuradas al personal. La técnica permitió relacionar factores de procedimiento, comunicación, registro y seguimiento con las demoras e inconsistencias identificadas (véase Anexo B).</w:t>
+        <w:t>Para organizar las causas de la situación se empleó un diagrama de Ishikawa, complementado con observación directa, revisión de registros y entrevistas estructuradas al personal. La técnica permitió relacionar factores de procedimiento, comunicación, registro y seguimiento con las demoras e inconsistencias identificadas. La representación gráfica de esta técnica se presenta a continuación.</w:t>
+      </w:r>
+    </w:p>
+    <w:p>
+      <w:pPr>
+        <w:pStyle w:val="Normal"/>
+        <w:keepNext w:val="true"/>
+        <w:keepLines/>
+        <w:spacing w:before="480" w:after="0"/>
+        <w:jc w:val="center"/>
+        <w:rPr/>
+      </w:pPr>
+      <w:r>
+        <w:rPr/>
+        <w:drawing>
+          <wp:inline distT="0" distB="0" distL="0" distR="0">
+            <wp:extent cx="4500245" cy="4100195"/>
+            <wp:effectExtent l="0" t="0" r="0" b="0"/>
+            <wp:docPr id="8" name="Picture 8"/>
+            <wp:cNvGraphicFramePr>
+              <a:graphicFrameLocks xmlns:a="http://schemas.openxmlformats.org/drawingml/2006/main" noChangeAspect="1"/>
+            </wp:cNvGraphicFramePr>
+            <a:graphic xmlns:a="http://schemas.openxmlformats.org/drawingml/2006/main">
+              <a:graphicData uri="http://schemas.openxmlformats.org/drawingml/2006/picture">
+                <pic:pic xmlns:pic="http://schemas.openxmlformats.org/drawingml/2006/picture">
+                  <pic:nvPicPr>
+                    <pic:cNvPr id="8" name="Picture 8"/>
+                    <pic:cNvPicPr>
+                      <a:picLocks noChangeAspect="1" noChangeArrowheads="1"/>
+                    </pic:cNvPicPr>
+                  </pic:nvPicPr>
+                  <pic:blipFill>
+                    <a:blip r:embed="rId48"/>
+                    <a:stretch>
+                      <a:fillRect/>
+                    </a:stretch>
+                  </pic:blipFill>
+                  <pic:spPr bwMode="auto">
+                    <a:xfrm>
+                      <a:off x="0" y="0"/>
+                      <a:ext cx="4500245" cy="4100195"/>
+                    </a:xfrm>
+                    <a:prstGeom prst="rect">
+                      <a:avLst/>
+                    </a:prstGeom>
+                    <a:noFill/>
+                  </pic:spPr>
+                </pic:pic>
+              </a:graphicData>
+            </a:graphic>
+          </wp:inline>
+        </w:drawing>
+      </w:r>
+    </w:p>
+    <w:p>
+      <w:pPr>
+        <w:pStyle w:val="Normal"/>
+        <w:keepNext w:val="true"/>
+        <w:keepLines/>
+        <w:spacing w:before="120" w:after="480"/>
+        <w:jc w:val="center"/>
+        <w:rPr/>
+      </w:pPr>
+      <w:bookmarkStart w:id="29" w:name="bm_grafico5"/>
+      <w:r>
+        <w:rPr>
+          <w:i/>
+          <w:sz w:val="20"/>
+        </w:rPr>
+        <w:t xml:space="preserve">Gráfico 5. </w:t>
+      </w:r>
+      <w:r>
+        <w:rPr>
+          <w:b/>
+          <w:sz w:val="20"/>
+        </w:rPr>
+        <w:t>Diagrama de Ishikawa del control y trazabilidad de las solicitudes de servicio.</w:t>
+      </w:r>
+      <w:bookmarkEnd w:id="29"/>
+    </w:p>
+    <w:p>
+      <w:pPr>
+        <w:pStyle w:val="Normal"/>
+        <w:spacing w:lineRule="auto" w:line="240" w:before="0" w:after="240"/>
+        <w:ind w:hanging="0"/>
+        <w:jc w:val="center"/>
+        <w:rPr/>
+      </w:pPr>
+      <w:r>
+        <w:rPr>
+          <w:i/>
+          <w:sz w:val="20"/>
+        </w:rPr>
+        <w:t xml:space="preserve">Fuente: </w:t>
+      </w:r>
+      <w:r>
+        <w:rPr>
+          <w:sz w:val="20"/>
+        </w:rPr>
+        <w:t>Alrifaai A. (2026).</w:t>
       </w:r>
     </w:p>
     <w:p>
@@ -5306,7 +5405,7 @@
         <w:jc w:val="start"/>
         <w:rPr/>
       </w:pPr>
-      <w:bookmarkStart w:id="29" w:name="bm_cap2_objg"/>
+      <w:bookmarkStart w:id="30" w:name="bm_cap2_objg"/>
       <w:r>
         <w:rPr>
           <w:b/>
@@ -5314,7 +5413,7 @@
         </w:rPr>
         <w:t>Objetivo General</w:t>
       </w:r>
-      <w:bookmarkEnd w:id="29"/>
+      <w:bookmarkEnd w:id="30"/>
     </w:p>
     <w:p>
       <w:pPr>
@@ -5341,7 +5440,7 @@
         <w:jc w:val="start"/>
         <w:rPr/>
       </w:pPr>
-      <w:bookmarkStart w:id="30" w:name="bm_cap2_obje"/>
+      <w:bookmarkStart w:id="31" w:name="bm_cap2_obje"/>
       <w:r>
         <w:rPr>
           <w:b/>
@@ -5349,7 +5448,7 @@
         </w:rPr>
         <w:t>Objetivos Específicos</w:t>
       </w:r>
-      <w:bookmarkEnd w:id="30"/>
+      <w:bookmarkEnd w:id="31"/>
     </w:p>
     <w:p>
       <w:pPr>
@@ -5405,7 +5504,7 @@
         <w:jc w:val="start"/>
         <w:rPr/>
       </w:pPr>
-      <w:bookmarkStart w:id="31" w:name="bm_cap2_planif"/>
+      <w:bookmarkStart w:id="32" w:name="bm_cap2_planif"/>
       <w:r>
         <w:rPr>
           <w:b/>
@@ -5413,7 +5512,7 @@
         </w:rPr>
         <w:t>Planificación integral de objetivos</w:t>
       </w:r>
-      <w:bookmarkEnd w:id="31"/>
+      <w:bookmarkEnd w:id="32"/>
     </w:p>
     <w:p>
       <w:pPr>
@@ -5440,7 +5539,7 @@
         <w:jc w:val="start"/>
         <w:rPr/>
       </w:pPr>
-      <w:bookmarkStart w:id="32" w:name="bm_cuadro2"/>
+      <w:bookmarkStart w:id="33" w:name="bm_cuadro2"/>
       <w:r>
         <w:rPr>
           <w:b/>
@@ -5455,7 +5554,7 @@
         </w:rPr>
         <w:t>Planificación integral de objetivos específicos.</w:t>
       </w:r>
-      <w:bookmarkEnd w:id="32"/>
+      <w:bookmarkEnd w:id="33"/>
     </w:p>
     <w:tbl>
       <w:tblPr>
@@ -6201,7 +6300,7 @@
         <w:jc w:val="start"/>
         <w:rPr/>
       </w:pPr>
-      <w:bookmarkStart w:id="33" w:name="bm_cap2_crono"/>
+      <w:bookmarkStart w:id="34" w:name="bm_cap2_crono"/>
       <w:r>
         <w:rPr>
           <w:b/>
@@ -6209,7 +6308,7 @@
         </w:rPr>
         <w:t>CRONOGRAMA DE ACTIVIDADES (DIAGRAMA DE GANTT)</w:t>
       </w:r>
-      <w:bookmarkEnd w:id="33"/>
+      <w:bookmarkEnd w:id="34"/>
     </w:p>
     <w:p>
       <w:pPr>
@@ -6232,11 +6331,11 @@
         <w:pStyle w:val="Normal"/>
         <w:keepNext w:val="true"/>
         <w:keepLines/>
-        <w:spacing w:lineRule="auto" w:line="360" w:before="480" w:after="240"/>
+        <w:spacing w:lineRule="auto" w:line="240" w:before="120" w:after="60"/>
         <w:jc w:val="start"/>
         <w:rPr/>
       </w:pPr>
-      <w:bookmarkStart w:id="34" w:name="bm_cuadro3"/>
+      <w:bookmarkStart w:id="35" w:name="bm_cuadro3"/>
       <w:r>
         <w:rPr>
           <w:b/>
@@ -6251,7 +6350,7 @@
         </w:rPr>
         <w:t>Cronograma de actividades de la pasantía.</w:t>
       </w:r>
-      <w:bookmarkEnd w:id="34"/>
+      <w:bookmarkEnd w:id="35"/>
     </w:p>
     <w:tbl>
       <w:tblPr>
@@ -6284,6 +6383,7 @@
       <w:tr>
         <w:trPr>
           <w:tblHeader w:val="true"/>
+          <w:cantSplit/>
         </w:trPr>
         <w:tc>
           <w:tcPr>
@@ -6295,7 +6395,7 @@
             <w:pPr>
               <w:pStyle w:val="Normal"/>
               <w:widowControl/>
-              <w:spacing w:lineRule="auto" w:line="240" w:before="60" w:after="60"/>
+              <w:spacing w:lineRule="auto" w:line="240" w:before="0" w:after="0"/>
               <w:jc w:val="center"/>
               <w:rPr>
                 <w:rFonts w:eastAsia="ＭＳ 明朝" w:cs=""/>
@@ -6310,7 +6410,7 @@
                 <w:b/>
                 <w:color w:val="FFFFFF"/>
                 <w:kern w:val="0"/>
-                <w:sz w:val="20"/>
+                <w:sz w:val="15"/>
                 <w:szCs w:val="22"/>
                 <w:lang w:val="en-US" w:eastAsia="en-US" w:bidi="ar-SA"/>
               </w:rPr>
@@ -6329,7 +6429,7 @@
             <w:pPr>
               <w:pStyle w:val="Normal"/>
               <w:widowControl/>
-              <w:spacing w:lineRule="auto" w:line="240" w:before="60" w:after="60"/>
+              <w:spacing w:lineRule="auto" w:line="240" w:before="0" w:after="0"/>
               <w:jc w:val="center"/>
               <w:rPr>
                 <w:rFonts w:eastAsia="ＭＳ 明朝" w:cs=""/>
@@ -6344,7 +6444,7 @@
                 <w:b/>
                 <w:color w:val="FFFFFF"/>
                 <w:kern w:val="0"/>
-                <w:sz w:val="20"/>
+                <w:sz w:val="15"/>
                 <w:szCs w:val="22"/>
                 <w:lang w:val="en-US" w:eastAsia="en-US" w:bidi="ar-SA"/>
               </w:rPr>
@@ -6363,7 +6463,7 @@
             <w:pPr>
               <w:pStyle w:val="Normal"/>
               <w:widowControl/>
-              <w:spacing w:lineRule="auto" w:line="240" w:before="60" w:after="60"/>
+              <w:spacing w:lineRule="auto" w:line="240" w:before="0" w:after="0"/>
               <w:jc w:val="center"/>
               <w:rPr>
                 <w:rFonts w:eastAsia="ＭＳ 明朝" w:cs=""/>
@@ -6378,7 +6478,7 @@
                 <w:b/>
                 <w:color w:val="FFFFFF"/>
                 <w:kern w:val="0"/>
-                <w:sz w:val="20"/>
+                <w:sz w:val="15"/>
                 <w:szCs w:val="22"/>
                 <w:lang w:val="en-US" w:eastAsia="en-US" w:bidi="ar-SA"/>
               </w:rPr>
@@ -6397,7 +6497,7 @@
             <w:pPr>
               <w:pStyle w:val="Normal"/>
               <w:widowControl/>
-              <w:spacing w:lineRule="auto" w:line="240" w:before="60" w:after="60"/>
+              <w:spacing w:lineRule="auto" w:line="240" w:before="0" w:after="0"/>
               <w:jc w:val="center"/>
               <w:rPr>
                 <w:rFonts w:eastAsia="ＭＳ 明朝" w:cs=""/>
@@ -6412,7 +6512,7 @@
                 <w:b/>
                 <w:color w:val="FFFFFF"/>
                 <w:kern w:val="0"/>
-                <w:sz w:val="20"/>
+                <w:sz w:val="15"/>
                 <w:szCs w:val="22"/>
                 <w:lang w:val="en-US" w:eastAsia="en-US" w:bidi="ar-SA"/>
               </w:rPr>
@@ -6424,6 +6524,7 @@
       <w:tr>
         <w:trPr>
           <w:tblHeader w:val="true"/>
+          <w:cantSplit/>
         </w:trPr>
         <w:tc>
           <w:tcPr>
@@ -6435,7 +6536,7 @@
             <w:pPr>
               <w:pStyle w:val="Normal"/>
               <w:widowControl/>
-              <w:spacing w:lineRule="auto" w:line="240" w:before="60" w:after="60"/>
+              <w:spacing w:lineRule="auto" w:line="240" w:before="0" w:after="0"/>
               <w:jc w:val="center"/>
               <w:rPr>
                 <w:rFonts w:eastAsia="ＭＳ 明朝" w:cs=""/>
@@ -6450,7 +6551,7 @@
                 <w:b/>
                 <w:color w:val="FFFFFF"/>
                 <w:kern w:val="0"/>
-                <w:sz w:val="20"/>
+                <w:sz w:val="15"/>
                 <w:szCs w:val="22"/>
                 <w:lang w:val="en-US" w:eastAsia="en-US" w:bidi="ar-SA"/>
               </w:rPr>
@@ -6468,7 +6569,7 @@
             <w:pPr>
               <w:pStyle w:val="Normal"/>
               <w:widowControl/>
-              <w:spacing w:lineRule="auto" w:line="240" w:before="60" w:after="60"/>
+              <w:spacing w:lineRule="auto" w:line="240" w:before="0" w:after="0"/>
               <w:jc w:val="center"/>
               <w:rPr>
                 <w:rFonts w:eastAsia="ＭＳ 明朝" w:cs=""/>
@@ -6483,7 +6584,7 @@
                 <w:b/>
                 <w:color w:val="FFFFFF"/>
                 <w:kern w:val="0"/>
-                <w:sz w:val="20"/>
+                <w:sz w:val="14"/>
                 <w:szCs w:val="22"/>
                 <w:lang w:val="en-US" w:eastAsia="en-US" w:bidi="ar-SA"/>
               </w:rPr>
@@ -6501,7 +6602,7 @@
             <w:pPr>
               <w:pStyle w:val="Normal"/>
               <w:widowControl/>
-              <w:spacing w:lineRule="auto" w:line="240" w:before="60" w:after="60"/>
+              <w:spacing w:lineRule="auto" w:line="240" w:before="0" w:after="0"/>
               <w:jc w:val="center"/>
               <w:rPr>
                 <w:rFonts w:eastAsia="ＭＳ 明朝" w:cs=""/>
@@ -6516,7 +6617,7 @@
                 <w:b/>
                 <w:color w:val="FFFFFF"/>
                 <w:kern w:val="0"/>
-                <w:sz w:val="20"/>
+                <w:sz w:val="14"/>
                 <w:szCs w:val="22"/>
                 <w:lang w:val="en-US" w:eastAsia="en-US" w:bidi="ar-SA"/>
               </w:rPr>
@@ -6534,7 +6635,7 @@
             <w:pPr>
               <w:pStyle w:val="Normal"/>
               <w:widowControl/>
-              <w:spacing w:lineRule="auto" w:line="240" w:before="60" w:after="60"/>
+              <w:spacing w:lineRule="auto" w:line="240" w:before="0" w:after="0"/>
               <w:jc w:val="center"/>
               <w:rPr>
                 <w:rFonts w:eastAsia="ＭＳ 明朝" w:cs=""/>
@@ -6549,7 +6650,7 @@
                 <w:b/>
                 <w:color w:val="FFFFFF"/>
                 <w:kern w:val="0"/>
-                <w:sz w:val="20"/>
+                <w:sz w:val="14"/>
                 <w:szCs w:val="22"/>
                 <w:lang w:val="en-US" w:eastAsia="en-US" w:bidi="ar-SA"/>
               </w:rPr>
@@ -6567,7 +6668,7 @@
             <w:pPr>
               <w:pStyle w:val="Normal"/>
               <w:widowControl/>
-              <w:spacing w:lineRule="auto" w:line="240" w:before="60" w:after="60"/>
+              <w:spacing w:lineRule="auto" w:line="240" w:before="0" w:after="0"/>
               <w:jc w:val="center"/>
               <w:rPr>
                 <w:rFonts w:eastAsia="ＭＳ 明朝" w:cs=""/>
@@ -6582,7 +6683,7 @@
                 <w:b/>
                 <w:color w:val="FFFFFF"/>
                 <w:kern w:val="0"/>
-                <w:sz w:val="20"/>
+                <w:sz w:val="14"/>
                 <w:szCs w:val="22"/>
                 <w:lang w:val="en-US" w:eastAsia="en-US" w:bidi="ar-SA"/>
               </w:rPr>
@@ -6600,7 +6701,7 @@
             <w:pPr>
               <w:pStyle w:val="Normal"/>
               <w:widowControl/>
-              <w:spacing w:lineRule="auto" w:line="240" w:before="60" w:after="60"/>
+              <w:spacing w:lineRule="auto" w:line="240" w:before="0" w:after="0"/>
               <w:jc w:val="center"/>
               <w:rPr>
                 <w:rFonts w:eastAsia="ＭＳ 明朝" w:cs=""/>
@@ -6615,7 +6716,7 @@
                 <w:b/>
                 <w:color w:val="FFFFFF"/>
                 <w:kern w:val="0"/>
-                <w:sz w:val="20"/>
+                <w:sz w:val="14"/>
                 <w:szCs w:val="22"/>
                 <w:lang w:val="en-US" w:eastAsia="en-US" w:bidi="ar-SA"/>
               </w:rPr>
@@ -6633,7 +6734,7 @@
             <w:pPr>
               <w:pStyle w:val="Normal"/>
               <w:widowControl/>
-              <w:spacing w:lineRule="auto" w:line="240" w:before="60" w:after="60"/>
+              <w:spacing w:lineRule="auto" w:line="240" w:before="0" w:after="0"/>
               <w:jc w:val="center"/>
               <w:rPr>
                 <w:rFonts w:eastAsia="ＭＳ 明朝" w:cs=""/>
@@ -6648,7 +6749,7 @@
                 <w:b/>
                 <w:color w:val="FFFFFF"/>
                 <w:kern w:val="0"/>
-                <w:sz w:val="20"/>
+                <w:sz w:val="14"/>
                 <w:szCs w:val="22"/>
                 <w:lang w:val="en-US" w:eastAsia="en-US" w:bidi="ar-SA"/>
               </w:rPr>
@@ -6666,7 +6767,7 @@
             <w:pPr>
               <w:pStyle w:val="Normal"/>
               <w:widowControl/>
-              <w:spacing w:lineRule="auto" w:line="240" w:before="60" w:after="60"/>
+              <w:spacing w:lineRule="auto" w:line="240" w:before="0" w:after="0"/>
               <w:jc w:val="center"/>
               <w:rPr>
                 <w:rFonts w:eastAsia="ＭＳ 明朝" w:cs=""/>
@@ -6681,7 +6782,7 @@
                 <w:b/>
                 <w:color w:val="FFFFFF"/>
                 <w:kern w:val="0"/>
-                <w:sz w:val="20"/>
+                <w:sz w:val="14"/>
                 <w:szCs w:val="22"/>
                 <w:lang w:val="en-US" w:eastAsia="en-US" w:bidi="ar-SA"/>
               </w:rPr>
@@ -6699,7 +6800,7 @@
             <w:pPr>
               <w:pStyle w:val="Normal"/>
               <w:widowControl/>
-              <w:spacing w:lineRule="auto" w:line="240" w:before="60" w:after="60"/>
+              <w:spacing w:lineRule="auto" w:line="240" w:before="0" w:after="0"/>
               <w:jc w:val="center"/>
               <w:rPr>
                 <w:rFonts w:eastAsia="ＭＳ 明朝" w:cs=""/>
@@ -6714,7 +6815,7 @@
                 <w:b/>
                 <w:color w:val="FFFFFF"/>
                 <w:kern w:val="0"/>
-                <w:sz w:val="20"/>
+                <w:sz w:val="14"/>
                 <w:szCs w:val="22"/>
                 <w:lang w:val="en-US" w:eastAsia="en-US" w:bidi="ar-SA"/>
               </w:rPr>
@@ -6732,7 +6833,7 @@
             <w:pPr>
               <w:pStyle w:val="Normal"/>
               <w:widowControl/>
-              <w:spacing w:lineRule="auto" w:line="240" w:before="60" w:after="60"/>
+              <w:spacing w:lineRule="auto" w:line="240" w:before="0" w:after="0"/>
               <w:jc w:val="center"/>
               <w:rPr>
                 <w:rFonts w:eastAsia="ＭＳ 明朝" w:cs=""/>
@@ -6747,7 +6848,7 @@
                 <w:b/>
                 <w:color w:val="FFFFFF"/>
                 <w:kern w:val="0"/>
-                <w:sz w:val="20"/>
+                <w:sz w:val="14"/>
                 <w:szCs w:val="22"/>
                 <w:lang w:val="en-US" w:eastAsia="en-US" w:bidi="ar-SA"/>
               </w:rPr>
@@ -6765,7 +6866,7 @@
             <w:pPr>
               <w:pStyle w:val="Normal"/>
               <w:widowControl/>
-              <w:spacing w:lineRule="auto" w:line="240" w:before="60" w:after="60"/>
+              <w:spacing w:lineRule="auto" w:line="240" w:before="0" w:after="0"/>
               <w:jc w:val="center"/>
               <w:rPr>
                 <w:rFonts w:eastAsia="ＭＳ 明朝" w:cs=""/>
@@ -6780,7 +6881,7 @@
                 <w:b/>
                 <w:color w:val="FFFFFF"/>
                 <w:kern w:val="0"/>
-                <w:sz w:val="20"/>
+                <w:sz w:val="14"/>
                 <w:szCs w:val="22"/>
                 <w:lang w:val="en-US" w:eastAsia="en-US" w:bidi="ar-SA"/>
               </w:rPr>
@@ -6790,7 +6891,9 @@
         </w:tc>
       </w:tr>
       <w:tr>
-        <w:trPr/>
+        <w:trPr>
+          <w:cantSplit/>
+        </w:trPr>
         <w:tc>
           <w:tcPr>
             <w:tcW w:w="2682" w:type="dxa"/>
@@ -6801,8 +6904,8 @@
             <w:pPr>
               <w:pStyle w:val="Normal"/>
               <w:widowControl/>
-              <w:spacing w:lineRule="auto" w:line="240" w:before="60" w:after="60"/>
-              <w:jc w:val="both"/>
+              <w:spacing w:lineRule="auto" w:line="240" w:before="0" w:after="0"/>
+              <w:jc w:val="start"/>
               <w:rPr>
                 <w:rFonts w:eastAsia="ＭＳ 明朝" w:cs=""/>
                 <w:kern w:val="0"/>
@@ -6816,7 +6919,7 @@
                 <w:b w:val="false"/>
                 <w:color w:val="000000"/>
                 <w:kern w:val="0"/>
-                <w:sz w:val="20"/>
+                <w:sz w:val="14"/>
                 <w:szCs w:val="22"/>
                 <w:lang w:val="en-US" w:eastAsia="en-US" w:bidi="ar-SA"/>
               </w:rPr>
@@ -6834,7 +6937,7 @@
             <w:pPr>
               <w:pStyle w:val="Normal"/>
               <w:widowControl/>
-              <w:spacing w:lineRule="auto" w:line="240" w:before="60" w:after="60"/>
+              <w:spacing w:lineRule="auto" w:line="240" w:before="0" w:after="0"/>
               <w:jc w:val="center"/>
               <w:rPr>
                 <w:rFonts w:eastAsia="ＭＳ 明朝" w:cs=""/>
@@ -6849,7 +6952,7 @@
                 <w:b w:val="false"/>
                 <w:color w:val="FFFFFF"/>
                 <w:kern w:val="0"/>
-                <w:sz w:val="20"/>
+                <w:sz w:val="14"/>
                 <w:szCs w:val="22"/>
                 <w:lang w:val="en-US" w:eastAsia="en-US" w:bidi="ar-SA"/>
               </w:rPr>
@@ -6867,7 +6970,7 @@
             <w:pPr>
               <w:pStyle w:val="Normal"/>
               <w:widowControl/>
-              <w:spacing w:lineRule="auto" w:line="240" w:before="60" w:after="60"/>
+              <w:spacing w:lineRule="auto" w:line="240" w:before="0" w:after="0"/>
               <w:jc w:val="center"/>
               <w:rPr>
                 <w:rFonts w:eastAsia="ＭＳ 明朝" w:cs=""/>
@@ -6896,7 +6999,7 @@
             <w:pPr>
               <w:pStyle w:val="Normal"/>
               <w:widowControl/>
-              <w:spacing w:lineRule="auto" w:line="240" w:before="60" w:after="60"/>
+              <w:spacing w:lineRule="auto" w:line="240" w:before="0" w:after="0"/>
               <w:jc w:val="center"/>
               <w:rPr>
                 <w:rFonts w:eastAsia="ＭＳ 明朝" w:cs=""/>
@@ -6925,7 +7028,7 @@
             <w:pPr>
               <w:pStyle w:val="Normal"/>
               <w:widowControl/>
-              <w:spacing w:lineRule="auto" w:line="240" w:before="60" w:after="60"/>
+              <w:spacing w:lineRule="auto" w:line="240" w:before="0" w:after="0"/>
               <w:jc w:val="center"/>
               <w:rPr>
                 <w:rFonts w:eastAsia="ＭＳ 明朝" w:cs=""/>
@@ -6954,7 +7057,7 @@
             <w:pPr>
               <w:pStyle w:val="Normal"/>
               <w:widowControl/>
-              <w:spacing w:lineRule="auto" w:line="240" w:before="60" w:after="60"/>
+              <w:spacing w:lineRule="auto" w:line="240" w:before="0" w:after="0"/>
               <w:jc w:val="center"/>
               <w:rPr>
                 <w:rFonts w:eastAsia="ＭＳ 明朝" w:cs=""/>
@@ -6983,7 +7086,7 @@
             <w:pPr>
               <w:pStyle w:val="Normal"/>
               <w:widowControl/>
-              <w:spacing w:lineRule="auto" w:line="240" w:before="60" w:after="60"/>
+              <w:spacing w:lineRule="auto" w:line="240" w:before="0" w:after="0"/>
               <w:jc w:val="center"/>
               <w:rPr>
                 <w:rFonts w:eastAsia="ＭＳ 明朝" w:cs=""/>
@@ -7012,7 +7115,7 @@
             <w:pPr>
               <w:pStyle w:val="Normal"/>
               <w:widowControl/>
-              <w:spacing w:lineRule="auto" w:line="240" w:before="60" w:after="60"/>
+              <w:spacing w:lineRule="auto" w:line="240" w:before="0" w:after="0"/>
               <w:jc w:val="center"/>
               <w:rPr>
                 <w:rFonts w:eastAsia="ＭＳ 明朝" w:cs=""/>
@@ -7041,7 +7144,7 @@
             <w:pPr>
               <w:pStyle w:val="Normal"/>
               <w:widowControl/>
-              <w:spacing w:lineRule="auto" w:line="240" w:before="60" w:after="60"/>
+              <w:spacing w:lineRule="auto" w:line="240" w:before="0" w:after="0"/>
               <w:jc w:val="center"/>
               <w:rPr>
                 <w:rFonts w:eastAsia="ＭＳ 明朝" w:cs=""/>
@@ -7070,7 +7173,7 @@
             <w:pPr>
               <w:pStyle w:val="Normal"/>
               <w:widowControl/>
-              <w:spacing w:lineRule="auto" w:line="240" w:before="60" w:after="60"/>
+              <w:spacing w:lineRule="auto" w:line="240" w:before="0" w:after="0"/>
               <w:jc w:val="center"/>
               <w:rPr>
                 <w:rFonts w:eastAsia="ＭＳ 明朝" w:cs=""/>
@@ -7099,7 +7202,7 @@
             <w:pPr>
               <w:pStyle w:val="Normal"/>
               <w:widowControl/>
-              <w:spacing w:lineRule="auto" w:line="240" w:before="60" w:after="60"/>
+              <w:spacing w:lineRule="auto" w:line="240" w:before="0" w:after="0"/>
               <w:jc w:val="center"/>
               <w:rPr>
                 <w:rFonts w:eastAsia="ＭＳ 明朝" w:cs=""/>
@@ -7120,7 +7223,9 @@
         </w:tc>
       </w:tr>
       <w:tr>
-        <w:trPr/>
+        <w:trPr>
+          <w:cantSplit/>
+        </w:trPr>
         <w:tc>
           <w:tcPr>
             <w:tcW w:w="2682" w:type="dxa"/>
@@ -7131,8 +7236,8 @@
             <w:pPr>
               <w:pStyle w:val="Normal"/>
               <w:widowControl/>
-              <w:spacing w:lineRule="auto" w:line="240" w:before="60" w:after="60"/>
-              <w:jc w:val="both"/>
+              <w:spacing w:lineRule="auto" w:line="240" w:before="0" w:after="0"/>
+              <w:jc w:val="start"/>
               <w:rPr>
                 <w:rFonts w:eastAsia="ＭＳ 明朝" w:cs=""/>
                 <w:kern w:val="0"/>
@@ -7146,7 +7251,7 @@
                 <w:b w:val="false"/>
                 <w:color w:val="000000"/>
                 <w:kern w:val="0"/>
-                <w:sz w:val="20"/>
+                <w:sz w:val="14"/>
                 <w:szCs w:val="22"/>
                 <w:lang w:val="en-US" w:eastAsia="en-US" w:bidi="ar-SA"/>
               </w:rPr>
@@ -7164,7 +7269,7 @@
             <w:pPr>
               <w:pStyle w:val="Normal"/>
               <w:widowControl/>
-              <w:spacing w:lineRule="auto" w:line="240" w:before="60" w:after="60"/>
+              <w:spacing w:lineRule="auto" w:line="240" w:before="0" w:after="0"/>
               <w:jc w:val="center"/>
               <w:rPr>
                 <w:rFonts w:eastAsia="ＭＳ 明朝" w:cs=""/>
@@ -7179,7 +7284,7 @@
                 <w:b w:val="false"/>
                 <w:color w:val="FFFFFF"/>
                 <w:kern w:val="0"/>
-                <w:sz w:val="20"/>
+                <w:sz w:val="14"/>
                 <w:szCs w:val="22"/>
                 <w:lang w:val="en-US" w:eastAsia="en-US" w:bidi="ar-SA"/>
               </w:rPr>
@@ -7197,7 +7302,7 @@
             <w:pPr>
               <w:pStyle w:val="Normal"/>
               <w:widowControl/>
-              <w:spacing w:lineRule="auto" w:line="240" w:before="60" w:after="60"/>
+              <w:spacing w:lineRule="auto" w:line="240" w:before="0" w:after="0"/>
               <w:jc w:val="center"/>
               <w:rPr>
                 <w:rFonts w:eastAsia="ＭＳ 明朝" w:cs=""/>
@@ -7212,7 +7317,7 @@
                 <w:b w:val="false"/>
                 <w:color w:val="FFFFFF"/>
                 <w:kern w:val="0"/>
-                <w:sz w:val="20"/>
+                <w:sz w:val="14"/>
                 <w:szCs w:val="22"/>
                 <w:lang w:val="en-US" w:eastAsia="en-US" w:bidi="ar-SA"/>
               </w:rPr>
@@ -7230,7 +7335,7 @@
             <w:pPr>
               <w:pStyle w:val="Normal"/>
               <w:widowControl/>
-              <w:spacing w:lineRule="auto" w:line="240" w:before="60" w:after="60"/>
+              <w:spacing w:lineRule="auto" w:line="240" w:before="0" w:after="0"/>
               <w:jc w:val="center"/>
               <w:rPr>
                 <w:rFonts w:eastAsia="ＭＳ 明朝" w:cs=""/>
@@ -7245,7 +7350,7 @@
                 <w:b w:val="false"/>
                 <w:color w:val="FFFFFF"/>
                 <w:kern w:val="0"/>
-                <w:sz w:val="20"/>
+                <w:sz w:val="14"/>
                 <w:szCs w:val="22"/>
                 <w:lang w:val="en-US" w:eastAsia="en-US" w:bidi="ar-SA"/>
               </w:rPr>
@@ -7263,7 +7368,7 @@
             <w:pPr>
               <w:pStyle w:val="Normal"/>
               <w:widowControl/>
-              <w:spacing w:lineRule="auto" w:line="240" w:before="60" w:after="60"/>
+              <w:spacing w:lineRule="auto" w:line="240" w:before="0" w:after="0"/>
               <w:jc w:val="center"/>
               <w:rPr>
                 <w:rFonts w:eastAsia="ＭＳ 明朝" w:cs=""/>
@@ -7292,7 +7397,7 @@
             <w:pPr>
               <w:pStyle w:val="Normal"/>
               <w:widowControl/>
-              <w:spacing w:lineRule="auto" w:line="240" w:before="60" w:after="60"/>
+              <w:spacing w:lineRule="auto" w:line="240" w:before="0" w:after="0"/>
               <w:jc w:val="center"/>
               <w:rPr>
                 <w:rFonts w:eastAsia="ＭＳ 明朝" w:cs=""/>
@@ -7321,7 +7426,7 @@
             <w:pPr>
               <w:pStyle w:val="Normal"/>
               <w:widowControl/>
-              <w:spacing w:lineRule="auto" w:line="240" w:before="60" w:after="60"/>
+              <w:spacing w:lineRule="auto" w:line="240" w:before="0" w:after="0"/>
               <w:jc w:val="center"/>
               <w:rPr>
                 <w:rFonts w:eastAsia="ＭＳ 明朝" w:cs=""/>
@@ -7350,7 +7455,7 @@
             <w:pPr>
               <w:pStyle w:val="Normal"/>
               <w:widowControl/>
-              <w:spacing w:lineRule="auto" w:line="240" w:before="60" w:after="60"/>
+              <w:spacing w:lineRule="auto" w:line="240" w:before="0" w:after="0"/>
               <w:jc w:val="center"/>
               <w:rPr>
                 <w:rFonts w:eastAsia="ＭＳ 明朝" w:cs=""/>
@@ -7379,7 +7484,7 @@
             <w:pPr>
               <w:pStyle w:val="Normal"/>
               <w:widowControl/>
-              <w:spacing w:lineRule="auto" w:line="240" w:before="60" w:after="60"/>
+              <w:spacing w:lineRule="auto" w:line="240" w:before="0" w:after="0"/>
               <w:jc w:val="center"/>
               <w:rPr>
                 <w:rFonts w:eastAsia="ＭＳ 明朝" w:cs=""/>
@@ -7408,7 +7513,7 @@
             <w:pPr>
               <w:pStyle w:val="Normal"/>
               <w:widowControl/>
-              <w:spacing w:lineRule="auto" w:line="240" w:before="60" w:after="60"/>
+              <w:spacing w:lineRule="auto" w:line="240" w:before="0" w:after="0"/>
               <w:jc w:val="center"/>
               <w:rPr>
                 <w:rFonts w:eastAsia="ＭＳ 明朝" w:cs=""/>
@@ -7437,7 +7542,7 @@
             <w:pPr>
               <w:pStyle w:val="Normal"/>
               <w:widowControl/>
-              <w:spacing w:lineRule="auto" w:line="240" w:before="60" w:after="60"/>
+              <w:spacing w:lineRule="auto" w:line="240" w:before="0" w:after="0"/>
               <w:jc w:val="center"/>
               <w:rPr>
                 <w:rFonts w:eastAsia="ＭＳ 明朝" w:cs=""/>
@@ -7458,7 +7563,9 @@
         </w:tc>
       </w:tr>
       <w:tr>
-        <w:trPr/>
+        <w:trPr>
+          <w:cantSplit/>
+        </w:trPr>
         <w:tc>
           <w:tcPr>
             <w:tcW w:w="2682" w:type="dxa"/>
@@ -7469,8 +7576,8 @@
             <w:pPr>
               <w:pStyle w:val="Normal"/>
               <w:widowControl/>
-              <w:spacing w:lineRule="auto" w:line="240" w:before="60" w:after="60"/>
-              <w:jc w:val="both"/>
+              <w:spacing w:lineRule="auto" w:line="240" w:before="0" w:after="0"/>
+              <w:jc w:val="start"/>
               <w:rPr>
                 <w:rFonts w:eastAsia="ＭＳ 明朝" w:cs=""/>
                 <w:kern w:val="0"/>
@@ -7484,7 +7591,7 @@
                 <w:b w:val="false"/>
                 <w:color w:val="000000"/>
                 <w:kern w:val="0"/>
-                <w:sz w:val="20"/>
+                <w:sz w:val="14"/>
                 <w:szCs w:val="22"/>
                 <w:lang w:val="en-US" w:eastAsia="en-US" w:bidi="ar-SA"/>
               </w:rPr>
@@ -7502,7 +7609,7 @@
             <w:pPr>
               <w:pStyle w:val="Normal"/>
               <w:widowControl/>
-              <w:spacing w:lineRule="auto" w:line="240" w:before="60" w:after="60"/>
+              <w:spacing w:lineRule="auto" w:line="240" w:before="0" w:after="0"/>
               <w:jc w:val="center"/>
               <w:rPr>
                 <w:rFonts w:eastAsia="ＭＳ 明朝" w:cs=""/>
@@ -7517,7 +7624,7 @@
                 <w:b w:val="false"/>
                 <w:color w:val="FFFFFF"/>
                 <w:kern w:val="0"/>
-                <w:sz w:val="20"/>
+                <w:sz w:val="14"/>
                 <w:szCs w:val="22"/>
                 <w:lang w:val="en-US" w:eastAsia="en-US" w:bidi="ar-SA"/>
               </w:rPr>
@@ -7535,7 +7642,7 @@
             <w:pPr>
               <w:pStyle w:val="Normal"/>
               <w:widowControl/>
-              <w:spacing w:lineRule="auto" w:line="240" w:before="60" w:after="60"/>
+              <w:spacing w:lineRule="auto" w:line="240" w:before="0" w:after="0"/>
               <w:jc w:val="center"/>
               <w:rPr>
                 <w:rFonts w:eastAsia="ＭＳ 明朝" w:cs=""/>
@@ -7550,7 +7657,7 @@
                 <w:b w:val="false"/>
                 <w:color w:val="FFFFFF"/>
                 <w:kern w:val="0"/>
-                <w:sz w:val="20"/>
+                <w:sz w:val="14"/>
                 <w:szCs w:val="22"/>
                 <w:lang w:val="en-US" w:eastAsia="en-US" w:bidi="ar-SA"/>
               </w:rPr>
@@ -7568,7 +7675,7 @@
             <w:pPr>
               <w:pStyle w:val="Normal"/>
               <w:widowControl/>
-              <w:spacing w:lineRule="auto" w:line="240" w:before="60" w:after="60"/>
+              <w:spacing w:lineRule="auto" w:line="240" w:before="0" w:after="0"/>
               <w:jc w:val="center"/>
               <w:rPr>
                 <w:rFonts w:eastAsia="ＭＳ 明朝" w:cs=""/>
@@ -7583,7 +7690,7 @@
                 <w:b w:val="false"/>
                 <w:color w:val="FFFFFF"/>
                 <w:kern w:val="0"/>
-                <w:sz w:val="20"/>
+                <w:sz w:val="14"/>
                 <w:szCs w:val="22"/>
                 <w:lang w:val="en-US" w:eastAsia="en-US" w:bidi="ar-SA"/>
               </w:rPr>
@@ -7601,7 +7708,7 @@
             <w:pPr>
               <w:pStyle w:val="Normal"/>
               <w:widowControl/>
-              <w:spacing w:lineRule="auto" w:line="240" w:before="60" w:after="60"/>
+              <w:spacing w:lineRule="auto" w:line="240" w:before="0" w:after="0"/>
               <w:jc w:val="center"/>
               <w:rPr>
                 <w:rFonts w:eastAsia="ＭＳ 明朝" w:cs=""/>
@@ -7630,7 +7737,7 @@
             <w:pPr>
               <w:pStyle w:val="Normal"/>
               <w:widowControl/>
-              <w:spacing w:lineRule="auto" w:line="240" w:before="60" w:after="60"/>
+              <w:spacing w:lineRule="auto" w:line="240" w:before="0" w:after="0"/>
               <w:jc w:val="center"/>
               <w:rPr>
                 <w:rFonts w:eastAsia="ＭＳ 明朝" w:cs=""/>
@@ -7659,7 +7766,7 @@
             <w:pPr>
               <w:pStyle w:val="Normal"/>
               <w:widowControl/>
-              <w:spacing w:lineRule="auto" w:line="240" w:before="60" w:after="60"/>
+              <w:spacing w:lineRule="auto" w:line="240" w:before="0" w:after="0"/>
               <w:jc w:val="center"/>
               <w:rPr>
                 <w:rFonts w:eastAsia="ＭＳ 明朝" w:cs=""/>
@@ -7688,7 +7795,7 @@
             <w:pPr>
               <w:pStyle w:val="Normal"/>
               <w:widowControl/>
-              <w:spacing w:lineRule="auto" w:line="240" w:before="60" w:after="60"/>
+              <w:spacing w:lineRule="auto" w:line="240" w:before="0" w:after="0"/>
               <w:jc w:val="center"/>
               <w:rPr>
                 <w:rFonts w:eastAsia="ＭＳ 明朝" w:cs=""/>
@@ -7717,7 +7824,7 @@
             <w:pPr>
               <w:pStyle w:val="Normal"/>
               <w:widowControl/>
-              <w:spacing w:lineRule="auto" w:line="240" w:before="60" w:after="60"/>
+              <w:spacing w:lineRule="auto" w:line="240" w:before="0" w:after="0"/>
               <w:jc w:val="center"/>
               <w:rPr>
                 <w:rFonts w:eastAsia="ＭＳ 明朝" w:cs=""/>
@@ -7746,7 +7853,7 @@
             <w:pPr>
               <w:pStyle w:val="Normal"/>
               <w:widowControl/>
-              <w:spacing w:lineRule="auto" w:line="240" w:before="60" w:after="60"/>
+              <w:spacing w:lineRule="auto" w:line="240" w:before="0" w:after="0"/>
               <w:jc w:val="center"/>
               <w:rPr>
                 <w:rFonts w:eastAsia="ＭＳ 明朝" w:cs=""/>
@@ -7775,7 +7882,7 @@
             <w:pPr>
               <w:pStyle w:val="Normal"/>
               <w:widowControl/>
-              <w:spacing w:lineRule="auto" w:line="240" w:before="60" w:after="60"/>
+              <w:spacing w:lineRule="auto" w:line="240" w:before="0" w:after="0"/>
               <w:jc w:val="center"/>
               <w:rPr>
                 <w:rFonts w:eastAsia="ＭＳ 明朝" w:cs=""/>
@@ -7796,7 +7903,9 @@
         </w:tc>
       </w:tr>
       <w:tr>
-        <w:trPr/>
+        <w:trPr>
+          <w:cantSplit/>
+        </w:trPr>
         <w:tc>
           <w:tcPr>
             <w:tcW w:w="2682" w:type="dxa"/>
@@ -7807,8 +7916,8 @@
             <w:pPr>
               <w:pStyle w:val="Normal"/>
               <w:widowControl/>
-              <w:spacing w:lineRule="auto" w:line="240" w:before="60" w:after="60"/>
-              <w:jc w:val="both"/>
+              <w:spacing w:lineRule="auto" w:line="240" w:before="0" w:after="0"/>
+              <w:jc w:val="start"/>
               <w:rPr>
                 <w:rFonts w:eastAsia="ＭＳ 明朝" w:cs=""/>
                 <w:kern w:val="0"/>
@@ -7822,7 +7931,7 @@
                 <w:b w:val="false"/>
                 <w:color w:val="000000"/>
                 <w:kern w:val="0"/>
-                <w:sz w:val="20"/>
+                <w:sz w:val="14"/>
                 <w:szCs w:val="22"/>
                 <w:lang w:val="en-US" w:eastAsia="en-US" w:bidi="ar-SA"/>
               </w:rPr>
@@ -7840,7 +7949,7 @@
             <w:pPr>
               <w:pStyle w:val="Normal"/>
               <w:widowControl/>
-              <w:spacing w:lineRule="auto" w:line="240" w:before="60" w:after="60"/>
+              <w:spacing w:lineRule="auto" w:line="240" w:before="0" w:after="0"/>
               <w:jc w:val="center"/>
               <w:rPr>
                 <w:rFonts w:eastAsia="ＭＳ 明朝" w:cs=""/>
@@ -7869,7 +7978,7 @@
             <w:pPr>
               <w:pStyle w:val="Normal"/>
               <w:widowControl/>
-              <w:spacing w:lineRule="auto" w:line="240" w:before="60" w:after="60"/>
+              <w:spacing w:lineRule="auto" w:line="240" w:before="0" w:after="0"/>
               <w:jc w:val="center"/>
               <w:rPr>
                 <w:rFonts w:eastAsia="ＭＳ 明朝" w:cs=""/>
@@ -7898,7 +8007,7 @@
             <w:pPr>
               <w:pStyle w:val="Normal"/>
               <w:widowControl/>
-              <w:spacing w:lineRule="auto" w:line="240" w:before="60" w:after="60"/>
+              <w:spacing w:lineRule="auto" w:line="240" w:before="0" w:after="0"/>
               <w:jc w:val="center"/>
               <w:rPr>
                 <w:rFonts w:eastAsia="ＭＳ 明朝" w:cs=""/>
@@ -7913,7 +8022,7 @@
                 <w:b w:val="false"/>
                 <w:color w:val="FFFFFF"/>
                 <w:kern w:val="0"/>
-                <w:sz w:val="20"/>
+                <w:sz w:val="14"/>
                 <w:szCs w:val="22"/>
                 <w:lang w:val="en-US" w:eastAsia="en-US" w:bidi="ar-SA"/>
               </w:rPr>
@@ -7931,7 +8040,7 @@
             <w:pPr>
               <w:pStyle w:val="Normal"/>
               <w:widowControl/>
-              <w:spacing w:lineRule="auto" w:line="240" w:before="60" w:after="60"/>
+              <w:spacing w:lineRule="auto" w:line="240" w:before="0" w:after="0"/>
               <w:jc w:val="center"/>
               <w:rPr>
                 <w:rFonts w:eastAsia="ＭＳ 明朝" w:cs=""/>
@@ -7946,7 +8055,7 @@
                 <w:b w:val="false"/>
                 <w:color w:val="FFFFFF"/>
                 <w:kern w:val="0"/>
-                <w:sz w:val="20"/>
+                <w:sz w:val="14"/>
                 <w:szCs w:val="22"/>
                 <w:lang w:val="en-US" w:eastAsia="en-US" w:bidi="ar-SA"/>
               </w:rPr>
@@ -7964,7 +8073,7 @@
             <w:pPr>
               <w:pStyle w:val="Normal"/>
               <w:widowControl/>
-              <w:spacing w:lineRule="auto" w:line="240" w:before="60" w:after="60"/>
+              <w:spacing w:lineRule="auto" w:line="240" w:before="0" w:after="0"/>
               <w:jc w:val="center"/>
               <w:rPr>
                 <w:rFonts w:eastAsia="ＭＳ 明朝" w:cs=""/>
@@ -7993,7 +8102,7 @@
             <w:pPr>
               <w:pStyle w:val="Normal"/>
               <w:widowControl/>
-              <w:spacing w:lineRule="auto" w:line="240" w:before="60" w:after="60"/>
+              <w:spacing w:lineRule="auto" w:line="240" w:before="0" w:after="0"/>
               <w:jc w:val="center"/>
               <w:rPr>
                 <w:rFonts w:eastAsia="ＭＳ 明朝" w:cs=""/>
@@ -8022,7 +8131,7 @@
             <w:pPr>
               <w:pStyle w:val="Normal"/>
               <w:widowControl/>
-              <w:spacing w:lineRule="auto" w:line="240" w:before="60" w:after="60"/>
+              <w:spacing w:lineRule="auto" w:line="240" w:before="0" w:after="0"/>
               <w:jc w:val="center"/>
               <w:rPr>
                 <w:rFonts w:eastAsia="ＭＳ 明朝" w:cs=""/>
@@ -8051,7 +8160,7 @@
             <w:pPr>
               <w:pStyle w:val="Normal"/>
               <w:widowControl/>
-              <w:spacing w:lineRule="auto" w:line="240" w:before="60" w:after="60"/>
+              <w:spacing w:lineRule="auto" w:line="240" w:before="0" w:after="0"/>
               <w:jc w:val="center"/>
               <w:rPr>
                 <w:rFonts w:eastAsia="ＭＳ 明朝" w:cs=""/>
@@ -8080,7 +8189,7 @@
             <w:pPr>
               <w:pStyle w:val="Normal"/>
               <w:widowControl/>
-              <w:spacing w:lineRule="auto" w:line="240" w:before="60" w:after="60"/>
+              <w:spacing w:lineRule="auto" w:line="240" w:before="0" w:after="0"/>
               <w:jc w:val="center"/>
               <w:rPr>
                 <w:rFonts w:eastAsia="ＭＳ 明朝" w:cs=""/>
@@ -8109,7 +8218,7 @@
             <w:pPr>
               <w:pStyle w:val="Normal"/>
               <w:widowControl/>
-              <w:spacing w:lineRule="auto" w:line="240" w:before="60" w:after="60"/>
+              <w:spacing w:lineRule="auto" w:line="240" w:before="0" w:after="0"/>
               <w:jc w:val="center"/>
               <w:rPr>
                 <w:rFonts w:eastAsia="ＭＳ 明朝" w:cs=""/>
@@ -8130,7 +8239,9 @@
         </w:tc>
       </w:tr>
       <w:tr>
-        <w:trPr/>
+        <w:trPr>
+          <w:cantSplit/>
+        </w:trPr>
         <w:tc>
           <w:tcPr>
             <w:tcW w:w="2682" w:type="dxa"/>
@@ -8141,8 +8252,8 @@
             <w:pPr>
               <w:pStyle w:val="Normal"/>
               <w:widowControl/>
-              <w:spacing w:lineRule="auto" w:line="240" w:before="60" w:after="60"/>
-              <w:jc w:val="both"/>
+              <w:spacing w:lineRule="auto" w:line="240" w:before="0" w:after="0"/>
+              <w:jc w:val="start"/>
               <w:rPr>
                 <w:rFonts w:eastAsia="ＭＳ 明朝" w:cs=""/>
                 <w:kern w:val="0"/>
@@ -8156,7 +8267,7 @@
                 <w:b w:val="false"/>
                 <w:color w:val="000000"/>
                 <w:kern w:val="0"/>
-                <w:sz w:val="20"/>
+                <w:sz w:val="14"/>
                 <w:szCs w:val="22"/>
                 <w:lang w:val="en-US" w:eastAsia="en-US" w:bidi="ar-SA"/>
               </w:rPr>
@@ -8174,7 +8285,7 @@
             <w:pPr>
               <w:pStyle w:val="Normal"/>
               <w:widowControl/>
-              <w:spacing w:lineRule="auto" w:line="240" w:before="60" w:after="60"/>
+              <w:spacing w:lineRule="auto" w:line="240" w:before="0" w:after="0"/>
               <w:jc w:val="center"/>
               <w:rPr>
                 <w:rFonts w:eastAsia="ＭＳ 明朝" w:cs=""/>
@@ -8203,7 +8314,7 @@
             <w:pPr>
               <w:pStyle w:val="Normal"/>
               <w:widowControl/>
-              <w:spacing w:lineRule="auto" w:line="240" w:before="60" w:after="60"/>
+              <w:spacing w:lineRule="auto" w:line="240" w:before="0" w:after="0"/>
               <w:jc w:val="center"/>
               <w:rPr>
                 <w:rFonts w:eastAsia="ＭＳ 明朝" w:cs=""/>
@@ -8232,7 +8343,7 @@
             <w:pPr>
               <w:pStyle w:val="Normal"/>
               <w:widowControl/>
-              <w:spacing w:lineRule="auto" w:line="240" w:before="60" w:after="60"/>
+              <w:spacing w:lineRule="auto" w:line="240" w:before="0" w:after="0"/>
               <w:jc w:val="center"/>
               <w:rPr>
                 <w:rFonts w:eastAsia="ＭＳ 明朝" w:cs=""/>
@@ -8261,7 +8372,7 @@
             <w:pPr>
               <w:pStyle w:val="Normal"/>
               <w:widowControl/>
-              <w:spacing w:lineRule="auto" w:line="240" w:before="60" w:after="60"/>
+              <w:spacing w:lineRule="auto" w:line="240" w:before="0" w:after="0"/>
               <w:jc w:val="center"/>
               <w:rPr>
                 <w:rFonts w:eastAsia="ＭＳ 明朝" w:cs=""/>
@@ -8276,7 +8387,7 @@
                 <w:b w:val="false"/>
                 <w:color w:val="FFFFFF"/>
                 <w:kern w:val="0"/>
-                <w:sz w:val="20"/>
+                <w:sz w:val="14"/>
                 <w:szCs w:val="22"/>
                 <w:lang w:val="en-US" w:eastAsia="en-US" w:bidi="ar-SA"/>
               </w:rPr>
@@ -8294,7 +8405,7 @@
             <w:pPr>
               <w:pStyle w:val="Normal"/>
               <w:widowControl/>
-              <w:spacing w:lineRule="auto" w:line="240" w:before="60" w:after="60"/>
+              <w:spacing w:lineRule="auto" w:line="240" w:before="0" w:after="0"/>
               <w:jc w:val="center"/>
               <w:rPr>
                 <w:rFonts w:eastAsia="ＭＳ 明朝" w:cs=""/>
@@ -8309,7 +8420,7 @@
                 <w:b w:val="false"/>
                 <w:color w:val="FFFFFF"/>
                 <w:kern w:val="0"/>
-                <w:sz w:val="20"/>
+                <w:sz w:val="14"/>
                 <w:szCs w:val="22"/>
                 <w:lang w:val="en-US" w:eastAsia="en-US" w:bidi="ar-SA"/>
               </w:rPr>
@@ -8327,7 +8438,7 @@
             <w:pPr>
               <w:pStyle w:val="Normal"/>
               <w:widowControl/>
-              <w:spacing w:lineRule="auto" w:line="240" w:before="60" w:after="60"/>
+              <w:spacing w:lineRule="auto" w:line="240" w:before="0" w:after="0"/>
               <w:jc w:val="center"/>
               <w:rPr>
                 <w:rFonts w:eastAsia="ＭＳ 明朝" w:cs=""/>
@@ -8356,7 +8467,7 @@
             <w:pPr>
               <w:pStyle w:val="Normal"/>
               <w:widowControl/>
-              <w:spacing w:lineRule="auto" w:line="240" w:before="60" w:after="60"/>
+              <w:spacing w:lineRule="auto" w:line="240" w:before="0" w:after="0"/>
               <w:jc w:val="center"/>
               <w:rPr>
                 <w:rFonts w:eastAsia="ＭＳ 明朝" w:cs=""/>
@@ -8385,7 +8496,7 @@
             <w:pPr>
               <w:pStyle w:val="Normal"/>
               <w:widowControl/>
-              <w:spacing w:lineRule="auto" w:line="240" w:before="60" w:after="60"/>
+              <w:spacing w:lineRule="auto" w:line="240" w:before="0" w:after="0"/>
               <w:jc w:val="center"/>
               <w:rPr>
                 <w:rFonts w:eastAsia="ＭＳ 明朝" w:cs=""/>
@@ -8414,7 +8525,7 @@
             <w:pPr>
               <w:pStyle w:val="Normal"/>
               <w:widowControl/>
-              <w:spacing w:lineRule="auto" w:line="240" w:before="60" w:after="60"/>
+              <w:spacing w:lineRule="auto" w:line="240" w:before="0" w:after="0"/>
               <w:jc w:val="center"/>
               <w:rPr>
                 <w:rFonts w:eastAsia="ＭＳ 明朝" w:cs=""/>
@@ -8443,7 +8554,7 @@
             <w:pPr>
               <w:pStyle w:val="Normal"/>
               <w:widowControl/>
-              <w:spacing w:lineRule="auto" w:line="240" w:before="60" w:after="60"/>
+              <w:spacing w:lineRule="auto" w:line="240" w:before="0" w:after="0"/>
               <w:jc w:val="center"/>
               <w:rPr>
                 <w:rFonts w:eastAsia="ＭＳ 明朝" w:cs=""/>
@@ -8464,7 +8575,9 @@
         </w:tc>
       </w:tr>
       <w:tr>
-        <w:trPr/>
+        <w:trPr>
+          <w:cantSplit/>
+        </w:trPr>
         <w:tc>
           <w:tcPr>
             <w:tcW w:w="2682" w:type="dxa"/>
@@ -8475,8 +8588,8 @@
             <w:pPr>
               <w:pStyle w:val="Normal"/>
               <w:widowControl/>
-              <w:spacing w:lineRule="auto" w:line="240" w:before="60" w:after="60"/>
-              <w:jc w:val="both"/>
+              <w:spacing w:lineRule="auto" w:line="240" w:before="0" w:after="0"/>
+              <w:jc w:val="start"/>
               <w:rPr>
                 <w:rFonts w:eastAsia="ＭＳ 明朝" w:cs=""/>
                 <w:kern w:val="0"/>
@@ -8490,7 +8603,7 @@
                 <w:b w:val="false"/>
                 <w:color w:val="000000"/>
                 <w:kern w:val="0"/>
-                <w:sz w:val="20"/>
+                <w:sz w:val="14"/>
                 <w:szCs w:val="22"/>
                 <w:lang w:val="en-US" w:eastAsia="en-US" w:bidi="ar-SA"/>
               </w:rPr>
@@ -8508,7 +8621,7 @@
             <w:pPr>
               <w:pStyle w:val="Normal"/>
               <w:widowControl/>
-              <w:spacing w:lineRule="auto" w:line="240" w:before="60" w:after="60"/>
+              <w:spacing w:lineRule="auto" w:line="240" w:before="0" w:after="0"/>
               <w:jc w:val="center"/>
               <w:rPr>
                 <w:rFonts w:eastAsia="ＭＳ 明朝" w:cs=""/>
@@ -8537,7 +8650,7 @@
             <w:pPr>
               <w:pStyle w:val="Normal"/>
               <w:widowControl/>
-              <w:spacing w:lineRule="auto" w:line="240" w:before="60" w:after="60"/>
+              <w:spacing w:lineRule="auto" w:line="240" w:before="0" w:after="0"/>
               <w:jc w:val="center"/>
               <w:rPr>
                 <w:rFonts w:eastAsia="ＭＳ 明朝" w:cs=""/>
@@ -8566,7 +8679,7 @@
             <w:pPr>
               <w:pStyle w:val="Normal"/>
               <w:widowControl/>
-              <w:spacing w:lineRule="auto" w:line="240" w:before="60" w:after="60"/>
+              <w:spacing w:lineRule="auto" w:line="240" w:before="0" w:after="0"/>
               <w:jc w:val="center"/>
               <w:rPr>
                 <w:rFonts w:eastAsia="ＭＳ 明朝" w:cs=""/>
@@ -8595,7 +8708,7 @@
             <w:pPr>
               <w:pStyle w:val="Normal"/>
               <w:widowControl/>
-              <w:spacing w:lineRule="auto" w:line="240" w:before="60" w:after="60"/>
+              <w:spacing w:lineRule="auto" w:line="240" w:before="0" w:after="0"/>
               <w:jc w:val="center"/>
               <w:rPr>
                 <w:rFonts w:eastAsia="ＭＳ 明朝" w:cs=""/>
@@ -8624,7 +8737,7 @@
             <w:pPr>
               <w:pStyle w:val="Normal"/>
               <w:widowControl/>
-              <w:spacing w:lineRule="auto" w:line="240" w:before="60" w:after="60"/>
+              <w:spacing w:lineRule="auto" w:line="240" w:before="0" w:after="0"/>
               <w:jc w:val="center"/>
               <w:rPr>
                 <w:rFonts w:eastAsia="ＭＳ 明朝" w:cs=""/>
@@ -8639,7 +8752,7 @@
                 <w:b w:val="false"/>
                 <w:color w:val="FFFFFF"/>
                 <w:kern w:val="0"/>
-                <w:sz w:val="20"/>
+                <w:sz w:val="14"/>
                 <w:szCs w:val="22"/>
                 <w:lang w:val="en-US" w:eastAsia="en-US" w:bidi="ar-SA"/>
               </w:rPr>
@@ -8657,7 +8770,7 @@
             <w:pPr>
               <w:pStyle w:val="Normal"/>
               <w:widowControl/>
-              <w:spacing w:lineRule="auto" w:line="240" w:before="60" w:after="60"/>
+              <w:spacing w:lineRule="auto" w:line="240" w:before="0" w:after="0"/>
               <w:jc w:val="center"/>
               <w:rPr>
                 <w:rFonts w:eastAsia="ＭＳ 明朝" w:cs=""/>
@@ -8672,7 +8785,7 @@
                 <w:b w:val="false"/>
                 <w:color w:val="FFFFFF"/>
                 <w:kern w:val="0"/>
-                <w:sz w:val="20"/>
+                <w:sz w:val="14"/>
                 <w:szCs w:val="22"/>
                 <w:lang w:val="en-US" w:eastAsia="en-US" w:bidi="ar-SA"/>
               </w:rPr>
@@ -8690,7 +8803,7 @@
             <w:pPr>
               <w:pStyle w:val="Normal"/>
               <w:widowControl/>
-              <w:spacing w:lineRule="auto" w:line="240" w:before="60" w:after="60"/>
+              <w:spacing w:lineRule="auto" w:line="240" w:before="0" w:after="0"/>
               <w:jc w:val="center"/>
               <w:rPr>
                 <w:rFonts w:eastAsia="ＭＳ 明朝" w:cs=""/>
@@ -8719,7 +8832,7 @@
             <w:pPr>
               <w:pStyle w:val="Normal"/>
               <w:widowControl/>
-              <w:spacing w:lineRule="auto" w:line="240" w:before="60" w:after="60"/>
+              <w:spacing w:lineRule="auto" w:line="240" w:before="0" w:after="0"/>
               <w:jc w:val="center"/>
               <w:rPr>
                 <w:rFonts w:eastAsia="ＭＳ 明朝" w:cs=""/>
@@ -8748,7 +8861,7 @@
             <w:pPr>
               <w:pStyle w:val="Normal"/>
               <w:widowControl/>
-              <w:spacing w:lineRule="auto" w:line="240" w:before="60" w:after="60"/>
+              <w:spacing w:lineRule="auto" w:line="240" w:before="0" w:after="0"/>
               <w:jc w:val="center"/>
               <w:rPr>
                 <w:rFonts w:eastAsia="ＭＳ 明朝" w:cs=""/>
@@ -8777,7 +8890,7 @@
             <w:pPr>
               <w:pStyle w:val="Normal"/>
               <w:widowControl/>
-              <w:spacing w:lineRule="auto" w:line="240" w:before="60" w:after="60"/>
+              <w:spacing w:lineRule="auto" w:line="240" w:before="0" w:after="0"/>
               <w:jc w:val="center"/>
               <w:rPr>
                 <w:rFonts w:eastAsia="ＭＳ 明朝" w:cs=""/>
@@ -8798,7 +8911,9 @@
         </w:tc>
       </w:tr>
       <w:tr>
-        <w:trPr/>
+        <w:trPr>
+          <w:cantSplit/>
+        </w:trPr>
         <w:tc>
           <w:tcPr>
             <w:tcW w:w="2682" w:type="dxa"/>
@@ -8809,8 +8924,8 @@
             <w:pPr>
               <w:pStyle w:val="Normal"/>
               <w:widowControl/>
-              <w:spacing w:lineRule="auto" w:line="240" w:before="60" w:after="60"/>
-              <w:jc w:val="both"/>
+              <w:spacing w:lineRule="auto" w:line="240" w:before="0" w:after="0"/>
+              <w:jc w:val="start"/>
               <w:rPr>
                 <w:rFonts w:eastAsia="ＭＳ 明朝" w:cs=""/>
                 <w:kern w:val="0"/>
@@ -8824,7 +8939,7 @@
                 <w:b w:val="false"/>
                 <w:color w:val="000000"/>
                 <w:kern w:val="0"/>
-                <w:sz w:val="20"/>
+                <w:sz w:val="14"/>
                 <w:szCs w:val="22"/>
                 <w:lang w:val="en-US" w:eastAsia="en-US" w:bidi="ar-SA"/>
               </w:rPr>
@@ -8842,7 +8957,7 @@
             <w:pPr>
               <w:pStyle w:val="Normal"/>
               <w:widowControl/>
-              <w:spacing w:lineRule="auto" w:line="240" w:before="60" w:after="60"/>
+              <w:spacing w:lineRule="auto" w:line="240" w:before="0" w:after="0"/>
               <w:jc w:val="center"/>
               <w:rPr>
                 <w:rFonts w:eastAsia="ＭＳ 明朝" w:cs=""/>
@@ -8871,7 +8986,7 @@
             <w:pPr>
               <w:pStyle w:val="Normal"/>
               <w:widowControl/>
-              <w:spacing w:lineRule="auto" w:line="240" w:before="60" w:after="60"/>
+              <w:spacing w:lineRule="auto" w:line="240" w:before="0" w:after="0"/>
               <w:jc w:val="center"/>
               <w:rPr>
                 <w:rFonts w:eastAsia="ＭＳ 明朝" w:cs=""/>
@@ -8900,7 +9015,7 @@
             <w:pPr>
               <w:pStyle w:val="Normal"/>
               <w:widowControl/>
-              <w:spacing w:lineRule="auto" w:line="240" w:before="60" w:after="60"/>
+              <w:spacing w:lineRule="auto" w:line="240" w:before="0" w:after="0"/>
               <w:jc w:val="center"/>
               <w:rPr>
                 <w:rFonts w:eastAsia="ＭＳ 明朝" w:cs=""/>
@@ -8929,7 +9044,7 @@
             <w:pPr>
               <w:pStyle w:val="Normal"/>
               <w:widowControl/>
-              <w:spacing w:lineRule="auto" w:line="240" w:before="60" w:after="60"/>
+              <w:spacing w:lineRule="auto" w:line="240" w:before="0" w:after="0"/>
               <w:jc w:val="center"/>
               <w:rPr>
                 <w:rFonts w:eastAsia="ＭＳ 明朝" w:cs=""/>
@@ -8958,7 +9073,7 @@
             <w:pPr>
               <w:pStyle w:val="Normal"/>
               <w:widowControl/>
-              <w:spacing w:lineRule="auto" w:line="240" w:before="60" w:after="60"/>
+              <w:spacing w:lineRule="auto" w:line="240" w:before="0" w:after="0"/>
               <w:jc w:val="center"/>
               <w:rPr>
                 <w:rFonts w:eastAsia="ＭＳ 明朝" w:cs=""/>
@@ -8987,7 +9102,7 @@
             <w:pPr>
               <w:pStyle w:val="Normal"/>
               <w:widowControl/>
-              <w:spacing w:lineRule="auto" w:line="240" w:before="60" w:after="60"/>
+              <w:spacing w:lineRule="auto" w:line="240" w:before="0" w:after="0"/>
               <w:jc w:val="center"/>
               <w:rPr>
                 <w:rFonts w:eastAsia="ＭＳ 明朝" w:cs=""/>
@@ -9002,7 +9117,7 @@
                 <w:b w:val="false"/>
                 <w:color w:val="FFFFFF"/>
                 <w:kern w:val="0"/>
-                <w:sz w:val="20"/>
+                <w:sz w:val="14"/>
                 <w:szCs w:val="22"/>
                 <w:lang w:val="en-US" w:eastAsia="en-US" w:bidi="ar-SA"/>
               </w:rPr>
@@ -9020,7 +9135,7 @@
             <w:pPr>
               <w:pStyle w:val="Normal"/>
               <w:widowControl/>
-              <w:spacing w:lineRule="auto" w:line="240" w:before="60" w:after="60"/>
+              <w:spacing w:lineRule="auto" w:line="240" w:before="0" w:after="0"/>
               <w:jc w:val="center"/>
               <w:rPr>
                 <w:rFonts w:eastAsia="ＭＳ 明朝" w:cs=""/>
@@ -9049,7 +9164,7 @@
             <w:pPr>
               <w:pStyle w:val="Normal"/>
               <w:widowControl/>
-              <w:spacing w:lineRule="auto" w:line="240" w:before="60" w:after="60"/>
+              <w:spacing w:lineRule="auto" w:line="240" w:before="0" w:after="0"/>
               <w:jc w:val="center"/>
               <w:rPr>
                 <w:rFonts w:eastAsia="ＭＳ 明朝" w:cs=""/>
@@ -9078,7 +9193,7 @@
             <w:pPr>
               <w:pStyle w:val="Normal"/>
               <w:widowControl/>
-              <w:spacing w:lineRule="auto" w:line="240" w:before="60" w:after="60"/>
+              <w:spacing w:lineRule="auto" w:line="240" w:before="0" w:after="0"/>
               <w:jc w:val="center"/>
               <w:rPr>
                 <w:rFonts w:eastAsia="ＭＳ 明朝" w:cs=""/>
@@ -9107,7 +9222,7 @@
             <w:pPr>
               <w:pStyle w:val="Normal"/>
               <w:widowControl/>
-              <w:spacing w:lineRule="auto" w:line="240" w:before="60" w:after="60"/>
+              <w:spacing w:lineRule="auto" w:line="240" w:before="0" w:after="0"/>
               <w:jc w:val="center"/>
               <w:rPr>
                 <w:rFonts w:eastAsia="ＭＳ 明朝" w:cs=""/>
@@ -9128,7 +9243,9 @@
         </w:tc>
       </w:tr>
       <w:tr>
-        <w:trPr/>
+        <w:trPr>
+          <w:cantSplit/>
+        </w:trPr>
         <w:tc>
           <w:tcPr>
             <w:tcW w:w="2682" w:type="dxa"/>
@@ -9139,8 +9256,8 @@
             <w:pPr>
               <w:pStyle w:val="Normal"/>
               <w:widowControl/>
-              <w:spacing w:lineRule="auto" w:line="240" w:before="60" w:after="60"/>
-              <w:jc w:val="both"/>
+              <w:spacing w:lineRule="auto" w:line="240" w:before="0" w:after="0"/>
+              <w:jc w:val="start"/>
               <w:rPr>
                 <w:rFonts w:eastAsia="ＭＳ 明朝" w:cs=""/>
                 <w:kern w:val="0"/>
@@ -9154,7 +9271,7 @@
                 <w:b w:val="false"/>
                 <w:color w:val="000000"/>
                 <w:kern w:val="0"/>
-                <w:sz w:val="20"/>
+                <w:sz w:val="14"/>
                 <w:szCs w:val="22"/>
                 <w:lang w:val="en-US" w:eastAsia="en-US" w:bidi="ar-SA"/>
               </w:rPr>
@@ -9172,7 +9289,7 @@
             <w:pPr>
               <w:pStyle w:val="Normal"/>
               <w:widowControl/>
-              <w:spacing w:lineRule="auto" w:line="240" w:before="60" w:after="60"/>
+              <w:spacing w:lineRule="auto" w:line="240" w:before="0" w:after="0"/>
               <w:jc w:val="center"/>
               <w:rPr>
                 <w:rFonts w:eastAsia="ＭＳ 明朝" w:cs=""/>
@@ -9201,7 +9318,7 @@
             <w:pPr>
               <w:pStyle w:val="Normal"/>
               <w:widowControl/>
-              <w:spacing w:lineRule="auto" w:line="240" w:before="60" w:after="60"/>
+              <w:spacing w:lineRule="auto" w:line="240" w:before="0" w:after="0"/>
               <w:jc w:val="center"/>
               <w:rPr>
                 <w:rFonts w:eastAsia="ＭＳ 明朝" w:cs=""/>
@@ -9230,7 +9347,7 @@
             <w:pPr>
               <w:pStyle w:val="Normal"/>
               <w:widowControl/>
-              <w:spacing w:lineRule="auto" w:line="240" w:before="60" w:after="60"/>
+              <w:spacing w:lineRule="auto" w:line="240" w:before="0" w:after="0"/>
               <w:jc w:val="center"/>
               <w:rPr>
                 <w:rFonts w:eastAsia="ＭＳ 明朝" w:cs=""/>
@@ -9259,7 +9376,7 @@
             <w:pPr>
               <w:pStyle w:val="Normal"/>
               <w:widowControl/>
-              <w:spacing w:lineRule="auto" w:line="240" w:before="60" w:after="60"/>
+              <w:spacing w:lineRule="auto" w:line="240" w:before="0" w:after="0"/>
               <w:jc w:val="center"/>
               <w:rPr>
                 <w:rFonts w:eastAsia="ＭＳ 明朝" w:cs=""/>
@@ -9288,7 +9405,7 @@
             <w:pPr>
               <w:pStyle w:val="Normal"/>
               <w:widowControl/>
-              <w:spacing w:lineRule="auto" w:line="240" w:before="60" w:after="60"/>
+              <w:spacing w:lineRule="auto" w:line="240" w:before="0" w:after="0"/>
               <w:jc w:val="center"/>
               <w:rPr>
                 <w:rFonts w:eastAsia="ＭＳ 明朝" w:cs=""/>
@@ -9317,7 +9434,7 @@
             <w:pPr>
               <w:pStyle w:val="Normal"/>
               <w:widowControl/>
-              <w:spacing w:lineRule="auto" w:line="240" w:before="60" w:after="60"/>
+              <w:spacing w:lineRule="auto" w:line="240" w:before="0" w:after="0"/>
               <w:jc w:val="center"/>
               <w:rPr>
                 <w:rFonts w:eastAsia="ＭＳ 明朝" w:cs=""/>
@@ -9346,7 +9463,7 @@
             <w:pPr>
               <w:pStyle w:val="Normal"/>
               <w:widowControl/>
-              <w:spacing w:lineRule="auto" w:line="240" w:before="60" w:after="60"/>
+              <w:spacing w:lineRule="auto" w:line="240" w:before="0" w:after="0"/>
               <w:jc w:val="center"/>
               <w:rPr>
                 <w:rFonts w:eastAsia="ＭＳ 明朝" w:cs=""/>
@@ -9361,7 +9478,7 @@
                 <w:b w:val="false"/>
                 <w:color w:val="FFFFFF"/>
                 <w:kern w:val="0"/>
-                <w:sz w:val="20"/>
+                <w:sz w:val="14"/>
                 <w:szCs w:val="22"/>
                 <w:lang w:val="en-US" w:eastAsia="en-US" w:bidi="ar-SA"/>
               </w:rPr>
@@ -9379,7 +9496,7 @@
             <w:pPr>
               <w:pStyle w:val="Normal"/>
               <w:widowControl/>
-              <w:spacing w:lineRule="auto" w:line="240" w:before="60" w:after="60"/>
+              <w:spacing w:lineRule="auto" w:line="240" w:before="0" w:after="0"/>
               <w:jc w:val="center"/>
               <w:rPr>
                 <w:rFonts w:eastAsia="ＭＳ 明朝" w:cs=""/>
@@ -9394,7 +9511,7 @@
                 <w:b w:val="false"/>
                 <w:color w:val="FFFFFF"/>
                 <w:kern w:val="0"/>
-                <w:sz w:val="20"/>
+                <w:sz w:val="14"/>
                 <w:szCs w:val="22"/>
                 <w:lang w:val="en-US" w:eastAsia="en-US" w:bidi="ar-SA"/>
               </w:rPr>
@@ -9412,7 +9529,7 @@
             <w:pPr>
               <w:pStyle w:val="Normal"/>
               <w:widowControl/>
-              <w:spacing w:lineRule="auto" w:line="240" w:before="60" w:after="60"/>
+              <w:spacing w:lineRule="auto" w:line="240" w:before="0" w:after="0"/>
               <w:jc w:val="center"/>
               <w:rPr>
                 <w:rFonts w:eastAsia="ＭＳ 明朝" w:cs=""/>
@@ -9441,7 +9558,7 @@
             <w:pPr>
               <w:pStyle w:val="Normal"/>
               <w:widowControl/>
-              <w:spacing w:lineRule="auto" w:line="240" w:before="60" w:after="60"/>
+              <w:spacing w:lineRule="auto" w:line="240" w:before="0" w:after="0"/>
               <w:jc w:val="center"/>
               <w:rPr>
                 <w:rFonts w:eastAsia="ＭＳ 明朝" w:cs=""/>
@@ -9462,7 +9579,9 @@
         </w:tc>
       </w:tr>
       <w:tr>
-        <w:trPr/>
+        <w:trPr>
+          <w:cantSplit/>
+        </w:trPr>
         <w:tc>
           <w:tcPr>
             <w:tcW w:w="2682" w:type="dxa"/>
@@ -9473,8 +9592,8 @@
             <w:pPr>
               <w:pStyle w:val="Normal"/>
               <w:widowControl/>
-              <w:spacing w:lineRule="auto" w:line="240" w:before="60" w:after="60"/>
-              <w:jc w:val="both"/>
+              <w:spacing w:lineRule="auto" w:line="240" w:before="0" w:after="0"/>
+              <w:jc w:val="start"/>
               <w:rPr>
                 <w:rFonts w:eastAsia="ＭＳ 明朝" w:cs=""/>
                 <w:kern w:val="0"/>
@@ -9488,7 +9607,7 @@
                 <w:b w:val="false"/>
                 <w:color w:val="000000"/>
                 <w:kern w:val="0"/>
-                <w:sz w:val="20"/>
+                <w:sz w:val="14"/>
                 <w:szCs w:val="22"/>
                 <w:lang w:val="en-US" w:eastAsia="en-US" w:bidi="ar-SA"/>
               </w:rPr>
@@ -9506,7 +9625,7 @@
             <w:pPr>
               <w:pStyle w:val="Normal"/>
               <w:widowControl/>
-              <w:spacing w:lineRule="auto" w:line="240" w:before="60" w:after="60"/>
+              <w:spacing w:lineRule="auto" w:line="240" w:before="0" w:after="0"/>
               <w:jc w:val="center"/>
               <w:rPr>
                 <w:rFonts w:eastAsia="ＭＳ 明朝" w:cs=""/>
@@ -9535,7 +9654,7 @@
             <w:pPr>
               <w:pStyle w:val="Normal"/>
               <w:widowControl/>
-              <w:spacing w:lineRule="auto" w:line="240" w:before="60" w:after="60"/>
+              <w:spacing w:lineRule="auto" w:line="240" w:before="0" w:after="0"/>
               <w:jc w:val="center"/>
               <w:rPr>
                 <w:rFonts w:eastAsia="ＭＳ 明朝" w:cs=""/>
@@ -9564,7 +9683,7 @@
             <w:pPr>
               <w:pStyle w:val="Normal"/>
               <w:widowControl/>
-              <w:spacing w:lineRule="auto" w:line="240" w:before="60" w:after="60"/>
+              <w:spacing w:lineRule="auto" w:line="240" w:before="0" w:after="0"/>
               <w:jc w:val="center"/>
               <w:rPr>
                 <w:rFonts w:eastAsia="ＭＳ 明朝" w:cs=""/>
@@ -9593,7 +9712,7 @@
             <w:pPr>
               <w:pStyle w:val="Normal"/>
               <w:widowControl/>
-              <w:spacing w:lineRule="auto" w:line="240" w:before="60" w:after="60"/>
+              <w:spacing w:lineRule="auto" w:line="240" w:before="0" w:after="0"/>
               <w:jc w:val="center"/>
               <w:rPr>
                 <w:rFonts w:eastAsia="ＭＳ 明朝" w:cs=""/>
@@ -9622,7 +9741,7 @@
             <w:pPr>
               <w:pStyle w:val="Normal"/>
               <w:widowControl/>
-              <w:spacing w:lineRule="auto" w:line="240" w:before="60" w:after="60"/>
+              <w:spacing w:lineRule="auto" w:line="240" w:before="0" w:after="0"/>
               <w:jc w:val="center"/>
               <w:rPr>
                 <w:rFonts w:eastAsia="ＭＳ 明朝" w:cs=""/>
@@ -9651,7 +9770,7 @@
             <w:pPr>
               <w:pStyle w:val="Normal"/>
               <w:widowControl/>
-              <w:spacing w:lineRule="auto" w:line="240" w:before="60" w:after="60"/>
+              <w:spacing w:lineRule="auto" w:line="240" w:before="0" w:after="0"/>
               <w:jc w:val="center"/>
               <w:rPr>
                 <w:rFonts w:eastAsia="ＭＳ 明朝" w:cs=""/>
@@ -9680,7 +9799,7 @@
             <w:pPr>
               <w:pStyle w:val="Normal"/>
               <w:widowControl/>
-              <w:spacing w:lineRule="auto" w:line="240" w:before="60" w:after="60"/>
+              <w:spacing w:lineRule="auto" w:line="240" w:before="0" w:after="0"/>
               <w:jc w:val="center"/>
               <w:rPr>
                 <w:rFonts w:eastAsia="ＭＳ 明朝" w:cs=""/>
@@ -9709,7 +9828,7 @@
             <w:pPr>
               <w:pStyle w:val="Normal"/>
               <w:widowControl/>
-              <w:spacing w:lineRule="auto" w:line="240" w:before="60" w:after="60"/>
+              <w:spacing w:lineRule="auto" w:line="240" w:before="0" w:after="0"/>
               <w:jc w:val="center"/>
               <w:rPr>
                 <w:rFonts w:eastAsia="ＭＳ 明朝" w:cs=""/>
@@ -9738,7 +9857,7 @@
             <w:pPr>
               <w:pStyle w:val="Normal"/>
               <w:widowControl/>
-              <w:spacing w:lineRule="auto" w:line="240" w:before="60" w:after="60"/>
+              <w:spacing w:lineRule="auto" w:line="240" w:before="0" w:after="0"/>
               <w:jc w:val="center"/>
               <w:rPr>
                 <w:rFonts w:eastAsia="ＭＳ 明朝" w:cs=""/>
@@ -9753,7 +9872,7 @@
                 <w:b w:val="false"/>
                 <w:color w:val="FFFFFF"/>
                 <w:kern w:val="0"/>
-                <w:sz w:val="20"/>
+                <w:sz w:val="14"/>
                 <w:szCs w:val="22"/>
                 <w:lang w:val="en-US" w:eastAsia="en-US" w:bidi="ar-SA"/>
               </w:rPr>
@@ -9771,7 +9890,7 @@
             <w:pPr>
               <w:pStyle w:val="Normal"/>
               <w:widowControl/>
-              <w:spacing w:lineRule="auto" w:line="240" w:before="60" w:after="60"/>
+              <w:spacing w:lineRule="auto" w:line="240" w:before="0" w:after="0"/>
               <w:jc w:val="center"/>
               <w:rPr>
                 <w:rFonts w:eastAsia="ＭＳ 明朝" w:cs=""/>
@@ -9792,7 +9911,9 @@
         </w:tc>
       </w:tr>
       <w:tr>
-        <w:trPr/>
+        <w:trPr>
+          <w:cantSplit/>
+        </w:trPr>
         <w:tc>
           <w:tcPr>
             <w:tcW w:w="2682" w:type="dxa"/>
@@ -9803,8 +9924,8 @@
             <w:pPr>
               <w:pStyle w:val="Normal"/>
               <w:widowControl/>
-              <w:spacing w:lineRule="auto" w:line="240" w:before="60" w:after="60"/>
-              <w:jc w:val="both"/>
+              <w:spacing w:lineRule="auto" w:line="240" w:before="0" w:after="0"/>
+              <w:jc w:val="start"/>
               <w:rPr>
                 <w:rFonts w:eastAsia="ＭＳ 明朝" w:cs=""/>
                 <w:kern w:val="0"/>
@@ -9818,7 +9939,7 @@
                 <w:b w:val="false"/>
                 <w:color w:val="000000"/>
                 <w:kern w:val="0"/>
-                <w:sz w:val="20"/>
+                <w:sz w:val="14"/>
                 <w:szCs w:val="22"/>
                 <w:lang w:val="en-US" w:eastAsia="en-US" w:bidi="ar-SA"/>
               </w:rPr>
@@ -9836,7 +9957,7 @@
             <w:pPr>
               <w:pStyle w:val="Normal"/>
               <w:widowControl/>
-              <w:spacing w:lineRule="auto" w:line="240" w:before="60" w:after="60"/>
+              <w:spacing w:lineRule="auto" w:line="240" w:before="0" w:after="0"/>
               <w:jc w:val="center"/>
               <w:rPr>
                 <w:rFonts w:eastAsia="ＭＳ 明朝" w:cs=""/>
@@ -9865,7 +9986,7 @@
             <w:pPr>
               <w:pStyle w:val="Normal"/>
               <w:widowControl/>
-              <w:spacing w:lineRule="auto" w:line="240" w:before="60" w:after="60"/>
+              <w:spacing w:lineRule="auto" w:line="240" w:before="0" w:after="0"/>
               <w:jc w:val="center"/>
               <w:rPr>
                 <w:rFonts w:eastAsia="ＭＳ 明朝" w:cs=""/>
@@ -9894,7 +10015,7 @@
             <w:pPr>
               <w:pStyle w:val="Normal"/>
               <w:widowControl/>
-              <w:spacing w:lineRule="auto" w:line="240" w:before="60" w:after="60"/>
+              <w:spacing w:lineRule="auto" w:line="240" w:before="0" w:after="0"/>
               <w:jc w:val="center"/>
               <w:rPr>
                 <w:rFonts w:eastAsia="ＭＳ 明朝" w:cs=""/>
@@ -9923,7 +10044,7 @@
             <w:pPr>
               <w:pStyle w:val="Normal"/>
               <w:widowControl/>
-              <w:spacing w:lineRule="auto" w:line="240" w:before="60" w:after="60"/>
+              <w:spacing w:lineRule="auto" w:line="240" w:before="0" w:after="0"/>
               <w:jc w:val="center"/>
               <w:rPr>
                 <w:rFonts w:eastAsia="ＭＳ 明朝" w:cs=""/>
@@ -9952,7 +10073,7 @@
             <w:pPr>
               <w:pStyle w:val="Normal"/>
               <w:widowControl/>
-              <w:spacing w:lineRule="auto" w:line="240" w:before="60" w:after="60"/>
+              <w:spacing w:lineRule="auto" w:line="240" w:before="0" w:after="0"/>
               <w:jc w:val="center"/>
               <w:rPr>
                 <w:rFonts w:eastAsia="ＭＳ 明朝" w:cs=""/>
@@ -9981,7 +10102,7 @@
             <w:pPr>
               <w:pStyle w:val="Normal"/>
               <w:widowControl/>
-              <w:spacing w:lineRule="auto" w:line="240" w:before="60" w:after="60"/>
+              <w:spacing w:lineRule="auto" w:line="240" w:before="0" w:after="0"/>
               <w:jc w:val="center"/>
               <w:rPr>
                 <w:rFonts w:eastAsia="ＭＳ 明朝" w:cs=""/>
@@ -10010,7 +10131,7 @@
             <w:pPr>
               <w:pStyle w:val="Normal"/>
               <w:widowControl/>
-              <w:spacing w:lineRule="auto" w:line="240" w:before="60" w:after="60"/>
+              <w:spacing w:lineRule="auto" w:line="240" w:before="0" w:after="0"/>
               <w:jc w:val="center"/>
               <w:rPr>
                 <w:rFonts w:eastAsia="ＭＳ 明朝" w:cs=""/>
@@ -10039,7 +10160,7 @@
             <w:pPr>
               <w:pStyle w:val="Normal"/>
               <w:widowControl/>
-              <w:spacing w:lineRule="auto" w:line="240" w:before="60" w:after="60"/>
+              <w:spacing w:lineRule="auto" w:line="240" w:before="0" w:after="0"/>
               <w:jc w:val="center"/>
               <w:rPr>
                 <w:rFonts w:eastAsia="ＭＳ 明朝" w:cs=""/>
@@ -10068,7 +10189,7 @@
             <w:pPr>
               <w:pStyle w:val="Normal"/>
               <w:widowControl/>
-              <w:spacing w:lineRule="auto" w:line="240" w:before="60" w:after="60"/>
+              <w:spacing w:lineRule="auto" w:line="240" w:before="0" w:after="0"/>
               <w:jc w:val="center"/>
               <w:rPr>
                 <w:rFonts w:eastAsia="ＭＳ 明朝" w:cs=""/>
@@ -10097,7 +10218,7 @@
             <w:pPr>
               <w:pStyle w:val="Normal"/>
               <w:widowControl/>
-              <w:spacing w:lineRule="auto" w:line="240" w:before="60" w:after="60"/>
+              <w:spacing w:lineRule="auto" w:line="240" w:before="0" w:after="0"/>
               <w:jc w:val="center"/>
               <w:rPr>
                 <w:rFonts w:eastAsia="ＭＳ 明朝" w:cs=""/>
@@ -10112,7 +10233,7 @@
                 <w:b w:val="false"/>
                 <w:color w:val="FFFFFF"/>
                 <w:kern w:val="0"/>
-                <w:sz w:val="20"/>
+                <w:sz w:val="14"/>
                 <w:szCs w:val="22"/>
                 <w:lang w:val="en-US" w:eastAsia="en-US" w:bidi="ar-SA"/>
               </w:rPr>
@@ -10122,7 +10243,9 @@
         </w:tc>
       </w:tr>
       <w:tr>
-        <w:trPr/>
+        <w:trPr>
+          <w:cantSplit/>
+        </w:trPr>
         <w:tc>
           <w:tcPr>
             <w:tcW w:w="2682" w:type="dxa"/>
@@ -10133,8 +10256,8 @@
             <w:pPr>
               <w:pStyle w:val="Normal"/>
               <w:widowControl/>
-              <w:spacing w:lineRule="auto" w:line="240" w:before="60" w:after="60"/>
-              <w:jc w:val="both"/>
+              <w:spacing w:lineRule="auto" w:line="240" w:before="0" w:after="0"/>
+              <w:jc w:val="start"/>
               <w:rPr>
                 <w:rFonts w:eastAsia="ＭＳ 明朝" w:cs=""/>
                 <w:kern w:val="0"/>
@@ -10148,7 +10271,7 @@
                 <w:b w:val="false"/>
                 <w:color w:val="000000"/>
                 <w:kern w:val="0"/>
-                <w:sz w:val="20"/>
+                <w:sz w:val="14"/>
                 <w:szCs w:val="22"/>
                 <w:lang w:val="en-US" w:eastAsia="en-US" w:bidi="ar-SA"/>
               </w:rPr>
@@ -10166,7 +10289,7 @@
             <w:pPr>
               <w:pStyle w:val="Normal"/>
               <w:widowControl/>
-              <w:spacing w:lineRule="auto" w:line="240" w:before="60" w:after="60"/>
+              <w:spacing w:lineRule="auto" w:line="240" w:before="0" w:after="0"/>
               <w:jc w:val="center"/>
               <w:rPr>
                 <w:rFonts w:eastAsia="ＭＳ 明朝" w:cs=""/>
@@ -10195,7 +10318,7 @@
             <w:pPr>
               <w:pStyle w:val="Normal"/>
               <w:widowControl/>
-              <w:spacing w:lineRule="auto" w:line="240" w:before="60" w:after="60"/>
+              <w:spacing w:lineRule="auto" w:line="240" w:before="0" w:after="0"/>
               <w:jc w:val="center"/>
               <w:rPr>
                 <w:rFonts w:eastAsia="ＭＳ 明朝" w:cs=""/>
@@ -10224,7 +10347,7 @@
             <w:pPr>
               <w:pStyle w:val="Normal"/>
               <w:widowControl/>
-              <w:spacing w:lineRule="auto" w:line="240" w:before="60" w:after="60"/>
+              <w:spacing w:lineRule="auto" w:line="240" w:before="0" w:after="0"/>
               <w:jc w:val="center"/>
               <w:rPr>
                 <w:rFonts w:eastAsia="ＭＳ 明朝" w:cs=""/>
@@ -10253,7 +10376,7 @@
             <w:pPr>
               <w:pStyle w:val="Normal"/>
               <w:widowControl/>
-              <w:spacing w:lineRule="auto" w:line="240" w:before="60" w:after="60"/>
+              <w:spacing w:lineRule="auto" w:line="240" w:before="0" w:after="0"/>
               <w:jc w:val="center"/>
               <w:rPr>
                 <w:rFonts w:eastAsia="ＭＳ 明朝" w:cs=""/>
@@ -10268,7 +10391,7 @@
                 <w:b w:val="false"/>
                 <w:color w:val="FFFFFF"/>
                 <w:kern w:val="0"/>
-                <w:sz w:val="20"/>
+                <w:sz w:val="14"/>
                 <w:szCs w:val="22"/>
                 <w:lang w:val="en-US" w:eastAsia="en-US" w:bidi="ar-SA"/>
               </w:rPr>
@@ -10286,7 +10409,7 @@
             <w:pPr>
               <w:pStyle w:val="Normal"/>
               <w:widowControl/>
-              <w:spacing w:lineRule="auto" w:line="240" w:before="60" w:after="60"/>
+              <w:spacing w:lineRule="auto" w:line="240" w:before="0" w:after="0"/>
               <w:jc w:val="center"/>
               <w:rPr>
                 <w:rFonts w:eastAsia="ＭＳ 明朝" w:cs=""/>
@@ -10301,7 +10424,7 @@
                 <w:b w:val="false"/>
                 <w:color w:val="FFFFFF"/>
                 <w:kern w:val="0"/>
-                <w:sz w:val="20"/>
+                <w:sz w:val="14"/>
                 <w:szCs w:val="22"/>
                 <w:lang w:val="en-US" w:eastAsia="en-US" w:bidi="ar-SA"/>
               </w:rPr>
@@ -10319,7 +10442,7 @@
             <w:pPr>
               <w:pStyle w:val="Normal"/>
               <w:widowControl/>
-              <w:spacing w:lineRule="auto" w:line="240" w:before="60" w:after="60"/>
+              <w:spacing w:lineRule="auto" w:line="240" w:before="0" w:after="0"/>
               <w:jc w:val="center"/>
               <w:rPr>
                 <w:rFonts w:eastAsia="ＭＳ 明朝" w:cs=""/>
@@ -10334,7 +10457,7 @@
                 <w:b w:val="false"/>
                 <w:color w:val="FFFFFF"/>
                 <w:kern w:val="0"/>
-                <w:sz w:val="20"/>
+                <w:sz w:val="14"/>
                 <w:szCs w:val="22"/>
                 <w:lang w:val="en-US" w:eastAsia="en-US" w:bidi="ar-SA"/>
               </w:rPr>
@@ -10352,7 +10475,7 @@
             <w:pPr>
               <w:pStyle w:val="Normal"/>
               <w:widowControl/>
-              <w:spacing w:lineRule="auto" w:line="240" w:before="60" w:after="60"/>
+              <w:spacing w:lineRule="auto" w:line="240" w:before="0" w:after="0"/>
               <w:jc w:val="center"/>
               <w:rPr>
                 <w:rFonts w:eastAsia="ＭＳ 明朝" w:cs=""/>
@@ -10367,7 +10490,7 @@
                 <w:b w:val="false"/>
                 <w:color w:val="FFFFFF"/>
                 <w:kern w:val="0"/>
-                <w:sz w:val="20"/>
+                <w:sz w:val="14"/>
                 <w:szCs w:val="22"/>
                 <w:lang w:val="en-US" w:eastAsia="en-US" w:bidi="ar-SA"/>
               </w:rPr>
@@ -10385,7 +10508,7 @@
             <w:pPr>
               <w:pStyle w:val="Normal"/>
               <w:widowControl/>
-              <w:spacing w:lineRule="auto" w:line="240" w:before="60" w:after="60"/>
+              <w:spacing w:lineRule="auto" w:line="240" w:before="0" w:after="0"/>
               <w:jc w:val="center"/>
               <w:rPr>
                 <w:rFonts w:eastAsia="ＭＳ 明朝" w:cs=""/>
@@ -10400,7 +10523,7 @@
                 <w:b w:val="false"/>
                 <w:color w:val="FFFFFF"/>
                 <w:kern w:val="0"/>
-                <w:sz w:val="20"/>
+                <w:sz w:val="14"/>
                 <w:szCs w:val="22"/>
                 <w:lang w:val="en-US" w:eastAsia="en-US" w:bidi="ar-SA"/>
               </w:rPr>
@@ -10418,7 +10541,7 @@
             <w:pPr>
               <w:pStyle w:val="Normal"/>
               <w:widowControl/>
-              <w:spacing w:lineRule="auto" w:line="240" w:before="60" w:after="60"/>
+              <w:spacing w:lineRule="auto" w:line="240" w:before="0" w:after="0"/>
               <w:jc w:val="center"/>
               <w:rPr>
                 <w:rFonts w:eastAsia="ＭＳ 明朝" w:cs=""/>
@@ -10433,7 +10556,7 @@
                 <w:b w:val="false"/>
                 <w:color w:val="FFFFFF"/>
                 <w:kern w:val="0"/>
-                <w:sz w:val="20"/>
+                <w:sz w:val="14"/>
                 <w:szCs w:val="22"/>
                 <w:lang w:val="en-US" w:eastAsia="en-US" w:bidi="ar-SA"/>
               </w:rPr>
@@ -10451,7 +10574,7 @@
             <w:pPr>
               <w:pStyle w:val="Normal"/>
               <w:widowControl/>
-              <w:spacing w:lineRule="auto" w:line="240" w:before="60" w:after="60"/>
+              <w:spacing w:lineRule="auto" w:line="240" w:before="0" w:after="0"/>
               <w:jc w:val="center"/>
               <w:rPr>
                 <w:rFonts w:eastAsia="ＭＳ 明朝" w:cs=""/>
@@ -10466,7 +10589,7 @@
                 <w:b w:val="false"/>
                 <w:color w:val="FFFFFF"/>
                 <w:kern w:val="0"/>
-                <w:sz w:val="20"/>
+                <w:sz w:val="14"/>
                 <w:szCs w:val="22"/>
                 <w:lang w:val="en-US" w:eastAsia="en-US" w:bidi="ar-SA"/>
               </w:rPr>
@@ -10479,14 +10602,15 @@
     <w:p>
       <w:pPr>
         <w:pStyle w:val="Normal"/>
+        <w:keepLines/>
         <w:spacing w:lineRule="auto" w:line="240" w:before="0" w:after="0"/>
         <w:ind w:hanging="0"/>
         <w:jc w:val="start"/>
         <w:rPr/>
         <w:sectPr>
-          <w:footerReference w:type="even" r:id="rId48"/>
-          <w:footerReference w:type="default" r:id="rId49"/>
-          <w:footerReference w:type="first" r:id="rId50"/>
+          <w:footerReference w:type="even" r:id="rId49"/>
+          <w:footerReference w:type="default" r:id="rId50"/>
+          <w:footerReference w:type="first" r:id="rId51"/>
           <w:type w:val="nextPage"/>
           <w:pgSz w:w="12240" w:h="15840"/>
           <w:pgMar w:left="2268" w:right="1701" w:gutter="0" w:header="0" w:top="1701" w:footer="720" w:bottom="1701"/>
@@ -10508,7 +10632,7 @@
         <w:rPr>
           <w:sz w:val="20"/>
         </w:rPr>
-        <w:t>Elaboración propia (2026).</w:t>
+        <w:t>Alrifaai A. (2026).</w:t>
       </w:r>
     </w:p>
     <w:p>
@@ -10535,7 +10659,7 @@
         <w:jc w:val="center"/>
         <w:rPr/>
       </w:pPr>
-      <w:bookmarkStart w:id="35" w:name="bm_cap3"/>
+      <w:bookmarkStart w:id="36" w:name="bm_cap3"/>
       <w:r>
         <w:rPr>
           <w:b/>
@@ -10543,7 +10667,7 @@
         </w:rPr>
         <w:t>MARCO TEÓRICO</w:t>
       </w:r>
-      <w:bookmarkEnd w:id="35"/>
+      <w:bookmarkEnd w:id="36"/>
     </w:p>
     <w:p>
       <w:pPr>
@@ -10554,7 +10678,7 @@
         <w:jc w:val="start"/>
         <w:rPr/>
       </w:pPr>
-      <w:bookmarkStart w:id="36" w:name="bm_cap3_bases"/>
+      <w:bookmarkStart w:id="37" w:name="bm_cap3_bases"/>
       <w:r>
         <w:rPr>
           <w:b/>
@@ -10562,7 +10686,7 @@
         </w:rPr>
         <w:t>Control Administrativo</w:t>
       </w:r>
-      <w:bookmarkEnd w:id="36"/>
+      <w:bookmarkEnd w:id="37"/>
     </w:p>
     <w:p>
       <w:pPr>
@@ -11007,9 +11131,9 @@
         <w:jc w:val="both"/>
         <w:rPr/>
         <w:sectPr>
-          <w:footerReference w:type="even" r:id="rId51"/>
-          <w:footerReference w:type="default" r:id="rId52"/>
-          <w:footerReference w:type="first" r:id="rId53"/>
+          <w:footerReference w:type="even" r:id="rId52"/>
+          <w:footerReference w:type="default" r:id="rId53"/>
+          <w:footerReference w:type="first" r:id="rId54"/>
           <w:type w:val="nextPage"/>
           <w:pgSz w:w="12240" w:h="15840"/>
           <w:pgMar w:left="2268" w:right="1701" w:gutter="0" w:header="0" w:top="1701" w:footer="720" w:bottom="1701"/>
@@ -11052,7 +11176,7 @@
         <w:jc w:val="center"/>
         <w:rPr/>
       </w:pPr>
-      <w:bookmarkStart w:id="37" w:name="bm_cap4"/>
+      <w:bookmarkStart w:id="38" w:name="bm_cap4"/>
       <w:r>
         <w:rPr>
           <w:b/>
@@ -11060,7 +11184,7 @@
         </w:rPr>
         <w:t>ACTIVIDADES REALIZADAS</w:t>
       </w:r>
-      <w:bookmarkEnd w:id="37"/>
+      <w:bookmarkEnd w:id="38"/>
     </w:p>
     <w:p>
       <w:pPr>
@@ -11071,7 +11195,7 @@
         <w:jc w:val="start"/>
         <w:rPr/>
       </w:pPr>
-      <w:bookmarkStart w:id="38" w:name="bm_cap4_desc"/>
+      <w:bookmarkStart w:id="39" w:name="bm_cap4_desc"/>
       <w:r>
         <w:rPr>
           <w:b/>
@@ -11079,7 +11203,7 @@
         </w:rPr>
         <w:t>Descripción de Actividades Ejecutadas por Semana</w:t>
       </w:r>
-      <w:bookmarkEnd w:id="38"/>
+      <w:bookmarkEnd w:id="39"/>
     </w:p>
     <w:p>
       <w:pPr>
@@ -11094,7 +11218,7 @@
           <w:i w:val="false"/>
           <w:sz w:val="24"/>
         </w:rPr>
-        <w:t>Durante las diez (10) semanas de pasantías se desarrollaron actividades operativas y de análisis mediante una rotación inicial por Atención al Cliente y una segunda etapa de apoyo en Administración. Algunas actividades y espacios observados se documentan en la memoria fotográfica incorporada como Anexo H:</w:t>
+        <w:t>Durante las diez (10) semanas de pasantías se desarrollaron actividades operativas y de análisis mediante una rotación inicial por Atención al Cliente y una segunda etapa de apoyo en Administración. Algunas actividades y espacios observados se documentan en la memoria fotográfica incorporada como Anexo G:</w:t>
       </w:r>
     </w:p>
     <w:p>
@@ -11459,7 +11583,7 @@
         <w:rPr>
           <w:sz w:val="24"/>
         </w:rPr>
-        <w:t>Organización de los hallazgos del diagnóstico y elaboración del diagrama de Ishikawa para representar las causas relacionadas con procedimiento, comunicación, registro y seguimiento (véase Anexo B); inicio de la revisión de bases teóricas.</w:t>
+        <w:t>Organización de los hallazgos del diagnóstico y elaboración del diagrama de Ishikawa para representar las causas relacionadas con procedimiento, comunicación, registro y seguimiento; inicio de la revisión de bases teóricas.</w:t>
       </w:r>
     </w:p>
     <w:p>
@@ -11605,7 +11729,7 @@
         <w:rPr>
           <w:sz w:val="24"/>
         </w:rPr>
-        <w:t>Diseño del nuevo flujo estandarizado para la gestión de solicitudes, estableciendo etapas, responsables, tiempos de referencia y puntos de control desde la recepción hasta el cierre; la propuesta y su distribución interdepartamental se presentan en los Anexos A y D.</w:t>
+        <w:t>Diseño del nuevo flujo estandarizado para la gestión de solicitudes, estableciendo etapas, responsables, tiempos de referencia y puntos de control desde la recepción hasta el cierre; la propuesta y su distribución interdepartamental se presentan en los Anexos A y C.</w:t>
       </w:r>
     </w:p>
     <w:p>
@@ -11807,9 +11931,9 @@
         <w:jc w:val="both"/>
         <w:rPr/>
         <w:sectPr>
-          <w:footerReference w:type="even" r:id="rId54"/>
-          <w:footerReference w:type="default" r:id="rId55"/>
-          <w:footerReference w:type="first" r:id="rId56"/>
+          <w:footerReference w:type="even" r:id="rId55"/>
+          <w:footerReference w:type="default" r:id="rId56"/>
+          <w:footerReference w:type="first" r:id="rId57"/>
           <w:type w:val="nextPage"/>
           <w:pgSz w:w="12240" w:h="15840"/>
           <w:pgMar w:left="2268" w:right="1701" w:gutter="0" w:header="0" w:top="1701" w:footer="720" w:bottom="1701"/>
@@ -11864,7 +11988,7 @@
         <w:jc w:val="center"/>
         <w:rPr/>
       </w:pPr>
-      <w:bookmarkStart w:id="39" w:name="bm_cap5"/>
+      <w:bookmarkStart w:id="40" w:name="bm_cap5"/>
       <w:r>
         <w:rPr>
           <w:b/>
@@ -11872,7 +11996,7 @@
         </w:rPr>
         <w:t>CONCLUSIONES Y RECOMENDACIONES</w:t>
       </w:r>
-      <w:bookmarkEnd w:id="39"/>
+      <w:bookmarkEnd w:id="40"/>
     </w:p>
     <w:p>
       <w:pPr>
@@ -11883,7 +12007,7 @@
         <w:jc w:val="start"/>
         <w:rPr/>
       </w:pPr>
-      <w:bookmarkStart w:id="40" w:name="bm_cap5_concl"/>
+      <w:bookmarkStart w:id="41" w:name="bm_cap5_concl"/>
       <w:r>
         <w:rPr>
           <w:b/>
@@ -11891,7 +12015,7 @@
         </w:rPr>
         <w:t>Conclusiones</w:t>
       </w:r>
-      <w:bookmarkEnd w:id="40"/>
+      <w:bookmarkEnd w:id="41"/>
     </w:p>
     <w:p>
       <w:pPr>
@@ -11962,7 +12086,7 @@
         <w:jc w:val="start"/>
         <w:rPr/>
       </w:pPr>
-      <w:bookmarkStart w:id="41" w:name="bm_cap5_recom"/>
+      <w:bookmarkStart w:id="42" w:name="bm_cap5_recom"/>
       <w:r>
         <w:rPr>
           <w:b/>
@@ -11970,7 +12094,7 @@
         </w:rPr>
         <w:t>Recomendaciones</w:t>
       </w:r>
-      <w:bookmarkEnd w:id="41"/>
+      <w:bookmarkEnd w:id="42"/>
     </w:p>
     <w:p>
       <w:pPr>
@@ -12100,9 +12224,9 @@
         <w:jc w:val="both"/>
         <w:rPr/>
         <w:sectPr>
-          <w:footerReference w:type="even" r:id="rId57"/>
-          <w:footerReference w:type="default" r:id="rId58"/>
-          <w:footerReference w:type="first" r:id="rId59"/>
+          <w:footerReference w:type="even" r:id="rId58"/>
+          <w:footerReference w:type="default" r:id="rId59"/>
+          <w:footerReference w:type="first" r:id="rId60"/>
           <w:type w:val="nextPage"/>
           <w:pgSz w:w="12240" w:h="15840"/>
           <w:pgMar w:left="2268" w:right="1701" w:gutter="0" w:header="0" w:top="1701" w:footer="720" w:bottom="1701"/>
@@ -12129,7 +12253,7 @@
         <w:jc w:val="center"/>
         <w:rPr/>
       </w:pPr>
-      <w:bookmarkStart w:id="42" w:name="bm_referencias"/>
+      <w:bookmarkStart w:id="43" w:name="bm_referencias"/>
       <w:r>
         <w:rPr>
           <w:b/>
@@ -12137,7 +12261,7 @@
         </w:rPr>
         <w:t>REFERENCIAS</w:t>
       </w:r>
-      <w:bookmarkEnd w:id="42"/>
+      <w:bookmarkEnd w:id="43"/>
     </w:p>
     <w:p>
       <w:pPr>
@@ -12367,9 +12491,9 @@
         <w:jc w:val="both"/>
         <w:rPr/>
         <w:sectPr>
-          <w:footerReference w:type="even" r:id="rId60"/>
-          <w:footerReference w:type="default" r:id="rId61"/>
-          <w:footerReference w:type="first" r:id="rId62"/>
+          <w:footerReference w:type="even" r:id="rId61"/>
+          <w:footerReference w:type="default" r:id="rId62"/>
+          <w:footerReference w:type="first" r:id="rId63"/>
           <w:type w:val="nextPage"/>
           <w:pgSz w:w="12240" w:h="15840"/>
           <w:pgMar w:left="2268" w:right="1701" w:gutter="0" w:header="0" w:top="1701" w:footer="720" w:bottom="1701"/>
@@ -12409,9 +12533,9 @@
         <w:jc w:val="center"/>
         <w:rPr/>
         <w:sectPr>
-          <w:footerReference w:type="even" r:id="rId63"/>
-          <w:footerReference w:type="default" r:id="rId64"/>
-          <w:footerReference w:type="first" r:id="rId65"/>
+          <w:footerReference w:type="even" r:id="rId64"/>
+          <w:footerReference w:type="default" r:id="rId65"/>
+          <w:footerReference w:type="first" r:id="rId66"/>
           <w:type w:val="nextPage"/>
           <w:pgSz w:w="12240" w:h="15840"/>
           <w:pgMar w:left="2268" w:right="1701" w:gutter="0" w:header="0" w:top="1701" w:footer="720" w:bottom="1701"/>
@@ -12421,7 +12545,7 @@
           <w:docGrid w:type="default" w:linePitch="360" w:charSpace="0"/>
         </w:sectPr>
       </w:pPr>
-      <w:bookmarkStart w:id="43" w:name="bm_anexos"/>
+      <w:bookmarkStart w:id="44" w:name="bm_anexos"/>
       <w:r>
         <w:rPr>
           <w:b/>
@@ -12429,7 +12553,7 @@
         </w:rPr>
         <w:t>ANEXOS</w:t>
       </w:r>
-      <w:bookmarkEnd w:id="43"/>
+      <w:bookmarkEnd w:id="44"/>
     </w:p>
     <w:p>
       <w:pPr>
@@ -12440,8 +12564,8 @@
         <w:jc w:val="center"/>
         <w:rPr/>
       </w:pPr>
-      <w:bookmarkStart w:id="44" w:name="bm_anexoA"/>
-      <w:bookmarkEnd w:id="44"/>
+      <w:bookmarkStart w:id="45" w:name="bm_anexoA"/>
+      <w:bookmarkEnd w:id="45"/>
       <w:r>
         <w:rPr>
           <w:b/>
@@ -12481,7 +12605,7 @@
           <wp:inline distT="0" distB="0" distL="0" distR="0">
             <wp:extent cx="1065530" cy="4860290"/>
             <wp:effectExtent l="0" t="0" r="0" b="0"/>
-            <wp:docPr id="8" name="Picture 8"/>
+            <wp:docPr id="9" name="Picture 9"/>
             <wp:cNvGraphicFramePr>
               <a:graphicFrameLocks xmlns:a="http://schemas.openxmlformats.org/drawingml/2006/main" noChangeAspect="1"/>
             </wp:cNvGraphicFramePr>
@@ -12489,13 +12613,13 @@
               <a:graphicData uri="http://schemas.openxmlformats.org/drawingml/2006/picture">
                 <pic:pic xmlns:pic="http://schemas.openxmlformats.org/drawingml/2006/picture">
                   <pic:nvPicPr>
-                    <pic:cNvPr id="8" name="Picture 8"/>
+                    <pic:cNvPr id="9" name="Picture 9"/>
                     <pic:cNvPicPr>
                       <a:picLocks noChangeAspect="1" noChangeArrowheads="1"/>
                     </pic:cNvPicPr>
                   </pic:nvPicPr>
                   <pic:blipFill>
-                    <a:blip r:embed="rId66"/>
+                    <a:blip r:embed="rId67"/>
                     <a:stretch>
                       <a:fillRect/>
                     </a:stretch>
@@ -12525,9 +12649,9 @@
         <w:jc w:val="center"/>
         <w:rPr/>
         <w:sectPr>
-          <w:footerReference w:type="even" r:id="rId67"/>
-          <w:footerReference w:type="default" r:id="rId68"/>
-          <w:footerReference w:type="first" r:id="rId69"/>
+          <w:footerReference w:type="even" r:id="rId68"/>
+          <w:footerReference w:type="default" r:id="rId69"/>
+          <w:footerReference w:type="first" r:id="rId70"/>
           <w:type w:val="nextPage"/>
           <w:pgSz w:w="12240" w:h="15840"/>
           <w:pgMar w:left="2268" w:right="1701" w:gutter="0" w:header="0" w:top="1701" w:footer="720" w:bottom="1701"/>
@@ -12548,7 +12672,7 @@
         <w:rPr>
           <w:sz w:val="20"/>
         </w:rPr>
-        <w:t>Elaboración propia (2026).</w:t>
+        <w:t>Alrifaai A. (2026).</w:t>
       </w:r>
     </w:p>
     <w:p>
@@ -12560,134 +12684,14 @@
         <w:jc w:val="center"/>
         <w:rPr/>
       </w:pPr>
-      <w:bookmarkStart w:id="45" w:name="bm_anexoB"/>
-      <w:bookmarkEnd w:id="45"/>
+      <w:bookmarkStart w:id="46" w:name="bm_anexoB"/>
+      <w:bookmarkEnd w:id="46"/>
       <w:r>
         <w:rPr>
           <w:b/>
           <w:sz w:val="20"/>
         </w:rPr>
         <w:t>ANEXO B</w:t>
-      </w:r>
-    </w:p>
-    <w:p>
-      <w:pPr>
-        <w:pStyle w:val="Normal"/>
-        <w:keepNext w:val="true"/>
-        <w:keepLines/>
-        <w:spacing w:before="240" w:after="480"/>
-        <w:jc w:val="center"/>
-        <w:rPr/>
-      </w:pPr>
-      <w:r>
-        <w:rPr>
-          <w:b/>
-          <w:sz w:val="20"/>
-        </w:rPr>
-        <w:t>[Diagrama de Ishikawa definitivo del control y trazabilidad de las solicitudes de servicio]</w:t>
-      </w:r>
-    </w:p>
-    <w:p>
-      <w:pPr>
-        <w:pStyle w:val="Normal"/>
-        <w:keepNext w:val="true"/>
-        <w:keepLines/>
-        <w:jc w:val="center"/>
-        <w:rPr/>
-      </w:pPr>
-      <w:r>
-        <w:rPr/>
-        <w:drawing>
-          <wp:inline distT="0" distB="0" distL="0" distR="0">
-            <wp:extent cx="4679950" cy="4264660"/>
-            <wp:effectExtent l="0" t="0" r="0" b="0"/>
-            <wp:docPr id="9" name="Picture 9"/>
-            <wp:cNvGraphicFramePr>
-              <a:graphicFrameLocks xmlns:a="http://schemas.openxmlformats.org/drawingml/2006/main" noChangeAspect="1"/>
-            </wp:cNvGraphicFramePr>
-            <a:graphic xmlns:a="http://schemas.openxmlformats.org/drawingml/2006/main">
-              <a:graphicData uri="http://schemas.openxmlformats.org/drawingml/2006/picture">
-                <pic:pic xmlns:pic="http://schemas.openxmlformats.org/drawingml/2006/picture">
-                  <pic:nvPicPr>
-                    <pic:cNvPr id="9" name="Picture 9"/>
-                    <pic:cNvPicPr>
-                      <a:picLocks noChangeAspect="1" noChangeArrowheads="1"/>
-                    </pic:cNvPicPr>
-                  </pic:nvPicPr>
-                  <pic:blipFill>
-                    <a:blip r:embed="rId70"/>
-                    <a:stretch>
-                      <a:fillRect/>
-                    </a:stretch>
-                  </pic:blipFill>
-                  <pic:spPr bwMode="auto">
-                    <a:xfrm>
-                      <a:off x="0" y="0"/>
-                      <a:ext cx="4679950" cy="4264660"/>
-                    </a:xfrm>
-                    <a:prstGeom prst="rect">
-                      <a:avLst/>
-                    </a:prstGeom>
-                    <a:noFill/>
-                  </pic:spPr>
-                </pic:pic>
-              </a:graphicData>
-            </a:graphic>
-          </wp:inline>
-        </w:drawing>
-      </w:r>
-    </w:p>
-    <w:p>
-      <w:pPr>
-        <w:pStyle w:val="Normal"/>
-        <w:spacing w:lineRule="auto" w:line="240" w:before="0" w:after="0"/>
-        <w:ind w:hanging="0"/>
-        <w:jc w:val="center"/>
-        <w:rPr/>
-        <w:sectPr>
-          <w:footerReference w:type="even" r:id="rId71"/>
-          <w:footerReference w:type="default" r:id="rId72"/>
-          <w:footerReference w:type="first" r:id="rId73"/>
-          <w:type w:val="nextPage"/>
-          <w:pgSz w:w="12240" w:h="15840"/>
-          <w:pgMar w:left="2268" w:right="1701" w:gutter="0" w:header="0" w:top="1701" w:footer="720" w:bottom="1701"/>
-          <w:pgNumType w:fmt="decimal"/>
-          <w:formProt w:val="false"/>
-          <w:textDirection w:val="lrTb"/>
-          <w:docGrid w:type="default" w:linePitch="360" w:charSpace="0"/>
-        </w:sectPr>
-      </w:pPr>
-      <w:r>
-        <w:rPr>
-          <w:i/>
-          <w:sz w:val="20"/>
-        </w:rPr>
-        <w:t xml:space="preserve">Fuente: </w:t>
-      </w:r>
-      <w:r>
-        <w:rPr>
-          <w:sz w:val="20"/>
-        </w:rPr>
-        <w:t>Elaboración propia (2026).</w:t>
-      </w:r>
-    </w:p>
-    <w:p>
-      <w:pPr>
-        <w:pStyle w:val="Normal"/>
-        <w:keepNext w:val="true"/>
-        <w:keepLines/>
-        <w:spacing w:before="0" w:after="480"/>
-        <w:jc w:val="center"/>
-        <w:rPr/>
-      </w:pPr>
-      <w:bookmarkStart w:id="46" w:name="bm_anexoC"/>
-      <w:bookmarkEnd w:id="46"/>
-      <w:r>
-        <w:rPr>
-          <w:b/>
-          <w:sz w:val="20"/>
-        </w:rPr>
-        <w:t>ANEXO C</w:t>
       </w:r>
     </w:p>
     <w:p>
@@ -12735,7 +12739,7 @@
                     </pic:cNvPicPr>
                   </pic:nvPicPr>
                   <pic:blipFill>
-                    <a:blip r:embed="rId74"/>
+                    <a:blip r:embed="rId71"/>
                     <a:stretch>
                       <a:fillRect/>
                     </a:stretch>
@@ -12765,9 +12769,9 @@
         <w:jc w:val="center"/>
         <w:rPr/>
         <w:sectPr>
-          <w:footerReference w:type="even" r:id="rId75"/>
-          <w:footerReference w:type="default" r:id="rId76"/>
-          <w:footerReference w:type="first" r:id="rId77"/>
+          <w:footerReference w:type="even" r:id="rId72"/>
+          <w:footerReference w:type="default" r:id="rId73"/>
+          <w:footerReference w:type="first" r:id="rId74"/>
           <w:type w:val="nextPage"/>
           <w:pgSz w:w="12240" w:h="15840"/>
           <w:pgMar w:left="2268" w:right="1701" w:gutter="0" w:header="0" w:top="1701" w:footer="720" w:bottom="1701"/>
@@ -12788,7 +12792,7 @@
         <w:rPr>
           <w:sz w:val="20"/>
         </w:rPr>
-        <w:t>Elaboración propia (2026).</w:t>
+        <w:t>Alrifaai A. (2026).</w:t>
       </w:r>
     </w:p>
     <w:p>
@@ -12800,14 +12804,14 @@
         <w:jc w:val="center"/>
         <w:rPr/>
       </w:pPr>
-      <w:bookmarkStart w:id="47" w:name="bm_anexoD"/>
+      <w:bookmarkStart w:id="47" w:name="bm_anexoC"/>
       <w:bookmarkEnd w:id="47"/>
       <w:r>
         <w:rPr>
           <w:b/>
           <w:sz w:val="20"/>
         </w:rPr>
-        <w:t>ANEXO D</w:t>
+        <w:t>ANEXO C</w:t>
       </w:r>
     </w:p>
     <w:p>
@@ -12855,7 +12859,7 @@
                     </pic:cNvPicPr>
                   </pic:nvPicPr>
                   <pic:blipFill>
-                    <a:blip r:embed="rId78"/>
+                    <a:blip r:embed="rId75"/>
                     <a:stretch>
                       <a:fillRect/>
                     </a:stretch>
@@ -12885,9 +12889,9 @@
         <w:jc w:val="center"/>
         <w:rPr/>
         <w:sectPr>
-          <w:footerReference w:type="even" r:id="rId79"/>
-          <w:footerReference w:type="default" r:id="rId80"/>
-          <w:footerReference w:type="first" r:id="rId81"/>
+          <w:footerReference w:type="even" r:id="rId76"/>
+          <w:footerReference w:type="default" r:id="rId77"/>
+          <w:footerReference w:type="first" r:id="rId78"/>
           <w:type w:val="nextPage"/>
           <w:pgSz w:w="12240" w:h="15840"/>
           <w:pgMar w:left="2268" w:right="1701" w:gutter="0" w:header="0" w:top="1701" w:footer="720" w:bottom="1701"/>
@@ -12908,7 +12912,7 @@
         <w:rPr>
           <w:sz w:val="20"/>
         </w:rPr>
-        <w:t>Elaboración propia (2026).</w:t>
+        <w:t>Alrifaai A. (2026).</w:t>
       </w:r>
     </w:p>
     <w:p>
@@ -12920,14 +12924,14 @@
         <w:jc w:val="center"/>
         <w:rPr/>
       </w:pPr>
-      <w:bookmarkStart w:id="48" w:name="bm_anexoE"/>
+      <w:bookmarkStart w:id="48" w:name="bm_anexoD"/>
       <w:bookmarkEnd w:id="48"/>
       <w:r>
         <w:rPr>
           <w:b/>
           <w:sz w:val="20"/>
         </w:rPr>
-        <w:t>ANEXO E</w:t>
+        <w:t>ANEXO D</w:t>
       </w:r>
     </w:p>
     <w:p>
@@ -12975,7 +12979,7 @@
                     </pic:cNvPicPr>
                   </pic:nvPicPr>
                   <pic:blipFill>
-                    <a:blip r:embed="rId82"/>
+                    <a:blip r:embed="rId79"/>
                     <a:stretch>
                       <a:fillRect/>
                     </a:stretch>
@@ -13005,9 +13009,9 @@
         <w:jc w:val="center"/>
         <w:rPr/>
         <w:sectPr>
-          <w:footerReference w:type="even" r:id="rId83"/>
-          <w:footerReference w:type="default" r:id="rId84"/>
-          <w:footerReference w:type="first" r:id="rId85"/>
+          <w:footerReference w:type="even" r:id="rId80"/>
+          <w:footerReference w:type="default" r:id="rId81"/>
+          <w:footerReference w:type="first" r:id="rId82"/>
           <w:type w:val="nextPage"/>
           <w:pgSz w:w="12240" w:h="15840"/>
           <w:pgMar w:left="2268" w:right="1701" w:gutter="0" w:header="0" w:top="1701" w:footer="720" w:bottom="1701"/>
@@ -13028,7 +13032,7 @@
         <w:rPr>
           <w:sz w:val="20"/>
         </w:rPr>
-        <w:t>Elaboración propia (2026).</w:t>
+        <w:t>Alrifaai A. (2026).</w:t>
       </w:r>
     </w:p>
     <w:p>
@@ -13040,14 +13044,14 @@
         <w:jc w:val="center"/>
         <w:rPr/>
       </w:pPr>
-      <w:bookmarkStart w:id="49" w:name="bm_anexoF"/>
+      <w:bookmarkStart w:id="49" w:name="bm_anexoE"/>
       <w:bookmarkEnd w:id="49"/>
       <w:r>
         <w:rPr>
           <w:b/>
           <w:sz w:val="20"/>
         </w:rPr>
-        <w:t>ANEXO F</w:t>
+        <w:t>ANEXO E</w:t>
       </w:r>
     </w:p>
     <w:p>
@@ -13095,7 +13099,7 @@
                     </pic:cNvPicPr>
                   </pic:nvPicPr>
                   <pic:blipFill>
-                    <a:blip r:embed="rId86"/>
+                    <a:blip r:embed="rId83"/>
                     <a:stretch>
                       <a:fillRect/>
                     </a:stretch>
@@ -13125,9 +13129,9 @@
         <w:jc w:val="center"/>
         <w:rPr/>
         <w:sectPr>
-          <w:footerReference w:type="even" r:id="rId87"/>
-          <w:footerReference w:type="default" r:id="rId88"/>
-          <w:footerReference w:type="first" r:id="rId89"/>
+          <w:footerReference w:type="even" r:id="rId84"/>
+          <w:footerReference w:type="default" r:id="rId85"/>
+          <w:footerReference w:type="first" r:id="rId86"/>
           <w:type w:val="nextPage"/>
           <w:pgSz w:w="12240" w:h="15840"/>
           <w:pgMar w:left="2268" w:right="1701" w:gutter="0" w:header="0" w:top="1701" w:footer="720" w:bottom="1701"/>
@@ -13148,7 +13152,7 @@
         <w:rPr>
           <w:sz w:val="20"/>
         </w:rPr>
-        <w:t>Elaboración propia (2026).</w:t>
+        <w:t>Alrifaai A. (2026).</w:t>
       </w:r>
     </w:p>
     <w:p>
@@ -13160,14 +13164,14 @@
         <w:jc w:val="center"/>
         <w:rPr/>
       </w:pPr>
-      <w:bookmarkStart w:id="50" w:name="bm_anexoG"/>
+      <w:bookmarkStart w:id="50" w:name="bm_anexoF"/>
       <w:bookmarkEnd w:id="50"/>
       <w:r>
         <w:rPr>
           <w:b/>
           <w:sz w:val="20"/>
         </w:rPr>
-        <w:t>ANEXO G</w:t>
+        <w:t>ANEXO F</w:t>
       </w:r>
     </w:p>
     <w:p>
@@ -13215,7 +13219,7 @@
                     </pic:cNvPicPr>
                   </pic:nvPicPr>
                   <pic:blipFill>
-                    <a:blip r:embed="rId90"/>
+                    <a:blip r:embed="rId87"/>
                     <a:stretch>
                       <a:fillRect/>
                     </a:stretch>
@@ -13245,9 +13249,9 @@
         <w:jc w:val="center"/>
         <w:rPr/>
         <w:sectPr>
-          <w:footerReference w:type="even" r:id="rId91"/>
-          <w:footerReference w:type="default" r:id="rId92"/>
-          <w:footerReference w:type="first" r:id="rId93"/>
+          <w:footerReference w:type="even" r:id="rId88"/>
+          <w:footerReference w:type="default" r:id="rId89"/>
+          <w:footerReference w:type="first" r:id="rId90"/>
           <w:type w:val="nextPage"/>
           <w:pgSz w:w="12240" w:h="15840"/>
           <w:pgMar w:left="2268" w:right="1701" w:gutter="0" w:header="0" w:top="1701" w:footer="720" w:bottom="1701"/>
@@ -13268,7 +13272,7 @@
         <w:rPr>
           <w:sz w:val="20"/>
         </w:rPr>
-        <w:t>Elaboración propia (2026).</w:t>
+        <w:t>Alrifaai A. (2026).</w:t>
       </w:r>
     </w:p>
     <w:p>
@@ -13280,14 +13284,14 @@
         <w:jc w:val="center"/>
         <w:rPr/>
       </w:pPr>
-      <w:bookmarkStart w:id="51" w:name="bm_anexoH"/>
+      <w:bookmarkStart w:id="51" w:name="bm_anexoG"/>
       <w:bookmarkEnd w:id="51"/>
       <w:r>
         <w:rPr>
           <w:b/>
           <w:sz w:val="20"/>
         </w:rPr>
-        <w:t>ANEXO H</w:t>
+        <w:t>ANEXO G</w:t>
       </w:r>
     </w:p>
     <w:p>
@@ -13330,6 +13334,210 @@
                 <pic:pic xmlns:pic="http://schemas.openxmlformats.org/drawingml/2006/picture">
                   <pic:nvPicPr>
                     <pic:cNvPr id="15" name="Picture 15"/>
+                    <pic:cNvPicPr>
+                      <a:picLocks noChangeAspect="1" noChangeArrowheads="1"/>
+                    </pic:cNvPicPr>
+                  </pic:nvPicPr>
+                  <pic:blipFill>
+                    <a:blip r:embed="rId91"/>
+                    <a:stretch>
+                      <a:fillRect/>
+                    </a:stretch>
+                  </pic:blipFill>
+                  <pic:spPr bwMode="auto">
+                    <a:xfrm>
+                      <a:off x="0" y="0"/>
+                      <a:ext cx="4860290" cy="3644900"/>
+                    </a:xfrm>
+                    <a:prstGeom prst="rect">
+                      <a:avLst/>
+                    </a:prstGeom>
+                    <a:noFill/>
+                  </pic:spPr>
+                </pic:pic>
+              </a:graphicData>
+            </a:graphic>
+          </wp:inline>
+        </w:drawing>
+      </w:r>
+    </w:p>
+    <w:p>
+      <w:pPr>
+        <w:pStyle w:val="Normal"/>
+        <w:spacing w:before="120" w:after="240"/>
+        <w:jc w:val="center"/>
+        <w:rPr/>
+      </w:pPr>
+      <w:r>
+        <w:rPr>
+          <w:b/>
+          <w:sz w:val="20"/>
+        </w:rPr>
+        <w:t>Fotografía 1. Registro de actividades administrativas frente al equipo de trabajo.</w:t>
+      </w:r>
+      <w:r>
+        <w:br w:type="page"/>
+      </w:r>
+    </w:p>
+    <w:p>
+      <w:pPr>
+        <w:pStyle w:val="Normal"/>
+        <w:keepNext w:val="true"/>
+        <w:keepLines/>
+        <w:jc w:val="center"/>
+        <w:rPr/>
+      </w:pPr>
+      <w:r>
+        <w:rPr/>
+        <w:drawing>
+          <wp:inline distT="0" distB="0" distL="0" distR="0">
+            <wp:extent cx="4860290" cy="3644900"/>
+            <wp:effectExtent l="0" t="0" r="0" b="0"/>
+            <wp:docPr id="16" name="Picture 16"/>
+            <wp:cNvGraphicFramePr>
+              <a:graphicFrameLocks xmlns:a="http://schemas.openxmlformats.org/drawingml/2006/main" noChangeAspect="1"/>
+            </wp:cNvGraphicFramePr>
+            <a:graphic xmlns:a="http://schemas.openxmlformats.org/drawingml/2006/main">
+              <a:graphicData uri="http://schemas.openxmlformats.org/drawingml/2006/picture">
+                <pic:pic xmlns:pic="http://schemas.openxmlformats.org/drawingml/2006/picture">
+                  <pic:nvPicPr>
+                    <pic:cNvPr id="16" name="Picture 16"/>
+                    <pic:cNvPicPr>
+                      <a:picLocks noChangeAspect="1" noChangeArrowheads="1"/>
+                    </pic:cNvPicPr>
+                  </pic:nvPicPr>
+                  <pic:blipFill>
+                    <a:blip r:embed="rId92"/>
+                    <a:stretch>
+                      <a:fillRect/>
+                    </a:stretch>
+                  </pic:blipFill>
+                  <pic:spPr bwMode="auto">
+                    <a:xfrm>
+                      <a:off x="0" y="0"/>
+                      <a:ext cx="4860290" cy="3644900"/>
+                    </a:xfrm>
+                    <a:prstGeom prst="rect">
+                      <a:avLst/>
+                    </a:prstGeom>
+                    <a:noFill/>
+                  </pic:spPr>
+                </pic:pic>
+              </a:graphicData>
+            </a:graphic>
+          </wp:inline>
+        </w:drawing>
+      </w:r>
+    </w:p>
+    <w:p>
+      <w:pPr>
+        <w:pStyle w:val="Normal"/>
+        <w:spacing w:before="120" w:after="240"/>
+        <w:jc w:val="center"/>
+        <w:rPr/>
+      </w:pPr>
+      <w:r>
+        <w:rPr>
+          <w:b/>
+          <w:sz w:val="20"/>
+        </w:rPr>
+        <w:t>Fotografía 2. Vista general del espacio de trabajo del área administrativa.</w:t>
+      </w:r>
+      <w:r>
+        <w:br w:type="page"/>
+      </w:r>
+    </w:p>
+    <w:p>
+      <w:pPr>
+        <w:pStyle w:val="Normal"/>
+        <w:keepNext w:val="true"/>
+        <w:keepLines/>
+        <w:jc w:val="center"/>
+        <w:rPr/>
+      </w:pPr>
+      <w:r>
+        <w:rPr/>
+        <w:drawing>
+          <wp:inline distT="0" distB="0" distL="0" distR="0">
+            <wp:extent cx="3780155" cy="5039995"/>
+            <wp:effectExtent l="0" t="0" r="0" b="0"/>
+            <wp:docPr id="17" name="Picture 17"/>
+            <wp:cNvGraphicFramePr>
+              <a:graphicFrameLocks xmlns:a="http://schemas.openxmlformats.org/drawingml/2006/main" noChangeAspect="1"/>
+            </wp:cNvGraphicFramePr>
+            <a:graphic xmlns:a="http://schemas.openxmlformats.org/drawingml/2006/main">
+              <a:graphicData uri="http://schemas.openxmlformats.org/drawingml/2006/picture">
+                <pic:pic xmlns:pic="http://schemas.openxmlformats.org/drawingml/2006/picture">
+                  <pic:nvPicPr>
+                    <pic:cNvPr id="17" name="Picture 17"/>
+                    <pic:cNvPicPr>
+                      <a:picLocks noChangeAspect="1" noChangeArrowheads="1"/>
+                    </pic:cNvPicPr>
+                  </pic:nvPicPr>
+                  <pic:blipFill>
+                    <a:blip r:embed="rId93"/>
+                    <a:stretch>
+                      <a:fillRect/>
+                    </a:stretch>
+                  </pic:blipFill>
+                  <pic:spPr bwMode="auto">
+                    <a:xfrm>
+                      <a:off x="0" y="0"/>
+                      <a:ext cx="3780155" cy="5039995"/>
+                    </a:xfrm>
+                    <a:prstGeom prst="rect">
+                      <a:avLst/>
+                    </a:prstGeom>
+                    <a:noFill/>
+                  </pic:spPr>
+                </pic:pic>
+              </a:graphicData>
+            </a:graphic>
+          </wp:inline>
+        </w:drawing>
+      </w:r>
+    </w:p>
+    <w:p>
+      <w:pPr>
+        <w:pStyle w:val="Normal"/>
+        <w:spacing w:before="120" w:after="240"/>
+        <w:jc w:val="center"/>
+        <w:rPr/>
+      </w:pPr>
+      <w:r>
+        <w:rPr>
+          <w:b/>
+          <w:sz w:val="20"/>
+        </w:rPr>
+        <w:t>Fotografía 3. Verificación de información en los registros administrativos del área.</w:t>
+      </w:r>
+      <w:r>
+        <w:br w:type="page"/>
+      </w:r>
+    </w:p>
+    <w:p>
+      <w:pPr>
+        <w:pStyle w:val="Normal"/>
+        <w:keepNext w:val="true"/>
+        <w:keepLines/>
+        <w:jc w:val="center"/>
+        <w:rPr/>
+      </w:pPr>
+      <w:r>
+        <w:rPr/>
+        <w:drawing>
+          <wp:inline distT="0" distB="0" distL="0" distR="0">
+            <wp:extent cx="4860290" cy="3644900"/>
+            <wp:effectExtent l="0" t="0" r="0" b="0"/>
+            <wp:docPr id="18" name="Picture 18"/>
+            <wp:cNvGraphicFramePr>
+              <a:graphicFrameLocks xmlns:a="http://schemas.openxmlformats.org/drawingml/2006/main" noChangeAspect="1"/>
+            </wp:cNvGraphicFramePr>
+            <a:graphic xmlns:a="http://schemas.openxmlformats.org/drawingml/2006/main">
+              <a:graphicData uri="http://schemas.openxmlformats.org/drawingml/2006/picture">
+                <pic:pic xmlns:pic="http://schemas.openxmlformats.org/drawingml/2006/picture">
+                  <pic:nvPicPr>
+                    <pic:cNvPr id="18" name="Picture 18"/>
                     <pic:cNvPicPr>
                       <a:picLocks noChangeAspect="1" noChangeArrowheads="1"/>
                     </pic:cNvPicPr>
@@ -13369,7 +13577,7 @@
           <w:b/>
           <w:sz w:val="20"/>
         </w:rPr>
-        <w:t>Fotografía 1. Registro de actividades administrativas frente al equipo de trabajo.</w:t>
+        <w:t>Fotografía 4. Puesto de trabajo utilizado para la gestión de información administrativa.</w:t>
       </w:r>
       <w:r>
         <w:br w:type="page"/>
@@ -13387,9 +13595,9 @@
         <w:rPr/>
         <w:drawing>
           <wp:inline distT="0" distB="0" distL="0" distR="0">
-            <wp:extent cx="4860290" cy="3644900"/>
+            <wp:extent cx="3780155" cy="5039995"/>
             <wp:effectExtent l="0" t="0" r="0" b="0"/>
-            <wp:docPr id="16" name="Picture 16"/>
+            <wp:docPr id="19" name="Picture 19"/>
             <wp:cNvGraphicFramePr>
               <a:graphicFrameLocks xmlns:a="http://schemas.openxmlformats.org/drawingml/2006/main" noChangeAspect="1"/>
             </wp:cNvGraphicFramePr>
@@ -13397,7 +13605,7 @@
               <a:graphicData uri="http://schemas.openxmlformats.org/drawingml/2006/picture">
                 <pic:pic xmlns:pic="http://schemas.openxmlformats.org/drawingml/2006/picture">
                   <pic:nvPicPr>
-                    <pic:cNvPr id="16" name="Picture 16"/>
+                    <pic:cNvPr id="19" name="Picture 19"/>
                     <pic:cNvPicPr>
                       <a:picLocks noChangeAspect="1" noChangeArrowheads="1"/>
                     </pic:cNvPicPr>
@@ -13411,7 +13619,7 @@
                   <pic:spPr bwMode="auto">
                     <a:xfrm>
                       <a:off x="0" y="0"/>
-                      <a:ext cx="4860290" cy="3644900"/>
+                      <a:ext cx="3780155" cy="5039995"/>
                     </a:xfrm>
                     <a:prstGeom prst="rect">
                       <a:avLst/>
@@ -13437,7 +13645,7 @@
           <w:b/>
           <w:sz w:val="20"/>
         </w:rPr>
-        <w:t>Fotografía 2. Vista general del espacio de trabajo del área administrativa.</w:t>
+        <w:t>Fotografía 5. Revisión de registros y documentos desde el puesto de trabajo.</w:t>
       </w:r>
       <w:r>
         <w:br w:type="page"/>
@@ -13457,7 +13665,7 @@
           <wp:inline distT="0" distB="0" distL="0" distR="0">
             <wp:extent cx="3780155" cy="5039995"/>
             <wp:effectExtent l="0" t="0" r="0" b="0"/>
-            <wp:docPr id="17" name="Picture 17"/>
+            <wp:docPr id="20" name="Picture 20"/>
             <wp:cNvGraphicFramePr>
               <a:graphicFrameLocks xmlns:a="http://schemas.openxmlformats.org/drawingml/2006/main" noChangeAspect="1"/>
             </wp:cNvGraphicFramePr>
@@ -13465,7 +13673,7 @@
               <a:graphicData uri="http://schemas.openxmlformats.org/drawingml/2006/picture">
                 <pic:pic xmlns:pic="http://schemas.openxmlformats.org/drawingml/2006/picture">
                   <pic:nvPicPr>
-                    <pic:cNvPr id="17" name="Picture 17"/>
+                    <pic:cNvPr id="20" name="Picture 20"/>
                     <pic:cNvPicPr>
                       <a:picLocks noChangeAspect="1" noChangeArrowheads="1"/>
                     </pic:cNvPicPr>
@@ -13505,7 +13713,7 @@
           <w:b/>
           <w:sz w:val="20"/>
         </w:rPr>
-        <w:t>Fotografía 3. Verificación de información en los registros administrativos del área.</w:t>
+        <w:t>Fotografía 6. Revisión de información de pagos y soportes documentales.</w:t>
       </w:r>
       <w:r>
         <w:br w:type="page"/>
@@ -13523,9 +13731,9 @@
         <w:rPr/>
         <w:drawing>
           <wp:inline distT="0" distB="0" distL="0" distR="0">
-            <wp:extent cx="4860290" cy="3644900"/>
+            <wp:extent cx="3780155" cy="5039995"/>
             <wp:effectExtent l="0" t="0" r="0" b="0"/>
-            <wp:docPr id="18" name="Picture 18"/>
+            <wp:docPr id="21" name="Picture 21"/>
             <wp:cNvGraphicFramePr>
               <a:graphicFrameLocks xmlns:a="http://schemas.openxmlformats.org/drawingml/2006/main" noChangeAspect="1"/>
             </wp:cNvGraphicFramePr>
@@ -13533,7 +13741,7 @@
               <a:graphicData uri="http://schemas.openxmlformats.org/drawingml/2006/picture">
                 <pic:pic xmlns:pic="http://schemas.openxmlformats.org/drawingml/2006/picture">
                   <pic:nvPicPr>
-                    <pic:cNvPr id="18" name="Picture 18"/>
+                    <pic:cNvPr id="21" name="Picture 21"/>
                     <pic:cNvPicPr>
                       <a:picLocks noChangeAspect="1" noChangeArrowheads="1"/>
                     </pic:cNvPicPr>
@@ -13547,7 +13755,7 @@
                   <pic:spPr bwMode="auto">
                     <a:xfrm>
                       <a:off x="0" y="0"/>
-                      <a:ext cx="4860290" cy="3644900"/>
+                      <a:ext cx="3780155" cy="5039995"/>
                     </a:xfrm>
                     <a:prstGeom prst="rect">
                       <a:avLst/>
@@ -13573,7 +13781,7 @@
           <w:b/>
           <w:sz w:val="20"/>
         </w:rPr>
-        <w:t>Fotografía 4. Puesto de trabajo utilizado para la gestión de información administrativa.</w:t>
+        <w:t>Fotografía 7. Puesto de trabajo del área administrativa.</w:t>
       </w:r>
       <w:r>
         <w:br w:type="page"/>
@@ -13593,7 +13801,7 @@
           <wp:inline distT="0" distB="0" distL="0" distR="0">
             <wp:extent cx="3780155" cy="5039995"/>
             <wp:effectExtent l="0" t="0" r="0" b="0"/>
-            <wp:docPr id="19" name="Picture 19"/>
+            <wp:docPr id="22" name="Picture 22"/>
             <wp:cNvGraphicFramePr>
               <a:graphicFrameLocks xmlns:a="http://schemas.openxmlformats.org/drawingml/2006/main" noChangeAspect="1"/>
             </wp:cNvGraphicFramePr>
@@ -13601,7 +13809,7 @@
               <a:graphicData uri="http://schemas.openxmlformats.org/drawingml/2006/picture">
                 <pic:pic xmlns:pic="http://schemas.openxmlformats.org/drawingml/2006/picture">
                   <pic:nvPicPr>
-                    <pic:cNvPr id="19" name="Picture 19"/>
+                    <pic:cNvPr id="22" name="Picture 22"/>
                     <pic:cNvPicPr>
                       <a:picLocks noChangeAspect="1" noChangeArrowheads="1"/>
                     </pic:cNvPicPr>
@@ -13641,210 +13849,6 @@
           <w:b/>
           <w:sz w:val="20"/>
         </w:rPr>
-        <w:t>Fotografía 5. Revisión de registros y documentos desde el puesto de trabajo.</w:t>
-      </w:r>
-      <w:r>
-        <w:br w:type="page"/>
-      </w:r>
-    </w:p>
-    <w:p>
-      <w:pPr>
-        <w:pStyle w:val="Normal"/>
-        <w:keepNext w:val="true"/>
-        <w:keepLines/>
-        <w:jc w:val="center"/>
-        <w:rPr/>
-      </w:pPr>
-      <w:r>
-        <w:rPr/>
-        <w:drawing>
-          <wp:inline distT="0" distB="0" distL="0" distR="0">
-            <wp:extent cx="3780155" cy="5039995"/>
-            <wp:effectExtent l="0" t="0" r="0" b="0"/>
-            <wp:docPr id="20" name="Picture 20"/>
-            <wp:cNvGraphicFramePr>
-              <a:graphicFrameLocks xmlns:a="http://schemas.openxmlformats.org/drawingml/2006/main" noChangeAspect="1"/>
-            </wp:cNvGraphicFramePr>
-            <a:graphic xmlns:a="http://schemas.openxmlformats.org/drawingml/2006/main">
-              <a:graphicData uri="http://schemas.openxmlformats.org/drawingml/2006/picture">
-                <pic:pic xmlns:pic="http://schemas.openxmlformats.org/drawingml/2006/picture">
-                  <pic:nvPicPr>
-                    <pic:cNvPr id="20" name="Picture 20"/>
-                    <pic:cNvPicPr>
-                      <a:picLocks noChangeAspect="1" noChangeArrowheads="1"/>
-                    </pic:cNvPicPr>
-                  </pic:nvPicPr>
-                  <pic:blipFill>
-                    <a:blip r:embed="rId99"/>
-                    <a:stretch>
-                      <a:fillRect/>
-                    </a:stretch>
-                  </pic:blipFill>
-                  <pic:spPr bwMode="auto">
-                    <a:xfrm>
-                      <a:off x="0" y="0"/>
-                      <a:ext cx="3780155" cy="5039995"/>
-                    </a:xfrm>
-                    <a:prstGeom prst="rect">
-                      <a:avLst/>
-                    </a:prstGeom>
-                    <a:noFill/>
-                  </pic:spPr>
-                </pic:pic>
-              </a:graphicData>
-            </a:graphic>
-          </wp:inline>
-        </w:drawing>
-      </w:r>
-    </w:p>
-    <w:p>
-      <w:pPr>
-        <w:pStyle w:val="Normal"/>
-        <w:spacing w:before="120" w:after="240"/>
-        <w:jc w:val="center"/>
-        <w:rPr/>
-      </w:pPr>
-      <w:r>
-        <w:rPr>
-          <w:b/>
-          <w:sz w:val="20"/>
-        </w:rPr>
-        <w:t>Fotografía 6. Revisión de información de pagos y soportes documentales.</w:t>
-      </w:r>
-      <w:r>
-        <w:br w:type="page"/>
-      </w:r>
-    </w:p>
-    <w:p>
-      <w:pPr>
-        <w:pStyle w:val="Normal"/>
-        <w:keepNext w:val="true"/>
-        <w:keepLines/>
-        <w:jc w:val="center"/>
-        <w:rPr/>
-      </w:pPr>
-      <w:r>
-        <w:rPr/>
-        <w:drawing>
-          <wp:inline distT="0" distB="0" distL="0" distR="0">
-            <wp:extent cx="3780155" cy="5039995"/>
-            <wp:effectExtent l="0" t="0" r="0" b="0"/>
-            <wp:docPr id="21" name="Picture 21"/>
-            <wp:cNvGraphicFramePr>
-              <a:graphicFrameLocks xmlns:a="http://schemas.openxmlformats.org/drawingml/2006/main" noChangeAspect="1"/>
-            </wp:cNvGraphicFramePr>
-            <a:graphic xmlns:a="http://schemas.openxmlformats.org/drawingml/2006/main">
-              <a:graphicData uri="http://schemas.openxmlformats.org/drawingml/2006/picture">
-                <pic:pic xmlns:pic="http://schemas.openxmlformats.org/drawingml/2006/picture">
-                  <pic:nvPicPr>
-                    <pic:cNvPr id="21" name="Picture 21"/>
-                    <pic:cNvPicPr>
-                      <a:picLocks noChangeAspect="1" noChangeArrowheads="1"/>
-                    </pic:cNvPicPr>
-                  </pic:nvPicPr>
-                  <pic:blipFill>
-                    <a:blip r:embed="rId100"/>
-                    <a:stretch>
-                      <a:fillRect/>
-                    </a:stretch>
-                  </pic:blipFill>
-                  <pic:spPr bwMode="auto">
-                    <a:xfrm>
-                      <a:off x="0" y="0"/>
-                      <a:ext cx="3780155" cy="5039995"/>
-                    </a:xfrm>
-                    <a:prstGeom prst="rect">
-                      <a:avLst/>
-                    </a:prstGeom>
-                    <a:noFill/>
-                  </pic:spPr>
-                </pic:pic>
-              </a:graphicData>
-            </a:graphic>
-          </wp:inline>
-        </w:drawing>
-      </w:r>
-    </w:p>
-    <w:p>
-      <w:pPr>
-        <w:pStyle w:val="Normal"/>
-        <w:spacing w:before="120" w:after="240"/>
-        <w:jc w:val="center"/>
-        <w:rPr/>
-      </w:pPr>
-      <w:r>
-        <w:rPr>
-          <w:b/>
-          <w:sz w:val="20"/>
-        </w:rPr>
-        <w:t>Fotografía 7. Puesto de trabajo del área administrativa.</w:t>
-      </w:r>
-      <w:r>
-        <w:br w:type="page"/>
-      </w:r>
-    </w:p>
-    <w:p>
-      <w:pPr>
-        <w:pStyle w:val="Normal"/>
-        <w:keepNext w:val="true"/>
-        <w:keepLines/>
-        <w:jc w:val="center"/>
-        <w:rPr/>
-      </w:pPr>
-      <w:r>
-        <w:rPr/>
-        <w:drawing>
-          <wp:inline distT="0" distB="0" distL="0" distR="0">
-            <wp:extent cx="3780155" cy="5039995"/>
-            <wp:effectExtent l="0" t="0" r="0" b="0"/>
-            <wp:docPr id="22" name="Picture 22"/>
-            <wp:cNvGraphicFramePr>
-              <a:graphicFrameLocks xmlns:a="http://schemas.openxmlformats.org/drawingml/2006/main" noChangeAspect="1"/>
-            </wp:cNvGraphicFramePr>
-            <a:graphic xmlns:a="http://schemas.openxmlformats.org/drawingml/2006/main">
-              <a:graphicData uri="http://schemas.openxmlformats.org/drawingml/2006/picture">
-                <pic:pic xmlns:pic="http://schemas.openxmlformats.org/drawingml/2006/picture">
-                  <pic:nvPicPr>
-                    <pic:cNvPr id="22" name="Picture 22"/>
-                    <pic:cNvPicPr>
-                      <a:picLocks noChangeAspect="1" noChangeArrowheads="1"/>
-                    </pic:cNvPicPr>
-                  </pic:nvPicPr>
-                  <pic:blipFill>
-                    <a:blip r:embed="rId101"/>
-                    <a:stretch>
-                      <a:fillRect/>
-                    </a:stretch>
-                  </pic:blipFill>
-                  <pic:spPr bwMode="auto">
-                    <a:xfrm>
-                      <a:off x="0" y="0"/>
-                      <a:ext cx="3780155" cy="5039995"/>
-                    </a:xfrm>
-                    <a:prstGeom prst="rect">
-                      <a:avLst/>
-                    </a:prstGeom>
-                    <a:noFill/>
-                  </pic:spPr>
-                </pic:pic>
-              </a:graphicData>
-            </a:graphic>
-          </wp:inline>
-        </w:drawing>
-      </w:r>
-    </w:p>
-    <w:p>
-      <w:pPr>
-        <w:pStyle w:val="Normal"/>
-        <w:spacing w:before="120" w:after="240"/>
-        <w:jc w:val="center"/>
-        <w:rPr/>
-      </w:pPr>
-      <w:r>
-        <w:rPr>
-          <w:b/>
-          <w:sz w:val="20"/>
-        </w:rPr>
         <w:t>Fotografía 8. Puesto de trabajo y equipo utilizado durante la pasantía.</w:t>
       </w:r>
     </w:p>
@@ -14022,7 +14026,7 @@
         <w:rPr>
           <w:sz w:val="24"/>
         </w:rPr>
-        <w:t>Alrifaaie Amaal |  C.I.: 31.985.792</w:t>
+        <w:t>Alrifaai Alrifaaie, Amaal |  C.I.: 31.985.792</w:t>
       </w:r>
     </w:p>
     <w:p>
@@ -15072,6 +15076,1402 @@
                       <pic:pic xmlns:pic="http://schemas.openxmlformats.org/drawingml/2006/picture">
                         <pic:nvPicPr>
                           <pic:cNvPr id="23" name="Image2"/>
+                          <pic:cNvPicPr>
+                            <a:picLocks noChangeAspect="1" noChangeArrowheads="1"/>
+                          </pic:cNvPicPr>
+                        </pic:nvPicPr>
+                        <pic:blipFill>
+                          <a:blip r:embed="rId99"/>
+                          <a:stretch>
+                            <a:fillRect/>
+                          </a:stretch>
+                        </pic:blipFill>
+                        <pic:spPr bwMode="auto">
+                          <a:xfrm>
+                            <a:off x="0" y="0"/>
+                            <a:ext cx="1259840" cy="641985"/>
+                          </a:xfrm>
+                          <a:prstGeom prst="rect">
+                            <a:avLst/>
+                          </a:prstGeom>
+                          <a:noFill/>
+                        </pic:spPr>
+                      </pic:pic>
+                    </a:graphicData>
+                  </a:graphic>
+                </wp:inline>
+              </w:drawing>
+            </w:r>
+          </w:p>
+        </w:tc>
+        <w:tc>
+          <w:tcPr>
+            <w:tcW w:w="4135" w:type="dxa"/>
+            <w:tcBorders/>
+          </w:tcPr>
+          <w:p>
+            <w:pPr>
+              <w:pStyle w:val="Normal"/>
+              <w:jc w:val="center"/>
+              <w:rPr/>
+            </w:pPr>
+            <w:r>
+              <w:rPr/>
+              <w:drawing>
+                <wp:inline distT="0" distB="0" distL="0" distR="0">
+                  <wp:extent cx="1259840" cy="493395"/>
+                  <wp:effectExtent l="0" t="0" r="0" b="0"/>
+                  <wp:docPr id="24" name="Image3"/>
+                  <wp:cNvGraphicFramePr>
+                    <a:graphicFrameLocks xmlns:a="http://schemas.openxmlformats.org/drawingml/2006/main" noChangeAspect="1"/>
+                  </wp:cNvGraphicFramePr>
+                  <a:graphic xmlns:a="http://schemas.openxmlformats.org/drawingml/2006/main">
+                    <a:graphicData uri="http://schemas.openxmlformats.org/drawingml/2006/picture">
+                      <pic:pic xmlns:pic="http://schemas.openxmlformats.org/drawingml/2006/picture">
+                        <pic:nvPicPr>
+                          <pic:cNvPr id="24" name="Image3"/>
+                          <pic:cNvPicPr>
+                            <a:picLocks noChangeAspect="1" noChangeArrowheads="1"/>
+                          </pic:cNvPicPr>
+                        </pic:nvPicPr>
+                        <pic:blipFill>
+                          <a:blip r:embed="rId100"/>
+                          <a:stretch>
+                            <a:fillRect/>
+                          </a:stretch>
+                        </pic:blipFill>
+                        <pic:spPr bwMode="auto">
+                          <a:xfrm>
+                            <a:off x="0" y="0"/>
+                            <a:ext cx="1259840" cy="493395"/>
+                          </a:xfrm>
+                          <a:prstGeom prst="rect">
+                            <a:avLst/>
+                          </a:prstGeom>
+                          <a:noFill/>
+                        </pic:spPr>
+                      </pic:pic>
+                    </a:graphicData>
+                  </a:graphic>
+                </wp:inline>
+              </w:drawing>
+            </w:r>
+          </w:p>
+        </w:tc>
+      </w:tr>
+      <w:tr>
+        <w:trPr/>
+        <w:tc>
+          <w:tcPr>
+            <w:tcW w:w="4135" w:type="dxa"/>
+            <w:tcBorders/>
+            <w:vAlign w:val="center"/>
+          </w:tcPr>
+          <w:p>
+            <w:pPr>
+              <w:pStyle w:val="Normal"/>
+              <w:spacing w:lineRule="auto" w:line="240" w:before="80" w:after="80"/>
+              <w:jc w:val="center"/>
+              <w:rPr/>
+            </w:pPr>
+            <w:r>
+              <w:rPr>
+                <w:b w:val="false"/>
+                <w:sz w:val="18"/>
+              </w:rPr>
+              <w:t>Firma del Pasante:</w:t>
+              <w:br/>
+              <w:t>Alrifaai Alrifaaie, Amaal |  C.I.: 31.985.792</w:t>
+            </w:r>
+          </w:p>
+        </w:tc>
+        <w:tc>
+          <w:tcPr>
+            <w:tcW w:w="4135" w:type="dxa"/>
+            <w:tcBorders/>
+            <w:vAlign w:val="center"/>
+          </w:tcPr>
+          <w:p>
+            <w:pPr>
+              <w:pStyle w:val="Normal"/>
+              <w:spacing w:lineRule="auto" w:line="240" w:before="80" w:after="80"/>
+              <w:jc w:val="center"/>
+              <w:rPr/>
+            </w:pPr>
+            <w:r>
+              <w:rPr>
+                <w:b w:val="false"/>
+                <w:sz w:val="18"/>
+              </w:rPr>
+              <w:t>Firma del Tutor Industrial:</w:t>
+              <w:br/>
+              <w:t>Lic. Lenny Mata  |  C.I.: 8969750</w:t>
+            </w:r>
+          </w:p>
+        </w:tc>
+      </w:tr>
+    </w:tbl>
+    <w:p>
+      <w:pPr>
+        <w:pStyle w:val="Normal"/>
+        <w:rPr/>
+      </w:pPr>
+      <w:r>
+        <w:rPr/>
+      </w:r>
+    </w:p>
+    <w:p>
+      <w:pPr>
+        <w:pStyle w:val="Normal"/>
+        <w:spacing w:before="240" w:after="200"/>
+        <w:jc w:val="center"/>
+        <w:rPr/>
+      </w:pPr>
+      <w:r>
+        <w:rPr/>
+        <w:drawing>
+          <wp:inline distT="0" distB="0" distL="0" distR="0">
+            <wp:extent cx="1440180" cy="587375"/>
+            <wp:effectExtent l="0" t="0" r="0" b="0"/>
+            <wp:docPr id="25" name="Image4"/>
+            <wp:cNvGraphicFramePr>
+              <a:graphicFrameLocks xmlns:a="http://schemas.openxmlformats.org/drawingml/2006/main" noChangeAspect="1"/>
+            </wp:cNvGraphicFramePr>
+            <a:graphic xmlns:a="http://schemas.openxmlformats.org/drawingml/2006/main">
+              <a:graphicData uri="http://schemas.openxmlformats.org/drawingml/2006/picture">
+                <pic:pic xmlns:pic="http://schemas.openxmlformats.org/drawingml/2006/picture">
+                  <pic:nvPicPr>
+                    <pic:cNvPr id="25" name="Image4"/>
+                    <pic:cNvPicPr>
+                      <a:picLocks noChangeAspect="1" noChangeArrowheads="1"/>
+                    </pic:cNvPicPr>
+                  </pic:nvPicPr>
+                  <pic:blipFill>
+                    <a:blip r:embed="rId101"/>
+                    <a:stretch>
+                      <a:fillRect/>
+                    </a:stretch>
+                  </pic:blipFill>
+                  <pic:spPr bwMode="auto">
+                    <a:xfrm>
+                      <a:off x="0" y="0"/>
+                      <a:ext cx="1440180" cy="587375"/>
+                    </a:xfrm>
+                    <a:prstGeom prst="rect">
+                      <a:avLst/>
+                    </a:prstGeom>
+                    <a:noFill/>
+                  </pic:spPr>
+                </pic:pic>
+              </a:graphicData>
+            </a:graphic>
+          </wp:inline>
+        </w:drawing>
+      </w:r>
+    </w:p>
+    <w:p>
+      <w:pPr>
+        <w:pStyle w:val="Normal"/>
+        <w:rPr/>
+      </w:pPr>
+      <w:r>
+        <w:rPr/>
+      </w:r>
+      <w:r>
+        <w:br w:type="page"/>
+      </w:r>
+    </w:p>
+    <w:p>
+      <w:pPr>
+        <w:pStyle w:val="Normal"/>
+        <w:rPr/>
+      </w:pPr>
+      <w:r>
+        <w:rPr/>
+      </w:r>
+    </w:p>
+    <w:p>
+      <w:pPr>
+        <w:pStyle w:val="Normal"/>
+        <w:spacing w:before="0" w:after="240"/>
+        <w:jc w:val="center"/>
+        <w:rPr/>
+      </w:pPr>
+      <w:r>
+        <w:rPr>
+          <w:b/>
+          <w:sz w:val="28"/>
+        </w:rPr>
+        <w:t>PLAN SEMANAL DE PASANTÍAS</w:t>
+      </w:r>
+    </w:p>
+    <w:p>
+      <w:pPr>
+        <w:pStyle w:val="Normal"/>
+        <w:spacing w:lineRule="auto" w:line="276" w:before="0" w:after="40"/>
+        <w:rPr/>
+      </w:pPr>
+      <w:r>
+        <w:rPr>
+          <w:b/>
+          <w:sz w:val="24"/>
+        </w:rPr>
+        <w:t xml:space="preserve">EMPRESA: </w:t>
+      </w:r>
+      <w:r>
+        <w:rPr>
+          <w:sz w:val="24"/>
+        </w:rPr>
+        <w:t>Ingeniería de Telecomunicaciones, C.A.</w:t>
+      </w:r>
+    </w:p>
+    <w:p>
+      <w:pPr>
+        <w:pStyle w:val="Normal"/>
+        <w:spacing w:lineRule="auto" w:line="276" w:before="0" w:after="40"/>
+        <w:rPr/>
+      </w:pPr>
+      <w:r>
+        <w:rPr>
+          <w:b/>
+          <w:sz w:val="24"/>
+        </w:rPr>
+        <w:t xml:space="preserve">DEPARTAMENTO: </w:t>
+      </w:r>
+      <w:r>
+        <w:rPr>
+          <w:sz w:val="24"/>
+        </w:rPr>
+        <w:t>Departamento de Administración</w:t>
+      </w:r>
+    </w:p>
+    <w:p>
+      <w:pPr>
+        <w:pStyle w:val="Normal"/>
+        <w:spacing w:lineRule="auto" w:line="276" w:before="0" w:after="40"/>
+        <w:rPr/>
+      </w:pPr>
+      <w:r>
+        <w:rPr>
+          <w:b/>
+          <w:sz w:val="24"/>
+        </w:rPr>
+        <w:t xml:space="preserve">ESPECIALIDAD: </w:t>
+      </w:r>
+      <w:r>
+        <w:rPr>
+          <w:sz w:val="24"/>
+        </w:rPr>
+        <w:t>Administración</w:t>
+      </w:r>
+    </w:p>
+    <w:p>
+      <w:pPr>
+        <w:pStyle w:val="Normal"/>
+        <w:spacing w:lineRule="auto" w:line="276" w:before="0" w:after="40"/>
+        <w:rPr/>
+      </w:pPr>
+      <w:r>
+        <w:rPr>
+          <w:b/>
+          <w:sz w:val="24"/>
+        </w:rPr>
+        <w:t xml:space="preserve">SEMANA N°: </w:t>
+      </w:r>
+      <w:r>
+        <w:rPr>
+          <w:sz w:val="24"/>
+        </w:rPr>
+        <w:t>2</w:t>
+      </w:r>
+    </w:p>
+    <w:p>
+      <w:pPr>
+        <w:pStyle w:val="Normal"/>
+        <w:spacing w:lineRule="auto" w:line="276" w:before="0" w:after="40"/>
+        <w:rPr/>
+      </w:pPr>
+      <w:r>
+        <w:rPr>
+          <w:b/>
+          <w:sz w:val="24"/>
+        </w:rPr>
+        <w:t xml:space="preserve">PERÍODO: </w:t>
+      </w:r>
+      <w:r>
+        <w:rPr>
+          <w:sz w:val="24"/>
+        </w:rPr>
+        <w:t>Del 08 al 12 de junio de 2026</w:t>
+      </w:r>
+    </w:p>
+    <w:p>
+      <w:pPr>
+        <w:pStyle w:val="Normal"/>
+        <w:spacing w:lineRule="auto" w:line="276" w:before="0" w:after="40"/>
+        <w:rPr/>
+      </w:pPr>
+      <w:r>
+        <w:rPr>
+          <w:b/>
+          <w:sz w:val="24"/>
+        </w:rPr>
+        <w:t xml:space="preserve">PASANTE: </w:t>
+      </w:r>
+      <w:r>
+        <w:rPr>
+          <w:sz w:val="24"/>
+        </w:rPr>
+        <w:t>Alrifaai Alrifaaie, Amaal |  C.I.: 31.985.792</w:t>
+      </w:r>
+    </w:p>
+    <w:p>
+      <w:pPr>
+        <w:pStyle w:val="Normal"/>
+        <w:spacing w:lineRule="auto" w:line="276" w:before="0" w:after="40"/>
+        <w:rPr/>
+      </w:pPr>
+      <w:r>
+        <w:rPr>
+          <w:b/>
+          <w:sz w:val="24"/>
+        </w:rPr>
+        <w:t xml:space="preserve">TUTOR INDUSTRIAL: </w:t>
+      </w:r>
+      <w:r>
+        <w:rPr>
+          <w:sz w:val="24"/>
+        </w:rPr>
+        <w:t>Lic. Lenny Mata  |  C.I.: 8969750</w:t>
+      </w:r>
+    </w:p>
+    <w:p>
+      <w:pPr>
+        <w:pStyle w:val="Normal"/>
+        <w:rPr/>
+      </w:pPr>
+      <w:r>
+        <w:rPr/>
+      </w:r>
+    </w:p>
+    <w:p>
+      <w:pPr>
+        <w:pStyle w:val="Normal"/>
+        <w:spacing w:before="0" w:after="80"/>
+        <w:rPr/>
+      </w:pPr>
+      <w:r>
+        <w:rPr>
+          <w:b/>
+          <w:sz w:val="24"/>
+        </w:rPr>
+        <w:t>OBJETIVO DE LA SEMANA:</w:t>
+      </w:r>
+    </w:p>
+    <w:p>
+      <w:pPr>
+        <w:pStyle w:val="Normal"/>
+        <w:spacing w:lineRule="auto" w:line="360" w:before="0" w:after="0"/>
+        <w:jc w:val="both"/>
+        <w:rPr/>
+      </w:pPr>
+      <w:r>
+        <w:rPr>
+          <w:b w:val="false"/>
+          <w:sz w:val="24"/>
+        </w:rPr>
+        <w:t>Apoyar las actividades de Atención al Cliente y levantar el recorrido de las solicitudes de afiliación e incidencias.</w:t>
+      </w:r>
+    </w:p>
+    <w:p>
+      <w:pPr>
+        <w:pStyle w:val="Normal"/>
+        <w:rPr/>
+      </w:pPr>
+      <w:r>
+        <w:rPr/>
+      </w:r>
+    </w:p>
+    <w:p>
+      <w:pPr>
+        <w:pStyle w:val="Normal"/>
+        <w:spacing w:before="0" w:after="120"/>
+        <w:jc w:val="center"/>
+        <w:rPr/>
+      </w:pPr>
+      <w:r>
+        <w:rPr>
+          <w:b/>
+          <w:sz w:val="20"/>
+        </w:rPr>
+        <w:t>CUADRO 1. Actividades Planificadas de la Semana 2</w:t>
+      </w:r>
+    </w:p>
+    <w:tbl>
+      <w:tblPr>
+        <w:tblStyle w:val="TableGrid"/>
+        <w:tblW w:w="8271" w:type="dxa"/>
+        <w:jc w:val="center"/>
+        <w:tblInd w:w="0" w:type="dxa"/>
+        <w:tblLayout w:type="fixed"/>
+        <w:tblCellMar>
+          <w:top w:w="0" w:type="dxa"/>
+          <w:start w:w="108" w:type="dxa"/>
+          <w:bottom w:w="0" w:type="dxa"/>
+          <w:end w:w="108" w:type="dxa"/>
+        </w:tblCellMar>
+        <w:tblLook w:noHBand="0" w:noVBand="1" w:firstColumn="1" w:lastRow="0" w:lastColumn="0" w:firstRow="1" w:val="04a0"/>
+      </w:tblPr>
+      <w:tblGrid>
+        <w:gridCol w:w="679"/>
+        <w:gridCol w:w="1985"/>
+        <w:gridCol w:w="3684"/>
+        <w:gridCol w:w="1923"/>
+      </w:tblGrid>
+      <w:tr>
+        <w:trPr/>
+        <w:tc>
+          <w:tcPr>
+            <w:tcW w:w="679" w:type="dxa"/>
+            <w:tcBorders/>
+            <w:shd w:fill="D9E2F3" w:val="clear"/>
+            <w:vAlign w:val="center"/>
+          </w:tcPr>
+          <w:p>
+            <w:pPr>
+              <w:pStyle w:val="Normal"/>
+              <w:spacing w:lineRule="auto" w:line="240" w:before="80" w:after="80"/>
+              <w:jc w:val="center"/>
+              <w:rPr>
+                <w:rFonts w:ascii="Cambria" w:hAnsi="Cambria" w:eastAsia="ＭＳ 明朝" w:cs=""/>
+                <w:kern w:val="0"/>
+                <w:sz w:val="22"/>
+                <w:szCs w:val="22"/>
+                <w:lang w:val="en-US" w:eastAsia="en-US" w:bidi="ar-SA"/>
+              </w:rPr>
+            </w:pPr>
+            <w:r>
+              <w:rPr>
+                <w:rFonts w:eastAsia="ＭＳ 明朝" w:cs=""/>
+                <w:b/>
+                <w:kern w:val="0"/>
+                <w:sz w:val="20"/>
+                <w:szCs w:val="22"/>
+                <w:lang w:val="en-US" w:eastAsia="en-US" w:bidi="ar-SA"/>
+              </w:rPr>
+              <w:t>Nro</w:t>
+            </w:r>
+          </w:p>
+        </w:tc>
+        <w:tc>
+          <w:tcPr>
+            <w:tcW w:w="1985" w:type="dxa"/>
+            <w:tcBorders/>
+            <w:shd w:fill="D9E2F3" w:val="clear"/>
+            <w:vAlign w:val="center"/>
+          </w:tcPr>
+          <w:p>
+            <w:pPr>
+              <w:pStyle w:val="Normal"/>
+              <w:spacing w:lineRule="auto" w:line="240" w:before="80" w:after="80"/>
+              <w:jc w:val="center"/>
+              <w:rPr>
+                <w:rFonts w:ascii="Cambria" w:hAnsi="Cambria" w:eastAsia="ＭＳ 明朝" w:cs=""/>
+                <w:kern w:val="0"/>
+                <w:sz w:val="22"/>
+                <w:szCs w:val="22"/>
+                <w:lang w:val="en-US" w:eastAsia="en-US" w:bidi="ar-SA"/>
+              </w:rPr>
+            </w:pPr>
+            <w:r>
+              <w:rPr>
+                <w:rFonts w:eastAsia="ＭＳ 明朝" w:cs=""/>
+                <w:b/>
+                <w:kern w:val="0"/>
+                <w:sz w:val="20"/>
+                <w:szCs w:val="22"/>
+                <w:lang w:val="en-US" w:eastAsia="en-US" w:bidi="ar-SA"/>
+              </w:rPr>
+              <w:t>Actividad</w:t>
+            </w:r>
+          </w:p>
+        </w:tc>
+        <w:tc>
+          <w:tcPr>
+            <w:tcW w:w="3684" w:type="dxa"/>
+            <w:tcBorders/>
+            <w:shd w:fill="D9E2F3" w:val="clear"/>
+            <w:vAlign w:val="center"/>
+          </w:tcPr>
+          <w:p>
+            <w:pPr>
+              <w:pStyle w:val="Normal"/>
+              <w:spacing w:lineRule="auto" w:line="240" w:before="80" w:after="80"/>
+              <w:jc w:val="center"/>
+              <w:rPr>
+                <w:rFonts w:ascii="Cambria" w:hAnsi="Cambria" w:eastAsia="ＭＳ 明朝" w:cs=""/>
+                <w:kern w:val="0"/>
+                <w:sz w:val="22"/>
+                <w:szCs w:val="22"/>
+                <w:lang w:val="en-US" w:eastAsia="en-US" w:bidi="ar-SA"/>
+              </w:rPr>
+            </w:pPr>
+            <w:r>
+              <w:rPr>
+                <w:rFonts w:eastAsia="ＭＳ 明朝" w:cs=""/>
+                <w:b/>
+                <w:kern w:val="0"/>
+                <w:sz w:val="20"/>
+                <w:szCs w:val="22"/>
+                <w:lang w:val="en-US" w:eastAsia="en-US" w:bidi="ar-SA"/>
+              </w:rPr>
+              <w:t>Descripción</w:t>
+            </w:r>
+          </w:p>
+        </w:tc>
+        <w:tc>
+          <w:tcPr>
+            <w:tcW w:w="1923" w:type="dxa"/>
+            <w:tcBorders/>
+            <w:shd w:fill="D9E2F3" w:val="clear"/>
+            <w:vAlign w:val="center"/>
+          </w:tcPr>
+          <w:p>
+            <w:pPr>
+              <w:pStyle w:val="Normal"/>
+              <w:spacing w:lineRule="auto" w:line="240" w:before="80" w:after="80"/>
+              <w:jc w:val="center"/>
+              <w:rPr>
+                <w:rFonts w:ascii="Cambria" w:hAnsi="Cambria" w:eastAsia="ＭＳ 明朝" w:cs=""/>
+                <w:kern w:val="0"/>
+                <w:sz w:val="22"/>
+                <w:szCs w:val="22"/>
+                <w:lang w:val="en-US" w:eastAsia="en-US" w:bidi="ar-SA"/>
+              </w:rPr>
+            </w:pPr>
+            <w:r>
+              <w:rPr>
+                <w:rFonts w:eastAsia="ＭＳ 明朝" w:cs=""/>
+                <w:b/>
+                <w:kern w:val="0"/>
+                <w:sz w:val="20"/>
+                <w:szCs w:val="22"/>
+                <w:lang w:val="en-US" w:eastAsia="en-US" w:bidi="ar-SA"/>
+              </w:rPr>
+              <w:t>Recursos</w:t>
+            </w:r>
+          </w:p>
+        </w:tc>
+      </w:tr>
+      <w:tr>
+        <w:trPr/>
+        <w:tc>
+          <w:tcPr>
+            <w:tcW w:w="679" w:type="dxa"/>
+            <w:tcBorders/>
+            <w:vAlign w:val="center"/>
+          </w:tcPr>
+          <w:p>
+            <w:pPr>
+              <w:pStyle w:val="Normal"/>
+              <w:spacing w:lineRule="auto" w:line="240" w:before="80" w:after="80"/>
+              <w:jc w:val="center"/>
+              <w:rPr>
+                <w:rFonts w:ascii="Cambria" w:hAnsi="Cambria" w:eastAsia="ＭＳ 明朝" w:cs=""/>
+                <w:kern w:val="0"/>
+                <w:sz w:val="22"/>
+                <w:szCs w:val="22"/>
+                <w:lang w:val="en-US" w:eastAsia="en-US" w:bidi="ar-SA"/>
+              </w:rPr>
+            </w:pPr>
+            <w:r>
+              <w:rPr>
+                <w:rFonts w:eastAsia="ＭＳ 明朝" w:cs=""/>
+                <w:b w:val="false"/>
+                <w:kern w:val="0"/>
+                <w:sz w:val="20"/>
+                <w:szCs w:val="22"/>
+                <w:lang w:val="en-US" w:eastAsia="en-US" w:bidi="ar-SA"/>
+              </w:rPr>
+              <w:t>1</w:t>
+            </w:r>
+          </w:p>
+        </w:tc>
+        <w:tc>
+          <w:tcPr>
+            <w:tcW w:w="1985" w:type="dxa"/>
+            <w:tcBorders/>
+            <w:vAlign w:val="center"/>
+          </w:tcPr>
+          <w:p>
+            <w:pPr>
+              <w:pStyle w:val="Normal"/>
+              <w:spacing w:lineRule="auto" w:line="240" w:before="80" w:after="80"/>
+              <w:jc w:val="start"/>
+              <w:rPr>
+                <w:rFonts w:ascii="Cambria" w:hAnsi="Cambria" w:eastAsia="ＭＳ 明朝" w:cs=""/>
+                <w:kern w:val="0"/>
+                <w:sz w:val="22"/>
+                <w:szCs w:val="22"/>
+                <w:lang w:val="en-US" w:eastAsia="en-US" w:bidi="ar-SA"/>
+              </w:rPr>
+            </w:pPr>
+            <w:r>
+              <w:rPr>
+                <w:rFonts w:eastAsia="ＭＳ 明朝" w:cs=""/>
+                <w:b w:val="false"/>
+                <w:kern w:val="0"/>
+                <w:sz w:val="20"/>
+                <w:szCs w:val="22"/>
+                <w:lang w:val="en-US" w:eastAsia="en-US" w:bidi="ar-SA"/>
+              </w:rPr>
+              <w:t>Recepción de pagos</w:t>
+            </w:r>
+          </w:p>
+        </w:tc>
+        <w:tc>
+          <w:tcPr>
+            <w:tcW w:w="3684" w:type="dxa"/>
+            <w:tcBorders/>
+            <w:vAlign w:val="center"/>
+          </w:tcPr>
+          <w:p>
+            <w:pPr>
+              <w:pStyle w:val="Normal"/>
+              <w:spacing w:lineRule="auto" w:line="240" w:before="80" w:after="80"/>
+              <w:jc w:val="both"/>
+              <w:rPr>
+                <w:rFonts w:ascii="Cambria" w:hAnsi="Cambria" w:eastAsia="ＭＳ 明朝" w:cs=""/>
+                <w:kern w:val="0"/>
+                <w:sz w:val="22"/>
+                <w:szCs w:val="22"/>
+                <w:lang w:val="en-US" w:eastAsia="en-US" w:bidi="ar-SA"/>
+              </w:rPr>
+            </w:pPr>
+            <w:r>
+              <w:rPr>
+                <w:rFonts w:eastAsia="ＭＳ 明朝" w:cs=""/>
+                <w:b w:val="false"/>
+                <w:kern w:val="0"/>
+                <w:sz w:val="20"/>
+                <w:szCs w:val="22"/>
+                <w:lang w:val="en-US" w:eastAsia="en-US" w:bidi="ar-SA"/>
+              </w:rPr>
+              <w:t>Apoyar la verificación y registro de pagos informados por clientes.</w:t>
+            </w:r>
+          </w:p>
+        </w:tc>
+        <w:tc>
+          <w:tcPr>
+            <w:tcW w:w="1923" w:type="dxa"/>
+            <w:tcBorders/>
+            <w:vAlign w:val="center"/>
+          </w:tcPr>
+          <w:p>
+            <w:pPr>
+              <w:pStyle w:val="Normal"/>
+              <w:spacing w:lineRule="auto" w:line="240" w:before="80" w:after="80"/>
+              <w:jc w:val="start"/>
+              <w:rPr>
+                <w:rFonts w:ascii="Cambria" w:hAnsi="Cambria" w:eastAsia="ＭＳ 明朝" w:cs=""/>
+                <w:kern w:val="0"/>
+                <w:sz w:val="22"/>
+                <w:szCs w:val="22"/>
+                <w:lang w:val="en-US" w:eastAsia="en-US" w:bidi="ar-SA"/>
+              </w:rPr>
+            </w:pPr>
+            <w:r>
+              <w:rPr>
+                <w:rFonts w:eastAsia="ＭＳ 明朝" w:cs=""/>
+                <w:b w:val="false"/>
+                <w:kern w:val="0"/>
+                <w:sz w:val="20"/>
+                <w:szCs w:val="22"/>
+                <w:lang w:val="en-US" w:eastAsia="en-US" w:bidi="ar-SA"/>
+              </w:rPr>
+              <w:t>Comprobantes, PC</w:t>
+            </w:r>
+          </w:p>
+        </w:tc>
+      </w:tr>
+      <w:tr>
+        <w:trPr/>
+        <w:tc>
+          <w:tcPr>
+            <w:tcW w:w="679" w:type="dxa"/>
+            <w:tcBorders/>
+            <w:vAlign w:val="center"/>
+          </w:tcPr>
+          <w:p>
+            <w:pPr>
+              <w:pStyle w:val="Normal"/>
+              <w:spacing w:lineRule="auto" w:line="240" w:before="80" w:after="80"/>
+              <w:jc w:val="center"/>
+              <w:rPr>
+                <w:rFonts w:ascii="Cambria" w:hAnsi="Cambria" w:eastAsia="ＭＳ 明朝" w:cs=""/>
+                <w:kern w:val="0"/>
+                <w:sz w:val="22"/>
+                <w:szCs w:val="22"/>
+                <w:lang w:val="en-US" w:eastAsia="en-US" w:bidi="ar-SA"/>
+              </w:rPr>
+            </w:pPr>
+            <w:r>
+              <w:rPr>
+                <w:rFonts w:eastAsia="ＭＳ 明朝" w:cs=""/>
+                <w:b w:val="false"/>
+                <w:kern w:val="0"/>
+                <w:sz w:val="20"/>
+                <w:szCs w:val="22"/>
+                <w:lang w:val="en-US" w:eastAsia="en-US" w:bidi="ar-SA"/>
+              </w:rPr>
+              <w:t>2</w:t>
+            </w:r>
+          </w:p>
+        </w:tc>
+        <w:tc>
+          <w:tcPr>
+            <w:tcW w:w="1985" w:type="dxa"/>
+            <w:tcBorders/>
+            <w:vAlign w:val="center"/>
+          </w:tcPr>
+          <w:p>
+            <w:pPr>
+              <w:pStyle w:val="Normal"/>
+              <w:spacing w:lineRule="auto" w:line="240" w:before="80" w:after="80"/>
+              <w:jc w:val="start"/>
+              <w:rPr>
+                <w:rFonts w:ascii="Cambria" w:hAnsi="Cambria" w:eastAsia="ＭＳ 明朝" w:cs=""/>
+                <w:kern w:val="0"/>
+                <w:sz w:val="22"/>
+                <w:szCs w:val="22"/>
+                <w:lang w:val="en-US" w:eastAsia="en-US" w:bidi="ar-SA"/>
+              </w:rPr>
+            </w:pPr>
+            <w:r>
+              <w:rPr>
+                <w:rFonts w:eastAsia="ＭＳ 明朝" w:cs=""/>
+                <w:b w:val="false"/>
+                <w:kern w:val="0"/>
+                <w:sz w:val="20"/>
+                <w:szCs w:val="22"/>
+                <w:lang w:val="en-US" w:eastAsia="en-US" w:bidi="ar-SA"/>
+              </w:rPr>
+              <w:t>Atención de solicitudes</w:t>
+            </w:r>
+          </w:p>
+        </w:tc>
+        <w:tc>
+          <w:tcPr>
+            <w:tcW w:w="3684" w:type="dxa"/>
+            <w:tcBorders/>
+            <w:vAlign w:val="center"/>
+          </w:tcPr>
+          <w:p>
+            <w:pPr>
+              <w:pStyle w:val="Normal"/>
+              <w:spacing w:lineRule="auto" w:line="240" w:before="80" w:after="80"/>
+              <w:jc w:val="both"/>
+              <w:rPr>
+                <w:rFonts w:ascii="Cambria" w:hAnsi="Cambria" w:eastAsia="ＭＳ 明朝" w:cs=""/>
+                <w:kern w:val="0"/>
+                <w:sz w:val="22"/>
+                <w:szCs w:val="22"/>
+                <w:lang w:val="en-US" w:eastAsia="en-US" w:bidi="ar-SA"/>
+              </w:rPr>
+            </w:pPr>
+            <w:r>
+              <w:rPr>
+                <w:rFonts w:eastAsia="ＭＳ 明朝" w:cs=""/>
+                <w:b w:val="false"/>
+                <w:kern w:val="0"/>
+                <w:sz w:val="20"/>
+                <w:szCs w:val="22"/>
+                <w:lang w:val="en-US" w:eastAsia="en-US" w:bidi="ar-SA"/>
+              </w:rPr>
+              <w:t>Registrar datos básicos de afiliaciones e incidencias reportadas.</w:t>
+            </w:r>
+          </w:p>
+        </w:tc>
+        <w:tc>
+          <w:tcPr>
+            <w:tcW w:w="1923" w:type="dxa"/>
+            <w:tcBorders/>
+            <w:vAlign w:val="center"/>
+          </w:tcPr>
+          <w:p>
+            <w:pPr>
+              <w:pStyle w:val="Normal"/>
+              <w:spacing w:lineRule="auto" w:line="240" w:before="80" w:after="80"/>
+              <w:jc w:val="start"/>
+              <w:rPr>
+                <w:rFonts w:ascii="Cambria" w:hAnsi="Cambria" w:eastAsia="ＭＳ 明朝" w:cs=""/>
+                <w:kern w:val="0"/>
+                <w:sz w:val="22"/>
+                <w:szCs w:val="22"/>
+                <w:lang w:val="en-US" w:eastAsia="en-US" w:bidi="ar-SA"/>
+              </w:rPr>
+            </w:pPr>
+            <w:r>
+              <w:rPr>
+                <w:rFonts w:eastAsia="ＭＳ 明朝" w:cs=""/>
+                <w:b w:val="false"/>
+                <w:kern w:val="0"/>
+                <w:sz w:val="20"/>
+                <w:szCs w:val="22"/>
+                <w:lang w:val="en-US" w:eastAsia="en-US" w:bidi="ar-SA"/>
+              </w:rPr>
+              <w:t>Registro de solicitudes</w:t>
+            </w:r>
+          </w:p>
+        </w:tc>
+      </w:tr>
+      <w:tr>
+        <w:trPr/>
+        <w:tc>
+          <w:tcPr>
+            <w:tcW w:w="679" w:type="dxa"/>
+            <w:tcBorders/>
+            <w:vAlign w:val="center"/>
+          </w:tcPr>
+          <w:p>
+            <w:pPr>
+              <w:pStyle w:val="Normal"/>
+              <w:spacing w:lineRule="auto" w:line="240" w:before="80" w:after="80"/>
+              <w:jc w:val="center"/>
+              <w:rPr>
+                <w:rFonts w:ascii="Cambria" w:hAnsi="Cambria" w:eastAsia="ＭＳ 明朝" w:cs=""/>
+                <w:kern w:val="0"/>
+                <w:sz w:val="22"/>
+                <w:szCs w:val="22"/>
+                <w:lang w:val="en-US" w:eastAsia="en-US" w:bidi="ar-SA"/>
+              </w:rPr>
+            </w:pPr>
+            <w:r>
+              <w:rPr>
+                <w:rFonts w:eastAsia="ＭＳ 明朝" w:cs=""/>
+                <w:b w:val="false"/>
+                <w:kern w:val="0"/>
+                <w:sz w:val="20"/>
+                <w:szCs w:val="22"/>
+                <w:lang w:val="en-US" w:eastAsia="en-US" w:bidi="ar-SA"/>
+              </w:rPr>
+              <w:t>3</w:t>
+            </w:r>
+          </w:p>
+        </w:tc>
+        <w:tc>
+          <w:tcPr>
+            <w:tcW w:w="1985" w:type="dxa"/>
+            <w:tcBorders/>
+            <w:vAlign w:val="center"/>
+          </w:tcPr>
+          <w:p>
+            <w:pPr>
+              <w:pStyle w:val="Normal"/>
+              <w:spacing w:lineRule="auto" w:line="240" w:before="80" w:after="80"/>
+              <w:jc w:val="start"/>
+              <w:rPr>
+                <w:rFonts w:ascii="Cambria" w:hAnsi="Cambria" w:eastAsia="ＭＳ 明朝" w:cs=""/>
+                <w:kern w:val="0"/>
+                <w:sz w:val="22"/>
+                <w:szCs w:val="22"/>
+                <w:lang w:val="en-US" w:eastAsia="en-US" w:bidi="ar-SA"/>
+              </w:rPr>
+            </w:pPr>
+            <w:r>
+              <w:rPr>
+                <w:rFonts w:eastAsia="ＭＳ 明朝" w:cs=""/>
+                <w:b w:val="false"/>
+                <w:kern w:val="0"/>
+                <w:sz w:val="20"/>
+                <w:szCs w:val="22"/>
+                <w:lang w:val="en-US" w:eastAsia="en-US" w:bidi="ar-SA"/>
+              </w:rPr>
+              <w:t>Revisión de expedientes</w:t>
+            </w:r>
+          </w:p>
+        </w:tc>
+        <w:tc>
+          <w:tcPr>
+            <w:tcW w:w="3684" w:type="dxa"/>
+            <w:tcBorders/>
+            <w:vAlign w:val="center"/>
+          </w:tcPr>
+          <w:p>
+            <w:pPr>
+              <w:pStyle w:val="Normal"/>
+              <w:spacing w:lineRule="auto" w:line="240" w:before="80" w:after="80"/>
+              <w:jc w:val="both"/>
+              <w:rPr>
+                <w:rFonts w:ascii="Cambria" w:hAnsi="Cambria" w:eastAsia="ＭＳ 明朝" w:cs=""/>
+                <w:kern w:val="0"/>
+                <w:sz w:val="22"/>
+                <w:szCs w:val="22"/>
+                <w:lang w:val="en-US" w:eastAsia="en-US" w:bidi="ar-SA"/>
+              </w:rPr>
+            </w:pPr>
+            <w:r>
+              <w:rPr>
+                <w:rFonts w:eastAsia="ＭＳ 明朝" w:cs=""/>
+                <w:b w:val="false"/>
+                <w:kern w:val="0"/>
+                <w:sz w:val="20"/>
+                <w:szCs w:val="22"/>
+                <w:lang w:val="en-US" w:eastAsia="en-US" w:bidi="ar-SA"/>
+              </w:rPr>
+              <w:t>Verificar documentación básica asociada a solicitudes de servicio.</w:t>
+            </w:r>
+          </w:p>
+        </w:tc>
+        <w:tc>
+          <w:tcPr>
+            <w:tcW w:w="1923" w:type="dxa"/>
+            <w:tcBorders/>
+            <w:vAlign w:val="center"/>
+          </w:tcPr>
+          <w:p>
+            <w:pPr>
+              <w:pStyle w:val="Normal"/>
+              <w:spacing w:lineRule="auto" w:line="240" w:before="80" w:after="80"/>
+              <w:jc w:val="start"/>
+              <w:rPr>
+                <w:rFonts w:ascii="Cambria" w:hAnsi="Cambria" w:eastAsia="ＭＳ 明朝" w:cs=""/>
+                <w:kern w:val="0"/>
+                <w:sz w:val="22"/>
+                <w:szCs w:val="22"/>
+                <w:lang w:val="en-US" w:eastAsia="en-US" w:bidi="ar-SA"/>
+              </w:rPr>
+            </w:pPr>
+            <w:r>
+              <w:rPr>
+                <w:rFonts w:eastAsia="ＭＳ 明朝" w:cs=""/>
+                <w:b w:val="false"/>
+                <w:kern w:val="0"/>
+                <w:sz w:val="20"/>
+                <w:szCs w:val="22"/>
+                <w:lang w:val="en-US" w:eastAsia="en-US" w:bidi="ar-SA"/>
+              </w:rPr>
+              <w:t>Carpetas de clientes</w:t>
+            </w:r>
+          </w:p>
+        </w:tc>
+      </w:tr>
+      <w:tr>
+        <w:trPr/>
+        <w:tc>
+          <w:tcPr>
+            <w:tcW w:w="679" w:type="dxa"/>
+            <w:tcBorders/>
+            <w:vAlign w:val="center"/>
+          </w:tcPr>
+          <w:p>
+            <w:pPr>
+              <w:pStyle w:val="Normal"/>
+              <w:spacing w:lineRule="auto" w:line="240" w:before="80" w:after="80"/>
+              <w:jc w:val="center"/>
+              <w:rPr>
+                <w:rFonts w:ascii="Cambria" w:hAnsi="Cambria" w:eastAsia="ＭＳ 明朝" w:cs=""/>
+                <w:kern w:val="0"/>
+                <w:sz w:val="22"/>
+                <w:szCs w:val="22"/>
+                <w:lang w:val="en-US" w:eastAsia="en-US" w:bidi="ar-SA"/>
+              </w:rPr>
+            </w:pPr>
+            <w:r>
+              <w:rPr>
+                <w:rFonts w:eastAsia="ＭＳ 明朝" w:cs=""/>
+                <w:b w:val="false"/>
+                <w:kern w:val="0"/>
+                <w:sz w:val="20"/>
+                <w:szCs w:val="22"/>
+                <w:lang w:val="en-US" w:eastAsia="en-US" w:bidi="ar-SA"/>
+              </w:rPr>
+              <w:t>4</w:t>
+            </w:r>
+          </w:p>
+        </w:tc>
+        <w:tc>
+          <w:tcPr>
+            <w:tcW w:w="1985" w:type="dxa"/>
+            <w:tcBorders/>
+            <w:vAlign w:val="center"/>
+          </w:tcPr>
+          <w:p>
+            <w:pPr>
+              <w:pStyle w:val="Normal"/>
+              <w:spacing w:lineRule="auto" w:line="240" w:before="80" w:after="80"/>
+              <w:jc w:val="start"/>
+              <w:rPr>
+                <w:rFonts w:ascii="Cambria" w:hAnsi="Cambria" w:eastAsia="ＭＳ 明朝" w:cs=""/>
+                <w:kern w:val="0"/>
+                <w:sz w:val="22"/>
+                <w:szCs w:val="22"/>
+                <w:lang w:val="en-US" w:eastAsia="en-US" w:bidi="ar-SA"/>
+              </w:rPr>
+            </w:pPr>
+            <w:r>
+              <w:rPr>
+                <w:rFonts w:eastAsia="ＭＳ 明朝" w:cs=""/>
+                <w:b w:val="false"/>
+                <w:kern w:val="0"/>
+                <w:sz w:val="20"/>
+                <w:szCs w:val="22"/>
+                <w:lang w:val="en-US" w:eastAsia="en-US" w:bidi="ar-SA"/>
+              </w:rPr>
+              <w:t>Mapeo del flujo</w:t>
+            </w:r>
+          </w:p>
+        </w:tc>
+        <w:tc>
+          <w:tcPr>
+            <w:tcW w:w="3684" w:type="dxa"/>
+            <w:tcBorders/>
+            <w:vAlign w:val="center"/>
+          </w:tcPr>
+          <w:p>
+            <w:pPr>
+              <w:pStyle w:val="Normal"/>
+              <w:spacing w:lineRule="auto" w:line="240" w:before="80" w:after="80"/>
+              <w:jc w:val="both"/>
+              <w:rPr>
+                <w:rFonts w:ascii="Cambria" w:hAnsi="Cambria" w:eastAsia="ＭＳ 明朝" w:cs=""/>
+                <w:kern w:val="0"/>
+                <w:sz w:val="22"/>
+                <w:szCs w:val="22"/>
+                <w:lang w:val="en-US" w:eastAsia="en-US" w:bidi="ar-SA"/>
+              </w:rPr>
+            </w:pPr>
+            <w:r>
+              <w:rPr>
+                <w:rFonts w:eastAsia="ＭＳ 明朝" w:cs=""/>
+                <w:b w:val="false"/>
+                <w:kern w:val="0"/>
+                <w:sz w:val="20"/>
+                <w:szCs w:val="22"/>
+                <w:lang w:val="en-US" w:eastAsia="en-US" w:bidi="ar-SA"/>
+              </w:rPr>
+              <w:t>Observar hacia qué áreas se remiten los diferentes tipos de solicitudes.</w:t>
+            </w:r>
+          </w:p>
+        </w:tc>
+        <w:tc>
+          <w:tcPr>
+            <w:tcW w:w="1923" w:type="dxa"/>
+            <w:tcBorders/>
+            <w:vAlign w:val="center"/>
+          </w:tcPr>
+          <w:p>
+            <w:pPr>
+              <w:pStyle w:val="Normal"/>
+              <w:spacing w:lineRule="auto" w:line="240" w:before="80" w:after="80"/>
+              <w:jc w:val="start"/>
+              <w:rPr>
+                <w:rFonts w:ascii="Cambria" w:hAnsi="Cambria" w:eastAsia="ＭＳ 明朝" w:cs=""/>
+                <w:kern w:val="0"/>
+                <w:sz w:val="22"/>
+                <w:szCs w:val="22"/>
+                <w:lang w:val="en-US" w:eastAsia="en-US" w:bidi="ar-SA"/>
+              </w:rPr>
+            </w:pPr>
+            <w:r>
+              <w:rPr>
+                <w:rFonts w:eastAsia="ＭＳ 明朝" w:cs=""/>
+                <w:b w:val="false"/>
+                <w:kern w:val="0"/>
+                <w:sz w:val="20"/>
+                <w:szCs w:val="22"/>
+                <w:lang w:val="en-US" w:eastAsia="en-US" w:bidi="ar-SA"/>
+              </w:rPr>
+              <w:t>Hojas de flujo</w:t>
+            </w:r>
+          </w:p>
+        </w:tc>
+      </w:tr>
+      <w:tr>
+        <w:trPr/>
+        <w:tc>
+          <w:tcPr>
+            <w:tcW w:w="679" w:type="dxa"/>
+            <w:tcBorders/>
+            <w:vAlign w:val="center"/>
+          </w:tcPr>
+          <w:p>
+            <w:pPr>
+              <w:pStyle w:val="Normal"/>
+              <w:spacing w:lineRule="auto" w:line="240" w:before="80" w:after="80"/>
+              <w:jc w:val="center"/>
+              <w:rPr>
+                <w:rFonts w:ascii="Cambria" w:hAnsi="Cambria" w:eastAsia="ＭＳ 明朝" w:cs=""/>
+                <w:kern w:val="0"/>
+                <w:sz w:val="22"/>
+                <w:szCs w:val="22"/>
+                <w:lang w:val="en-US" w:eastAsia="en-US" w:bidi="ar-SA"/>
+              </w:rPr>
+            </w:pPr>
+            <w:r>
+              <w:rPr>
+                <w:rFonts w:eastAsia="ＭＳ 明朝" w:cs=""/>
+                <w:b w:val="false"/>
+                <w:kern w:val="0"/>
+                <w:sz w:val="20"/>
+                <w:szCs w:val="22"/>
+                <w:lang w:val="en-US" w:eastAsia="en-US" w:bidi="ar-SA"/>
+              </w:rPr>
+              <w:t>5</w:t>
+            </w:r>
+          </w:p>
+        </w:tc>
+        <w:tc>
+          <w:tcPr>
+            <w:tcW w:w="1985" w:type="dxa"/>
+            <w:tcBorders/>
+            <w:vAlign w:val="center"/>
+          </w:tcPr>
+          <w:p>
+            <w:pPr>
+              <w:pStyle w:val="Normal"/>
+              <w:spacing w:lineRule="auto" w:line="240" w:before="80" w:after="80"/>
+              <w:jc w:val="start"/>
+              <w:rPr>
+                <w:rFonts w:ascii="Cambria" w:hAnsi="Cambria" w:eastAsia="ＭＳ 明朝" w:cs=""/>
+                <w:kern w:val="0"/>
+                <w:sz w:val="22"/>
+                <w:szCs w:val="22"/>
+                <w:lang w:val="en-US" w:eastAsia="en-US" w:bidi="ar-SA"/>
+              </w:rPr>
+            </w:pPr>
+            <w:r>
+              <w:rPr>
+                <w:rFonts w:eastAsia="ＭＳ 明朝" w:cs=""/>
+                <w:b w:val="false"/>
+                <w:kern w:val="0"/>
+                <w:sz w:val="20"/>
+                <w:szCs w:val="22"/>
+                <w:lang w:val="en-US" w:eastAsia="en-US" w:bidi="ar-SA"/>
+              </w:rPr>
+              <w:t>Registro de hallazgos</w:t>
+            </w:r>
+          </w:p>
+        </w:tc>
+        <w:tc>
+          <w:tcPr>
+            <w:tcW w:w="3684" w:type="dxa"/>
+            <w:tcBorders/>
+            <w:vAlign w:val="center"/>
+          </w:tcPr>
+          <w:p>
+            <w:pPr>
+              <w:pStyle w:val="Normal"/>
+              <w:spacing w:lineRule="auto" w:line="240" w:before="80" w:after="80"/>
+              <w:jc w:val="both"/>
+              <w:rPr>
+                <w:rFonts w:ascii="Cambria" w:hAnsi="Cambria" w:eastAsia="ＭＳ 明朝" w:cs=""/>
+                <w:kern w:val="0"/>
+                <w:sz w:val="22"/>
+                <w:szCs w:val="22"/>
+                <w:lang w:val="en-US" w:eastAsia="en-US" w:bidi="ar-SA"/>
+              </w:rPr>
+            </w:pPr>
+            <w:r>
+              <w:rPr>
+                <w:rFonts w:eastAsia="ＭＳ 明朝" w:cs=""/>
+                <w:b w:val="false"/>
+                <w:kern w:val="0"/>
+                <w:sz w:val="20"/>
+                <w:szCs w:val="22"/>
+                <w:lang w:val="en-US" w:eastAsia="en-US" w:bidi="ar-SA"/>
+              </w:rPr>
+              <w:t>Anotar puntos donde la información cambia de responsable o pierde continuidad.</w:t>
+            </w:r>
+          </w:p>
+        </w:tc>
+        <w:tc>
+          <w:tcPr>
+            <w:tcW w:w="1923" w:type="dxa"/>
+            <w:tcBorders/>
+            <w:vAlign w:val="center"/>
+          </w:tcPr>
+          <w:p>
+            <w:pPr>
+              <w:pStyle w:val="Normal"/>
+              <w:spacing w:lineRule="auto" w:line="240" w:before="80" w:after="80"/>
+              <w:jc w:val="start"/>
+              <w:rPr>
+                <w:rFonts w:ascii="Cambria" w:hAnsi="Cambria" w:eastAsia="ＭＳ 明朝" w:cs=""/>
+                <w:kern w:val="0"/>
+                <w:sz w:val="22"/>
+                <w:szCs w:val="22"/>
+                <w:lang w:val="en-US" w:eastAsia="en-US" w:bidi="ar-SA"/>
+              </w:rPr>
+            </w:pPr>
+            <w:r>
+              <w:rPr>
+                <w:rFonts w:eastAsia="ＭＳ 明朝" w:cs=""/>
+                <w:b w:val="false"/>
+                <w:kern w:val="0"/>
+                <w:sz w:val="20"/>
+                <w:szCs w:val="22"/>
+                <w:lang w:val="en-US" w:eastAsia="en-US" w:bidi="ar-SA"/>
+              </w:rPr>
+              <w:t>Bitácora</w:t>
+            </w:r>
+          </w:p>
+        </w:tc>
+      </w:tr>
+    </w:tbl>
+    <w:p>
+      <w:pPr>
+        <w:pStyle w:val="Normal"/>
+        <w:spacing w:lineRule="auto" w:line="240" w:before="0" w:after="120"/>
+        <w:ind w:hanging="0"/>
+        <w:rPr/>
+      </w:pPr>
+      <w:r>
+        <w:rPr>
+          <w:i/>
+          <w:sz w:val="20"/>
+        </w:rPr>
+        <w:t xml:space="preserve">Fuente: </w:t>
+      </w:r>
+      <w:r>
+        <w:rPr>
+          <w:sz w:val="20"/>
+        </w:rPr>
+        <w:t>Alrifaai A. (2026).</w:t>
+      </w:r>
+    </w:p>
+    <w:p>
+      <w:pPr>
+        <w:pStyle w:val="Normal"/>
+        <w:spacing w:before="0" w:after="80"/>
+        <w:rPr/>
+      </w:pPr>
+      <w:r>
+        <w:rPr>
+          <w:b/>
+          <w:sz w:val="24"/>
+        </w:rPr>
+        <w:t>ENTREGABLES DE LA SEMANA:</w:t>
+      </w:r>
+    </w:p>
+    <w:p>
+      <w:pPr>
+        <w:pStyle w:val="Normal"/>
+        <w:spacing w:lineRule="auto" w:line="360" w:before="0" w:after="0"/>
+        <w:jc w:val="both"/>
+        <w:rPr/>
+      </w:pPr>
+      <w:r>
+        <w:rPr>
+          <w:b w:val="false"/>
+          <w:sz w:val="24"/>
+        </w:rPr>
+        <w:t>Registro de actividades de atención y mapa preliminar del proceso de solicitudes.</w:t>
+      </w:r>
+    </w:p>
+    <w:p>
+      <w:pPr>
+        <w:pStyle w:val="Normal"/>
+        <w:rPr/>
+      </w:pPr>
+      <w:r>
+        <w:rPr/>
+      </w:r>
+    </w:p>
+    <w:p>
+      <w:pPr>
+        <w:pStyle w:val="Normal"/>
+        <w:keepNext w:val="true"/>
+        <w:spacing w:before="0" w:after="80"/>
+        <w:rPr/>
+      </w:pPr>
+      <w:r>
+        <w:rPr>
+          <w:b/>
+          <w:sz w:val="24"/>
+        </w:rPr>
+        <w:t>OBSERVACIONES DEL TUTOR INDUSTRIAL:</w:t>
+      </w:r>
+    </w:p>
+    <w:p>
+      <w:pPr>
+        <w:pStyle w:val="Normal"/>
+        <w:spacing w:lineRule="auto" w:line="360" w:before="0" w:after="0"/>
+        <w:jc w:val="both"/>
+        <w:rPr/>
+      </w:pPr>
+      <w:r>
+        <w:rPr>
+          <w:b w:val="false"/>
+          <w:sz w:val="24"/>
+        </w:rPr>
+        <w:t>La pasante cumplió satisfactoriamente con las actividades asignadas, demostrando responsabilidad y organización en el registro de pagos, revisión de expedientes y seguimiento inicial de las solicitudes recibidas.</w:t>
+      </w:r>
+    </w:p>
+    <w:p>
+      <w:pPr>
+        <w:pStyle w:val="Normal"/>
+        <w:rPr/>
+      </w:pPr>
+      <w:r>
+        <w:rPr/>
+      </w:r>
+    </w:p>
+    <w:p>
+      <w:pPr>
+        <w:pStyle w:val="Normal"/>
+        <w:rPr/>
+      </w:pPr>
+      <w:r>
+        <w:rPr/>
+      </w:r>
+    </w:p>
+    <w:tbl>
+      <w:tblPr>
+        <w:tblW w:w="8270" w:type="dxa"/>
+        <w:jc w:val="start"/>
+        <w:tblInd w:w="108" w:type="dxa"/>
+        <w:tblLayout w:type="fixed"/>
+        <w:tblCellMar>
+          <w:top w:w="0" w:type="dxa"/>
+          <w:start w:w="108" w:type="dxa"/>
+          <w:bottom w:w="0" w:type="dxa"/>
+          <w:end w:w="108" w:type="dxa"/>
+        </w:tblCellMar>
+        <w:tblLook w:noHBand="0" w:noVBand="1" w:firstColumn="1" w:lastRow="0" w:lastColumn="0" w:firstRow="1" w:val="04a0"/>
+      </w:tblPr>
+      <w:tblGrid>
+        <w:gridCol w:w="4135"/>
+        <w:gridCol w:w="4135"/>
+      </w:tblGrid>
+      <w:tr>
+        <w:trPr/>
+        <w:tc>
+          <w:tcPr>
+            <w:tcW w:w="4135" w:type="dxa"/>
+            <w:tcBorders/>
+          </w:tcPr>
+          <w:p>
+            <w:pPr>
+              <w:pStyle w:val="Normal"/>
+              <w:jc w:val="center"/>
+              <w:rPr/>
+            </w:pPr>
+            <w:r>
+              <w:rPr/>
+              <w:drawing>
+                <wp:inline distT="0" distB="0" distL="0" distR="0">
+                  <wp:extent cx="1259840" cy="641985"/>
+                  <wp:effectExtent l="0" t="0" r="0" b="0"/>
+                  <wp:docPr id="26" name="Image5"/>
+                  <wp:cNvGraphicFramePr>
+                    <a:graphicFrameLocks xmlns:a="http://schemas.openxmlformats.org/drawingml/2006/main" noChangeAspect="1"/>
+                  </wp:cNvGraphicFramePr>
+                  <a:graphic xmlns:a="http://schemas.openxmlformats.org/drawingml/2006/main">
+                    <a:graphicData uri="http://schemas.openxmlformats.org/drawingml/2006/picture">
+                      <pic:pic xmlns:pic="http://schemas.openxmlformats.org/drawingml/2006/picture">
+                        <pic:nvPicPr>
+                          <pic:cNvPr id="26" name="Image5"/>
                           <pic:cNvPicPr>
                             <a:picLocks noChangeAspect="1" noChangeArrowheads="1"/>
                           </pic:cNvPicPr>
@@ -15117,7 +16517,7 @@
                 <wp:inline distT="0" distB="0" distL="0" distR="0">
                   <wp:extent cx="1259840" cy="493395"/>
                   <wp:effectExtent l="0" t="0" r="0" b="0"/>
-                  <wp:docPr id="24" name="Image3"/>
+                  <wp:docPr id="27" name="Image6"/>
                   <wp:cNvGraphicFramePr>
                     <a:graphicFrameLocks xmlns:a="http://schemas.openxmlformats.org/drawingml/2006/main" noChangeAspect="1"/>
                   </wp:cNvGraphicFramePr>
@@ -15125,7 +16525,7 @@
                     <a:graphicData uri="http://schemas.openxmlformats.org/drawingml/2006/picture">
                       <pic:pic xmlns:pic="http://schemas.openxmlformats.org/drawingml/2006/picture">
                         <pic:nvPicPr>
-                          <pic:cNvPr id="24" name="Image3"/>
+                          <pic:cNvPr id="27" name="Image6"/>
                           <pic:cNvPicPr>
                             <a:picLocks noChangeAspect="1" noChangeArrowheads="1"/>
                           </pic:cNvPicPr>
@@ -15177,7 +16577,7 @@
               </w:rPr>
               <w:t>Firma del Pasante:</w:t>
               <w:br/>
-              <w:t>Alrifaaie Amaal |  C.I.: 31.985.792</w:t>
+              <w:t>Alrifaai Alrifaaie, Amaal |  C.I.: 31.985.792</w:t>
             </w:r>
           </w:p>
         </w:tc>
@@ -15229,7 +16629,7 @@
           <wp:inline distT="0" distB="0" distL="0" distR="0">
             <wp:extent cx="1440180" cy="587375"/>
             <wp:effectExtent l="0" t="0" r="0" b="0"/>
-            <wp:docPr id="25" name="Image4"/>
+            <wp:docPr id="28" name="Image7"/>
             <wp:cNvGraphicFramePr>
               <a:graphicFrameLocks xmlns:a="http://schemas.openxmlformats.org/drawingml/2006/main" noChangeAspect="1"/>
             </wp:cNvGraphicFramePr>
@@ -15237,7 +16637,7 @@
               <a:graphicData uri="http://schemas.openxmlformats.org/drawingml/2006/picture">
                 <pic:pic xmlns:pic="http://schemas.openxmlformats.org/drawingml/2006/picture">
                   <pic:nvPicPr>
-                    <pic:cNvPr id="25" name="Image4"/>
+                    <pic:cNvPr id="28" name="Image7"/>
                     <pic:cNvPicPr>
                       <a:picLocks noChangeAspect="1" noChangeArrowheads="1"/>
                     </pic:cNvPicPr>
@@ -15378,7 +16778,7 @@
         <w:rPr>
           <w:sz w:val="24"/>
         </w:rPr>
-        <w:t>2</w:t>
+        <w:t>3</w:t>
       </w:r>
     </w:p>
     <w:p>
@@ -15398,7 +16798,7 @@
         <w:rPr>
           <w:sz w:val="24"/>
         </w:rPr>
-        <w:t>Del 08 al 12 de junio de 2026</w:t>
+        <w:t>Del 15 al 19 de junio de 2026</w:t>
       </w:r>
     </w:p>
     <w:p>
@@ -15418,7 +16818,7 @@
         <w:rPr>
           <w:sz w:val="24"/>
         </w:rPr>
-        <w:t>Alrifaaie Amaal |  C.I.: 31.985.792</w:t>
+        <w:t>Alrifaai Alrifaaie, Amaal |  C.I.: 31.985.792</w:t>
       </w:r>
     </w:p>
     <w:p>
@@ -15476,7 +16876,7 @@
           <w:b w:val="false"/>
           <w:sz w:val="24"/>
         </w:rPr>
-        <w:t>Apoyar las actividades de Atención al Cliente y levantar el recorrido de las solicitudes de afiliación e incidencias.</w:t>
+        <w:t>Continuar el apoyo en Atención al Cliente y diseñar la guía de entrevista estructurada para evaluar el seguimiento administrativo de las solicitudes.</w:t>
       </w:r>
     </w:p>
     <w:p>
@@ -15500,7 +16900,7 @@
           <w:b/>
           <w:sz w:val="20"/>
         </w:rPr>
-        <w:t>CUADRO 1. Actividades Planificadas de la Semana 2</w:t>
+        <w:t>CUADRO 1. Actividades Planificadas de la Semana 3</w:t>
       </w:r>
     </w:p>
     <w:tbl>
@@ -15721,7 +17121,7 @@
                 <w:szCs w:val="22"/>
                 <w:lang w:val="en-US" w:eastAsia="en-US" w:bidi="ar-SA"/>
               </w:rPr>
-              <w:t>Recepción de pagos</w:t>
+              <w:t>Registro de pagos y solicitudes</w:t>
             </w:r>
           </w:p>
         </w:tc>
@@ -15753,7 +17153,7 @@
                 <w:szCs w:val="22"/>
                 <w:lang w:val="en-US" w:eastAsia="en-US" w:bidi="ar-SA"/>
               </w:rPr>
-              <w:t>Apoyar la verificación y registro de pagos informados por clientes.</w:t>
+              <w:t>Continuar el apoyo en recepción de pagos y requerimientos de clientes.</w:t>
             </w:r>
           </w:p>
         </w:tc>
@@ -15785,7 +17185,7 @@
                 <w:szCs w:val="22"/>
                 <w:lang w:val="en-US" w:eastAsia="en-US" w:bidi="ar-SA"/>
               </w:rPr>
-              <w:t>Comprobantes, PC</w:t>
+              <w:t>PC, comprobantes</w:t>
             </w:r>
           </w:p>
         </w:tc>
@@ -15852,7 +17252,7 @@
                 <w:szCs w:val="22"/>
                 <w:lang w:val="en-US" w:eastAsia="en-US" w:bidi="ar-SA"/>
               </w:rPr>
-              <w:t>Atención de solicitudes</w:t>
+              <w:t>Seguimiento inicial de casos</w:t>
             </w:r>
           </w:p>
         </w:tc>
@@ -15884,7 +17284,7 @@
                 <w:szCs w:val="22"/>
                 <w:lang w:val="en-US" w:eastAsia="en-US" w:bidi="ar-SA"/>
               </w:rPr>
-              <w:t>Registrar datos básicos de afiliaciones e incidencias reportadas.</w:t>
+              <w:t>Verificar el estado de solicitudes remitidas a otras áreas.</w:t>
             </w:r>
           </w:p>
         </w:tc>
@@ -15916,7 +17316,7 @@
                 <w:szCs w:val="22"/>
                 <w:lang w:val="en-US" w:eastAsia="en-US" w:bidi="ar-SA"/>
               </w:rPr>
-              <w:t>Registro de solicitudes</w:t>
+              <w:t>Registros de casos</w:t>
             </w:r>
           </w:p>
         </w:tc>
@@ -15983,7 +17383,7 @@
                 <w:szCs w:val="22"/>
                 <w:lang w:val="en-US" w:eastAsia="en-US" w:bidi="ar-SA"/>
               </w:rPr>
-              <w:t>Revisión de expedientes</w:t>
+              <w:t>Diseño de guía de entrevista</w:t>
             </w:r>
           </w:p>
         </w:tc>
@@ -16015,7 +17415,7 @@
                 <w:szCs w:val="22"/>
                 <w:lang w:val="en-US" w:eastAsia="en-US" w:bidi="ar-SA"/>
               </w:rPr>
-              <w:t>Verificar documentación básica asociada a solicitudes de servicio.</w:t>
+              <w:t>Preparar preguntas sobre recepción, actualización, comunicación y cierre de solicitudes.</w:t>
             </w:r>
           </w:p>
         </w:tc>
@@ -16047,7 +17447,7 @@
                 <w:szCs w:val="22"/>
                 <w:lang w:val="en-US" w:eastAsia="en-US" w:bidi="ar-SA"/>
               </w:rPr>
-              <w:t>Carpetas de clientes</w:t>
+              <w:t>Procesador de textos</w:t>
             </w:r>
           </w:p>
         </w:tc>
@@ -16114,7 +17514,7 @@
                 <w:szCs w:val="22"/>
                 <w:lang w:val="en-US" w:eastAsia="en-US" w:bidi="ar-SA"/>
               </w:rPr>
-              <w:t>Mapeo del flujo</w:t>
+              <w:t>Revisión con tutor</w:t>
             </w:r>
           </w:p>
         </w:tc>
@@ -16146,7 +17546,7 @@
                 <w:szCs w:val="22"/>
                 <w:lang w:val="en-US" w:eastAsia="en-US" w:bidi="ar-SA"/>
               </w:rPr>
-              <w:t>Observar hacia qué áreas se remiten los diferentes tipos de solicitudes.</w:t>
+              <w:t>Revisar la pertinencia de la guía y realizar ajustes antes de aplicarla.</w:t>
             </w:r>
           </w:p>
         </w:tc>
@@ -16178,7 +17578,7 @@
                 <w:szCs w:val="22"/>
                 <w:lang w:val="en-US" w:eastAsia="en-US" w:bidi="ar-SA"/>
               </w:rPr>
-              <w:t>Hojas de flujo</w:t>
+              <w:t>Guía de entrevista</w:t>
             </w:r>
           </w:p>
         </w:tc>
@@ -16245,7 +17645,7 @@
                 <w:szCs w:val="22"/>
                 <w:lang w:val="en-US" w:eastAsia="en-US" w:bidi="ar-SA"/>
               </w:rPr>
-              <w:t>Registro de hallazgos</w:t>
+              <w:t>Planificación de aplicación</w:t>
             </w:r>
           </w:p>
         </w:tc>
@@ -16277,7 +17677,7 @@
                 <w:szCs w:val="22"/>
                 <w:lang w:val="en-US" w:eastAsia="en-US" w:bidi="ar-SA"/>
               </w:rPr>
-              <w:t>Anotar puntos donde la información cambia de responsable o pierde continuidad.</w:t>
+              <w:t>Definir las personas y momentos adecuados para aplicar la entrevista.</w:t>
             </w:r>
           </w:p>
         </w:tc>
@@ -16309,7 +17709,7 @@
                 <w:szCs w:val="22"/>
                 <w:lang w:val="en-US" w:eastAsia="en-US" w:bidi="ar-SA"/>
               </w:rPr>
-              <w:t>Bitácora</w:t>
+              <w:t>Agenda</w:t>
             </w:r>
           </w:p>
         </w:tc>
@@ -16362,7 +17762,7 @@
           <w:b w:val="false"/>
           <w:sz w:val="24"/>
         </w:rPr>
-        <w:t>Registro de actividades de atención y mapa preliminar del proceso de solicitudes.</w:t>
+        <w:t>Guía de entrevista estructurada y registro actualizado del flujo observado.</w:t>
       </w:r>
     </w:p>
     <w:p>
@@ -16401,7 +17801,7 @@
           <w:b w:val="false"/>
           <w:sz w:val="24"/>
         </w:rPr>
-        <w:t>La pasante cumplió satisfactoriamente con las actividades asignadas, demostrando responsabilidad y organización en el registro de pagos, revisión de expedientes y seguimiento inicial de las solicitudes recibidas.</w:t>
+        <w:t>La pasante evidenció iniciativa y capacidad de organización al continuar el seguimiento de los casos y preparar la guía de entrevista, mostrando receptividad ante las recomendaciones realizadas para mejorar el instrumento.</w:t>
       </w:r>
     </w:p>
     <w:p>
@@ -16459,7 +17859,7 @@
                 <wp:inline distT="0" distB="0" distL="0" distR="0">
                   <wp:extent cx="1259840" cy="641985"/>
                   <wp:effectExtent l="0" t="0" r="0" b="0"/>
-                  <wp:docPr id="26" name="Image5"/>
+                  <wp:docPr id="29" name="Image8"/>
                   <wp:cNvGraphicFramePr>
                     <a:graphicFrameLocks xmlns:a="http://schemas.openxmlformats.org/drawingml/2006/main" noChangeAspect="1"/>
                   </wp:cNvGraphicFramePr>
@@ -16467,7 +17867,7 @@
                     <a:graphicData uri="http://schemas.openxmlformats.org/drawingml/2006/picture">
                       <pic:pic xmlns:pic="http://schemas.openxmlformats.org/drawingml/2006/picture">
                         <pic:nvPicPr>
-                          <pic:cNvPr id="26" name="Image5"/>
+                          <pic:cNvPr id="29" name="Image8"/>
                           <pic:cNvPicPr>
                             <a:picLocks noChangeAspect="1" noChangeArrowheads="1"/>
                           </pic:cNvPicPr>
@@ -16513,7 +17913,7 @@
                 <wp:inline distT="0" distB="0" distL="0" distR="0">
                   <wp:extent cx="1259840" cy="493395"/>
                   <wp:effectExtent l="0" t="0" r="0" b="0"/>
-                  <wp:docPr id="27" name="Image6"/>
+                  <wp:docPr id="30" name="Image9"/>
                   <wp:cNvGraphicFramePr>
                     <a:graphicFrameLocks xmlns:a="http://schemas.openxmlformats.org/drawingml/2006/main" noChangeAspect="1"/>
                   </wp:cNvGraphicFramePr>
@@ -16521,7 +17921,7 @@
                     <a:graphicData uri="http://schemas.openxmlformats.org/drawingml/2006/picture">
                       <pic:pic xmlns:pic="http://schemas.openxmlformats.org/drawingml/2006/picture">
                         <pic:nvPicPr>
-                          <pic:cNvPr id="27" name="Image6"/>
+                          <pic:cNvPr id="30" name="Image9"/>
                           <pic:cNvPicPr>
                             <a:picLocks noChangeAspect="1" noChangeArrowheads="1"/>
                           </pic:cNvPicPr>
@@ -16573,7 +17973,7 @@
               </w:rPr>
               <w:t>Firma del Pasante:</w:t>
               <w:br/>
-              <w:t>Alrifaaie Amaal |  C.I.: 31.985.792</w:t>
+              <w:t>Alrifaai Alrifaaie, Amaal |  C.I.: 31.985.792</w:t>
             </w:r>
           </w:p>
         </w:tc>
@@ -16625,7 +18025,7 @@
           <wp:inline distT="0" distB="0" distL="0" distR="0">
             <wp:extent cx="1440180" cy="587375"/>
             <wp:effectExtent l="0" t="0" r="0" b="0"/>
-            <wp:docPr id="28" name="Image7"/>
+            <wp:docPr id="31" name="Image10"/>
             <wp:cNvGraphicFramePr>
               <a:graphicFrameLocks xmlns:a="http://schemas.openxmlformats.org/drawingml/2006/main" noChangeAspect="1"/>
             </wp:cNvGraphicFramePr>
@@ -16633,7 +18033,7 @@
               <a:graphicData uri="http://schemas.openxmlformats.org/drawingml/2006/picture">
                 <pic:pic xmlns:pic="http://schemas.openxmlformats.org/drawingml/2006/picture">
                   <pic:nvPicPr>
-                    <pic:cNvPr id="28" name="Image7"/>
+                    <pic:cNvPr id="31" name="Image10"/>
                     <pic:cNvPicPr>
                       <a:picLocks noChangeAspect="1" noChangeArrowheads="1"/>
                     </pic:cNvPicPr>
@@ -16774,7 +18174,7 @@
         <w:rPr>
           <w:sz w:val="24"/>
         </w:rPr>
-        <w:t>3</w:t>
+        <w:t>4</w:t>
       </w:r>
     </w:p>
     <w:p>
@@ -16794,7 +18194,7 @@
         <w:rPr>
           <w:sz w:val="24"/>
         </w:rPr>
-        <w:t>Del 15 al 19 de junio de 2026</w:t>
+        <w:t>Del 22 al 26 de junio de 2026</w:t>
       </w:r>
     </w:p>
     <w:p>
@@ -16814,7 +18214,7 @@
         <w:rPr>
           <w:sz w:val="24"/>
         </w:rPr>
-        <w:t>Alrifaaie Amaal |  C.I.: 31.985.792</w:t>
+        <w:t>Alrifaai Alrifaaie, Amaal |  C.I.: 31.985.792</w:t>
       </w:r>
     </w:p>
     <w:p>
@@ -16872,7 +18272,7 @@
           <w:b w:val="false"/>
           <w:sz w:val="24"/>
         </w:rPr>
-        <w:t>Continuar el apoyo en Atención al Cliente y diseñar la guía de entrevista estructurada para evaluar el seguimiento administrativo de las solicitudes.</w:t>
+        <w:t>Iniciar la rotación por Administración, apoyar pagos y facturación, y aplicar entrevistas estructuradas para identificar deficiencias de control.</w:t>
       </w:r>
     </w:p>
     <w:p>
@@ -16896,7 +18296,7 @@
           <w:b/>
           <w:sz w:val="20"/>
         </w:rPr>
-        <w:t>CUADRO 1. Actividades Planificadas de la Semana 3</w:t>
+        <w:t>CUADRO 1. Actividades Planificadas de la Semana 4</w:t>
       </w:r>
     </w:p>
     <w:tbl>
@@ -17117,7 +18517,7 @@
                 <w:szCs w:val="22"/>
                 <w:lang w:val="en-US" w:eastAsia="en-US" w:bidi="ar-SA"/>
               </w:rPr>
-              <w:t>Registro de pagos y solicitudes</w:t>
+              <w:t>Rotación a Administración</w:t>
             </w:r>
           </w:p>
         </w:tc>
@@ -17149,7 +18549,7 @@
                 <w:szCs w:val="22"/>
                 <w:lang w:val="en-US" w:eastAsia="en-US" w:bidi="ar-SA"/>
               </w:rPr>
-              <w:t>Continuar el apoyo en recepción de pagos y requerimientos de clientes.</w:t>
+              <w:t>Reconocer las funciones administrativas relacionadas con pagos, facturación y seguimiento de casos.</w:t>
             </w:r>
           </w:p>
         </w:tc>
@@ -17181,7 +18581,7 @@
                 <w:szCs w:val="22"/>
                 <w:lang w:val="en-US" w:eastAsia="en-US" w:bidi="ar-SA"/>
               </w:rPr>
-              <w:t>PC, comprobantes</w:t>
+              <w:t>Documentos del área</w:t>
             </w:r>
           </w:p>
         </w:tc>
@@ -17248,7 +18648,7 @@
                 <w:szCs w:val="22"/>
                 <w:lang w:val="en-US" w:eastAsia="en-US" w:bidi="ar-SA"/>
               </w:rPr>
-              <w:t>Seguimiento inicial de casos</w:t>
+              <w:t>Procesamiento de pagos</w:t>
             </w:r>
           </w:p>
         </w:tc>
@@ -17280,7 +18680,7 @@
                 <w:szCs w:val="22"/>
                 <w:lang w:val="en-US" w:eastAsia="en-US" w:bidi="ar-SA"/>
               </w:rPr>
-              <w:t>Verificar el estado de solicitudes remitidas a otras áreas.</w:t>
+              <w:t>Apoyar la verificación y registro administrativo de pagos del período.</w:t>
             </w:r>
           </w:p>
         </w:tc>
@@ -17312,7 +18712,7 @@
                 <w:szCs w:val="22"/>
                 <w:lang w:val="en-US" w:eastAsia="en-US" w:bidi="ar-SA"/>
               </w:rPr>
-              <w:t>Registros de casos</w:t>
+              <w:t>Comprobantes, PC</w:t>
             </w:r>
           </w:p>
         </w:tc>
@@ -17379,7 +18779,7 @@
                 <w:szCs w:val="22"/>
                 <w:lang w:val="en-US" w:eastAsia="en-US" w:bidi="ar-SA"/>
               </w:rPr>
-              <w:t>Diseño de guía de entrevista</w:t>
+              <w:t>Apoyo en facturación</w:t>
             </w:r>
           </w:p>
         </w:tc>
@@ -17411,7 +18811,7 @@
                 <w:szCs w:val="22"/>
                 <w:lang w:val="en-US" w:eastAsia="en-US" w:bidi="ar-SA"/>
               </w:rPr>
-              <w:t>Preparar preguntas sobre recepción, actualización, comunicación y cierre de solicitudes.</w:t>
+              <w:t>Colaborar en tareas de facturación y verificación de datos.</w:t>
             </w:r>
           </w:p>
         </w:tc>
@@ -17443,7 +18843,7 @@
                 <w:szCs w:val="22"/>
                 <w:lang w:val="en-US" w:eastAsia="en-US" w:bidi="ar-SA"/>
               </w:rPr>
-              <w:t>Procesador de textos</w:t>
+              <w:t>Facturas, sistema de registro</w:t>
             </w:r>
           </w:p>
         </w:tc>
@@ -17510,7 +18910,7 @@
                 <w:szCs w:val="22"/>
                 <w:lang w:val="en-US" w:eastAsia="en-US" w:bidi="ar-SA"/>
               </w:rPr>
-              <w:t>Revisión con tutor</w:t>
+              <w:t>Aplicación de entrevistas</w:t>
             </w:r>
           </w:p>
         </w:tc>
@@ -17542,7 +18942,7 @@
                 <w:szCs w:val="22"/>
                 <w:lang w:val="en-US" w:eastAsia="en-US" w:bidi="ar-SA"/>
               </w:rPr>
-              <w:t>Revisar la pertinencia de la guía y realizar ajustes antes de aplicarla.</w:t>
+              <w:t>Aplicar la guía estructurada al personal vinculado con el proceso de solicitudes.</w:t>
             </w:r>
           </w:p>
         </w:tc>
@@ -17641,7 +19041,7 @@
                 <w:szCs w:val="22"/>
                 <w:lang w:val="en-US" w:eastAsia="en-US" w:bidi="ar-SA"/>
               </w:rPr>
-              <w:t>Planificación de aplicación</w:t>
+              <w:t>Matriz de hallazgos</w:t>
             </w:r>
           </w:p>
         </w:tc>
@@ -17673,7 +19073,7 @@
                 <w:szCs w:val="22"/>
                 <w:lang w:val="en-US" w:eastAsia="en-US" w:bidi="ar-SA"/>
               </w:rPr>
-              <w:t>Definir las personas y momentos adecuados para aplicar la entrevista.</w:t>
+              <w:t>Organizar las respuestas sobre demoras, comunicación y trazabilidad.</w:t>
             </w:r>
           </w:p>
         </w:tc>
@@ -17705,7 +19105,7 @@
                 <w:szCs w:val="22"/>
                 <w:lang w:val="en-US" w:eastAsia="en-US" w:bidi="ar-SA"/>
               </w:rPr>
-              <w:t>Agenda</w:t>
+              <w:t>Hoja de cálculo</w:t>
             </w:r>
           </w:p>
         </w:tc>
@@ -17758,7 +19158,7 @@
           <w:b w:val="false"/>
           <w:sz w:val="24"/>
         </w:rPr>
-        <w:t>Guía de entrevista estructurada y registro actualizado del flujo observado.</w:t>
+        <w:t>Guías de entrevista aplicadas y matriz preliminar de hallazgos.</w:t>
       </w:r>
     </w:p>
     <w:p>
@@ -17797,7 +19197,7 @@
           <w:b w:val="false"/>
           <w:sz w:val="24"/>
         </w:rPr>
-        <w:t>La pasante evidenció iniciativa y capacidad de organización al continuar el seguimiento de los casos y preparar la guía de entrevista, mostrando receptividad ante las recomendaciones realizadas para mejorar el instrumento.</w:t>
+        <w:t>La pasante se integró adecuadamente al Departamento de Administración, mostrando responsabilidad en las actividades de pagos y facturación. Aplicó las entrevistas de manera organizada y registró correctamente los principales hallazgos identificados.</w:t>
       </w:r>
     </w:p>
     <w:p>
@@ -17855,7 +19255,7 @@
                 <wp:inline distT="0" distB="0" distL="0" distR="0">
                   <wp:extent cx="1259840" cy="641985"/>
                   <wp:effectExtent l="0" t="0" r="0" b="0"/>
-                  <wp:docPr id="29" name="Image8"/>
+                  <wp:docPr id="32" name="Image11"/>
                   <wp:cNvGraphicFramePr>
                     <a:graphicFrameLocks xmlns:a="http://schemas.openxmlformats.org/drawingml/2006/main" noChangeAspect="1"/>
                   </wp:cNvGraphicFramePr>
@@ -17863,7 +19263,7 @@
                     <a:graphicData uri="http://schemas.openxmlformats.org/drawingml/2006/picture">
                       <pic:pic xmlns:pic="http://schemas.openxmlformats.org/drawingml/2006/picture">
                         <pic:nvPicPr>
-                          <pic:cNvPr id="29" name="Image8"/>
+                          <pic:cNvPr id="32" name="Image11"/>
                           <pic:cNvPicPr>
                             <a:picLocks noChangeAspect="1" noChangeArrowheads="1"/>
                           </pic:cNvPicPr>
@@ -17909,7 +19309,7 @@
                 <wp:inline distT="0" distB="0" distL="0" distR="0">
                   <wp:extent cx="1259840" cy="493395"/>
                   <wp:effectExtent l="0" t="0" r="0" b="0"/>
-                  <wp:docPr id="30" name="Image9"/>
+                  <wp:docPr id="33" name="Image12"/>
                   <wp:cNvGraphicFramePr>
                     <a:graphicFrameLocks xmlns:a="http://schemas.openxmlformats.org/drawingml/2006/main" noChangeAspect="1"/>
                   </wp:cNvGraphicFramePr>
@@ -17917,7 +19317,7 @@
                     <a:graphicData uri="http://schemas.openxmlformats.org/drawingml/2006/picture">
                       <pic:pic xmlns:pic="http://schemas.openxmlformats.org/drawingml/2006/picture">
                         <pic:nvPicPr>
-                          <pic:cNvPr id="30" name="Image9"/>
+                          <pic:cNvPr id="33" name="Image12"/>
                           <pic:cNvPicPr>
                             <a:picLocks noChangeAspect="1" noChangeArrowheads="1"/>
                           </pic:cNvPicPr>
@@ -17969,7 +19369,7 @@
               </w:rPr>
               <w:t>Firma del Pasante:</w:t>
               <w:br/>
-              <w:t>Alrifaaie Amaal |  C.I.: 31.985.792</w:t>
+              <w:t>Alrifaai Alrifaaie, Amaal |  C.I.: 31.985.792</w:t>
             </w:r>
           </w:p>
         </w:tc>
@@ -18021,7 +19421,7 @@
           <wp:inline distT="0" distB="0" distL="0" distR="0">
             <wp:extent cx="1440180" cy="587375"/>
             <wp:effectExtent l="0" t="0" r="0" b="0"/>
-            <wp:docPr id="31" name="Image10"/>
+            <wp:docPr id="34" name="Image13"/>
             <wp:cNvGraphicFramePr>
               <a:graphicFrameLocks xmlns:a="http://schemas.openxmlformats.org/drawingml/2006/main" noChangeAspect="1"/>
             </wp:cNvGraphicFramePr>
@@ -18029,7 +19429,7 @@
               <a:graphicData uri="http://schemas.openxmlformats.org/drawingml/2006/picture">
                 <pic:pic xmlns:pic="http://schemas.openxmlformats.org/drawingml/2006/picture">
                   <pic:nvPicPr>
-                    <pic:cNvPr id="31" name="Image10"/>
+                    <pic:cNvPr id="34" name="Image13"/>
                     <pic:cNvPicPr>
                       <a:picLocks noChangeAspect="1" noChangeArrowheads="1"/>
                     </pic:cNvPicPr>
@@ -18170,7 +19570,7 @@
         <w:rPr>
           <w:sz w:val="24"/>
         </w:rPr>
-        <w:t>4</w:t>
+        <w:t>5</w:t>
       </w:r>
     </w:p>
     <w:p>
@@ -18190,7 +19590,7 @@
         <w:rPr>
           <w:sz w:val="24"/>
         </w:rPr>
-        <w:t>Del 22 al 26 de junio de 2026</w:t>
+        <w:t>Del 29 de junio al 03 de julio de 2026</w:t>
       </w:r>
     </w:p>
     <w:p>
@@ -18210,7 +19610,7 @@
         <w:rPr>
           <w:sz w:val="24"/>
         </w:rPr>
-        <w:t>Alrifaaie Amaal |  C.I.: 31.985.792</w:t>
+        <w:t>Alrifaai Alrifaaie, Amaal |  C.I.: 31.985.792</w:t>
       </w:r>
     </w:p>
     <w:p>
@@ -18268,7 +19668,7 @@
           <w:b w:val="false"/>
           <w:sz w:val="24"/>
         </w:rPr>
-        <w:t>Iniciar la rotación por Administración, apoyar pagos y facturación, y aplicar entrevistas estructuradas para identificar deficiencias de control.</w:t>
+        <w:t>Completar el diagnóstico de las deficiencias del control administrativo y elaborar el diagrama de Ishikawa.</w:t>
       </w:r>
     </w:p>
     <w:p>
@@ -18292,7 +19692,7 @@
           <w:b/>
           <w:sz w:val="20"/>
         </w:rPr>
-        <w:t>CUADRO 1. Actividades Planificadas de la Semana 4</w:t>
+        <w:t>CUADRO 1. Actividades Planificadas de la Semana 5</w:t>
       </w:r>
     </w:p>
     <w:tbl>
@@ -18513,7 +19913,7 @@
                 <w:szCs w:val="22"/>
                 <w:lang w:val="en-US" w:eastAsia="en-US" w:bidi="ar-SA"/>
               </w:rPr>
-              <w:t>Rotación a Administración</w:t>
+              <w:t>Apoyo administrativo</w:t>
             </w:r>
           </w:p>
         </w:tc>
@@ -18545,7 +19945,7 @@
                 <w:szCs w:val="22"/>
                 <w:lang w:val="en-US" w:eastAsia="en-US" w:bidi="ar-SA"/>
               </w:rPr>
-              <w:t>Reconocer las funciones administrativas relacionadas con pagos, facturación y seguimiento de casos.</w:t>
+              <w:t>Colaborar en facturación, actualización de registros y seguimiento de casos.</w:t>
             </w:r>
           </w:p>
         </w:tc>
@@ -18577,7 +19977,7 @@
                 <w:szCs w:val="22"/>
                 <w:lang w:val="en-US" w:eastAsia="en-US" w:bidi="ar-SA"/>
               </w:rPr>
-              <w:t>Documentos del área</w:t>
+              <w:t>PC, documentos administrativos</w:t>
             </w:r>
           </w:p>
         </w:tc>
@@ -18644,7 +20044,7 @@
                 <w:szCs w:val="22"/>
                 <w:lang w:val="en-US" w:eastAsia="en-US" w:bidi="ar-SA"/>
               </w:rPr>
-              <w:t>Procesamiento de pagos</w:t>
+              <w:t>Revisión de registros</w:t>
             </w:r>
           </w:p>
         </w:tc>
@@ -18676,7 +20076,7 @@
                 <w:szCs w:val="22"/>
                 <w:lang w:val="en-US" w:eastAsia="en-US" w:bidi="ar-SA"/>
               </w:rPr>
-              <w:t>Apoyar la verificación y registro administrativo de pagos del período.</w:t>
+              <w:t>Contrastar solicitudes e incidencias para detectar retrasos y datos faltantes.</w:t>
             </w:r>
           </w:p>
         </w:tc>
@@ -18708,7 +20108,7 @@
                 <w:szCs w:val="22"/>
                 <w:lang w:val="en-US" w:eastAsia="en-US" w:bidi="ar-SA"/>
               </w:rPr>
-              <w:t>Comprobantes, PC</w:t>
+              <w:t>Registros históricos</w:t>
             </w:r>
           </w:p>
         </w:tc>
@@ -18775,7 +20175,7 @@
                 <w:szCs w:val="22"/>
                 <w:lang w:val="en-US" w:eastAsia="en-US" w:bidi="ar-SA"/>
               </w:rPr>
-              <w:t>Apoyo en facturación</w:t>
+              <w:t>Diagrama de Ishikawa</w:t>
             </w:r>
           </w:p>
         </w:tc>
@@ -18807,7 +20207,7 @@
                 <w:szCs w:val="22"/>
                 <w:lang w:val="en-US" w:eastAsia="en-US" w:bidi="ar-SA"/>
               </w:rPr>
-              <w:t>Colaborar en tareas de facturación y verificación de datos.</w:t>
+              <w:t>Representar las causas asociadas con procedimiento, comunicación, registro y seguimiento.</w:t>
             </w:r>
           </w:p>
         </w:tc>
@@ -18839,7 +20239,7 @@
                 <w:szCs w:val="22"/>
                 <w:lang w:val="en-US" w:eastAsia="en-US" w:bidi="ar-SA"/>
               </w:rPr>
-              <w:t>Facturas, sistema de registro</w:t>
+              <w:t>Herramienta de diagramación</w:t>
             </w:r>
           </w:p>
         </w:tc>
@@ -18906,7 +20306,7 @@
                 <w:szCs w:val="22"/>
                 <w:lang w:val="en-US" w:eastAsia="en-US" w:bidi="ar-SA"/>
               </w:rPr>
-              <w:t>Aplicación de entrevistas</w:t>
+              <w:t>Análisis de causas</w:t>
             </w:r>
           </w:p>
         </w:tc>
@@ -18938,7 +20338,7 @@
                 <w:szCs w:val="22"/>
                 <w:lang w:val="en-US" w:eastAsia="en-US" w:bidi="ar-SA"/>
               </w:rPr>
-              <w:t>Aplicar la guía estructurada al personal vinculado con el proceso de solicitudes.</w:t>
+              <w:t>Relacionar las causas con las principales manifestaciones observadas.</w:t>
             </w:r>
           </w:p>
         </w:tc>
@@ -18970,7 +20370,7 @@
                 <w:szCs w:val="22"/>
                 <w:lang w:val="en-US" w:eastAsia="en-US" w:bidi="ar-SA"/>
               </w:rPr>
-              <w:t>Guía de entrevista</w:t>
+              <w:t>Matriz de hallazgos</w:t>
             </w:r>
           </w:p>
         </w:tc>
@@ -19037,7 +20437,7 @@
                 <w:szCs w:val="22"/>
                 <w:lang w:val="en-US" w:eastAsia="en-US" w:bidi="ar-SA"/>
               </w:rPr>
-              <w:t>Matriz de hallazgos</w:t>
+              <w:t>Bases teóricas</w:t>
             </w:r>
           </w:p>
         </w:tc>
@@ -19069,7 +20469,7 @@
                 <w:szCs w:val="22"/>
                 <w:lang w:val="en-US" w:eastAsia="en-US" w:bidi="ar-SA"/>
               </w:rPr>
-              <w:t>Organizar las respuestas sobre demoras, comunicación y trazabilidad.</w:t>
+              <w:t>Iniciar la redacción del Capítulo III sobre control administrativo y gestión de solicitudes.</w:t>
             </w:r>
           </w:p>
         </w:tc>
@@ -19101,7 +20501,7 @@
                 <w:szCs w:val="22"/>
                 <w:lang w:val="en-US" w:eastAsia="en-US" w:bidi="ar-SA"/>
               </w:rPr>
-              <w:t>Hoja de cálculo</w:t>
+              <w:t>Bibliografía, procesador de textos</w:t>
             </w:r>
           </w:p>
         </w:tc>
@@ -19154,7 +20554,7 @@
           <w:b w:val="false"/>
           <w:sz w:val="24"/>
         </w:rPr>
-        <w:t>Guías de entrevista aplicadas y matriz preliminar de hallazgos.</w:t>
+        <w:t>Diagnóstico situacional, diagrama de Ishikawa y avance del marco teórico.</w:t>
       </w:r>
     </w:p>
     <w:p>
@@ -19193,7 +20593,7 @@
           <w:b w:val="false"/>
           <w:sz w:val="24"/>
         </w:rPr>
-        <w:t>La pasante se integró adecuadamente al Departamento de Administración, mostrando responsabilidad en las actividades de pagos y facturación. Aplicó las entrevistas de manera organizada y registró correctamente los principales hallazgos identificados.</w:t>
+        <w:t>La pasante demostró capacidad de análisis al identificar y organizar las causas asociadas con las deficiencias del control administrativo, desarrollando de forma adecuada el diagrama de Ishikawa y relacionándolo con los hallazgos obtenidos.</w:t>
       </w:r>
     </w:p>
     <w:p>
@@ -19251,7 +20651,7 @@
                 <wp:inline distT="0" distB="0" distL="0" distR="0">
                   <wp:extent cx="1259840" cy="641985"/>
                   <wp:effectExtent l="0" t="0" r="0" b="0"/>
-                  <wp:docPr id="32" name="Image11"/>
+                  <wp:docPr id="35" name="Image14"/>
                   <wp:cNvGraphicFramePr>
                     <a:graphicFrameLocks xmlns:a="http://schemas.openxmlformats.org/drawingml/2006/main" noChangeAspect="1"/>
                   </wp:cNvGraphicFramePr>
@@ -19259,7 +20659,7 @@
                     <a:graphicData uri="http://schemas.openxmlformats.org/drawingml/2006/picture">
                       <pic:pic xmlns:pic="http://schemas.openxmlformats.org/drawingml/2006/picture">
                         <pic:nvPicPr>
-                          <pic:cNvPr id="32" name="Image11"/>
+                          <pic:cNvPr id="35" name="Image14"/>
                           <pic:cNvPicPr>
                             <a:picLocks noChangeAspect="1" noChangeArrowheads="1"/>
                           </pic:cNvPicPr>
@@ -19305,7 +20705,7 @@
                 <wp:inline distT="0" distB="0" distL="0" distR="0">
                   <wp:extent cx="1259840" cy="493395"/>
                   <wp:effectExtent l="0" t="0" r="0" b="0"/>
-                  <wp:docPr id="33" name="Image12"/>
+                  <wp:docPr id="36" name="Image15"/>
                   <wp:cNvGraphicFramePr>
                     <a:graphicFrameLocks xmlns:a="http://schemas.openxmlformats.org/drawingml/2006/main" noChangeAspect="1"/>
                   </wp:cNvGraphicFramePr>
@@ -19313,7 +20713,7 @@
                     <a:graphicData uri="http://schemas.openxmlformats.org/drawingml/2006/picture">
                       <pic:pic xmlns:pic="http://schemas.openxmlformats.org/drawingml/2006/picture">
                         <pic:nvPicPr>
-                          <pic:cNvPr id="33" name="Image12"/>
+                          <pic:cNvPr id="36" name="Image15"/>
                           <pic:cNvPicPr>
                             <a:picLocks noChangeAspect="1" noChangeArrowheads="1"/>
                           </pic:cNvPicPr>
@@ -19365,7 +20765,7 @@
               </w:rPr>
               <w:t>Firma del Pasante:</w:t>
               <w:br/>
-              <w:t>Alrifaaie Amaal |  C.I.: 31.985.792</w:t>
+              <w:t>Alrifaai Alrifaaie, Amaal |  C.I.: 31.985.792</w:t>
             </w:r>
           </w:p>
         </w:tc>
@@ -19417,7 +20817,7 @@
           <wp:inline distT="0" distB="0" distL="0" distR="0">
             <wp:extent cx="1440180" cy="587375"/>
             <wp:effectExtent l="0" t="0" r="0" b="0"/>
-            <wp:docPr id="34" name="Image13"/>
+            <wp:docPr id="37" name="Image16"/>
             <wp:cNvGraphicFramePr>
               <a:graphicFrameLocks xmlns:a="http://schemas.openxmlformats.org/drawingml/2006/main" noChangeAspect="1"/>
             </wp:cNvGraphicFramePr>
@@ -19425,7 +20825,7 @@
               <a:graphicData uri="http://schemas.openxmlformats.org/drawingml/2006/picture">
                 <pic:pic xmlns:pic="http://schemas.openxmlformats.org/drawingml/2006/picture">
                   <pic:nvPicPr>
-                    <pic:cNvPr id="34" name="Image13"/>
+                    <pic:cNvPr id="37" name="Image16"/>
                     <pic:cNvPicPr>
                       <a:picLocks noChangeAspect="1" noChangeArrowheads="1"/>
                     </pic:cNvPicPr>
@@ -19566,7 +20966,7 @@
         <w:rPr>
           <w:sz w:val="24"/>
         </w:rPr>
-        <w:t>5</w:t>
+        <w:t>6</w:t>
       </w:r>
     </w:p>
     <w:p>
@@ -19586,7 +20986,7 @@
         <w:rPr>
           <w:sz w:val="24"/>
         </w:rPr>
-        <w:t>Del 29 de junio al 03 de julio de 2026</w:t>
+        <w:t>Del 06 al 10 de julio de 2026</w:t>
       </w:r>
     </w:p>
     <w:p>
@@ -19606,7 +21006,7 @@
         <w:rPr>
           <w:sz w:val="24"/>
         </w:rPr>
-        <w:t>Alrifaaie Amaal |  C.I.: 31.985.792</w:t>
+        <w:t>Alrifaai Alrifaaie, Amaal |  C.I.: 31.985.792</w:t>
       </w:r>
     </w:p>
     <w:p>
@@ -19664,7 +21064,7 @@
           <w:b w:val="false"/>
           <w:sz w:val="24"/>
         </w:rPr>
-        <w:t>Completar el diagnóstico de las deficiencias del control administrativo y elaborar el diagrama de Ishikawa.</w:t>
+        <w:t>Analizar el impacto de las deficiencias detectadas y consolidar las bases teóricas del informe.</w:t>
       </w:r>
     </w:p>
     <w:p>
@@ -19688,7 +21088,7 @@
           <w:b/>
           <w:sz w:val="20"/>
         </w:rPr>
-        <w:t>CUADRO 1. Actividades Planificadas de la Semana 5</w:t>
+        <w:t>CUADRO 1. Actividades Planificadas de la Semana 6</w:t>
       </w:r>
     </w:p>
     <w:tbl>
@@ -19909,7 +21309,7 @@
                 <w:szCs w:val="22"/>
                 <w:lang w:val="en-US" w:eastAsia="en-US" w:bidi="ar-SA"/>
               </w:rPr>
-              <w:t>Apoyo administrativo</w:t>
+              <w:t>Procesamiento de pagos</w:t>
             </w:r>
           </w:p>
         </w:tc>
@@ -19941,7 +21341,7 @@
                 <w:szCs w:val="22"/>
                 <w:lang w:val="en-US" w:eastAsia="en-US" w:bidi="ar-SA"/>
               </w:rPr>
-              <w:t>Colaborar en facturación, actualización de registros y seguimiento de casos.</w:t>
+              <w:t>Apoyar la conciliación y registro de pagos del período.</w:t>
             </w:r>
           </w:p>
         </w:tc>
@@ -19973,7 +21373,7 @@
                 <w:szCs w:val="22"/>
                 <w:lang w:val="en-US" w:eastAsia="en-US" w:bidi="ar-SA"/>
               </w:rPr>
-              <w:t>PC, documentos administrativos</w:t>
+              <w:t>Comprobantes, hoja de cálculo</w:t>
             </w:r>
           </w:p>
         </w:tc>
@@ -20040,7 +21440,7 @@
                 <w:szCs w:val="22"/>
                 <w:lang w:val="en-US" w:eastAsia="en-US" w:bidi="ar-SA"/>
               </w:rPr>
-              <w:t>Revisión de registros</w:t>
+              <w:t>Facturación</w:t>
             </w:r>
           </w:p>
         </w:tc>
@@ -20072,7 +21472,7 @@
                 <w:szCs w:val="22"/>
                 <w:lang w:val="en-US" w:eastAsia="en-US" w:bidi="ar-SA"/>
               </w:rPr>
-              <w:t>Contrastar solicitudes e incidencias para detectar retrasos y datos faltantes.</w:t>
+              <w:t>Colaborar en la preparación y verificación de documentos de facturación.</w:t>
             </w:r>
           </w:p>
         </w:tc>
@@ -20104,7 +21504,7 @@
                 <w:szCs w:val="22"/>
                 <w:lang w:val="en-US" w:eastAsia="en-US" w:bidi="ar-SA"/>
               </w:rPr>
-              <w:t>Registros históricos</w:t>
+              <w:t>Facturas, PC</w:t>
             </w:r>
           </w:p>
         </w:tc>
@@ -20171,7 +21571,7 @@
                 <w:szCs w:val="22"/>
                 <w:lang w:val="en-US" w:eastAsia="en-US" w:bidi="ar-SA"/>
               </w:rPr>
-              <w:t>Diagrama de Ishikawa</w:t>
+              <w:t>Seguimiento de casos</w:t>
             </w:r>
           </w:p>
         </w:tc>
@@ -20203,7 +21603,7 @@
                 <w:szCs w:val="22"/>
                 <w:lang w:val="en-US" w:eastAsia="en-US" w:bidi="ar-SA"/>
               </w:rPr>
-              <w:t>Representar las causas asociadas con procedimiento, comunicación, registro y seguimiento.</w:t>
+              <w:t>Revisar incidencias y solicitudes pendientes para comparar tiempos de atención.</w:t>
             </w:r>
           </w:p>
         </w:tc>
@@ -20235,7 +21635,7 @@
                 <w:szCs w:val="22"/>
                 <w:lang w:val="en-US" w:eastAsia="en-US" w:bidi="ar-SA"/>
               </w:rPr>
-              <w:t>Herramienta de diagramación</w:t>
+              <w:t>Registros de casos</w:t>
             </w:r>
           </w:p>
         </w:tc>
@@ -20302,7 +21702,7 @@
                 <w:szCs w:val="22"/>
                 <w:lang w:val="en-US" w:eastAsia="en-US" w:bidi="ar-SA"/>
               </w:rPr>
-              <w:t>Análisis de causas</w:t>
+              <w:t>Análisis de impacto</w:t>
             </w:r>
           </w:p>
         </w:tc>
@@ -20334,7 +21734,7 @@
                 <w:szCs w:val="22"/>
                 <w:lang w:val="en-US" w:eastAsia="en-US" w:bidi="ar-SA"/>
               </w:rPr>
-              <w:t>Relacionar las causas con las principales manifestaciones observadas.</w:t>
+              <w:t>Relacionar los retrasos con problemas de trazabilidad y atención al suscriptor.</w:t>
             </w:r>
           </w:p>
         </w:tc>
@@ -20366,7 +21766,7 @@
                 <w:szCs w:val="22"/>
                 <w:lang w:val="en-US" w:eastAsia="en-US" w:bidi="ar-SA"/>
               </w:rPr>
-              <w:t>Matriz de hallazgos</w:t>
+              <w:t>Hoja de cálculo, matriz de análisis</w:t>
             </w:r>
           </w:p>
         </w:tc>
@@ -20433,7 +21833,7 @@
                 <w:szCs w:val="22"/>
                 <w:lang w:val="en-US" w:eastAsia="en-US" w:bidi="ar-SA"/>
               </w:rPr>
-              <w:t>Bases teóricas</w:t>
+              <w:t>Marco teórico</w:t>
             </w:r>
           </w:p>
         </w:tc>
@@ -20465,7 +21865,7 @@
                 <w:szCs w:val="22"/>
                 <w:lang w:val="en-US" w:eastAsia="en-US" w:bidi="ar-SA"/>
               </w:rPr>
-              <w:t>Iniciar la redacción del Capítulo III sobre control administrativo y gestión de solicitudes.</w:t>
+              <w:t>Completar y revisar las bases teóricas y referencias utilizadas.</w:t>
             </w:r>
           </w:p>
         </w:tc>
@@ -20497,7 +21897,7 @@
                 <w:szCs w:val="22"/>
                 <w:lang w:val="en-US" w:eastAsia="en-US" w:bidi="ar-SA"/>
               </w:rPr>
-              <w:t>Bibliografía, procesador de textos</w:t>
+              <w:t>Procesador de textos</w:t>
             </w:r>
           </w:p>
         </w:tc>
@@ -20550,7 +21950,7 @@
           <w:b w:val="false"/>
           <w:sz w:val="24"/>
         </w:rPr>
-        <w:t>Diagnóstico situacional, diagrama de Ishikawa y avance del marco teórico.</w:t>
+        <w:t>Análisis de impacto y Capítulo III en versión preliminar.</w:t>
       </w:r>
     </w:p>
     <w:p>
@@ -20589,7 +21989,7 @@
           <w:b w:val="false"/>
           <w:sz w:val="24"/>
         </w:rPr>
-        <w:t>La pasante demostró capacidad de análisis al identificar y organizar las causas asociadas con las deficiencias del control administrativo, desarrollando de forma adecuada el diagrama de Ishikawa y relacionándolo con los hallazgos obtenidos.</w:t>
+        <w:t>La pasante desarrolló las actividades asignadas con responsabilidad, mostrando capacidad para relacionar las deficiencias identificadas con sus efectos sobre la trazabilidad y atención de las solicitudes, manteniendo además un buen desempeño en las labores administrativas.</w:t>
       </w:r>
     </w:p>
     <w:p>
@@ -20647,7 +22047,7 @@
                 <wp:inline distT="0" distB="0" distL="0" distR="0">
                   <wp:extent cx="1259840" cy="641985"/>
                   <wp:effectExtent l="0" t="0" r="0" b="0"/>
-                  <wp:docPr id="35" name="Image14"/>
+                  <wp:docPr id="38" name="Image17"/>
                   <wp:cNvGraphicFramePr>
                     <a:graphicFrameLocks xmlns:a="http://schemas.openxmlformats.org/drawingml/2006/main" noChangeAspect="1"/>
                   </wp:cNvGraphicFramePr>
@@ -20655,7 +22055,7 @@
                     <a:graphicData uri="http://schemas.openxmlformats.org/drawingml/2006/picture">
                       <pic:pic xmlns:pic="http://schemas.openxmlformats.org/drawingml/2006/picture">
                         <pic:nvPicPr>
-                          <pic:cNvPr id="35" name="Image14"/>
+                          <pic:cNvPr id="38" name="Image17"/>
                           <pic:cNvPicPr>
                             <a:picLocks noChangeAspect="1" noChangeArrowheads="1"/>
                           </pic:cNvPicPr>
@@ -20701,7 +22101,7 @@
                 <wp:inline distT="0" distB="0" distL="0" distR="0">
                   <wp:extent cx="1259840" cy="493395"/>
                   <wp:effectExtent l="0" t="0" r="0" b="0"/>
-                  <wp:docPr id="36" name="Image15"/>
+                  <wp:docPr id="39" name="Image18"/>
                   <wp:cNvGraphicFramePr>
                     <a:graphicFrameLocks xmlns:a="http://schemas.openxmlformats.org/drawingml/2006/main" noChangeAspect="1"/>
                   </wp:cNvGraphicFramePr>
@@ -20709,7 +22109,7 @@
                     <a:graphicData uri="http://schemas.openxmlformats.org/drawingml/2006/picture">
                       <pic:pic xmlns:pic="http://schemas.openxmlformats.org/drawingml/2006/picture">
                         <pic:nvPicPr>
-                          <pic:cNvPr id="36" name="Image15"/>
+                          <pic:cNvPr id="39" name="Image18"/>
                           <pic:cNvPicPr>
                             <a:picLocks noChangeAspect="1" noChangeArrowheads="1"/>
                           </pic:cNvPicPr>
@@ -20761,7 +22161,7 @@
               </w:rPr>
               <w:t>Firma del Pasante:</w:t>
               <w:br/>
-              <w:t>Alrifaaie Amaal |  C.I.: 31.985.792</w:t>
+              <w:t>Alrifaai Alrifaaie, Amaal |  C.I.: 31.985.792</w:t>
             </w:r>
           </w:p>
         </w:tc>
@@ -20813,7 +22213,7 @@
           <wp:inline distT="0" distB="0" distL="0" distR="0">
             <wp:extent cx="1440180" cy="587375"/>
             <wp:effectExtent l="0" t="0" r="0" b="0"/>
-            <wp:docPr id="37" name="Image16"/>
+            <wp:docPr id="40" name="Image19"/>
             <wp:cNvGraphicFramePr>
               <a:graphicFrameLocks xmlns:a="http://schemas.openxmlformats.org/drawingml/2006/main" noChangeAspect="1"/>
             </wp:cNvGraphicFramePr>
@@ -20821,7 +22221,7 @@
               <a:graphicData uri="http://schemas.openxmlformats.org/drawingml/2006/picture">
                 <pic:pic xmlns:pic="http://schemas.openxmlformats.org/drawingml/2006/picture">
                   <pic:nvPicPr>
-                    <pic:cNvPr id="37" name="Image16"/>
+                    <pic:cNvPr id="40" name="Image19"/>
                     <pic:cNvPicPr>
                       <a:picLocks noChangeAspect="1" noChangeArrowheads="1"/>
                     </pic:cNvPicPr>
@@ -20962,7 +22362,7 @@
         <w:rPr>
           <w:sz w:val="24"/>
         </w:rPr>
-        <w:t>6</w:t>
+        <w:t>7</w:t>
       </w:r>
     </w:p>
     <w:p>
@@ -20982,7 +22382,7 @@
         <w:rPr>
           <w:sz w:val="24"/>
         </w:rPr>
-        <w:t>Del 06 al 10 de julio de 2026</w:t>
+        <w:t>Del 13 al 17 de julio de 2026</w:t>
       </w:r>
     </w:p>
     <w:p>
@@ -21002,7 +22402,7 @@
         <w:rPr>
           <w:sz w:val="24"/>
         </w:rPr>
-        <w:t>Alrifaaie Amaal |  C.I.: 31.985.792</w:t>
+        <w:t>Alrifaai Alrifaaie, Amaal |  C.I.: 31.985.792</w:t>
       </w:r>
     </w:p>
     <w:p>
@@ -21060,7 +22460,7 @@
           <w:b w:val="false"/>
           <w:sz w:val="24"/>
         </w:rPr>
-        <w:t>Analizar el impacto de las deficiencias detectadas y consolidar las bases teóricas del informe.</w:t>
+        <w:t>Diseñar el flujo estandarizado de gestión de solicitudes y continuar el apoyo en las tareas administrativas del área.</w:t>
       </w:r>
     </w:p>
     <w:p>
@@ -21084,7 +22484,7 @@
           <w:b/>
           <w:sz w:val="20"/>
         </w:rPr>
-        <w:t>CUADRO 1. Actividades Planificadas de la Semana 6</w:t>
+        <w:t>CUADRO 1. Actividades Planificadas de la Semana 7</w:t>
       </w:r>
     </w:p>
     <w:tbl>
@@ -21305,7 +22705,7 @@
                 <w:szCs w:val="22"/>
                 <w:lang w:val="en-US" w:eastAsia="en-US" w:bidi="ar-SA"/>
               </w:rPr>
-              <w:t>Procesamiento de pagos</w:t>
+              <w:t>Seguimiento administrativo</w:t>
             </w:r>
           </w:p>
         </w:tc>
@@ -21337,7 +22737,7 @@
                 <w:szCs w:val="22"/>
                 <w:lang w:val="en-US" w:eastAsia="en-US" w:bidi="ar-SA"/>
               </w:rPr>
-              <w:t>Apoyar la conciliación y registro de pagos del período.</w:t>
+              <w:t>Actualizar registros de solicitudes y casos activos.</w:t>
             </w:r>
           </w:p>
         </w:tc>
@@ -21369,7 +22769,7 @@
                 <w:szCs w:val="22"/>
                 <w:lang w:val="en-US" w:eastAsia="en-US" w:bidi="ar-SA"/>
               </w:rPr>
-              <w:t>Comprobantes, hoja de cálculo</w:t>
+              <w:t>PC, registros</w:t>
             </w:r>
           </w:p>
         </w:tc>
@@ -21436,7 +22836,7 @@
                 <w:szCs w:val="22"/>
                 <w:lang w:val="en-US" w:eastAsia="en-US" w:bidi="ar-SA"/>
               </w:rPr>
-              <w:t>Facturación</w:t>
+              <w:t>Apoyo en reportes</w:t>
             </w:r>
           </w:p>
         </w:tc>
@@ -21468,7 +22868,7 @@
                 <w:szCs w:val="22"/>
                 <w:lang w:val="en-US" w:eastAsia="en-US" w:bidi="ar-SA"/>
               </w:rPr>
-              <w:t>Colaborar en la preparación y verificación de documentos de facturación.</w:t>
+              <w:t>Colaborar en la preparación de reportes administrativos del período.</w:t>
             </w:r>
           </w:p>
         </w:tc>
@@ -21500,7 +22900,7 @@
                 <w:szCs w:val="22"/>
                 <w:lang w:val="en-US" w:eastAsia="en-US" w:bidi="ar-SA"/>
               </w:rPr>
-              <w:t>Facturas, PC</w:t>
+              <w:t>Hoja de cálculo</w:t>
             </w:r>
           </w:p>
         </w:tc>
@@ -21567,7 +22967,7 @@
                 <w:szCs w:val="22"/>
                 <w:lang w:val="en-US" w:eastAsia="en-US" w:bidi="ar-SA"/>
               </w:rPr>
-              <w:t>Seguimiento de casos</w:t>
+              <w:t>Diseño del flujo</w:t>
             </w:r>
           </w:p>
         </w:tc>
@@ -21599,7 +22999,7 @@
                 <w:szCs w:val="22"/>
                 <w:lang w:val="en-US" w:eastAsia="en-US" w:bidi="ar-SA"/>
               </w:rPr>
-              <w:t>Revisar incidencias y solicitudes pendientes para comparar tiempos de atención.</w:t>
+              <w:t>Definir la secuencia propuesta desde la recepción hasta el cierre del caso.</w:t>
             </w:r>
           </w:p>
         </w:tc>
@@ -21631,7 +23031,7 @@
                 <w:szCs w:val="22"/>
                 <w:lang w:val="en-US" w:eastAsia="en-US" w:bidi="ar-SA"/>
               </w:rPr>
-              <w:t>Registros de casos</w:t>
+              <w:t>Herramienta de diagramación</w:t>
             </w:r>
           </w:p>
         </w:tc>
@@ -21698,7 +23098,7 @@
                 <w:szCs w:val="22"/>
                 <w:lang w:val="en-US" w:eastAsia="en-US" w:bidi="ar-SA"/>
               </w:rPr>
-              <w:t>Análisis de impacto</w:t>
+              <w:t>Responsables por etapa</w:t>
             </w:r>
           </w:p>
         </w:tc>
@@ -21730,7 +23130,7 @@
                 <w:szCs w:val="22"/>
                 <w:lang w:val="en-US" w:eastAsia="en-US" w:bidi="ar-SA"/>
               </w:rPr>
-              <w:t>Relacionar los retrasos con problemas de trazabilidad y atención al suscriptor.</w:t>
+              <w:t>Asignar el área responsable de registrar o actualizar cada fase.</w:t>
             </w:r>
           </w:p>
         </w:tc>
@@ -21762,7 +23162,7 @@
                 <w:szCs w:val="22"/>
                 <w:lang w:val="en-US" w:eastAsia="en-US" w:bidi="ar-SA"/>
               </w:rPr>
-              <w:t>Hoja de cálculo, matriz de análisis</w:t>
+              <w:t>Organigrama, procesador de textos</w:t>
             </w:r>
           </w:p>
         </w:tc>
@@ -21829,7 +23229,7 @@
                 <w:szCs w:val="22"/>
                 <w:lang w:val="en-US" w:eastAsia="en-US" w:bidi="ar-SA"/>
               </w:rPr>
-              <w:t>Marco teórico</w:t>
+              <w:t>Puntos de control</w:t>
             </w:r>
           </w:p>
         </w:tc>
@@ -21861,7 +23261,7 @@
                 <w:szCs w:val="22"/>
                 <w:lang w:val="en-US" w:eastAsia="en-US" w:bidi="ar-SA"/>
               </w:rPr>
-              <w:t>Completar y revisar las bases teóricas y referencias utilizadas.</w:t>
+              <w:t>Definir verificaciones y tiempos de referencia para el seguimiento.</w:t>
             </w:r>
           </w:p>
         </w:tc>
@@ -21893,7 +23293,7 @@
                 <w:szCs w:val="22"/>
                 <w:lang w:val="en-US" w:eastAsia="en-US" w:bidi="ar-SA"/>
               </w:rPr>
-              <w:t>Procesador de textos</w:t>
+              <w:t>Hoja de trabajo</w:t>
             </w:r>
           </w:p>
         </w:tc>
@@ -21946,7 +23346,7 @@
           <w:b w:val="false"/>
           <w:sz w:val="24"/>
         </w:rPr>
-        <w:t>Análisis de impacto y Capítulo III en versión preliminar.</w:t>
+        <w:t>Flujograma preliminar con etapas, responsables y puntos de control.</w:t>
       </w:r>
     </w:p>
     <w:p>
@@ -21985,7 +23385,7 @@
           <w:b w:val="false"/>
           <w:sz w:val="24"/>
         </w:rPr>
-        <w:t>La pasante desarrolló las actividades asignadas con responsabilidad, mostrando capacidad para relacionar las deficiencias identificadas con sus efectos sobre la trazabilidad y atención de las solicitudes, manteniendo además un buen desempeño en las labores administrativas.</w:t>
+        <w:t>La pasante mostró iniciativa en el diseño del flujo estandarizado, identificando de manera coherente las etapas, responsables y puntos de control necesarios. Asimismo, mantuvo una participación constante en las actividades administrativas del departamento.</w:t>
       </w:r>
     </w:p>
     <w:p>
@@ -22043,7 +23443,7 @@
                 <wp:inline distT="0" distB="0" distL="0" distR="0">
                   <wp:extent cx="1259840" cy="641985"/>
                   <wp:effectExtent l="0" t="0" r="0" b="0"/>
-                  <wp:docPr id="38" name="Image17"/>
+                  <wp:docPr id="41" name="Image20"/>
                   <wp:cNvGraphicFramePr>
                     <a:graphicFrameLocks xmlns:a="http://schemas.openxmlformats.org/drawingml/2006/main" noChangeAspect="1"/>
                   </wp:cNvGraphicFramePr>
@@ -22051,7 +23451,7 @@
                     <a:graphicData uri="http://schemas.openxmlformats.org/drawingml/2006/picture">
                       <pic:pic xmlns:pic="http://schemas.openxmlformats.org/drawingml/2006/picture">
                         <pic:nvPicPr>
-                          <pic:cNvPr id="38" name="Image17"/>
+                          <pic:cNvPr id="41" name="Image20"/>
                           <pic:cNvPicPr>
                             <a:picLocks noChangeAspect="1" noChangeArrowheads="1"/>
                           </pic:cNvPicPr>
@@ -22097,7 +23497,7 @@
                 <wp:inline distT="0" distB="0" distL="0" distR="0">
                   <wp:extent cx="1259840" cy="493395"/>
                   <wp:effectExtent l="0" t="0" r="0" b="0"/>
-                  <wp:docPr id="39" name="Image18"/>
+                  <wp:docPr id="42" name="Image21"/>
                   <wp:cNvGraphicFramePr>
                     <a:graphicFrameLocks xmlns:a="http://schemas.openxmlformats.org/drawingml/2006/main" noChangeAspect="1"/>
                   </wp:cNvGraphicFramePr>
@@ -22105,7 +23505,7 @@
                     <a:graphicData uri="http://schemas.openxmlformats.org/drawingml/2006/picture">
                       <pic:pic xmlns:pic="http://schemas.openxmlformats.org/drawingml/2006/picture">
                         <pic:nvPicPr>
-                          <pic:cNvPr id="39" name="Image18"/>
+                          <pic:cNvPr id="42" name="Image21"/>
                           <pic:cNvPicPr>
                             <a:picLocks noChangeAspect="1" noChangeArrowheads="1"/>
                           </pic:cNvPicPr>
@@ -22157,7 +23557,7 @@
               </w:rPr>
               <w:t>Firma del Pasante:</w:t>
               <w:br/>
-              <w:t>Alrifaaie Amaal |  C.I.: 31.985.792</w:t>
+              <w:t>Alrifaai Alrifaaie, Amaal |  C.I.: 31.985.792</w:t>
             </w:r>
           </w:p>
         </w:tc>
@@ -22209,7 +23609,7 @@
           <wp:inline distT="0" distB="0" distL="0" distR="0">
             <wp:extent cx="1440180" cy="587375"/>
             <wp:effectExtent l="0" t="0" r="0" b="0"/>
-            <wp:docPr id="40" name="Image19"/>
+            <wp:docPr id="43" name="Image22"/>
             <wp:cNvGraphicFramePr>
               <a:graphicFrameLocks xmlns:a="http://schemas.openxmlformats.org/drawingml/2006/main" noChangeAspect="1"/>
             </wp:cNvGraphicFramePr>
@@ -22217,7 +23617,7 @@
               <a:graphicData uri="http://schemas.openxmlformats.org/drawingml/2006/picture">
                 <pic:pic xmlns:pic="http://schemas.openxmlformats.org/drawingml/2006/picture">
                   <pic:nvPicPr>
-                    <pic:cNvPr id="40" name="Image19"/>
+                    <pic:cNvPr id="43" name="Image22"/>
                     <pic:cNvPicPr>
                       <a:picLocks noChangeAspect="1" noChangeArrowheads="1"/>
                     </pic:cNvPicPr>
@@ -22358,7 +23758,7 @@
         <w:rPr>
           <w:sz w:val="24"/>
         </w:rPr>
-        <w:t>7</w:t>
+        <w:t>8</w:t>
       </w:r>
     </w:p>
     <w:p>
@@ -22378,7 +23778,7 @@
         <w:rPr>
           <w:sz w:val="24"/>
         </w:rPr>
-        <w:t>Del 13 al 17 de julio de 2026</w:t>
+        <w:t>Del 20 al 24 de julio de 2026</w:t>
       </w:r>
     </w:p>
     <w:p>
@@ -22398,7 +23798,7 @@
         <w:rPr>
           <w:sz w:val="24"/>
         </w:rPr>
-        <w:t>Alrifaaie Amaal |  C.I.: 31.985.792</w:t>
+        <w:t>Alrifaai Alrifaaie, Amaal |  C.I.: 31.985.792</w:t>
       </w:r>
     </w:p>
     <w:p>
@@ -22456,7 +23856,7 @@
           <w:b w:val="false"/>
           <w:sz w:val="24"/>
         </w:rPr>
-        <w:t>Diseñar el flujo estandarizado de gestión de solicitudes y continuar el apoyo en las tareas administrativas del área.</w:t>
+        <w:t>Diseñar los formatos estandarizados y el procedimiento de control que acompaña al flujo propuesto.</w:t>
       </w:r>
     </w:p>
     <w:p>
@@ -22480,7 +23880,7 @@
           <w:b/>
           <w:sz w:val="20"/>
         </w:rPr>
-        <w:t>CUADRO 1. Actividades Planificadas de la Semana 7</w:t>
+        <w:t>CUADRO 1. Actividades Planificadas de la Semana 8</w:t>
       </w:r>
     </w:p>
     <w:tbl>
@@ -22701,7 +24101,7 @@
                 <w:szCs w:val="22"/>
                 <w:lang w:val="en-US" w:eastAsia="en-US" w:bidi="ar-SA"/>
               </w:rPr>
-              <w:t>Seguimiento administrativo</w:t>
+              <w:t>Apoyo en facturación</w:t>
             </w:r>
           </w:p>
         </w:tc>
@@ -22733,7 +24133,7 @@
                 <w:szCs w:val="22"/>
                 <w:lang w:val="en-US" w:eastAsia="en-US" w:bidi="ar-SA"/>
               </w:rPr>
-              <w:t>Actualizar registros de solicitudes y casos activos.</w:t>
+              <w:t>Colaborar en la facturación y verificación de documentos del período.</w:t>
             </w:r>
           </w:p>
         </w:tc>
@@ -22765,7 +24165,7 @@
                 <w:szCs w:val="22"/>
                 <w:lang w:val="en-US" w:eastAsia="en-US" w:bidi="ar-SA"/>
               </w:rPr>
-              <w:t>PC, registros</w:t>
+              <w:t>PC, facturas</w:t>
             </w:r>
           </w:p>
         </w:tc>
@@ -22832,7 +24232,7 @@
                 <w:szCs w:val="22"/>
                 <w:lang w:val="en-US" w:eastAsia="en-US" w:bidi="ar-SA"/>
               </w:rPr>
-              <w:t>Apoyo en reportes</w:t>
+              <w:t>Seguimiento de incidencias</w:t>
             </w:r>
           </w:p>
         </w:tc>
@@ -22864,7 +24264,7 @@
                 <w:szCs w:val="22"/>
                 <w:lang w:val="en-US" w:eastAsia="en-US" w:bidi="ar-SA"/>
               </w:rPr>
-              <w:t>Colaborar en la preparación de reportes administrativos del período.</w:t>
+              <w:t>Actualizar información de casos administrativos y revisar pendientes.</w:t>
             </w:r>
           </w:p>
         </w:tc>
@@ -22896,7 +24296,7 @@
                 <w:szCs w:val="22"/>
                 <w:lang w:val="en-US" w:eastAsia="en-US" w:bidi="ar-SA"/>
               </w:rPr>
-              <w:t>Hoja de cálculo</w:t>
+              <w:t>Registro de casos</w:t>
             </w:r>
           </w:p>
         </w:tc>
@@ -22963,7 +24363,7 @@
                 <w:szCs w:val="22"/>
                 <w:lang w:val="en-US" w:eastAsia="en-US" w:bidi="ar-SA"/>
               </w:rPr>
-              <w:t>Diseño del flujo</w:t>
+              <w:t>Formato de afiliaciones</w:t>
             </w:r>
           </w:p>
         </w:tc>
@@ -22995,7 +24395,7 @@
                 <w:szCs w:val="22"/>
                 <w:lang w:val="en-US" w:eastAsia="en-US" w:bidi="ar-SA"/>
               </w:rPr>
-              <w:t>Definir la secuencia propuesta desde la recepción hasta el cierre del caso.</w:t>
+              <w:t>Diseñar un formato uniforme para el registro y seguimiento de nuevas afiliaciones.</w:t>
             </w:r>
           </w:p>
         </w:tc>
@@ -23027,7 +24427,7 @@
                 <w:szCs w:val="22"/>
                 <w:lang w:val="en-US" w:eastAsia="en-US" w:bidi="ar-SA"/>
               </w:rPr>
-              <w:t>Herramienta de diagramación</w:t>
+              <w:t>Procesador de textos</w:t>
             </w:r>
           </w:p>
         </w:tc>
@@ -23094,7 +24494,7 @@
                 <w:szCs w:val="22"/>
                 <w:lang w:val="en-US" w:eastAsia="en-US" w:bidi="ar-SA"/>
               </w:rPr>
-              <w:t>Responsables por etapa</w:t>
+              <w:t>Formato de incidencias</w:t>
             </w:r>
           </w:p>
         </w:tc>
@@ -23126,7 +24526,7 @@
                 <w:szCs w:val="22"/>
                 <w:lang w:val="en-US" w:eastAsia="en-US" w:bidi="ar-SA"/>
               </w:rPr>
-              <w:t>Asignar el área responsable de registrar o actualizar cada fase.</w:t>
+              <w:t>Diseñar un formato uniforme para registrar incidencias y su estatus.</w:t>
             </w:r>
           </w:p>
         </w:tc>
@@ -23158,7 +24558,7 @@
                 <w:szCs w:val="22"/>
                 <w:lang w:val="en-US" w:eastAsia="en-US" w:bidi="ar-SA"/>
               </w:rPr>
-              <w:t>Organigrama, procesador de textos</w:t>
+              <w:t>Procesador de textos</w:t>
             </w:r>
           </w:p>
         </w:tc>
@@ -23225,7 +24625,7 @@
                 <w:szCs w:val="22"/>
                 <w:lang w:val="en-US" w:eastAsia="en-US" w:bidi="ar-SA"/>
               </w:rPr>
-              <w:t>Puntos de control</w:t>
+              <w:t>Procedimiento escrito</w:t>
             </w:r>
           </w:p>
         </w:tc>
@@ -23257,7 +24657,7 @@
                 <w:szCs w:val="22"/>
                 <w:lang w:val="en-US" w:eastAsia="en-US" w:bidi="ar-SA"/>
               </w:rPr>
-              <w:t>Definir verificaciones y tiempos de referencia para el seguimiento.</w:t>
+              <w:t>Redactar las reglas básicas de uso de los formatos y actualización del flujo.</w:t>
             </w:r>
           </w:p>
         </w:tc>
@@ -23289,7 +24689,7 @@
                 <w:szCs w:val="22"/>
                 <w:lang w:val="en-US" w:eastAsia="en-US" w:bidi="ar-SA"/>
               </w:rPr>
-              <w:t>Hoja de trabajo</w:t>
+              <w:t>Procesador de textos</w:t>
             </w:r>
           </w:p>
         </w:tc>
@@ -23342,7 +24742,7 @@
           <w:b w:val="false"/>
           <w:sz w:val="24"/>
         </w:rPr>
-        <w:t>Flujograma preliminar con etapas, responsables y puntos de control.</w:t>
+        <w:t>Formatos de afiliación e incidencias y procedimiento escrito en versión preliminar.</w:t>
       </w:r>
     </w:p>
     <w:p>
@@ -23381,7 +24781,7 @@
           <w:b w:val="false"/>
           <w:sz w:val="24"/>
         </w:rPr>
-        <w:t>La pasante mostró iniciativa en el diseño del flujo estandarizado, identificando de manera coherente las etapas, responsables y puntos de control necesarios. Asimismo, mantuvo una participación constante en las actividades administrativas del departamento.</w:t>
+        <w:t>La pasante desarrolló adecuadamente los formatos de afiliación e incidencias, demostrando orden y criterio administrativo en la selección de los datos necesarios para facilitar el registro, actualización y seguimiento de las solicitudes.</w:t>
       </w:r>
     </w:p>
     <w:p>
@@ -23439,7 +24839,7 @@
                 <wp:inline distT="0" distB="0" distL="0" distR="0">
                   <wp:extent cx="1259840" cy="641985"/>
                   <wp:effectExtent l="0" t="0" r="0" b="0"/>
-                  <wp:docPr id="41" name="Image20"/>
+                  <wp:docPr id="44" name="Image23"/>
                   <wp:cNvGraphicFramePr>
                     <a:graphicFrameLocks xmlns:a="http://schemas.openxmlformats.org/drawingml/2006/main" noChangeAspect="1"/>
                   </wp:cNvGraphicFramePr>
@@ -23447,7 +24847,7 @@
                     <a:graphicData uri="http://schemas.openxmlformats.org/drawingml/2006/picture">
                       <pic:pic xmlns:pic="http://schemas.openxmlformats.org/drawingml/2006/picture">
                         <pic:nvPicPr>
-                          <pic:cNvPr id="41" name="Image20"/>
+                          <pic:cNvPr id="44" name="Image23"/>
                           <pic:cNvPicPr>
                             <a:picLocks noChangeAspect="1" noChangeArrowheads="1"/>
                           </pic:cNvPicPr>
@@ -23493,7 +24893,7 @@
                 <wp:inline distT="0" distB="0" distL="0" distR="0">
                   <wp:extent cx="1259840" cy="493395"/>
                   <wp:effectExtent l="0" t="0" r="0" b="0"/>
-                  <wp:docPr id="42" name="Image21"/>
+                  <wp:docPr id="45" name="Image24"/>
                   <wp:cNvGraphicFramePr>
                     <a:graphicFrameLocks xmlns:a="http://schemas.openxmlformats.org/drawingml/2006/main" noChangeAspect="1"/>
                   </wp:cNvGraphicFramePr>
@@ -23501,7 +24901,7 @@
                     <a:graphicData uri="http://schemas.openxmlformats.org/drawingml/2006/picture">
                       <pic:pic xmlns:pic="http://schemas.openxmlformats.org/drawingml/2006/picture">
                         <pic:nvPicPr>
-                          <pic:cNvPr id="42" name="Image21"/>
+                          <pic:cNvPr id="45" name="Image24"/>
                           <pic:cNvPicPr>
                             <a:picLocks noChangeAspect="1" noChangeArrowheads="1"/>
                           </pic:cNvPicPr>
@@ -23553,7 +24953,7 @@
               </w:rPr>
               <w:t>Firma del Pasante:</w:t>
               <w:br/>
-              <w:t>Alrifaaie Amaal |  C.I.: 31.985.792</w:t>
+              <w:t>Alrifaai Alrifaaie, Amaal |  C.I.: 31.985.792</w:t>
             </w:r>
           </w:p>
         </w:tc>
@@ -23605,7 +25005,7 @@
           <wp:inline distT="0" distB="0" distL="0" distR="0">
             <wp:extent cx="1440180" cy="587375"/>
             <wp:effectExtent l="0" t="0" r="0" b="0"/>
-            <wp:docPr id="43" name="Image22"/>
+            <wp:docPr id="46" name="Image25"/>
             <wp:cNvGraphicFramePr>
               <a:graphicFrameLocks xmlns:a="http://schemas.openxmlformats.org/drawingml/2006/main" noChangeAspect="1"/>
             </wp:cNvGraphicFramePr>
@@ -23613,7 +25013,7 @@
               <a:graphicData uri="http://schemas.openxmlformats.org/drawingml/2006/picture">
                 <pic:pic xmlns:pic="http://schemas.openxmlformats.org/drawingml/2006/picture">
                   <pic:nvPicPr>
-                    <pic:cNvPr id="43" name="Image22"/>
+                    <pic:cNvPr id="46" name="Image25"/>
                     <pic:cNvPicPr>
                       <a:picLocks noChangeAspect="1" noChangeArrowheads="1"/>
                     </pic:cNvPicPr>
@@ -23754,7 +25154,7 @@
         <w:rPr>
           <w:sz w:val="24"/>
         </w:rPr>
-        <w:t>8</w:t>
+        <w:t>9</w:t>
       </w:r>
     </w:p>
     <w:p>
@@ -23774,7 +25174,7 @@
         <w:rPr>
           <w:sz w:val="24"/>
         </w:rPr>
-        <w:t>Del 20 al 24 de julio de 2026</w:t>
+        <w:t>Del 27 al 31 de julio de 2026</w:t>
       </w:r>
     </w:p>
     <w:p>
@@ -23794,7 +25194,7 @@
         <w:rPr>
           <w:sz w:val="24"/>
         </w:rPr>
-        <w:t>Alrifaaie Amaal |  C.I.: 31.985.792</w:t>
+        <w:t>Alrifaai Alrifaaie, Amaal |  C.I.: 31.985.792</w:t>
       </w:r>
     </w:p>
     <w:p>
@@ -23852,7 +25252,7 @@
           <w:b w:val="false"/>
           <w:sz w:val="24"/>
         </w:rPr>
-        <w:t>Diseñar los formatos estandarizados y el procedimiento de control que acompaña al flujo propuesto.</w:t>
+        <w:t>Formular y validar la propuesta de mejora del control administrativo, incorporando el flujograma y los formatos diseñados.</w:t>
       </w:r>
     </w:p>
     <w:p>
@@ -23876,7 +25276,7 @@
           <w:b/>
           <w:sz w:val="20"/>
         </w:rPr>
-        <w:t>CUADRO 1. Actividades Planificadas de la Semana 8</w:t>
+        <w:t>CUADRO 1. Actividades Planificadas de la Semana 9</w:t>
       </w:r>
     </w:p>
     <w:tbl>
@@ -24097,7 +25497,7 @@
                 <w:szCs w:val="22"/>
                 <w:lang w:val="en-US" w:eastAsia="en-US" w:bidi="ar-SA"/>
               </w:rPr>
-              <w:t>Apoyo en facturación</w:t>
+              <w:t>Apoyo operativo</w:t>
             </w:r>
           </w:p>
         </w:tc>
@@ -24129,7 +25529,7 @@
                 <w:szCs w:val="22"/>
                 <w:lang w:val="en-US" w:eastAsia="en-US" w:bidi="ar-SA"/>
               </w:rPr>
-              <w:t>Colaborar en la facturación y verificación de documentos del período.</w:t>
+              <w:t>Participar en las actividades administrativas y de seguimiento de solicitudes del período.</w:t>
             </w:r>
           </w:p>
         </w:tc>
@@ -24161,7 +25561,7 @@
                 <w:szCs w:val="22"/>
                 <w:lang w:val="en-US" w:eastAsia="en-US" w:bidi="ar-SA"/>
               </w:rPr>
-              <w:t>PC, facturas</w:t>
+              <w:t>PC, registros</w:t>
             </w:r>
           </w:p>
         </w:tc>
@@ -24228,7 +25628,7 @@
                 <w:szCs w:val="22"/>
                 <w:lang w:val="en-US" w:eastAsia="en-US" w:bidi="ar-SA"/>
               </w:rPr>
-              <w:t>Seguimiento de incidencias</w:t>
+              <w:t>Redacción de propuesta</w:t>
             </w:r>
           </w:p>
         </w:tc>
@@ -24260,7 +25660,7 @@
                 <w:szCs w:val="22"/>
                 <w:lang w:val="en-US" w:eastAsia="en-US" w:bidi="ar-SA"/>
               </w:rPr>
-              <w:t>Actualizar información de casos administrativos y revisar pendientes.</w:t>
+              <w:t>Integrar diagnóstico, flujo, formatos y mecanismos de seguimiento.</w:t>
             </w:r>
           </w:p>
         </w:tc>
@@ -24292,7 +25692,7 @@
                 <w:szCs w:val="22"/>
                 <w:lang w:val="en-US" w:eastAsia="en-US" w:bidi="ar-SA"/>
               </w:rPr>
-              <w:t>Registro de casos</w:t>
+              <w:t>Procesador de textos</w:t>
             </w:r>
           </w:p>
         </w:tc>
@@ -24359,7 +25759,7 @@
                 <w:szCs w:val="22"/>
                 <w:lang w:val="en-US" w:eastAsia="en-US" w:bidi="ar-SA"/>
               </w:rPr>
-              <w:t>Formato de afiliaciones</w:t>
+              <w:t>Flujograma definitivo</w:t>
             </w:r>
           </w:p>
         </w:tc>
@@ -24391,7 +25791,7 @@
                 <w:szCs w:val="22"/>
                 <w:lang w:val="en-US" w:eastAsia="en-US" w:bidi="ar-SA"/>
               </w:rPr>
-              <w:t>Diseñar un formato uniforme para el registro y seguimiento de nuevas afiliaciones.</w:t>
+              <w:t>Completar el diagrama del proceso propuesto.</w:t>
             </w:r>
           </w:p>
         </w:tc>
@@ -24423,7 +25823,7 @@
                 <w:szCs w:val="22"/>
                 <w:lang w:val="en-US" w:eastAsia="en-US" w:bidi="ar-SA"/>
               </w:rPr>
-              <w:t>Procesador de textos</w:t>
+              <w:t>Herramienta de diagramación</w:t>
             </w:r>
           </w:p>
         </w:tc>
@@ -24490,7 +25890,7 @@
                 <w:szCs w:val="22"/>
                 <w:lang w:val="en-US" w:eastAsia="en-US" w:bidi="ar-SA"/>
               </w:rPr>
-              <w:t>Formato de incidencias</w:t>
+              <w:t>Validación con tutor</w:t>
             </w:r>
           </w:p>
         </w:tc>
@@ -24522,7 +25922,7 @@
                 <w:szCs w:val="22"/>
                 <w:lang w:val="en-US" w:eastAsia="en-US" w:bidi="ar-SA"/>
               </w:rPr>
-              <w:t>Diseñar un formato uniforme para registrar incidencias y su estatus.</w:t>
+              <w:t>Presentar la propuesta al tutor industrial y registrar observaciones.</w:t>
             </w:r>
           </w:p>
         </w:tc>
@@ -24554,7 +25954,7 @@
                 <w:szCs w:val="22"/>
                 <w:lang w:val="en-US" w:eastAsia="en-US" w:bidi="ar-SA"/>
               </w:rPr>
-              <w:t>Procesador de textos</w:t>
+              <w:t>Documento de propuesta</w:t>
             </w:r>
           </w:p>
         </w:tc>
@@ -24621,7 +26021,7 @@
                 <w:szCs w:val="22"/>
                 <w:lang w:val="en-US" w:eastAsia="en-US" w:bidi="ar-SA"/>
               </w:rPr>
-              <w:t>Procedimiento escrito</w:t>
+              <w:t>Ajustes</w:t>
             </w:r>
           </w:p>
         </w:tc>
@@ -24653,7 +26053,7 @@
                 <w:szCs w:val="22"/>
                 <w:lang w:val="en-US" w:eastAsia="en-US" w:bidi="ar-SA"/>
               </w:rPr>
-              <w:t>Redactar las reglas básicas de uso de los formatos y actualización del flujo.</w:t>
+              <w:t>Incorporar las correcciones pertinentes al documento.</w:t>
             </w:r>
           </w:p>
         </w:tc>
@@ -24738,7 +26138,7 @@
           <w:b w:val="false"/>
           <w:sz w:val="24"/>
         </w:rPr>
-        <w:t>Formatos de afiliación e incidencias y procedimiento escrito en versión preliminar.</w:t>
+        <w:t>Propuesta de mejora revisada con flujograma y formatos de control.</w:t>
       </w:r>
     </w:p>
     <w:p>
@@ -24777,7 +26177,7 @@
           <w:b w:val="false"/>
           <w:sz w:val="24"/>
         </w:rPr>
-        <w:t>La pasante desarrolló adecuadamente los formatos de afiliación e incidencias, demostrando orden y criterio administrativo en la selección de los datos necesarios para facilitar el registro, actualización y seguimiento de las solicitudes.</w:t>
+        <w:t>La pasante presentó la propuesta de mejora de manera organizada, demostrando dominio de los aspectos trabajados durante las pasantías. Recibió las observaciones realizadas con actitud receptiva e incorporó las correcciones pertinentes al documento.</w:t>
       </w:r>
     </w:p>
     <w:p>
@@ -24835,7 +26235,7 @@
                 <wp:inline distT="0" distB="0" distL="0" distR="0">
                   <wp:extent cx="1259840" cy="641985"/>
                   <wp:effectExtent l="0" t="0" r="0" b="0"/>
-                  <wp:docPr id="44" name="Image23"/>
+                  <wp:docPr id="47" name="Image26"/>
                   <wp:cNvGraphicFramePr>
                     <a:graphicFrameLocks xmlns:a="http://schemas.openxmlformats.org/drawingml/2006/main" noChangeAspect="1"/>
                   </wp:cNvGraphicFramePr>
@@ -24843,7 +26243,7 @@
                     <a:graphicData uri="http://schemas.openxmlformats.org/drawingml/2006/picture">
                       <pic:pic xmlns:pic="http://schemas.openxmlformats.org/drawingml/2006/picture">
                         <pic:nvPicPr>
-                          <pic:cNvPr id="44" name="Image23"/>
+                          <pic:cNvPr id="47" name="Image26"/>
                           <pic:cNvPicPr>
                             <a:picLocks noChangeAspect="1" noChangeArrowheads="1"/>
                           </pic:cNvPicPr>
@@ -24889,7 +26289,7 @@
                 <wp:inline distT="0" distB="0" distL="0" distR="0">
                   <wp:extent cx="1259840" cy="493395"/>
                   <wp:effectExtent l="0" t="0" r="0" b="0"/>
-                  <wp:docPr id="45" name="Image24"/>
+                  <wp:docPr id="48" name="Image27"/>
                   <wp:cNvGraphicFramePr>
                     <a:graphicFrameLocks xmlns:a="http://schemas.openxmlformats.org/drawingml/2006/main" noChangeAspect="1"/>
                   </wp:cNvGraphicFramePr>
@@ -24897,7 +26297,7 @@
                     <a:graphicData uri="http://schemas.openxmlformats.org/drawingml/2006/picture">
                       <pic:pic xmlns:pic="http://schemas.openxmlformats.org/drawingml/2006/picture">
                         <pic:nvPicPr>
-                          <pic:cNvPr id="45" name="Image24"/>
+                          <pic:cNvPr id="48" name="Image27"/>
                           <pic:cNvPicPr>
                             <a:picLocks noChangeAspect="1" noChangeArrowheads="1"/>
                           </pic:cNvPicPr>
@@ -24949,7 +26349,7 @@
               </w:rPr>
               <w:t>Firma del Pasante:</w:t>
               <w:br/>
-              <w:t>Alrifaaie Amaal |  C.I.: 31.985.792</w:t>
+              <w:t>Alrifaai Alrifaaie, Amaal |  C.I.: 31.985.792</w:t>
             </w:r>
           </w:p>
         </w:tc>
@@ -25001,7 +26401,7 @@
           <wp:inline distT="0" distB="0" distL="0" distR="0">
             <wp:extent cx="1440180" cy="587375"/>
             <wp:effectExtent l="0" t="0" r="0" b="0"/>
-            <wp:docPr id="46" name="Image25"/>
+            <wp:docPr id="49" name="Image28"/>
             <wp:cNvGraphicFramePr>
               <a:graphicFrameLocks xmlns:a="http://schemas.openxmlformats.org/drawingml/2006/main" noChangeAspect="1"/>
             </wp:cNvGraphicFramePr>
@@ -25009,7 +26409,7 @@
               <a:graphicData uri="http://schemas.openxmlformats.org/drawingml/2006/picture">
                 <pic:pic xmlns:pic="http://schemas.openxmlformats.org/drawingml/2006/picture">
                   <pic:nvPicPr>
-                    <pic:cNvPr id="46" name="Image25"/>
+                    <pic:cNvPr id="49" name="Image28"/>
                     <pic:cNvPicPr>
                       <a:picLocks noChangeAspect="1" noChangeArrowheads="1"/>
                     </pic:cNvPicPr>
@@ -25150,7 +26550,7 @@
         <w:rPr>
           <w:sz w:val="24"/>
         </w:rPr>
-        <w:t>9</w:t>
+        <w:t>10</w:t>
       </w:r>
     </w:p>
     <w:p>
@@ -25170,7 +26570,7 @@
         <w:rPr>
           <w:sz w:val="24"/>
         </w:rPr>
-        <w:t>Del 27 al 31 de julio de 2026</w:t>
+        <w:t>Del 03 al 07 de agosto de 2026</w:t>
       </w:r>
     </w:p>
     <w:p>
@@ -25190,7 +26590,7 @@
         <w:rPr>
           <w:sz w:val="24"/>
         </w:rPr>
-        <w:t>Alrifaaie Amaal |  C.I.: 31.985.792</w:t>
+        <w:t>Alrifaai Alrifaaie, Amaal |  C.I.: 31.985.792</w:t>
       </w:r>
     </w:p>
     <w:p>
@@ -25248,7 +26648,7 @@
           <w:b w:val="false"/>
           <w:sz w:val="24"/>
         </w:rPr>
-        <w:t>Formular y validar la propuesta de mejora del control administrativo, incorporando el flujograma y los formatos diseñados.</w:t>
+        <w:t>Consolidar el informe final, presentar los resultados y completar los recaudos de cierre de las pasantías.</w:t>
       </w:r>
     </w:p>
     <w:p>
@@ -25272,7 +26672,7 @@
           <w:b/>
           <w:sz w:val="20"/>
         </w:rPr>
-        <w:t>CUADRO 1. Actividades Planificadas de la Semana 9</w:t>
+        <w:t>CUADRO 1. Actividades Planificadas de la Semana 10</w:t>
       </w:r>
     </w:p>
     <w:tbl>
@@ -25493,7 +26893,7 @@
                 <w:szCs w:val="22"/>
                 <w:lang w:val="en-US" w:eastAsia="en-US" w:bidi="ar-SA"/>
               </w:rPr>
-              <w:t>Apoyo operativo</w:t>
+              <w:t>Consolidación del informe</w:t>
             </w:r>
           </w:p>
         </w:tc>
@@ -25525,7 +26925,7 @@
                 <w:szCs w:val="22"/>
                 <w:lang w:val="en-US" w:eastAsia="en-US" w:bidi="ar-SA"/>
               </w:rPr>
-              <w:t>Participar en las actividades administrativas y de seguimiento de solicitudes del período.</w:t>
+              <w:t>Integrar capítulos, referencias y anexos en el documento definitivo.</w:t>
             </w:r>
           </w:p>
         </w:tc>
@@ -25557,7 +26957,7 @@
                 <w:szCs w:val="22"/>
                 <w:lang w:val="en-US" w:eastAsia="en-US" w:bidi="ar-SA"/>
               </w:rPr>
-              <w:t>PC, registros</w:t>
+              <w:t>PC, procesador de textos</w:t>
             </w:r>
           </w:p>
         </w:tc>
@@ -25624,7 +27024,7 @@
                 <w:szCs w:val="22"/>
                 <w:lang w:val="en-US" w:eastAsia="en-US" w:bidi="ar-SA"/>
               </w:rPr>
-              <w:t>Redacción de propuesta</w:t>
+              <w:t>Revisión normativa</w:t>
             </w:r>
           </w:p>
         </w:tc>
@@ -25656,7 +27056,7 @@
                 <w:szCs w:val="22"/>
                 <w:lang w:val="en-US" w:eastAsia="en-US" w:bidi="ar-SA"/>
               </w:rPr>
-              <w:t>Integrar diagnóstico, flujo, formatos y mecanismos de seguimiento.</w:t>
+              <w:t>Verificar márgenes, interlineado, paginación, índices y referencias conforme a IUTECP.</w:t>
             </w:r>
           </w:p>
         </w:tc>
@@ -25688,7 +27088,7 @@
                 <w:szCs w:val="22"/>
                 <w:lang w:val="en-US" w:eastAsia="en-US" w:bidi="ar-SA"/>
               </w:rPr>
-              <w:t>Procesador de textos</w:t>
+              <w:t>Normativa institucional</w:t>
             </w:r>
           </w:p>
         </w:tc>
@@ -25755,7 +27155,7 @@
                 <w:szCs w:val="22"/>
                 <w:lang w:val="en-US" w:eastAsia="en-US" w:bidi="ar-SA"/>
               </w:rPr>
-              <w:t>Flujograma definitivo</w:t>
+              <w:t>Presentación de resultados</w:t>
             </w:r>
           </w:p>
         </w:tc>
@@ -25787,7 +27187,7 @@
                 <w:szCs w:val="22"/>
                 <w:lang w:val="en-US" w:eastAsia="en-US" w:bidi="ar-SA"/>
               </w:rPr>
-              <w:t>Completar el diagrama del proceso propuesto.</w:t>
+              <w:t>Presentar el diagnóstico y la propuesta ante la supervisión del área.</w:t>
             </w:r>
           </w:p>
         </w:tc>
@@ -25819,7 +27219,7 @@
                 <w:szCs w:val="22"/>
                 <w:lang w:val="en-US" w:eastAsia="en-US" w:bidi="ar-SA"/>
               </w:rPr>
-              <w:t>Herramienta de diagramación</w:t>
+              <w:t>Presentación, laptop</w:t>
             </w:r>
           </w:p>
         </w:tc>
@@ -25886,7 +27286,7 @@
                 <w:szCs w:val="22"/>
                 <w:lang w:val="en-US" w:eastAsia="en-US" w:bidi="ar-SA"/>
               </w:rPr>
-              <w:t>Validación con tutor</w:t>
+              <w:t>Revisión final</w:t>
             </w:r>
           </w:p>
         </w:tc>
@@ -25918,7 +27318,7 @@
                 <w:szCs w:val="22"/>
                 <w:lang w:val="en-US" w:eastAsia="en-US" w:bidi="ar-SA"/>
               </w:rPr>
-              <w:t>Presentar la propuesta al tutor industrial y registrar observaciones.</w:t>
+              <w:t>Corregir ortografía y coherencia entre objetivos, cronograma, actividades y conclusiones.</w:t>
             </w:r>
           </w:p>
         </w:tc>
@@ -25950,7 +27350,7 @@
                 <w:szCs w:val="22"/>
                 <w:lang w:val="en-US" w:eastAsia="en-US" w:bidi="ar-SA"/>
               </w:rPr>
-              <w:t>Documento de propuesta</w:t>
+              <w:t>Procesador de textos</w:t>
             </w:r>
           </w:p>
         </w:tc>
@@ -26017,7 +27417,7 @@
                 <w:szCs w:val="22"/>
                 <w:lang w:val="en-US" w:eastAsia="en-US" w:bidi="ar-SA"/>
               </w:rPr>
-              <w:t>Ajustes</w:t>
+              <w:t>Recaudos de cierre</w:t>
             </w:r>
           </w:p>
         </w:tc>
@@ -26049,7 +27449,7 @@
                 <w:szCs w:val="22"/>
                 <w:lang w:val="en-US" w:eastAsia="en-US" w:bidi="ar-SA"/>
               </w:rPr>
-              <w:t>Incorporar las correcciones pertinentes al documento.</w:t>
+              <w:t>Gestionar firmas, sello y documentación de culminación.</w:t>
             </w:r>
           </w:p>
         </w:tc>
@@ -26081,7 +27481,7 @@
                 <w:szCs w:val="22"/>
                 <w:lang w:val="en-US" w:eastAsia="en-US" w:bidi="ar-SA"/>
               </w:rPr>
-              <w:t>Procesador de textos</w:t>
+              <w:t>Formatos institucionales</w:t>
             </w:r>
           </w:p>
         </w:tc>
@@ -26134,7 +27534,7 @@
           <w:b w:val="false"/>
           <w:sz w:val="24"/>
         </w:rPr>
-        <w:t>Propuesta de mejora revisada con flujograma y formatos de control.</w:t>
+        <w:t>Informe final, propuesta presentada y recaudos institucionales de cierre.</w:t>
       </w:r>
     </w:p>
     <w:p>
@@ -26173,7 +27573,7 @@
           <w:b w:val="false"/>
           <w:sz w:val="24"/>
         </w:rPr>
-        <w:t>La pasante presentó la propuesta de mejora de manera organizada, demostrando dominio de los aspectos trabajados durante las pasantías. Recibió las observaciones realizadas con actitud receptiva e incorporó las correcciones pertinentes al documento.</w:t>
+        <w:t>La pasante culminó satisfactoriamente su período de pasantías, demostrando responsabilidad, puntualidad, disposición para recibir orientaciones y cumplimiento de las actividades asignadas. Se evidenció un progreso favorable en el manejo de los procesos administrativos y en la formulación de propuestas de mejora.</w:t>
       </w:r>
     </w:p>
     <w:p>
@@ -26231,7 +27631,7 @@
                 <wp:inline distT="0" distB="0" distL="0" distR="0">
                   <wp:extent cx="1259840" cy="641985"/>
                   <wp:effectExtent l="0" t="0" r="0" b="0"/>
-                  <wp:docPr id="47" name="Image26"/>
+                  <wp:docPr id="50" name="Image29"/>
                   <wp:cNvGraphicFramePr>
                     <a:graphicFrameLocks xmlns:a="http://schemas.openxmlformats.org/drawingml/2006/main" noChangeAspect="1"/>
                   </wp:cNvGraphicFramePr>
@@ -26239,7 +27639,7 @@
                     <a:graphicData uri="http://schemas.openxmlformats.org/drawingml/2006/picture">
                       <pic:pic xmlns:pic="http://schemas.openxmlformats.org/drawingml/2006/picture">
                         <pic:nvPicPr>
-                          <pic:cNvPr id="47" name="Image26"/>
+                          <pic:cNvPr id="50" name="Image29"/>
                           <pic:cNvPicPr>
                             <a:picLocks noChangeAspect="1" noChangeArrowheads="1"/>
                           </pic:cNvPicPr>
@@ -26285,7 +27685,7 @@
                 <wp:inline distT="0" distB="0" distL="0" distR="0">
                   <wp:extent cx="1259840" cy="493395"/>
                   <wp:effectExtent l="0" t="0" r="0" b="0"/>
-                  <wp:docPr id="48" name="Image27"/>
+                  <wp:docPr id="51" name="Image30"/>
                   <wp:cNvGraphicFramePr>
                     <a:graphicFrameLocks xmlns:a="http://schemas.openxmlformats.org/drawingml/2006/main" noChangeAspect="1"/>
                   </wp:cNvGraphicFramePr>
@@ -26293,7 +27693,7 @@
                     <a:graphicData uri="http://schemas.openxmlformats.org/drawingml/2006/picture">
                       <pic:pic xmlns:pic="http://schemas.openxmlformats.org/drawingml/2006/picture">
                         <pic:nvPicPr>
-                          <pic:cNvPr id="48" name="Image27"/>
+                          <pic:cNvPr id="51" name="Image30"/>
                           <pic:cNvPicPr>
                             <a:picLocks noChangeAspect="1" noChangeArrowheads="1"/>
                           </pic:cNvPicPr>
@@ -26345,7 +27745,7 @@
               </w:rPr>
               <w:t>Firma del Pasante:</w:t>
               <w:br/>
-              <w:t>Alrifaaie Amaal |  C.I.: 31.985.792</w:t>
+              <w:t>Alrifaai Alrifaaie, Amaal |  C.I.: 31.985.792</w:t>
             </w:r>
           </w:p>
         </w:tc>
@@ -26397,7 +27797,7 @@
           <wp:inline distT="0" distB="0" distL="0" distR="0">
             <wp:extent cx="1440180" cy="587375"/>
             <wp:effectExtent l="0" t="0" r="0" b="0"/>
-            <wp:docPr id="49" name="Image28"/>
+            <wp:docPr id="52" name="Image31"/>
             <wp:cNvGraphicFramePr>
               <a:graphicFrameLocks xmlns:a="http://schemas.openxmlformats.org/drawingml/2006/main" noChangeAspect="1"/>
             </wp:cNvGraphicFramePr>
@@ -26405,7 +27805,7 @@
               <a:graphicData uri="http://schemas.openxmlformats.org/drawingml/2006/picture">
                 <pic:pic xmlns:pic="http://schemas.openxmlformats.org/drawingml/2006/picture">
                   <pic:nvPicPr>
-                    <pic:cNvPr id="49" name="Image28"/>
+                    <pic:cNvPr id="52" name="Image31"/>
                     <pic:cNvPicPr>
                       <a:picLocks noChangeAspect="1" noChangeArrowheads="1"/>
                     </pic:cNvPicPr>
@@ -26441,1407 +27841,11 @@
       <w:r>
         <w:rPr/>
       </w:r>
-      <w:r>
-        <w:br w:type="page"/>
-      </w:r>
-    </w:p>
-    <w:p>
-      <w:pPr>
-        <w:pStyle w:val="Normal"/>
-        <w:rPr/>
-      </w:pPr>
-      <w:r>
-        <w:rPr/>
-      </w:r>
-    </w:p>
-    <w:p>
-      <w:pPr>
-        <w:pStyle w:val="Normal"/>
-        <w:spacing w:before="0" w:after="240"/>
-        <w:jc w:val="center"/>
-        <w:rPr/>
-      </w:pPr>
-      <w:r>
-        <w:rPr>
-          <w:b/>
-          <w:sz w:val="28"/>
-        </w:rPr>
-        <w:t>PLAN SEMANAL DE PASANTÍAS</w:t>
-      </w:r>
-    </w:p>
-    <w:p>
-      <w:pPr>
-        <w:pStyle w:val="Normal"/>
-        <w:spacing w:lineRule="auto" w:line="276" w:before="0" w:after="40"/>
-        <w:rPr/>
-      </w:pPr>
-      <w:r>
-        <w:rPr>
-          <w:b/>
-          <w:sz w:val="24"/>
-        </w:rPr>
-        <w:t xml:space="preserve">EMPRESA: </w:t>
-      </w:r>
-      <w:r>
-        <w:rPr>
-          <w:sz w:val="24"/>
-        </w:rPr>
-        <w:t>Ingeniería de Telecomunicaciones, C.A.</w:t>
-      </w:r>
-    </w:p>
-    <w:p>
-      <w:pPr>
-        <w:pStyle w:val="Normal"/>
-        <w:spacing w:lineRule="auto" w:line="276" w:before="0" w:after="40"/>
-        <w:rPr/>
-      </w:pPr>
-      <w:r>
-        <w:rPr>
-          <w:b/>
-          <w:sz w:val="24"/>
-        </w:rPr>
-        <w:t xml:space="preserve">DEPARTAMENTO: </w:t>
-      </w:r>
-      <w:r>
-        <w:rPr>
-          <w:sz w:val="24"/>
-        </w:rPr>
-        <w:t>Departamento de Administración</w:t>
-      </w:r>
-    </w:p>
-    <w:p>
-      <w:pPr>
-        <w:pStyle w:val="Normal"/>
-        <w:spacing w:lineRule="auto" w:line="276" w:before="0" w:after="40"/>
-        <w:rPr/>
-      </w:pPr>
-      <w:r>
-        <w:rPr>
-          <w:b/>
-          <w:sz w:val="24"/>
-        </w:rPr>
-        <w:t xml:space="preserve">ESPECIALIDAD: </w:t>
-      </w:r>
-      <w:r>
-        <w:rPr>
-          <w:sz w:val="24"/>
-        </w:rPr>
-        <w:t>Administración</w:t>
-      </w:r>
-    </w:p>
-    <w:p>
-      <w:pPr>
-        <w:pStyle w:val="Normal"/>
-        <w:spacing w:lineRule="auto" w:line="276" w:before="0" w:after="40"/>
-        <w:rPr/>
-      </w:pPr>
-      <w:r>
-        <w:rPr>
-          <w:b/>
-          <w:sz w:val="24"/>
-        </w:rPr>
-        <w:t xml:space="preserve">SEMANA N°: </w:t>
-      </w:r>
-      <w:r>
-        <w:rPr>
-          <w:sz w:val="24"/>
-        </w:rPr>
-        <w:t>10</w:t>
-      </w:r>
-    </w:p>
-    <w:p>
-      <w:pPr>
-        <w:pStyle w:val="Normal"/>
-        <w:spacing w:lineRule="auto" w:line="276" w:before="0" w:after="40"/>
-        <w:rPr/>
-      </w:pPr>
-      <w:r>
-        <w:rPr>
-          <w:b/>
-          <w:sz w:val="24"/>
-        </w:rPr>
-        <w:t xml:space="preserve">PERÍODO: </w:t>
-      </w:r>
-      <w:r>
-        <w:rPr>
-          <w:sz w:val="24"/>
-        </w:rPr>
-        <w:t>Del 03 al 07 de agosto de 2026</w:t>
-      </w:r>
-    </w:p>
-    <w:p>
-      <w:pPr>
-        <w:pStyle w:val="Normal"/>
-        <w:spacing w:lineRule="auto" w:line="276" w:before="0" w:after="40"/>
-        <w:rPr/>
-      </w:pPr>
-      <w:r>
-        <w:rPr>
-          <w:b/>
-          <w:sz w:val="24"/>
-        </w:rPr>
-        <w:t xml:space="preserve">PASANTE: </w:t>
-      </w:r>
-      <w:r>
-        <w:rPr>
-          <w:sz w:val="24"/>
-        </w:rPr>
-        <w:t>Alrifaaie Amaal |  C.I.: 31.985.792</w:t>
-      </w:r>
-    </w:p>
-    <w:p>
-      <w:pPr>
-        <w:pStyle w:val="Normal"/>
-        <w:spacing w:lineRule="auto" w:line="276" w:before="0" w:after="40"/>
-        <w:rPr/>
-      </w:pPr>
-      <w:r>
-        <w:rPr>
-          <w:b/>
-          <w:sz w:val="24"/>
-        </w:rPr>
-        <w:t xml:space="preserve">TUTOR INDUSTRIAL: </w:t>
-      </w:r>
-      <w:r>
-        <w:rPr>
-          <w:sz w:val="24"/>
-        </w:rPr>
-        <w:t>Lic. Lenny Mata  |  C.I.: 8969750</w:t>
-      </w:r>
-    </w:p>
-    <w:p>
-      <w:pPr>
-        <w:pStyle w:val="Normal"/>
-        <w:rPr/>
-      </w:pPr>
-      <w:r>
-        <w:rPr/>
-      </w:r>
-    </w:p>
-    <w:p>
-      <w:pPr>
-        <w:pStyle w:val="Normal"/>
-        <w:spacing w:before="0" w:after="80"/>
-        <w:rPr/>
-      </w:pPr>
-      <w:r>
-        <w:rPr>
-          <w:b/>
-          <w:sz w:val="24"/>
-        </w:rPr>
-        <w:t>OBJETIVO DE LA SEMANA:</w:t>
-      </w:r>
-    </w:p>
-    <w:p>
-      <w:pPr>
-        <w:pStyle w:val="Normal"/>
-        <w:spacing w:lineRule="auto" w:line="360" w:before="0" w:after="0"/>
-        <w:jc w:val="both"/>
-        <w:rPr/>
-      </w:pPr>
-      <w:r>
-        <w:rPr>
-          <w:b w:val="false"/>
-          <w:sz w:val="24"/>
-        </w:rPr>
-        <w:t>Consolidar el informe final, presentar los resultados y completar los recaudos de cierre de las pasantías.</w:t>
-      </w:r>
-    </w:p>
-    <w:p>
-      <w:pPr>
-        <w:pStyle w:val="Normal"/>
-        <w:rPr/>
-      </w:pPr>
-      <w:r>
-        <w:rPr/>
-      </w:r>
-    </w:p>
-    <w:p>
-      <w:pPr>
-        <w:pStyle w:val="Normal"/>
-        <w:spacing w:before="0" w:after="120"/>
-        <w:jc w:val="center"/>
-        <w:rPr/>
-      </w:pPr>
-      <w:r>
-        <w:rPr>
-          <w:b/>
-          <w:sz w:val="20"/>
-        </w:rPr>
-        <w:t>CUADRO 1. Actividades Planificadas de la Semana 10</w:t>
-      </w:r>
-    </w:p>
-    <w:tbl>
-      <w:tblPr>
-        <w:tblStyle w:val="TableGrid"/>
-        <w:tblW w:w="8271" w:type="dxa"/>
-        <w:jc w:val="center"/>
-        <w:tblInd w:w="0" w:type="dxa"/>
-        <w:tblLayout w:type="fixed"/>
-        <w:tblCellMar>
-          <w:top w:w="0" w:type="dxa"/>
-          <w:start w:w="108" w:type="dxa"/>
-          <w:bottom w:w="0" w:type="dxa"/>
-          <w:end w:w="108" w:type="dxa"/>
-        </w:tblCellMar>
-        <w:tblLook w:noHBand="0" w:noVBand="1" w:firstColumn="1" w:lastRow="0" w:lastColumn="0" w:firstRow="1" w:val="04a0"/>
-      </w:tblPr>
-      <w:tblGrid>
-        <w:gridCol w:w="679"/>
-        <w:gridCol w:w="1985"/>
-        <w:gridCol w:w="3684"/>
-        <w:gridCol w:w="1923"/>
-      </w:tblGrid>
-      <w:tr>
-        <w:trPr/>
-        <w:tc>
-          <w:tcPr>
-            <w:tcW w:w="679" w:type="dxa"/>
-            <w:tcBorders/>
-            <w:shd w:fill="D9E2F3" w:val="clear"/>
-            <w:vAlign w:val="center"/>
-          </w:tcPr>
-          <w:p>
-            <w:pPr>
-              <w:pStyle w:val="Normal"/>
-              <w:spacing w:lineRule="auto" w:line="240" w:before="80" w:after="80"/>
-              <w:jc w:val="center"/>
-              <w:rPr>
-                <w:rFonts w:ascii="Cambria" w:hAnsi="Cambria" w:eastAsia="ＭＳ 明朝" w:cs=""/>
-                <w:kern w:val="0"/>
-                <w:sz w:val="22"/>
-                <w:szCs w:val="22"/>
-                <w:lang w:val="en-US" w:eastAsia="en-US" w:bidi="ar-SA"/>
-              </w:rPr>
-            </w:pPr>
-            <w:r>
-              <w:rPr>
-                <w:rFonts w:eastAsia="ＭＳ 明朝" w:cs=""/>
-                <w:b/>
-                <w:kern w:val="0"/>
-                <w:sz w:val="20"/>
-                <w:szCs w:val="22"/>
-                <w:lang w:val="en-US" w:eastAsia="en-US" w:bidi="ar-SA"/>
-              </w:rPr>
-              <w:t>Nro</w:t>
-            </w:r>
-          </w:p>
-        </w:tc>
-        <w:tc>
-          <w:tcPr>
-            <w:tcW w:w="1985" w:type="dxa"/>
-            <w:tcBorders/>
-            <w:shd w:fill="D9E2F3" w:val="clear"/>
-            <w:vAlign w:val="center"/>
-          </w:tcPr>
-          <w:p>
-            <w:pPr>
-              <w:pStyle w:val="Normal"/>
-              <w:spacing w:lineRule="auto" w:line="240" w:before="80" w:after="80"/>
-              <w:jc w:val="center"/>
-              <w:rPr>
-                <w:rFonts w:ascii="Cambria" w:hAnsi="Cambria" w:eastAsia="ＭＳ 明朝" w:cs=""/>
-                <w:kern w:val="0"/>
-                <w:sz w:val="22"/>
-                <w:szCs w:val="22"/>
-                <w:lang w:val="en-US" w:eastAsia="en-US" w:bidi="ar-SA"/>
-              </w:rPr>
-            </w:pPr>
-            <w:r>
-              <w:rPr>
-                <w:rFonts w:eastAsia="ＭＳ 明朝" w:cs=""/>
-                <w:b/>
-                <w:kern w:val="0"/>
-                <w:sz w:val="20"/>
-                <w:szCs w:val="22"/>
-                <w:lang w:val="en-US" w:eastAsia="en-US" w:bidi="ar-SA"/>
-              </w:rPr>
-              <w:t>Actividad</w:t>
-            </w:r>
-          </w:p>
-        </w:tc>
-        <w:tc>
-          <w:tcPr>
-            <w:tcW w:w="3684" w:type="dxa"/>
-            <w:tcBorders/>
-            <w:shd w:fill="D9E2F3" w:val="clear"/>
-            <w:vAlign w:val="center"/>
-          </w:tcPr>
-          <w:p>
-            <w:pPr>
-              <w:pStyle w:val="Normal"/>
-              <w:spacing w:lineRule="auto" w:line="240" w:before="80" w:after="80"/>
-              <w:jc w:val="center"/>
-              <w:rPr>
-                <w:rFonts w:ascii="Cambria" w:hAnsi="Cambria" w:eastAsia="ＭＳ 明朝" w:cs=""/>
-                <w:kern w:val="0"/>
-                <w:sz w:val="22"/>
-                <w:szCs w:val="22"/>
-                <w:lang w:val="en-US" w:eastAsia="en-US" w:bidi="ar-SA"/>
-              </w:rPr>
-            </w:pPr>
-            <w:r>
-              <w:rPr>
-                <w:rFonts w:eastAsia="ＭＳ 明朝" w:cs=""/>
-                <w:b/>
-                <w:kern w:val="0"/>
-                <w:sz w:val="20"/>
-                <w:szCs w:val="22"/>
-                <w:lang w:val="en-US" w:eastAsia="en-US" w:bidi="ar-SA"/>
-              </w:rPr>
-              <w:t>Descripción</w:t>
-            </w:r>
-          </w:p>
-        </w:tc>
-        <w:tc>
-          <w:tcPr>
-            <w:tcW w:w="1923" w:type="dxa"/>
-            <w:tcBorders/>
-            <w:shd w:fill="D9E2F3" w:val="clear"/>
-            <w:vAlign w:val="center"/>
-          </w:tcPr>
-          <w:p>
-            <w:pPr>
-              <w:pStyle w:val="Normal"/>
-              <w:spacing w:lineRule="auto" w:line="240" w:before="80" w:after="80"/>
-              <w:jc w:val="center"/>
-              <w:rPr>
-                <w:rFonts w:ascii="Cambria" w:hAnsi="Cambria" w:eastAsia="ＭＳ 明朝" w:cs=""/>
-                <w:kern w:val="0"/>
-                <w:sz w:val="22"/>
-                <w:szCs w:val="22"/>
-                <w:lang w:val="en-US" w:eastAsia="en-US" w:bidi="ar-SA"/>
-              </w:rPr>
-            </w:pPr>
-            <w:r>
-              <w:rPr>
-                <w:rFonts w:eastAsia="ＭＳ 明朝" w:cs=""/>
-                <w:b/>
-                <w:kern w:val="0"/>
-                <w:sz w:val="20"/>
-                <w:szCs w:val="22"/>
-                <w:lang w:val="en-US" w:eastAsia="en-US" w:bidi="ar-SA"/>
-              </w:rPr>
-              <w:t>Recursos</w:t>
-            </w:r>
-          </w:p>
-        </w:tc>
-      </w:tr>
-      <w:tr>
-        <w:trPr/>
-        <w:tc>
-          <w:tcPr>
-            <w:tcW w:w="679" w:type="dxa"/>
-            <w:tcBorders/>
-            <w:vAlign w:val="center"/>
-          </w:tcPr>
-          <w:p>
-            <w:pPr>
-              <w:pStyle w:val="Normal"/>
-              <w:spacing w:lineRule="auto" w:line="240" w:before="80" w:after="80"/>
-              <w:jc w:val="center"/>
-              <w:rPr>
-                <w:rFonts w:ascii="Cambria" w:hAnsi="Cambria" w:eastAsia="ＭＳ 明朝" w:cs=""/>
-                <w:kern w:val="0"/>
-                <w:sz w:val="22"/>
-                <w:szCs w:val="22"/>
-                <w:lang w:val="en-US" w:eastAsia="en-US" w:bidi="ar-SA"/>
-              </w:rPr>
-            </w:pPr>
-            <w:r>
-              <w:rPr>
-                <w:rFonts w:eastAsia="ＭＳ 明朝" w:cs=""/>
-                <w:b w:val="false"/>
-                <w:kern w:val="0"/>
-                <w:sz w:val="20"/>
-                <w:szCs w:val="22"/>
-                <w:lang w:val="en-US" w:eastAsia="en-US" w:bidi="ar-SA"/>
-              </w:rPr>
-              <w:t>1</w:t>
-            </w:r>
-          </w:p>
-        </w:tc>
-        <w:tc>
-          <w:tcPr>
-            <w:tcW w:w="1985" w:type="dxa"/>
-            <w:tcBorders/>
-            <w:vAlign w:val="center"/>
-          </w:tcPr>
-          <w:p>
-            <w:pPr>
-              <w:pStyle w:val="Normal"/>
-              <w:spacing w:lineRule="auto" w:line="240" w:before="80" w:after="80"/>
-              <w:jc w:val="start"/>
-              <w:rPr>
-                <w:rFonts w:ascii="Cambria" w:hAnsi="Cambria" w:eastAsia="ＭＳ 明朝" w:cs=""/>
-                <w:kern w:val="0"/>
-                <w:sz w:val="22"/>
-                <w:szCs w:val="22"/>
-                <w:lang w:val="en-US" w:eastAsia="en-US" w:bidi="ar-SA"/>
-              </w:rPr>
-            </w:pPr>
-            <w:r>
-              <w:rPr>
-                <w:rFonts w:eastAsia="ＭＳ 明朝" w:cs=""/>
-                <w:b w:val="false"/>
-                <w:kern w:val="0"/>
-                <w:sz w:val="20"/>
-                <w:szCs w:val="22"/>
-                <w:lang w:val="en-US" w:eastAsia="en-US" w:bidi="ar-SA"/>
-              </w:rPr>
-              <w:t>Consolidación del informe</w:t>
-            </w:r>
-          </w:p>
-        </w:tc>
-        <w:tc>
-          <w:tcPr>
-            <w:tcW w:w="3684" w:type="dxa"/>
-            <w:tcBorders/>
-            <w:vAlign w:val="center"/>
-          </w:tcPr>
-          <w:p>
-            <w:pPr>
-              <w:pStyle w:val="Normal"/>
-              <w:spacing w:lineRule="auto" w:line="240" w:before="80" w:after="80"/>
-              <w:jc w:val="both"/>
-              <w:rPr>
-                <w:rFonts w:ascii="Cambria" w:hAnsi="Cambria" w:eastAsia="ＭＳ 明朝" w:cs=""/>
-                <w:kern w:val="0"/>
-                <w:sz w:val="22"/>
-                <w:szCs w:val="22"/>
-                <w:lang w:val="en-US" w:eastAsia="en-US" w:bidi="ar-SA"/>
-              </w:rPr>
-            </w:pPr>
-            <w:r>
-              <w:rPr>
-                <w:rFonts w:eastAsia="ＭＳ 明朝" w:cs=""/>
-                <w:b w:val="false"/>
-                <w:kern w:val="0"/>
-                <w:sz w:val="20"/>
-                <w:szCs w:val="22"/>
-                <w:lang w:val="en-US" w:eastAsia="en-US" w:bidi="ar-SA"/>
-              </w:rPr>
-              <w:t>Integrar capítulos, referencias y anexos en el documento definitivo.</w:t>
-            </w:r>
-          </w:p>
-        </w:tc>
-        <w:tc>
-          <w:tcPr>
-            <w:tcW w:w="1923" w:type="dxa"/>
-            <w:tcBorders/>
-            <w:vAlign w:val="center"/>
-          </w:tcPr>
-          <w:p>
-            <w:pPr>
-              <w:pStyle w:val="Normal"/>
-              <w:spacing w:lineRule="auto" w:line="240" w:before="80" w:after="80"/>
-              <w:jc w:val="start"/>
-              <w:rPr>
-                <w:rFonts w:ascii="Cambria" w:hAnsi="Cambria" w:eastAsia="ＭＳ 明朝" w:cs=""/>
-                <w:kern w:val="0"/>
-                <w:sz w:val="22"/>
-                <w:szCs w:val="22"/>
-                <w:lang w:val="en-US" w:eastAsia="en-US" w:bidi="ar-SA"/>
-              </w:rPr>
-            </w:pPr>
-            <w:r>
-              <w:rPr>
-                <w:rFonts w:eastAsia="ＭＳ 明朝" w:cs=""/>
-                <w:b w:val="false"/>
-                <w:kern w:val="0"/>
-                <w:sz w:val="20"/>
-                <w:szCs w:val="22"/>
-                <w:lang w:val="en-US" w:eastAsia="en-US" w:bidi="ar-SA"/>
-              </w:rPr>
-              <w:t>PC, procesador de textos</w:t>
-            </w:r>
-          </w:p>
-        </w:tc>
-      </w:tr>
-      <w:tr>
-        <w:trPr/>
-        <w:tc>
-          <w:tcPr>
-            <w:tcW w:w="679" w:type="dxa"/>
-            <w:tcBorders/>
-            <w:vAlign w:val="center"/>
-          </w:tcPr>
-          <w:p>
-            <w:pPr>
-              <w:pStyle w:val="Normal"/>
-              <w:spacing w:lineRule="auto" w:line="240" w:before="80" w:after="80"/>
-              <w:jc w:val="center"/>
-              <w:rPr>
-                <w:rFonts w:ascii="Cambria" w:hAnsi="Cambria" w:eastAsia="ＭＳ 明朝" w:cs=""/>
-                <w:kern w:val="0"/>
-                <w:sz w:val="22"/>
-                <w:szCs w:val="22"/>
-                <w:lang w:val="en-US" w:eastAsia="en-US" w:bidi="ar-SA"/>
-              </w:rPr>
-            </w:pPr>
-            <w:r>
-              <w:rPr>
-                <w:rFonts w:eastAsia="ＭＳ 明朝" w:cs=""/>
-                <w:b w:val="false"/>
-                <w:kern w:val="0"/>
-                <w:sz w:val="20"/>
-                <w:szCs w:val="22"/>
-                <w:lang w:val="en-US" w:eastAsia="en-US" w:bidi="ar-SA"/>
-              </w:rPr>
-              <w:t>2</w:t>
-            </w:r>
-          </w:p>
-        </w:tc>
-        <w:tc>
-          <w:tcPr>
-            <w:tcW w:w="1985" w:type="dxa"/>
-            <w:tcBorders/>
-            <w:vAlign w:val="center"/>
-          </w:tcPr>
-          <w:p>
-            <w:pPr>
-              <w:pStyle w:val="Normal"/>
-              <w:spacing w:lineRule="auto" w:line="240" w:before="80" w:after="80"/>
-              <w:jc w:val="start"/>
-              <w:rPr>
-                <w:rFonts w:ascii="Cambria" w:hAnsi="Cambria" w:eastAsia="ＭＳ 明朝" w:cs=""/>
-                <w:kern w:val="0"/>
-                <w:sz w:val="22"/>
-                <w:szCs w:val="22"/>
-                <w:lang w:val="en-US" w:eastAsia="en-US" w:bidi="ar-SA"/>
-              </w:rPr>
-            </w:pPr>
-            <w:r>
-              <w:rPr>
-                <w:rFonts w:eastAsia="ＭＳ 明朝" w:cs=""/>
-                <w:b w:val="false"/>
-                <w:kern w:val="0"/>
-                <w:sz w:val="20"/>
-                <w:szCs w:val="22"/>
-                <w:lang w:val="en-US" w:eastAsia="en-US" w:bidi="ar-SA"/>
-              </w:rPr>
-              <w:t>Revisión normativa</w:t>
-            </w:r>
-          </w:p>
-        </w:tc>
-        <w:tc>
-          <w:tcPr>
-            <w:tcW w:w="3684" w:type="dxa"/>
-            <w:tcBorders/>
-            <w:vAlign w:val="center"/>
-          </w:tcPr>
-          <w:p>
-            <w:pPr>
-              <w:pStyle w:val="Normal"/>
-              <w:spacing w:lineRule="auto" w:line="240" w:before="80" w:after="80"/>
-              <w:jc w:val="both"/>
-              <w:rPr>
-                <w:rFonts w:ascii="Cambria" w:hAnsi="Cambria" w:eastAsia="ＭＳ 明朝" w:cs=""/>
-                <w:kern w:val="0"/>
-                <w:sz w:val="22"/>
-                <w:szCs w:val="22"/>
-                <w:lang w:val="en-US" w:eastAsia="en-US" w:bidi="ar-SA"/>
-              </w:rPr>
-            </w:pPr>
-            <w:r>
-              <w:rPr>
-                <w:rFonts w:eastAsia="ＭＳ 明朝" w:cs=""/>
-                <w:b w:val="false"/>
-                <w:kern w:val="0"/>
-                <w:sz w:val="20"/>
-                <w:szCs w:val="22"/>
-                <w:lang w:val="en-US" w:eastAsia="en-US" w:bidi="ar-SA"/>
-              </w:rPr>
-              <w:t>Verificar márgenes, interlineado, paginación, índices y referencias conforme a IUTECP.</w:t>
-            </w:r>
-          </w:p>
-        </w:tc>
-        <w:tc>
-          <w:tcPr>
-            <w:tcW w:w="1923" w:type="dxa"/>
-            <w:tcBorders/>
-            <w:vAlign w:val="center"/>
-          </w:tcPr>
-          <w:p>
-            <w:pPr>
-              <w:pStyle w:val="Normal"/>
-              <w:spacing w:lineRule="auto" w:line="240" w:before="80" w:after="80"/>
-              <w:jc w:val="start"/>
-              <w:rPr>
-                <w:rFonts w:ascii="Cambria" w:hAnsi="Cambria" w:eastAsia="ＭＳ 明朝" w:cs=""/>
-                <w:kern w:val="0"/>
-                <w:sz w:val="22"/>
-                <w:szCs w:val="22"/>
-                <w:lang w:val="en-US" w:eastAsia="en-US" w:bidi="ar-SA"/>
-              </w:rPr>
-            </w:pPr>
-            <w:r>
-              <w:rPr>
-                <w:rFonts w:eastAsia="ＭＳ 明朝" w:cs=""/>
-                <w:b w:val="false"/>
-                <w:kern w:val="0"/>
-                <w:sz w:val="20"/>
-                <w:szCs w:val="22"/>
-                <w:lang w:val="en-US" w:eastAsia="en-US" w:bidi="ar-SA"/>
-              </w:rPr>
-              <w:t>Normativa institucional</w:t>
-            </w:r>
-          </w:p>
-        </w:tc>
-      </w:tr>
-      <w:tr>
-        <w:trPr/>
-        <w:tc>
-          <w:tcPr>
-            <w:tcW w:w="679" w:type="dxa"/>
-            <w:tcBorders/>
-            <w:vAlign w:val="center"/>
-          </w:tcPr>
-          <w:p>
-            <w:pPr>
-              <w:pStyle w:val="Normal"/>
-              <w:spacing w:lineRule="auto" w:line="240" w:before="80" w:after="80"/>
-              <w:jc w:val="center"/>
-              <w:rPr>
-                <w:rFonts w:ascii="Cambria" w:hAnsi="Cambria" w:eastAsia="ＭＳ 明朝" w:cs=""/>
-                <w:kern w:val="0"/>
-                <w:sz w:val="22"/>
-                <w:szCs w:val="22"/>
-                <w:lang w:val="en-US" w:eastAsia="en-US" w:bidi="ar-SA"/>
-              </w:rPr>
-            </w:pPr>
-            <w:r>
-              <w:rPr>
-                <w:rFonts w:eastAsia="ＭＳ 明朝" w:cs=""/>
-                <w:b w:val="false"/>
-                <w:kern w:val="0"/>
-                <w:sz w:val="20"/>
-                <w:szCs w:val="22"/>
-                <w:lang w:val="en-US" w:eastAsia="en-US" w:bidi="ar-SA"/>
-              </w:rPr>
-              <w:t>3</w:t>
-            </w:r>
-          </w:p>
-        </w:tc>
-        <w:tc>
-          <w:tcPr>
-            <w:tcW w:w="1985" w:type="dxa"/>
-            <w:tcBorders/>
-            <w:vAlign w:val="center"/>
-          </w:tcPr>
-          <w:p>
-            <w:pPr>
-              <w:pStyle w:val="Normal"/>
-              <w:spacing w:lineRule="auto" w:line="240" w:before="80" w:after="80"/>
-              <w:jc w:val="start"/>
-              <w:rPr>
-                <w:rFonts w:ascii="Cambria" w:hAnsi="Cambria" w:eastAsia="ＭＳ 明朝" w:cs=""/>
-                <w:kern w:val="0"/>
-                <w:sz w:val="22"/>
-                <w:szCs w:val="22"/>
-                <w:lang w:val="en-US" w:eastAsia="en-US" w:bidi="ar-SA"/>
-              </w:rPr>
-            </w:pPr>
-            <w:r>
-              <w:rPr>
-                <w:rFonts w:eastAsia="ＭＳ 明朝" w:cs=""/>
-                <w:b w:val="false"/>
-                <w:kern w:val="0"/>
-                <w:sz w:val="20"/>
-                <w:szCs w:val="22"/>
-                <w:lang w:val="en-US" w:eastAsia="en-US" w:bidi="ar-SA"/>
-              </w:rPr>
-              <w:t>Presentación de resultados</w:t>
-            </w:r>
-          </w:p>
-        </w:tc>
-        <w:tc>
-          <w:tcPr>
-            <w:tcW w:w="3684" w:type="dxa"/>
-            <w:tcBorders/>
-            <w:vAlign w:val="center"/>
-          </w:tcPr>
-          <w:p>
-            <w:pPr>
-              <w:pStyle w:val="Normal"/>
-              <w:spacing w:lineRule="auto" w:line="240" w:before="80" w:after="80"/>
-              <w:jc w:val="both"/>
-              <w:rPr>
-                <w:rFonts w:ascii="Cambria" w:hAnsi="Cambria" w:eastAsia="ＭＳ 明朝" w:cs=""/>
-                <w:kern w:val="0"/>
-                <w:sz w:val="22"/>
-                <w:szCs w:val="22"/>
-                <w:lang w:val="en-US" w:eastAsia="en-US" w:bidi="ar-SA"/>
-              </w:rPr>
-            </w:pPr>
-            <w:r>
-              <w:rPr>
-                <w:rFonts w:eastAsia="ＭＳ 明朝" w:cs=""/>
-                <w:b w:val="false"/>
-                <w:kern w:val="0"/>
-                <w:sz w:val="20"/>
-                <w:szCs w:val="22"/>
-                <w:lang w:val="en-US" w:eastAsia="en-US" w:bidi="ar-SA"/>
-              </w:rPr>
-              <w:t>Presentar el diagnóstico y la propuesta ante la supervisión del área.</w:t>
-            </w:r>
-          </w:p>
-        </w:tc>
-        <w:tc>
-          <w:tcPr>
-            <w:tcW w:w="1923" w:type="dxa"/>
-            <w:tcBorders/>
-            <w:vAlign w:val="center"/>
-          </w:tcPr>
-          <w:p>
-            <w:pPr>
-              <w:pStyle w:val="Normal"/>
-              <w:spacing w:lineRule="auto" w:line="240" w:before="80" w:after="80"/>
-              <w:jc w:val="start"/>
-              <w:rPr>
-                <w:rFonts w:ascii="Cambria" w:hAnsi="Cambria" w:eastAsia="ＭＳ 明朝" w:cs=""/>
-                <w:kern w:val="0"/>
-                <w:sz w:val="22"/>
-                <w:szCs w:val="22"/>
-                <w:lang w:val="en-US" w:eastAsia="en-US" w:bidi="ar-SA"/>
-              </w:rPr>
-            </w:pPr>
-            <w:r>
-              <w:rPr>
-                <w:rFonts w:eastAsia="ＭＳ 明朝" w:cs=""/>
-                <w:b w:val="false"/>
-                <w:kern w:val="0"/>
-                <w:sz w:val="20"/>
-                <w:szCs w:val="22"/>
-                <w:lang w:val="en-US" w:eastAsia="en-US" w:bidi="ar-SA"/>
-              </w:rPr>
-              <w:t>Presentación, laptop</w:t>
-            </w:r>
-          </w:p>
-        </w:tc>
-      </w:tr>
-      <w:tr>
-        <w:trPr/>
-        <w:tc>
-          <w:tcPr>
-            <w:tcW w:w="679" w:type="dxa"/>
-            <w:tcBorders/>
-            <w:vAlign w:val="center"/>
-          </w:tcPr>
-          <w:p>
-            <w:pPr>
-              <w:pStyle w:val="Normal"/>
-              <w:spacing w:lineRule="auto" w:line="240" w:before="80" w:after="80"/>
-              <w:jc w:val="center"/>
-              <w:rPr>
-                <w:rFonts w:ascii="Cambria" w:hAnsi="Cambria" w:eastAsia="ＭＳ 明朝" w:cs=""/>
-                <w:kern w:val="0"/>
-                <w:sz w:val="22"/>
-                <w:szCs w:val="22"/>
-                <w:lang w:val="en-US" w:eastAsia="en-US" w:bidi="ar-SA"/>
-              </w:rPr>
-            </w:pPr>
-            <w:r>
-              <w:rPr>
-                <w:rFonts w:eastAsia="ＭＳ 明朝" w:cs=""/>
-                <w:b w:val="false"/>
-                <w:kern w:val="0"/>
-                <w:sz w:val="20"/>
-                <w:szCs w:val="22"/>
-                <w:lang w:val="en-US" w:eastAsia="en-US" w:bidi="ar-SA"/>
-              </w:rPr>
-              <w:t>4</w:t>
-            </w:r>
-          </w:p>
-        </w:tc>
-        <w:tc>
-          <w:tcPr>
-            <w:tcW w:w="1985" w:type="dxa"/>
-            <w:tcBorders/>
-            <w:vAlign w:val="center"/>
-          </w:tcPr>
-          <w:p>
-            <w:pPr>
-              <w:pStyle w:val="Normal"/>
-              <w:spacing w:lineRule="auto" w:line="240" w:before="80" w:after="80"/>
-              <w:jc w:val="start"/>
-              <w:rPr>
-                <w:rFonts w:ascii="Cambria" w:hAnsi="Cambria" w:eastAsia="ＭＳ 明朝" w:cs=""/>
-                <w:kern w:val="0"/>
-                <w:sz w:val="22"/>
-                <w:szCs w:val="22"/>
-                <w:lang w:val="en-US" w:eastAsia="en-US" w:bidi="ar-SA"/>
-              </w:rPr>
-            </w:pPr>
-            <w:r>
-              <w:rPr>
-                <w:rFonts w:eastAsia="ＭＳ 明朝" w:cs=""/>
-                <w:b w:val="false"/>
-                <w:kern w:val="0"/>
-                <w:sz w:val="20"/>
-                <w:szCs w:val="22"/>
-                <w:lang w:val="en-US" w:eastAsia="en-US" w:bidi="ar-SA"/>
-              </w:rPr>
-              <w:t>Revisión final</w:t>
-            </w:r>
-          </w:p>
-        </w:tc>
-        <w:tc>
-          <w:tcPr>
-            <w:tcW w:w="3684" w:type="dxa"/>
-            <w:tcBorders/>
-            <w:vAlign w:val="center"/>
-          </w:tcPr>
-          <w:p>
-            <w:pPr>
-              <w:pStyle w:val="Normal"/>
-              <w:spacing w:lineRule="auto" w:line="240" w:before="80" w:after="80"/>
-              <w:jc w:val="both"/>
-              <w:rPr>
-                <w:rFonts w:ascii="Cambria" w:hAnsi="Cambria" w:eastAsia="ＭＳ 明朝" w:cs=""/>
-                <w:kern w:val="0"/>
-                <w:sz w:val="22"/>
-                <w:szCs w:val="22"/>
-                <w:lang w:val="en-US" w:eastAsia="en-US" w:bidi="ar-SA"/>
-              </w:rPr>
-            </w:pPr>
-            <w:r>
-              <w:rPr>
-                <w:rFonts w:eastAsia="ＭＳ 明朝" w:cs=""/>
-                <w:b w:val="false"/>
-                <w:kern w:val="0"/>
-                <w:sz w:val="20"/>
-                <w:szCs w:val="22"/>
-                <w:lang w:val="en-US" w:eastAsia="en-US" w:bidi="ar-SA"/>
-              </w:rPr>
-              <w:t>Corregir ortografía y coherencia entre objetivos, cronograma, actividades y conclusiones.</w:t>
-            </w:r>
-          </w:p>
-        </w:tc>
-        <w:tc>
-          <w:tcPr>
-            <w:tcW w:w="1923" w:type="dxa"/>
-            <w:tcBorders/>
-            <w:vAlign w:val="center"/>
-          </w:tcPr>
-          <w:p>
-            <w:pPr>
-              <w:pStyle w:val="Normal"/>
-              <w:spacing w:lineRule="auto" w:line="240" w:before="80" w:after="80"/>
-              <w:jc w:val="start"/>
-              <w:rPr>
-                <w:rFonts w:ascii="Cambria" w:hAnsi="Cambria" w:eastAsia="ＭＳ 明朝" w:cs=""/>
-                <w:kern w:val="0"/>
-                <w:sz w:val="22"/>
-                <w:szCs w:val="22"/>
-                <w:lang w:val="en-US" w:eastAsia="en-US" w:bidi="ar-SA"/>
-              </w:rPr>
-            </w:pPr>
-            <w:r>
-              <w:rPr>
-                <w:rFonts w:eastAsia="ＭＳ 明朝" w:cs=""/>
-                <w:b w:val="false"/>
-                <w:kern w:val="0"/>
-                <w:sz w:val="20"/>
-                <w:szCs w:val="22"/>
-                <w:lang w:val="en-US" w:eastAsia="en-US" w:bidi="ar-SA"/>
-              </w:rPr>
-              <w:t>Procesador de textos</w:t>
-            </w:r>
-          </w:p>
-        </w:tc>
-      </w:tr>
-      <w:tr>
-        <w:trPr/>
-        <w:tc>
-          <w:tcPr>
-            <w:tcW w:w="679" w:type="dxa"/>
-            <w:tcBorders/>
-            <w:vAlign w:val="center"/>
-          </w:tcPr>
-          <w:p>
-            <w:pPr>
-              <w:pStyle w:val="Normal"/>
-              <w:spacing w:lineRule="auto" w:line="240" w:before="80" w:after="80"/>
-              <w:jc w:val="center"/>
-              <w:rPr>
-                <w:rFonts w:ascii="Cambria" w:hAnsi="Cambria" w:eastAsia="ＭＳ 明朝" w:cs=""/>
-                <w:kern w:val="0"/>
-                <w:sz w:val="22"/>
-                <w:szCs w:val="22"/>
-                <w:lang w:val="en-US" w:eastAsia="en-US" w:bidi="ar-SA"/>
-              </w:rPr>
-            </w:pPr>
-            <w:r>
-              <w:rPr>
-                <w:rFonts w:eastAsia="ＭＳ 明朝" w:cs=""/>
-                <w:b w:val="false"/>
-                <w:kern w:val="0"/>
-                <w:sz w:val="20"/>
-                <w:szCs w:val="22"/>
-                <w:lang w:val="en-US" w:eastAsia="en-US" w:bidi="ar-SA"/>
-              </w:rPr>
-              <w:t>5</w:t>
-            </w:r>
-          </w:p>
-        </w:tc>
-        <w:tc>
-          <w:tcPr>
-            <w:tcW w:w="1985" w:type="dxa"/>
-            <w:tcBorders/>
-            <w:vAlign w:val="center"/>
-          </w:tcPr>
-          <w:p>
-            <w:pPr>
-              <w:pStyle w:val="Normal"/>
-              <w:spacing w:lineRule="auto" w:line="240" w:before="80" w:after="80"/>
-              <w:jc w:val="start"/>
-              <w:rPr>
-                <w:rFonts w:ascii="Cambria" w:hAnsi="Cambria" w:eastAsia="ＭＳ 明朝" w:cs=""/>
-                <w:kern w:val="0"/>
-                <w:sz w:val="22"/>
-                <w:szCs w:val="22"/>
-                <w:lang w:val="en-US" w:eastAsia="en-US" w:bidi="ar-SA"/>
-              </w:rPr>
-            </w:pPr>
-            <w:r>
-              <w:rPr>
-                <w:rFonts w:eastAsia="ＭＳ 明朝" w:cs=""/>
-                <w:b w:val="false"/>
-                <w:kern w:val="0"/>
-                <w:sz w:val="20"/>
-                <w:szCs w:val="22"/>
-                <w:lang w:val="en-US" w:eastAsia="en-US" w:bidi="ar-SA"/>
-              </w:rPr>
-              <w:t>Recaudos de cierre</w:t>
-            </w:r>
-          </w:p>
-        </w:tc>
-        <w:tc>
-          <w:tcPr>
-            <w:tcW w:w="3684" w:type="dxa"/>
-            <w:tcBorders/>
-            <w:vAlign w:val="center"/>
-          </w:tcPr>
-          <w:p>
-            <w:pPr>
-              <w:pStyle w:val="Normal"/>
-              <w:spacing w:lineRule="auto" w:line="240" w:before="80" w:after="80"/>
-              <w:jc w:val="both"/>
-              <w:rPr>
-                <w:rFonts w:ascii="Cambria" w:hAnsi="Cambria" w:eastAsia="ＭＳ 明朝" w:cs=""/>
-                <w:kern w:val="0"/>
-                <w:sz w:val="22"/>
-                <w:szCs w:val="22"/>
-                <w:lang w:val="en-US" w:eastAsia="en-US" w:bidi="ar-SA"/>
-              </w:rPr>
-            </w:pPr>
-            <w:r>
-              <w:rPr>
-                <w:rFonts w:eastAsia="ＭＳ 明朝" w:cs=""/>
-                <w:b w:val="false"/>
-                <w:kern w:val="0"/>
-                <w:sz w:val="20"/>
-                <w:szCs w:val="22"/>
-                <w:lang w:val="en-US" w:eastAsia="en-US" w:bidi="ar-SA"/>
-              </w:rPr>
-              <w:t>Gestionar firmas, sello y documentación de culminación.</w:t>
-            </w:r>
-          </w:p>
-        </w:tc>
-        <w:tc>
-          <w:tcPr>
-            <w:tcW w:w="1923" w:type="dxa"/>
-            <w:tcBorders/>
-            <w:vAlign w:val="center"/>
-          </w:tcPr>
-          <w:p>
-            <w:pPr>
-              <w:pStyle w:val="Normal"/>
-              <w:spacing w:lineRule="auto" w:line="240" w:before="80" w:after="80"/>
-              <w:jc w:val="start"/>
-              <w:rPr>
-                <w:rFonts w:ascii="Cambria" w:hAnsi="Cambria" w:eastAsia="ＭＳ 明朝" w:cs=""/>
-                <w:kern w:val="0"/>
-                <w:sz w:val="22"/>
-                <w:szCs w:val="22"/>
-                <w:lang w:val="en-US" w:eastAsia="en-US" w:bidi="ar-SA"/>
-              </w:rPr>
-            </w:pPr>
-            <w:r>
-              <w:rPr>
-                <w:rFonts w:eastAsia="ＭＳ 明朝" w:cs=""/>
-                <w:b w:val="false"/>
-                <w:kern w:val="0"/>
-                <w:sz w:val="20"/>
-                <w:szCs w:val="22"/>
-                <w:lang w:val="en-US" w:eastAsia="en-US" w:bidi="ar-SA"/>
-              </w:rPr>
-              <w:t>Formatos institucionales</w:t>
-            </w:r>
-          </w:p>
-        </w:tc>
-      </w:tr>
-    </w:tbl>
-    <w:p>
-      <w:pPr>
-        <w:pStyle w:val="Normal"/>
-        <w:spacing w:lineRule="auto" w:line="240" w:before="0" w:after="120"/>
-        <w:ind w:hanging="0"/>
-        <w:rPr/>
-      </w:pPr>
-      <w:r>
-        <w:rPr>
-          <w:i/>
-          <w:sz w:val="20"/>
-        </w:rPr>
-        <w:t xml:space="preserve">Fuente: </w:t>
-      </w:r>
-      <w:r>
-        <w:rPr>
-          <w:sz w:val="20"/>
-        </w:rPr>
-        <w:t>Alrifaai A. (2026).</w:t>
-      </w:r>
-    </w:p>
-    <w:p>
-      <w:pPr>
-        <w:pStyle w:val="Normal"/>
-        <w:spacing w:before="0" w:after="80"/>
-        <w:rPr/>
-      </w:pPr>
-      <w:r>
-        <w:rPr>
-          <w:b/>
-          <w:sz w:val="24"/>
-        </w:rPr>
-        <w:t>ENTREGABLES DE LA SEMANA:</w:t>
-      </w:r>
-    </w:p>
-    <w:p>
-      <w:pPr>
-        <w:pStyle w:val="Normal"/>
-        <w:spacing w:lineRule="auto" w:line="360" w:before="0" w:after="0"/>
-        <w:jc w:val="both"/>
-        <w:rPr/>
-      </w:pPr>
-      <w:r>
-        <w:rPr>
-          <w:b w:val="false"/>
-          <w:sz w:val="24"/>
-        </w:rPr>
-        <w:t>Informe final, propuesta presentada y recaudos institucionales de cierre.</w:t>
-      </w:r>
-    </w:p>
-    <w:p>
-      <w:pPr>
-        <w:pStyle w:val="Normal"/>
-        <w:rPr/>
-      </w:pPr>
-      <w:r>
-        <w:rPr/>
-      </w:r>
-    </w:p>
-    <w:p>
-      <w:pPr>
-        <w:pStyle w:val="Normal"/>
-        <w:keepNext w:val="true"/>
-        <w:spacing w:before="0" w:after="80"/>
-        <w:rPr/>
-      </w:pPr>
-      <w:r>
-        <w:rPr>
-          <w:b/>
-          <w:sz w:val="24"/>
-        </w:rPr>
-        <w:t>OBSERVACIONES DEL TUTOR INDUSTRIAL:</w:t>
-      </w:r>
-    </w:p>
-    <w:p>
-      <w:pPr>
-        <w:pStyle w:val="Normal"/>
-        <w:spacing w:lineRule="auto" w:line="360" w:before="0" w:after="0"/>
-        <w:jc w:val="both"/>
-        <w:rPr/>
-      </w:pPr>
-      <w:r>
-        <w:rPr>
-          <w:b w:val="false"/>
-          <w:sz w:val="24"/>
-        </w:rPr>
-        <w:t>La pasante culminó satisfactoriamente su período de pasantías, demostrando responsabilidad, puntualidad, disposición para recibir orientaciones y cumplimiento de las actividades asignadas. Se evidenció un progreso favorable en el manejo de los procesos administrativos y en la formulación de propuestas de mejora.</w:t>
-      </w:r>
-    </w:p>
-    <w:p>
-      <w:pPr>
-        <w:pStyle w:val="Normal"/>
-        <w:rPr/>
-      </w:pPr>
-      <w:r>
-        <w:rPr/>
-      </w:r>
-    </w:p>
-    <w:p>
-      <w:pPr>
-        <w:pStyle w:val="Normal"/>
-        <w:rPr/>
-      </w:pPr>
-      <w:r>
-        <w:rPr/>
-      </w:r>
-    </w:p>
-    <w:tbl>
-      <w:tblPr>
-        <w:tblW w:w="8270" w:type="dxa"/>
-        <w:jc w:val="start"/>
-        <w:tblInd w:w="108" w:type="dxa"/>
-        <w:tblLayout w:type="fixed"/>
-        <w:tblCellMar>
-          <w:top w:w="0" w:type="dxa"/>
-          <w:start w:w="108" w:type="dxa"/>
-          <w:bottom w:w="0" w:type="dxa"/>
-          <w:end w:w="108" w:type="dxa"/>
-        </w:tblCellMar>
-        <w:tblLook w:noHBand="0" w:noVBand="1" w:firstColumn="1" w:lastRow="0" w:lastColumn="0" w:firstRow="1" w:val="04a0"/>
-      </w:tblPr>
-      <w:tblGrid>
-        <w:gridCol w:w="4135"/>
-        <w:gridCol w:w="4135"/>
-      </w:tblGrid>
-      <w:tr>
-        <w:trPr/>
-        <w:tc>
-          <w:tcPr>
-            <w:tcW w:w="4135" w:type="dxa"/>
-            <w:tcBorders/>
-          </w:tcPr>
-          <w:p>
-            <w:pPr>
-              <w:pStyle w:val="Normal"/>
-              <w:jc w:val="center"/>
-              <w:rPr/>
-            </w:pPr>
-            <w:r>
-              <w:rPr/>
-              <w:drawing>
-                <wp:inline distT="0" distB="0" distL="0" distR="0">
-                  <wp:extent cx="1259840" cy="641985"/>
-                  <wp:effectExtent l="0" t="0" r="0" b="0"/>
-                  <wp:docPr id="50" name="Image29"/>
-                  <wp:cNvGraphicFramePr>
-                    <a:graphicFrameLocks xmlns:a="http://schemas.openxmlformats.org/drawingml/2006/main" noChangeAspect="1"/>
-                  </wp:cNvGraphicFramePr>
-                  <a:graphic xmlns:a="http://schemas.openxmlformats.org/drawingml/2006/main">
-                    <a:graphicData uri="http://schemas.openxmlformats.org/drawingml/2006/picture">
-                      <pic:pic xmlns:pic="http://schemas.openxmlformats.org/drawingml/2006/picture">
-                        <pic:nvPicPr>
-                          <pic:cNvPr id="50" name="Image29"/>
-                          <pic:cNvPicPr>
-                            <a:picLocks noChangeAspect="1" noChangeArrowheads="1"/>
-                          </pic:cNvPicPr>
-                        </pic:nvPicPr>
-                        <pic:blipFill>
-                          <a:blip r:embed="rId129"/>
-                          <a:stretch>
-                            <a:fillRect/>
-                          </a:stretch>
-                        </pic:blipFill>
-                        <pic:spPr bwMode="auto">
-                          <a:xfrm>
-                            <a:off x="0" y="0"/>
-                            <a:ext cx="1259840" cy="641985"/>
-                          </a:xfrm>
-                          <a:prstGeom prst="rect">
-                            <a:avLst/>
-                          </a:prstGeom>
-                          <a:noFill/>
-                        </pic:spPr>
-                      </pic:pic>
-                    </a:graphicData>
-                  </a:graphic>
-                </wp:inline>
-              </w:drawing>
-            </w:r>
-          </w:p>
-        </w:tc>
-        <w:tc>
-          <w:tcPr>
-            <w:tcW w:w="4135" w:type="dxa"/>
-            <w:tcBorders/>
-          </w:tcPr>
-          <w:p>
-            <w:pPr>
-              <w:pStyle w:val="Normal"/>
-              <w:jc w:val="center"/>
-              <w:rPr/>
-            </w:pPr>
-            <w:r>
-              <w:rPr/>
-              <w:drawing>
-                <wp:inline distT="0" distB="0" distL="0" distR="0">
-                  <wp:extent cx="1259840" cy="493395"/>
-                  <wp:effectExtent l="0" t="0" r="0" b="0"/>
-                  <wp:docPr id="51" name="Image30"/>
-                  <wp:cNvGraphicFramePr>
-                    <a:graphicFrameLocks xmlns:a="http://schemas.openxmlformats.org/drawingml/2006/main" noChangeAspect="1"/>
-                  </wp:cNvGraphicFramePr>
-                  <a:graphic xmlns:a="http://schemas.openxmlformats.org/drawingml/2006/main">
-                    <a:graphicData uri="http://schemas.openxmlformats.org/drawingml/2006/picture">
-                      <pic:pic xmlns:pic="http://schemas.openxmlformats.org/drawingml/2006/picture">
-                        <pic:nvPicPr>
-                          <pic:cNvPr id="51" name="Image30"/>
-                          <pic:cNvPicPr>
-                            <a:picLocks noChangeAspect="1" noChangeArrowheads="1"/>
-                          </pic:cNvPicPr>
-                        </pic:nvPicPr>
-                        <pic:blipFill>
-                          <a:blip r:embed="rId130"/>
-                          <a:stretch>
-                            <a:fillRect/>
-                          </a:stretch>
-                        </pic:blipFill>
-                        <pic:spPr bwMode="auto">
-                          <a:xfrm>
-                            <a:off x="0" y="0"/>
-                            <a:ext cx="1259840" cy="493395"/>
-                          </a:xfrm>
-                          <a:prstGeom prst="rect">
-                            <a:avLst/>
-                          </a:prstGeom>
-                          <a:noFill/>
-                        </pic:spPr>
-                      </pic:pic>
-                    </a:graphicData>
-                  </a:graphic>
-                </wp:inline>
-              </w:drawing>
-            </w:r>
-          </w:p>
-        </w:tc>
-      </w:tr>
-      <w:tr>
-        <w:trPr/>
-        <w:tc>
-          <w:tcPr>
-            <w:tcW w:w="4135" w:type="dxa"/>
-            <w:tcBorders/>
-            <w:vAlign w:val="center"/>
-          </w:tcPr>
-          <w:p>
-            <w:pPr>
-              <w:pStyle w:val="Normal"/>
-              <w:spacing w:lineRule="auto" w:line="240" w:before="80" w:after="80"/>
-              <w:jc w:val="center"/>
-              <w:rPr/>
-            </w:pPr>
-            <w:r>
-              <w:rPr>
-                <w:b w:val="false"/>
-                <w:sz w:val="18"/>
-              </w:rPr>
-              <w:t>Firma del Pasante:</w:t>
-              <w:br/>
-              <w:t>Alrifaaie Amaal |  C.I.: 31.985.792</w:t>
-            </w:r>
-          </w:p>
-        </w:tc>
-        <w:tc>
-          <w:tcPr>
-            <w:tcW w:w="4135" w:type="dxa"/>
-            <w:tcBorders/>
-            <w:vAlign w:val="center"/>
-          </w:tcPr>
-          <w:p>
-            <w:pPr>
-              <w:pStyle w:val="Normal"/>
-              <w:spacing w:lineRule="auto" w:line="240" w:before="80" w:after="80"/>
-              <w:jc w:val="center"/>
-              <w:rPr/>
-            </w:pPr>
-            <w:r>
-              <w:rPr>
-                <w:b w:val="false"/>
-                <w:sz w:val="18"/>
-              </w:rPr>
-              <w:t>Firma del Tutor Industrial:</w:t>
-              <w:br/>
-              <w:t>Lic. Lenny Mata  |  C.I.: 8969750</w:t>
-            </w:r>
-          </w:p>
-        </w:tc>
-      </w:tr>
-    </w:tbl>
-    <w:p>
-      <w:pPr>
-        <w:pStyle w:val="Normal"/>
-        <w:rPr/>
-      </w:pPr>
-      <w:r>
-        <w:rPr/>
-      </w:r>
-    </w:p>
-    <w:p>
-      <w:pPr>
-        <w:pStyle w:val="Normal"/>
-        <w:spacing w:before="240" w:after="200"/>
-        <w:jc w:val="center"/>
-        <w:rPr/>
-      </w:pPr>
-      <w:r>
-        <w:rPr/>
-        <w:drawing>
-          <wp:inline distT="0" distB="0" distL="0" distR="0">
-            <wp:extent cx="1440180" cy="587375"/>
-            <wp:effectExtent l="0" t="0" r="0" b="0"/>
-            <wp:docPr id="52" name="Image31"/>
-            <wp:cNvGraphicFramePr>
-              <a:graphicFrameLocks xmlns:a="http://schemas.openxmlformats.org/drawingml/2006/main" noChangeAspect="1"/>
-            </wp:cNvGraphicFramePr>
-            <a:graphic xmlns:a="http://schemas.openxmlformats.org/drawingml/2006/main">
-              <a:graphicData uri="http://schemas.openxmlformats.org/drawingml/2006/picture">
-                <pic:pic xmlns:pic="http://schemas.openxmlformats.org/drawingml/2006/picture">
-                  <pic:nvPicPr>
-                    <pic:cNvPr id="52" name="Image31"/>
-                    <pic:cNvPicPr>
-                      <a:picLocks noChangeAspect="1" noChangeArrowheads="1"/>
-                    </pic:cNvPicPr>
-                  </pic:nvPicPr>
-                  <pic:blipFill>
-                    <a:blip r:embed="rId131"/>
-                    <a:stretch>
-                      <a:fillRect/>
-                    </a:stretch>
-                  </pic:blipFill>
-                  <pic:spPr bwMode="auto">
-                    <a:xfrm>
-                      <a:off x="0" y="0"/>
-                      <a:ext cx="1440180" cy="587375"/>
-                    </a:xfrm>
-                    <a:prstGeom prst="rect">
-                      <a:avLst/>
-                    </a:prstGeom>
-                    <a:noFill/>
-                  </pic:spPr>
-                </pic:pic>
-              </a:graphicData>
-            </a:graphic>
-          </wp:inline>
-        </w:drawing>
-      </w:r>
-    </w:p>
-    <w:p>
-      <w:pPr>
-        <w:pStyle w:val="Normal"/>
-        <w:rPr/>
-      </w:pPr>
-      <w:r>
-        <w:rPr/>
-      </w:r>
     </w:p>
     <w:sectPr>
-      <w:footerReference w:type="even" r:id="rId132"/>
-      <w:footerReference w:type="default" r:id="rId133"/>
-      <w:footerReference w:type="first" r:id="rId134"/>
+      <w:footerReference w:type="even" r:id="rId129"/>
+      <w:footerReference w:type="default" r:id="rId130"/>
+      <w:footerReference w:type="first" r:id="rId131"/>
       <w:type w:val="nextPage"/>
       <w:pgSz w:w="12240" w:h="15840"/>
       <w:pgMar w:left="2268" w:right="1701" w:gutter="0" w:header="0" w:top="1701" w:footer="720" w:bottom="1701"/>
@@ -29601,23 +29605,33 @@
       <w:rPr/>
     </w:pPr>
     <w:r>
-      <w:rPr/>
+      <w:rPr>
+        <w:sz w:val="20"/>
+      </w:rPr>
       <w:fldChar w:fldCharType="begin"/>
     </w:r>
     <w:r>
-      <w:rPr/>
+      <w:rPr>
+        <w:sz w:val="20"/>
+      </w:rPr>
       <w:instrText xml:space="preserve"> PAGE </w:instrText>
     </w:r>
     <w:r>
-      <w:rPr/>
+      <w:rPr>
+        <w:sz w:val="20"/>
+      </w:rPr>
       <w:fldChar w:fldCharType="separate"/>
     </w:r>
     <w:r>
-      <w:rPr/>
-      <w:t>34</w:t>
+      <w:rPr>
+        <w:sz w:val="20"/>
+      </w:rPr>
+      <w:t>61</w:t>
     </w:r>
     <w:r>
-      <w:rPr/>
+      <w:rPr>
+        <w:sz w:val="20"/>
+      </w:rPr>
       <w:fldChar w:fldCharType="end"/>
     </w:r>
   </w:p>
@@ -29633,38 +29647,34 @@
       <w:rPr/>
     </w:pPr>
     <w:r>
-      <w:rPr/>
+      <w:rPr>
+        <w:sz w:val="20"/>
+      </w:rPr>
       <w:fldChar w:fldCharType="begin"/>
     </w:r>
     <w:r>
-      <w:rPr/>
+      <w:rPr>
+        <w:sz w:val="20"/>
+      </w:rPr>
       <w:instrText xml:space="preserve"> PAGE </w:instrText>
     </w:r>
     <w:r>
-      <w:rPr/>
+      <w:rPr>
+        <w:sz w:val="20"/>
+      </w:rPr>
       <w:fldChar w:fldCharType="separate"/>
     </w:r>
     <w:r>
-      <w:rPr/>
-      <w:t>34</w:t>
+      <w:rPr>
+        <w:sz w:val="20"/>
+      </w:rPr>
+      <w:t>61</w:t>
     </w:r>
     <w:r>
-      <w:rPr/>
+      <w:rPr>
+        <w:sz w:val="20"/>
+      </w:rPr>
       <w:fldChar w:fldCharType="end"/>
-    </w:r>
-  </w:p>
-</w:ftr>
-</file>
-
-<file path=word/footer79.xml><?xml version="1.0" encoding="utf-8"?>
-<w:ftr xmlns:o="urn:schemas-microsoft-com:office:office" xmlns:r="http://schemas.openxmlformats.org/officeDocument/2006/relationships" xmlns:v="urn:schemas-microsoft-com:vml" xmlns:w="http://schemas.openxmlformats.org/wordprocessingml/2006/main" xmlns:w10="urn:schemas-microsoft-com:office:word" xmlns:wp="http://schemas.openxmlformats.org/drawingml/2006/wordprocessingDrawing" xmlns:pic="http://schemas.openxmlformats.org/drawingml/2006/picture" xmlns:wps="http://schemas.microsoft.com/office/word/2010/wordprocessingShape" xmlns:wpg="http://schemas.microsoft.com/office/word/2010/wordprocessingGroup" xmlns:mc="http://schemas.openxmlformats.org/markup-compatibility/2006" xmlns:wp14="http://schemas.microsoft.com/office/word/2010/wordprocessingDrawing" xmlns:w14="http://schemas.microsoft.com/office/word/2010/wordml" xmlns:w15="http://schemas.microsoft.com/office/word/2012/wordml" mc:Ignorable="w14 wp14 w15">
-  <w:p>
-    <w:pPr>
-      <w:pStyle w:val="Footer"/>
-      <w:rPr/>
-    </w:pPr>
-    <w:r>
-      <w:rPr/>
     </w:r>
   </w:p>
 </w:ftr>
@@ -29696,90 +29706,6 @@
     </w:r>
     <w:r>
       <w:rPr/>
-      <w:fldChar w:fldCharType="end"/>
-    </w:r>
-  </w:p>
-</w:ftr>
-</file>
-
-<file path=word/footer80.xml><?xml version="1.0" encoding="utf-8"?>
-<w:ftr xmlns:o="urn:schemas-microsoft-com:office:office" xmlns:r="http://schemas.openxmlformats.org/officeDocument/2006/relationships" xmlns:v="urn:schemas-microsoft-com:vml" xmlns:w="http://schemas.openxmlformats.org/wordprocessingml/2006/main" xmlns:w10="urn:schemas-microsoft-com:office:word" xmlns:wp="http://schemas.openxmlformats.org/drawingml/2006/wordprocessingDrawing" xmlns:pic="http://schemas.openxmlformats.org/drawingml/2006/picture" xmlns:wps="http://schemas.microsoft.com/office/word/2010/wordprocessingShape" xmlns:wpg="http://schemas.microsoft.com/office/word/2010/wordprocessingGroup" xmlns:mc="http://schemas.openxmlformats.org/markup-compatibility/2006" xmlns:wp14="http://schemas.microsoft.com/office/word/2010/wordprocessingDrawing" xmlns:w14="http://schemas.microsoft.com/office/word/2010/wordml" xmlns:w15="http://schemas.microsoft.com/office/word/2012/wordml" mc:Ignorable="w14 wp14 w15">
-  <w:p>
-    <w:pPr>
-      <w:pStyle w:val="Normal"/>
-      <w:jc w:val="center"/>
-      <w:rPr/>
-    </w:pPr>
-    <w:r>
-      <w:rPr>
-        <w:sz w:val="20"/>
-      </w:rPr>
-      <w:fldChar w:fldCharType="begin"/>
-    </w:r>
-    <w:r>
-      <w:rPr>
-        <w:sz w:val="20"/>
-      </w:rPr>
-      <w:instrText xml:space="preserve"> PAGE </w:instrText>
-    </w:r>
-    <w:r>
-      <w:rPr>
-        <w:sz w:val="20"/>
-      </w:rPr>
-      <w:fldChar w:fldCharType="separate"/>
-    </w:r>
-    <w:r>
-      <w:rPr>
-        <w:sz w:val="20"/>
-      </w:rPr>
-      <w:t>62</w:t>
-    </w:r>
-    <w:r>
-      <w:rPr>
-        <w:sz w:val="20"/>
-      </w:rPr>
-      <w:fldChar w:fldCharType="end"/>
-    </w:r>
-  </w:p>
-</w:ftr>
-</file>
-
-<file path=word/footer81.xml><?xml version="1.0" encoding="utf-8"?>
-<w:ftr xmlns:o="urn:schemas-microsoft-com:office:office" xmlns:r="http://schemas.openxmlformats.org/officeDocument/2006/relationships" xmlns:v="urn:schemas-microsoft-com:vml" xmlns:w="http://schemas.openxmlformats.org/wordprocessingml/2006/main" xmlns:w10="urn:schemas-microsoft-com:office:word" xmlns:wp="http://schemas.openxmlformats.org/drawingml/2006/wordprocessingDrawing" xmlns:pic="http://schemas.openxmlformats.org/drawingml/2006/picture" xmlns:wps="http://schemas.microsoft.com/office/word/2010/wordprocessingShape" xmlns:wpg="http://schemas.microsoft.com/office/word/2010/wordprocessingGroup" xmlns:mc="http://schemas.openxmlformats.org/markup-compatibility/2006" xmlns:wp14="http://schemas.microsoft.com/office/word/2010/wordprocessingDrawing" xmlns:w14="http://schemas.microsoft.com/office/word/2010/wordml" xmlns:w15="http://schemas.microsoft.com/office/word/2012/wordml" mc:Ignorable="w14 wp14 w15">
-  <w:p>
-    <w:pPr>
-      <w:pStyle w:val="Normal"/>
-      <w:jc w:val="center"/>
-      <w:rPr/>
-    </w:pPr>
-    <w:r>
-      <w:rPr>
-        <w:sz w:val="20"/>
-      </w:rPr>
-      <w:fldChar w:fldCharType="begin"/>
-    </w:r>
-    <w:r>
-      <w:rPr>
-        <w:sz w:val="20"/>
-      </w:rPr>
-      <w:instrText xml:space="preserve"> PAGE </w:instrText>
-    </w:r>
-    <w:r>
-      <w:rPr>
-        <w:sz w:val="20"/>
-      </w:rPr>
-      <w:fldChar w:fldCharType="separate"/>
-    </w:r>
-    <w:r>
-      <w:rPr>
-        <w:sz w:val="20"/>
-      </w:rPr>
-      <w:t>62</w:t>
-    </w:r>
-    <w:r>
-      <w:rPr>
-        <w:sz w:val="20"/>
-      </w:rPr>
       <w:fldChar w:fldCharType="end"/>
     </w:r>
   </w:p>

--- a/amaal/reportes/Informe_Pasantia_IUTECP_con_Cronogramas.docx
+++ b/amaal/reportes/Informe_Pasantia_IUTECP_con_Cronogramas.docx
@@ -1260,7 +1260,7 @@
       </w:r>
       <w:r>
         <w:rPr/>
-        <w:t>?</w:t>
+        <w:t>1</w:t>
       </w:r>
       <w:r>
         <w:rPr/>
@@ -1316,7 +1316,7 @@
       </w:r>
       <w:r>
         <w:rPr/>
-        <w:t>?</w:t>
+        <w:t>2</w:t>
       </w:r>
       <w:r>
         <w:rPr/>
@@ -1357,7 +1357,7 @@
       </w:r>
       <w:r>
         <w:rPr/>
-        <w:t>?</w:t>
+        <w:t>2</w:t>
       </w:r>
       <w:r>
         <w:rPr/>
@@ -1398,7 +1398,7 @@
       </w:r>
       <w:r>
         <w:rPr/>
-        <w:t>?</w:t>
+        <w:t>2</w:t>
       </w:r>
       <w:r>
         <w:rPr/>
@@ -1439,7 +1439,7 @@
       </w:r>
       <w:r>
         <w:rPr/>
-        <w:t>?</w:t>
+        <w:t>3</w:t>
       </w:r>
       <w:r>
         <w:rPr/>
@@ -1480,7 +1480,7 @@
       </w:r>
       <w:r>
         <w:rPr/>
-        <w:t>?</w:t>
+        <w:t>3</w:t>
       </w:r>
       <w:r>
         <w:rPr/>
@@ -1521,7 +1521,7 @@
       </w:r>
       <w:r>
         <w:rPr/>
-        <w:t>?</w:t>
+        <w:t>3</w:t>
       </w:r>
       <w:r>
         <w:rPr/>
@@ -1562,7 +1562,7 @@
       </w:r>
       <w:r>
         <w:rPr/>
-        <w:t>?</w:t>
+        <w:t>4</w:t>
       </w:r>
       <w:r>
         <w:rPr/>
@@ -1603,7 +1603,7 @@
       </w:r>
       <w:r>
         <w:rPr/>
-        <w:t>?</w:t>
+        <w:t>5</w:t>
       </w:r>
       <w:r>
         <w:rPr/>
@@ -1644,7 +1644,7 @@
       </w:r>
       <w:r>
         <w:rPr/>
-        <w:t>?</w:t>
+        <w:t>6</w:t>
       </w:r>
       <w:r>
         <w:rPr/>
@@ -1685,7 +1685,7 @@
       </w:r>
       <w:r>
         <w:rPr/>
-        <w:t>?</w:t>
+        <w:t>6</w:t>
       </w:r>
       <w:r>
         <w:rPr/>
@@ -1726,7 +1726,7 @@
       </w:r>
       <w:r>
         <w:rPr/>
-        <w:t>?</w:t>
+        <w:t>8</w:t>
       </w:r>
       <w:r>
         <w:rPr/>
@@ -1767,7 +1767,7 @@
       </w:r>
       <w:r>
         <w:rPr/>
-        <w:t>?</w:t>
+        <w:t>9</w:t>
       </w:r>
       <w:r>
         <w:rPr/>
@@ -1808,7 +1808,7 @@
       </w:r>
       <w:r>
         <w:rPr/>
-        <w:t>?</w:t>
+        <w:t>9</w:t>
       </w:r>
       <w:r>
         <w:rPr/>
@@ -1849,7 +1849,7 @@
       </w:r>
       <w:r>
         <w:rPr/>
-        <w:t>?</w:t>
+        <w:t>11</w:t>
       </w:r>
       <w:r>
         <w:rPr/>
@@ -1890,7 +1890,7 @@
       </w:r>
       <w:r>
         <w:rPr/>
-        <w:t>?</w:t>
+        <w:t>12</w:t>
       </w:r>
       <w:r>
         <w:rPr/>
@@ -1931,7 +1931,7 @@
       </w:r>
       <w:r>
         <w:rPr/>
-        <w:t>?</w:t>
+        <w:t>12</w:t>
       </w:r>
       <w:r>
         <w:rPr/>
@@ -1972,7 +1972,7 @@
       </w:r>
       <w:r>
         <w:rPr/>
-        <w:t>?</w:t>
+        <w:t>13</w:t>
       </w:r>
       <w:r>
         <w:rPr/>
@@ -2013,7 +2013,7 @@
       </w:r>
       <w:r>
         <w:rPr/>
-        <w:t>?</w:t>
+        <w:t>15</w:t>
       </w:r>
       <w:r>
         <w:rPr/>
@@ -2037,7 +2037,7 @@
           <w:b w:val="false"/>
           <w:sz w:val="24"/>
         </w:rPr>
-        <w:t>Bases teóricas referenciales</w:t>
+        <w:t>Conceptos disciplinares</w:t>
         <w:tab/>
       </w:r>
       <w:r>
@@ -2054,7 +2054,48 @@
       </w:r>
       <w:r>
         <w:rPr/>
-        <w:t>?</w:t>
+        <w:t>15</w:t>
+      </w:r>
+      <w:r>
+        <w:rPr/>
+        <w:fldChar w:fldCharType="end"/>
+      </w:r>
+    </w:p>
+    <w:p>
+      <w:pPr>
+        <w:pStyle w:val="Normal"/>
+        <w:keepLines/>
+        <w:tabs>
+          <w:tab w:val="clear" w:pos="720"/>
+          <w:tab w:val="right" w:pos="8271" w:leader="dot"/>
+        </w:tabs>
+        <w:spacing w:lineRule="auto" w:line="360" w:before="0" w:after="80"/>
+        <w:ind w:start="283"/>
+        <w:rPr/>
+      </w:pPr>
+      <w:r>
+        <w:rPr>
+          <w:b w:val="false"/>
+          <w:sz w:val="24"/>
+        </w:rPr>
+        <w:t>Bases legales</w:t>
+        <w:tab/>
+      </w:r>
+      <w:r>
+        <w:rPr/>
+        <w:fldChar w:fldCharType="begin"/>
+      </w:r>
+      <w:r>
+        <w:rPr/>
+        <w:instrText xml:space="preserve"> PAGEREF bm_cap3_legales \h </w:instrText>
+      </w:r>
+      <w:r>
+        <w:rPr/>
+        <w:fldChar w:fldCharType="separate"/>
+      </w:r>
+      <w:r>
+        <w:rPr/>
+        <w:t>21</w:t>
       </w:r>
       <w:r>
         <w:rPr/>
@@ -2095,7 +2136,7 @@
       </w:r>
       <w:r>
         <w:rPr/>
-        <w:t>?</w:t>
+        <w:t>23</w:t>
       </w:r>
       <w:r>
         <w:rPr/>
@@ -2136,7 +2177,7 @@
       </w:r>
       <w:r>
         <w:rPr/>
-        <w:t>?</w:t>
+        <w:t>23</w:t>
       </w:r>
       <w:r>
         <w:rPr/>
@@ -2177,7 +2218,7 @@
       </w:r>
       <w:r>
         <w:rPr/>
-        <w:t>?</w:t>
+        <w:t>27</w:t>
       </w:r>
       <w:r>
         <w:rPr/>
@@ -2218,7 +2259,7 @@
       </w:r>
       <w:r>
         <w:rPr/>
-        <w:t>?</w:t>
+        <w:t>27</w:t>
       </w:r>
       <w:r>
         <w:rPr/>
@@ -2259,7 +2300,7 @@
       </w:r>
       <w:r>
         <w:rPr/>
-        <w:t>?</w:t>
+        <w:t>28</w:t>
       </w:r>
       <w:r>
         <w:rPr/>
@@ -2300,7 +2341,7 @@
       </w:r>
       <w:r>
         <w:rPr/>
-        <w:t>?</w:t>
+        <w:t>29</w:t>
       </w:r>
       <w:r>
         <w:rPr/>
@@ -2353,7 +2394,7 @@
       </w:r>
       <w:r>
         <w:rPr/>
-        <w:t>?</w:t>
+        <w:t>30</w:t>
       </w:r>
       <w:r>
         <w:rPr/>
@@ -2446,7 +2487,7 @@
       </w:r>
       <w:r>
         <w:rPr/>
-        <w:t>?</w:t>
+        <w:t>6</w:t>
       </w:r>
       <w:r>
         <w:rPr/>
@@ -2489,7 +2530,7 @@
       </w:r>
       <w:r>
         <w:rPr/>
-        <w:t>?</w:t>
+        <w:t>12</w:t>
       </w:r>
       <w:r>
         <w:rPr/>
@@ -2544,7 +2585,7 @@
       </w:r>
       <w:r>
         <w:rPr/>
-        <w:t>?</w:t>
+        <w:t>13</w:t>
       </w:r>
       <w:r>
         <w:rPr/>
@@ -2637,7 +2678,7 @@
       </w:r>
       <w:r>
         <w:rPr/>
-        <w:t>?</w:t>
+        <w:t>5</w:t>
       </w:r>
       <w:r>
         <w:rPr/>
@@ -2680,7 +2721,7 @@
       </w:r>
       <w:r>
         <w:rPr/>
-        <w:t>?</w:t>
+        <w:t>5</w:t>
       </w:r>
       <w:r>
         <w:rPr/>
@@ -2723,7 +2764,7 @@
       </w:r>
       <w:r>
         <w:rPr/>
-        <w:t>?</w:t>
+        <w:t>7</w:t>
       </w:r>
       <w:r>
         <w:rPr/>
@@ -2766,7 +2807,7 @@
       </w:r>
       <w:r>
         <w:rPr/>
-        <w:t>?</w:t>
+        <w:t>7</w:t>
       </w:r>
       <w:r>
         <w:rPr/>
@@ -2821,7 +2862,7 @@
       </w:r>
       <w:r>
         <w:rPr/>
-        <w:t>?</w:t>
+        <w:t>11</w:t>
       </w:r>
       <w:r>
         <w:rPr/>
@@ -2914,7 +2955,7 @@
       </w:r>
       <w:r>
         <w:rPr/>
-        <w:t>?</w:t>
+        <w:t>31</w:t>
       </w:r>
       <w:r>
         <w:rPr/>
@@ -2957,7 +2998,7 @@
       </w:r>
       <w:r>
         <w:rPr/>
-        <w:t>?</w:t>
+        <w:t>32</w:t>
       </w:r>
       <w:r>
         <w:rPr/>
@@ -3000,7 +3041,7 @@
       </w:r>
       <w:r>
         <w:rPr/>
-        <w:t>?</w:t>
+        <w:t>33</w:t>
       </w:r>
       <w:r>
         <w:rPr/>
@@ -3043,7 +3084,7 @@
       </w:r>
       <w:r>
         <w:rPr/>
-        <w:t>?</w:t>
+        <w:t>34</w:t>
       </w:r>
       <w:r>
         <w:rPr/>
@@ -3086,7 +3127,7 @@
       </w:r>
       <w:r>
         <w:rPr/>
-        <w:t>?</w:t>
+        <w:t>35</w:t>
       </w:r>
       <w:r>
         <w:rPr/>
@@ -3129,7 +3170,7 @@
       </w:r>
       <w:r>
         <w:rPr/>
-        <w:t>?</w:t>
+        <w:t>36</w:t>
       </w:r>
       <w:r>
         <w:rPr/>
@@ -3184,7 +3225,7 @@
       </w:r>
       <w:r>
         <w:rPr/>
-        <w:t>?</w:t>
+        <w:t>37</w:t>
       </w:r>
       <w:r>
         <w:rPr/>
@@ -4237,10 +4278,10 @@
         <w:tblLook w:noHBand="0" w:noVBand="1" w:firstColumn="1" w:lastRow="0" w:lastColumn="0" w:firstRow="1" w:val="04a0"/>
       </w:tblPr>
       <w:tblGrid>
-        <w:gridCol w:w="1983"/>
+        <w:gridCol w:w="1982"/>
         <w:gridCol w:w="2886"/>
         <w:gridCol w:w="1134"/>
-        <w:gridCol w:w="1134"/>
+        <w:gridCol w:w="1135"/>
         <w:gridCol w:w="1135"/>
       </w:tblGrid>
       <w:tr>
@@ -4249,7 +4290,7 @@
         </w:trPr>
         <w:tc>
           <w:tcPr>
-            <w:tcW w:w="1983" w:type="dxa"/>
+            <w:tcW w:w="1982" w:type="dxa"/>
             <w:tcBorders/>
             <w:shd w:fill="D9E2F3" w:val="clear"/>
           </w:tcPr>
@@ -4257,6 +4298,7 @@
             <w:pPr>
               <w:pStyle w:val="Normal"/>
               <w:widowControl/>
+              <w:suppressAutoHyphens w:val="true"/>
               <w:spacing w:lineRule="auto" w:line="240" w:before="40" w:after="40"/>
               <w:jc w:val="center"/>
               <w:rPr>
@@ -4289,6 +4331,7 @@
             <w:pPr>
               <w:pStyle w:val="Normal"/>
               <w:widowControl/>
+              <w:suppressAutoHyphens w:val="true"/>
               <w:spacing w:lineRule="auto" w:line="240" w:before="40" w:after="40"/>
               <w:jc w:val="center"/>
               <w:rPr>
@@ -4321,6 +4364,7 @@
             <w:pPr>
               <w:pStyle w:val="Normal"/>
               <w:widowControl/>
+              <w:suppressAutoHyphens w:val="true"/>
               <w:spacing w:lineRule="auto" w:line="240" w:before="40" w:after="40"/>
               <w:jc w:val="center"/>
               <w:rPr>
@@ -4345,7 +4389,7 @@
         </w:tc>
         <w:tc>
           <w:tcPr>
-            <w:tcW w:w="1134" w:type="dxa"/>
+            <w:tcW w:w="1135" w:type="dxa"/>
             <w:tcBorders/>
             <w:shd w:fill="D9E2F3" w:val="clear"/>
           </w:tcPr>
@@ -4353,6 +4397,7 @@
             <w:pPr>
               <w:pStyle w:val="Normal"/>
               <w:widowControl/>
+              <w:suppressAutoHyphens w:val="true"/>
               <w:spacing w:lineRule="auto" w:line="240" w:before="40" w:after="40"/>
               <w:jc w:val="center"/>
               <w:rPr>
@@ -4385,6 +4430,7 @@
             <w:pPr>
               <w:pStyle w:val="Normal"/>
               <w:widowControl/>
+              <w:suppressAutoHyphens w:val="true"/>
               <w:spacing w:lineRule="auto" w:line="240" w:before="40" w:after="40"/>
               <w:jc w:val="center"/>
               <w:rPr>
@@ -4412,13 +4458,14 @@
         <w:trPr/>
         <w:tc>
           <w:tcPr>
-            <w:tcW w:w="1983" w:type="dxa"/>
+            <w:tcW w:w="1982" w:type="dxa"/>
             <w:tcBorders/>
           </w:tcPr>
           <w:p>
             <w:pPr>
               <w:pStyle w:val="Normal"/>
               <w:widowControl/>
+              <w:suppressAutoHyphens w:val="true"/>
               <w:spacing w:lineRule="auto" w:line="240" w:before="40" w:after="40"/>
               <w:jc w:val="start"/>
               <w:rPr>
@@ -4449,6 +4496,7 @@
             <w:pPr>
               <w:pStyle w:val="Normal"/>
               <w:widowControl/>
+              <w:suppressAutoHyphens w:val="true"/>
               <w:spacing w:lineRule="auto" w:line="240" w:before="40" w:after="40"/>
               <w:jc w:val="start"/>
               <w:rPr>
@@ -4479,6 +4527,7 @@
             <w:pPr>
               <w:pStyle w:val="Normal"/>
               <w:widowControl/>
+              <w:suppressAutoHyphens w:val="true"/>
               <w:spacing w:lineRule="auto" w:line="240" w:before="40" w:after="40"/>
               <w:jc w:val="center"/>
               <w:rPr>
@@ -4502,13 +4551,14 @@
         </w:tc>
         <w:tc>
           <w:tcPr>
-            <w:tcW w:w="1134" w:type="dxa"/>
+            <w:tcW w:w="1135" w:type="dxa"/>
             <w:tcBorders/>
           </w:tcPr>
           <w:p>
             <w:pPr>
               <w:pStyle w:val="Normal"/>
               <w:widowControl/>
+              <w:suppressAutoHyphens w:val="true"/>
               <w:spacing w:lineRule="auto" w:line="240" w:before="40" w:after="40"/>
               <w:jc w:val="center"/>
               <w:rPr>
@@ -4539,6 +4589,7 @@
             <w:pPr>
               <w:pStyle w:val="Normal"/>
               <w:widowControl/>
+              <w:suppressAutoHyphens w:val="true"/>
               <w:spacing w:lineRule="auto" w:line="240" w:before="40" w:after="40"/>
               <w:jc w:val="center"/>
               <w:rPr>
@@ -4565,13 +4616,14 @@
         <w:trPr/>
         <w:tc>
           <w:tcPr>
-            <w:tcW w:w="1983" w:type="dxa"/>
+            <w:tcW w:w="1982" w:type="dxa"/>
             <w:tcBorders/>
           </w:tcPr>
           <w:p>
             <w:pPr>
               <w:pStyle w:val="Normal"/>
               <w:widowControl/>
+              <w:suppressAutoHyphens w:val="true"/>
               <w:spacing w:lineRule="auto" w:line="240" w:before="40" w:after="40"/>
               <w:jc w:val="start"/>
               <w:rPr>
@@ -4602,6 +4654,7 @@
             <w:pPr>
               <w:pStyle w:val="Normal"/>
               <w:widowControl/>
+              <w:suppressAutoHyphens w:val="true"/>
               <w:spacing w:lineRule="auto" w:line="240" w:before="40" w:after="40"/>
               <w:jc w:val="start"/>
               <w:rPr>
@@ -4630,6 +4683,7 @@
             <w:pPr>
               <w:pStyle w:val="Normal"/>
               <w:widowControl/>
+              <w:suppressAutoHyphens w:val="true"/>
               <w:spacing w:lineRule="auto" w:line="240" w:before="40" w:after="40"/>
               <w:jc w:val="center"/>
               <w:rPr>
@@ -4653,13 +4707,14 @@
         </w:tc>
         <w:tc>
           <w:tcPr>
-            <w:tcW w:w="1134" w:type="dxa"/>
+            <w:tcW w:w="1135" w:type="dxa"/>
             <w:tcBorders/>
           </w:tcPr>
           <w:p>
             <w:pPr>
               <w:pStyle w:val="Normal"/>
               <w:widowControl/>
+              <w:suppressAutoHyphens w:val="true"/>
               <w:spacing w:lineRule="auto" w:line="240" w:before="40" w:after="40"/>
               <w:jc w:val="center"/>
               <w:rPr>
@@ -4690,6 +4745,7 @@
             <w:pPr>
               <w:pStyle w:val="Normal"/>
               <w:widowControl/>
+              <w:suppressAutoHyphens w:val="true"/>
               <w:spacing w:lineRule="auto" w:line="240" w:before="40" w:after="40"/>
               <w:jc w:val="center"/>
               <w:rPr>
@@ -5263,6 +5319,12 @@
         </w:rPr>
         <w:t>Para organizar las causas de la situación se empleó un diagrama de Ishikawa, complementado con observación directa, revisión de registros y entrevistas estructuradas al personal. La técnica permitió relacionar factores de procedimiento, comunicación, registro y seguimiento con las demoras e inconsistencias identificadas. La representación gráfica de esta técnica se presenta a continuación.</w:t>
       </w:r>
+      <w:r>
+        <w:rPr>
+          <w:sz w:val="24"/>
+        </w:rPr>
+        <w:t xml:space="preserve"> A partir de la situación descrita, se formula la siguiente interrogante: ¿Cómo puede evaluarse el control administrativo aplicado a la gestión de solicitudes de servicios de telecomunicaciones en IDETEL para identificar sus principales debilidades y formular mejoras procedimentales que fortalezcan la trazabilidad y el seguimiento de los casos?</w:t>
+      </w:r>
     </w:p>
     <w:p>
       <w:pPr>
@@ -5372,39 +5434,6 @@
         <w:jc w:val="start"/>
         <w:rPr/>
       </w:pPr>
-      <w:r>
-        <w:rPr>
-          <w:b/>
-          <w:sz w:val="24"/>
-        </w:rPr>
-        <w:t>Interrogante orientadora</w:t>
-      </w:r>
-    </w:p>
-    <w:p>
-      <w:pPr>
-        <w:pStyle w:val="Normal"/>
-        <w:spacing w:lineRule="auto" w:line="360" w:before="0" w:after="0"/>
-        <w:ind w:firstLine="709"/>
-        <w:jc w:val="both"/>
-        <w:rPr/>
-      </w:pPr>
-      <w:r>
-        <w:rPr>
-          <w:i w:val="false"/>
-          <w:sz w:val="24"/>
-        </w:rPr>
-        <w:t>¿Cómo puede evaluarse el control administrativo aplicado a la gestión de solicitudes de servicios de telecomunicaciones en IDETEL para identificar sus principales debilidades y formular mejoras procedimentales que fortalezcan la trazabilidad y el seguimiento de los casos?</w:t>
-      </w:r>
-    </w:p>
-    <w:p>
-      <w:pPr>
-        <w:pStyle w:val="IUTECPTtulo2"/>
-        <w:keepNext w:val="true"/>
-        <w:keepLines/>
-        <w:spacing w:lineRule="auto" w:line="360" w:before="480" w:after="480"/>
-        <w:jc w:val="start"/>
-        <w:rPr/>
-      </w:pPr>
       <w:bookmarkStart w:id="30" w:name="bm_cap2_objg"/>
       <w:r>
         <w:rPr>
@@ -5593,6 +5622,7 @@
             <w:pPr>
               <w:pStyle w:val="Normal"/>
               <w:widowControl/>
+              <w:suppressAutoHyphens w:val="true"/>
               <w:spacing w:lineRule="auto" w:line="240" w:before="20" w:after="20"/>
               <w:jc w:val="center"/>
               <w:rPr>
@@ -5626,6 +5656,7 @@
             <w:pPr>
               <w:pStyle w:val="Normal"/>
               <w:widowControl/>
+              <w:suppressAutoHyphens w:val="true"/>
               <w:spacing w:lineRule="auto" w:line="240" w:before="20" w:after="20"/>
               <w:jc w:val="center"/>
               <w:rPr>
@@ -5659,6 +5690,7 @@
             <w:pPr>
               <w:pStyle w:val="Normal"/>
               <w:widowControl/>
+              <w:suppressAutoHyphens w:val="true"/>
               <w:spacing w:lineRule="auto" w:line="240" w:before="20" w:after="20"/>
               <w:jc w:val="center"/>
               <w:rPr>
@@ -5692,6 +5724,7 @@
             <w:pPr>
               <w:pStyle w:val="Normal"/>
               <w:widowControl/>
+              <w:suppressAutoHyphens w:val="true"/>
               <w:spacing w:lineRule="auto" w:line="240" w:before="20" w:after="20"/>
               <w:jc w:val="center"/>
               <w:rPr>
@@ -5725,6 +5758,7 @@
             <w:pPr>
               <w:pStyle w:val="Normal"/>
               <w:widowControl/>
+              <w:suppressAutoHyphens w:val="true"/>
               <w:spacing w:lineRule="auto" w:line="240" w:before="20" w:after="20"/>
               <w:jc w:val="center"/>
               <w:rPr>
@@ -5763,6 +5797,7 @@
             <w:pPr>
               <w:pStyle w:val="Normal"/>
               <w:widowControl/>
+              <w:suppressAutoHyphens w:val="true"/>
               <w:spacing w:lineRule="auto" w:line="240" w:before="20" w:after="20"/>
               <w:jc w:val="start"/>
               <w:rPr>
@@ -5796,6 +5831,7 @@
             <w:pPr>
               <w:pStyle w:val="Normal"/>
               <w:widowControl/>
+              <w:suppressAutoHyphens w:val="true"/>
               <w:spacing w:lineRule="auto" w:line="240" w:before="20" w:after="20"/>
               <w:jc w:val="start"/>
               <w:rPr>
@@ -5829,6 +5865,7 @@
             <w:pPr>
               <w:pStyle w:val="Normal"/>
               <w:widowControl/>
+              <w:suppressAutoHyphens w:val="true"/>
               <w:spacing w:lineRule="auto" w:line="240" w:before="20" w:after="20"/>
               <w:jc w:val="start"/>
               <w:rPr>
@@ -5862,6 +5899,7 @@
             <w:pPr>
               <w:pStyle w:val="Normal"/>
               <w:widowControl/>
+              <w:suppressAutoHyphens w:val="true"/>
               <w:spacing w:lineRule="auto" w:line="240" w:before="20" w:after="20"/>
               <w:jc w:val="start"/>
               <w:rPr>
@@ -5895,6 +5933,7 @@
             <w:pPr>
               <w:pStyle w:val="Normal"/>
               <w:widowControl/>
+              <w:suppressAutoHyphens w:val="true"/>
               <w:spacing w:lineRule="auto" w:line="240" w:before="20" w:after="20"/>
               <w:jc w:val="start"/>
               <w:rPr>
@@ -5933,6 +5972,7 @@
             <w:pPr>
               <w:pStyle w:val="Normal"/>
               <w:widowControl/>
+              <w:suppressAutoHyphens w:val="true"/>
               <w:spacing w:lineRule="auto" w:line="240" w:before="20" w:after="20"/>
               <w:jc w:val="start"/>
               <w:rPr>
@@ -5966,6 +6006,7 @@
             <w:pPr>
               <w:pStyle w:val="Normal"/>
               <w:widowControl/>
+              <w:suppressAutoHyphens w:val="true"/>
               <w:spacing w:lineRule="auto" w:line="240" w:before="20" w:after="20"/>
               <w:jc w:val="start"/>
               <w:rPr>
@@ -5999,6 +6040,7 @@
             <w:pPr>
               <w:pStyle w:val="Normal"/>
               <w:widowControl/>
+              <w:suppressAutoHyphens w:val="true"/>
               <w:spacing w:lineRule="auto" w:line="240" w:before="20" w:after="20"/>
               <w:jc w:val="start"/>
               <w:rPr>
@@ -6032,6 +6074,7 @@
             <w:pPr>
               <w:pStyle w:val="Normal"/>
               <w:widowControl/>
+              <w:suppressAutoHyphens w:val="true"/>
               <w:spacing w:lineRule="auto" w:line="240" w:before="20" w:after="20"/>
               <w:jc w:val="start"/>
               <w:rPr>
@@ -6065,6 +6108,7 @@
             <w:pPr>
               <w:pStyle w:val="Normal"/>
               <w:widowControl/>
+              <w:suppressAutoHyphens w:val="true"/>
               <w:spacing w:lineRule="auto" w:line="240" w:before="20" w:after="20"/>
               <w:jc w:val="start"/>
               <w:rPr>
@@ -6103,6 +6147,7 @@
             <w:pPr>
               <w:pStyle w:val="Normal"/>
               <w:widowControl/>
+              <w:suppressAutoHyphens w:val="true"/>
               <w:spacing w:lineRule="auto" w:line="240" w:before="20" w:after="20"/>
               <w:jc w:val="start"/>
               <w:rPr>
@@ -6136,6 +6181,7 @@
             <w:pPr>
               <w:pStyle w:val="Normal"/>
               <w:widowControl/>
+              <w:suppressAutoHyphens w:val="true"/>
               <w:spacing w:lineRule="auto" w:line="240" w:before="20" w:after="20"/>
               <w:jc w:val="start"/>
               <w:rPr>
@@ -6169,6 +6215,7 @@
             <w:pPr>
               <w:pStyle w:val="Normal"/>
               <w:widowControl/>
+              <w:suppressAutoHyphens w:val="true"/>
               <w:spacing w:lineRule="auto" w:line="240" w:before="20" w:after="20"/>
               <w:jc w:val="start"/>
               <w:rPr>
@@ -6202,6 +6249,7 @@
             <w:pPr>
               <w:pStyle w:val="Normal"/>
               <w:widowControl/>
+              <w:suppressAutoHyphens w:val="true"/>
               <w:spacing w:lineRule="auto" w:line="240" w:before="20" w:after="20"/>
               <w:jc w:val="start"/>
               <w:rPr>
@@ -6235,6 +6283,7 @@
             <w:pPr>
               <w:pStyle w:val="Normal"/>
               <w:widowControl/>
+              <w:suppressAutoHyphens w:val="true"/>
               <w:spacing w:lineRule="auto" w:line="240" w:before="20" w:after="20"/>
               <w:jc w:val="start"/>
               <w:rPr>
@@ -6368,15 +6417,15 @@
         <w:tblLook w:noHBand="0" w:noVBand="1" w:firstColumn="1" w:lastRow="0" w:lastColumn="0" w:firstRow="1" w:val="04a0"/>
       </w:tblPr>
       <w:tblGrid>
-        <w:gridCol w:w="2682"/>
+        <w:gridCol w:w="2681"/>
+        <w:gridCol w:w="558"/>
+        <w:gridCol w:w="556"/>
+        <w:gridCol w:w="554"/>
+        <w:gridCol w:w="557"/>
         <w:gridCol w:w="557"/>
         <w:gridCol w:w="556"/>
-        <w:gridCol w:w="555"/>
-        <w:gridCol w:w="556"/>
-        <w:gridCol w:w="557"/>
-        <w:gridCol w:w="556"/>
-        <w:gridCol w:w="555"/>
-        <w:gridCol w:w="557"/>
+        <w:gridCol w:w="554"/>
+        <w:gridCol w:w="558"/>
         <w:gridCol w:w="567"/>
         <w:gridCol w:w="567"/>
       </w:tblGrid>
@@ -6387,7 +6436,7 @@
         </w:trPr>
         <w:tc>
           <w:tcPr>
-            <w:tcW w:w="2682" w:type="dxa"/>
+            <w:tcW w:w="2681" w:type="dxa"/>
             <w:tcBorders/>
             <w:shd w:color="auto" w:fill="4472C4" w:val="clear"/>
           </w:tcPr>
@@ -6395,6 +6444,7 @@
             <w:pPr>
               <w:pStyle w:val="Normal"/>
               <w:widowControl/>
+              <w:suppressAutoHyphens w:val="true"/>
               <w:spacing w:lineRule="auto" w:line="240" w:before="0" w:after="0"/>
               <w:jc w:val="center"/>
               <w:rPr>
@@ -6420,7 +6470,7 @@
         </w:tc>
         <w:tc>
           <w:tcPr>
-            <w:tcW w:w="2224" w:type="dxa"/>
+            <w:tcW w:w="2225" w:type="dxa"/>
             <w:gridSpan w:val="4"/>
             <w:tcBorders/>
             <w:shd w:color="auto" w:fill="4472C4" w:val="clear"/>
@@ -6429,6 +6479,7 @@
             <w:pPr>
               <w:pStyle w:val="Normal"/>
               <w:widowControl/>
+              <w:suppressAutoHyphens w:val="true"/>
               <w:spacing w:lineRule="auto" w:line="240" w:before="0" w:after="0"/>
               <w:jc w:val="center"/>
               <w:rPr>
@@ -6463,6 +6514,7 @@
             <w:pPr>
               <w:pStyle w:val="Normal"/>
               <w:widowControl/>
+              <w:suppressAutoHyphens w:val="true"/>
               <w:spacing w:lineRule="auto" w:line="240" w:before="0" w:after="0"/>
               <w:jc w:val="center"/>
               <w:rPr>
@@ -6497,6 +6549,7 @@
             <w:pPr>
               <w:pStyle w:val="Normal"/>
               <w:widowControl/>
+              <w:suppressAutoHyphens w:val="true"/>
               <w:spacing w:lineRule="auto" w:line="240" w:before="0" w:after="0"/>
               <w:jc w:val="center"/>
               <w:rPr>
@@ -6528,7 +6581,7 @@
         </w:trPr>
         <w:tc>
           <w:tcPr>
-            <w:tcW w:w="2682" w:type="dxa"/>
+            <w:tcW w:w="2681" w:type="dxa"/>
             <w:tcBorders/>
             <w:shd w:color="auto" w:fill="4472C4" w:val="clear"/>
           </w:tcPr>
@@ -6536,6 +6589,7 @@
             <w:pPr>
               <w:pStyle w:val="Normal"/>
               <w:widowControl/>
+              <w:suppressAutoHyphens w:val="true"/>
               <w:spacing w:lineRule="auto" w:line="240" w:before="0" w:after="0"/>
               <w:jc w:val="center"/>
               <w:rPr>
@@ -6561,7 +6615,7 @@
         </w:tc>
         <w:tc>
           <w:tcPr>
-            <w:tcW w:w="557" w:type="dxa"/>
+            <w:tcW w:w="558" w:type="dxa"/>
             <w:tcBorders/>
             <w:shd w:color="auto" w:fill="4472C4" w:val="clear"/>
           </w:tcPr>
@@ -6569,6 +6623,7 @@
             <w:pPr>
               <w:pStyle w:val="Normal"/>
               <w:widowControl/>
+              <w:suppressAutoHyphens w:val="true"/>
               <w:spacing w:lineRule="auto" w:line="240" w:before="0" w:after="0"/>
               <w:jc w:val="center"/>
               <w:rPr>
@@ -6602,6 +6657,7 @@
             <w:pPr>
               <w:pStyle w:val="Normal"/>
               <w:widowControl/>
+              <w:suppressAutoHyphens w:val="true"/>
               <w:spacing w:lineRule="auto" w:line="240" w:before="0" w:after="0"/>
               <w:jc w:val="center"/>
               <w:rPr>
@@ -6627,7 +6683,7 @@
         </w:tc>
         <w:tc>
           <w:tcPr>
-            <w:tcW w:w="555" w:type="dxa"/>
+            <w:tcW w:w="554" w:type="dxa"/>
             <w:tcBorders/>
             <w:shd w:color="auto" w:fill="4472C4" w:val="clear"/>
           </w:tcPr>
@@ -6635,6 +6691,7 @@
             <w:pPr>
               <w:pStyle w:val="Normal"/>
               <w:widowControl/>
+              <w:suppressAutoHyphens w:val="true"/>
               <w:spacing w:lineRule="auto" w:line="240" w:before="0" w:after="0"/>
               <w:jc w:val="center"/>
               <w:rPr>
@@ -6660,7 +6717,7 @@
         </w:tc>
         <w:tc>
           <w:tcPr>
-            <w:tcW w:w="556" w:type="dxa"/>
+            <w:tcW w:w="557" w:type="dxa"/>
             <w:tcBorders/>
             <w:shd w:color="auto" w:fill="4472C4" w:val="clear"/>
           </w:tcPr>
@@ -6668,6 +6725,7 @@
             <w:pPr>
               <w:pStyle w:val="Normal"/>
               <w:widowControl/>
+              <w:suppressAutoHyphens w:val="true"/>
               <w:spacing w:lineRule="auto" w:line="240" w:before="0" w:after="0"/>
               <w:jc w:val="center"/>
               <w:rPr>
@@ -6701,6 +6759,7 @@
             <w:pPr>
               <w:pStyle w:val="Normal"/>
               <w:widowControl/>
+              <w:suppressAutoHyphens w:val="true"/>
               <w:spacing w:lineRule="auto" w:line="240" w:before="0" w:after="0"/>
               <w:jc w:val="center"/>
               <w:rPr>
@@ -6734,6 +6793,7 @@
             <w:pPr>
               <w:pStyle w:val="Normal"/>
               <w:widowControl/>
+              <w:suppressAutoHyphens w:val="true"/>
               <w:spacing w:lineRule="auto" w:line="240" w:before="0" w:after="0"/>
               <w:jc w:val="center"/>
               <w:rPr>
@@ -6759,7 +6819,7 @@
         </w:tc>
         <w:tc>
           <w:tcPr>
-            <w:tcW w:w="555" w:type="dxa"/>
+            <w:tcW w:w="554" w:type="dxa"/>
             <w:tcBorders/>
             <w:shd w:color="auto" w:fill="4472C4" w:val="clear"/>
           </w:tcPr>
@@ -6767,6 +6827,7 @@
             <w:pPr>
               <w:pStyle w:val="Normal"/>
               <w:widowControl/>
+              <w:suppressAutoHyphens w:val="true"/>
               <w:spacing w:lineRule="auto" w:line="240" w:before="0" w:after="0"/>
               <w:jc w:val="center"/>
               <w:rPr>
@@ -6792,7 +6853,7 @@
         </w:tc>
         <w:tc>
           <w:tcPr>
-            <w:tcW w:w="557" w:type="dxa"/>
+            <w:tcW w:w="558" w:type="dxa"/>
             <w:tcBorders/>
             <w:shd w:color="auto" w:fill="4472C4" w:val="clear"/>
           </w:tcPr>
@@ -6800,6 +6861,7 @@
             <w:pPr>
               <w:pStyle w:val="Normal"/>
               <w:widowControl/>
+              <w:suppressAutoHyphens w:val="true"/>
               <w:spacing w:lineRule="auto" w:line="240" w:before="0" w:after="0"/>
               <w:jc w:val="center"/>
               <w:rPr>
@@ -6833,6 +6895,7 @@
             <w:pPr>
               <w:pStyle w:val="Normal"/>
               <w:widowControl/>
+              <w:suppressAutoHyphens w:val="true"/>
               <w:spacing w:lineRule="auto" w:line="240" w:before="0" w:after="0"/>
               <w:jc w:val="center"/>
               <w:rPr>
@@ -6866,6 +6929,7 @@
             <w:pPr>
               <w:pStyle w:val="Normal"/>
               <w:widowControl/>
+              <w:suppressAutoHyphens w:val="true"/>
               <w:spacing w:lineRule="auto" w:line="240" w:before="0" w:after="0"/>
               <w:jc w:val="center"/>
               <w:rPr>
@@ -6896,7 +6960,7 @@
         </w:trPr>
         <w:tc>
           <w:tcPr>
-            <w:tcW w:w="2682" w:type="dxa"/>
+            <w:tcW w:w="2681" w:type="dxa"/>
             <w:tcBorders/>
             <w:shd w:color="auto" w:fill="D9E1F2" w:val="clear"/>
           </w:tcPr>
@@ -6904,6 +6968,7 @@
             <w:pPr>
               <w:pStyle w:val="Normal"/>
               <w:widowControl/>
+              <w:suppressAutoHyphens w:val="true"/>
               <w:spacing w:lineRule="auto" w:line="240" w:before="0" w:after="0"/>
               <w:jc w:val="start"/>
               <w:rPr>
@@ -6929,7 +6994,7 @@
         </w:tc>
         <w:tc>
           <w:tcPr>
-            <w:tcW w:w="557" w:type="dxa"/>
+            <w:tcW w:w="558" w:type="dxa"/>
             <w:tcBorders/>
             <w:shd w:color="auto" w:fill="70AD47" w:val="clear"/>
           </w:tcPr>
@@ -6937,6 +7002,7 @@
             <w:pPr>
               <w:pStyle w:val="Normal"/>
               <w:widowControl/>
+              <w:suppressAutoHyphens w:val="true"/>
               <w:spacing w:lineRule="auto" w:line="240" w:before="0" w:after="0"/>
               <w:jc w:val="center"/>
               <w:rPr>
@@ -6970,6 +7036,7 @@
             <w:pPr>
               <w:pStyle w:val="Normal"/>
               <w:widowControl/>
+              <w:suppressAutoHyphens w:val="true"/>
               <w:spacing w:lineRule="auto" w:line="240" w:before="0" w:after="0"/>
               <w:jc w:val="center"/>
               <w:rPr>
@@ -6991,7 +7058,7 @@
         </w:tc>
         <w:tc>
           <w:tcPr>
-            <w:tcW w:w="555" w:type="dxa"/>
+            <w:tcW w:w="554" w:type="dxa"/>
             <w:tcBorders/>
             <w:shd w:color="auto" w:fill="D9E1F2" w:val="clear"/>
           </w:tcPr>
@@ -6999,6 +7066,7 @@
             <w:pPr>
               <w:pStyle w:val="Normal"/>
               <w:widowControl/>
+              <w:suppressAutoHyphens w:val="true"/>
               <w:spacing w:lineRule="auto" w:line="240" w:before="0" w:after="0"/>
               <w:jc w:val="center"/>
               <w:rPr>
@@ -7020,7 +7088,7 @@
         </w:tc>
         <w:tc>
           <w:tcPr>
-            <w:tcW w:w="556" w:type="dxa"/>
+            <w:tcW w:w="557" w:type="dxa"/>
             <w:tcBorders/>
             <w:shd w:color="auto" w:fill="D9E1F2" w:val="clear"/>
           </w:tcPr>
@@ -7028,6 +7096,7 @@
             <w:pPr>
               <w:pStyle w:val="Normal"/>
               <w:widowControl/>
+              <w:suppressAutoHyphens w:val="true"/>
               <w:spacing w:lineRule="auto" w:line="240" w:before="0" w:after="0"/>
               <w:jc w:val="center"/>
               <w:rPr>
@@ -7057,6 +7126,7 @@
             <w:pPr>
               <w:pStyle w:val="Normal"/>
               <w:widowControl/>
+              <w:suppressAutoHyphens w:val="true"/>
               <w:spacing w:lineRule="auto" w:line="240" w:before="0" w:after="0"/>
               <w:jc w:val="center"/>
               <w:rPr>
@@ -7086,6 +7156,7 @@
             <w:pPr>
               <w:pStyle w:val="Normal"/>
               <w:widowControl/>
+              <w:suppressAutoHyphens w:val="true"/>
               <w:spacing w:lineRule="auto" w:line="240" w:before="0" w:after="0"/>
               <w:jc w:val="center"/>
               <w:rPr>
@@ -7107,7 +7178,7 @@
         </w:tc>
         <w:tc>
           <w:tcPr>
-            <w:tcW w:w="555" w:type="dxa"/>
+            <w:tcW w:w="554" w:type="dxa"/>
             <w:tcBorders/>
             <w:shd w:color="auto" w:fill="D9E1F2" w:val="clear"/>
           </w:tcPr>
@@ -7115,6 +7186,7 @@
             <w:pPr>
               <w:pStyle w:val="Normal"/>
               <w:widowControl/>
+              <w:suppressAutoHyphens w:val="true"/>
               <w:spacing w:lineRule="auto" w:line="240" w:before="0" w:after="0"/>
               <w:jc w:val="center"/>
               <w:rPr>
@@ -7136,7 +7208,7 @@
         </w:tc>
         <w:tc>
           <w:tcPr>
-            <w:tcW w:w="557" w:type="dxa"/>
+            <w:tcW w:w="558" w:type="dxa"/>
             <w:tcBorders/>
             <w:shd w:color="auto" w:fill="D9E1F2" w:val="clear"/>
           </w:tcPr>
@@ -7144,6 +7216,7 @@
             <w:pPr>
               <w:pStyle w:val="Normal"/>
               <w:widowControl/>
+              <w:suppressAutoHyphens w:val="true"/>
               <w:spacing w:lineRule="auto" w:line="240" w:before="0" w:after="0"/>
               <w:jc w:val="center"/>
               <w:rPr>
@@ -7173,6 +7246,7 @@
             <w:pPr>
               <w:pStyle w:val="Normal"/>
               <w:widowControl/>
+              <w:suppressAutoHyphens w:val="true"/>
               <w:spacing w:lineRule="auto" w:line="240" w:before="0" w:after="0"/>
               <w:jc w:val="center"/>
               <w:rPr>
@@ -7202,6 +7276,7 @@
             <w:pPr>
               <w:pStyle w:val="Normal"/>
               <w:widowControl/>
+              <w:suppressAutoHyphens w:val="true"/>
               <w:spacing w:lineRule="auto" w:line="240" w:before="0" w:after="0"/>
               <w:jc w:val="center"/>
               <w:rPr>
@@ -7228,7 +7303,7 @@
         </w:trPr>
         <w:tc>
           <w:tcPr>
-            <w:tcW w:w="2682" w:type="dxa"/>
+            <w:tcW w:w="2681" w:type="dxa"/>
             <w:tcBorders/>
             <w:shd w:color="auto" w:fill="FFFFFF" w:val="clear"/>
           </w:tcPr>
@@ -7236,6 +7311,7 @@
             <w:pPr>
               <w:pStyle w:val="Normal"/>
               <w:widowControl/>
+              <w:suppressAutoHyphens w:val="true"/>
               <w:spacing w:lineRule="auto" w:line="240" w:before="0" w:after="0"/>
               <w:jc w:val="start"/>
               <w:rPr>
@@ -7261,7 +7337,7 @@
         </w:tc>
         <w:tc>
           <w:tcPr>
-            <w:tcW w:w="557" w:type="dxa"/>
+            <w:tcW w:w="558" w:type="dxa"/>
             <w:tcBorders/>
             <w:shd w:color="auto" w:fill="70AD47" w:val="clear"/>
           </w:tcPr>
@@ -7269,6 +7345,7 @@
             <w:pPr>
               <w:pStyle w:val="Normal"/>
               <w:widowControl/>
+              <w:suppressAutoHyphens w:val="true"/>
               <w:spacing w:lineRule="auto" w:line="240" w:before="0" w:after="0"/>
               <w:jc w:val="center"/>
               <w:rPr>
@@ -7302,6 +7379,7 @@
             <w:pPr>
               <w:pStyle w:val="Normal"/>
               <w:widowControl/>
+              <w:suppressAutoHyphens w:val="true"/>
               <w:spacing w:lineRule="auto" w:line="240" w:before="0" w:after="0"/>
               <w:jc w:val="center"/>
               <w:rPr>
@@ -7327,7 +7405,7 @@
         </w:tc>
         <w:tc>
           <w:tcPr>
-            <w:tcW w:w="555" w:type="dxa"/>
+            <w:tcW w:w="554" w:type="dxa"/>
             <w:tcBorders/>
             <w:shd w:color="auto" w:fill="70AD47" w:val="clear"/>
           </w:tcPr>
@@ -7335,6 +7413,7 @@
             <w:pPr>
               <w:pStyle w:val="Normal"/>
               <w:widowControl/>
+              <w:suppressAutoHyphens w:val="true"/>
               <w:spacing w:lineRule="auto" w:line="240" w:before="0" w:after="0"/>
               <w:jc w:val="center"/>
               <w:rPr>
@@ -7360,7 +7439,7 @@
         </w:tc>
         <w:tc>
           <w:tcPr>
-            <w:tcW w:w="556" w:type="dxa"/>
+            <w:tcW w:w="557" w:type="dxa"/>
             <w:tcBorders/>
             <w:shd w:color="auto" w:fill="FFFFFF" w:val="clear"/>
           </w:tcPr>
@@ -7368,6 +7447,7 @@
             <w:pPr>
               <w:pStyle w:val="Normal"/>
               <w:widowControl/>
+              <w:suppressAutoHyphens w:val="true"/>
               <w:spacing w:lineRule="auto" w:line="240" w:before="0" w:after="0"/>
               <w:jc w:val="center"/>
               <w:rPr>
@@ -7397,6 +7477,7 @@
             <w:pPr>
               <w:pStyle w:val="Normal"/>
               <w:widowControl/>
+              <w:suppressAutoHyphens w:val="true"/>
               <w:spacing w:lineRule="auto" w:line="240" w:before="0" w:after="0"/>
               <w:jc w:val="center"/>
               <w:rPr>
@@ -7426,6 +7507,7 @@
             <w:pPr>
               <w:pStyle w:val="Normal"/>
               <w:widowControl/>
+              <w:suppressAutoHyphens w:val="true"/>
               <w:spacing w:lineRule="auto" w:line="240" w:before="0" w:after="0"/>
               <w:jc w:val="center"/>
               <w:rPr>
@@ -7447,7 +7529,7 @@
         </w:tc>
         <w:tc>
           <w:tcPr>
-            <w:tcW w:w="555" w:type="dxa"/>
+            <w:tcW w:w="554" w:type="dxa"/>
             <w:tcBorders/>
             <w:shd w:color="auto" w:fill="FFFFFF" w:val="clear"/>
           </w:tcPr>
@@ -7455,6 +7537,7 @@
             <w:pPr>
               <w:pStyle w:val="Normal"/>
               <w:widowControl/>
+              <w:suppressAutoHyphens w:val="true"/>
               <w:spacing w:lineRule="auto" w:line="240" w:before="0" w:after="0"/>
               <w:jc w:val="center"/>
               <w:rPr>
@@ -7476,7 +7559,7 @@
         </w:tc>
         <w:tc>
           <w:tcPr>
-            <w:tcW w:w="557" w:type="dxa"/>
+            <w:tcW w:w="558" w:type="dxa"/>
             <w:tcBorders/>
             <w:shd w:color="auto" w:fill="FFFFFF" w:val="clear"/>
           </w:tcPr>
@@ -7484,6 +7567,7 @@
             <w:pPr>
               <w:pStyle w:val="Normal"/>
               <w:widowControl/>
+              <w:suppressAutoHyphens w:val="true"/>
               <w:spacing w:lineRule="auto" w:line="240" w:before="0" w:after="0"/>
               <w:jc w:val="center"/>
               <w:rPr>
@@ -7513,6 +7597,7 @@
             <w:pPr>
               <w:pStyle w:val="Normal"/>
               <w:widowControl/>
+              <w:suppressAutoHyphens w:val="true"/>
               <w:spacing w:lineRule="auto" w:line="240" w:before="0" w:after="0"/>
               <w:jc w:val="center"/>
               <w:rPr>
@@ -7542,6 +7627,7 @@
             <w:pPr>
               <w:pStyle w:val="Normal"/>
               <w:widowControl/>
+              <w:suppressAutoHyphens w:val="true"/>
               <w:spacing w:lineRule="auto" w:line="240" w:before="0" w:after="0"/>
               <w:jc w:val="center"/>
               <w:rPr>
@@ -7568,7 +7654,7 @@
         </w:trPr>
         <w:tc>
           <w:tcPr>
-            <w:tcW w:w="2682" w:type="dxa"/>
+            <w:tcW w:w="2681" w:type="dxa"/>
             <w:tcBorders/>
             <w:shd w:color="auto" w:fill="D9E1F2" w:val="clear"/>
           </w:tcPr>
@@ -7576,6 +7662,7 @@
             <w:pPr>
               <w:pStyle w:val="Normal"/>
               <w:widowControl/>
+              <w:suppressAutoHyphens w:val="true"/>
               <w:spacing w:lineRule="auto" w:line="240" w:before="0" w:after="0"/>
               <w:jc w:val="start"/>
               <w:rPr>
@@ -7601,7 +7688,7 @@
         </w:tc>
         <w:tc>
           <w:tcPr>
-            <w:tcW w:w="557" w:type="dxa"/>
+            <w:tcW w:w="558" w:type="dxa"/>
             <w:tcBorders/>
             <w:shd w:color="auto" w:fill="70AD47" w:val="clear"/>
           </w:tcPr>
@@ -7609,6 +7696,7 @@
             <w:pPr>
               <w:pStyle w:val="Normal"/>
               <w:widowControl/>
+              <w:suppressAutoHyphens w:val="true"/>
               <w:spacing w:lineRule="auto" w:line="240" w:before="0" w:after="0"/>
               <w:jc w:val="center"/>
               <w:rPr>
@@ -7642,6 +7730,7 @@
             <w:pPr>
               <w:pStyle w:val="Normal"/>
               <w:widowControl/>
+              <w:suppressAutoHyphens w:val="true"/>
               <w:spacing w:lineRule="auto" w:line="240" w:before="0" w:after="0"/>
               <w:jc w:val="center"/>
               <w:rPr>
@@ -7667,7 +7756,7 @@
         </w:tc>
         <w:tc>
           <w:tcPr>
-            <w:tcW w:w="555" w:type="dxa"/>
+            <w:tcW w:w="554" w:type="dxa"/>
             <w:tcBorders/>
             <w:shd w:color="auto" w:fill="70AD47" w:val="clear"/>
           </w:tcPr>
@@ -7675,6 +7764,7 @@
             <w:pPr>
               <w:pStyle w:val="Normal"/>
               <w:widowControl/>
+              <w:suppressAutoHyphens w:val="true"/>
               <w:spacing w:lineRule="auto" w:line="240" w:before="0" w:after="0"/>
               <w:jc w:val="center"/>
               <w:rPr>
@@ -7700,7 +7790,7 @@
         </w:tc>
         <w:tc>
           <w:tcPr>
-            <w:tcW w:w="556" w:type="dxa"/>
+            <w:tcW w:w="557" w:type="dxa"/>
             <w:tcBorders/>
             <w:shd w:color="auto" w:fill="D9E1F2" w:val="clear"/>
           </w:tcPr>
@@ -7708,6 +7798,7 @@
             <w:pPr>
               <w:pStyle w:val="Normal"/>
               <w:widowControl/>
+              <w:suppressAutoHyphens w:val="true"/>
               <w:spacing w:lineRule="auto" w:line="240" w:before="0" w:after="0"/>
               <w:jc w:val="center"/>
               <w:rPr>
@@ -7737,6 +7828,7 @@
             <w:pPr>
               <w:pStyle w:val="Normal"/>
               <w:widowControl/>
+              <w:suppressAutoHyphens w:val="true"/>
               <w:spacing w:lineRule="auto" w:line="240" w:before="0" w:after="0"/>
               <w:jc w:val="center"/>
               <w:rPr>
@@ -7766,6 +7858,7 @@
             <w:pPr>
               <w:pStyle w:val="Normal"/>
               <w:widowControl/>
+              <w:suppressAutoHyphens w:val="true"/>
               <w:spacing w:lineRule="auto" w:line="240" w:before="0" w:after="0"/>
               <w:jc w:val="center"/>
               <w:rPr>
@@ -7787,7 +7880,7 @@
         </w:tc>
         <w:tc>
           <w:tcPr>
-            <w:tcW w:w="555" w:type="dxa"/>
+            <w:tcW w:w="554" w:type="dxa"/>
             <w:tcBorders/>
             <w:shd w:color="auto" w:fill="D9E1F2" w:val="clear"/>
           </w:tcPr>
@@ -7795,6 +7888,7 @@
             <w:pPr>
               <w:pStyle w:val="Normal"/>
               <w:widowControl/>
+              <w:suppressAutoHyphens w:val="true"/>
               <w:spacing w:lineRule="auto" w:line="240" w:before="0" w:after="0"/>
               <w:jc w:val="center"/>
               <w:rPr>
@@ -7816,7 +7910,7 @@
         </w:tc>
         <w:tc>
           <w:tcPr>
-            <w:tcW w:w="557" w:type="dxa"/>
+            <w:tcW w:w="558" w:type="dxa"/>
             <w:tcBorders/>
             <w:shd w:color="auto" w:fill="D9E1F2" w:val="clear"/>
           </w:tcPr>
@@ -7824,6 +7918,7 @@
             <w:pPr>
               <w:pStyle w:val="Normal"/>
               <w:widowControl/>
+              <w:suppressAutoHyphens w:val="true"/>
               <w:spacing w:lineRule="auto" w:line="240" w:before="0" w:after="0"/>
               <w:jc w:val="center"/>
               <w:rPr>
@@ -7853,6 +7948,7 @@
             <w:pPr>
               <w:pStyle w:val="Normal"/>
               <w:widowControl/>
+              <w:suppressAutoHyphens w:val="true"/>
               <w:spacing w:lineRule="auto" w:line="240" w:before="0" w:after="0"/>
               <w:jc w:val="center"/>
               <w:rPr>
@@ -7882,6 +7978,7 @@
             <w:pPr>
               <w:pStyle w:val="Normal"/>
               <w:widowControl/>
+              <w:suppressAutoHyphens w:val="true"/>
               <w:spacing w:lineRule="auto" w:line="240" w:before="0" w:after="0"/>
               <w:jc w:val="center"/>
               <w:rPr>
@@ -7908,7 +8005,7 @@
         </w:trPr>
         <w:tc>
           <w:tcPr>
-            <w:tcW w:w="2682" w:type="dxa"/>
+            <w:tcW w:w="2681" w:type="dxa"/>
             <w:tcBorders/>
             <w:shd w:color="auto" w:fill="FFFFFF" w:val="clear"/>
           </w:tcPr>
@@ -7916,6 +8013,7 @@
             <w:pPr>
               <w:pStyle w:val="Normal"/>
               <w:widowControl/>
+              <w:suppressAutoHyphens w:val="true"/>
               <w:spacing w:lineRule="auto" w:line="240" w:before="0" w:after="0"/>
               <w:jc w:val="start"/>
               <w:rPr>
@@ -7941,7 +8039,7 @@
         </w:tc>
         <w:tc>
           <w:tcPr>
-            <w:tcW w:w="557" w:type="dxa"/>
+            <w:tcW w:w="558" w:type="dxa"/>
             <w:tcBorders/>
             <w:shd w:color="auto" w:fill="FFFFFF" w:val="clear"/>
           </w:tcPr>
@@ -7949,6 +8047,7 @@
             <w:pPr>
               <w:pStyle w:val="Normal"/>
               <w:widowControl/>
+              <w:suppressAutoHyphens w:val="true"/>
               <w:spacing w:lineRule="auto" w:line="240" w:before="0" w:after="0"/>
               <w:jc w:val="center"/>
               <w:rPr>
@@ -7978,6 +8077,7 @@
             <w:pPr>
               <w:pStyle w:val="Normal"/>
               <w:widowControl/>
+              <w:suppressAutoHyphens w:val="true"/>
               <w:spacing w:lineRule="auto" w:line="240" w:before="0" w:after="0"/>
               <w:jc w:val="center"/>
               <w:rPr>
@@ -7999,7 +8099,7 @@
         </w:tc>
         <w:tc>
           <w:tcPr>
-            <w:tcW w:w="555" w:type="dxa"/>
+            <w:tcW w:w="554" w:type="dxa"/>
             <w:tcBorders/>
             <w:shd w:color="auto" w:fill="70AD47" w:val="clear"/>
           </w:tcPr>
@@ -8007,6 +8107,7 @@
             <w:pPr>
               <w:pStyle w:val="Normal"/>
               <w:widowControl/>
+              <w:suppressAutoHyphens w:val="true"/>
               <w:spacing w:lineRule="auto" w:line="240" w:before="0" w:after="0"/>
               <w:jc w:val="center"/>
               <w:rPr>
@@ -8032,7 +8133,7 @@
         </w:tc>
         <w:tc>
           <w:tcPr>
-            <w:tcW w:w="556" w:type="dxa"/>
+            <w:tcW w:w="557" w:type="dxa"/>
             <w:tcBorders/>
             <w:shd w:color="auto" w:fill="70AD47" w:val="clear"/>
           </w:tcPr>
@@ -8040,6 +8141,7 @@
             <w:pPr>
               <w:pStyle w:val="Normal"/>
               <w:widowControl/>
+              <w:suppressAutoHyphens w:val="true"/>
               <w:spacing w:lineRule="auto" w:line="240" w:before="0" w:after="0"/>
               <w:jc w:val="center"/>
               <w:rPr>
@@ -8073,6 +8175,7 @@
             <w:pPr>
               <w:pStyle w:val="Normal"/>
               <w:widowControl/>
+              <w:suppressAutoHyphens w:val="true"/>
               <w:spacing w:lineRule="auto" w:line="240" w:before="0" w:after="0"/>
               <w:jc w:val="center"/>
               <w:rPr>
@@ -8102,6 +8205,7 @@
             <w:pPr>
               <w:pStyle w:val="Normal"/>
               <w:widowControl/>
+              <w:suppressAutoHyphens w:val="true"/>
               <w:spacing w:lineRule="auto" w:line="240" w:before="0" w:after="0"/>
               <w:jc w:val="center"/>
               <w:rPr>
@@ -8123,7 +8227,7 @@
         </w:tc>
         <w:tc>
           <w:tcPr>
-            <w:tcW w:w="555" w:type="dxa"/>
+            <w:tcW w:w="554" w:type="dxa"/>
             <w:tcBorders/>
             <w:shd w:color="auto" w:fill="FFFFFF" w:val="clear"/>
           </w:tcPr>
@@ -8131,6 +8235,7 @@
             <w:pPr>
               <w:pStyle w:val="Normal"/>
               <w:widowControl/>
+              <w:suppressAutoHyphens w:val="true"/>
               <w:spacing w:lineRule="auto" w:line="240" w:before="0" w:after="0"/>
               <w:jc w:val="center"/>
               <w:rPr>
@@ -8152,7 +8257,7 @@
         </w:tc>
         <w:tc>
           <w:tcPr>
-            <w:tcW w:w="557" w:type="dxa"/>
+            <w:tcW w:w="558" w:type="dxa"/>
             <w:tcBorders/>
             <w:shd w:color="auto" w:fill="FFFFFF" w:val="clear"/>
           </w:tcPr>
@@ -8160,6 +8265,7 @@
             <w:pPr>
               <w:pStyle w:val="Normal"/>
               <w:widowControl/>
+              <w:suppressAutoHyphens w:val="true"/>
               <w:spacing w:lineRule="auto" w:line="240" w:before="0" w:after="0"/>
               <w:jc w:val="center"/>
               <w:rPr>
@@ -8189,6 +8295,7 @@
             <w:pPr>
               <w:pStyle w:val="Normal"/>
               <w:widowControl/>
+              <w:suppressAutoHyphens w:val="true"/>
               <w:spacing w:lineRule="auto" w:line="240" w:before="0" w:after="0"/>
               <w:jc w:val="center"/>
               <w:rPr>
@@ -8218,6 +8325,7 @@
             <w:pPr>
               <w:pStyle w:val="Normal"/>
               <w:widowControl/>
+              <w:suppressAutoHyphens w:val="true"/>
               <w:spacing w:lineRule="auto" w:line="240" w:before="0" w:after="0"/>
               <w:jc w:val="center"/>
               <w:rPr>
@@ -8244,7 +8352,7 @@
         </w:trPr>
         <w:tc>
           <w:tcPr>
-            <w:tcW w:w="2682" w:type="dxa"/>
+            <w:tcW w:w="2681" w:type="dxa"/>
             <w:tcBorders/>
             <w:shd w:color="auto" w:fill="D9E1F2" w:val="clear"/>
           </w:tcPr>
@@ -8252,6 +8360,7 @@
             <w:pPr>
               <w:pStyle w:val="Normal"/>
               <w:widowControl/>
+              <w:suppressAutoHyphens w:val="true"/>
               <w:spacing w:lineRule="auto" w:line="240" w:before="0" w:after="0"/>
               <w:jc w:val="start"/>
               <w:rPr>
@@ -8277,7 +8386,7 @@
         </w:tc>
         <w:tc>
           <w:tcPr>
-            <w:tcW w:w="557" w:type="dxa"/>
+            <w:tcW w:w="558" w:type="dxa"/>
             <w:tcBorders/>
             <w:shd w:color="auto" w:fill="D9E1F2" w:val="clear"/>
           </w:tcPr>
@@ -8285,6 +8394,7 @@
             <w:pPr>
               <w:pStyle w:val="Normal"/>
               <w:widowControl/>
+              <w:suppressAutoHyphens w:val="true"/>
               <w:spacing w:lineRule="auto" w:line="240" w:before="0" w:after="0"/>
               <w:jc w:val="center"/>
               <w:rPr>
@@ -8314,6 +8424,7 @@
             <w:pPr>
               <w:pStyle w:val="Normal"/>
               <w:widowControl/>
+              <w:suppressAutoHyphens w:val="true"/>
               <w:spacing w:lineRule="auto" w:line="240" w:before="0" w:after="0"/>
               <w:jc w:val="center"/>
               <w:rPr>
@@ -8335,7 +8446,7 @@
         </w:tc>
         <w:tc>
           <w:tcPr>
-            <w:tcW w:w="555" w:type="dxa"/>
+            <w:tcW w:w="554" w:type="dxa"/>
             <w:tcBorders/>
             <w:shd w:color="auto" w:fill="D9E1F2" w:val="clear"/>
           </w:tcPr>
@@ -8343,6 +8454,7 @@
             <w:pPr>
               <w:pStyle w:val="Normal"/>
               <w:widowControl/>
+              <w:suppressAutoHyphens w:val="true"/>
               <w:spacing w:lineRule="auto" w:line="240" w:before="0" w:after="0"/>
               <w:jc w:val="center"/>
               <w:rPr>
@@ -8364,7 +8476,7 @@
         </w:tc>
         <w:tc>
           <w:tcPr>
-            <w:tcW w:w="556" w:type="dxa"/>
+            <w:tcW w:w="557" w:type="dxa"/>
             <w:tcBorders/>
             <w:shd w:color="auto" w:fill="70AD47" w:val="clear"/>
           </w:tcPr>
@@ -8372,6 +8484,7 @@
             <w:pPr>
               <w:pStyle w:val="Normal"/>
               <w:widowControl/>
+              <w:suppressAutoHyphens w:val="true"/>
               <w:spacing w:lineRule="auto" w:line="240" w:before="0" w:after="0"/>
               <w:jc w:val="center"/>
               <w:rPr>
@@ -8405,6 +8518,7 @@
             <w:pPr>
               <w:pStyle w:val="Normal"/>
               <w:widowControl/>
+              <w:suppressAutoHyphens w:val="true"/>
               <w:spacing w:lineRule="auto" w:line="240" w:before="0" w:after="0"/>
               <w:jc w:val="center"/>
               <w:rPr>
@@ -8438,6 +8552,7 @@
             <w:pPr>
               <w:pStyle w:val="Normal"/>
               <w:widowControl/>
+              <w:suppressAutoHyphens w:val="true"/>
               <w:spacing w:lineRule="auto" w:line="240" w:before="0" w:after="0"/>
               <w:jc w:val="center"/>
               <w:rPr>
@@ -8459,7 +8574,7 @@
         </w:tc>
         <w:tc>
           <w:tcPr>
-            <w:tcW w:w="555" w:type="dxa"/>
+            <w:tcW w:w="554" w:type="dxa"/>
             <w:tcBorders/>
             <w:shd w:color="auto" w:fill="D9E1F2" w:val="clear"/>
           </w:tcPr>
@@ -8467,6 +8582,7 @@
             <w:pPr>
               <w:pStyle w:val="Normal"/>
               <w:widowControl/>
+              <w:suppressAutoHyphens w:val="true"/>
               <w:spacing w:lineRule="auto" w:line="240" w:before="0" w:after="0"/>
               <w:jc w:val="center"/>
               <w:rPr>
@@ -8488,7 +8604,7 @@
         </w:tc>
         <w:tc>
           <w:tcPr>
-            <w:tcW w:w="557" w:type="dxa"/>
+            <w:tcW w:w="558" w:type="dxa"/>
             <w:tcBorders/>
             <w:shd w:color="auto" w:fill="D9E1F2" w:val="clear"/>
           </w:tcPr>
@@ -8496,6 +8612,7 @@
             <w:pPr>
               <w:pStyle w:val="Normal"/>
               <w:widowControl/>
+              <w:suppressAutoHyphens w:val="true"/>
               <w:spacing w:lineRule="auto" w:line="240" w:before="0" w:after="0"/>
               <w:jc w:val="center"/>
               <w:rPr>
@@ -8525,6 +8642,7 @@
             <w:pPr>
               <w:pStyle w:val="Normal"/>
               <w:widowControl/>
+              <w:suppressAutoHyphens w:val="true"/>
               <w:spacing w:lineRule="auto" w:line="240" w:before="0" w:after="0"/>
               <w:jc w:val="center"/>
               <w:rPr>
@@ -8554,6 +8672,7 @@
             <w:pPr>
               <w:pStyle w:val="Normal"/>
               <w:widowControl/>
+              <w:suppressAutoHyphens w:val="true"/>
               <w:spacing w:lineRule="auto" w:line="240" w:before="0" w:after="0"/>
               <w:jc w:val="center"/>
               <w:rPr>
@@ -8580,7 +8699,7 @@
         </w:trPr>
         <w:tc>
           <w:tcPr>
-            <w:tcW w:w="2682" w:type="dxa"/>
+            <w:tcW w:w="2681" w:type="dxa"/>
             <w:tcBorders/>
             <w:shd w:color="auto" w:fill="FFFFFF" w:val="clear"/>
           </w:tcPr>
@@ -8588,6 +8707,7 @@
             <w:pPr>
               <w:pStyle w:val="Normal"/>
               <w:widowControl/>
+              <w:suppressAutoHyphens w:val="true"/>
               <w:spacing w:lineRule="auto" w:line="240" w:before="0" w:after="0"/>
               <w:jc w:val="start"/>
               <w:rPr>
@@ -8613,7 +8733,7 @@
         </w:tc>
         <w:tc>
           <w:tcPr>
-            <w:tcW w:w="557" w:type="dxa"/>
+            <w:tcW w:w="558" w:type="dxa"/>
             <w:tcBorders/>
             <w:shd w:color="auto" w:fill="FFFFFF" w:val="clear"/>
           </w:tcPr>
@@ -8621,6 +8741,7 @@
             <w:pPr>
               <w:pStyle w:val="Normal"/>
               <w:widowControl/>
+              <w:suppressAutoHyphens w:val="true"/>
               <w:spacing w:lineRule="auto" w:line="240" w:before="0" w:after="0"/>
               <w:jc w:val="center"/>
               <w:rPr>
@@ -8650,6 +8771,7 @@
             <w:pPr>
               <w:pStyle w:val="Normal"/>
               <w:widowControl/>
+              <w:suppressAutoHyphens w:val="true"/>
               <w:spacing w:lineRule="auto" w:line="240" w:before="0" w:after="0"/>
               <w:jc w:val="center"/>
               <w:rPr>
@@ -8671,7 +8793,7 @@
         </w:tc>
         <w:tc>
           <w:tcPr>
-            <w:tcW w:w="555" w:type="dxa"/>
+            <w:tcW w:w="554" w:type="dxa"/>
             <w:tcBorders/>
             <w:shd w:color="auto" w:fill="FFFFFF" w:val="clear"/>
           </w:tcPr>
@@ -8679,6 +8801,7 @@
             <w:pPr>
               <w:pStyle w:val="Normal"/>
               <w:widowControl/>
+              <w:suppressAutoHyphens w:val="true"/>
               <w:spacing w:lineRule="auto" w:line="240" w:before="0" w:after="0"/>
               <w:jc w:val="center"/>
               <w:rPr>
@@ -8700,7 +8823,7 @@
         </w:tc>
         <w:tc>
           <w:tcPr>
-            <w:tcW w:w="556" w:type="dxa"/>
+            <w:tcW w:w="557" w:type="dxa"/>
             <w:tcBorders/>
             <w:shd w:color="auto" w:fill="FFFFFF" w:val="clear"/>
           </w:tcPr>
@@ -8708,6 +8831,7 @@
             <w:pPr>
               <w:pStyle w:val="Normal"/>
               <w:widowControl/>
+              <w:suppressAutoHyphens w:val="true"/>
               <w:spacing w:lineRule="auto" w:line="240" w:before="0" w:after="0"/>
               <w:jc w:val="center"/>
               <w:rPr>
@@ -8737,6 +8861,7 @@
             <w:pPr>
               <w:pStyle w:val="Normal"/>
               <w:widowControl/>
+              <w:suppressAutoHyphens w:val="true"/>
               <w:spacing w:lineRule="auto" w:line="240" w:before="0" w:after="0"/>
               <w:jc w:val="center"/>
               <w:rPr>
@@ -8770,6 +8895,7 @@
             <w:pPr>
               <w:pStyle w:val="Normal"/>
               <w:widowControl/>
+              <w:suppressAutoHyphens w:val="true"/>
               <w:spacing w:lineRule="auto" w:line="240" w:before="0" w:after="0"/>
               <w:jc w:val="center"/>
               <w:rPr>
@@ -8795,7 +8921,7 @@
         </w:tc>
         <w:tc>
           <w:tcPr>
-            <w:tcW w:w="555" w:type="dxa"/>
+            <w:tcW w:w="554" w:type="dxa"/>
             <w:tcBorders/>
             <w:shd w:color="auto" w:fill="FFFFFF" w:val="clear"/>
           </w:tcPr>
@@ -8803,6 +8929,7 @@
             <w:pPr>
               <w:pStyle w:val="Normal"/>
               <w:widowControl/>
+              <w:suppressAutoHyphens w:val="true"/>
               <w:spacing w:lineRule="auto" w:line="240" w:before="0" w:after="0"/>
               <w:jc w:val="center"/>
               <w:rPr>
@@ -8824,7 +8951,7 @@
         </w:tc>
         <w:tc>
           <w:tcPr>
-            <w:tcW w:w="557" w:type="dxa"/>
+            <w:tcW w:w="558" w:type="dxa"/>
             <w:tcBorders/>
             <w:shd w:color="auto" w:fill="FFFFFF" w:val="clear"/>
           </w:tcPr>
@@ -8832,6 +8959,7 @@
             <w:pPr>
               <w:pStyle w:val="Normal"/>
               <w:widowControl/>
+              <w:suppressAutoHyphens w:val="true"/>
               <w:spacing w:lineRule="auto" w:line="240" w:before="0" w:after="0"/>
               <w:jc w:val="center"/>
               <w:rPr>
@@ -8861,6 +8989,7 @@
             <w:pPr>
               <w:pStyle w:val="Normal"/>
               <w:widowControl/>
+              <w:suppressAutoHyphens w:val="true"/>
               <w:spacing w:lineRule="auto" w:line="240" w:before="0" w:after="0"/>
               <w:jc w:val="center"/>
               <w:rPr>
@@ -8890,6 +9019,7 @@
             <w:pPr>
               <w:pStyle w:val="Normal"/>
               <w:widowControl/>
+              <w:suppressAutoHyphens w:val="true"/>
               <w:spacing w:lineRule="auto" w:line="240" w:before="0" w:after="0"/>
               <w:jc w:val="center"/>
               <w:rPr>
@@ -8916,7 +9046,7 @@
         </w:trPr>
         <w:tc>
           <w:tcPr>
-            <w:tcW w:w="2682" w:type="dxa"/>
+            <w:tcW w:w="2681" w:type="dxa"/>
             <w:tcBorders/>
             <w:shd w:color="auto" w:fill="D9E1F2" w:val="clear"/>
           </w:tcPr>
@@ -8924,6 +9054,7 @@
             <w:pPr>
               <w:pStyle w:val="Normal"/>
               <w:widowControl/>
+              <w:suppressAutoHyphens w:val="true"/>
               <w:spacing w:lineRule="auto" w:line="240" w:before="0" w:after="0"/>
               <w:jc w:val="start"/>
               <w:rPr>
@@ -8949,7 +9080,7 @@
         </w:tc>
         <w:tc>
           <w:tcPr>
-            <w:tcW w:w="557" w:type="dxa"/>
+            <w:tcW w:w="558" w:type="dxa"/>
             <w:tcBorders/>
             <w:shd w:color="auto" w:fill="D9E1F2" w:val="clear"/>
           </w:tcPr>
@@ -8957,6 +9088,7 @@
             <w:pPr>
               <w:pStyle w:val="Normal"/>
               <w:widowControl/>
+              <w:suppressAutoHyphens w:val="true"/>
               <w:spacing w:lineRule="auto" w:line="240" w:before="0" w:after="0"/>
               <w:jc w:val="center"/>
               <w:rPr>
@@ -8986,6 +9118,7 @@
             <w:pPr>
               <w:pStyle w:val="Normal"/>
               <w:widowControl/>
+              <w:suppressAutoHyphens w:val="true"/>
               <w:spacing w:lineRule="auto" w:line="240" w:before="0" w:after="0"/>
               <w:jc w:val="center"/>
               <w:rPr>
@@ -9007,7 +9140,7 @@
         </w:tc>
         <w:tc>
           <w:tcPr>
-            <w:tcW w:w="555" w:type="dxa"/>
+            <w:tcW w:w="554" w:type="dxa"/>
             <w:tcBorders/>
             <w:shd w:color="auto" w:fill="D9E1F2" w:val="clear"/>
           </w:tcPr>
@@ -9015,6 +9148,7 @@
             <w:pPr>
               <w:pStyle w:val="Normal"/>
               <w:widowControl/>
+              <w:suppressAutoHyphens w:val="true"/>
               <w:spacing w:lineRule="auto" w:line="240" w:before="0" w:after="0"/>
               <w:jc w:val="center"/>
               <w:rPr>
@@ -9036,7 +9170,7 @@
         </w:tc>
         <w:tc>
           <w:tcPr>
-            <w:tcW w:w="556" w:type="dxa"/>
+            <w:tcW w:w="557" w:type="dxa"/>
             <w:tcBorders/>
             <w:shd w:color="auto" w:fill="D9E1F2" w:val="clear"/>
           </w:tcPr>
@@ -9044,6 +9178,7 @@
             <w:pPr>
               <w:pStyle w:val="Normal"/>
               <w:widowControl/>
+              <w:suppressAutoHyphens w:val="true"/>
               <w:spacing w:lineRule="auto" w:line="240" w:before="0" w:after="0"/>
               <w:jc w:val="center"/>
               <w:rPr>
@@ -9073,6 +9208,7 @@
             <w:pPr>
               <w:pStyle w:val="Normal"/>
               <w:widowControl/>
+              <w:suppressAutoHyphens w:val="true"/>
               <w:spacing w:lineRule="auto" w:line="240" w:before="0" w:after="0"/>
               <w:jc w:val="center"/>
               <w:rPr>
@@ -9102,6 +9238,7 @@
             <w:pPr>
               <w:pStyle w:val="Normal"/>
               <w:widowControl/>
+              <w:suppressAutoHyphens w:val="true"/>
               <w:spacing w:lineRule="auto" w:line="240" w:before="0" w:after="0"/>
               <w:jc w:val="center"/>
               <w:rPr>
@@ -9127,7 +9264,7 @@
         </w:tc>
         <w:tc>
           <w:tcPr>
-            <w:tcW w:w="555" w:type="dxa"/>
+            <w:tcW w:w="554" w:type="dxa"/>
             <w:tcBorders/>
             <w:shd w:color="auto" w:fill="D9E1F2" w:val="clear"/>
           </w:tcPr>
@@ -9135,6 +9272,7 @@
             <w:pPr>
               <w:pStyle w:val="Normal"/>
               <w:widowControl/>
+              <w:suppressAutoHyphens w:val="true"/>
               <w:spacing w:lineRule="auto" w:line="240" w:before="0" w:after="0"/>
               <w:jc w:val="center"/>
               <w:rPr>
@@ -9156,7 +9294,7 @@
         </w:tc>
         <w:tc>
           <w:tcPr>
-            <w:tcW w:w="557" w:type="dxa"/>
+            <w:tcW w:w="558" w:type="dxa"/>
             <w:tcBorders/>
             <w:shd w:color="auto" w:fill="D9E1F2" w:val="clear"/>
           </w:tcPr>
@@ -9164,6 +9302,7 @@
             <w:pPr>
               <w:pStyle w:val="Normal"/>
               <w:widowControl/>
+              <w:suppressAutoHyphens w:val="true"/>
               <w:spacing w:lineRule="auto" w:line="240" w:before="0" w:after="0"/>
               <w:jc w:val="center"/>
               <w:rPr>
@@ -9193,6 +9332,7 @@
             <w:pPr>
               <w:pStyle w:val="Normal"/>
               <w:widowControl/>
+              <w:suppressAutoHyphens w:val="true"/>
               <w:spacing w:lineRule="auto" w:line="240" w:before="0" w:after="0"/>
               <w:jc w:val="center"/>
               <w:rPr>
@@ -9222,6 +9362,7 @@
             <w:pPr>
               <w:pStyle w:val="Normal"/>
               <w:widowControl/>
+              <w:suppressAutoHyphens w:val="true"/>
               <w:spacing w:lineRule="auto" w:line="240" w:before="0" w:after="0"/>
               <w:jc w:val="center"/>
               <w:rPr>
@@ -9248,7 +9389,7 @@
         </w:trPr>
         <w:tc>
           <w:tcPr>
-            <w:tcW w:w="2682" w:type="dxa"/>
+            <w:tcW w:w="2681" w:type="dxa"/>
             <w:tcBorders/>
             <w:shd w:color="auto" w:fill="FFFFFF" w:val="clear"/>
           </w:tcPr>
@@ -9256,6 +9397,7 @@
             <w:pPr>
               <w:pStyle w:val="Normal"/>
               <w:widowControl/>
+              <w:suppressAutoHyphens w:val="true"/>
               <w:spacing w:lineRule="auto" w:line="240" w:before="0" w:after="0"/>
               <w:jc w:val="start"/>
               <w:rPr>
@@ -9281,7 +9423,7 @@
         </w:tc>
         <w:tc>
           <w:tcPr>
-            <w:tcW w:w="557" w:type="dxa"/>
+            <w:tcW w:w="558" w:type="dxa"/>
             <w:tcBorders/>
             <w:shd w:color="auto" w:fill="FFFFFF" w:val="clear"/>
           </w:tcPr>
@@ -9289,6 +9431,7 @@
             <w:pPr>
               <w:pStyle w:val="Normal"/>
               <w:widowControl/>
+              <w:suppressAutoHyphens w:val="true"/>
               <w:spacing w:lineRule="auto" w:line="240" w:before="0" w:after="0"/>
               <w:jc w:val="center"/>
               <w:rPr>
@@ -9318,6 +9461,7 @@
             <w:pPr>
               <w:pStyle w:val="Normal"/>
               <w:widowControl/>
+              <w:suppressAutoHyphens w:val="true"/>
               <w:spacing w:lineRule="auto" w:line="240" w:before="0" w:after="0"/>
               <w:jc w:val="center"/>
               <w:rPr>
@@ -9339,7 +9483,7 @@
         </w:tc>
         <w:tc>
           <w:tcPr>
-            <w:tcW w:w="555" w:type="dxa"/>
+            <w:tcW w:w="554" w:type="dxa"/>
             <w:tcBorders/>
             <w:shd w:color="auto" w:fill="FFFFFF" w:val="clear"/>
           </w:tcPr>
@@ -9347,6 +9491,7 @@
             <w:pPr>
               <w:pStyle w:val="Normal"/>
               <w:widowControl/>
+              <w:suppressAutoHyphens w:val="true"/>
               <w:spacing w:lineRule="auto" w:line="240" w:before="0" w:after="0"/>
               <w:jc w:val="center"/>
               <w:rPr>
@@ -9368,7 +9513,7 @@
         </w:tc>
         <w:tc>
           <w:tcPr>
-            <w:tcW w:w="556" w:type="dxa"/>
+            <w:tcW w:w="557" w:type="dxa"/>
             <w:tcBorders/>
             <w:shd w:color="auto" w:fill="FFFFFF" w:val="clear"/>
           </w:tcPr>
@@ -9376,6 +9521,7 @@
             <w:pPr>
               <w:pStyle w:val="Normal"/>
               <w:widowControl/>
+              <w:suppressAutoHyphens w:val="true"/>
               <w:spacing w:lineRule="auto" w:line="240" w:before="0" w:after="0"/>
               <w:jc w:val="center"/>
               <w:rPr>
@@ -9405,6 +9551,7 @@
             <w:pPr>
               <w:pStyle w:val="Normal"/>
               <w:widowControl/>
+              <w:suppressAutoHyphens w:val="true"/>
               <w:spacing w:lineRule="auto" w:line="240" w:before="0" w:after="0"/>
               <w:jc w:val="center"/>
               <w:rPr>
@@ -9434,6 +9581,7 @@
             <w:pPr>
               <w:pStyle w:val="Normal"/>
               <w:widowControl/>
+              <w:suppressAutoHyphens w:val="true"/>
               <w:spacing w:lineRule="auto" w:line="240" w:before="0" w:after="0"/>
               <w:jc w:val="center"/>
               <w:rPr>
@@ -9455,7 +9603,7 @@
         </w:tc>
         <w:tc>
           <w:tcPr>
-            <w:tcW w:w="555" w:type="dxa"/>
+            <w:tcW w:w="554" w:type="dxa"/>
             <w:tcBorders/>
             <w:shd w:color="auto" w:fill="70AD47" w:val="clear"/>
           </w:tcPr>
@@ -9463,6 +9611,7 @@
             <w:pPr>
               <w:pStyle w:val="Normal"/>
               <w:widowControl/>
+              <w:suppressAutoHyphens w:val="true"/>
               <w:spacing w:lineRule="auto" w:line="240" w:before="0" w:after="0"/>
               <w:jc w:val="center"/>
               <w:rPr>
@@ -9488,7 +9637,7 @@
         </w:tc>
         <w:tc>
           <w:tcPr>
-            <w:tcW w:w="557" w:type="dxa"/>
+            <w:tcW w:w="558" w:type="dxa"/>
             <w:tcBorders/>
             <w:shd w:color="auto" w:fill="70AD47" w:val="clear"/>
           </w:tcPr>
@@ -9496,6 +9645,7 @@
             <w:pPr>
               <w:pStyle w:val="Normal"/>
               <w:widowControl/>
+              <w:suppressAutoHyphens w:val="true"/>
               <w:spacing w:lineRule="auto" w:line="240" w:before="0" w:after="0"/>
               <w:jc w:val="center"/>
               <w:rPr>
@@ -9529,6 +9679,7 @@
             <w:pPr>
               <w:pStyle w:val="Normal"/>
               <w:widowControl/>
+              <w:suppressAutoHyphens w:val="true"/>
               <w:spacing w:lineRule="auto" w:line="240" w:before="0" w:after="0"/>
               <w:jc w:val="center"/>
               <w:rPr>
@@ -9558,6 +9709,7 @@
             <w:pPr>
               <w:pStyle w:val="Normal"/>
               <w:widowControl/>
+              <w:suppressAutoHyphens w:val="true"/>
               <w:spacing w:lineRule="auto" w:line="240" w:before="0" w:after="0"/>
               <w:jc w:val="center"/>
               <w:rPr>
@@ -9584,7 +9736,7 @@
         </w:trPr>
         <w:tc>
           <w:tcPr>
-            <w:tcW w:w="2682" w:type="dxa"/>
+            <w:tcW w:w="2681" w:type="dxa"/>
             <w:tcBorders/>
             <w:shd w:color="auto" w:fill="D9E1F2" w:val="clear"/>
           </w:tcPr>
@@ -9592,6 +9744,7 @@
             <w:pPr>
               <w:pStyle w:val="Normal"/>
               <w:widowControl/>
+              <w:suppressAutoHyphens w:val="true"/>
               <w:spacing w:lineRule="auto" w:line="240" w:before="0" w:after="0"/>
               <w:jc w:val="start"/>
               <w:rPr>
@@ -9617,7 +9770,7 @@
         </w:tc>
         <w:tc>
           <w:tcPr>
-            <w:tcW w:w="557" w:type="dxa"/>
+            <w:tcW w:w="558" w:type="dxa"/>
             <w:tcBorders/>
             <w:shd w:color="auto" w:fill="D9E1F2" w:val="clear"/>
           </w:tcPr>
@@ -9625,6 +9778,7 @@
             <w:pPr>
               <w:pStyle w:val="Normal"/>
               <w:widowControl/>
+              <w:suppressAutoHyphens w:val="true"/>
               <w:spacing w:lineRule="auto" w:line="240" w:before="0" w:after="0"/>
               <w:jc w:val="center"/>
               <w:rPr>
@@ -9654,6 +9808,7 @@
             <w:pPr>
               <w:pStyle w:val="Normal"/>
               <w:widowControl/>
+              <w:suppressAutoHyphens w:val="true"/>
               <w:spacing w:lineRule="auto" w:line="240" w:before="0" w:after="0"/>
               <w:jc w:val="center"/>
               <w:rPr>
@@ -9675,7 +9830,7 @@
         </w:tc>
         <w:tc>
           <w:tcPr>
-            <w:tcW w:w="555" w:type="dxa"/>
+            <w:tcW w:w="554" w:type="dxa"/>
             <w:tcBorders/>
             <w:shd w:color="auto" w:fill="D9E1F2" w:val="clear"/>
           </w:tcPr>
@@ -9683,6 +9838,7 @@
             <w:pPr>
               <w:pStyle w:val="Normal"/>
               <w:widowControl/>
+              <w:suppressAutoHyphens w:val="true"/>
               <w:spacing w:lineRule="auto" w:line="240" w:before="0" w:after="0"/>
               <w:jc w:val="center"/>
               <w:rPr>
@@ -9704,7 +9860,7 @@
         </w:tc>
         <w:tc>
           <w:tcPr>
-            <w:tcW w:w="556" w:type="dxa"/>
+            <w:tcW w:w="557" w:type="dxa"/>
             <w:tcBorders/>
             <w:shd w:color="auto" w:fill="D9E1F2" w:val="clear"/>
           </w:tcPr>
@@ -9712,6 +9868,7 @@
             <w:pPr>
               <w:pStyle w:val="Normal"/>
               <w:widowControl/>
+              <w:suppressAutoHyphens w:val="true"/>
               <w:spacing w:lineRule="auto" w:line="240" w:before="0" w:after="0"/>
               <w:jc w:val="center"/>
               <w:rPr>
@@ -9741,6 +9898,7 @@
             <w:pPr>
               <w:pStyle w:val="Normal"/>
               <w:widowControl/>
+              <w:suppressAutoHyphens w:val="true"/>
               <w:spacing w:lineRule="auto" w:line="240" w:before="0" w:after="0"/>
               <w:jc w:val="center"/>
               <w:rPr>
@@ -9770,6 +9928,7 @@
             <w:pPr>
               <w:pStyle w:val="Normal"/>
               <w:widowControl/>
+              <w:suppressAutoHyphens w:val="true"/>
               <w:spacing w:lineRule="auto" w:line="240" w:before="0" w:after="0"/>
               <w:jc w:val="center"/>
               <w:rPr>
@@ -9791,7 +9950,7 @@
         </w:tc>
         <w:tc>
           <w:tcPr>
-            <w:tcW w:w="555" w:type="dxa"/>
+            <w:tcW w:w="554" w:type="dxa"/>
             <w:tcBorders/>
             <w:shd w:color="auto" w:fill="D9E1F2" w:val="clear"/>
           </w:tcPr>
@@ -9799,6 +9958,7 @@
             <w:pPr>
               <w:pStyle w:val="Normal"/>
               <w:widowControl/>
+              <w:suppressAutoHyphens w:val="true"/>
               <w:spacing w:lineRule="auto" w:line="240" w:before="0" w:after="0"/>
               <w:jc w:val="center"/>
               <w:rPr>
@@ -9820,7 +9980,7 @@
         </w:tc>
         <w:tc>
           <w:tcPr>
-            <w:tcW w:w="557" w:type="dxa"/>
+            <w:tcW w:w="558" w:type="dxa"/>
             <w:tcBorders/>
             <w:shd w:color="auto" w:fill="D9E1F2" w:val="clear"/>
           </w:tcPr>
@@ -9828,6 +9988,7 @@
             <w:pPr>
               <w:pStyle w:val="Normal"/>
               <w:widowControl/>
+              <w:suppressAutoHyphens w:val="true"/>
               <w:spacing w:lineRule="auto" w:line="240" w:before="0" w:after="0"/>
               <w:jc w:val="center"/>
               <w:rPr>
@@ -9857,6 +10018,7 @@
             <w:pPr>
               <w:pStyle w:val="Normal"/>
               <w:widowControl/>
+              <w:suppressAutoHyphens w:val="true"/>
               <w:spacing w:lineRule="auto" w:line="240" w:before="0" w:after="0"/>
               <w:jc w:val="center"/>
               <w:rPr>
@@ -9890,6 +10052,7 @@
             <w:pPr>
               <w:pStyle w:val="Normal"/>
               <w:widowControl/>
+              <w:suppressAutoHyphens w:val="true"/>
               <w:spacing w:lineRule="auto" w:line="240" w:before="0" w:after="0"/>
               <w:jc w:val="center"/>
               <w:rPr>
@@ -9916,7 +10079,7 @@
         </w:trPr>
         <w:tc>
           <w:tcPr>
-            <w:tcW w:w="2682" w:type="dxa"/>
+            <w:tcW w:w="2681" w:type="dxa"/>
             <w:tcBorders/>
             <w:shd w:color="auto" w:fill="FFFFFF" w:val="clear"/>
           </w:tcPr>
@@ -9924,6 +10087,7 @@
             <w:pPr>
               <w:pStyle w:val="Normal"/>
               <w:widowControl/>
+              <w:suppressAutoHyphens w:val="true"/>
               <w:spacing w:lineRule="auto" w:line="240" w:before="0" w:after="0"/>
               <w:jc w:val="start"/>
               <w:rPr>
@@ -9949,7 +10113,7 @@
         </w:tc>
         <w:tc>
           <w:tcPr>
-            <w:tcW w:w="557" w:type="dxa"/>
+            <w:tcW w:w="558" w:type="dxa"/>
             <w:tcBorders/>
             <w:shd w:color="auto" w:fill="FFFFFF" w:val="clear"/>
           </w:tcPr>
@@ -9957,6 +10121,7 @@
             <w:pPr>
               <w:pStyle w:val="Normal"/>
               <w:widowControl/>
+              <w:suppressAutoHyphens w:val="true"/>
               <w:spacing w:lineRule="auto" w:line="240" w:before="0" w:after="0"/>
               <w:jc w:val="center"/>
               <w:rPr>
@@ -9986,6 +10151,7 @@
             <w:pPr>
               <w:pStyle w:val="Normal"/>
               <w:widowControl/>
+              <w:suppressAutoHyphens w:val="true"/>
               <w:spacing w:lineRule="auto" w:line="240" w:before="0" w:after="0"/>
               <w:jc w:val="center"/>
               <w:rPr>
@@ -10007,7 +10173,7 @@
         </w:tc>
         <w:tc>
           <w:tcPr>
-            <w:tcW w:w="555" w:type="dxa"/>
+            <w:tcW w:w="554" w:type="dxa"/>
             <w:tcBorders/>
             <w:shd w:color="auto" w:fill="FFFFFF" w:val="clear"/>
           </w:tcPr>
@@ -10015,6 +10181,7 @@
             <w:pPr>
               <w:pStyle w:val="Normal"/>
               <w:widowControl/>
+              <w:suppressAutoHyphens w:val="true"/>
               <w:spacing w:lineRule="auto" w:line="240" w:before="0" w:after="0"/>
               <w:jc w:val="center"/>
               <w:rPr>
@@ -10036,7 +10203,7 @@
         </w:tc>
         <w:tc>
           <w:tcPr>
-            <w:tcW w:w="556" w:type="dxa"/>
+            <w:tcW w:w="557" w:type="dxa"/>
             <w:tcBorders/>
             <w:shd w:color="auto" w:fill="FFFFFF" w:val="clear"/>
           </w:tcPr>
@@ -10044,6 +10211,7 @@
             <w:pPr>
               <w:pStyle w:val="Normal"/>
               <w:widowControl/>
+              <w:suppressAutoHyphens w:val="true"/>
               <w:spacing w:lineRule="auto" w:line="240" w:before="0" w:after="0"/>
               <w:jc w:val="center"/>
               <w:rPr>
@@ -10073,6 +10241,7 @@
             <w:pPr>
               <w:pStyle w:val="Normal"/>
               <w:widowControl/>
+              <w:suppressAutoHyphens w:val="true"/>
               <w:spacing w:lineRule="auto" w:line="240" w:before="0" w:after="0"/>
               <w:jc w:val="center"/>
               <w:rPr>
@@ -10102,6 +10271,7 @@
             <w:pPr>
               <w:pStyle w:val="Normal"/>
               <w:widowControl/>
+              <w:suppressAutoHyphens w:val="true"/>
               <w:spacing w:lineRule="auto" w:line="240" w:before="0" w:after="0"/>
               <w:jc w:val="center"/>
               <w:rPr>
@@ -10123,7 +10293,7 @@
         </w:tc>
         <w:tc>
           <w:tcPr>
-            <w:tcW w:w="555" w:type="dxa"/>
+            <w:tcW w:w="554" w:type="dxa"/>
             <w:tcBorders/>
             <w:shd w:color="auto" w:fill="FFFFFF" w:val="clear"/>
           </w:tcPr>
@@ -10131,6 +10301,7 @@
             <w:pPr>
               <w:pStyle w:val="Normal"/>
               <w:widowControl/>
+              <w:suppressAutoHyphens w:val="true"/>
               <w:spacing w:lineRule="auto" w:line="240" w:before="0" w:after="0"/>
               <w:jc w:val="center"/>
               <w:rPr>
@@ -10152,7 +10323,7 @@
         </w:tc>
         <w:tc>
           <w:tcPr>
-            <w:tcW w:w="557" w:type="dxa"/>
+            <w:tcW w:w="558" w:type="dxa"/>
             <w:tcBorders/>
             <w:shd w:color="auto" w:fill="FFFFFF" w:val="clear"/>
           </w:tcPr>
@@ -10160,6 +10331,7 @@
             <w:pPr>
               <w:pStyle w:val="Normal"/>
               <w:widowControl/>
+              <w:suppressAutoHyphens w:val="true"/>
               <w:spacing w:lineRule="auto" w:line="240" w:before="0" w:after="0"/>
               <w:jc w:val="center"/>
               <w:rPr>
@@ -10189,6 +10361,7 @@
             <w:pPr>
               <w:pStyle w:val="Normal"/>
               <w:widowControl/>
+              <w:suppressAutoHyphens w:val="true"/>
               <w:spacing w:lineRule="auto" w:line="240" w:before="0" w:after="0"/>
               <w:jc w:val="center"/>
               <w:rPr>
@@ -10218,6 +10391,7 @@
             <w:pPr>
               <w:pStyle w:val="Normal"/>
               <w:widowControl/>
+              <w:suppressAutoHyphens w:val="true"/>
               <w:spacing w:lineRule="auto" w:line="240" w:before="0" w:after="0"/>
               <w:jc w:val="center"/>
               <w:rPr>
@@ -10248,7 +10422,7 @@
         </w:trPr>
         <w:tc>
           <w:tcPr>
-            <w:tcW w:w="2682" w:type="dxa"/>
+            <w:tcW w:w="2681" w:type="dxa"/>
             <w:tcBorders/>
             <w:shd w:color="auto" w:fill="D9E1F2" w:val="clear"/>
           </w:tcPr>
@@ -10256,6 +10430,7 @@
             <w:pPr>
               <w:pStyle w:val="Normal"/>
               <w:widowControl/>
+              <w:suppressAutoHyphens w:val="true"/>
               <w:spacing w:lineRule="auto" w:line="240" w:before="0" w:after="0"/>
               <w:jc w:val="start"/>
               <w:rPr>
@@ -10281,7 +10456,7 @@
         </w:tc>
         <w:tc>
           <w:tcPr>
-            <w:tcW w:w="557" w:type="dxa"/>
+            <w:tcW w:w="558" w:type="dxa"/>
             <w:tcBorders/>
             <w:shd w:color="auto" w:fill="D9E1F2" w:val="clear"/>
           </w:tcPr>
@@ -10289,6 +10464,7 @@
             <w:pPr>
               <w:pStyle w:val="Normal"/>
               <w:widowControl/>
+              <w:suppressAutoHyphens w:val="true"/>
               <w:spacing w:lineRule="auto" w:line="240" w:before="0" w:after="0"/>
               <w:jc w:val="center"/>
               <w:rPr>
@@ -10318,6 +10494,7 @@
             <w:pPr>
               <w:pStyle w:val="Normal"/>
               <w:widowControl/>
+              <w:suppressAutoHyphens w:val="true"/>
               <w:spacing w:lineRule="auto" w:line="240" w:before="0" w:after="0"/>
               <w:jc w:val="center"/>
               <w:rPr>
@@ -10339,7 +10516,7 @@
         </w:tc>
         <w:tc>
           <w:tcPr>
-            <w:tcW w:w="555" w:type="dxa"/>
+            <w:tcW w:w="554" w:type="dxa"/>
             <w:tcBorders/>
             <w:shd w:color="auto" w:fill="D9E1F2" w:val="clear"/>
           </w:tcPr>
@@ -10347,6 +10524,7 @@
             <w:pPr>
               <w:pStyle w:val="Normal"/>
               <w:widowControl/>
+              <w:suppressAutoHyphens w:val="true"/>
               <w:spacing w:lineRule="auto" w:line="240" w:before="0" w:after="0"/>
               <w:jc w:val="center"/>
               <w:rPr>
@@ -10368,7 +10546,7 @@
         </w:tc>
         <w:tc>
           <w:tcPr>
-            <w:tcW w:w="556" w:type="dxa"/>
+            <w:tcW w:w="557" w:type="dxa"/>
             <w:tcBorders/>
             <w:shd w:color="auto" w:fill="70AD47" w:val="clear"/>
           </w:tcPr>
@@ -10376,6 +10554,7 @@
             <w:pPr>
               <w:pStyle w:val="Normal"/>
               <w:widowControl/>
+              <w:suppressAutoHyphens w:val="true"/>
               <w:spacing w:lineRule="auto" w:line="240" w:before="0" w:after="0"/>
               <w:jc w:val="center"/>
               <w:rPr>
@@ -10409,6 +10588,7 @@
             <w:pPr>
               <w:pStyle w:val="Normal"/>
               <w:widowControl/>
+              <w:suppressAutoHyphens w:val="true"/>
               <w:spacing w:lineRule="auto" w:line="240" w:before="0" w:after="0"/>
               <w:jc w:val="center"/>
               <w:rPr>
@@ -10442,6 +10622,7 @@
             <w:pPr>
               <w:pStyle w:val="Normal"/>
               <w:widowControl/>
+              <w:suppressAutoHyphens w:val="true"/>
               <w:spacing w:lineRule="auto" w:line="240" w:before="0" w:after="0"/>
               <w:jc w:val="center"/>
               <w:rPr>
@@ -10467,7 +10648,7 @@
         </w:tc>
         <w:tc>
           <w:tcPr>
-            <w:tcW w:w="555" w:type="dxa"/>
+            <w:tcW w:w="554" w:type="dxa"/>
             <w:tcBorders/>
             <w:shd w:color="auto" w:fill="70AD47" w:val="clear"/>
           </w:tcPr>
@@ -10475,6 +10656,7 @@
             <w:pPr>
               <w:pStyle w:val="Normal"/>
               <w:widowControl/>
+              <w:suppressAutoHyphens w:val="true"/>
               <w:spacing w:lineRule="auto" w:line="240" w:before="0" w:after="0"/>
               <w:jc w:val="center"/>
               <w:rPr>
@@ -10500,7 +10682,7 @@
         </w:tc>
         <w:tc>
           <w:tcPr>
-            <w:tcW w:w="557" w:type="dxa"/>
+            <w:tcW w:w="558" w:type="dxa"/>
             <w:tcBorders/>
             <w:shd w:color="auto" w:fill="70AD47" w:val="clear"/>
           </w:tcPr>
@@ -10508,6 +10690,7 @@
             <w:pPr>
               <w:pStyle w:val="Normal"/>
               <w:widowControl/>
+              <w:suppressAutoHyphens w:val="true"/>
               <w:spacing w:lineRule="auto" w:line="240" w:before="0" w:after="0"/>
               <w:jc w:val="center"/>
               <w:rPr>
@@ -10541,6 +10724,7 @@
             <w:pPr>
               <w:pStyle w:val="Normal"/>
               <w:widowControl/>
+              <w:suppressAutoHyphens w:val="true"/>
               <w:spacing w:lineRule="auto" w:line="240" w:before="0" w:after="0"/>
               <w:jc w:val="center"/>
               <w:rPr>
@@ -10574,6 +10758,7 @@
             <w:pPr>
               <w:pStyle w:val="Normal"/>
               <w:widowControl/>
+              <w:suppressAutoHyphens w:val="true"/>
               <w:spacing w:lineRule="auto" w:line="240" w:before="0" w:after="0"/>
               <w:jc w:val="center"/>
               <w:rPr>
@@ -10684,72 +10869,9 @@
           <w:b/>
           <w:sz w:val="24"/>
         </w:rPr>
-        <w:t>Control Administrativo</w:t>
+        <w:t>Conceptos disciplinares</w:t>
       </w:r>
       <w:bookmarkEnd w:id="37"/>
-    </w:p>
-    <w:p>
-      <w:pPr>
-        <w:pStyle w:val="Normal"/>
-        <w:spacing w:lineRule="auto" w:line="360" w:before="0" w:after="0"/>
-        <w:ind w:firstLine="709"/>
-        <w:jc w:val="both"/>
-        <w:rPr/>
-      </w:pPr>
-      <w:r>
-        <w:rPr>
-          <w:i w:val="false"/>
-          <w:sz w:val="24"/>
-        </w:rPr>
-        <w:t>El control administrativo constituye una de las funciones fundamentales del proceso administrativo y se define como el mecanismo mediante el cual la organización verifica que las actividades ejecutadas se correspondan con lo planificado, detectando desviaciones y aplicando las medidas correctivas necesarias. Robbins y Coulter (2010) señalan que el control eficaz no solo identifica fallas, sino que proporciona información oportuna para la toma de decisiones gerenciales, convirtiéndose en un instrumento de mejora continua y no únicamente de fiscalización.</w:t>
-      </w:r>
-    </w:p>
-    <w:p>
-      <w:pPr>
-        <w:pStyle w:val="Normal"/>
-        <w:spacing w:lineRule="auto" w:line="360" w:before="0" w:after="0"/>
-        <w:ind w:firstLine="709"/>
-        <w:jc w:val="both"/>
-        <w:rPr/>
-      </w:pPr>
-      <w:r>
-        <w:rPr>
-          <w:i w:val="false"/>
-          <w:sz w:val="24"/>
-        </w:rPr>
-        <w:t>En el contexto del Departamento de Administración de Ingeniería de Telecomunicaciones, C.A., el control administrativo se aplica sobre el ciclo de gestión de solicitudes de servicio, abarcando desde la recepción de la solicitud del suscriptor hasta el cierre definitivo del caso. La ausencia de mecanismos formales de control en este ciclo genera inconsistencias entre los departamentos involucrados y dificulta la evaluación del desempeño del proceso de atención.</w:t>
-      </w:r>
-    </w:p>
-    <w:p>
-      <w:pPr>
-        <w:pStyle w:val="Normal"/>
-        <w:spacing w:lineRule="auto" w:line="240" w:before="720" w:after="240"/>
-        <w:ind w:start="709" w:end="709"/>
-        <w:jc w:val="both"/>
-        <w:rPr/>
-      </w:pPr>
-      <w:r>
-        <w:rPr>
-          <w:sz w:val="24"/>
-        </w:rPr>
-        <w:t>El control es el proceso de monitorear las actividades para asegurarse de que se lleven a cabo según lo planeado y para corregir cualquier desviación significativa. Los gerentes no pueden saber realmente si sus unidades están desempeñándose adecuadamente hasta que evalúan qué actividades se han llevado a cabo y comparan el desempeño real con el estándar deseado. (Robbins y Coulter, 2010, p. 398)</w:t>
-      </w:r>
-    </w:p>
-    <w:p>
-      <w:pPr>
-        <w:pStyle w:val="Normal"/>
-        <w:spacing w:lineRule="auto" w:line="360" w:before="0" w:after="0"/>
-        <w:ind w:firstLine="709"/>
-        <w:jc w:val="both"/>
-        <w:rPr/>
-      </w:pPr>
-      <w:r>
-        <w:rPr>
-          <w:i w:val="false"/>
-          <w:sz w:val="24"/>
-        </w:rPr>
-        <w:t>Desde la perspectiva de quien desarrolla este informe, el control administrativo en IDETEL debe convertirse en una herramienta de seguimiento continuo y no limitarse a la revisión posterior de los casos.</w:t>
-      </w:r>
     </w:p>
     <w:p>
       <w:pPr>
@@ -10765,7 +10887,7 @@
           <w:b/>
           <w:sz w:val="24"/>
         </w:rPr>
-        <w:t>Gestión de Solicitudes de Servicio</w:t>
+        <w:t>Control Administrativo</w:t>
       </w:r>
     </w:p>
     <w:p>
@@ -10781,7 +10903,7 @@
           <w:i w:val="false"/>
           <w:sz w:val="24"/>
         </w:rPr>
-        <w:t>La gestión de solicitudes de servicio comprende el conjunto de procedimientos administrativos orientados a recepcionar, registrar, procesar y dar seguimiento a los requerimientos presentados por los clientes o suscriptores de una organización. Zeithaml, Parasuraman y Berry (1993) establecen que la calidad del servicio percibida por el cliente está directamente vinculada a la capacidad de la organización para gestionar sus solicitudes de forma ágil, transparente y con comunicación fluida en cada etapa del proceso.</w:t>
+        <w:t>El control administrativo constituye una de las funciones fundamentales del proceso administrativo y se define como el mecanismo mediante el cual la organización verifica que las actividades ejecutadas se correspondan con lo planificado, detectando desviaciones y aplicando las medidas correctivas necesarias. Robbins y Coulter (2010) señalan que el control eficaz no solo identifica fallas, sino que proporciona información oportuna para la toma de decisiones gerenciales, convirtiéndose en un instrumento de mejora continua y no únicamente de fiscalización.</w:t>
       </w:r>
     </w:p>
     <w:p>
@@ -10797,7 +10919,22 @@
           <w:i w:val="false"/>
           <w:sz w:val="24"/>
         </w:rPr>
-        <w:t>En empresas de telecomunicaciones como IDETEL, la gestión de solicitudes abarca dos categorías principales: las solicitudes de afiliación de nuevos suscriptores, que implican la coordinación entre las áreas comercial, técnica y administrativa; y las incidencias reportadas por suscriptores activos, que requieren diagnóstico, despacho de cuadrillas y cierre verificado del caso. La ausencia de un sistema unificado de seguimiento para ambas categorías genera retrasos y reprocesos que impactan directamente en la satisfacción del cliente.</w:t>
+        <w:t>En el contexto del Departamento de Administración de Ingeniería de Telecomunicaciones, C.A., el control administrativo se aplica sobre el ciclo de gestión de solicitudes de servicio, abarcando desde la recepción de la solicitud del suscriptor hasta el cierre definitivo del caso. La ausencia de mecanismos formales de control en este ciclo genera inconsistencias entre los departamentos involucrados y dificulta la evaluación del desempeño del proceso de atención.</w:t>
+      </w:r>
+    </w:p>
+    <w:p>
+      <w:pPr>
+        <w:pStyle w:val="Normal"/>
+        <w:spacing w:lineRule="auto" w:line="240" w:before="720" w:after="240"/>
+        <w:ind w:start="709" w:end="709"/>
+        <w:jc w:val="both"/>
+        <w:rPr/>
+      </w:pPr>
+      <w:r>
+        <w:rPr>
+          <w:sz w:val="24"/>
+        </w:rPr>
+        <w:t>El control es el proceso de monitorear las actividades para asegurarse de que se lleven a cabo según lo planeado y para corregir cualquier desviación significativa. Los gerentes no pueden saber realmente si sus unidades están desempeñándose adecuadamente hasta que evalúan qué actividades se han llevado a cabo y comparan el desempeño real con el estándar deseado. (Robbins y Coulter, 2010, p. 398)</w:t>
       </w:r>
     </w:p>
     <w:p>
@@ -10813,7 +10950,7 @@
           <w:i w:val="false"/>
           <w:sz w:val="24"/>
         </w:rPr>
-        <w:t>En el contexto de IDETEL, la gestión de solicitudes requiere un flujo único que permita conocer el responsable, el estado y el tiempo de atención de cada caso.</w:t>
+        <w:t>Desde la perspectiva de quien desarrolla este informe, el control administrativo en IDETEL debe convertirse en una herramienta de seguimiento continuo y no limitarse a la revisión posterior de los casos.</w:t>
       </w:r>
     </w:p>
     <w:p>
@@ -10830,7 +10967,7 @@
           <w:b/>
           <w:sz w:val="24"/>
         </w:rPr>
-        <w:t>Procesos Administrativos y Estandarización de Procedimientos</w:t>
+        <w:t>Gestión de Solicitudes de Servicio</w:t>
       </w:r>
     </w:p>
     <w:p>
@@ -10846,7 +10983,7 @@
           <w:i w:val="false"/>
           <w:sz w:val="24"/>
         </w:rPr>
-        <w:t>El proceso administrativo constituye el marco conceptual que rige el funcionamiento de las organizaciones modernas. Chiavenato (2006) lo describe como el conjunto secuencial e interrelacionado de funciones de planificación, organización, dirección y control, orientadas al logro eficiente de los objetivos organizacionales. La estandarización de los procedimientos dentro de este marco garantiza que las actividades se ejecuten de manera uniforme, reduciendo la variabilidad y los errores derivados de la discrecionalidad individual.</w:t>
+        <w:t>La gestión de solicitudes de servicio comprende el conjunto de procedimientos administrativos orientados a recepcionar, registrar, procesar y dar seguimiento a los requerimientos presentados por los clientes o suscriptores de una organización. Zeithaml, Parasuraman y Berry (1993) establecen que la calidad del servicio percibida por el cliente está directamente vinculada a la capacidad de la organización para gestionar sus solicitudes de forma ágil, transparente y con comunicación fluida en cada etapa del proceso.</w:t>
       </w:r>
     </w:p>
     <w:p>
@@ -10862,7 +10999,7 @@
           <w:i w:val="false"/>
           <w:sz w:val="24"/>
         </w:rPr>
-        <w:t>La formalización de los procedimientos mediante manuales, flujogramas y formatos estandarizados constituye una herramienta esencial para el control administrativo. Según Harrington (1993), un proceso estandarizado es medible, controlable y mejorable, condiciones que permiten a la organización identificar con precisión los puntos de falla y aplicar acciones correctivas focalizadas. En el caso de IDETEL, la ausencia de procedimientos escritos para la gestión de solicitudes es una de las causas raíz de las deficiencias identificadas.</w:t>
+        <w:t>En empresas de telecomunicaciones como IDETEL, la gestión de solicitudes abarca dos categorías principales: las solicitudes de afiliación de nuevos suscriptores, que implican la coordinación entre las áreas comercial, técnica y administrativa; y las incidencias reportadas por suscriptores activos, que requieren diagnóstico, despacho de cuadrillas y cierre verificado del caso. La ausencia de un sistema unificado de seguimiento para ambas categorías genera retrasos y reprocesos que impactan directamente en la satisfacción del cliente.</w:t>
       </w:r>
     </w:p>
     <w:p>
@@ -10878,7 +11015,7 @@
           <w:i w:val="false"/>
           <w:sz w:val="24"/>
         </w:rPr>
-        <w:t>A juicio de quien suscribe, la estandarización propuesta no busca aumentar la carga administrativa, sino eliminar ambigüedades y hacer verificable cada etapa del proceso.</w:t>
+        <w:t>En el contexto de IDETEL, la gestión de solicitudes requiere un flujo único que permita conocer el responsable, el estado y el tiempo de atención de cada caso.</w:t>
       </w:r>
     </w:p>
     <w:p>
@@ -10895,7 +11032,7 @@
           <w:b/>
           <w:sz w:val="24"/>
         </w:rPr>
-        <w:t>Calidad del Servicio en Empresas de Telecomunicaciones</w:t>
+        <w:t>Procesos Administrativos y Estandarización de Procedimientos</w:t>
       </w:r>
     </w:p>
     <w:p>
@@ -10911,7 +11048,7 @@
           <w:i w:val="false"/>
           <w:sz w:val="24"/>
         </w:rPr>
-        <w:t>La calidad del servicio se define como el grado en que las características del servicio prestado satisfacen o superan las expectativas del cliente. Parasuraman, Zeithaml y Berry (1988) desarrollaron el modelo SERVQUAL, que identifica cinco dimensiones de la calidad del servicio: fiabilidad, capacidad de respuesta, seguridad, empatía y elementos tangibles. En el sector de telecomunicaciones, la fiabilidad y la capacidad de respuesta son las dimensiones con mayor peso en la percepción del cliente.</w:t>
+        <w:t>El proceso administrativo constituye el marco conceptual que rige el funcionamiento de las organizaciones modernas. Chiavenato (2006) lo describe como el conjunto secuencial e interrelacionado de funciones de planificación, organización, dirección y control, orientadas al logro eficiente de los objetivos organizacionales. La estandarización de los procedimientos dentro de este marco garantiza que las actividades se ejecuten de manera uniforme, reduciendo la variabilidad y los errores derivados de la discrecionalidad individual.</w:t>
       </w:r>
     </w:p>
     <w:p>
@@ -10927,7 +11064,7 @@
           <w:i w:val="false"/>
           <w:sz w:val="24"/>
         </w:rPr>
-        <w:t>Las deficiencias en el control administrativo del proceso de solicitudes de servicio impactan directamente sobre la fiabilidad y la capacidad de respuesta de IDETEL. Cuando una solicitud no es gestionada dentro de los tiempos establecidos o su estatus no puede ser verificado en tiempo real, el cliente percibe una falla en la calidad del servicio que deteriora su confianza en la organización y puede derivar en la cancelación del contrato o en la difusión de experiencias negativas.</w:t>
+        <w:t>La formalización de los procedimientos mediante manuales, flujogramas y formatos estandarizados constituye una herramienta esencial para el control administrativo. Según Harrington (1993), un proceso estandarizado es medible, controlable y mejorable, condiciones que permiten a la organización identificar con precisión los puntos de falla y aplicar acciones correctivas focalizadas. En el caso de IDETEL, la ausencia de procedimientos escritos para la gestión de solicitudes es una de las causas raíz de las deficiencias identificadas.</w:t>
       </w:r>
     </w:p>
     <w:p>
@@ -10943,7 +11080,7 @@
           <w:i w:val="false"/>
           <w:sz w:val="24"/>
         </w:rPr>
-        <w:t>En el contexto de estas pasantías, la calidad del servicio se relaciona directamente con la capacidad administrativa de IDETEL para responder y dar seguimiento oportuno a las solicitudes del suscriptor.</w:t>
+        <w:t>A juicio de quien suscribe, la estandarización propuesta no busca aumentar la carga administrativa, sino eliminar ambigüedades y hacer verificable cada etapa del proceso.</w:t>
       </w:r>
     </w:p>
     <w:p>
@@ -10960,7 +11097,7 @@
           <w:b/>
           <w:sz w:val="24"/>
         </w:rPr>
-        <w:t>Sistemas de Información para el Control Administrativo</w:t>
+        <w:t>Calidad del Servicio en Empresas de Telecomunicaciones</w:t>
       </w:r>
     </w:p>
     <w:p>
@@ -10976,7 +11113,7 @@
           <w:i w:val="false"/>
           <w:sz w:val="24"/>
         </w:rPr>
-        <w:t>Un sistema de información constituye un conjunto organizado de recursos tecnológicos y procedimentales orientados a la captura, almacenamiento, procesamiento y distribución de datos con el propósito de apoyar la toma de decisiones. Laudon y Laudon (2016) distinguen los sistemas de procesamiento de transacciones como la categoría que registra y gestiona las operaciones rutinarias de la organización, siendo esta la tipología más pertinente para el control de solicitudes de servicio en una empresa de telecomunicaciones.</w:t>
+        <w:t>La calidad del servicio se define como el grado en que las características del servicio prestado satisfacen o superan las expectativas del cliente. Parasuraman, Zeithaml y Berry (1988) desarrollaron el modelo SERVQUAL, que identifica cinco dimensiones de la calidad del servicio: fiabilidad, capacidad de respuesta, seguridad, empatía y elementos tangibles. En el sector de telecomunicaciones, la fiabilidad y la capacidad de respuesta son las dimensiones con mayor peso en la percepción del cliente.</w:t>
       </w:r>
     </w:p>
     <w:p>
@@ -10992,7 +11129,7 @@
           <w:i w:val="false"/>
           <w:sz w:val="24"/>
         </w:rPr>
-        <w:t>La implementación de un sistema de tickets o plataforma de seguimiento de solicitudes en IDETEL permitiría centralizar el registro de cada caso, asignar responsables, definir tiempos de atención y generar alertas ante incumplimientos. Esta herramienta transformaría el control administrativo de reactivo a proactivo, dotando a la supervisión de información en tiempo real para la toma de decisiones y la evaluación continua del desempeño del proceso.</w:t>
+        <w:t>Las deficiencias en el control administrativo del proceso de solicitudes de servicio impactan directamente sobre la fiabilidad y la capacidad de respuesta de IDETEL. Cuando una solicitud no es gestionada dentro de los tiempos establecidos o su estatus no puede ser verificado en tiempo real, el cliente percibe una falla en la calidad del servicio que deteriora su confianza en la organización y puede derivar en la cancelación del contrato o en la difusión de experiencias negativas.</w:t>
       </w:r>
     </w:p>
     <w:p>
@@ -11008,7 +11145,7 @@
           <w:i w:val="false"/>
           <w:sz w:val="24"/>
         </w:rPr>
-        <w:t>Desde la posición del autor, una herramienta de seguimiento centralizada es viable para IDETEL porque permite mejorar la trazabilidad sin modificar la naturaleza de los servicios que presta la empresa.</w:t>
+        <w:t>En el contexto de estas pasantías, la calidad del servicio se relaciona directamente con la capacidad administrativa de IDETEL para responder y dar seguimiento oportuno a las solicitudes del suscriptor.</w:t>
       </w:r>
     </w:p>
     <w:p>
@@ -11016,7 +11153,7 @@
         <w:pStyle w:val="IUTECPTtulo2"/>
         <w:keepNext w:val="true"/>
         <w:keepLines/>
-        <w:spacing w:lineRule="auto" w:line="360" w:before="240" w:after="240"/>
+        <w:spacing w:lineRule="auto" w:line="360" w:before="480" w:after="480"/>
         <w:jc w:val="start"/>
         <w:rPr/>
       </w:pPr>
@@ -11025,7 +11162,7 @@
           <w:b/>
           <w:sz w:val="24"/>
         </w:rPr>
-        <w:t>Base Legal: Constitución de la República Bolivariana de Venezuela — Artículo 112</w:t>
+        <w:t>Sistemas de Información para el Control Administrativo</w:t>
       </w:r>
     </w:p>
     <w:p>
@@ -11041,7 +11178,339 @@
           <w:i w:val="false"/>
           <w:sz w:val="24"/>
         </w:rPr>
-        <w:t>Como marco general de la actividad económica privada, la Constitución reconoce la iniciativa empresarial dentro de los límites establecidos por el ordenamiento jurídico.</w:t>
+        <w:t>Un sistema de información constituye un conjunto organizado de recursos tecnológicos y procedimentales orientados a la captura, almacenamiento, procesamiento y distribución de datos con el propósito de apoyar la toma de decisiones. Laudon y Laudon (2016) distinguen los sistemas de procesamiento de transacciones como la categoría que registra y gestiona las operaciones rutinarias de la organización, siendo esta la tipología más pertinente para el control de solicitudes de servicio en una empresa de telecomunicaciones.</w:t>
+      </w:r>
+    </w:p>
+    <w:p>
+      <w:pPr>
+        <w:pStyle w:val="Normal"/>
+        <w:spacing w:lineRule="auto" w:line="360" w:before="0" w:after="0"/>
+        <w:ind w:firstLine="709"/>
+        <w:jc w:val="both"/>
+        <w:rPr/>
+      </w:pPr>
+      <w:r>
+        <w:rPr>
+          <w:i w:val="false"/>
+          <w:sz w:val="24"/>
+        </w:rPr>
+        <w:t>La implementación de un sistema de tickets o plataforma de seguimiento de solicitudes en IDETEL permitiría centralizar el registro de cada caso, asignar responsables, definir tiempos de atención y generar alertas ante incumplimientos. Esta herramienta transformaría el control administrativo de reactivo a proactivo, dotando a la supervisión de información en tiempo real para la toma de decisiones y la evaluación continua del desempeño del proceso.</w:t>
+      </w:r>
+    </w:p>
+    <w:p>
+      <w:pPr>
+        <w:pStyle w:val="Normal"/>
+        <w:spacing w:lineRule="auto" w:line="360" w:before="0" w:after="0"/>
+        <w:ind w:firstLine="709"/>
+        <w:jc w:val="both"/>
+        <w:rPr/>
+      </w:pPr>
+      <w:r>
+        <w:rPr>
+          <w:i w:val="false"/>
+          <w:sz w:val="24"/>
+        </w:rPr>
+        <w:t>Desde la posición del autor, una herramienta de seguimiento centralizada es viable para IDETEL porque permite mejorar la trazabilidad sin modificar la naturaleza de los servicios que presta la empresa.</w:t>
+      </w:r>
+    </w:p>
+    <w:p>
+      <w:pPr>
+        <w:pStyle w:val="IUTECPTtulo2"/>
+        <w:keepNext w:val="true"/>
+        <w:keepLines/>
+        <w:spacing w:lineRule="auto" w:line="360" w:before="480" w:after="480"/>
+        <w:jc w:val="start"/>
+        <w:rPr/>
+      </w:pPr>
+      <w:r>
+        <w:rPr>
+          <w:b/>
+          <w:sz w:val="24"/>
+        </w:rPr>
+        <w:t>Trazabilidad Administrativa de Solicitudes</w:t>
+      </w:r>
+    </w:p>
+    <w:p>
+      <w:pPr>
+        <w:pStyle w:val="Normal"/>
+        <w:spacing w:lineRule="auto" w:line="360" w:before="0" w:after="0"/>
+        <w:ind w:firstLine="709"/>
+        <w:jc w:val="both"/>
+        <w:rPr/>
+      </w:pPr>
+      <w:r>
+        <w:rPr>
+          <w:i w:val="false"/>
+          <w:sz w:val="24"/>
+        </w:rPr>
+        <w:t>La trazabilidad administrativa es la capacidad de reconstruir el recorrido de una solicitud mediante registros que permitan identificar su origen, las áreas que intervinieron, los cambios de estatus y el resultado alcanzado. Laudon y Laudon (2016) explican que la información organizada y disponible oportunamente permite controlar operaciones rutinarias y respaldar la toma de decisiones.</w:t>
+      </w:r>
+    </w:p>
+    <w:p>
+      <w:pPr>
+        <w:pStyle w:val="Normal"/>
+        <w:spacing w:lineRule="auto" w:line="360" w:before="0" w:after="0"/>
+        <w:ind w:firstLine="709"/>
+        <w:jc w:val="both"/>
+        <w:rPr/>
+      </w:pPr>
+      <w:r>
+        <w:rPr>
+          <w:i w:val="false"/>
+          <w:sz w:val="24"/>
+        </w:rPr>
+        <w:t>En la gestión de servicios, la trazabilidad requiere que cada afiliación o incidencia conserve una identificación uniforme durante su tránsito por Atención al Cliente, Administración y las áreas técnicas. Cuando cada unidad utiliza registros distintos o actualiza la información sin criterios comunes, se pierde continuidad y aumenta el tiempo necesario para determinar el estado real del caso.</w:t>
+      </w:r>
+    </w:p>
+    <w:p>
+      <w:pPr>
+        <w:pStyle w:val="Normal"/>
+        <w:spacing w:lineRule="auto" w:line="360" w:before="0" w:after="0"/>
+        <w:ind w:firstLine="709"/>
+        <w:jc w:val="both"/>
+        <w:rPr/>
+      </w:pPr>
+      <w:r>
+        <w:rPr>
+          <w:i w:val="false"/>
+          <w:sz w:val="24"/>
+        </w:rPr>
+        <w:t>La propuesta formulada en este informe fortalece la trazabilidad mediante formatos comunes, responsables por etapa y estados definidos. Estos elementos permiten verificar el avance de las solicitudes sin depender exclusivamente de consultas informales entre departamentos.</w:t>
+      </w:r>
+    </w:p>
+    <w:p>
+      <w:pPr>
+        <w:pStyle w:val="Normal"/>
+        <w:spacing w:lineRule="auto" w:line="360" w:before="0" w:after="0"/>
+        <w:ind w:firstLine="709"/>
+        <w:jc w:val="both"/>
+        <w:rPr/>
+      </w:pPr>
+      <w:r>
+        <w:rPr>
+          <w:i w:val="false"/>
+          <w:sz w:val="24"/>
+        </w:rPr>
+        <w:t>En IDETEL, la trazabilidad administrativa representa una condición necesaria para conocer la continuidad de cada solicitud y sustentar las decisiones relacionadas con su atención.</w:t>
+      </w:r>
+    </w:p>
+    <w:p>
+      <w:pPr>
+        <w:pStyle w:val="IUTECPTtulo2"/>
+        <w:keepNext w:val="true"/>
+        <w:keepLines/>
+        <w:spacing w:lineRule="auto" w:line="360" w:before="480" w:after="480"/>
+        <w:jc w:val="start"/>
+        <w:rPr/>
+      </w:pPr>
+      <w:r>
+        <w:rPr>
+          <w:b/>
+          <w:sz w:val="24"/>
+        </w:rPr>
+        <w:t>Comunicación Interdepartamental</w:t>
+      </w:r>
+    </w:p>
+    <w:p>
+      <w:pPr>
+        <w:pStyle w:val="Normal"/>
+        <w:spacing w:lineRule="auto" w:line="360" w:before="0" w:after="0"/>
+        <w:ind w:firstLine="709"/>
+        <w:jc w:val="both"/>
+        <w:rPr/>
+      </w:pPr>
+      <w:r>
+        <w:rPr>
+          <w:i w:val="false"/>
+          <w:sz w:val="24"/>
+        </w:rPr>
+        <w:t>La comunicación interdepartamental comprende el intercambio de información entre unidades que participan en un mismo proceso. En una empresa de telecomunicaciones, la atención de una solicitud puede requerir datos administrativos, comerciales y técnicos, por lo que la coordinación entre las áreas condiciona la oportunidad de la respuesta ofrecida al suscriptor.</w:t>
+      </w:r>
+    </w:p>
+    <w:p>
+      <w:pPr>
+        <w:pStyle w:val="Normal"/>
+        <w:spacing w:lineRule="auto" w:line="360" w:before="0" w:after="0"/>
+        <w:ind w:firstLine="709"/>
+        <w:jc w:val="both"/>
+        <w:rPr/>
+      </w:pPr>
+      <w:r>
+        <w:rPr>
+          <w:i w:val="false"/>
+          <w:sz w:val="24"/>
+        </w:rPr>
+        <w:t>Zeithaml, Parasuraman y Berry (1993) relacionan la calidad del servicio con la capacidad organizacional para responder de forma consistente y mantener comunicación con el usuario. Esta capacidad también depende de que las áreas internas reciban información completa, conozcan sus responsabilidades y comuniquen oportunamente el resultado de cada actividad.</w:t>
+      </w:r>
+    </w:p>
+    <w:p>
+      <w:pPr>
+        <w:pStyle w:val="Normal"/>
+        <w:spacing w:lineRule="auto" w:line="360" w:before="0" w:after="0"/>
+        <w:ind w:firstLine="709"/>
+        <w:jc w:val="both"/>
+        <w:rPr/>
+      </w:pPr>
+      <w:r>
+        <w:rPr>
+          <w:i w:val="false"/>
+          <w:sz w:val="24"/>
+        </w:rPr>
+        <w:t>El flujo propuesto para IDETEL define puntos de transferencia y responsables, con la finalidad de reducir mensajes dispersos y evitar que una solicitud permanezca sin seguimiento al pasar de una unidad a otra.</w:t>
+      </w:r>
+    </w:p>
+    <w:p>
+      <w:pPr>
+        <w:pStyle w:val="Normal"/>
+        <w:spacing w:lineRule="auto" w:line="360" w:before="0" w:after="0"/>
+        <w:ind w:firstLine="709"/>
+        <w:jc w:val="both"/>
+        <w:rPr/>
+      </w:pPr>
+      <w:r>
+        <w:rPr>
+          <w:i w:val="false"/>
+          <w:sz w:val="24"/>
+        </w:rPr>
+        <w:t>La comunicación interdepartamental debe funcionar como parte del procedimiento y dejar evidencia suficiente para que la continuidad de una solicitud no dependa de la memoria del personal.</w:t>
+      </w:r>
+    </w:p>
+    <w:p>
+      <w:pPr>
+        <w:pStyle w:val="IUTECPTtulo2"/>
+        <w:keepNext w:val="true"/>
+        <w:keepLines/>
+        <w:spacing w:lineRule="auto" w:line="360" w:before="480" w:after="480"/>
+        <w:jc w:val="start"/>
+        <w:rPr/>
+      </w:pPr>
+      <w:r>
+        <w:rPr>
+          <w:b/>
+          <w:sz w:val="24"/>
+        </w:rPr>
+        <w:t>Indicadores de Gestión y Tiempos de Respuesta</w:t>
+      </w:r>
+    </w:p>
+    <w:p>
+      <w:pPr>
+        <w:pStyle w:val="Normal"/>
+        <w:spacing w:lineRule="auto" w:line="360" w:before="0" w:after="0"/>
+        <w:ind w:firstLine="709"/>
+        <w:jc w:val="both"/>
+        <w:rPr/>
+      </w:pPr>
+      <w:r>
+        <w:rPr>
+          <w:i w:val="false"/>
+          <w:sz w:val="24"/>
+        </w:rPr>
+        <w:t>Los indicadores de gestión permiten comparar el desempeño real de un proceso con criterios previamente establecidos. Robbins y Coulter (2010) señalan que el control requiere medir las actividades, contrastar los resultados con lo planificado e intervenir cuando se presentan desviaciones significativas.</w:t>
+      </w:r>
+    </w:p>
+    <w:p>
+      <w:pPr>
+        <w:pStyle w:val="Normal"/>
+        <w:spacing w:lineRule="auto" w:line="360" w:before="0" w:after="0"/>
+        <w:ind w:firstLine="709"/>
+        <w:jc w:val="both"/>
+        <w:rPr/>
+      </w:pPr>
+      <w:r>
+        <w:rPr>
+          <w:i w:val="false"/>
+          <w:sz w:val="24"/>
+        </w:rPr>
+        <w:t>En la gestión de solicitudes pueden utilizarse medidas como tiempo promedio de atención, cantidad de casos pendientes, porcentaje de solicitudes cerradas dentro del plazo y número de devoluciones por información incompleta. Estos datos deben construirse a partir de registros uniformes para que sus resultados sean comparables y útiles.</w:t>
+      </w:r>
+    </w:p>
+    <w:p>
+      <w:pPr>
+        <w:pStyle w:val="Normal"/>
+        <w:spacing w:lineRule="auto" w:line="360" w:before="0" w:after="0"/>
+        <w:ind w:firstLine="709"/>
+        <w:jc w:val="both"/>
+        <w:rPr/>
+      </w:pPr>
+      <w:r>
+        <w:rPr>
+          <w:i w:val="false"/>
+          <w:sz w:val="24"/>
+        </w:rPr>
+        <w:t>La definición de tiempos de referencia e indicadores básicos permite que IDETEL evalúe periódicamente el funcionamiento del flujo estandarizado. De esta forma, la propuesta no se limita a documentar actividades, sino que incorpora criterios para detectar retrasos y orientar acciones correctivas.</w:t>
+      </w:r>
+    </w:p>
+    <w:p>
+      <w:pPr>
+        <w:pStyle w:val="Normal"/>
+        <w:spacing w:lineRule="auto" w:line="360" w:before="0" w:after="0"/>
+        <w:ind w:firstLine="709"/>
+        <w:jc w:val="both"/>
+        <w:rPr/>
+      </w:pPr>
+      <w:r>
+        <w:rPr>
+          <w:i w:val="false"/>
+          <w:sz w:val="24"/>
+        </w:rPr>
+        <w:t>Para este informe, los indicadores constituyen un apoyo práctico para comprobar si las mejoras propuestas reducen demoras y facilitan el cierre oportuno de las solicitudes.</w:t>
+      </w:r>
+    </w:p>
+    <w:p>
+      <w:pPr>
+        <w:pStyle w:val="IUTECPTtulo2"/>
+        <w:keepNext w:val="true"/>
+        <w:keepLines/>
+        <w:spacing w:lineRule="auto" w:line="360" w:before="480" w:after="480"/>
+        <w:jc w:val="start"/>
+        <w:rPr/>
+      </w:pPr>
+      <w:bookmarkStart w:id="38" w:name="bm_cap3_legales"/>
+      <w:r>
+        <w:rPr>
+          <w:b/>
+          <w:sz w:val="24"/>
+        </w:rPr>
+        <w:t>Bases legales</w:t>
+      </w:r>
+      <w:bookmarkEnd w:id="38"/>
+    </w:p>
+    <w:p>
+      <w:pPr>
+        <w:pStyle w:val="IUTECPTtulo3"/>
+        <w:keepNext w:val="true"/>
+        <w:keepLines/>
+        <w:spacing w:lineRule="auto" w:line="360" w:before="240" w:after="240"/>
+        <w:ind w:firstLine="709"/>
+        <w:jc w:val="start"/>
+        <w:rPr/>
+      </w:pPr>
+      <w:r>
+        <w:rPr>
+          <w:b/>
+          <w:i/>
+          <w:sz w:val="24"/>
+        </w:rPr>
+        <w:t>Constitución de la República Bolivariana de Venezuela</w:t>
+      </w:r>
+    </w:p>
+    <w:p>
+      <w:pPr>
+        <w:pStyle w:val="IUTECPTtulo3"/>
+        <w:keepNext w:val="true"/>
+        <w:keepLines/>
+        <w:spacing w:lineRule="auto" w:line="360" w:before="240" w:after="240"/>
+        <w:ind w:firstLine="709"/>
+        <w:jc w:val="start"/>
+        <w:rPr/>
+      </w:pPr>
+      <w:r>
+        <w:rPr>
+          <w:b/>
+          <w:i/>
+          <w:sz w:val="24"/>
+        </w:rPr>
+        <w:t>Artículo 112</w:t>
       </w:r>
     </w:p>
     <w:p>
@@ -11056,56 +11525,89 @@
         <w:rPr>
           <w:sz w:val="24"/>
         </w:rPr>
-        <w:t>Todas las personas pueden dedicarse libremente a la actividad económica de su preferencia, sin más limitaciones que las previstas en esta Constitución y las que establezcan las leyes, por razones de desarrollo humano, seguridad, sanidad, protección del ambiente u otras de interés social. El Estado promoverá la iniciativa privada, garantizando la creación y justa distribución de la riqueza, así como la producción de bienes y servicios que satisfagan las necesidades de la población, la libertad de trabajo, empresa, comercio, industria, sin perjuicio de su facultad para dictar medidas para planificar, racionalizar y regular la economía e impulsar el desarrollo integral del país. (Constitución de la República Bolivariana de Venezuela, 1999, art. 112)</w:t>
-      </w:r>
-    </w:p>
-    <w:p>
-      <w:pPr>
-        <w:pStyle w:val="Normal"/>
-        <w:spacing w:lineRule="auto" w:line="360" w:before="0" w:after="0"/>
-        <w:ind w:firstLine="709"/>
-        <w:jc w:val="both"/>
-        <w:rPr/>
-      </w:pPr>
-      <w:r>
-        <w:rPr>
-          <w:i w:val="false"/>
-          <w:sz w:val="24"/>
-        </w:rPr>
-        <w:t>El aporte de este artículo al informe es de carácter general, porque reconoce el ejercicio de la actividad empresarial y permite ubicar la prestación de servicios de IDETEL dentro de una actividad económica sujeta al ordenamiento jurídico. Su relación con el informe se limita a este fundamento general y no establece por sí mismo el procedimiento administrativo de seguimiento de solicitudes.</w:t>
-      </w:r>
-    </w:p>
-    <w:p>
-      <w:pPr>
-        <w:pStyle w:val="IUTECPTtulo2"/>
+        <w:t xml:space="preserve">Todas las personas pueden dedicarse libremente a la actividad económica de su preferencia, sin más limitaciones que las previstas en esta Constitución y las que establezcan las leyes, por razones de desarrollo humano, seguridad, sanidad, protección del ambiente u otras de interés social. El Estado promoverá la iniciativa privada, garantizando la creación y justa distribución de la riqueza, así como la producción de bienes y servicios que satisfagan las necesidades de la población, la libertad de trabajo, empresa, comercio, industria, sin perjuicio de su facultad para dictar medidas para planificar, racionalizar y regular la economía e impulsar el desarrollo integral del país. </w:t>
+      </w:r>
+    </w:p>
+    <w:p>
+      <w:pPr>
+        <w:pStyle w:val="Normal"/>
+        <w:spacing w:lineRule="auto" w:line="360" w:before="240" w:after="240"/>
+        <w:ind w:hanging="0" w:start="720"/>
+        <w:jc w:val="start"/>
+        <w:rPr/>
+      </w:pPr>
+      <w:r>
+        <w:rPr>
+          <w:b/>
+          <w:sz w:val="24"/>
+        </w:rPr>
+        <w:t xml:space="preserve">Análisis. </w:t>
+      </w:r>
+      <w:r>
+        <w:rPr>
+          <w:sz w:val="24"/>
+        </w:rPr>
+        <w:t>El artículo reconoce el derecho a desarrollar actividades económicas dentro de los límites establecidos por el ordenamiento jurídico y asigna al Estado funciones de promoción, planificación y regulación. En consecuencia, la actividad empresarial debe combinar la iniciativa privada con una gestión organizada que favorezca la producción de servicios y el cumplimiento de las disposiciones aplicables.</w:t>
+      </w:r>
+    </w:p>
+    <w:p>
+      <w:pPr>
+        <w:pStyle w:val="Normal"/>
+        <w:spacing w:lineRule="auto" w:line="360" w:before="240" w:after="240"/>
+        <w:ind w:hanging="0" w:start="720"/>
+        <w:jc w:val="start"/>
+        <w:rPr/>
+      </w:pPr>
+      <w:r>
+        <w:rPr>
+          <w:b/>
+          <w:sz w:val="24"/>
+        </w:rPr>
+        <w:t xml:space="preserve">Aporte legal al informe. </w:t>
+      </w:r>
+      <w:r>
+        <w:rPr>
+          <w:sz w:val="24"/>
+        </w:rPr>
+        <w:t>El aporte al informe es de carácter constitucional general, porque permite ubicar la prestación de servicios de Ingeniería de Telecomunicaciones, C.A. dentro del ejercicio legítimo de una actividad económica. La evaluación del control administrativo contribuye a ordenar la gestión interna de esa actividad y a fortalecer la capacidad de la empresa para atender solicitudes, aunque el artículo no regula específicamente el procedimiento estudiado.</w:t>
+      </w:r>
+    </w:p>
+    <w:p>
+      <w:pPr>
+        <w:pStyle w:val="IUTECPTtulo3"/>
         <w:keepNext w:val="true"/>
         <w:keepLines/>
         <w:spacing w:lineRule="auto" w:line="360" w:before="240" w:after="240"/>
+        <w:ind w:firstLine="709"/>
         <w:jc w:val="start"/>
         <w:rPr/>
       </w:pPr>
       <w:r>
         <w:rPr>
           <w:b/>
-          <w:sz w:val="24"/>
-        </w:rPr>
-        <w:t>Base Legal: Código de Comercio — Artículo 32</w:t>
-      </w:r>
-    </w:p>
-    <w:p>
-      <w:pPr>
-        <w:pStyle w:val="Normal"/>
-        <w:spacing w:lineRule="auto" w:line="360" w:before="0" w:after="0"/>
+          <w:i/>
+          <w:sz w:val="24"/>
+        </w:rPr>
+        <w:t>Código de Comercio</w:t>
+      </w:r>
+    </w:p>
+    <w:p>
+      <w:pPr>
+        <w:pStyle w:val="IUTECPTtulo3"/>
+        <w:keepNext w:val="true"/>
+        <w:keepLines/>
+        <w:spacing w:lineRule="auto" w:line="360" w:before="240" w:after="240"/>
         <w:ind w:firstLine="709"/>
-        <w:jc w:val="both"/>
-        <w:rPr/>
-      </w:pPr>
-      <w:r>
-        <w:rPr>
-          <w:i w:val="false"/>
-          <w:sz w:val="24"/>
-        </w:rPr>
-        <w:t>El Código de Comercio establece obligaciones vinculadas con el orden y claridad de los registros de los comerciantes, aspecto relacionado con la necesidad de conservar información organizada y verificable en los procesos administrativos.</w:t>
+        <w:jc w:val="start"/>
+        <w:rPr/>
+      </w:pPr>
+      <w:r>
+        <w:rPr>
+          <w:b/>
+          <w:i/>
+          <w:sz w:val="24"/>
+        </w:rPr>
+        <w:t>Artículo 32</w:t>
       </w:r>
     </w:p>
     <w:p>
@@ -11120,15 +11622,37 @@
         <w:rPr>
           <w:sz w:val="24"/>
         </w:rPr>
-        <w:t>Todo comerciante debe llevar en idioma castellano su contabilidad, la cual comprenderá, obligatoriamente, el libro Diario, el libro Mayor y el de Inventarios. Podrá llevar, además, todos los libros auxiliares que estimara conveniente para el mayor orden y claridad de sus operaciones. (Código de Comercio, 1955, art. 32)</w:t>
-      </w:r>
-    </w:p>
-    <w:p>
-      <w:pPr>
-        <w:pStyle w:val="Normal"/>
-        <w:spacing w:lineRule="auto" w:line="360" w:before="0" w:after="0"/>
-        <w:ind w:firstLine="709"/>
-        <w:jc w:val="both"/>
+        <w:t xml:space="preserve">Todo comerciante debe llevar en idioma castellano su contabilidad, la cual comprenderá, obligatoriamente, el libro Diario, el libro Mayor y el de Inventarios. Podrá llevar, además, todos los libros auxiliares que estimara conveniente para el mayor orden y claridad de sus operaciones. </w:t>
+      </w:r>
+    </w:p>
+    <w:p>
+      <w:pPr>
+        <w:pStyle w:val="Normal"/>
+        <w:spacing w:lineRule="auto" w:line="360" w:before="240" w:after="240"/>
+        <w:ind w:hanging="0" w:start="720"/>
+        <w:jc w:val="start"/>
+        <w:rPr/>
+      </w:pPr>
+      <w:r>
+        <w:rPr>
+          <w:b/>
+          <w:sz w:val="24"/>
+        </w:rPr>
+        <w:t xml:space="preserve">Análisis. </w:t>
+      </w:r>
+      <w:r>
+        <w:rPr>
+          <w:sz w:val="24"/>
+        </w:rPr>
+        <w:t>El artículo establece la obligación de conservar registros contables y permite incorporar libros auxiliares para mejorar el orden y la claridad de las operaciones mercantiles. Aunque su alcance directo corresponde a la contabilidad, la disposición demuestra la importancia jurídica de mantener información organizada, comprensible y verificable.</w:t>
+      </w:r>
+    </w:p>
+    <w:p>
+      <w:pPr>
+        <w:pStyle w:val="Normal"/>
+        <w:spacing w:lineRule="auto" w:line="360" w:before="240" w:after="0"/>
+        <w:ind w:hanging="0" w:start="720"/>
+        <w:jc w:val="start"/>
         <w:rPr/>
         <w:sectPr>
           <w:footerReference w:type="even" r:id="rId52"/>
@@ -11146,10 +11670,16 @@
       </w:pPr>
       <w:r>
         <w:rPr>
-          <w:i w:val="false"/>
-          <w:sz w:val="24"/>
-        </w:rPr>
-        <w:t>La relación con el informe se encuentra en el principio de orden y claridad de las operaciones mercantiles. Los formatos y mecanismos de seguimiento propuestos no sustituyen los libros contables exigidos por la ley, pero complementan el control administrativo al organizar información asociada con solicitudes, pagos, facturación y seguimiento de casos.</w:t>
+          <w:b/>
+          <w:sz w:val="24"/>
+        </w:rPr>
+        <w:t xml:space="preserve">Aporte legal al informe. </w:t>
+      </w:r>
+      <w:r>
+        <w:rPr>
+          <w:sz w:val="24"/>
+        </w:rPr>
+        <w:t>Su aporte al informe se vincula con el principio de orden documental aplicado a pagos, facturación y solicitudes de servicio. Los formatos y mecanismos de seguimiento propuestos no sustituyen los libros contables exigidos por la norma, pero complementan el control administrativo al organizar la información que acompaña las operaciones y facilita su consulta.</w:t>
       </w:r>
     </w:p>
     <w:p>
@@ -11176,7 +11706,7 @@
         <w:jc w:val="center"/>
         <w:rPr/>
       </w:pPr>
-      <w:bookmarkStart w:id="38" w:name="bm_cap4"/>
+      <w:bookmarkStart w:id="39" w:name="bm_cap4"/>
       <w:r>
         <w:rPr>
           <w:b/>
@@ -11184,7 +11714,7 @@
         </w:rPr>
         <w:t>ACTIVIDADES REALIZADAS</w:t>
       </w:r>
-      <w:bookmarkEnd w:id="38"/>
+      <w:bookmarkEnd w:id="39"/>
     </w:p>
     <w:p>
       <w:pPr>
@@ -11195,7 +11725,7 @@
         <w:jc w:val="start"/>
         <w:rPr/>
       </w:pPr>
-      <w:bookmarkStart w:id="39" w:name="bm_cap4_desc"/>
+      <w:bookmarkStart w:id="40" w:name="bm_cap4_desc"/>
       <w:r>
         <w:rPr>
           <w:b/>
@@ -11203,7 +11733,7 @@
         </w:rPr>
         <w:t>Descripción de Actividades Ejecutadas por Semana</w:t>
       </w:r>
-      <w:bookmarkEnd w:id="39"/>
+      <w:bookmarkEnd w:id="40"/>
     </w:p>
     <w:p>
       <w:pPr>
@@ -11988,7 +12518,7 @@
         <w:jc w:val="center"/>
         <w:rPr/>
       </w:pPr>
-      <w:bookmarkStart w:id="40" w:name="bm_cap5"/>
+      <w:bookmarkStart w:id="41" w:name="bm_cap5"/>
       <w:r>
         <w:rPr>
           <w:b/>
@@ -11996,7 +12526,7 @@
         </w:rPr>
         <w:t>CONCLUSIONES Y RECOMENDACIONES</w:t>
       </w:r>
-      <w:bookmarkEnd w:id="40"/>
+      <w:bookmarkEnd w:id="41"/>
     </w:p>
     <w:p>
       <w:pPr>
@@ -12007,7 +12537,7 @@
         <w:jc w:val="start"/>
         <w:rPr/>
       </w:pPr>
-      <w:bookmarkStart w:id="41" w:name="bm_cap5_concl"/>
+      <w:bookmarkStart w:id="42" w:name="bm_cap5_concl"/>
       <w:r>
         <w:rPr>
           <w:b/>
@@ -12015,7 +12545,7 @@
         </w:rPr>
         <w:t>Conclusiones</w:t>
       </w:r>
-      <w:bookmarkEnd w:id="41"/>
+      <w:bookmarkEnd w:id="42"/>
     </w:p>
     <w:p>
       <w:pPr>
@@ -12086,7 +12616,7 @@
         <w:jc w:val="start"/>
         <w:rPr/>
       </w:pPr>
-      <w:bookmarkStart w:id="42" w:name="bm_cap5_recom"/>
+      <w:bookmarkStart w:id="43" w:name="bm_cap5_recom"/>
       <w:r>
         <w:rPr>
           <w:b/>
@@ -12094,7 +12624,7 @@
         </w:rPr>
         <w:t>Recomendaciones</w:t>
       </w:r>
-      <w:bookmarkEnd w:id="42"/>
+      <w:bookmarkEnd w:id="43"/>
     </w:p>
     <w:p>
       <w:pPr>
@@ -12114,61 +12644,65 @@
     <w:p>
       <w:pPr>
         <w:pStyle w:val="Normal"/>
-        <w:spacing w:lineRule="auto" w:line="360"/>
+        <w:spacing w:lineRule="auto" w:line="360" w:before="0" w:after="0"/>
         <w:ind w:firstLine="709"/>
         <w:jc w:val="both"/>
         <w:rPr/>
       </w:pPr>
       <w:r>
         <w:rPr>
-          <w:sz w:val="24"/>
-        </w:rPr>
-        <w:t>1. Implementar progresivamente el flujo estandarizado propuesto y verificar su funcionamiento con un grupo controlado de solicitudes antes de aplicarlo a todos los casos.</w:t>
-      </w:r>
-    </w:p>
-    <w:p>
-      <w:pPr>
-        <w:pStyle w:val="Normal"/>
-        <w:spacing w:lineRule="auto" w:line="360"/>
+          <w:i w:val="false"/>
+          <w:sz w:val="24"/>
+        </w:rPr>
+        <w:t>Implementar progresivamente el flujo estandarizado propuesto y verificar su funcionamiento con un grupo controlado de solicitudes antes de aplicarlo a todos los casos.</w:t>
+      </w:r>
+    </w:p>
+    <w:p>
+      <w:pPr>
+        <w:pStyle w:val="Normal"/>
+        <w:spacing w:lineRule="auto" w:line="360" w:before="0" w:after="0"/>
         <w:ind w:firstLine="709"/>
         <w:jc w:val="both"/>
         <w:rPr/>
       </w:pPr>
       <w:r>
         <w:rPr>
-          <w:sz w:val="24"/>
-        </w:rPr>
-        <w:t>2. Utilizar de manera uniforme los formatos de registro de afiliaciones e incidencias y definir claramente el responsable de actualizar el estatus en cada etapa.</w:t>
-      </w:r>
-    </w:p>
-    <w:p>
-      <w:pPr>
-        <w:pStyle w:val="Normal"/>
-        <w:spacing w:lineRule="auto" w:line="360"/>
+          <w:i w:val="false"/>
+          <w:sz w:val="24"/>
+        </w:rPr>
+        <w:t>Utilizar de manera uniforme los formatos de registro de afiliaciones e incidencias y definir claramente el responsable de actualizar el estatus en cada etapa.</w:t>
+      </w:r>
+    </w:p>
+    <w:p>
+      <w:pPr>
+        <w:pStyle w:val="Normal"/>
+        <w:spacing w:lineRule="auto" w:line="360" w:before="0" w:after="0"/>
         <w:ind w:firstLine="709"/>
         <w:jc w:val="both"/>
         <w:rPr/>
       </w:pPr>
       <w:r>
         <w:rPr>
-          <w:sz w:val="24"/>
-        </w:rPr>
-        <w:t>3. Registrar y revisar periódicamente tiempos de respuesta, solicitudes pendientes y casos cerrados para identificar retrasos recurrentes y aplicar acciones correctivas.</w:t>
-      </w:r>
-    </w:p>
-    <w:p>
-      <w:pPr>
-        <w:pStyle w:val="Normal"/>
-        <w:spacing w:lineRule="auto" w:line="360"/>
+          <w:i w:val="false"/>
+          <w:sz w:val="24"/>
+        </w:rPr>
+        <w:t>Registrar y revisar periódicamente tiempos de respuesta, solicitudes pendientes y casos cerrados para identificar retrasos recurrentes y aplicar acciones correctivas.</w:t>
+      </w:r>
+    </w:p>
+    <w:p>
+      <w:pPr>
+        <w:pStyle w:val="Normal"/>
+        <w:spacing w:lineRule="auto" w:line="360" w:before="0" w:after="0"/>
         <w:ind w:firstLine="709"/>
         <w:jc w:val="both"/>
         <w:rPr/>
       </w:pPr>
       <w:r>
         <w:rPr>
-          <w:sz w:val="24"/>
-        </w:rPr>
-        <w:t>4. Evaluar posteriormente una herramienta digital centralizada de seguimiento cuando el procedimiento administrativo ya se encuentre formalizado y validado por las áreas involucradas.</w:t>
+          <w:i w:val="false"/>
+          <w:sz w:val="24"/>
+        </w:rPr>
+        <w:t>Evaluar posteriormente una herramienta digital centralizada de seguimiento cuando el procedimiento administrativo ya se encuentre formalizado y validado por las áreas involucradas.</w:t>
       </w:r>
     </w:p>
     <w:p>
@@ -12189,16 +12723,17 @@
     <w:p>
       <w:pPr>
         <w:pStyle w:val="Normal"/>
-        <w:spacing w:lineRule="auto" w:line="360"/>
+        <w:spacing w:lineRule="auto" w:line="360" w:before="0" w:after="0"/>
         <w:ind w:firstLine="709"/>
         <w:jc w:val="both"/>
         <w:rPr/>
       </w:pPr>
       <w:r>
         <w:rPr>
-          <w:sz w:val="24"/>
-        </w:rPr>
-        <w:t>1. Continuar fortaleciendo el acompañamiento académico durante las pasantías y la articulación entre los conocimientos adquiridos en la carrera y las situaciones administrativas observadas en las empresas.</w:t>
+          <w:i w:val="false"/>
+          <w:sz w:val="24"/>
+        </w:rPr>
+        <w:t>Continuar fortaleciendo el acompañamiento académico durante las pasantías y la articulación entre los conocimientos adquiridos en la carrera y las situaciones administrativas observadas en las empresas.</w:t>
       </w:r>
     </w:p>
     <w:p>
@@ -12239,9 +12774,10 @@
       </w:pPr>
       <w:r>
         <w:rPr>
-          <w:sz w:val="24"/>
-        </w:rPr>
-        <w:t>1. Llevar un registro sistemático de las actividades desde las primeras semanas, observar los procesos administrativos, conservar las evidencias pertinentes y relacionar las tareas realizadas con los objetivos establecidos en el informe.</w:t>
+          <w:i w:val="false"/>
+          <w:sz w:val="24"/>
+        </w:rPr>
+        <w:t>Llevar un registro sistemático de las actividades desde las primeras semanas, observar los procesos administrativos, conservar las evidencias pertinentes y relacionar las tareas realizadas con los objetivos establecidos en el informe.</w:t>
       </w:r>
     </w:p>
     <w:p>
@@ -12253,7 +12789,7 @@
         <w:jc w:val="center"/>
         <w:rPr/>
       </w:pPr>
-      <w:bookmarkStart w:id="43" w:name="bm_referencias"/>
+      <w:bookmarkStart w:id="44" w:name="bm_referencias"/>
       <w:r>
         <w:rPr>
           <w:b/>
@@ -12261,7 +12797,7 @@
         </w:rPr>
         <w:t>REFERENCIAS</w:t>
       </w:r>
-      <w:bookmarkEnd w:id="43"/>
+      <w:bookmarkEnd w:id="44"/>
     </w:p>
     <w:p>
       <w:pPr>
@@ -12545,7 +13081,7 @@
           <w:docGrid w:type="default" w:linePitch="360" w:charSpace="0"/>
         </w:sectPr>
       </w:pPr>
-      <w:bookmarkStart w:id="44" w:name="bm_anexos"/>
+      <w:bookmarkStart w:id="45" w:name="bm_anexos"/>
       <w:r>
         <w:rPr>
           <w:b/>
@@ -12553,7 +13089,7 @@
         </w:rPr>
         <w:t>ANEXOS</w:t>
       </w:r>
-      <w:bookmarkEnd w:id="44"/>
+      <w:bookmarkEnd w:id="45"/>
     </w:p>
     <w:p>
       <w:pPr>
@@ -12564,8 +13100,8 @@
         <w:jc w:val="center"/>
         <w:rPr/>
       </w:pPr>
-      <w:bookmarkStart w:id="45" w:name="bm_anexoA"/>
-      <w:bookmarkEnd w:id="45"/>
+      <w:bookmarkStart w:id="46" w:name="bm_anexoA"/>
+      <w:bookmarkEnd w:id="46"/>
       <w:r>
         <w:rPr>
           <w:b/>
@@ -12684,8 +13220,8 @@
         <w:jc w:val="center"/>
         <w:rPr/>
       </w:pPr>
-      <w:bookmarkStart w:id="46" w:name="bm_anexoB"/>
-      <w:bookmarkEnd w:id="46"/>
+      <w:bookmarkStart w:id="47" w:name="bm_anexoB"/>
+      <w:bookmarkEnd w:id="47"/>
       <w:r>
         <w:rPr>
           <w:b/>
@@ -12804,8 +13340,8 @@
         <w:jc w:val="center"/>
         <w:rPr/>
       </w:pPr>
-      <w:bookmarkStart w:id="47" w:name="bm_anexoC"/>
-      <w:bookmarkEnd w:id="47"/>
+      <w:bookmarkStart w:id="48" w:name="bm_anexoC"/>
+      <w:bookmarkEnd w:id="48"/>
       <w:r>
         <w:rPr>
           <w:b/>
@@ -12924,8 +13460,8 @@
         <w:jc w:val="center"/>
         <w:rPr/>
       </w:pPr>
-      <w:bookmarkStart w:id="48" w:name="bm_anexoD"/>
-      <w:bookmarkEnd w:id="48"/>
+      <w:bookmarkStart w:id="49" w:name="bm_anexoD"/>
+      <w:bookmarkEnd w:id="49"/>
       <w:r>
         <w:rPr>
           <w:b/>
@@ -13044,8 +13580,8 @@
         <w:jc w:val="center"/>
         <w:rPr/>
       </w:pPr>
-      <w:bookmarkStart w:id="49" w:name="bm_anexoE"/>
-      <w:bookmarkEnd w:id="49"/>
+      <w:bookmarkStart w:id="50" w:name="bm_anexoE"/>
+      <w:bookmarkEnd w:id="50"/>
       <w:r>
         <w:rPr>
           <w:b/>
@@ -13164,8 +13700,8 @@
         <w:jc w:val="center"/>
         <w:rPr/>
       </w:pPr>
-      <w:bookmarkStart w:id="50" w:name="bm_anexoF"/>
-      <w:bookmarkEnd w:id="50"/>
+      <w:bookmarkStart w:id="51" w:name="bm_anexoF"/>
+      <w:bookmarkEnd w:id="51"/>
       <w:r>
         <w:rPr>
           <w:b/>
@@ -13284,8 +13820,8 @@
         <w:jc w:val="center"/>
         <w:rPr/>
       </w:pPr>
-      <w:bookmarkStart w:id="51" w:name="bm_anexoG"/>
-      <w:bookmarkEnd w:id="51"/>
+      <w:bookmarkStart w:id="52" w:name="bm_anexoG"/>
+      <w:bookmarkEnd w:id="52"/>
       <w:r>
         <w:rPr>
           <w:b/>
@@ -13384,6 +13920,7 @@
         <w:pStyle w:val="Normal"/>
         <w:keepNext w:val="true"/>
         <w:keepLines/>
+        <w:spacing w:before="0" w:after="0"/>
         <w:jc w:val="center"/>
         <w:rPr/>
       </w:pPr>
@@ -13452,6 +13989,7 @@
         <w:pStyle w:val="Normal"/>
         <w:keepNext w:val="true"/>
         <w:keepLines/>
+        <w:spacing w:before="0" w:after="0"/>
         <w:jc w:val="center"/>
         <w:rPr/>
       </w:pPr>
@@ -13520,6 +14058,7 @@
         <w:pStyle w:val="Normal"/>
         <w:keepNext w:val="true"/>
         <w:keepLines/>
+        <w:spacing w:before="0" w:after="0"/>
         <w:jc w:val="center"/>
         <w:rPr/>
       </w:pPr>
@@ -13588,6 +14127,7 @@
         <w:pStyle w:val="Normal"/>
         <w:keepNext w:val="true"/>
         <w:keepLines/>
+        <w:spacing w:before="0" w:after="0"/>
         <w:jc w:val="center"/>
         <w:rPr/>
       </w:pPr>
@@ -13656,6 +14196,7 @@
         <w:pStyle w:val="Normal"/>
         <w:keepNext w:val="true"/>
         <w:keepLines/>
+        <w:spacing w:before="0" w:after="0"/>
         <w:jc w:val="center"/>
         <w:rPr/>
       </w:pPr>
@@ -13724,6 +14265,7 @@
         <w:pStyle w:val="Normal"/>
         <w:keepNext w:val="true"/>
         <w:keepLines/>
+        <w:spacing w:before="0" w:after="0"/>
         <w:jc w:val="center"/>
         <w:rPr/>
       </w:pPr>
@@ -13792,6 +14334,7 @@
         <w:pStyle w:val="Normal"/>
         <w:keepNext w:val="true"/>
         <w:keepLines/>
+        <w:spacing w:before="0" w:after="0"/>
         <w:jc w:val="center"/>
         <w:rPr/>
       </w:pPr>
@@ -13884,7 +14427,6 @@
         <w:ind w:hanging="0"/>
         <w:jc w:val="center"/>
         <w:rPr>
-          <w:rFonts w:ascii="Times New Roman" w:hAnsi="Times New Roman"/>
           <w:sz w:val="20"/>
         </w:rPr>
       </w:pPr>
@@ -28754,7 +29296,7 @@
     </w:r>
     <w:r>
       <w:rPr/>
-      <w:t>19</w:t>
+      <w:t>22</w:t>
     </w:r>
     <w:r>
       <w:rPr/>
@@ -28814,7 +29356,7 @@
     </w:r>
     <w:r>
       <w:rPr/>
-      <w:t>23</w:t>
+      <w:t>26</w:t>
     </w:r>
     <w:r>
       <w:rPr/>
@@ -28906,7 +29448,7 @@
     </w:r>
     <w:r>
       <w:rPr/>
-      <w:t>25</w:t>
+      <w:t>28</w:t>
     </w:r>
     <w:r>
       <w:rPr/>
@@ -29026,7 +29568,7 @@
     </w:r>
     <w:r>
       <w:rPr/>
-      <w:t>27</w:t>
+      <w:t>30</w:t>
     </w:r>
     <w:r>
       <w:rPr/>
@@ -29058,7 +29600,7 @@
     </w:r>
     <w:r>
       <w:rPr/>
-      <w:t>27</w:t>
+      <w:t>30</w:t>
     </w:r>
     <w:r>
       <w:rPr/>
@@ -29104,7 +29646,7 @@
     </w:r>
     <w:r>
       <w:rPr/>
-      <w:t>28</w:t>
+      <w:t>31</w:t>
     </w:r>
     <w:r>
       <w:rPr/>
@@ -29168,7 +29710,7 @@
     </w:r>
     <w:r>
       <w:rPr/>
-      <w:t>28</w:t>
+      <w:t>31</w:t>
     </w:r>
     <w:r>
       <w:rPr/>
@@ -29214,7 +29756,7 @@
     </w:r>
     <w:r>
       <w:rPr/>
-      <w:t>29</w:t>
+      <w:t>32</w:t>
     </w:r>
     <w:r>
       <w:rPr/>
@@ -29246,7 +29788,7 @@
     </w:r>
     <w:r>
       <w:rPr/>
-      <w:t>29</w:t>
+      <w:t>32</w:t>
     </w:r>
     <w:r>
       <w:rPr/>
@@ -29292,7 +29834,7 @@
     </w:r>
     <w:r>
       <w:rPr/>
-      <w:t>30</w:t>
+      <w:t>33</w:t>
     </w:r>
     <w:r>
       <w:rPr/>
@@ -29324,7 +29866,7 @@
     </w:r>
     <w:r>
       <w:rPr/>
-      <w:t>30</w:t>
+      <w:t>33</w:t>
     </w:r>
     <w:r>
       <w:rPr/>
@@ -29370,7 +29912,7 @@
     </w:r>
     <w:r>
       <w:rPr/>
-      <w:t>31</w:t>
+      <w:t>34</w:t>
     </w:r>
     <w:r>
       <w:rPr/>
@@ -29402,7 +29944,7 @@
     </w:r>
     <w:r>
       <w:rPr/>
-      <w:t>31</w:t>
+      <w:t>34</w:t>
     </w:r>
     <w:r>
       <w:rPr/>
@@ -29462,7 +30004,7 @@
     </w:r>
     <w:r>
       <w:rPr/>
-      <w:t>32</w:t>
+      <w:t>35</w:t>
     </w:r>
     <w:r>
       <w:rPr/>
@@ -29494,7 +30036,7 @@
     </w:r>
     <w:r>
       <w:rPr/>
-      <w:t>32</w:t>
+      <w:t>35</w:t>
     </w:r>
     <w:r>
       <w:rPr/>
@@ -29540,7 +30082,7 @@
     </w:r>
     <w:r>
       <w:rPr/>
-      <w:t>33</w:t>
+      <w:t>36</w:t>
     </w:r>
     <w:r>
       <w:rPr/>
@@ -29572,7 +30114,7 @@
     </w:r>
     <w:r>
       <w:rPr/>
-      <w:t>33</w:t>
+      <w:t>36</w:t>
     </w:r>
     <w:r>
       <w:rPr/>
@@ -29626,7 +30168,7 @@
       <w:rPr>
         <w:sz w:val="20"/>
       </w:rPr>
-      <w:t>61</w:t>
+      <w:t>64</w:t>
     </w:r>
     <w:r>
       <w:rPr>
@@ -29668,7 +30210,7 @@
       <w:rPr>
         <w:sz w:val="20"/>
       </w:rPr>
-      <w:t>61</w:t>
+      <w:t>64</w:t>
     </w:r>
     <w:r>
       <w:rPr>
@@ -29773,6 +30315,7 @@
         </w:tabs>
         <w:ind w:start="1080" w:hanging="360"/>
       </w:pPr>
+      <w:rPr/>
     </w:lvl>
     <w:lvl w:ilvl="2">
       <w:start w:val="1"/>
@@ -29785,6 +30328,7 @@
         </w:tabs>
         <w:ind w:start="1440" w:hanging="360"/>
       </w:pPr>
+      <w:rPr/>
     </w:lvl>
     <w:lvl w:ilvl="3">
       <w:start w:val="1"/>
@@ -29797,6 +30341,7 @@
         </w:tabs>
         <w:ind w:start="1800" w:hanging="360"/>
       </w:pPr>
+      <w:rPr/>
     </w:lvl>
     <w:lvl w:ilvl="4">
       <w:start w:val="1"/>
@@ -29809,6 +30354,7 @@
         </w:tabs>
         <w:ind w:start="2160" w:hanging="360"/>
       </w:pPr>
+      <w:rPr/>
     </w:lvl>
     <w:lvl w:ilvl="5">
       <w:start w:val="1"/>
@@ -29821,6 +30367,7 @@
         </w:tabs>
         <w:ind w:start="2520" w:hanging="360"/>
       </w:pPr>
+      <w:rPr/>
     </w:lvl>
     <w:lvl w:ilvl="6">
       <w:start w:val="1"/>
@@ -29833,6 +30380,7 @@
         </w:tabs>
         <w:ind w:start="2880" w:hanging="360"/>
       </w:pPr>
+      <w:rPr/>
     </w:lvl>
     <w:lvl w:ilvl="7">
       <w:start w:val="1"/>
@@ -29845,6 +30393,7 @@
         </w:tabs>
         <w:ind w:start="3240" w:hanging="360"/>
       </w:pPr>
+      <w:rPr/>
     </w:lvl>
     <w:lvl w:ilvl="8">
       <w:start w:val="1"/>
@@ -29857,6 +30406,7 @@
         </w:tabs>
         <w:ind w:start="3600" w:hanging="360"/>
       </w:pPr>
+      <w:rPr/>
     </w:lvl>
   </w:abstractNum>
   <w:abstractNum w:abstractNumId="2">
@@ -29886,6 +30436,7 @@
         </w:tabs>
         <w:ind w:start="1080" w:hanging="360"/>
       </w:pPr>
+      <w:rPr/>
     </w:lvl>
     <w:lvl w:ilvl="2">
       <w:start w:val="1"/>
@@ -29898,6 +30449,7 @@
         </w:tabs>
         <w:ind w:start="1440" w:hanging="360"/>
       </w:pPr>
+      <w:rPr/>
     </w:lvl>
     <w:lvl w:ilvl="3">
       <w:start w:val="1"/>
@@ -29910,6 +30462,7 @@
         </w:tabs>
         <w:ind w:start="1800" w:hanging="360"/>
       </w:pPr>
+      <w:rPr/>
     </w:lvl>
     <w:lvl w:ilvl="4">
       <w:start w:val="1"/>
@@ -29922,6 +30475,7 @@
         </w:tabs>
         <w:ind w:start="2160" w:hanging="360"/>
       </w:pPr>
+      <w:rPr/>
     </w:lvl>
     <w:lvl w:ilvl="5">
       <w:start w:val="1"/>
@@ -29934,6 +30488,7 @@
         </w:tabs>
         <w:ind w:start="2520" w:hanging="360"/>
       </w:pPr>
+      <w:rPr/>
     </w:lvl>
     <w:lvl w:ilvl="6">
       <w:start w:val="1"/>
@@ -29946,6 +30501,7 @@
         </w:tabs>
         <w:ind w:start="2880" w:hanging="360"/>
       </w:pPr>
+      <w:rPr/>
     </w:lvl>
     <w:lvl w:ilvl="7">
       <w:start w:val="1"/>
@@ -29958,6 +30514,7 @@
         </w:tabs>
         <w:ind w:start="3240" w:hanging="360"/>
       </w:pPr>
+      <w:rPr/>
     </w:lvl>
     <w:lvl w:ilvl="8">
       <w:start w:val="1"/>
@@ -29970,6 +30527,7 @@
         </w:tabs>
         <w:ind w:start="3600" w:hanging="360"/>
       </w:pPr>
+      <w:rPr/>
     </w:lvl>
   </w:abstractNum>
   <w:abstractNum w:abstractNumId="3">
@@ -29999,6 +30557,7 @@
         </w:tabs>
         <w:ind w:start="1080" w:hanging="360"/>
       </w:pPr>
+      <w:rPr/>
     </w:lvl>
     <w:lvl w:ilvl="2">
       <w:start w:val="1"/>
@@ -30011,6 +30570,7 @@
         </w:tabs>
         <w:ind w:start="1440" w:hanging="360"/>
       </w:pPr>
+      <w:rPr/>
     </w:lvl>
     <w:lvl w:ilvl="3">
       <w:start w:val="1"/>
@@ -30023,6 +30583,7 @@
         </w:tabs>
         <w:ind w:start="1800" w:hanging="360"/>
       </w:pPr>
+      <w:rPr/>
     </w:lvl>
     <w:lvl w:ilvl="4">
       <w:start w:val="1"/>
@@ -30035,6 +30596,7 @@
         </w:tabs>
         <w:ind w:start="2160" w:hanging="360"/>
       </w:pPr>
+      <w:rPr/>
     </w:lvl>
     <w:lvl w:ilvl="5">
       <w:start w:val="1"/>
@@ -30047,6 +30609,7 @@
         </w:tabs>
         <w:ind w:start="2520" w:hanging="360"/>
       </w:pPr>
+      <w:rPr/>
     </w:lvl>
     <w:lvl w:ilvl="6">
       <w:start w:val="1"/>
@@ -30059,6 +30622,7 @@
         </w:tabs>
         <w:ind w:start="2880" w:hanging="360"/>
       </w:pPr>
+      <w:rPr/>
     </w:lvl>
     <w:lvl w:ilvl="7">
       <w:start w:val="1"/>
@@ -30071,6 +30635,7 @@
         </w:tabs>
         <w:ind w:start="3240" w:hanging="360"/>
       </w:pPr>
+      <w:rPr/>
     </w:lvl>
     <w:lvl w:ilvl="8">
       <w:start w:val="1"/>
@@ -30083,6 +30648,7 @@
         </w:tabs>
         <w:ind w:start="3600" w:hanging="360"/>
       </w:pPr>
+      <w:rPr/>
     </w:lvl>
   </w:abstractNum>
   <w:abstractNum w:abstractNumId="4">
@@ -30093,9 +30659,9 @@
       <w:lvlJc w:val="start"/>
       <w:pPr>
         <w:tabs>
-          <w:tab w:val="num" w:pos="360"/>
+          <w:tab w:val="num" w:pos="720"/>
         </w:tabs>
-        <w:ind w:start="360" w:hanging="360"/>
+        <w:ind w:start="720" w:hanging="360"/>
       </w:pPr>
       <w:rPr/>
     </w:lvl>
@@ -30110,6 +30676,7 @@
         </w:tabs>
         <w:ind w:start="1080" w:hanging="360"/>
       </w:pPr>
+      <w:rPr/>
     </w:lvl>
     <w:lvl w:ilvl="2">
       <w:start w:val="1"/>
@@ -30122,6 +30689,7 @@
         </w:tabs>
         <w:ind w:start="1440" w:hanging="360"/>
       </w:pPr>
+      <w:rPr/>
     </w:lvl>
     <w:lvl w:ilvl="3">
       <w:start w:val="1"/>
@@ -30134,6 +30702,7 @@
         </w:tabs>
         <w:ind w:start="1800" w:hanging="360"/>
       </w:pPr>
+      <w:rPr/>
     </w:lvl>
     <w:lvl w:ilvl="4">
       <w:start w:val="1"/>
@@ -30146,6 +30715,7 @@
         </w:tabs>
         <w:ind w:start="2160" w:hanging="360"/>
       </w:pPr>
+      <w:rPr/>
     </w:lvl>
     <w:lvl w:ilvl="5">
       <w:start w:val="1"/>
@@ -30158,6 +30728,7 @@
         </w:tabs>
         <w:ind w:start="2520" w:hanging="360"/>
       </w:pPr>
+      <w:rPr/>
     </w:lvl>
     <w:lvl w:ilvl="6">
       <w:start w:val="1"/>
@@ -30170,6 +30741,7 @@
         </w:tabs>
         <w:ind w:start="2880" w:hanging="360"/>
       </w:pPr>
+      <w:rPr/>
     </w:lvl>
     <w:lvl w:ilvl="7">
       <w:start w:val="1"/>
@@ -30182,6 +30754,7 @@
         </w:tabs>
         <w:ind w:start="3240" w:hanging="360"/>
       </w:pPr>
+      <w:rPr/>
     </w:lvl>
     <w:lvl w:ilvl="8">
       <w:start w:val="1"/>
@@ -30194,6 +30767,7 @@
         </w:tabs>
         <w:ind w:start="3600" w:hanging="360"/>
       </w:pPr>
+      <w:rPr/>
     </w:lvl>
   </w:abstractNum>
   <w:abstractNum w:abstractNumId="5">
@@ -30204,9 +30778,9 @@
       <w:lvlJc w:val="start"/>
       <w:pPr>
         <w:tabs>
-          <w:tab w:val="num" w:pos="720"/>
+          <w:tab w:val="num" w:pos="1080"/>
         </w:tabs>
-        <w:ind w:start="720" w:hanging="360"/>
+        <w:ind w:start="1080" w:hanging="360"/>
       </w:pPr>
       <w:rPr/>
     </w:lvl>
@@ -30221,6 +30795,7 @@
         </w:tabs>
         <w:ind w:start="1080" w:hanging="360"/>
       </w:pPr>
+      <w:rPr/>
     </w:lvl>
     <w:lvl w:ilvl="2">
       <w:start w:val="1"/>
@@ -30233,6 +30808,7 @@
         </w:tabs>
         <w:ind w:start="1440" w:hanging="360"/>
       </w:pPr>
+      <w:rPr/>
     </w:lvl>
     <w:lvl w:ilvl="3">
       <w:start w:val="1"/>
@@ -30245,6 +30821,7 @@
         </w:tabs>
         <w:ind w:start="1800" w:hanging="360"/>
       </w:pPr>
+      <w:rPr/>
     </w:lvl>
     <w:lvl w:ilvl="4">
       <w:start w:val="1"/>
@@ -30257,6 +30834,7 @@
         </w:tabs>
         <w:ind w:start="2160" w:hanging="360"/>
       </w:pPr>
+      <w:rPr/>
     </w:lvl>
     <w:lvl w:ilvl="5">
       <w:start w:val="1"/>
@@ -30269,6 +30847,7 @@
         </w:tabs>
         <w:ind w:start="2520" w:hanging="360"/>
       </w:pPr>
+      <w:rPr/>
     </w:lvl>
     <w:lvl w:ilvl="6">
       <w:start w:val="1"/>
@@ -30281,6 +30860,7 @@
         </w:tabs>
         <w:ind w:start="2880" w:hanging="360"/>
       </w:pPr>
+      <w:rPr/>
     </w:lvl>
     <w:lvl w:ilvl="7">
       <w:start w:val="1"/>
@@ -30293,6 +30873,7 @@
         </w:tabs>
         <w:ind w:start="3240" w:hanging="360"/>
       </w:pPr>
+      <w:rPr/>
     </w:lvl>
     <w:lvl w:ilvl="8">
       <w:start w:val="1"/>
@@ -30305,117 +30886,135 @@
         </w:tabs>
         <w:ind w:start="3600" w:hanging="360"/>
       </w:pPr>
+      <w:rPr/>
     </w:lvl>
   </w:abstractNum>
   <w:abstractNum w:abstractNumId="6">
     <w:lvl w:ilvl="0">
       <w:start w:val="1"/>
-      <w:numFmt w:val="decimal"/>
-      <w:lvlText w:val="%1."/>
+      <w:numFmt w:val="none"/>
+      <w:suff w:val="nothing"/>
+      <w:lvlText w:val=""/>
       <w:lvlJc w:val="start"/>
       <w:pPr>
         <w:tabs>
-          <w:tab w:val="num" w:pos="1080"/>
+          <w:tab w:val="num" w:pos="0"/>
         </w:tabs>
-        <w:ind w:start="1080" w:hanging="360"/>
+        <w:ind w:start="0" w:hanging="0"/>
       </w:pPr>
       <w:rPr/>
     </w:lvl>
     <w:lvl w:ilvl="1">
       <w:start w:val="1"/>
-      <w:numFmt w:val="decimal"/>
-      <w:lvlText w:val="%2."/>
+      <w:numFmt w:val="none"/>
+      <w:suff w:val="nothing"/>
+      <w:lvlText w:val=""/>
       <w:lvlJc w:val="start"/>
       <w:pPr>
         <w:tabs>
-          <w:tab w:val="num" w:pos="1080"/>
+          <w:tab w:val="num" w:pos="0"/>
         </w:tabs>
-        <w:ind w:start="1080" w:hanging="360"/>
-      </w:pPr>
+        <w:ind w:start="0" w:hanging="0"/>
+      </w:pPr>
+      <w:rPr/>
     </w:lvl>
     <w:lvl w:ilvl="2">
       <w:start w:val="1"/>
-      <w:numFmt w:val="decimal"/>
-      <w:lvlText w:val="%3."/>
+      <w:numFmt w:val="none"/>
+      <w:suff w:val="nothing"/>
+      <w:lvlText w:val=""/>
       <w:lvlJc w:val="start"/>
       <w:pPr>
         <w:tabs>
-          <w:tab w:val="num" w:pos="1440"/>
+          <w:tab w:val="num" w:pos="0"/>
         </w:tabs>
-        <w:ind w:start="1440" w:hanging="360"/>
-      </w:pPr>
+        <w:ind w:start="0" w:hanging="0"/>
+      </w:pPr>
+      <w:rPr/>
     </w:lvl>
     <w:lvl w:ilvl="3">
       <w:start w:val="1"/>
-      <w:numFmt w:val="decimal"/>
-      <w:lvlText w:val="%4."/>
+      <w:numFmt w:val="none"/>
+      <w:suff w:val="nothing"/>
+      <w:lvlText w:val=""/>
       <w:lvlJc w:val="start"/>
       <w:pPr>
         <w:tabs>
-          <w:tab w:val="num" w:pos="1800"/>
+          <w:tab w:val="num" w:pos="0"/>
         </w:tabs>
-        <w:ind w:start="1800" w:hanging="360"/>
-      </w:pPr>
+        <w:ind w:start="0" w:hanging="0"/>
+      </w:pPr>
+      <w:rPr/>
     </w:lvl>
     <w:lvl w:ilvl="4">
       <w:start w:val="1"/>
-      <w:numFmt w:val="decimal"/>
-      <w:lvlText w:val="%5."/>
+      <w:numFmt w:val="none"/>
+      <w:suff w:val="nothing"/>
+      <w:lvlText w:val=""/>
       <w:lvlJc w:val="start"/>
       <w:pPr>
         <w:tabs>
-          <w:tab w:val="num" w:pos="2160"/>
+          <w:tab w:val="num" w:pos="0"/>
         </w:tabs>
-        <w:ind w:start="2160" w:hanging="360"/>
-      </w:pPr>
+        <w:ind w:start="0" w:hanging="0"/>
+      </w:pPr>
+      <w:rPr/>
     </w:lvl>
     <w:lvl w:ilvl="5">
       <w:start w:val="1"/>
-      <w:numFmt w:val="decimal"/>
-      <w:lvlText w:val="%6."/>
+      <w:numFmt w:val="none"/>
+      <w:suff w:val="nothing"/>
+      <w:lvlText w:val=""/>
       <w:lvlJc w:val="start"/>
       <w:pPr>
         <w:tabs>
-          <w:tab w:val="num" w:pos="2520"/>
+          <w:tab w:val="num" w:pos="0"/>
         </w:tabs>
-        <w:ind w:start="2520" w:hanging="360"/>
-      </w:pPr>
+        <w:ind w:start="0" w:hanging="0"/>
+      </w:pPr>
+      <w:rPr/>
     </w:lvl>
     <w:lvl w:ilvl="6">
       <w:start w:val="1"/>
-      <w:numFmt w:val="decimal"/>
-      <w:lvlText w:val="%7."/>
+      <w:numFmt w:val="none"/>
+      <w:suff w:val="nothing"/>
+      <w:lvlText w:val=""/>
       <w:lvlJc w:val="start"/>
       <w:pPr>
         <w:tabs>
-          <w:tab w:val="num" w:pos="2880"/>
+          <w:tab w:val="num" w:pos="0"/>
         </w:tabs>
-        <w:ind w:start="2880" w:hanging="360"/>
-      </w:pPr>
+        <w:ind w:start="0" w:hanging="0"/>
+      </w:pPr>
+      <w:rPr/>
     </w:lvl>
     <w:lvl w:ilvl="7">
       <w:start w:val="1"/>
-      <w:numFmt w:val="decimal"/>
-      <w:lvlText w:val="%8."/>
+      <w:numFmt w:val="none"/>
+      <w:suff w:val="nothing"/>
+      <w:lvlText w:val=""/>
       <w:lvlJc w:val="start"/>
       <w:pPr>
         <w:tabs>
-          <w:tab w:val="num" w:pos="3240"/>
+          <w:tab w:val="num" w:pos="0"/>
         </w:tabs>
-        <w:ind w:start="3240" w:hanging="360"/>
-      </w:pPr>
+        <w:ind w:start="0" w:hanging="0"/>
+      </w:pPr>
+      <w:rPr/>
     </w:lvl>
     <w:lvl w:ilvl="8">
       <w:start w:val="1"/>
-      <w:numFmt w:val="decimal"/>
-      <w:lvlText w:val="%9."/>
+      <w:numFmt w:val="none"/>
+      <w:suff w:val="nothing"/>
+      <w:lvlText w:val=""/>
       <w:lvlJc w:val="start"/>
       <w:pPr>
         <w:tabs>
-          <w:tab w:val="num" w:pos="3600"/>
+          <w:tab w:val="num" w:pos="0"/>
         </w:tabs>
-        <w:ind w:start="3600" w:hanging="360"/>
-      </w:pPr>
+        <w:ind w:start="0" w:hanging="0"/>
+      </w:pPr>
+      <w:rPr/>
     </w:lvl>
   </w:abstractNum>
   <w:abstractNum w:abstractNumId="7">
@@ -30566,7 +31165,7 @@
   <w:docDefaults>
     <w:rPrDefault>
       <w:rPr>
-        <w:rFonts w:ascii="Calibri" w:hAnsi="Calibri" w:eastAsia="ＭＳ 明朝" w:cs="" w:cstheme="minorBidi" w:eastAsiaTheme="minorEastAsia"/>
+        <w:rFonts w:ascii="Calibri" w:hAnsi="Calibri" w:eastAsia="" w:cs="" w:cstheme="minorBidi" w:eastAsiaTheme="minorEastAsia"/>
         <w:sz w:val="22"/>
         <w:szCs w:val="22"/>
         <w:lang w:val="en-US" w:eastAsia="en-US" w:bidi="ar-SA"/>
@@ -30723,12 +31322,13 @@
     <w:rsid w:val="00fc693f"/>
     <w:pPr>
       <w:widowControl/>
+      <w:suppressAutoHyphens w:val="true"/>
       <w:bidi w:val="0"/>
       <w:spacing w:lineRule="auto" w:line="360" w:before="0" w:after="0"/>
       <w:jc w:val="start"/>
     </w:pPr>
     <w:rPr>
-      <w:rFonts w:ascii="Times New Roman" w:hAnsi="Times New Roman" w:eastAsia="ＭＳ 明朝" w:cs="" w:cstheme="minorBidi" w:eastAsiaTheme="minorEastAsia"/>
+      <w:rFonts w:ascii="Times New Roman" w:hAnsi="Times New Roman" w:eastAsia="" w:cs="" w:cstheme="minorBidi" w:eastAsiaTheme="minorEastAsia"/>
       <w:color w:val="auto"/>
       <w:kern w:val="0"/>
       <w:sz w:val="24"/>
@@ -30751,7 +31351,7 @@
       <w:outlineLvl w:val="0"/>
     </w:pPr>
     <w:rPr>
-      <w:rFonts w:ascii="Calibri" w:hAnsi="Calibri" w:eastAsia="ＭＳ ゴシック" w:cs="" w:asciiTheme="majorHAnsi" w:cstheme="majorBidi" w:eastAsiaTheme="majorEastAsia" w:hAnsiTheme="majorHAnsi"/>
+      <w:rFonts w:ascii="Calibri" w:hAnsi="Calibri" w:eastAsia="" w:cs="" w:asciiTheme="majorHAnsi" w:cstheme="majorBidi" w:eastAsiaTheme="majorEastAsia" w:hAnsiTheme="majorHAnsi"/>
       <w:b/>
       <w:bCs/>
       <w:color w:themeColor="accent1" w:themeShade="bf" w:val="365F91"/>
@@ -30775,7 +31375,7 @@
       <w:outlineLvl w:val="1"/>
     </w:pPr>
     <w:rPr>
-      <w:rFonts w:ascii="Calibri" w:hAnsi="Calibri" w:eastAsia="ＭＳ ゴシック" w:cs="" w:asciiTheme="majorHAnsi" w:cstheme="majorBidi" w:eastAsiaTheme="majorEastAsia" w:hAnsiTheme="majorHAnsi"/>
+      <w:rFonts w:ascii="Calibri" w:hAnsi="Calibri" w:eastAsia="" w:cs="" w:asciiTheme="majorHAnsi" w:cstheme="majorBidi" w:eastAsiaTheme="majorEastAsia" w:hAnsiTheme="majorHAnsi"/>
       <w:b/>
       <w:bCs/>
       <w:color w:themeColor="accent1" w:val="4F81BD"/>
@@ -30799,7 +31399,7 @@
       <w:outlineLvl w:val="2"/>
     </w:pPr>
     <w:rPr>
-      <w:rFonts w:ascii="Calibri" w:hAnsi="Calibri" w:eastAsia="ＭＳ ゴシック" w:cs="" w:asciiTheme="majorHAnsi" w:cstheme="majorBidi" w:eastAsiaTheme="majorEastAsia" w:hAnsiTheme="majorHAnsi"/>
+      <w:rFonts w:ascii="Calibri" w:hAnsi="Calibri" w:eastAsia="" w:cs="" w:asciiTheme="majorHAnsi" w:cstheme="majorBidi" w:eastAsiaTheme="majorEastAsia" w:hAnsiTheme="majorHAnsi"/>
       <w:b/>
       <w:bCs/>
       <w:color w:themeColor="accent1" w:val="4F81BD"/>
@@ -30822,7 +31422,7 @@
       <w:outlineLvl w:val="3"/>
     </w:pPr>
     <w:rPr>
-      <w:rFonts w:ascii="Calibri" w:hAnsi="Calibri" w:eastAsia="ＭＳ ゴシック" w:cs="" w:asciiTheme="majorHAnsi" w:cstheme="majorBidi" w:eastAsiaTheme="majorEastAsia" w:hAnsiTheme="majorHAnsi"/>
+      <w:rFonts w:ascii="Calibri" w:hAnsi="Calibri" w:eastAsia="" w:cs="" w:asciiTheme="majorHAnsi" w:cstheme="majorBidi" w:eastAsiaTheme="majorEastAsia" w:hAnsiTheme="majorHAnsi"/>
       <w:b/>
       <w:bCs/>
       <w:i/>
@@ -30847,7 +31447,7 @@
       <w:outlineLvl w:val="4"/>
     </w:pPr>
     <w:rPr>
-      <w:rFonts w:ascii="Calibri" w:hAnsi="Calibri" w:eastAsia="ＭＳ ゴシック" w:cs="" w:asciiTheme="majorHAnsi" w:cstheme="majorBidi" w:eastAsiaTheme="majorEastAsia" w:hAnsiTheme="majorHAnsi"/>
+      <w:rFonts w:ascii="Calibri" w:hAnsi="Calibri" w:eastAsia="" w:cs="" w:asciiTheme="majorHAnsi" w:cstheme="majorBidi" w:eastAsiaTheme="majorEastAsia" w:hAnsiTheme="majorHAnsi"/>
       <w:color w:themeColor="accent1" w:themeShade="7f" w:val="243F60"/>
     </w:rPr>
   </w:style>
@@ -30868,7 +31468,7 @@
       <w:outlineLvl w:val="5"/>
     </w:pPr>
     <w:rPr>
-      <w:rFonts w:ascii="Calibri" w:hAnsi="Calibri" w:eastAsia="ＭＳ ゴシック" w:cs="" w:asciiTheme="majorHAnsi" w:cstheme="majorBidi" w:eastAsiaTheme="majorEastAsia" w:hAnsiTheme="majorHAnsi"/>
+      <w:rFonts w:ascii="Calibri" w:hAnsi="Calibri" w:eastAsia="" w:cs="" w:asciiTheme="majorHAnsi" w:cstheme="majorBidi" w:eastAsiaTheme="majorEastAsia" w:hAnsiTheme="majorHAnsi"/>
       <w:i/>
       <w:iCs/>
       <w:color w:themeColor="accent1" w:themeShade="7f" w:val="243F60"/>
@@ -30891,7 +31491,7 @@
       <w:outlineLvl w:val="6"/>
     </w:pPr>
     <w:rPr>
-      <w:rFonts w:ascii="Calibri" w:hAnsi="Calibri" w:eastAsia="ＭＳ ゴシック" w:cs="" w:asciiTheme="majorHAnsi" w:cstheme="majorBidi" w:eastAsiaTheme="majorEastAsia" w:hAnsiTheme="majorHAnsi"/>
+      <w:rFonts w:ascii="Calibri" w:hAnsi="Calibri" w:eastAsia="" w:cs="" w:asciiTheme="majorHAnsi" w:cstheme="majorBidi" w:eastAsiaTheme="majorEastAsia" w:hAnsiTheme="majorHAnsi"/>
       <w:i/>
       <w:iCs/>
       <w:color w:themeColor="text1" w:themeTint="bf" w:val="404040"/>
@@ -30914,7 +31514,7 @@
       <w:outlineLvl w:val="7"/>
     </w:pPr>
     <w:rPr>
-      <w:rFonts w:ascii="Calibri" w:hAnsi="Calibri" w:eastAsia="ＭＳ ゴシック" w:cs="" w:asciiTheme="majorHAnsi" w:cstheme="majorBidi" w:eastAsiaTheme="majorEastAsia" w:hAnsiTheme="majorHAnsi"/>
+      <w:rFonts w:ascii="Calibri" w:hAnsi="Calibri" w:eastAsia="" w:cs="" w:asciiTheme="majorHAnsi" w:cstheme="majorBidi" w:eastAsiaTheme="majorEastAsia" w:hAnsiTheme="majorHAnsi"/>
       <w:color w:themeColor="accent1" w:val="4F81BD"/>
       <w:sz w:val="20"/>
       <w:szCs w:val="20"/>
@@ -30937,7 +31537,7 @@
       <w:outlineLvl w:val="8"/>
     </w:pPr>
     <w:rPr>
-      <w:rFonts w:ascii="Calibri" w:hAnsi="Calibri" w:eastAsia="ＭＳ ゴシック" w:cs="" w:asciiTheme="majorHAnsi" w:cstheme="majorBidi" w:eastAsiaTheme="majorEastAsia" w:hAnsiTheme="majorHAnsi"/>
+      <w:rFonts w:ascii="Calibri" w:hAnsi="Calibri" w:eastAsia="" w:cs="" w:asciiTheme="majorHAnsi" w:cstheme="majorBidi" w:eastAsiaTheme="majorEastAsia" w:hAnsiTheme="majorHAnsi"/>
       <w:i/>
       <w:iCs/>
       <w:color w:themeColor="text1" w:themeTint="bf" w:val="404040"/>
@@ -30979,7 +31579,7 @@
     <w:qFormat/>
     <w:rsid w:val="00fc693f"/>
     <w:rPr>
-      <w:rFonts w:ascii="Calibri" w:hAnsi="Calibri" w:eastAsia="ＭＳ ゴシック" w:cs="" w:asciiTheme="majorHAnsi" w:cstheme="majorBidi" w:eastAsiaTheme="majorEastAsia" w:hAnsiTheme="majorHAnsi"/>
+      <w:rFonts w:ascii="Calibri" w:hAnsi="Calibri" w:eastAsia="" w:cs="" w:asciiTheme="majorHAnsi" w:cstheme="majorBidi" w:eastAsiaTheme="majorEastAsia" w:hAnsiTheme="majorHAnsi"/>
       <w:b/>
       <w:bCs/>
       <w:color w:themeColor="accent1" w:themeShade="bf" w:val="365F91"/>
@@ -30995,7 +31595,7 @@
     <w:qFormat/>
     <w:rsid w:val="00fc693f"/>
     <w:rPr>
-      <w:rFonts w:ascii="Calibri" w:hAnsi="Calibri" w:eastAsia="ＭＳ ゴシック" w:cs="" w:asciiTheme="majorHAnsi" w:cstheme="majorBidi" w:eastAsiaTheme="majorEastAsia" w:hAnsiTheme="majorHAnsi"/>
+      <w:rFonts w:ascii="Calibri" w:hAnsi="Calibri" w:eastAsia="" w:cs="" w:asciiTheme="majorHAnsi" w:cstheme="majorBidi" w:eastAsiaTheme="majorEastAsia" w:hAnsiTheme="majorHAnsi"/>
       <w:b/>
       <w:bCs/>
       <w:color w:themeColor="accent1" w:val="4F81BD"/>
@@ -31011,7 +31611,7 @@
     <w:qFormat/>
     <w:rsid w:val="00fc693f"/>
     <w:rPr>
-      <w:rFonts w:ascii="Calibri" w:hAnsi="Calibri" w:eastAsia="ＭＳ ゴシック" w:cs="" w:asciiTheme="majorHAnsi" w:cstheme="majorBidi" w:eastAsiaTheme="majorEastAsia" w:hAnsiTheme="majorHAnsi"/>
+      <w:rFonts w:ascii="Calibri" w:hAnsi="Calibri" w:eastAsia="" w:cs="" w:asciiTheme="majorHAnsi" w:cstheme="majorBidi" w:eastAsiaTheme="majorEastAsia" w:hAnsiTheme="majorHAnsi"/>
       <w:b/>
       <w:bCs/>
       <w:color w:themeColor="accent1" w:val="4F81BD"/>
@@ -31025,7 +31625,7 @@
     <w:qFormat/>
     <w:rsid w:val="00fc693f"/>
     <w:rPr>
-      <w:rFonts w:ascii="Calibri" w:hAnsi="Calibri" w:eastAsia="ＭＳ ゴシック" w:cs="" w:asciiTheme="majorHAnsi" w:cstheme="majorBidi" w:eastAsiaTheme="majorEastAsia" w:hAnsiTheme="majorHAnsi"/>
+      <w:rFonts w:ascii="Calibri" w:hAnsi="Calibri" w:eastAsia="" w:cs="" w:asciiTheme="majorHAnsi" w:cstheme="majorBidi" w:eastAsiaTheme="majorEastAsia" w:hAnsiTheme="majorHAnsi"/>
       <w:color w:themeColor="text2" w:themeShade="bf" w:val="17365D"/>
       <w:spacing w:val="5"/>
       <w:kern w:val="2"/>
@@ -31041,7 +31641,7 @@
     <w:qFormat/>
     <w:rsid w:val="00fc693f"/>
     <w:rPr>
-      <w:rFonts w:ascii="Calibri" w:hAnsi="Calibri" w:eastAsia="ＭＳ ゴシック" w:cs="" w:asciiTheme="majorHAnsi" w:cstheme="majorBidi" w:eastAsiaTheme="majorEastAsia" w:hAnsiTheme="majorHAnsi"/>
+      <w:rFonts w:ascii="Calibri" w:hAnsi="Calibri" w:eastAsia="" w:cs="" w:asciiTheme="majorHAnsi" w:cstheme="majorBidi" w:eastAsiaTheme="majorEastAsia" w:hAnsiTheme="majorHAnsi"/>
       <w:i/>
       <w:iCs/>
       <w:color w:themeColor="accent1" w:val="4F81BD"/>
@@ -31114,7 +31714,7 @@
     <w:qFormat/>
     <w:rsid w:val="00fc693f"/>
     <w:rPr>
-      <w:rFonts w:ascii="Calibri" w:hAnsi="Calibri" w:eastAsia="ＭＳ ゴシック" w:cs="" w:asciiTheme="majorHAnsi" w:cstheme="majorBidi" w:eastAsiaTheme="majorEastAsia" w:hAnsiTheme="majorHAnsi"/>
+      <w:rFonts w:ascii="Calibri" w:hAnsi="Calibri" w:eastAsia="" w:cs="" w:asciiTheme="majorHAnsi" w:cstheme="majorBidi" w:eastAsiaTheme="majorEastAsia" w:hAnsiTheme="majorHAnsi"/>
       <w:b/>
       <w:bCs/>
       <w:i/>
@@ -31131,7 +31731,7 @@
     <w:qFormat/>
     <w:rsid w:val="00fc693f"/>
     <w:rPr>
-      <w:rFonts w:ascii="Calibri" w:hAnsi="Calibri" w:eastAsia="ＭＳ ゴシック" w:cs="" w:asciiTheme="majorHAnsi" w:cstheme="majorBidi" w:eastAsiaTheme="majorEastAsia" w:hAnsiTheme="majorHAnsi"/>
+      <w:rFonts w:ascii="Calibri" w:hAnsi="Calibri" w:eastAsia="" w:cs="" w:asciiTheme="majorHAnsi" w:cstheme="majorBidi" w:eastAsiaTheme="majorEastAsia" w:hAnsiTheme="majorHAnsi"/>
       <w:color w:themeColor="accent1" w:themeShade="7f" w:val="243F60"/>
     </w:rPr>
   </w:style>
@@ -31144,7 +31744,7 @@
     <w:qFormat/>
     <w:rsid w:val="00fc693f"/>
     <w:rPr>
-      <w:rFonts w:ascii="Calibri" w:hAnsi="Calibri" w:eastAsia="ＭＳ ゴシック" w:cs="" w:asciiTheme="majorHAnsi" w:cstheme="majorBidi" w:eastAsiaTheme="majorEastAsia" w:hAnsiTheme="majorHAnsi"/>
+      <w:rFonts w:ascii="Calibri" w:hAnsi="Calibri" w:eastAsia="" w:cs="" w:asciiTheme="majorHAnsi" w:cstheme="majorBidi" w:eastAsiaTheme="majorEastAsia" w:hAnsiTheme="majorHAnsi"/>
       <w:i/>
       <w:iCs/>
       <w:color w:themeColor="accent1" w:themeShade="7f" w:val="243F60"/>
@@ -31159,7 +31759,7 @@
     <w:qFormat/>
     <w:rsid w:val="00fc693f"/>
     <w:rPr>
-      <w:rFonts w:ascii="Calibri" w:hAnsi="Calibri" w:eastAsia="ＭＳ ゴシック" w:cs="" w:asciiTheme="majorHAnsi" w:cstheme="majorBidi" w:eastAsiaTheme="majorEastAsia" w:hAnsiTheme="majorHAnsi"/>
+      <w:rFonts w:ascii="Calibri" w:hAnsi="Calibri" w:eastAsia="" w:cs="" w:asciiTheme="majorHAnsi" w:cstheme="majorBidi" w:eastAsiaTheme="majorEastAsia" w:hAnsiTheme="majorHAnsi"/>
       <w:i/>
       <w:iCs/>
       <w:color w:themeColor="text1" w:themeTint="bf" w:val="404040"/>
@@ -31174,7 +31774,7 @@
     <w:qFormat/>
     <w:rsid w:val="00fc693f"/>
     <w:rPr>
-      <w:rFonts w:ascii="Calibri" w:hAnsi="Calibri" w:eastAsia="ＭＳ ゴシック" w:cs="" w:asciiTheme="majorHAnsi" w:cstheme="majorBidi" w:eastAsiaTheme="majorEastAsia" w:hAnsiTheme="majorHAnsi"/>
+      <w:rFonts w:ascii="Calibri" w:hAnsi="Calibri" w:eastAsia="" w:cs="" w:asciiTheme="majorHAnsi" w:cstheme="majorBidi" w:eastAsiaTheme="majorEastAsia" w:hAnsiTheme="majorHAnsi"/>
       <w:color w:themeColor="accent1" w:val="4F81BD"/>
       <w:sz w:val="20"/>
       <w:szCs w:val="20"/>
@@ -31189,7 +31789,7 @@
     <w:qFormat/>
     <w:rsid w:val="00fc693f"/>
     <w:rPr>
-      <w:rFonts w:ascii="Calibri" w:hAnsi="Calibri" w:eastAsia="ＭＳ ゴシック" w:cs="" w:asciiTheme="majorHAnsi" w:cstheme="majorBidi" w:eastAsiaTheme="majorEastAsia" w:hAnsiTheme="majorHAnsi"/>
+      <w:rFonts w:ascii="Calibri" w:hAnsi="Calibri" w:eastAsia="" w:cs="" w:asciiTheme="majorHAnsi" w:cstheme="majorBidi" w:eastAsiaTheme="majorEastAsia" w:hAnsiTheme="majorHAnsi"/>
       <w:i/>
       <w:iCs/>
       <w:color w:themeColor="text1" w:themeTint="bf" w:val="404040"/>
@@ -31419,12 +32019,13 @@
     <w:rsid w:val="00fc693f"/>
     <w:pPr>
       <w:widowControl/>
+      <w:suppressAutoHyphens w:val="true"/>
       <w:bidi w:val="0"/>
       <w:spacing w:lineRule="auto" w:line="240" w:before="0" w:after="0"/>
       <w:jc w:val="start"/>
     </w:pPr>
     <w:rPr>
-      <w:rFonts w:ascii="Calibri" w:hAnsi="Calibri" w:eastAsia="ＭＳ 明朝" w:cs="" w:cstheme="minorBidi" w:eastAsiaTheme="minorEastAsia"/>
+      <w:rFonts w:ascii="Cambria" w:hAnsi="Cambria" w:eastAsia="" w:cs="" w:asciiTheme="minorHAnsi" w:cstheme="minorBidi" w:eastAsiaTheme="minorEastAsia" w:hAnsiTheme="minorHAnsi"/>
       <w:color w:val="auto"/>
       <w:kern w:val="0"/>
       <w:sz w:val="22"/>
@@ -31448,7 +32049,7 @@
       <w:contextualSpacing/>
     </w:pPr>
     <w:rPr>
-      <w:rFonts w:ascii="Calibri" w:hAnsi="Calibri" w:eastAsia="ＭＳ ゴシック" w:cs="" w:asciiTheme="majorHAnsi" w:cstheme="majorBidi" w:eastAsiaTheme="majorEastAsia" w:hAnsiTheme="majorHAnsi"/>
+      <w:rFonts w:ascii="Calibri" w:hAnsi="Calibri" w:eastAsia="" w:cs="" w:asciiTheme="majorHAnsi" w:cstheme="majorBidi" w:eastAsiaTheme="majorEastAsia" w:hAnsiTheme="majorHAnsi"/>
       <w:color w:themeColor="text2" w:themeShade="bf" w:val="17365D"/>
       <w:spacing w:val="5"/>
       <w:kern w:val="2"/>
@@ -31466,7 +32067,7 @@
     <w:rsid w:val="00fc693f"/>
     <w:pPr/>
     <w:rPr>
-      <w:rFonts w:ascii="Calibri" w:hAnsi="Calibri" w:eastAsia="ＭＳ ゴシック" w:cs="" w:asciiTheme="majorHAnsi" w:cstheme="majorBidi" w:eastAsiaTheme="majorEastAsia" w:hAnsiTheme="majorHAnsi"/>
+      <w:rFonts w:ascii="Calibri" w:hAnsi="Calibri" w:eastAsia="" w:cs="" w:asciiTheme="majorHAnsi" w:cstheme="majorBidi" w:eastAsiaTheme="majorEastAsia" w:hAnsiTheme="majorHAnsi"/>
       <w:i/>
       <w:iCs/>
       <w:color w:themeColor="accent1" w:val="4F81BD"/>
@@ -31699,12 +32300,13 @@
         <w:tab w:val="left" w:pos="3456" w:leader="none"/>
         <w:tab w:val="left" w:pos="4032" w:leader="none"/>
       </w:tabs>
+      <w:suppressAutoHyphens w:val="true"/>
       <w:bidi w:val="0"/>
       <w:spacing w:lineRule="auto" w:line="276" w:before="0" w:after="200"/>
       <w:jc w:val="start"/>
     </w:pPr>
     <w:rPr>
-      <w:rFonts w:ascii="Courier" w:hAnsi="Courier" w:eastAsia="ＭＳ 明朝" w:cs="" w:cstheme="minorBidi" w:eastAsiaTheme="minorEastAsia"/>
+      <w:rFonts w:ascii="Courier" w:hAnsi="Courier" w:eastAsia="" w:cs="" w:cstheme="minorBidi" w:eastAsiaTheme="minorEastAsia"/>
       <w:color w:val="auto"/>
       <w:kern w:val="0"/>
       <w:sz w:val="20"/>
